--- a/texte/SmartVoc-Texte-Deutsch_v3.docx
+++ b/texte/SmartVoc-Texte-Deutsch_v3.docx
@@ -261,7 +261,7 @@
           <w:sz w:val="21"/>
           <w:szCs w:val="21"/>
         </w:rPr>
-        <w:t xml:space="preserve">· Unter Wortlisten auf + Neue Liste und einen Weg wählen. Am schnellsten geht Liste einfügen: Der mitgelieferte KI-Prompt holt die Wörter aus einem Foto deiner Heftseite, samt Beispielsätzen und Lautschrift.</w:t>
+        <w:t xml:space="preserve">· Unter Wortlisten auf + Neue Liste, dann Liste einfügen. Die App gibt dir einen fertigen Auftrag zum Kopieren. Den fügst du in deine KI-App ein und hängst ein Foto deiner Heftseite dazu; was sie zurückgibt, kopierst du hierher — samt Beispielsätzen und Lautschrift.</w:t>
       </w:r>
     </w:p>
     <w:p>
@@ -1764,7 +1764,7 @@
           <w:sz w:val="21"/>
           <w:szCs w:val="21"/>
         </w:rPr>
-        <w:t xml:space="preserve">· Liste einfügen — für eine ganze Heftseite. Mit dem KI-Prompt sogar aus einem Foto.</w:t>
+        <w:t xml:space="preserve">· Liste einfügen — für eine ganze Heftseite. Mit dem KI-Prompt lässt du sie dir von deiner KI-App aus einem Foto erstellen.</w:t>
       </w:r>
     </w:p>
     <w:p>
@@ -12058,7 +12058,7 @@
                 <w:sz w:val="21"/>
                 <w:szCs w:val="21"/>
               </w:rPr>
-              <w:t xml:space="preserve">abtippen, einfügen — oder von einer KI aus einem Foto erstellen lassen</w:t>
+              <w:t xml:space="preserve">abtippen, einfügen — oder von deiner KI-App aus einem Foto erstellen lassen</w:t>
             </w:r>
           </w:p>
         </w:tc>
@@ -33395,7 +33395,7 @@
                 <w:sz w:val="21"/>
                 <w:szCs w:val="21"/>
               </w:rPr>
-              <w:t xml:space="preserve">Nichts zum Kopieren? Der KI-Prompt unten holt dir die Wörter aus einem Foto deiner Heftseite.</w:t>
+              <w:t xml:space="preserve">Nichts zum Kopieren? Mit dem Auftrag unten macht dir deine KI-App aus einem Foto deiner Heftseite eine fertige Liste.</w:t>
             </w:r>
           </w:p>
         </w:tc>

--- a/texte/SmartVoc-Texte-Deutsch_v3.docx
+++ b/texte/SmartVoc-Texte-Deutsch_v3.docx
@@ -261,7 +261,7 @@
           <w:sz w:val="21"/>
           <w:szCs w:val="21"/>
         </w:rPr>
-        <w:t xml:space="preserve">· Unter Wortlisten auf + Neue Liste, dann Liste einfügen. Die App gibt dir einen fertigen Auftrag zum Kopieren. Den fügst du in deine KI-App ein und hängst ein Foto deiner Heftseite dazu; was sie zurückgibt, kopierst du hierher — samt Beispielsätzen und Lautschrift.</w:t>
+        <w:t xml:space="preserve">· Unter Wortlisten auf + Neue Liste, dann Liste einfügen. Die App gibt dir einen fertigen Auftrag zum Kopieren. Den fügst du in deine KI-App ein und hängst ein Foto deiner Heftseite dazu; was sie zurückgibt, kopierst du hierher, samt Beispielsätzen und Lautschrift.</w:t>
       </w:r>
     </w:p>
     <w:p>
@@ -479,7 +479,7 @@
           <w:sz w:val="21"/>
           <w:szCs w:val="21"/>
         </w:rPr>
-        <w:t xml:space="preserve">Das hat zwei Folgen, die anfangs überraschen. Wörter, die sitzen, verschwinden für Wochen aus der Abfrage — dafür brauchst du keine Zeit mehr. Und Wörter, bei denen du gezögert hast, sind morgen schon wieder da. Beides ist der Grund, warum zehn Minuten am Tag mehr bringen als eine Stunde am Samstag.</w:t>
+        <w:t xml:space="preserve">Das hat zwei Folgen, die anfangs überraschen. Wörter, die sitzen, verschwinden für Wochen aus der Abfrage, dafür brauchst du keine Zeit mehr. Und Wörter, bei denen du gezögert hast, sind morgen schon wieder da. Beides ist der Grund, warum zehn Minuten am Tag mehr bringen als eine Stunde am Samstag.</w:t>
       </w:r>
     </w:p>
     <w:p>
@@ -633,7 +633,7 @@
           <w:sz w:val="21"/>
           <w:szCs w:val="21"/>
         </w:rPr>
-        <w:t xml:space="preserve">· Üben — was soll ich jetzt tun? Hier wird gelernt.</w:t>
+        <w:t xml:space="preserve">· Üben: was soll ich jetzt tun? Hier wird gelernt.</w:t>
       </w:r>
     </w:p>
     <w:p>
@@ -666,7 +666,7 @@
           <w:sz w:val="21"/>
           <w:szCs w:val="21"/>
         </w:rPr>
-        <w:t xml:space="preserve">· Übungsplan — bin ich rechtzeitig fertig? Deine Termine und wie du dazu stehst.</w:t>
+        <w:t xml:space="preserve">· Übungsplan: bin ich rechtzeitig fertig? Deine Termine und wie du dazu stehst.</w:t>
       </w:r>
     </w:p>
     <w:p>
@@ -699,7 +699,7 @@
           <w:sz w:val="21"/>
           <w:szCs w:val="21"/>
         </w:rPr>
-        <w:t xml:space="preserve">· Wortlisten — woher kommen meine Wörter? Anlegen, füllen, verwalten.</w:t>
+        <w:t xml:space="preserve">· Wortlisten: woher kommen meine Wörter? Anlegen, füllen, verwalten.</w:t>
       </w:r>
     </w:p>
     <w:p>
@@ -732,7 +732,7 @@
           <w:sz w:val="21"/>
           <w:szCs w:val="21"/>
         </w:rPr>
-        <w:t xml:space="preserve">· Statistik — wo stehe ich? Was sitzt, was wackelt, und ob es vorwärtsgeht.</w:t>
+        <w:t xml:space="preserve">· Statistik: wo stehe ich? Was sitzt, was wackelt, und ob es vorwärtsgeht.</w:t>
       </w:r>
     </w:p>
     <w:p>
@@ -825,12 +825,13 @@
           <w:sz w:val="21"/>
           <w:szCs w:val="21"/>
         </w:rPr>
-        <w:t xml:space="preserve">Die fünf Stufen gelten je Wort, und die Leiste liest sich von links nach rechts: sitzt hält länger als zwei Wochen und kommt selten zurück. sitzt fast — in der Leiste kurz fast — hält bis zu zwei Wochen. wackelt noch — kurz wackelt — hält weniger als drei Tage. neu ist frisch begonnen, ungeübt noch nie abgefragt. Diese Leiste findest du überall gleich: unter der Karte, an jeder Liste und in der Statistik. Ein Tipp auf einen Eintrag der Legende öffnet die Wörter dahinter.</w:t>
+        <w:t xml:space="preserve">Die fünf Stufen gelten je Wort. Die Leiste liest sich von links nach rechts:</w:t>
       </w:r>
     </w:p>
     <w:p>
       <w:pPr>
         <w:spacing w:after="20" w:before="140"/>
+        <w:ind w:left="340"/>
       </w:pPr>
       <w:r>
         <w:rPr>
@@ -840,6 +841,201 @@
           <w:szCs w:val="15"/>
         </w:rPr>
         <w:t xml:space="preserve">A-024</w:t>
+      </w:r>
+    </w:p>
+    <w:p>
+      <w:pPr>
+        <w:spacing w:after="60"/>
+        <w:ind w:left="340"/>
+      </w:pPr>
+      <w:r>
+        <w:rPr>
+          <w:rFonts w:ascii="Calibri" w:cs="Calibri" w:eastAsia="Calibri" w:hAnsi="Calibri"/>
+          <w:b w:val="false"/>
+          <w:bCs w:val="false"/>
+          <w:i w:val="false"/>
+          <w:iCs w:val="false"/>
+          <w:sz w:val="21"/>
+          <w:szCs w:val="21"/>
+        </w:rPr>
+        <w:t xml:space="preserve">· sitzt: hält länger als zwei Wochen und kommt nur noch selten zurück.</w:t>
+      </w:r>
+    </w:p>
+    <w:p>
+      <w:pPr>
+        <w:spacing w:after="20" w:before="140"/>
+        <w:ind w:left="340"/>
+      </w:pPr>
+      <w:r>
+        <w:rPr>
+          <w:rFonts w:ascii="Consolas" w:cs="Consolas" w:eastAsia="Consolas" w:hAnsi="Consolas"/>
+          <w:color w:val="9A958B"/>
+          <w:sz w:val="15"/>
+          <w:szCs w:val="15"/>
+        </w:rPr>
+        <w:t xml:space="preserve">A-025</w:t>
+      </w:r>
+    </w:p>
+    <w:p>
+      <w:pPr>
+        <w:spacing w:after="60"/>
+        <w:ind w:left="340"/>
+      </w:pPr>
+      <w:r>
+        <w:rPr>
+          <w:rFonts w:ascii="Calibri" w:cs="Calibri" w:eastAsia="Calibri" w:hAnsi="Calibri"/>
+          <w:b w:val="false"/>
+          <w:bCs w:val="false"/>
+          <w:i w:val="false"/>
+          <w:iCs w:val="false"/>
+          <w:sz w:val="21"/>
+          <w:szCs w:val="21"/>
+        </w:rPr>
+        <w:t xml:space="preserve">· fast: hält bis zu zwei Wochen. Ausgeschrieben heißt die Stufe sitzt fast.</w:t>
+      </w:r>
+    </w:p>
+    <w:p>
+      <w:pPr>
+        <w:spacing w:after="20" w:before="140"/>
+        <w:ind w:left="340"/>
+      </w:pPr>
+      <w:r>
+        <w:rPr>
+          <w:rFonts w:ascii="Consolas" w:cs="Consolas" w:eastAsia="Consolas" w:hAnsi="Consolas"/>
+          <w:color w:val="9A958B"/>
+          <w:sz w:val="15"/>
+          <w:szCs w:val="15"/>
+        </w:rPr>
+        <w:t xml:space="preserve">A-026</w:t>
+      </w:r>
+    </w:p>
+    <w:p>
+      <w:pPr>
+        <w:spacing w:after="60"/>
+        <w:ind w:left="340"/>
+      </w:pPr>
+      <w:r>
+        <w:rPr>
+          <w:rFonts w:ascii="Calibri" w:cs="Calibri" w:eastAsia="Calibri" w:hAnsi="Calibri"/>
+          <w:b w:val="false"/>
+          <w:bCs w:val="false"/>
+          <w:i w:val="false"/>
+          <w:iCs w:val="false"/>
+          <w:sz w:val="21"/>
+          <w:szCs w:val="21"/>
+        </w:rPr>
+        <w:t xml:space="preserve">· wackelt: hält weniger als drei Tage. Ausgeschrieben wackelt noch.</w:t>
+      </w:r>
+    </w:p>
+    <w:p>
+      <w:pPr>
+        <w:spacing w:after="20" w:before="140"/>
+        <w:ind w:left="340"/>
+      </w:pPr>
+      <w:r>
+        <w:rPr>
+          <w:rFonts w:ascii="Consolas" w:cs="Consolas" w:eastAsia="Consolas" w:hAnsi="Consolas"/>
+          <w:color w:val="9A958B"/>
+          <w:sz w:val="15"/>
+          <w:szCs w:val="15"/>
+        </w:rPr>
+        <w:t xml:space="preserve">A-027</w:t>
+      </w:r>
+    </w:p>
+    <w:p>
+      <w:pPr>
+        <w:spacing w:after="60"/>
+        <w:ind w:left="340"/>
+      </w:pPr>
+      <w:r>
+        <w:rPr>
+          <w:rFonts w:ascii="Calibri" w:cs="Calibri" w:eastAsia="Calibri" w:hAnsi="Calibri"/>
+          <w:b w:val="false"/>
+          <w:bCs w:val="false"/>
+          <w:i w:val="false"/>
+          <w:iCs w:val="false"/>
+          <w:sz w:val="21"/>
+          <w:szCs w:val="21"/>
+        </w:rPr>
+        <w:t xml:space="preserve">· neu: erst ein- oder zweimal geübt.</w:t>
+      </w:r>
+    </w:p>
+    <w:p>
+      <w:pPr>
+        <w:spacing w:after="20" w:before="140"/>
+        <w:ind w:left="340"/>
+      </w:pPr>
+      <w:r>
+        <w:rPr>
+          <w:rFonts w:ascii="Consolas" w:cs="Consolas" w:eastAsia="Consolas" w:hAnsi="Consolas"/>
+          <w:color w:val="9A958B"/>
+          <w:sz w:val="15"/>
+          <w:szCs w:val="15"/>
+        </w:rPr>
+        <w:t xml:space="preserve">A-028</w:t>
+      </w:r>
+    </w:p>
+    <w:p>
+      <w:pPr>
+        <w:spacing w:after="60"/>
+        <w:ind w:left="340"/>
+      </w:pPr>
+      <w:r>
+        <w:rPr>
+          <w:rFonts w:ascii="Calibri" w:cs="Calibri" w:eastAsia="Calibri" w:hAnsi="Calibri"/>
+          <w:b w:val="false"/>
+          <w:bCs w:val="false"/>
+          <w:i w:val="false"/>
+          <w:iCs w:val="false"/>
+          <w:sz w:val="21"/>
+          <w:szCs w:val="21"/>
+        </w:rPr>
+        <w:t xml:space="preserve">· ungeübt: noch nie abgefragt.</w:t>
+      </w:r>
+    </w:p>
+    <w:p>
+      <w:pPr>
+        <w:spacing w:after="20" w:before="140"/>
+      </w:pPr>
+      <w:r>
+        <w:rPr>
+          <w:rFonts w:ascii="Consolas" w:cs="Consolas" w:eastAsia="Consolas" w:hAnsi="Consolas"/>
+          <w:color w:val="9A958B"/>
+          <w:sz w:val="15"/>
+          <w:szCs w:val="15"/>
+        </w:rPr>
+        <w:t xml:space="preserve">A-029</w:t>
+      </w:r>
+    </w:p>
+    <w:p>
+      <w:pPr>
+        <w:spacing w:after="60"/>
+      </w:pPr>
+      <w:r>
+        <w:rPr>
+          <w:rFonts w:ascii="Calibri" w:cs="Calibri" w:eastAsia="Calibri" w:hAnsi="Calibri"/>
+          <w:b w:val="false"/>
+          <w:bCs w:val="false"/>
+          <w:i w:val="false"/>
+          <w:iCs w:val="false"/>
+          <w:sz w:val="21"/>
+          <w:szCs w:val="21"/>
+        </w:rPr>
+        <w:t xml:space="preserve">Diese Leiste findest du überall gleich: unter der Karte, an jeder Liste und in der Statistik. Ein Tipp auf einen Eintrag der Legende öffnet die Wörter dahinter.</w:t>
+      </w:r>
+    </w:p>
+    <w:p>
+      <w:pPr>
+        <w:spacing w:after="20" w:before="140"/>
+      </w:pPr>
+      <w:r>
+        <w:rPr>
+          <w:rFonts w:ascii="Consolas" w:cs="Consolas" w:eastAsia="Consolas" w:hAnsi="Consolas"/>
+          <w:color w:val="9A958B"/>
+          <w:sz w:val="15"/>
+          <w:szCs w:val="15"/>
+        </w:rPr>
+        <w:t xml:space="preserve">A-030</w:t>
       </w:r>
     </w:p>
     <w:p>
@@ -871,7 +1067,7 @@
           <w:sz w:val="15"/>
           <w:szCs w:val="15"/>
         </w:rPr>
-        <w:t xml:space="preserve">A-025  </w:t>
+        <w:t xml:space="preserve">A-031  </w:t>
       </w:r>
       <w:r>
         <w:t xml:space="preserve">Bereich «Üben»</w:t>
@@ -888,7 +1084,7 @@
           <w:sz w:val="15"/>
           <w:szCs w:val="15"/>
         </w:rPr>
-        <w:t xml:space="preserve">A-026</w:t>
+        <w:t xml:space="preserve">A-032</w:t>
       </w:r>
     </w:p>
     <w:p>
@@ -905,7 +1101,7 @@
           <w:sz w:val="21"/>
           <w:szCs w:val="21"/>
         </w:rPr>
-        <w:t xml:space="preserve">In der Zeile über der Karte wählst du, was abgefragt wird: die Sprache, die Richtung und eine oder mehrere Wortlisten — oder eine der vier Smart Lists, die die App selbst zusammenstellt. Die Auswahl darf Sprachen mischen.</w:t>
+        <w:t xml:space="preserve">In der Zeile über der Karte wählst du, was abgefragt wird: die Sprache, die Richtung und eine oder mehrere Wortlisten, oder eine der vier Smart Lists, die die App selbst zusammenstellt. Die Auswahl darf Sprachen mischen.</w:t>
       </w:r>
     </w:p>
     <w:p>
@@ -919,7 +1115,7 @@
           <w:sz w:val="15"/>
           <w:szCs w:val="15"/>
         </w:rPr>
-        <w:t xml:space="preserve">A-027</w:t>
+        <w:t xml:space="preserve">A-033</w:t>
       </w:r>
       <w:r>
         <w:rPr>
@@ -960,7 +1156,7 @@
           <w:sz w:val="15"/>
           <w:szCs w:val="15"/>
         </w:rPr>
-        <w:t xml:space="preserve">A-028</w:t>
+        <w:t xml:space="preserve">A-034</w:t>
       </w:r>
     </w:p>
     <w:p>
@@ -992,7 +1188,7 @@
           <w:sz w:val="15"/>
           <w:szCs w:val="15"/>
         </w:rPr>
-        <w:t xml:space="preserve">A-029</w:t>
+        <w:t xml:space="preserve">A-035</w:t>
       </w:r>
     </w:p>
     <w:p>
@@ -1010,7 +1206,7 @@
           <w:sz w:val="21"/>
           <w:szCs w:val="21"/>
         </w:rPr>
-        <w:t xml:space="preserve">· Eintippen — du schreibst die Antwort selbst. Am anstrengendsten, bringt am meisten. Im Zweifel diese.</w:t>
+        <w:t xml:space="preserve">· Eintippen: du schreibst die Antwort selbst. Am anstrengendsten, bringt am meisten. Im Zweifel diese.</w:t>
       </w:r>
     </w:p>
     <w:p>
@@ -1025,7 +1221,7 @@
           <w:sz w:val="15"/>
           <w:szCs w:val="15"/>
         </w:rPr>
-        <w:t xml:space="preserve">A-030</w:t>
+        <w:t xml:space="preserve">A-036</w:t>
       </w:r>
     </w:p>
     <w:p>
@@ -1043,7 +1239,7 @@
           <w:sz w:val="21"/>
           <w:szCs w:val="21"/>
         </w:rPr>
-        <w:t xml:space="preserve">· Multiple-Choice — du wählst aus mehreren Möglichkeiten. Leichter, gut für den Anfang oder wenn du müde bist.</w:t>
+        <w:t xml:space="preserve">· Multiple-Choice: du wählst aus mehreren Möglichkeiten. Leichter, gut für den Anfang oder wenn du müde bist.</w:t>
       </w:r>
     </w:p>
     <w:p>
@@ -1058,7 +1254,7 @@
           <w:sz w:val="15"/>
           <w:szCs w:val="15"/>
         </w:rPr>
-        <w:t xml:space="preserve">A-031</w:t>
+        <w:t xml:space="preserve">A-037</w:t>
       </w:r>
     </w:p>
     <w:p>
@@ -1076,7 +1272,7 @@
           <w:sz w:val="21"/>
           <w:szCs w:val="21"/>
         </w:rPr>
-        <w:t xml:space="preserve">· Selbstkontrolle — du überlegst, drehst um und beurteilst selbst. Schreib die Lösung vorher auf ein Blatt, sonst fällt das Urteil zu freundlich aus.</w:t>
+        <w:t xml:space="preserve">· Selbstkontrolle: du überlegst, drehst um und beurteilst selbst. Schreib die Lösung vorher auf ein Blatt, sonst fällt das Urteil zu freundlich aus.</w:t>
       </w:r>
     </w:p>
     <w:p>
@@ -1091,7 +1287,7 @@
           <w:sz w:val="15"/>
           <w:szCs w:val="15"/>
         </w:rPr>
-        <w:t xml:space="preserve">A-032</w:t>
+        <w:t xml:space="preserve">A-038</w:t>
       </w:r>
     </w:p>
     <w:p>
@@ -1109,7 +1305,7 @@
           <w:sz w:val="21"/>
           <w:szCs w:val="21"/>
         </w:rPr>
-        <w:t xml:space="preserve">· Nur durchblättern — zum Überfliegen einer Liste. Zählt für nichts: kein Lernstand, keine Statistik.</w:t>
+        <w:t xml:space="preserve">· Nur durchblättern: zum Überfliegen einer Liste. Zählt für nichts, weder Lernstand noch Statistik.</w:t>
       </w:r>
     </w:p>
     <w:p>
@@ -1123,7 +1319,7 @@
           <w:sz w:val="15"/>
           <w:szCs w:val="15"/>
         </w:rPr>
-        <w:t xml:space="preserve">A-033</w:t>
+        <w:t xml:space="preserve">A-039</w:t>
       </w:r>
     </w:p>
     <w:p>
@@ -1154,7 +1350,7 @@
           <w:sz w:val="15"/>
           <w:szCs w:val="15"/>
         </w:rPr>
-        <w:t xml:space="preserve">A-034</w:t>
+        <w:t xml:space="preserve">A-040</w:t>
       </w:r>
     </w:p>
     <w:p>
@@ -1171,7 +1367,7 @@
           <w:sz w:val="21"/>
           <w:szCs w:val="21"/>
         </w:rPr>
-        <w:t xml:space="preserve">Zwei Anzeigen, zwei verschiedene Dinge. Über der Karte steht der Übungsfortschritt: wie viel von dieser Runde erledigt ist. Jedes Wort braucht dafür eine bestimmte Zahl richtiger Antworten; ein Fehler setzt seinen Zähler zurück, und der Balken geht ein Stück zurück. Unter der Karte steht der Lernstand: wie sich die Wörter dieser Auswahl auf die fünf Stufen verteilen. Der Fortschritt beginnt bei jeder Runde neu, der Lernstand bewegt sich über Wochen. Beim Durchblättern fehlen beide, weil dieser Modus nichts verändert.</w:t>
+        <w:t xml:space="preserve">Zwei Anzeigen, zwei verschiedene Dinge. Über der Karte steht der Übungsfortschritt: wie viel von dieser Runde erledigt ist. Jedes Wort braucht dafür eine bestimmte Zahl richtiger Antworten. Ein Fehler setzt seinen Zähler zurück, und der Balken geht ein Stück zurück.</w:t>
       </w:r>
     </w:p>
     <w:p>
@@ -1185,7 +1381,7 @@
           <w:sz w:val="15"/>
           <w:szCs w:val="15"/>
         </w:rPr>
-        <w:t xml:space="preserve">A-035</w:t>
+        <w:t xml:space="preserve">A-041</w:t>
       </w:r>
     </w:p>
     <w:p>
@@ -1202,13 +1398,12 @@
           <w:sz w:val="21"/>
           <w:szCs w:val="21"/>
         </w:rPr>
-        <w:t xml:space="preserve">Wie deine Antwort bewertet wird. Beim Eintippen vergleicht die App deine Antwort mit der Lösung und fällt eines von drei Urteilen: richtig, fast richtig oder falsch. Fast richtig ist keine Höflichkeit — es zählt anders als falsch. In der Statistik werden richtig und fast richtig zusammen als Treffer gezählt.</w:t>
+        <w:t xml:space="preserve">Unter der Karte steht der Lernstand: wie sich die Wörter dieser Auswahl auf die fünf Stufen verteilen. Der Fortschritt beginnt bei jeder Runde neu, der Lernstand bewegt sich über Wochen. Beim Durchblättern fehlen beide, weil dieser Modus nichts verändert.</w:t>
       </w:r>
     </w:p>
     <w:p>
       <w:pPr>
         <w:spacing w:after="20" w:before="140"/>
-        <w:ind w:left="340"/>
       </w:pPr>
       <w:r>
         <w:rPr>
@@ -1217,7 +1412,39 @@
           <w:sz w:val="15"/>
           <w:szCs w:val="15"/>
         </w:rPr>
-        <w:t xml:space="preserve">A-036</w:t>
+        <w:t xml:space="preserve">A-042</w:t>
+      </w:r>
+    </w:p>
+    <w:p>
+      <w:pPr>
+        <w:spacing w:after="60"/>
+      </w:pPr>
+      <w:r>
+        <w:rPr>
+          <w:rFonts w:ascii="Calibri" w:cs="Calibri" w:eastAsia="Calibri" w:hAnsi="Calibri"/>
+          <w:b w:val="false"/>
+          <w:bCs w:val="false"/>
+          <w:i w:val="false"/>
+          <w:iCs w:val="false"/>
+          <w:sz w:val="21"/>
+          <w:szCs w:val="21"/>
+        </w:rPr>
+        <w:t xml:space="preserve">Wie deine Antwort bewertet wird. Beim Eintippen vergleicht die App deine Antwort mit der Lösung und fällt eines von drei Urteilen: richtig, fast richtig oder falsch. Fast richtig ist keine Höflichkeit, es zählt anders als falsch. In der Statistik werden richtig und fast richtig zusammen als Treffer gezählt.</w:t>
+      </w:r>
+    </w:p>
+    <w:p>
+      <w:pPr>
+        <w:spacing w:after="20" w:before="140"/>
+        <w:ind w:left="340"/>
+      </w:pPr>
+      <w:r>
+        <w:rPr>
+          <w:rFonts w:ascii="Consolas" w:cs="Consolas" w:eastAsia="Consolas" w:hAnsi="Consolas"/>
+          <w:color w:val="9A958B"/>
+          <w:sz w:val="15"/>
+          <w:szCs w:val="15"/>
+        </w:rPr>
+        <w:t xml:space="preserve">A-043</w:t>
       </w:r>
     </w:p>
     <w:p>
@@ -1250,7 +1477,7 @@
           <w:sz w:val="15"/>
           <w:szCs w:val="15"/>
         </w:rPr>
-        <w:t xml:space="preserve">A-037</w:t>
+        <w:t xml:space="preserve">A-044</w:t>
       </w:r>
     </w:p>
     <w:p>
@@ -1283,7 +1510,7 @@
           <w:sz w:val="15"/>
           <w:szCs w:val="15"/>
         </w:rPr>
-        <w:t xml:space="preserve">A-038</w:t>
+        <w:t xml:space="preserve">A-045</w:t>
       </w:r>
     </w:p>
     <w:p>
@@ -1301,7 +1528,7 @@
           <w:sz w:val="21"/>
           <w:szCs w:val="21"/>
         </w:rPr>
-        <w:t xml:space="preserve">· Der Artikel zählt in der Voreinstellung halb mit. Du kannst ihn freiwillig machen oder voll verlangen. Zählt er nicht, steht er gar nicht erst auf der Karte — dafür das Geschlecht.</w:t>
+        <w:t xml:space="preserve">· Der Artikel zählt in der Voreinstellung halb mit. Du kannst ihn freiwillig machen oder voll verlangen. Zählt er nicht, steht er gar nicht erst auf der Karte, dafür steht dort das Geschlecht.</w:t>
       </w:r>
     </w:p>
     <w:p>
@@ -1316,7 +1543,7 @@
           <w:sz w:val="15"/>
           <w:szCs w:val="15"/>
         </w:rPr>
-        <w:t xml:space="preserve">A-039</w:t>
+        <w:t xml:space="preserve">A-046</w:t>
       </w:r>
     </w:p>
     <w:p>
@@ -1348,7 +1575,7 @@
           <w:sz w:val="15"/>
           <w:szCs w:val="15"/>
         </w:rPr>
-        <w:t xml:space="preserve">A-040</w:t>
+        <w:t xml:space="preserve">A-047</w:t>
       </w:r>
     </w:p>
     <w:p>
@@ -1379,7 +1606,7 @@
           <w:sz w:val="15"/>
           <w:szCs w:val="15"/>
         </w:rPr>
-        <w:t xml:space="preserve">A-041</w:t>
+        <w:t xml:space="preserve">A-048</w:t>
       </w:r>
     </w:p>
     <w:p>
@@ -1410,7 +1637,7 @@
           <w:sz w:val="15"/>
           <w:szCs w:val="15"/>
         </w:rPr>
-        <w:t xml:space="preserve">A-042</w:t>
+        <w:t xml:space="preserve">A-049</w:t>
       </w:r>
     </w:p>
     <w:p>
@@ -1442,7 +1669,7 @@
           <w:sz w:val="15"/>
           <w:szCs w:val="15"/>
         </w:rPr>
-        <w:t xml:space="preserve">A-043  </w:t>
+        <w:t xml:space="preserve">A-050  </w:t>
       </w:r>
       <w:r>
         <w:t xml:space="preserve">Bereich «Übungsplan»</w:t>
@@ -1459,7 +1686,7 @@
           <w:sz w:val="15"/>
           <w:szCs w:val="15"/>
         </w:rPr>
-        <w:t xml:space="preserve">A-044</w:t>
+        <w:t xml:space="preserve">A-051</w:t>
       </w:r>
     </w:p>
     <w:p>
@@ -1476,7 +1703,7 @@
           <w:sz w:val="21"/>
           <w:szCs w:val="21"/>
         </w:rPr>
-        <w:t xml:space="preserve">Der Übungsplan zeigt, wann welche Liste sitzen muss und wie weit du bist — als Kalender oder als Liste. Hier erscheinen nur Listen, denen du ein Zieldatum gegeben hast. Alle anderen werden ganz normal abgefragt, tauchen hier aber nicht auf.</w:t>
+        <w:t xml:space="preserve">Der Übungsplan zeigt, wann welche Liste sitzen muss und wie weit du bist, als Kalender oder als Liste. Hier erscheinen nur Listen, denen du ein Zieldatum gegeben hast. Alle anderen werden ganz normal abgefragt, tauchen hier aber nicht auf.</w:t>
       </w:r>
     </w:p>
     <w:p>
@@ -1490,7 +1717,7 @@
           <w:sz w:val="15"/>
           <w:szCs w:val="15"/>
         </w:rPr>
-        <w:t xml:space="preserve">A-045</w:t>
+        <w:t xml:space="preserve">A-052</w:t>
       </w:r>
       <w:r>
         <w:rPr>
@@ -1531,7 +1758,7 @@
           <w:sz w:val="15"/>
           <w:szCs w:val="15"/>
         </w:rPr>
-        <w:t xml:space="preserve">A-046</w:t>
+        <w:t xml:space="preserve">A-053</w:t>
       </w:r>
     </w:p>
     <w:p>
@@ -1548,7 +1775,7 @@
           <w:sz w:val="21"/>
           <w:szCs w:val="21"/>
         </w:rPr>
-        <w:t xml:space="preserve">Das Zieldatum. Gib einer Liste den Tag, an dem sie sitzen muss — meist der Tag der Prüfung. Vergeben wird es unter Wortlisten, an der Liste selbst. Von da an rechnet die App rückwärts: Ab etwa drei Wochen vor dem Termin verlangt sie von diesen Wörtern mehr Sicherheit, wodurch sie öfter drankommen. In den letzten Tagen fällt für sie die Tagesgrenze weg. Nach dem Termin ist alles wieder normal.</w:t>
+        <w:t xml:space="preserve">Das Zieldatum. Gib einer Liste den Tag, an dem sie sitzen muss, meist der Tag der Prüfung. Vergeben wird es unter Wortlisten, an der Liste selbst.</w:t>
       </w:r>
     </w:p>
     <w:p>
@@ -1562,7 +1789,38 @@
           <w:sz w:val="15"/>
           <w:szCs w:val="15"/>
         </w:rPr>
-        <w:t xml:space="preserve">A-047</w:t>
+        <w:t xml:space="preserve">A-054</w:t>
+      </w:r>
+    </w:p>
+    <w:p>
+      <w:pPr>
+        <w:spacing w:after="60"/>
+      </w:pPr>
+      <w:r>
+        <w:rPr>
+          <w:rFonts w:ascii="Calibri" w:cs="Calibri" w:eastAsia="Calibri" w:hAnsi="Calibri"/>
+          <w:b w:val="false"/>
+          <w:bCs w:val="false"/>
+          <w:i w:val="false"/>
+          <w:iCs w:val="false"/>
+          <w:sz w:val="21"/>
+          <w:szCs w:val="21"/>
+        </w:rPr>
+        <w:t xml:space="preserve">Von da an rechnet die App rückwärts: Ab etwa drei Wochen vor dem Termin verlangt sie von diesen Wörtern mehr Sicherheit, wodurch sie öfter drankommen. In den letzten Tagen fällt für sie die Tagesgrenze weg. Nach dem Termin ist alles wieder normal.</w:t>
+      </w:r>
+    </w:p>
+    <w:p>
+      <w:pPr>
+        <w:spacing w:after="20" w:before="140"/>
+      </w:pPr>
+      <w:r>
+        <w:rPr>
+          <w:rFonts w:ascii="Consolas" w:cs="Consolas" w:eastAsia="Consolas" w:hAnsi="Consolas"/>
+          <w:color w:val="9A958B"/>
+          <w:sz w:val="15"/>
+          <w:szCs w:val="15"/>
+        </w:rPr>
+        <w:t xml:space="preserve">A-055</w:t>
       </w:r>
     </w:p>
     <w:p>
@@ -1593,7 +1851,7 @@
           <w:sz w:val="15"/>
           <w:szCs w:val="15"/>
         </w:rPr>
-        <w:t xml:space="preserve">A-048</w:t>
+        <w:t xml:space="preserve">A-056</w:t>
       </w:r>
     </w:p>
     <w:p>
@@ -1610,13 +1868,12 @@
           <w:sz w:val="21"/>
           <w:szCs w:val="21"/>
         </w:rPr>
-        <w:t xml:space="preserve">Die Farbe eines Tages ist die Ampel der Liste, die an diesem Tag fällig ist — dieselbe dreistufige Skala wie im Überblick beschrieben, nicht die fünf Stufen. Liegen mehrere Listen auf einem Tag, zeigt die Farbe die schwächste. Tipp einen Tag an: Dann siehst du, um welche Listen es geht, wie viele ihrer Wörter am Stichtag voraussichtlich sitzen werden, und du kannst von dort direkt üben.</w:t>
-      </w:r>
-    </w:p>
-    <w:p>
-      <w:pPr>
-        <w:pStyle w:val="Heading3"/>
-        <w:spacing w:after="120" w:before="300"/>
+        <w:t xml:space="preserve">Die Farbe eines Tages ist die Ampel der Liste, die an diesem Tag fällig ist, also dieselbe dreistufige Skala wie im Überblick, nicht die fünf Stufen. Liegen mehrere Listen auf einem Tag, zeigt die Farbe die schwächste.</w:t>
+      </w:r>
+    </w:p>
+    <w:p>
+      <w:pPr>
+        <w:spacing w:after="20" w:before="140"/>
       </w:pPr>
       <w:r>
         <w:rPr>
@@ -1625,15 +1882,30 @@
           <w:sz w:val="15"/>
           <w:szCs w:val="15"/>
         </w:rPr>
-        <w:t xml:space="preserve">A-049  </w:t>
-      </w:r>
-      <w:r>
-        <w:t xml:space="preserve">Bereich «Wortlisten»</w:t>
-      </w:r>
-    </w:p>
-    <w:p>
-      <w:pPr>
-        <w:spacing w:after="20" w:before="140"/>
+        <w:t xml:space="preserve">A-057</w:t>
+      </w:r>
+    </w:p>
+    <w:p>
+      <w:pPr>
+        <w:spacing w:after="60"/>
+      </w:pPr>
+      <w:r>
+        <w:rPr>
+          <w:rFonts w:ascii="Calibri" w:cs="Calibri" w:eastAsia="Calibri" w:hAnsi="Calibri"/>
+          <w:b w:val="false"/>
+          <w:bCs w:val="false"/>
+          <w:i w:val="false"/>
+          <w:iCs w:val="false"/>
+          <w:sz w:val="21"/>
+          <w:szCs w:val="21"/>
+        </w:rPr>
+        <w:t xml:space="preserve">Tipp einen Tag an: Dann siehst du, um welche Listen es geht, wie viele ihrer Wörter am Stichtag voraussichtlich sitzen werden, und du kannst von dort direkt üben.</w:t>
+      </w:r>
+    </w:p>
+    <w:p>
+      <w:pPr>
+        <w:pStyle w:val="Heading3"/>
+        <w:spacing w:after="120" w:before="300"/>
       </w:pPr>
       <w:r>
         <w:rPr>
@@ -1642,7 +1914,24 @@
           <w:sz w:val="15"/>
           <w:szCs w:val="15"/>
         </w:rPr>
-        <w:t xml:space="preserve">A-050</w:t>
+        <w:t xml:space="preserve">A-058  </w:t>
+      </w:r>
+      <w:r>
+        <w:t xml:space="preserve">Bereich «Wortlisten»</w:t>
+      </w:r>
+    </w:p>
+    <w:p>
+      <w:pPr>
+        <w:spacing w:after="20" w:before="140"/>
+      </w:pPr>
+      <w:r>
+        <w:rPr>
+          <w:rFonts w:ascii="Consolas" w:cs="Consolas" w:eastAsia="Consolas" w:hAnsi="Consolas"/>
+          <w:color w:val="9A958B"/>
+          <w:sz w:val="15"/>
+          <w:szCs w:val="15"/>
+        </w:rPr>
+        <w:t xml:space="preserve">A-059</w:t>
       </w:r>
     </w:p>
     <w:p>
@@ -1673,7 +1962,7 @@
           <w:sz w:val="15"/>
           <w:szCs w:val="15"/>
         </w:rPr>
-        <w:t xml:space="preserve">A-051</w:t>
+        <w:t xml:space="preserve">A-060</w:t>
       </w:r>
       <w:r>
         <w:rPr>
@@ -1714,7 +2003,7 @@
           <w:sz w:val="15"/>
           <w:szCs w:val="15"/>
         </w:rPr>
-        <w:t xml:space="preserve">A-052</w:t>
+        <w:t xml:space="preserve">A-061</w:t>
       </w:r>
     </w:p>
     <w:p>
@@ -1746,7 +2035,7 @@
           <w:sz w:val="15"/>
           <w:szCs w:val="15"/>
         </w:rPr>
-        <w:t xml:space="preserve">A-053</w:t>
+        <w:t xml:space="preserve">A-062</w:t>
       </w:r>
     </w:p>
     <w:p>
@@ -1764,7 +2053,7 @@
           <w:sz w:val="21"/>
           <w:szCs w:val="21"/>
         </w:rPr>
-        <w:t xml:space="preserve">· Liste einfügen — für eine ganze Heftseite. Mit dem KI-Prompt lässt du sie dir von deiner KI-App aus einem Foto erstellen.</w:t>
+        <w:t xml:space="preserve">· Liste einfügen: für eine ganze Heftseite. Mit dem KI-Prompt lässt du sie dir von deiner KI-App aus einem Foto erstellen.</w:t>
       </w:r>
     </w:p>
     <w:p>
@@ -1779,7 +2068,7 @@
           <w:sz w:val="15"/>
           <w:szCs w:val="15"/>
         </w:rPr>
-        <w:t xml:space="preserve">A-054</w:t>
+        <w:t xml:space="preserve">A-063</w:t>
       </w:r>
     </w:p>
     <w:p>
@@ -1797,7 +2086,7 @@
           <w:sz w:val="21"/>
           <w:szCs w:val="21"/>
         </w:rPr>
-        <w:t xml:space="preserve">· Einzelnes Wort eintippen — für Nachträge.</w:t>
+        <w:t xml:space="preserve">· Einzelnes Wort eintippen: für Nachträge.</w:t>
       </w:r>
     </w:p>
     <w:p>
@@ -1812,7 +2101,7 @@
           <w:sz w:val="15"/>
           <w:szCs w:val="15"/>
         </w:rPr>
-        <w:t xml:space="preserve">A-055</w:t>
+        <w:t xml:space="preserve">A-064</w:t>
       </w:r>
     </w:p>
     <w:p>
@@ -1830,7 +2119,7 @@
           <w:sz w:val="21"/>
           <w:szCs w:val="21"/>
         </w:rPr>
-        <w:t xml:space="preserve">· Geteilte Liste übernehmen — wenn dir jemand einen Code oder Link geschickt hat.</w:t>
+        <w:t xml:space="preserve">· Geteilte Liste übernehmen: wenn dir jemand einen Code oder Link geschickt hat.</w:t>
       </w:r>
     </w:p>
     <w:p>
@@ -1845,7 +2134,7 @@
           <w:sz w:val="15"/>
           <w:szCs w:val="15"/>
         </w:rPr>
-        <w:t xml:space="preserve">A-056</w:t>
+        <w:t xml:space="preserve">A-065</w:t>
       </w:r>
     </w:p>
     <w:p>
@@ -1863,7 +2152,7 @@
           <w:sz w:val="21"/>
           <w:szCs w:val="21"/>
         </w:rPr>
-        <w:t xml:space="preserve">· Tabelle einlesen — Excel oder CSV, nur in der Webversion. Die leere Vorlage gibt es gleich daneben.</w:t>
+        <w:t xml:space="preserve">· Tabelle einlesen: Excel oder CSV, nur in der Webversion. Die leere Vorlage gibt es gleich daneben.</w:t>
       </w:r>
     </w:p>
     <w:p>
@@ -1877,7 +2166,7 @@
           <w:sz w:val="15"/>
           <w:szCs w:val="15"/>
         </w:rPr>
-        <w:t xml:space="preserve">A-057</w:t>
+        <w:t xml:space="preserve">A-066</w:t>
       </w:r>
     </w:p>
     <w:p>
@@ -1908,7 +2197,7 @@
           <w:sz w:val="15"/>
           <w:szCs w:val="15"/>
         </w:rPr>
-        <w:t xml:space="preserve">A-058</w:t>
+        <w:t xml:space="preserve">A-067</w:t>
       </w:r>
     </w:p>
     <w:p>
@@ -1939,7 +2228,7 @@
           <w:sz w:val="15"/>
           <w:szCs w:val="15"/>
         </w:rPr>
-        <w:t xml:space="preserve">A-059</w:t>
+        <w:t xml:space="preserve">A-068</w:t>
       </w:r>
     </w:p>
     <w:p>
@@ -1956,7 +2245,7 @@
           <w:sz w:val="21"/>
           <w:szCs w:val="21"/>
         </w:rPr>
-        <w:t xml:space="preserve">Listen und Wörter ändern. Öffnest du eine Liste, siehst du zuerst die Liste selbst: Zieldatum, Lernstand und die Handgriffe. Die Wörter liegen eine Ebene tiefer unter Wörter ansehen und bearbeiten. Dort tippst du eine Zeile an und benutzt Bearbeiten oder Löschen; mehrere auf einmal gehen auch. Zwei Listen, die zusammengehören, lassen sich zusammenführen. Löschst du eine Liste, bleiben ihre Wörter erhalten und verlassen nur diese Liste.</w:t>
+        <w:t xml:space="preserve">Listen und Wörter ändern. Öffnest du eine Liste, siehst du zuerst die Liste selbst: Zieldatum, Lernstand und die Handgriffe. Die Wörter liegen eine Ebene tiefer unter Wörter ansehen und bearbeiten. Dort tippst du eine Zeile an und benutzt Bearbeiten oder Löschen; mehrere auf einmal gehen auch.</w:t>
       </w:r>
     </w:p>
     <w:p>
@@ -1970,7 +2259,7 @@
           <w:sz w:val="15"/>
           <w:szCs w:val="15"/>
         </w:rPr>
-        <w:t xml:space="preserve">A-060</w:t>
+        <w:t xml:space="preserve">A-069</w:t>
       </w:r>
     </w:p>
     <w:p>
@@ -1987,7 +2276,7 @@
           <w:sz w:val="21"/>
           <w:szCs w:val="21"/>
         </w:rPr>
-        <w:t xml:space="preserve">Exportieren und Teilen. Über Exportieren bekommst du deine Wörter als Text oder als Excel-Tabelle zurück, im selben Format, das die App auch wieder einliest — ohne Konto. Über Teilen schickst du eine Liste an jemanden; die andere Person bekommt eine eigene Kopie, euer Lernstand bleibt getrennt. Teilen braucht ein Konto.</w:t>
+        <w:t xml:space="preserve">Zwei Listen, die zusammengehören, lassen sich zusammenführen. Löschst du eine Liste, bleiben ihre Wörter erhalten und verlassen nur diese Liste.</w:t>
       </w:r>
     </w:p>
     <w:p>
@@ -2001,7 +2290,7 @@
           <w:sz w:val="15"/>
           <w:szCs w:val="15"/>
         </w:rPr>
-        <w:t xml:space="preserve">A-061</w:t>
+        <w:t xml:space="preserve">A-070</w:t>
       </w:r>
     </w:p>
     <w:p>
@@ -2018,13 +2307,12 @@
           <w:sz w:val="21"/>
           <w:szCs w:val="21"/>
         </w:rPr>
-        <w:t xml:space="preserve">Die vier Smart Lists. Neben deinen eigenen Listen stehen vier Listen, die die App täglich selbst zusammenstellt, quer über alles, was du hast: Heute dran (deine Tagesportion aus Fälligem und Neuem), Fällige Wörter, Wackeln noch (genau die Wörter auf der Stufe wackelt noch) und Bald fällig. Ansehen und üben ja, ändern nein. Darunter steht außerdem Alle Wörter — das ist keine Smart List, sondern dein ganzer Bestand.</w:t>
-      </w:r>
-    </w:p>
-    <w:p>
-      <w:pPr>
-        <w:pStyle w:val="Heading3"/>
-        <w:spacing w:after="120" w:before="300"/>
+        <w:t xml:space="preserve">Exportieren und Teilen. Über Exportieren bekommst du deine Wörter als Text oder als Excel-Tabelle zurück, im selben Format, das die App auch wieder einliest, ohne Konto. Über Teilen schickst du eine Liste an jemanden; die andere Person bekommt eine eigene Kopie, euer Lernstand bleibt getrennt. Teilen braucht ein Konto.</w:t>
+      </w:r>
+    </w:p>
+    <w:p>
+      <w:pPr>
+        <w:spacing w:after="20" w:before="140"/>
       </w:pPr>
       <w:r>
         <w:rPr>
@@ -2033,15 +2321,30 @@
           <w:sz w:val="15"/>
           <w:szCs w:val="15"/>
         </w:rPr>
-        <w:t xml:space="preserve">A-062  </w:t>
-      </w:r>
-      <w:r>
-        <w:t xml:space="preserve">Bereich «Statistik»</w:t>
+        <w:t xml:space="preserve">A-071</w:t>
+      </w:r>
+    </w:p>
+    <w:p>
+      <w:pPr>
+        <w:spacing w:after="60"/>
+      </w:pPr>
+      <w:r>
+        <w:rPr>
+          <w:rFonts w:ascii="Calibri" w:cs="Calibri" w:eastAsia="Calibri" w:hAnsi="Calibri"/>
+          <w:b w:val="false"/>
+          <w:bCs w:val="false"/>
+          <w:i w:val="false"/>
+          <w:iCs w:val="false"/>
+          <w:sz w:val="21"/>
+          <w:szCs w:val="21"/>
+        </w:rPr>
+        <w:t xml:space="preserve">Die vier Smart Lists. Neben deinen eigenen Listen stehen vier Listen, die die App täglich selbst zusammenstellt, quer über alles, was du hast:</w:t>
       </w:r>
     </w:p>
     <w:p>
       <w:pPr>
         <w:spacing w:after="20" w:before="140"/>
+        <w:ind w:left="340"/>
       </w:pPr>
       <w:r>
         <w:rPr>
@@ -2050,7 +2353,187 @@
           <w:sz w:val="15"/>
           <w:szCs w:val="15"/>
         </w:rPr>
-        <w:t xml:space="preserve">A-063</w:t>
+        <w:t xml:space="preserve">A-072</w:t>
+      </w:r>
+    </w:p>
+    <w:p>
+      <w:pPr>
+        <w:spacing w:after="60"/>
+        <w:ind w:left="340"/>
+      </w:pPr>
+      <w:r>
+        <w:rPr>
+          <w:rFonts w:ascii="Calibri" w:cs="Calibri" w:eastAsia="Calibri" w:hAnsi="Calibri"/>
+          <w:b w:val="false"/>
+          <w:bCs w:val="false"/>
+          <w:i w:val="false"/>
+          <w:iCs w:val="false"/>
+          <w:sz w:val="21"/>
+          <w:szCs w:val="21"/>
+        </w:rPr>
+        <w:t xml:space="preserve">· Heute dran: deine Tagesportion aus Fälligem und Neuem.</w:t>
+      </w:r>
+    </w:p>
+    <w:p>
+      <w:pPr>
+        <w:spacing w:after="20" w:before="140"/>
+        <w:ind w:left="340"/>
+      </w:pPr>
+      <w:r>
+        <w:rPr>
+          <w:rFonts w:ascii="Consolas" w:cs="Consolas" w:eastAsia="Consolas" w:hAnsi="Consolas"/>
+          <w:color w:val="9A958B"/>
+          <w:sz w:val="15"/>
+          <w:szCs w:val="15"/>
+        </w:rPr>
+        <w:t xml:space="preserve">A-073</w:t>
+      </w:r>
+    </w:p>
+    <w:p>
+      <w:pPr>
+        <w:spacing w:after="60"/>
+        <w:ind w:left="340"/>
+      </w:pPr>
+      <w:r>
+        <w:rPr>
+          <w:rFonts w:ascii="Calibri" w:cs="Calibri" w:eastAsia="Calibri" w:hAnsi="Calibri"/>
+          <w:b w:val="false"/>
+          <w:bCs w:val="false"/>
+          <w:i w:val="false"/>
+          <w:iCs w:val="false"/>
+          <w:sz w:val="21"/>
+          <w:szCs w:val="21"/>
+        </w:rPr>
+        <w:t xml:space="preserve">· Fällige Wörter: alles, was jetzt zur Wiederholung ansteht.</w:t>
+      </w:r>
+    </w:p>
+    <w:p>
+      <w:pPr>
+        <w:spacing w:after="20" w:before="140"/>
+        <w:ind w:left="340"/>
+      </w:pPr>
+      <w:r>
+        <w:rPr>
+          <w:rFonts w:ascii="Consolas" w:cs="Consolas" w:eastAsia="Consolas" w:hAnsi="Consolas"/>
+          <w:color w:val="9A958B"/>
+          <w:sz w:val="15"/>
+          <w:szCs w:val="15"/>
+        </w:rPr>
+        <w:t xml:space="preserve">A-074</w:t>
+      </w:r>
+    </w:p>
+    <w:p>
+      <w:pPr>
+        <w:spacing w:after="60"/>
+        <w:ind w:left="340"/>
+      </w:pPr>
+      <w:r>
+        <w:rPr>
+          <w:rFonts w:ascii="Calibri" w:cs="Calibri" w:eastAsia="Calibri" w:hAnsi="Calibri"/>
+          <w:b w:val="false"/>
+          <w:bCs w:val="false"/>
+          <w:i w:val="false"/>
+          <w:iCs w:val="false"/>
+          <w:sz w:val="21"/>
+          <w:szCs w:val="21"/>
+        </w:rPr>
+        <w:t xml:space="preserve">· Wackeln noch: genau die Wörter auf der Stufe wackelt noch.</w:t>
+      </w:r>
+    </w:p>
+    <w:p>
+      <w:pPr>
+        <w:spacing w:after="20" w:before="140"/>
+        <w:ind w:left="340"/>
+      </w:pPr>
+      <w:r>
+        <w:rPr>
+          <w:rFonts w:ascii="Consolas" w:cs="Consolas" w:eastAsia="Consolas" w:hAnsi="Consolas"/>
+          <w:color w:val="9A958B"/>
+          <w:sz w:val="15"/>
+          <w:szCs w:val="15"/>
+        </w:rPr>
+        <w:t xml:space="preserve">A-075</w:t>
+      </w:r>
+    </w:p>
+    <w:p>
+      <w:pPr>
+        <w:spacing w:after="60"/>
+        <w:ind w:left="340"/>
+      </w:pPr>
+      <w:r>
+        <w:rPr>
+          <w:rFonts w:ascii="Calibri" w:cs="Calibri" w:eastAsia="Calibri" w:hAnsi="Calibri"/>
+          <w:b w:val="false"/>
+          <w:bCs w:val="false"/>
+          <w:i w:val="false"/>
+          <w:iCs w:val="false"/>
+          <w:sz w:val="21"/>
+          <w:szCs w:val="21"/>
+        </w:rPr>
+        <w:t xml:space="preserve">· Bald fällig: sitzt noch, wäre aber bald wieder dran.</w:t>
+      </w:r>
+    </w:p>
+    <w:p>
+      <w:pPr>
+        <w:spacing w:after="20" w:before="140"/>
+      </w:pPr>
+      <w:r>
+        <w:rPr>
+          <w:rFonts w:ascii="Consolas" w:cs="Consolas" w:eastAsia="Consolas" w:hAnsi="Consolas"/>
+          <w:color w:val="9A958B"/>
+          <w:sz w:val="15"/>
+          <w:szCs w:val="15"/>
+        </w:rPr>
+        <w:t xml:space="preserve">A-076</w:t>
+      </w:r>
+    </w:p>
+    <w:p>
+      <w:pPr>
+        <w:spacing w:after="60"/>
+      </w:pPr>
+      <w:r>
+        <w:rPr>
+          <w:rFonts w:ascii="Calibri" w:cs="Calibri" w:eastAsia="Calibri" w:hAnsi="Calibri"/>
+          <w:b w:val="false"/>
+          <w:bCs w:val="false"/>
+          <w:i w:val="false"/>
+          <w:iCs w:val="false"/>
+          <w:sz w:val="21"/>
+          <w:szCs w:val="21"/>
+        </w:rPr>
+        <w:t xml:space="preserve">Ansehen und üben ja, ändern nein. Darunter steht außerdem Alle Wörter. Das ist keine Smart List, sondern dein ganzer Bestand.</w:t>
+      </w:r>
+    </w:p>
+    <w:p>
+      <w:pPr>
+        <w:pStyle w:val="Heading3"/>
+        <w:spacing w:after="120" w:before="300"/>
+      </w:pPr>
+      <w:r>
+        <w:rPr>
+          <w:rFonts w:ascii="Consolas" w:cs="Consolas" w:eastAsia="Consolas" w:hAnsi="Consolas"/>
+          <w:color w:val="9A958B"/>
+          <w:sz w:val="15"/>
+          <w:szCs w:val="15"/>
+        </w:rPr>
+        <w:t xml:space="preserve">A-077  </w:t>
+      </w:r>
+      <w:r>
+        <w:t xml:space="preserve">Bereich «Statistik»</w:t>
+      </w:r>
+    </w:p>
+    <w:p>
+      <w:pPr>
+        <w:spacing w:after="20" w:before="140"/>
+      </w:pPr>
+      <w:r>
+        <w:rPr>
+          <w:rFonts w:ascii="Consolas" w:cs="Consolas" w:eastAsia="Consolas" w:hAnsi="Consolas"/>
+          <w:color w:val="9A958B"/>
+          <w:sz w:val="15"/>
+          <w:szCs w:val="15"/>
+        </w:rPr>
+        <w:t xml:space="preserve">A-078</w:t>
       </w:r>
     </w:p>
     <w:p>
@@ -2081,7 +2564,7 @@
           <w:sz w:val="15"/>
           <w:szCs w:val="15"/>
         </w:rPr>
-        <w:t xml:space="preserve">A-064</w:t>
+        <w:t xml:space="preserve">A-079</w:t>
       </w:r>
       <w:r>
         <w:rPr>
@@ -2123,7 +2606,7 @@
           <w:sz w:val="15"/>
           <w:szCs w:val="15"/>
         </w:rPr>
-        <w:t xml:space="preserve">A-065</w:t>
+        <w:t xml:space="preserve">A-080</w:t>
       </w:r>
     </w:p>
     <w:p>
@@ -2141,7 +2624,7 @@
           <w:sz w:val="21"/>
           <w:szCs w:val="21"/>
         </w:rPr>
-        <w:t xml:space="preserve">· Bestand — wie sich deine Wörter auf die fünf Stufen verteilen.</w:t>
+        <w:t xml:space="preserve">· Bestand: wie sich deine Wörter auf die fünf Stufen verteilen.</w:t>
       </w:r>
     </w:p>
     <w:p>
@@ -2156,7 +2639,7 @@
           <w:sz w:val="15"/>
           <w:szCs w:val="15"/>
         </w:rPr>
-        <w:t xml:space="preserve">A-066</w:t>
+        <w:t xml:space="preserve">A-081</w:t>
       </w:r>
     </w:p>
     <w:p>
@@ -2174,7 +2657,7 @@
           <w:sz w:val="21"/>
           <w:szCs w:val="21"/>
         </w:rPr>
-        <w:t xml:space="preserve">· Fortschritt — wie viele Wörter dazugekommen sind, wie viel du geübt hast, an wie vielen Tagen, und wie viele Wörter neu die Stufe sitzt erreicht haben.</w:t>
+        <w:t xml:space="preserve">· Fortschritt: wie viele Wörter dazugekommen sind, wie viel du geübt hast, an wie vielen Tagen, und wie viele Wörter neu die Stufe sitzt erreicht haben.</w:t>
       </w:r>
     </w:p>
     <w:p>
@@ -2189,7 +2672,7 @@
           <w:sz w:val="15"/>
           <w:szCs w:val="15"/>
         </w:rPr>
-        <w:t xml:space="preserve">A-067</w:t>
+        <w:t xml:space="preserve">A-082</w:t>
       </w:r>
     </w:p>
     <w:p>
@@ -2207,7 +2690,7 @@
           <w:sz w:val="21"/>
           <w:szCs w:val="21"/>
         </w:rPr>
-        <w:t xml:space="preserve">· Auswertungen — wie deine Antworten ausgehen, woran sie scheitern, wie schnell ein Wort bei dir sitzt, wie lange deine Wörter halten, wie lang deine Sitzungen sind und zu welcher Tageszeit du am besten triffst.</w:t>
+        <w:t xml:space="preserve">· Auswertungen: wie deine Antworten ausgehen, woran sie scheitern, wie schnell ein Wort bei dir sitzt, wie lange deine Wörter halten, wie lang deine Sitzungen sind und zu welcher Tageszeit du am besten triffst.</w:t>
       </w:r>
     </w:p>
     <w:p>
@@ -2222,7 +2705,7 @@
           <w:sz w:val="15"/>
           <w:szCs w:val="15"/>
         </w:rPr>
-        <w:t xml:space="preserve">A-068</w:t>
+        <w:t xml:space="preserve">A-083</w:t>
       </w:r>
     </w:p>
     <w:p>
@@ -2240,7 +2723,7 @@
           <w:sz w:val="21"/>
           <w:szCs w:val="21"/>
         </w:rPr>
-        <w:t xml:space="preserve">· Stolpersteine und Hartnäckig — die Wörter, die dir immer wieder entwischen. Von dort kannst du sie direkt üben.</w:t>
+        <w:t xml:space="preserve">· Stolpersteine und Hartnäckig: die Wörter, die dir immer wieder entwischen. Von dort kannst du sie direkt üben.</w:t>
       </w:r>
     </w:p>
     <w:p>
@@ -2254,7 +2737,7 @@
           <w:sz w:val="15"/>
           <w:szCs w:val="15"/>
         </w:rPr>
-        <w:t xml:space="preserve">A-069</w:t>
+        <w:t xml:space="preserve">A-084</w:t>
       </w:r>
     </w:p>
     <w:p>
@@ -2286,7 +2769,7 @@
           <w:sz w:val="15"/>
           <w:szCs w:val="15"/>
         </w:rPr>
-        <w:t xml:space="preserve">A-070  </w:t>
+        <w:t xml:space="preserve">A-085  </w:t>
       </w:r>
       <w:r>
         <w:t xml:space="preserve">Einstellungen, die sich lohnen</w:t>
@@ -2303,7 +2786,7 @@
           <w:sz w:val="15"/>
           <w:szCs w:val="15"/>
         </w:rPr>
-        <w:t xml:space="preserve">A-071</w:t>
+        <w:t xml:space="preserve">A-086</w:t>
       </w:r>
     </w:p>
     <w:p>
@@ -2335,7 +2818,7 @@
           <w:sz w:val="15"/>
           <w:szCs w:val="15"/>
         </w:rPr>
-        <w:t xml:space="preserve">A-072</w:t>
+        <w:t xml:space="preserve">A-087</w:t>
       </w:r>
     </w:p>
     <w:p>
@@ -2353,7 +2836,7 @@
           <w:sz w:val="21"/>
           <w:szCs w:val="21"/>
         </w:rPr>
-        <w:t xml:space="preserve">· Lernintensität — wie sicher du ein Wort können sollst, wenn es wiederkommt. Intensiver heißt: häufiger üben, dafür sitzt mehr. Lockerer heißt: weniger Karten, dafür rutscht mehr weg. Ein Richtig gibt es nicht, nur einen Tausch.</w:t>
+        <w:t xml:space="preserve">· Lernintensität: wie sicher du ein Wort können sollst, wenn es wiederkommt. Intensiver heißt: häufiger üben, dafür sitzt mehr. Lockerer heißt: weniger Karten, dafür rutscht mehr weg. Ein Richtig gibt es nicht, nur einen Tausch.</w:t>
       </w:r>
     </w:p>
     <w:p>
@@ -2368,7 +2851,7 @@
           <w:sz w:val="15"/>
           <w:szCs w:val="15"/>
         </w:rPr>
-        <w:t xml:space="preserve">A-073</w:t>
+        <w:t xml:space="preserve">A-088</w:t>
       </w:r>
     </w:p>
     <w:p>
@@ -2386,7 +2869,7 @@
           <w:sz w:val="21"/>
           <w:szCs w:val="21"/>
         </w:rPr>
-        <w:t xml:space="preserve">· Neue Wörter pro Tag — dein einziger Hebel auf die Menge. Weniger neue Wörter heißt weniger Rückstau, nicht langsameres Lernen.</w:t>
+        <w:t xml:space="preserve">· Neue Wörter pro Tag: dein einziger Hebel auf die Menge. Weniger neue Wörter heißt weniger Rückstau, nicht langsameres Lernen.</w:t>
       </w:r>
     </w:p>
     <w:p>
@@ -2401,7 +2884,7 @@
           <w:sz w:val="15"/>
           <w:szCs w:val="15"/>
         </w:rPr>
-        <w:t xml:space="preserve">A-074</w:t>
+        <w:t xml:space="preserve">A-089</w:t>
       </w:r>
     </w:p>
     <w:p>
@@ -2419,7 +2902,7 @@
           <w:sz w:val="21"/>
           <w:szCs w:val="21"/>
         </w:rPr>
-        <w:t xml:space="preserve">· Antwortprüfung — wie streng Akzente, Artikel und Groß- und Kleinschreibung bewertet werden.</w:t>
+        <w:t xml:space="preserve">· Antwortprüfung: wie streng Akzente, Artikel und Groß- und Kleinschreibung bewertet werden.</w:t>
       </w:r>
     </w:p>
     <w:p>
@@ -2433,7 +2916,7 @@
           <w:sz w:val="15"/>
           <w:szCs w:val="15"/>
         </w:rPr>
-        <w:t xml:space="preserve">A-075</w:t>
+        <w:t xml:space="preserve">A-090</w:t>
       </w:r>
     </w:p>
     <w:p>
@@ -2464,7 +2947,7 @@
           <w:sz w:val="15"/>
           <w:szCs w:val="15"/>
         </w:rPr>
-        <w:t xml:space="preserve">A-076</w:t>
+        <w:t xml:space="preserve">A-091</w:t>
       </w:r>
     </w:p>
     <w:p>
@@ -2496,7 +2979,7 @@
           <w:sz w:val="15"/>
           <w:szCs w:val="15"/>
         </w:rPr>
-        <w:t xml:space="preserve">A-077  </w:t>
+        <w:t xml:space="preserve">A-092  </w:t>
       </w:r>
       <w:r>
         <w:t xml:space="preserve">Mit oder ohne Konto</w:t>
@@ -2513,7 +2996,7 @@
           <w:sz w:val="15"/>
           <w:szCs w:val="15"/>
         </w:rPr>
-        <w:t xml:space="preserve">A-078</w:t>
+        <w:t xml:space="preserve">A-093</w:t>
       </w:r>
     </w:p>
     <w:p>
@@ -2544,7 +3027,7 @@
           <w:sz w:val="15"/>
           <w:szCs w:val="15"/>
         </w:rPr>
-        <w:t xml:space="preserve">A-079</w:t>
+        <w:t xml:space="preserve">A-094</w:t>
       </w:r>
     </w:p>
     <w:p>
@@ -2575,7 +3058,7 @@
           <w:sz w:val="15"/>
           <w:szCs w:val="15"/>
         </w:rPr>
-        <w:t xml:space="preserve">A-080</w:t>
+        <w:t xml:space="preserve">A-095</w:t>
       </w:r>
     </w:p>
     <w:p>
@@ -2607,7 +3090,7 @@
           <w:sz w:val="15"/>
           <w:szCs w:val="15"/>
         </w:rPr>
-        <w:t xml:space="preserve">A-081  </w:t>
+        <w:t xml:space="preserve">A-096  </w:t>
       </w:r>
       <w:r>
         <w:t xml:space="preserve">Häufige Fragen</w:t>
@@ -2624,7 +3107,7 @@
           <w:sz w:val="15"/>
           <w:szCs w:val="15"/>
         </w:rPr>
-        <w:t xml:space="preserve">A-082</w:t>
+        <w:t xml:space="preserve">A-097</w:t>
       </w:r>
     </w:p>
     <w:p>
@@ -2655,7 +3138,7 @@
           <w:sz w:val="15"/>
           <w:szCs w:val="15"/>
         </w:rPr>
-        <w:t xml:space="preserve">A-083</w:t>
+        <w:t xml:space="preserve">A-098</w:t>
       </w:r>
     </w:p>
     <w:p>
@@ -2672,7 +3155,7 @@
           <w:sz w:val="21"/>
           <w:szCs w:val="21"/>
         </w:rPr>
-        <w:t xml:space="preserve">Weil du zuletzt gezögert hast oder danebenlagst. Die App bringt ein Wort zurück, kurz bevor du es vergisst — bei einem wackeligen Wort ist das morgen.</w:t>
+        <w:t xml:space="preserve">Weil du zuletzt gezögert hast oder danebenlagst. Die App bringt ein Wort zurück, kurz bevor du es vergisst. Bei einem wackeligen Wort ist das morgen.</w:t>
       </w:r>
     </w:p>
     <w:p>
@@ -2686,7 +3169,7 @@
           <w:sz w:val="15"/>
           <w:szCs w:val="15"/>
         </w:rPr>
-        <w:t xml:space="preserve">A-084</w:t>
+        <w:t xml:space="preserve">A-099</w:t>
       </w:r>
     </w:p>
     <w:p>
@@ -2717,7 +3200,7 @@
           <w:sz w:val="15"/>
           <w:szCs w:val="15"/>
         </w:rPr>
-        <w:t xml:space="preserve">A-085</w:t>
+        <w:t xml:space="preserve">A-100</w:t>
       </w:r>
     </w:p>
     <w:p>
@@ -2748,7 +3231,7 @@
           <w:sz w:val="15"/>
           <w:szCs w:val="15"/>
         </w:rPr>
-        <w:t xml:space="preserve">A-086</w:t>
+        <w:t xml:space="preserve">A-101</w:t>
       </w:r>
     </w:p>
     <w:p>
@@ -2765,7 +3248,7 @@
           <w:sz w:val="21"/>
           <w:szCs w:val="21"/>
         </w:rPr>
-        <w:t xml:space="preserve">Ich war eine Woche weg — wie schlimm ist es?</w:t>
+        <w:t xml:space="preserve">Ich war eine Woche weg. Wie schlimm ist es?</w:t>
       </w:r>
     </w:p>
     <w:p>
@@ -2779,7 +3262,7 @@
           <w:sz w:val="15"/>
           <w:szCs w:val="15"/>
         </w:rPr>
-        <w:t xml:space="preserve">A-087</w:t>
+        <w:t xml:space="preserve">A-102</w:t>
       </w:r>
     </w:p>
     <w:p>
@@ -2810,7 +3293,7 @@
           <w:sz w:val="15"/>
           <w:szCs w:val="15"/>
         </w:rPr>
-        <w:t xml:space="preserve">A-088</w:t>
+        <w:t xml:space="preserve">A-103</w:t>
       </w:r>
     </w:p>
     <w:p>
@@ -2841,7 +3324,7 @@
           <w:sz w:val="15"/>
           <w:szCs w:val="15"/>
         </w:rPr>
-        <w:t xml:space="preserve">A-089</w:t>
+        <w:t xml:space="preserve">A-104</w:t>
       </w:r>
     </w:p>
     <w:p>
@@ -2872,7 +3355,7 @@
           <w:sz w:val="15"/>
           <w:szCs w:val="15"/>
         </w:rPr>
-        <w:t xml:space="preserve">A-090</w:t>
+        <w:t xml:space="preserve">A-105</w:t>
       </w:r>
     </w:p>
     <w:p>
@@ -2903,7 +3386,7 @@
           <w:sz w:val="15"/>
           <w:szCs w:val="15"/>
         </w:rPr>
-        <w:t xml:space="preserve">A-091</w:t>
+        <w:t xml:space="preserve">A-106</w:t>
       </w:r>
     </w:p>
     <w:p>
@@ -2934,7 +3417,7 @@
           <w:sz w:val="15"/>
           <w:szCs w:val="15"/>
         </w:rPr>
-        <w:t xml:space="preserve">A-092</w:t>
+        <w:t xml:space="preserve">A-107</w:t>
       </w:r>
     </w:p>
     <w:p>
@@ -2965,7 +3448,7 @@
           <w:sz w:val="15"/>
           <w:szCs w:val="15"/>
         </w:rPr>
-        <w:t xml:space="preserve">A-093</w:t>
+        <w:t xml:space="preserve">A-108</w:t>
       </w:r>
     </w:p>
     <w:p>
@@ -3006,7 +3489,7 @@
           <w:sz w:val="15"/>
           <w:szCs w:val="15"/>
         </w:rPr>
-        <w:t xml:space="preserve">A-094  </w:t>
+        <w:t xml:space="preserve">A-109  </w:t>
       </w:r>
       <w:r>
         <w:t xml:space="preserve">Lieber täglich kurz als selten lang</w:t>
@@ -3023,7 +3506,7 @@
           <w:sz w:val="15"/>
           <w:szCs w:val="15"/>
         </w:rPr>
-        <w:t xml:space="preserve">A-095</w:t>
+        <w:t xml:space="preserve">A-110</w:t>
       </w:r>
     </w:p>
     <w:p>
@@ -3055,7 +3538,7 @@
           <w:sz w:val="15"/>
           <w:szCs w:val="15"/>
         </w:rPr>
-        <w:t xml:space="preserve">A-096  </w:t>
+        <w:t xml:space="preserve">A-111  </w:t>
       </w:r>
       <w:r>
         <w:t xml:space="preserve">Erst selbst überlegen, dann umdrehen</w:t>
@@ -3072,7 +3555,7 @@
           <w:sz w:val="15"/>
           <w:szCs w:val="15"/>
         </w:rPr>
-        <w:t xml:space="preserve">A-097</w:t>
+        <w:t xml:space="preserve">A-112</w:t>
       </w:r>
     </w:p>
     <w:p>
@@ -3104,7 +3587,7 @@
           <w:sz w:val="15"/>
           <w:szCs w:val="15"/>
         </w:rPr>
-        <w:t xml:space="preserve">A-098  </w:t>
+        <w:t xml:space="preserve">A-113  </w:t>
       </w:r>
       <w:r>
         <w:t xml:space="preserve">Ein Wort braucht viele Begegnungen</w:t>
@@ -3121,7 +3604,7 @@
           <w:sz w:val="15"/>
           <w:szCs w:val="15"/>
         </w:rPr>
-        <w:t xml:space="preserve">A-099</w:t>
+        <w:t xml:space="preserve">A-114</w:t>
       </w:r>
     </w:p>
     <w:p>
@@ -3153,7 +3636,7 @@
           <w:sz w:val="15"/>
           <w:szCs w:val="15"/>
         </w:rPr>
-        <w:t xml:space="preserve">A-100  </w:t>
+        <w:t xml:space="preserve">A-115  </w:t>
       </w:r>
       <w:r>
         <w:t xml:space="preserve">Mach deine Fehler zu Freunden</w:t>
@@ -3170,7 +3653,7 @@
           <w:sz w:val="15"/>
           <w:szCs w:val="15"/>
         </w:rPr>
-        <w:t xml:space="preserve">A-101</w:t>
+        <w:t xml:space="preserve">A-116</w:t>
       </w:r>
     </w:p>
     <w:p>
@@ -3202,7 +3685,7 @@
           <w:sz w:val="15"/>
           <w:szCs w:val="15"/>
         </w:rPr>
-        <w:t xml:space="preserve">A-102  </w:t>
+        <w:t xml:space="preserve">A-117  </w:t>
       </w:r>
       <w:r>
         <w:t xml:space="preserve">Wenig Neues, dafür richtig</w:t>
@@ -3219,7 +3702,7 @@
           <w:sz w:val="15"/>
           <w:szCs w:val="15"/>
         </w:rPr>
-        <w:t xml:space="preserve">A-103</w:t>
+        <w:t xml:space="preserve">A-118</w:t>
       </w:r>
     </w:p>
     <w:p>
@@ -3251,7 +3734,7 @@
           <w:sz w:val="15"/>
           <w:szCs w:val="15"/>
         </w:rPr>
-        <w:t xml:space="preserve">A-104  </w:t>
+        <w:t xml:space="preserve">A-119  </w:t>
       </w:r>
       <w:r>
         <w:t xml:space="preserve">Misch die Wörter</w:t>
@@ -3268,7 +3751,7 @@
           <w:sz w:val="15"/>
           <w:szCs w:val="15"/>
         </w:rPr>
-        <w:t xml:space="preserve">A-105</w:t>
+        <w:t xml:space="preserve">A-120</w:t>
       </w:r>
     </w:p>
     <w:p>
@@ -3300,7 +3783,7 @@
           <w:sz w:val="15"/>
           <w:szCs w:val="15"/>
         </w:rPr>
-        <w:t xml:space="preserve">A-106  </w:t>
+        <w:t xml:space="preserve">A-121  </w:t>
       </w:r>
       <w:r>
         <w:t xml:space="preserve">Sprich das Wort leise mit</w:t>
@@ -3317,7 +3800,7 @@
           <w:sz w:val="15"/>
           <w:szCs w:val="15"/>
         </w:rPr>
-        <w:t xml:space="preserve">A-107</w:t>
+        <w:t xml:space="preserve">A-122</w:t>
       </w:r>
     </w:p>
     <w:p>
@@ -3349,7 +3832,7 @@
           <w:sz w:val="15"/>
           <w:szCs w:val="15"/>
         </w:rPr>
-        <w:t xml:space="preserve">A-108  </w:t>
+        <w:t xml:space="preserve">A-123  </w:t>
       </w:r>
       <w:r>
         <w:t xml:space="preserve">Lern das Wort im Zusammenhang</w:t>
@@ -3366,7 +3849,7 @@
           <w:sz w:val="15"/>
           <w:szCs w:val="15"/>
         </w:rPr>
-        <w:t xml:space="preserve">A-109</w:t>
+        <w:t xml:space="preserve">A-124</w:t>
       </w:r>
     </w:p>
     <w:p>
@@ -3398,7 +3881,7 @@
           <w:sz w:val="15"/>
           <w:szCs w:val="15"/>
         </w:rPr>
-        <w:t xml:space="preserve">A-110  </w:t>
+        <w:t xml:space="preserve">A-125  </w:t>
       </w:r>
       <w:r>
         <w:t xml:space="preserve">Übe in beide Richtungen</w:t>
@@ -3415,7 +3898,7 @@
           <w:sz w:val="15"/>
           <w:szCs w:val="15"/>
         </w:rPr>
-        <w:t xml:space="preserve">A-111</w:t>
+        <w:t xml:space="preserve">A-126</w:t>
       </w:r>
     </w:p>
     <w:p>
@@ -3447,7 +3930,7 @@
           <w:sz w:val="15"/>
           <w:szCs w:val="15"/>
         </w:rPr>
-        <w:t xml:space="preserve">A-112  </w:t>
+        <w:t xml:space="preserve">A-127  </w:t>
       </w:r>
       <w:r>
         <w:t xml:space="preserve">Schlaf macht das Lernen fertig</w:t>
@@ -3464,7 +3947,7 @@
           <w:sz w:val="15"/>
           <w:szCs w:val="15"/>
         </w:rPr>
-        <w:t xml:space="preserve">A-113</w:t>
+        <w:t xml:space="preserve">A-128</w:t>
       </w:r>
     </w:p>
     <w:p>
@@ -3504,7 +3987,7 @@
           <w:sz w:val="15"/>
           <w:szCs w:val="15"/>
         </w:rPr>
-        <w:t xml:space="preserve">A-114</w:t>
+        <w:t xml:space="preserve">A-129</w:t>
       </w:r>
     </w:p>
     <w:p>
@@ -3536,7 +4019,7 @@
           <w:sz w:val="15"/>
           <w:szCs w:val="15"/>
         </w:rPr>
-        <w:t xml:space="preserve">A-115  </w:t>
+        <w:t xml:space="preserve">A-130  </w:t>
       </w:r>
       <w:r>
         <w:t xml:space="preserve">Vergessen ist kein Fehler</w:t>
@@ -3553,7 +4036,7 @@
           <w:sz w:val="15"/>
           <w:szCs w:val="15"/>
         </w:rPr>
-        <w:t xml:space="preserve">A-116</w:t>
+        <w:t xml:space="preserve">A-131</w:t>
       </w:r>
     </w:p>
     <w:p>
@@ -3584,7 +4067,7 @@
           <w:sz w:val="15"/>
           <w:szCs w:val="15"/>
         </w:rPr>
-        <w:t xml:space="preserve">A-117</w:t>
+        <w:t xml:space="preserve">A-132</w:t>
       </w:r>
       <w:r>
         <w:rPr>
@@ -3625,7 +4108,7 @@
           <w:sz w:val="15"/>
           <w:szCs w:val="15"/>
         </w:rPr>
-        <w:t xml:space="preserve">A-118</w:t>
+        <w:t xml:space="preserve">A-133</w:t>
       </w:r>
     </w:p>
     <w:p>
@@ -3656,7 +4139,7 @@
           <w:sz w:val="15"/>
           <w:szCs w:val="15"/>
         </w:rPr>
-        <w:t xml:space="preserve">A-119</w:t>
+        <w:t xml:space="preserve">A-134</w:t>
       </w:r>
     </w:p>
     <w:p>
@@ -3688,7 +4171,7 @@
           <w:sz w:val="15"/>
           <w:szCs w:val="15"/>
         </w:rPr>
-        <w:t xml:space="preserve">A-120  </w:t>
+        <w:t xml:space="preserve">A-135  </w:t>
       </w:r>
       <w:r>
         <w:t xml:space="preserve">Der beste Zeitpunkt ist kurz vor dem Vergessen</w:t>
@@ -3705,7 +4188,7 @@
           <w:sz w:val="15"/>
           <w:szCs w:val="15"/>
         </w:rPr>
-        <w:t xml:space="preserve">A-121</w:t>
+        <w:t xml:space="preserve">A-136</w:t>
       </w:r>
     </w:p>
     <w:p>
@@ -3736,7 +4219,7 @@
           <w:sz w:val="15"/>
           <w:szCs w:val="15"/>
         </w:rPr>
-        <w:t xml:space="preserve">A-122</w:t>
+        <w:t xml:space="preserve">A-137</w:t>
       </w:r>
       <w:r>
         <w:rPr>
@@ -3777,7 +4260,7 @@
           <w:sz w:val="15"/>
           <w:szCs w:val="15"/>
         </w:rPr>
-        <w:t xml:space="preserve">A-123</w:t>
+        <w:t xml:space="preserve">A-138</w:t>
       </w:r>
     </w:p>
     <w:p>
@@ -3808,7 +4291,7 @@
           <w:sz w:val="15"/>
           <w:szCs w:val="15"/>
         </w:rPr>
-        <w:t xml:space="preserve">A-124</w:t>
+        <w:t xml:space="preserve">A-139</w:t>
       </w:r>
     </w:p>
     <w:p>
@@ -3840,7 +4323,7 @@
           <w:sz w:val="15"/>
           <w:szCs w:val="15"/>
         </w:rPr>
-        <w:t xml:space="preserve">A-125  </w:t>
+        <w:t xml:space="preserve">A-140  </w:t>
       </w:r>
       <w:r>
         <w:t xml:space="preserve">Abrufen ist stärker als Nachlesen</w:t>
@@ -3857,7 +4340,7 @@
           <w:sz w:val="15"/>
           <w:szCs w:val="15"/>
         </w:rPr>
-        <w:t xml:space="preserve">A-126</w:t>
+        <w:t xml:space="preserve">A-141</w:t>
       </w:r>
     </w:p>
     <w:p>
@@ -3888,7 +4371,7 @@
           <w:sz w:val="15"/>
           <w:szCs w:val="15"/>
         </w:rPr>
-        <w:t xml:space="preserve">A-127</w:t>
+        <w:t xml:space="preserve">A-142</w:t>
       </w:r>
       <w:r>
         <w:rPr>
@@ -3929,7 +4412,7 @@
           <w:sz w:val="15"/>
           <w:szCs w:val="15"/>
         </w:rPr>
-        <w:t xml:space="preserve">A-128</w:t>
+        <w:t xml:space="preserve">A-143</w:t>
       </w:r>
     </w:p>
     <w:p>
@@ -3960,7 +4443,7 @@
           <w:sz w:val="15"/>
           <w:szCs w:val="15"/>
         </w:rPr>
-        <w:t xml:space="preserve">A-129</w:t>
+        <w:t xml:space="preserve">A-144</w:t>
       </w:r>
     </w:p>
     <w:p>
@@ -3992,7 +4475,7 @@
           <w:sz w:val="15"/>
           <w:szCs w:val="15"/>
         </w:rPr>
-        <w:t xml:space="preserve">A-130  </w:t>
+        <w:t xml:space="preserve">A-145  </w:t>
       </w:r>
       <w:r>
         <w:t xml:space="preserve">Was die App über jedes Wort weiß</w:t>
@@ -4009,7 +4492,7 @@
           <w:sz w:val="15"/>
           <w:szCs w:val="15"/>
         </w:rPr>
-        <w:t xml:space="preserve">A-131</w:t>
+        <w:t xml:space="preserve">A-146</w:t>
       </w:r>
     </w:p>
     <w:p>
@@ -4041,7 +4524,7 @@
           <w:sz w:val="15"/>
           <w:szCs w:val="15"/>
         </w:rPr>
-        <w:t xml:space="preserve">A-132</w:t>
+        <w:t xml:space="preserve">A-147</w:t>
       </w:r>
     </w:p>
     <w:p>
@@ -4074,7 +4557,7 @@
           <w:sz w:val="15"/>
           <w:szCs w:val="15"/>
         </w:rPr>
-        <w:t xml:space="preserve">A-133</w:t>
+        <w:t xml:space="preserve">A-148</w:t>
       </w:r>
     </w:p>
     <w:p>
@@ -4107,7 +4590,7 @@
           <w:sz w:val="15"/>
           <w:szCs w:val="15"/>
         </w:rPr>
-        <w:t xml:space="preserve">A-134</w:t>
+        <w:t xml:space="preserve">A-149</w:t>
       </w:r>
     </w:p>
     <w:p>
@@ -4139,7 +4622,7 @@
           <w:sz w:val="15"/>
           <w:szCs w:val="15"/>
         </w:rPr>
-        <w:t xml:space="preserve">A-135</w:t>
+        <w:t xml:space="preserve">A-150</w:t>
       </w:r>
     </w:p>
     <w:p>
@@ -4170,7 +4653,7 @@
           <w:sz w:val="15"/>
           <w:szCs w:val="15"/>
         </w:rPr>
-        <w:t xml:space="preserve">A-136</w:t>
+        <w:t xml:space="preserve">A-151</w:t>
       </w:r>
     </w:p>
     <w:p>
@@ -4202,7 +4685,7 @@
           <w:sz w:val="15"/>
           <w:szCs w:val="15"/>
         </w:rPr>
-        <w:t xml:space="preserve">A-137  </w:t>
+        <w:t xml:space="preserve">A-152  </w:t>
       </w:r>
       <w:r>
         <w:t xml:space="preserve">Warum es vor einer Prüfung anders läuft</w:t>
@@ -4219,7 +4702,7 @@
           <w:sz w:val="15"/>
           <w:szCs w:val="15"/>
         </w:rPr>
-        <w:t xml:space="preserve">A-138</w:t>
+        <w:t xml:space="preserve">A-153</w:t>
       </w:r>
     </w:p>
     <w:p>
@@ -4250,7 +4733,7 @@
           <w:sz w:val="15"/>
           <w:szCs w:val="15"/>
         </w:rPr>
-        <w:t xml:space="preserve">A-139</w:t>
+        <w:t xml:space="preserve">A-154</w:t>
       </w:r>
     </w:p>
     <w:p>
@@ -4281,7 +4764,7 @@
           <w:sz w:val="15"/>
           <w:szCs w:val="15"/>
         </w:rPr>
-        <w:t xml:space="preserve">A-140</w:t>
+        <w:t xml:space="preserve">A-155</w:t>
       </w:r>
     </w:p>
     <w:p>
@@ -4313,7 +4796,7 @@
           <w:sz w:val="15"/>
           <w:szCs w:val="15"/>
         </w:rPr>
-        <w:t xml:space="preserve">A-141  </w:t>
+        <w:t xml:space="preserve">A-156  </w:t>
       </w:r>
       <w:r>
         <w:t xml:space="preserve">Warum sich Lernen anstrengend anfühlen darf</w:t>
@@ -4330,7 +4813,7 @@
           <w:sz w:val="15"/>
           <w:szCs w:val="15"/>
         </w:rPr>
-        <w:t xml:space="preserve">A-142</w:t>
+        <w:t xml:space="preserve">A-157</w:t>
       </w:r>
     </w:p>
     <w:p>
@@ -4361,7 +4844,7 @@
           <w:sz w:val="15"/>
           <w:szCs w:val="15"/>
         </w:rPr>
-        <w:t xml:space="preserve">A-143</w:t>
+        <w:t xml:space="preserve">A-158</w:t>
       </w:r>
     </w:p>
     <w:p>
@@ -4392,7 +4875,7 @@
           <w:sz w:val="15"/>
           <w:szCs w:val="15"/>
         </w:rPr>
-        <w:t xml:space="preserve">A-144</w:t>
+        <w:t xml:space="preserve">A-159</w:t>
       </w:r>
     </w:p>
     <w:p>
@@ -4423,7 +4906,7 @@
           <w:sz w:val="15"/>
           <w:szCs w:val="15"/>
         </w:rPr>
-        <w:t xml:space="preserve">A-145</w:t>
+        <w:t xml:space="preserve">A-160</w:t>
       </w:r>
     </w:p>
     <w:p>
@@ -4455,7 +4938,7 @@
           <w:sz w:val="15"/>
           <w:szCs w:val="15"/>
         </w:rPr>
-        <w:t xml:space="preserve">A-146  </w:t>
+        <w:t xml:space="preserve">A-161  </w:t>
       </w:r>
       <w:r>
         <w:t xml:space="preserve">Was die Zahlen bedeuten, die du siehst</w:t>
@@ -4472,7 +4955,7 @@
           <w:sz w:val="15"/>
           <w:szCs w:val="15"/>
         </w:rPr>
-        <w:t xml:space="preserve">A-147</w:t>
+        <w:t xml:space="preserve">A-162</w:t>
       </w:r>
     </w:p>
     <w:p>
@@ -4503,7 +4986,7 @@
           <w:sz w:val="15"/>
           <w:szCs w:val="15"/>
         </w:rPr>
-        <w:t xml:space="preserve">A-148</w:t>
+        <w:t xml:space="preserve">A-163</w:t>
       </w:r>
     </w:p>
     <w:p>
@@ -4534,7 +5017,7 @@
           <w:sz w:val="15"/>
           <w:szCs w:val="15"/>
         </w:rPr>
-        <w:t xml:space="preserve">A-149</w:t>
+        <w:t xml:space="preserve">A-164</w:t>
       </w:r>
     </w:p>
     <w:p>
@@ -4566,7 +5049,7 @@
           <w:sz w:val="15"/>
           <w:szCs w:val="15"/>
         </w:rPr>
-        <w:t xml:space="preserve">A-150  </w:t>
+        <w:t xml:space="preserve">A-165  </w:t>
       </w:r>
       <w:r>
         <w:t xml:space="preserve">Was du selbst in der Hand hast</w:t>
@@ -4584,7 +5067,7 @@
           <w:sz w:val="15"/>
           <w:szCs w:val="15"/>
         </w:rPr>
-        <w:t xml:space="preserve">A-151</w:t>
+        <w:t xml:space="preserve">A-166</w:t>
       </w:r>
     </w:p>
     <w:p>
@@ -4617,7 +5100,7 @@
           <w:sz w:val="15"/>
           <w:szCs w:val="15"/>
         </w:rPr>
-        <w:t xml:space="preserve">A-152</w:t>
+        <w:t xml:space="preserve">A-167</w:t>
       </w:r>
     </w:p>
     <w:p>
@@ -4650,7 +5133,7 @@
           <w:sz w:val="15"/>
           <w:szCs w:val="15"/>
         </w:rPr>
-        <w:t xml:space="preserve">A-153</w:t>
+        <w:t xml:space="preserve">A-168</w:t>
       </w:r>
     </w:p>
     <w:p>
@@ -4683,7 +5166,7 @@
           <w:sz w:val="15"/>
           <w:szCs w:val="15"/>
         </w:rPr>
-        <w:t xml:space="preserve">A-154  </w:t>
+        <w:t xml:space="preserve">A-169  </w:t>
       </w:r>
       <w:r>
         <w:t xml:space="preserve">Zum Weiterlesen</w:t>
@@ -4701,7 +5184,7 @@
           <w:sz w:val="15"/>
           <w:szCs w:val="15"/>
         </w:rPr>
-        <w:t xml:space="preserve">A-155</w:t>
+        <w:t xml:space="preserve">A-170</w:t>
       </w:r>
     </w:p>
     <w:p>
@@ -4734,7 +5217,7 @@
           <w:sz w:val="15"/>
           <w:szCs w:val="15"/>
         </w:rPr>
-        <w:t xml:space="preserve">A-156</w:t>
+        <w:t xml:space="preserve">A-171</w:t>
       </w:r>
     </w:p>
     <w:p>
@@ -4767,7 +5250,7 @@
           <w:sz w:val="15"/>
           <w:szCs w:val="15"/>
         </w:rPr>
-        <w:t xml:space="preserve">A-157</w:t>
+        <w:t xml:space="preserve">A-172</w:t>
       </w:r>
     </w:p>
     <w:p>
@@ -4800,7 +5283,7 @@
           <w:sz w:val="15"/>
           <w:szCs w:val="15"/>
         </w:rPr>
-        <w:t xml:space="preserve">A-158</w:t>
+        <w:t xml:space="preserve">A-173</w:t>
       </w:r>
     </w:p>
     <w:p>
@@ -4841,7 +5324,7 @@
           <w:sz w:val="15"/>
           <w:szCs w:val="15"/>
         </w:rPr>
-        <w:t xml:space="preserve">A-159</w:t>
+        <w:t xml:space="preserve">A-174</w:t>
       </w:r>
     </w:p>
     <w:p>
@@ -4881,7 +5364,7 @@
           <w:sz w:val="15"/>
           <w:szCs w:val="15"/>
         </w:rPr>
-        <w:t xml:space="preserve">A-160</w:t>
+        <w:t xml:space="preserve">A-175</w:t>
       </w:r>
     </w:p>
     <w:p>
@@ -4912,7 +5395,7 @@
           <w:sz w:val="15"/>
           <w:szCs w:val="15"/>
         </w:rPr>
-        <w:t xml:space="preserve">A-161</w:t>
+        <w:t xml:space="preserve">A-176</w:t>
       </w:r>
     </w:p>
     <w:p>
@@ -4943,7 +5426,7 @@
           <w:sz w:val="15"/>
           <w:szCs w:val="15"/>
         </w:rPr>
-        <w:t xml:space="preserve">A-162</w:t>
+        <w:t xml:space="preserve">A-177</w:t>
       </w:r>
     </w:p>
     <w:p>
@@ -4974,7 +5457,7 @@
           <w:sz w:val="15"/>
           <w:szCs w:val="15"/>
         </w:rPr>
-        <w:t xml:space="preserve">A-163</w:t>
+        <w:t xml:space="preserve">A-178</w:t>
       </w:r>
     </w:p>
     <w:p>
@@ -5005,7 +5488,7 @@
           <w:sz w:val="15"/>
           <w:szCs w:val="15"/>
         </w:rPr>
-        <w:t xml:space="preserve">A-164</w:t>
+        <w:t xml:space="preserve">A-179</w:t>
       </w:r>
     </w:p>
     <w:p>
@@ -5036,7 +5519,7 @@
           <w:sz w:val="15"/>
           <w:szCs w:val="15"/>
         </w:rPr>
-        <w:t xml:space="preserve">A-165</w:t>
+        <w:t xml:space="preserve">A-180</w:t>
       </w:r>
     </w:p>
     <w:p>
@@ -5067,7 +5550,7 @@
           <w:sz w:val="15"/>
           <w:szCs w:val="15"/>
         </w:rPr>
-        <w:t xml:space="preserve">A-166</w:t>
+        <w:t xml:space="preserve">A-181</w:t>
       </w:r>
     </w:p>
     <w:p>
@@ -5098,7 +5581,7 @@
           <w:sz w:val="15"/>
           <w:szCs w:val="15"/>
         </w:rPr>
-        <w:t xml:space="preserve">A-167</w:t>
+        <w:t xml:space="preserve">A-182</w:t>
       </w:r>
     </w:p>
     <w:p>
@@ -5129,7 +5612,7 @@
           <w:sz w:val="15"/>
           <w:szCs w:val="15"/>
         </w:rPr>
-        <w:t xml:space="preserve">A-168</w:t>
+        <w:t xml:space="preserve">A-183</w:t>
       </w:r>
     </w:p>
     <w:p>
@@ -5160,7 +5643,7 @@
           <w:sz w:val="15"/>
           <w:szCs w:val="15"/>
         </w:rPr>
-        <w:t xml:space="preserve">A-169</w:t>
+        <w:t xml:space="preserve">A-184</w:t>
       </w:r>
     </w:p>
     <w:p>
@@ -5191,7 +5674,7 @@
           <w:sz w:val="15"/>
           <w:szCs w:val="15"/>
         </w:rPr>
-        <w:t xml:space="preserve">A-170</w:t>
+        <w:t xml:space="preserve">A-185</w:t>
       </w:r>
     </w:p>
     <w:p>
@@ -5222,7 +5705,7 @@
           <w:sz w:val="15"/>
           <w:szCs w:val="15"/>
         </w:rPr>
-        <w:t xml:space="preserve">A-171</w:t>
+        <w:t xml:space="preserve">A-186</w:t>
       </w:r>
     </w:p>
     <w:p>
@@ -5239,7 +5722,7 @@
           <w:sz w:val="21"/>
           <w:szCs w:val="21"/>
         </w:rPr>
-        <w:t xml:space="preserve">Sobald wir deine Daten für etwas anderes verwenden wollten — Auswertungen über mehrere Nutzer hinweg, Forschung, Werbung —, würden wir dich vorher fragen. Heute tun wir nichts davon.</w:t>
+        <w:t xml:space="preserve">Sobald wir deine Daten für etwas anderes verwenden wollten, etwa für Auswertungen über mehrere Nutzer hinweg, für Forschung oder für Werbung, würden wir dich vorher fragen. Heute tun wir nichts davon.</w:t>
       </w:r>
     </w:p>
     <w:p>
@@ -5253,7 +5736,7 @@
           <w:sz w:val="15"/>
           <w:szCs w:val="15"/>
         </w:rPr>
-        <w:t xml:space="preserve">A-172</w:t>
+        <w:t xml:space="preserve">A-187</w:t>
       </w:r>
     </w:p>
     <w:p>
@@ -5284,7 +5767,7 @@
           <w:sz w:val="15"/>
           <w:szCs w:val="15"/>
         </w:rPr>
-        <w:t xml:space="preserve">A-173</w:t>
+        <w:t xml:space="preserve">A-188</w:t>
       </w:r>
     </w:p>
     <w:p>
@@ -5315,7 +5798,7 @@
           <w:sz w:val="15"/>
           <w:szCs w:val="15"/>
         </w:rPr>
-        <w:t xml:space="preserve">A-174</w:t>
+        <w:t xml:space="preserve">A-189</w:t>
       </w:r>
     </w:p>
     <w:p>
@@ -5346,7 +5829,7 @@
           <w:sz w:val="15"/>
           <w:szCs w:val="15"/>
         </w:rPr>
-        <w:t xml:space="preserve">A-175</w:t>
+        <w:t xml:space="preserve">A-190</w:t>
       </w:r>
     </w:p>
     <w:p>
@@ -5377,7 +5860,7 @@
           <w:sz w:val="15"/>
           <w:szCs w:val="15"/>
         </w:rPr>
-        <w:t xml:space="preserve">A-176</w:t>
+        <w:t xml:space="preserve">A-191</w:t>
       </w:r>
     </w:p>
     <w:p>
@@ -5408,7 +5891,7 @@
           <w:sz w:val="15"/>
           <w:szCs w:val="15"/>
         </w:rPr>
-        <w:t xml:space="preserve">A-177</w:t>
+        <w:t xml:space="preserve">A-192</w:t>
       </w:r>
     </w:p>
     <w:p>
@@ -5439,7 +5922,7 @@
           <w:sz w:val="15"/>
           <w:szCs w:val="15"/>
         </w:rPr>
-        <w:t xml:space="preserve">A-178</w:t>
+        <w:t xml:space="preserve">A-193</w:t>
       </w:r>
     </w:p>
     <w:p>
@@ -5470,7 +5953,7 @@
           <w:sz w:val="15"/>
           <w:szCs w:val="15"/>
         </w:rPr>
-        <w:t xml:space="preserve">A-179</w:t>
+        <w:t xml:space="preserve">A-194</w:t>
       </w:r>
     </w:p>
     <w:p>
@@ -5501,7 +5984,7 @@
           <w:sz w:val="15"/>
           <w:szCs w:val="15"/>
         </w:rPr>
-        <w:t xml:space="preserve">A-180</w:t>
+        <w:t xml:space="preserve">A-195</w:t>
       </w:r>
     </w:p>
     <w:p>
@@ -5532,7 +6015,7 @@
           <w:sz w:val="15"/>
           <w:szCs w:val="15"/>
         </w:rPr>
-        <w:t xml:space="preserve">A-181</w:t>
+        <w:t xml:space="preserve">A-196</w:t>
       </w:r>
     </w:p>
     <w:p>
@@ -5563,7 +6046,7 @@
           <w:sz w:val="15"/>
           <w:szCs w:val="15"/>
         </w:rPr>
-        <w:t xml:space="preserve">A-182</w:t>
+        <w:t xml:space="preserve">A-197</w:t>
       </w:r>
     </w:p>
     <w:p>
@@ -5603,7 +6086,7 @@
           <w:sz w:val="15"/>
           <w:szCs w:val="15"/>
         </w:rPr>
-        <w:t xml:space="preserve">A-183</w:t>
+        <w:t xml:space="preserve">A-198</w:t>
       </w:r>
     </w:p>
     <w:p>
@@ -5634,7 +6117,7 @@
           <w:sz w:val="15"/>
           <w:szCs w:val="15"/>
         </w:rPr>
-        <w:t xml:space="preserve">A-184</w:t>
+        <w:t xml:space="preserve">A-199</w:t>
       </w:r>
     </w:p>
     <w:p>
@@ -5665,7 +6148,7 @@
           <w:sz w:val="15"/>
           <w:szCs w:val="15"/>
         </w:rPr>
-        <w:t xml:space="preserve">A-185</w:t>
+        <w:t xml:space="preserve">A-200</w:t>
       </w:r>
     </w:p>
     <w:p>
@@ -5696,7 +6179,7 @@
           <w:sz w:val="15"/>
           <w:szCs w:val="15"/>
         </w:rPr>
-        <w:t xml:space="preserve">A-186</w:t>
+        <w:t xml:space="preserve">A-201</w:t>
       </w:r>
     </w:p>
     <w:p>
@@ -5727,7 +6210,7 @@
           <w:sz w:val="15"/>
           <w:szCs w:val="15"/>
         </w:rPr>
-        <w:t xml:space="preserve">A-187</w:t>
+        <w:t xml:space="preserve">A-202</w:t>
       </w:r>
     </w:p>
     <w:p>
@@ -5758,7 +6241,7 @@
           <w:sz w:val="15"/>
           <w:szCs w:val="15"/>
         </w:rPr>
-        <w:t xml:space="preserve">A-188</w:t>
+        <w:t xml:space="preserve">A-203</w:t>
       </w:r>
     </w:p>
     <w:p>
@@ -5789,7 +6272,7 @@
           <w:sz w:val="15"/>
           <w:szCs w:val="15"/>
         </w:rPr>
-        <w:t xml:space="preserve">A-189</w:t>
+        <w:t xml:space="preserve">A-204</w:t>
       </w:r>
     </w:p>
     <w:p>
@@ -5820,7 +6303,7 @@
           <w:sz w:val="15"/>
           <w:szCs w:val="15"/>
         </w:rPr>
-        <w:t xml:space="preserve">A-190</w:t>
+        <w:t xml:space="preserve">A-205</w:t>
       </w:r>
     </w:p>
     <w:p>
@@ -7068,7 +7551,7 @@
                 <w:sz w:val="21"/>
                 <w:szCs w:val="21"/>
               </w:rPr>
-              <w:t xml:space="preserve">Du hast alle Karten dieser Auswahl angesehen. Angesehen ist noch nicht gelernt — wechsle zu einer Antwortart, die zählt.</w:t>
+              <w:t xml:space="preserve">Du hast alle Karten dieser Auswahl angesehen. Angesehen ist noch nicht gelernt. Wechsle zu einer Antwortart, die zählt.</w:t>
             </w:r>
           </w:p>
         </w:tc>
@@ -12058,7 +12541,7 @@
                 <w:sz w:val="21"/>
                 <w:szCs w:val="21"/>
               </w:rPr>
-              <w:t xml:space="preserve">abtippen, einfügen — oder von deiner KI-App aus einem Foto erstellen lassen</w:t>
+              <w:t xml:space="preserve">abtippen, einfügen oder von deiner KI-App aus einem Foto erstellen lassen</w:t>
             </w:r>
           </w:p>
         </w:tc>
@@ -15271,7 +15754,7 @@
                 <w:sz w:val="21"/>
                 <w:szCs w:val="21"/>
               </w:rPr>
-              <w:t xml:space="preserve">Noch keine eigene Wortliste. Lege oben eine an — oder üb mit dem Grundwortschatz.</w:t>
+              <w:t xml:space="preserve">Noch keine eigene Wortliste. Lege oben eine an, oder üb mit dem Grundwortschatz.</w:t>
             </w:r>
           </w:p>
         </w:tc>
@@ -16903,7 +17386,7 @@
                 <w:sz w:val="21"/>
                 <w:szCs w:val="21"/>
               </w:rPr>
-              <w:t xml:space="preserve">Zurück zur Liste — dort stehen die Wege, sie zu füllen.</w:t>
+              <w:t xml:space="preserve">Zurück zur Liste. Dort stehen die Wege, sie zu füllen.</w:t>
             </w:r>
           </w:p>
         </w:tc>
@@ -22505,7 +22988,7 @@
                 <w:sz w:val="21"/>
                 <w:szCs w:val="21"/>
               </w:rPr>
-              <w:t xml:space="preserve">Die Beispielsätze eines Wortes stehen auf der Lösungsseite der Karte — der Satz in der Fremdsprache und darunter seine Übersetzung.</w:t>
+              <w:t xml:space="preserve">Die Beispielsätze eines Wortes stehen auf der Lösungsseite der Karte: der Satz in der Fremdsprache und darunter seine Übersetzung.</w:t>
             </w:r>
           </w:p>
         </w:tc>
@@ -27452,7 +27935,7 @@
                 <w:sz w:val="21"/>
                 <w:szCs w:val="21"/>
               </w:rPr>
-              <w:t xml:space="preserve">Wie schnell ein Wort an Festigkeit gewinnt, wenn du es richtig hast. Höher heißt: Die App nimmt schnellere Fortschritte an und fragt seltener nach — das ist riskanter. Niedriger heißt vorsichtiger und häufiger.</w:t>
+              <w:t xml:space="preserve">Wie schnell ein Wort an Festigkeit gewinnt, wenn du es richtig hast. Höher heißt: Die App nimmt schnellere Fortschritte an und fragt seltener nach. Das ist riskanter. Niedriger heißt vorsichtiger und häufiger.</w:t>
             </w:r>
           </w:p>
         </w:tc>
@@ -31622,7 +32105,7 @@
                 <w:sz w:val="21"/>
                 <w:szCs w:val="21"/>
               </w:rPr>
-              <w:t xml:space="preserve">Offline — wird nachgeholt</w:t>
+              <w:t xml:space="preserve">Ohne Netz, wird nachgeholt</w:t>
             </w:r>
           </w:p>
         </w:tc>
@@ -34713,7 +35196,7 @@
                 <w:sz w:val="21"/>
                 <w:szCs w:val="21"/>
               </w:rPr>
-              <w:t xml:space="preserve">Liste nicht gefunden — Code prüfen.</w:t>
+              <w:t xml:space="preserve">Liste nicht gefunden. Bitte den Code prüfen.</w:t>
             </w:r>
           </w:p>
         </w:tc>
@@ -36682,7 +37165,7 @@
                 <w:sz w:val="21"/>
                 <w:szCs w:val="21"/>
               </w:rPr>
-              <w:t xml:space="preserve">baut sich auf — ab heute füllt sich diese Linie</w:t>
+              <w:t xml:space="preserve">baut sich auf, ab heute füllt sich diese Linie</w:t>
             </w:r>
           </w:p>
         </w:tc>
@@ -36984,7 +37467,7 @@
                 <w:sz w:val="21"/>
                 <w:szCs w:val="21"/>
               </w:rPr>
-              <w:t xml:space="preserve">Jetzt fällig — der beste Moment zum Auffrischen</w:t>
+              <w:t xml:space="preserve">Jetzt fällig, der beste Moment zum Auffrischen</w:t>
             </w:r>
           </w:p>
         </w:tc>
@@ -41542,7 +42025,7 @@
                 <w:sz w:val="21"/>
                 <w:szCs w:val="21"/>
               </w:rPr>
-              <w:t xml:space="preserve">Abbrechen — leer starten (die bisherigen Daten bleiben als Sicherung auf dem Gerät)</w:t>
+              <w:t xml:space="preserve">Abbrechen, leer starten (die bisherigen Daten bleiben als Sicherung auf dem Gerät)</w:t>
             </w:r>
           </w:p>
         </w:tc>
@@ -41644,7 +42127,7 @@
                 <w:sz w:val="21"/>
                 <w:szCs w:val="21"/>
               </w:rPr>
-              <w:t xml:space="preserve">Gerät auf dieses Konto umgestellt — die vorherigen Daten liegen als Sicherung auf dem Gerät.</w:t>
+              <w:t xml:space="preserve">Gerät auf dieses Konto umgestellt. Die vorherigen Daten liegen als Sicherung auf dem Gerät.</w:t>
             </w:r>
           </w:p>
         </w:tc>
@@ -41746,7 +42229,7 @@
                 <w:sz w:val="21"/>
                 <w:szCs w:val="21"/>
               </w:rPr>
-              <w:t xml:space="preserve">OK — in dieses Konto übernehmen</w:t>
+              <w:t xml:space="preserve">OK, in dieses Konto übernehmen</w:t>
             </w:r>
           </w:p>
         </w:tc>
@@ -42248,7 +42731,7 @@
                 <w:sz w:val="21"/>
                 <w:szCs w:val="21"/>
               </w:rPr>
-              <w:t xml:space="preserve">Fast — Schreibweise der Stammformen prüfen</w:t>
+              <w:t xml:space="preserve">Fast: Schreibweise der Stammformen prüfen</w:t>
             </w:r>
           </w:p>
         </w:tc>

--- a/texte/SmartVoc-Texte-Deutsch_v3.docx
+++ b/texte/SmartVoc-Texte-Deutsch_v3.docx
@@ -794,7 +794,7 @@
           <w:sz w:val="21"/>
           <w:szCs w:val="21"/>
         </w:rPr>
-        <w:t xml:space="preserve">Zwei Farbskalen, nicht eine. SmartVoc färbt an zwei Stellen, und die beiden bedeuten Verschiedenes. Wer sie verwechselt, liest die App falsch.</w:t>
+        <w:t xml:space="preserve">Die Farben bedeuten nicht überall dasselbe. SmartVoc färbt an zwei Stellen, und die beiden Skalen messen Verschiedenes. Wer sie verwechselt, liest die App falsch.</w:t>
       </w:r>
     </w:p>
     <w:p>
@@ -1272,7 +1272,7 @@
           <w:sz w:val="21"/>
           <w:szCs w:val="21"/>
         </w:rPr>
-        <w:t xml:space="preserve">· Selbstkontrolle: du überlegst, drehst um und beurteilst selbst. Schreib die Lösung vorher auf ein Blatt, sonst fällt das Urteil zu freundlich aus.</w:t>
+        <w:t xml:space="preserve">· Selbstkontrolle: du überlegst, drehst um und beurteilst selbst. Am besten schreibst du die Lösung vorher auf ein Blatt.</w:t>
       </w:r>
     </w:p>
     <w:p>
@@ -1367,7 +1367,7 @@
           <w:sz w:val="21"/>
           <w:szCs w:val="21"/>
         </w:rPr>
-        <w:t xml:space="preserve">Zwei Anzeigen, zwei verschiedene Dinge. Über der Karte steht der Übungsfortschritt: wie viel von dieser Runde erledigt ist. Jedes Wort braucht dafür eine bestimmte Zahl richtiger Antworten. Ein Fehler setzt seinen Zähler zurück, und der Balken geht ein Stück zurück.</w:t>
+        <w:t xml:space="preserve">Über und unter der Karte steht je ein Balken. Sie messen Verschiedenes. Über der Karte steht der Übungsfortschritt: wie viel von dieser Runde erledigt ist. Jedes Wort braucht dafür eine bestimmte Zahl richtiger Antworten. Ein Fehler setzt seinen Zähler zurück, und der Balken geht ein Stück zurück.</w:t>
       </w:r>
     </w:p>
     <w:p>
@@ -1623,7 +1623,7 @@
           <w:sz w:val="21"/>
           <w:szCs w:val="21"/>
         </w:rPr>
-        <w:t xml:space="preserve">Warum eine Übung endet. Heute dran schlägt höchstens dreißig Karten vor, und höchstens zehn davon sind ganz neue Wörter. Beide Zahlen sind einstellbar. Nach vierzig Karten schlägt die App außerdem eine Pause vor. Wörter aus einer Liste, deren Termin in den nächsten drei Tagen liegt, zählen gegen keine dieser Grenzen.</w:t>
+        <w:t xml:space="preserve">Wann eine Runde zu Ende ist. Jedes Wort der Auswahl hat in dieser Runde ein Ziel: eine Anzahl richtiger Antworten, die es braucht. Ein wackelndes Wort braucht drei, ein neues zwei, ein fast sitzendes oder fälliges eine. Sind alle Ziele erreicht, ist die Runde fertig. Deshalb siehst du mehr Karten als Wörter, und deshalb kostet ein Fehler etwas: Er setzt den Zähler dieses Wortes zurück.</w:t>
       </w:r>
     </w:p>
     <w:p>
@@ -1654,13 +1654,13 @@
           <w:sz w:val="21"/>
           <w:szCs w:val="21"/>
         </w:rPr>
-        <w:t xml:space="preserve">Latein läuft eigens. Statt eines einzelnen Wortes lernst du Stammformen. In der Stufe L2 zeigt die Karte die volle Lernform und fragt nur die Grundform ab. In L3 gibst du die Stammformen vollständig ein; die Reihenfolge ist egal.</w:t>
-      </w:r>
-    </w:p>
-    <w:p>
-      <w:pPr>
-        <w:pStyle w:val="Heading3"/>
-        <w:spacing w:after="120" w:before="300"/>
+        <w:t xml:space="preserve">Wie groß eine Runde überhaupt wird, begrenzen zwei Zahlen:</w:t>
+      </w:r>
+    </w:p>
+    <w:p>
+      <w:pPr>
+        <w:spacing w:after="20" w:before="140"/>
+        <w:ind w:left="340"/>
       </w:pPr>
       <w:r>
         <w:rPr>
@@ -1669,29 +1669,13 @@
           <w:sz w:val="15"/>
           <w:szCs w:val="15"/>
         </w:rPr>
-        <w:t xml:space="preserve">A-050  </w:t>
-      </w:r>
-      <w:r>
-        <w:t xml:space="preserve">Bereich «Übungsplan»</w:t>
-      </w:r>
-    </w:p>
-    <w:p>
-      <w:pPr>
-        <w:spacing w:after="20" w:before="140"/>
-      </w:pPr>
-      <w:r>
-        <w:rPr>
-          <w:rFonts w:ascii="Consolas" w:cs="Consolas" w:eastAsia="Consolas" w:hAnsi="Consolas"/>
-          <w:color w:val="9A958B"/>
-          <w:sz w:val="15"/>
-          <w:szCs w:val="15"/>
-        </w:rPr>
-        <w:t xml:space="preserve">A-051</w:t>
+        <w:t xml:space="preserve">A-050</w:t>
       </w:r>
     </w:p>
     <w:p>
       <w:pPr>
         <w:spacing w:after="60"/>
+        <w:ind w:left="340"/>
       </w:pPr>
       <w:r>
         <w:rPr>
@@ -1703,12 +1687,13 @@
           <w:sz w:val="21"/>
           <w:szCs w:val="21"/>
         </w:rPr>
-        <w:t xml:space="preserve">Der Übungsplan zeigt, wann welche Liste sitzen muss und wie weit du bist, als Kalender oder als Liste. Hier erscheinen nur Listen, denen du ein Zieldatum gegeben hast. Alle anderen werden ganz normal abgefragt, tauchen hier aber nicht auf.</w:t>
+        <w:t xml:space="preserve">· In Heute dran liegen höchstens dreißig Wörter, davon höchstens zehn ganz neue. Beide Zahlen stellst du selbst ein.</w:t>
       </w:r>
     </w:p>
     <w:p>
       <w:pPr>
         <w:spacing w:after="20" w:before="140"/>
+        <w:ind w:left="340"/>
       </w:pPr>
       <w:r>
         <w:rPr>
@@ -1717,7 +1702,119 @@
           <w:sz w:val="15"/>
           <w:szCs w:val="15"/>
         </w:rPr>
+        <w:t xml:space="preserve">A-051</w:t>
+      </w:r>
+    </w:p>
+    <w:p>
+      <w:pPr>
+        <w:spacing w:after="60"/>
+        <w:ind w:left="340"/>
+      </w:pPr>
+      <w:r>
+        <w:rPr>
+          <w:rFonts w:ascii="Calibri" w:cs="Calibri" w:eastAsia="Calibri" w:hAnsi="Calibri"/>
+          <w:b w:val="false"/>
+          <w:bCs w:val="false"/>
+          <w:i w:val="false"/>
+          <w:iCs w:val="false"/>
+          <w:sz w:val="21"/>
+          <w:szCs w:val="21"/>
+        </w:rPr>
+        <w:t xml:space="preserve">· Steht der Termin einer Liste in den nächsten drei Tagen, gelten diese Grenzen für ihre Wörter nicht. Kurz vor einem Termin wäre es unsinnig, Wörter zurückzuhalten.</w:t>
+      </w:r>
+    </w:p>
+    <w:p>
+      <w:pPr>
+        <w:spacing w:after="20" w:before="140"/>
+      </w:pPr>
+      <w:r>
+        <w:rPr>
+          <w:rFonts w:ascii="Consolas" w:cs="Consolas" w:eastAsia="Consolas" w:hAnsi="Consolas"/>
+          <w:color w:val="9A958B"/>
+          <w:sz w:val="15"/>
+          <w:szCs w:val="15"/>
+        </w:rPr>
         <w:t xml:space="preserve">A-052</w:t>
+      </w:r>
+    </w:p>
+    <w:p>
+      <w:pPr>
+        <w:spacing w:after="60"/>
+      </w:pPr>
+      <w:r>
+        <w:rPr>
+          <w:rFonts w:ascii="Calibri" w:cs="Calibri" w:eastAsia="Calibri" w:hAnsi="Calibri"/>
+          <w:b w:val="false"/>
+          <w:bCs w:val="false"/>
+          <w:i w:val="false"/>
+          <w:iCs w:val="false"/>
+          <w:sz w:val="21"/>
+          <w:szCs w:val="21"/>
+        </w:rPr>
+        <w:t xml:space="preserve">Nach vierzig gezeigten Karten fragt die App außerdem, ob du für heute aufhören willst. Weitermachen kannst du trotzdem.</w:t>
+      </w:r>
+    </w:p>
+    <w:p>
+      <w:pPr>
+        <w:pStyle w:val="Heading3"/>
+        <w:spacing w:after="120" w:before="300"/>
+      </w:pPr>
+      <w:r>
+        <w:rPr>
+          <w:rFonts w:ascii="Consolas" w:cs="Consolas" w:eastAsia="Consolas" w:hAnsi="Consolas"/>
+          <w:color w:val="9A958B"/>
+          <w:sz w:val="15"/>
+          <w:szCs w:val="15"/>
+        </w:rPr>
+        <w:t xml:space="preserve">A-053  </w:t>
+      </w:r>
+      <w:r>
+        <w:t xml:space="preserve">Bereich «Übungsplan»</w:t>
+      </w:r>
+    </w:p>
+    <w:p>
+      <w:pPr>
+        <w:spacing w:after="20" w:before="140"/>
+      </w:pPr>
+      <w:r>
+        <w:rPr>
+          <w:rFonts w:ascii="Consolas" w:cs="Consolas" w:eastAsia="Consolas" w:hAnsi="Consolas"/>
+          <w:color w:val="9A958B"/>
+          <w:sz w:val="15"/>
+          <w:szCs w:val="15"/>
+        </w:rPr>
+        <w:t xml:space="preserve">A-054</w:t>
+      </w:r>
+    </w:p>
+    <w:p>
+      <w:pPr>
+        <w:spacing w:after="60"/>
+      </w:pPr>
+      <w:r>
+        <w:rPr>
+          <w:rFonts w:ascii="Calibri" w:cs="Calibri" w:eastAsia="Calibri" w:hAnsi="Calibri"/>
+          <w:b w:val="false"/>
+          <w:bCs w:val="false"/>
+          <w:i w:val="false"/>
+          <w:iCs w:val="false"/>
+          <w:sz w:val="21"/>
+          <w:szCs w:val="21"/>
+        </w:rPr>
+        <w:t xml:space="preserve">Der Übungsplan zeigt, wann welche Liste sitzen muss und wie weit du bist, als Kalender oder als Liste. Hier erscheinen nur Listen, denen du ein Zieldatum gegeben hast. Alle anderen werden ganz normal abgefragt, tauchen hier aber nicht auf.</w:t>
+      </w:r>
+    </w:p>
+    <w:p>
+      <w:pPr>
+        <w:spacing w:after="20" w:before="140"/>
+      </w:pPr>
+      <w:r>
+        <w:rPr>
+          <w:rFonts w:ascii="Consolas" w:cs="Consolas" w:eastAsia="Consolas" w:hAnsi="Consolas"/>
+          <w:color w:val="9A958B"/>
+          <w:sz w:val="15"/>
+          <w:szCs w:val="15"/>
+        </w:rPr>
+        <w:t xml:space="preserve">A-055</w:t>
       </w:r>
       <w:r>
         <w:rPr>
@@ -1758,7 +1855,7 @@
           <w:sz w:val="15"/>
           <w:szCs w:val="15"/>
         </w:rPr>
-        <w:t xml:space="preserve">A-053</w:t>
+        <w:t xml:space="preserve">A-056</w:t>
       </w:r>
     </w:p>
     <w:p>
@@ -1775,7 +1872,7 @@
           <w:sz w:val="21"/>
           <w:szCs w:val="21"/>
         </w:rPr>
-        <w:t xml:space="preserve">Das Zieldatum. Gib einer Liste den Tag, an dem sie sitzen muss, meist der Tag der Prüfung. Vergeben wird es unter Wortlisten, an der Liste selbst.</w:t>
+        <w:t xml:space="preserve">Das Zieldatum. Gib einer Liste den Tag, an dem sie sitzen muss. Vergeben wird es unter Wortlisten, an der Liste selbst.</w:t>
       </w:r>
     </w:p>
     <w:p>
@@ -1789,7 +1886,7 @@
           <w:sz w:val="15"/>
           <w:szCs w:val="15"/>
         </w:rPr>
-        <w:t xml:space="preserve">A-054</w:t>
+        <w:t xml:space="preserve">A-057</w:t>
       </w:r>
     </w:p>
     <w:p>
@@ -1820,7 +1917,7 @@
           <w:sz w:val="15"/>
           <w:szCs w:val="15"/>
         </w:rPr>
-        <w:t xml:space="preserve">A-055</w:t>
+        <w:t xml:space="preserve">A-058</w:t>
       </w:r>
     </w:p>
     <w:p>
@@ -1851,7 +1948,7 @@
           <w:sz w:val="15"/>
           <w:szCs w:val="15"/>
         </w:rPr>
-        <w:t xml:space="preserve">A-056</w:t>
+        <w:t xml:space="preserve">A-059</w:t>
       </w:r>
     </w:p>
     <w:p>
@@ -1882,7 +1979,7 @@
           <w:sz w:val="15"/>
           <w:szCs w:val="15"/>
         </w:rPr>
-        <w:t xml:space="preserve">A-057</w:t>
+        <w:t xml:space="preserve">A-060</w:t>
       </w:r>
     </w:p>
     <w:p>
@@ -1914,7 +2011,7 @@
           <w:sz w:val="15"/>
           <w:szCs w:val="15"/>
         </w:rPr>
-        <w:t xml:space="preserve">A-058  </w:t>
+        <w:t xml:space="preserve">A-061  </w:t>
       </w:r>
       <w:r>
         <w:t xml:space="preserve">Bereich «Wortlisten»</w:t>
@@ -1931,7 +2028,7 @@
           <w:sz w:val="15"/>
           <w:szCs w:val="15"/>
         </w:rPr>
-        <w:t xml:space="preserve">A-059</w:t>
+        <w:t xml:space="preserve">A-062</w:t>
       </w:r>
     </w:p>
     <w:p>
@@ -1962,7 +2059,7 @@
           <w:sz w:val="15"/>
           <w:szCs w:val="15"/>
         </w:rPr>
-        <w:t xml:space="preserve">A-060</w:t>
+        <w:t xml:space="preserve">A-063</w:t>
       </w:r>
       <w:r>
         <w:rPr>
@@ -2003,7 +2100,7 @@
           <w:sz w:val="15"/>
           <w:szCs w:val="15"/>
         </w:rPr>
-        <w:t xml:space="preserve">A-061</w:t>
+        <w:t xml:space="preserve">A-064</w:t>
       </w:r>
     </w:p>
     <w:p>
@@ -2035,7 +2132,7 @@
           <w:sz w:val="15"/>
           <w:szCs w:val="15"/>
         </w:rPr>
-        <w:t xml:space="preserve">A-062</w:t>
+        <w:t xml:space="preserve">A-065</w:t>
       </w:r>
     </w:p>
     <w:p>
@@ -2068,7 +2165,7 @@
           <w:sz w:val="15"/>
           <w:szCs w:val="15"/>
         </w:rPr>
-        <w:t xml:space="preserve">A-063</w:t>
+        <w:t xml:space="preserve">A-066</w:t>
       </w:r>
     </w:p>
     <w:p>
@@ -2101,7 +2198,7 @@
           <w:sz w:val="15"/>
           <w:szCs w:val="15"/>
         </w:rPr>
-        <w:t xml:space="preserve">A-064</w:t>
+        <w:t xml:space="preserve">A-067</w:t>
       </w:r>
     </w:p>
     <w:p>
@@ -2134,7 +2231,7 @@
           <w:sz w:val="15"/>
           <w:szCs w:val="15"/>
         </w:rPr>
-        <w:t xml:space="preserve">A-065</w:t>
+        <w:t xml:space="preserve">A-068</w:t>
       </w:r>
     </w:p>
     <w:p>
@@ -2166,7 +2263,7 @@
           <w:sz w:val="15"/>
           <w:szCs w:val="15"/>
         </w:rPr>
-        <w:t xml:space="preserve">A-066</w:t>
+        <w:t xml:space="preserve">A-069</w:t>
       </w:r>
     </w:p>
     <w:p>
@@ -2197,7 +2294,7 @@
           <w:sz w:val="15"/>
           <w:szCs w:val="15"/>
         </w:rPr>
-        <w:t xml:space="preserve">A-067</w:t>
+        <w:t xml:space="preserve">A-070</w:t>
       </w:r>
     </w:p>
     <w:p>
@@ -2228,7 +2325,7 @@
           <w:sz w:val="15"/>
           <w:szCs w:val="15"/>
         </w:rPr>
-        <w:t xml:space="preserve">A-068</w:t>
+        <w:t xml:space="preserve">A-071</w:t>
       </w:r>
     </w:p>
     <w:p>
@@ -2259,7 +2356,7 @@
           <w:sz w:val="15"/>
           <w:szCs w:val="15"/>
         </w:rPr>
-        <w:t xml:space="preserve">A-069</w:t>
+        <w:t xml:space="preserve">A-072</w:t>
       </w:r>
     </w:p>
     <w:p>
@@ -2290,7 +2387,7 @@
           <w:sz w:val="15"/>
           <w:szCs w:val="15"/>
         </w:rPr>
-        <w:t xml:space="preserve">A-070</w:t>
+        <w:t xml:space="preserve">A-073</w:t>
       </w:r>
     </w:p>
     <w:p>
@@ -2321,7 +2418,7 @@
           <w:sz w:val="15"/>
           <w:szCs w:val="15"/>
         </w:rPr>
-        <w:t xml:space="preserve">A-071</w:t>
+        <w:t xml:space="preserve">A-074</w:t>
       </w:r>
     </w:p>
     <w:p>
@@ -2353,7 +2450,7 @@
           <w:sz w:val="15"/>
           <w:szCs w:val="15"/>
         </w:rPr>
-        <w:t xml:space="preserve">A-072</w:t>
+        <w:t xml:space="preserve">A-075</w:t>
       </w:r>
     </w:p>
     <w:p>
@@ -2386,7 +2483,7 @@
           <w:sz w:val="15"/>
           <w:szCs w:val="15"/>
         </w:rPr>
-        <w:t xml:space="preserve">A-073</w:t>
+        <w:t xml:space="preserve">A-076</w:t>
       </w:r>
     </w:p>
     <w:p>
@@ -2419,7 +2516,7 @@
           <w:sz w:val="15"/>
           <w:szCs w:val="15"/>
         </w:rPr>
-        <w:t xml:space="preserve">A-074</w:t>
+        <w:t xml:space="preserve">A-077</w:t>
       </w:r>
     </w:p>
     <w:p>
@@ -2452,7 +2549,7 @@
           <w:sz w:val="15"/>
           <w:szCs w:val="15"/>
         </w:rPr>
-        <w:t xml:space="preserve">A-075</w:t>
+        <w:t xml:space="preserve">A-078</w:t>
       </w:r>
     </w:p>
     <w:p>
@@ -2484,7 +2581,7 @@
           <w:sz w:val="15"/>
           <w:szCs w:val="15"/>
         </w:rPr>
-        <w:t xml:space="preserve">A-076</w:t>
+        <w:t xml:space="preserve">A-079</w:t>
       </w:r>
     </w:p>
     <w:p>
@@ -2516,7 +2613,7 @@
           <w:sz w:val="15"/>
           <w:szCs w:val="15"/>
         </w:rPr>
-        <w:t xml:space="preserve">A-077  </w:t>
+        <w:t xml:space="preserve">A-080  </w:t>
       </w:r>
       <w:r>
         <w:t xml:space="preserve">Bereich «Statistik»</w:t>
@@ -2533,7 +2630,7 @@
           <w:sz w:val="15"/>
           <w:szCs w:val="15"/>
         </w:rPr>
-        <w:t xml:space="preserve">A-078</w:t>
+        <w:t xml:space="preserve">A-081</w:t>
       </w:r>
     </w:p>
     <w:p>
@@ -2564,7 +2661,7 @@
           <w:sz w:val="15"/>
           <w:szCs w:val="15"/>
         </w:rPr>
-        <w:t xml:space="preserve">A-079</w:t>
+        <w:t xml:space="preserve">A-082</w:t>
       </w:r>
       <w:r>
         <w:rPr>
@@ -2606,7 +2703,7 @@
           <w:sz w:val="15"/>
           <w:szCs w:val="15"/>
         </w:rPr>
-        <w:t xml:space="preserve">A-080</w:t>
+        <w:t xml:space="preserve">A-083</w:t>
       </w:r>
     </w:p>
     <w:p>
@@ -2639,7 +2736,7 @@
           <w:sz w:val="15"/>
           <w:szCs w:val="15"/>
         </w:rPr>
-        <w:t xml:space="preserve">A-081</w:t>
+        <w:t xml:space="preserve">A-084</w:t>
       </w:r>
     </w:p>
     <w:p>
@@ -2672,7 +2769,7 @@
           <w:sz w:val="15"/>
           <w:szCs w:val="15"/>
         </w:rPr>
-        <w:t xml:space="preserve">A-082</w:t>
+        <w:t xml:space="preserve">A-085</w:t>
       </w:r>
     </w:p>
     <w:p>
@@ -2705,7 +2802,7 @@
           <w:sz w:val="15"/>
           <w:szCs w:val="15"/>
         </w:rPr>
-        <w:t xml:space="preserve">A-083</w:t>
+        <w:t xml:space="preserve">A-086</w:t>
       </w:r>
     </w:p>
     <w:p>
@@ -2737,7 +2834,7 @@
           <w:sz w:val="15"/>
           <w:szCs w:val="15"/>
         </w:rPr>
-        <w:t xml:space="preserve">A-084</w:t>
+        <w:t xml:space="preserve">A-087</w:t>
       </w:r>
     </w:p>
     <w:p>
@@ -2769,7 +2866,7 @@
           <w:sz w:val="15"/>
           <w:szCs w:val="15"/>
         </w:rPr>
-        <w:t xml:space="preserve">A-085  </w:t>
+        <w:t xml:space="preserve">A-088  </w:t>
       </w:r>
       <w:r>
         <w:t xml:space="preserve">Einstellungen, die sich lohnen</w:t>
@@ -2786,7 +2883,7 @@
           <w:sz w:val="15"/>
           <w:szCs w:val="15"/>
         </w:rPr>
-        <w:t xml:space="preserve">A-086</w:t>
+        <w:t xml:space="preserve">A-089</w:t>
       </w:r>
     </w:p>
     <w:p>
@@ -2818,7 +2915,7 @@
           <w:sz w:val="15"/>
           <w:szCs w:val="15"/>
         </w:rPr>
-        <w:t xml:space="preserve">A-087</w:t>
+        <w:t xml:space="preserve">A-090</w:t>
       </w:r>
     </w:p>
     <w:p>
@@ -2851,7 +2948,7 @@
           <w:sz w:val="15"/>
           <w:szCs w:val="15"/>
         </w:rPr>
-        <w:t xml:space="preserve">A-088</w:t>
+        <w:t xml:space="preserve">A-091</w:t>
       </w:r>
     </w:p>
     <w:p>
@@ -2884,7 +2981,7 @@
           <w:sz w:val="15"/>
           <w:szCs w:val="15"/>
         </w:rPr>
-        <w:t xml:space="preserve">A-089</w:t>
+        <w:t xml:space="preserve">A-092</w:t>
       </w:r>
     </w:p>
     <w:p>
@@ -2916,7 +3013,7 @@
           <w:sz w:val="15"/>
           <w:szCs w:val="15"/>
         </w:rPr>
-        <w:t xml:space="preserve">A-090</w:t>
+        <w:t xml:space="preserve">A-093</w:t>
       </w:r>
     </w:p>
     <w:p>
@@ -2947,7 +3044,7 @@
           <w:sz w:val="15"/>
           <w:szCs w:val="15"/>
         </w:rPr>
-        <w:t xml:space="preserve">A-091</w:t>
+        <w:t xml:space="preserve">A-094</w:t>
       </w:r>
     </w:p>
     <w:p>
@@ -2979,7 +3076,7 @@
           <w:sz w:val="15"/>
           <w:szCs w:val="15"/>
         </w:rPr>
-        <w:t xml:space="preserve">A-092  </w:t>
+        <w:t xml:space="preserve">A-095  </w:t>
       </w:r>
       <w:r>
         <w:t xml:space="preserve">Mit oder ohne Konto</w:t>
@@ -2996,7 +3093,7 @@
           <w:sz w:val="15"/>
           <w:szCs w:val="15"/>
         </w:rPr>
-        <w:t xml:space="preserve">A-093</w:t>
+        <w:t xml:space="preserve">A-096</w:t>
       </w:r>
     </w:p>
     <w:p>
@@ -3027,7 +3124,7 @@
           <w:sz w:val="15"/>
           <w:szCs w:val="15"/>
         </w:rPr>
-        <w:t xml:space="preserve">A-094</w:t>
+        <w:t xml:space="preserve">A-097</w:t>
       </w:r>
     </w:p>
     <w:p>
@@ -3058,7 +3155,7 @@
           <w:sz w:val="15"/>
           <w:szCs w:val="15"/>
         </w:rPr>
-        <w:t xml:space="preserve">A-095</w:t>
+        <w:t xml:space="preserve">A-098</w:t>
       </w:r>
     </w:p>
     <w:p>
@@ -3090,7 +3187,7 @@
           <w:sz w:val="15"/>
           <w:szCs w:val="15"/>
         </w:rPr>
-        <w:t xml:space="preserve">A-096  </w:t>
+        <w:t xml:space="preserve">A-099  </w:t>
       </w:r>
       <w:r>
         <w:t xml:space="preserve">Häufige Fragen</w:t>
@@ -3107,7 +3204,7 @@
           <w:sz w:val="15"/>
           <w:szCs w:val="15"/>
         </w:rPr>
-        <w:t xml:space="preserve">A-097</w:t>
+        <w:t xml:space="preserve">A-100</w:t>
       </w:r>
     </w:p>
     <w:p>
@@ -3138,7 +3235,7 @@
           <w:sz w:val="15"/>
           <w:szCs w:val="15"/>
         </w:rPr>
-        <w:t xml:space="preserve">A-098</w:t>
+        <w:t xml:space="preserve">A-101</w:t>
       </w:r>
     </w:p>
     <w:p>
@@ -3169,7 +3266,7 @@
           <w:sz w:val="15"/>
           <w:szCs w:val="15"/>
         </w:rPr>
-        <w:t xml:space="preserve">A-099</w:t>
+        <w:t xml:space="preserve">A-102</w:t>
       </w:r>
     </w:p>
     <w:p>
@@ -3200,7 +3297,7 @@
           <w:sz w:val="15"/>
           <w:szCs w:val="15"/>
         </w:rPr>
-        <w:t xml:space="preserve">A-100</w:t>
+        <w:t xml:space="preserve">A-103</w:t>
       </w:r>
     </w:p>
     <w:p>
@@ -3231,7 +3328,7 @@
           <w:sz w:val="15"/>
           <w:szCs w:val="15"/>
         </w:rPr>
-        <w:t xml:space="preserve">A-101</w:t>
+        <w:t xml:space="preserve">A-104</w:t>
       </w:r>
     </w:p>
     <w:p>
@@ -3262,7 +3359,7 @@
           <w:sz w:val="15"/>
           <w:szCs w:val="15"/>
         </w:rPr>
-        <w:t xml:space="preserve">A-102</w:t>
+        <w:t xml:space="preserve">A-105</w:t>
       </w:r>
     </w:p>
     <w:p>
@@ -3293,7 +3390,7 @@
           <w:sz w:val="15"/>
           <w:szCs w:val="15"/>
         </w:rPr>
-        <w:t xml:space="preserve">A-103</w:t>
+        <w:t xml:space="preserve">A-106</w:t>
       </w:r>
     </w:p>
     <w:p>
@@ -3324,7 +3421,7 @@
           <w:sz w:val="15"/>
           <w:szCs w:val="15"/>
         </w:rPr>
-        <w:t xml:space="preserve">A-104</w:t>
+        <w:t xml:space="preserve">A-107</w:t>
       </w:r>
     </w:p>
     <w:p>
@@ -3355,7 +3452,7 @@
           <w:sz w:val="15"/>
           <w:szCs w:val="15"/>
         </w:rPr>
-        <w:t xml:space="preserve">A-105</w:t>
+        <w:t xml:space="preserve">A-108</w:t>
       </w:r>
     </w:p>
     <w:p>
@@ -3386,7 +3483,7 @@
           <w:sz w:val="15"/>
           <w:szCs w:val="15"/>
         </w:rPr>
-        <w:t xml:space="preserve">A-106</w:t>
+        <w:t xml:space="preserve">A-109</w:t>
       </w:r>
     </w:p>
     <w:p>
@@ -3417,7 +3514,7 @@
           <w:sz w:val="15"/>
           <w:szCs w:val="15"/>
         </w:rPr>
-        <w:t xml:space="preserve">A-107</w:t>
+        <w:t xml:space="preserve">A-110</w:t>
       </w:r>
     </w:p>
     <w:p>
@@ -3448,7 +3545,7 @@
           <w:sz w:val="15"/>
           <w:szCs w:val="15"/>
         </w:rPr>
-        <w:t xml:space="preserve">A-108</w:t>
+        <w:t xml:space="preserve">A-111</w:t>
       </w:r>
     </w:p>
     <w:p>
@@ -3489,7 +3586,7 @@
           <w:sz w:val="15"/>
           <w:szCs w:val="15"/>
         </w:rPr>
-        <w:t xml:space="preserve">A-109  </w:t>
+        <w:t xml:space="preserve">A-112  </w:t>
       </w:r>
       <w:r>
         <w:t xml:space="preserve">Lieber täglich kurz als selten lang</w:t>
@@ -3506,7 +3603,7 @@
           <w:sz w:val="15"/>
           <w:szCs w:val="15"/>
         </w:rPr>
-        <w:t xml:space="preserve">A-110</w:t>
+        <w:t xml:space="preserve">A-113</w:t>
       </w:r>
     </w:p>
     <w:p>
@@ -3538,7 +3635,7 @@
           <w:sz w:val="15"/>
           <w:szCs w:val="15"/>
         </w:rPr>
-        <w:t xml:space="preserve">A-111  </w:t>
+        <w:t xml:space="preserve">A-114  </w:t>
       </w:r>
       <w:r>
         <w:t xml:space="preserve">Erst selbst überlegen, dann umdrehen</w:t>
@@ -3555,7 +3652,7 @@
           <w:sz w:val="15"/>
           <w:szCs w:val="15"/>
         </w:rPr>
-        <w:t xml:space="preserve">A-112</w:t>
+        <w:t xml:space="preserve">A-115</w:t>
       </w:r>
     </w:p>
     <w:p>
@@ -3587,7 +3684,7 @@
           <w:sz w:val="15"/>
           <w:szCs w:val="15"/>
         </w:rPr>
-        <w:t xml:space="preserve">A-113  </w:t>
+        <w:t xml:space="preserve">A-116  </w:t>
       </w:r>
       <w:r>
         <w:t xml:space="preserve">Ein Wort braucht viele Begegnungen</w:t>
@@ -3604,7 +3701,7 @@
           <w:sz w:val="15"/>
           <w:szCs w:val="15"/>
         </w:rPr>
-        <w:t xml:space="preserve">A-114</w:t>
+        <w:t xml:space="preserve">A-117</w:t>
       </w:r>
     </w:p>
     <w:p>
@@ -3636,7 +3733,7 @@
           <w:sz w:val="15"/>
           <w:szCs w:val="15"/>
         </w:rPr>
-        <w:t xml:space="preserve">A-115  </w:t>
+        <w:t xml:space="preserve">A-118  </w:t>
       </w:r>
       <w:r>
         <w:t xml:space="preserve">Mach deine Fehler zu Freunden</w:t>
@@ -3653,7 +3750,7 @@
           <w:sz w:val="15"/>
           <w:szCs w:val="15"/>
         </w:rPr>
-        <w:t xml:space="preserve">A-116</w:t>
+        <w:t xml:space="preserve">A-119</w:t>
       </w:r>
     </w:p>
     <w:p>
@@ -3685,7 +3782,7 @@
           <w:sz w:val="15"/>
           <w:szCs w:val="15"/>
         </w:rPr>
-        <w:t xml:space="preserve">A-117  </w:t>
+        <w:t xml:space="preserve">A-120  </w:t>
       </w:r>
       <w:r>
         <w:t xml:space="preserve">Wenig Neues, dafür richtig</w:t>
@@ -3702,7 +3799,7 @@
           <w:sz w:val="15"/>
           <w:szCs w:val="15"/>
         </w:rPr>
-        <w:t xml:space="preserve">A-118</w:t>
+        <w:t xml:space="preserve">A-121</w:t>
       </w:r>
     </w:p>
     <w:p>
@@ -3734,7 +3831,7 @@
           <w:sz w:val="15"/>
           <w:szCs w:val="15"/>
         </w:rPr>
-        <w:t xml:space="preserve">A-119  </w:t>
+        <w:t xml:space="preserve">A-122  </w:t>
       </w:r>
       <w:r>
         <w:t xml:space="preserve">Misch die Wörter</w:t>
@@ -3751,7 +3848,7 @@
           <w:sz w:val="15"/>
           <w:szCs w:val="15"/>
         </w:rPr>
-        <w:t xml:space="preserve">A-120</w:t>
+        <w:t xml:space="preserve">A-123</w:t>
       </w:r>
     </w:p>
     <w:p>
@@ -3783,7 +3880,7 @@
           <w:sz w:val="15"/>
           <w:szCs w:val="15"/>
         </w:rPr>
-        <w:t xml:space="preserve">A-121  </w:t>
+        <w:t xml:space="preserve">A-124  </w:t>
       </w:r>
       <w:r>
         <w:t xml:space="preserve">Sprich das Wort leise mit</w:t>
@@ -3800,7 +3897,7 @@
           <w:sz w:val="15"/>
           <w:szCs w:val="15"/>
         </w:rPr>
-        <w:t xml:space="preserve">A-122</w:t>
+        <w:t xml:space="preserve">A-125</w:t>
       </w:r>
     </w:p>
     <w:p>
@@ -3832,7 +3929,7 @@
           <w:sz w:val="15"/>
           <w:szCs w:val="15"/>
         </w:rPr>
-        <w:t xml:space="preserve">A-123  </w:t>
+        <w:t xml:space="preserve">A-126  </w:t>
       </w:r>
       <w:r>
         <w:t xml:space="preserve">Lern das Wort im Zusammenhang</w:t>
@@ -3849,7 +3946,7 @@
           <w:sz w:val="15"/>
           <w:szCs w:val="15"/>
         </w:rPr>
-        <w:t xml:space="preserve">A-124</w:t>
+        <w:t xml:space="preserve">A-127</w:t>
       </w:r>
     </w:p>
     <w:p>
@@ -3881,7 +3978,7 @@
           <w:sz w:val="15"/>
           <w:szCs w:val="15"/>
         </w:rPr>
-        <w:t xml:space="preserve">A-125  </w:t>
+        <w:t xml:space="preserve">A-128  </w:t>
       </w:r>
       <w:r>
         <w:t xml:space="preserve">Übe in beide Richtungen</w:t>
@@ -3898,7 +3995,7 @@
           <w:sz w:val="15"/>
           <w:szCs w:val="15"/>
         </w:rPr>
-        <w:t xml:space="preserve">A-126</w:t>
+        <w:t xml:space="preserve">A-129</w:t>
       </w:r>
     </w:p>
     <w:p>
@@ -3930,7 +4027,7 @@
           <w:sz w:val="15"/>
           <w:szCs w:val="15"/>
         </w:rPr>
-        <w:t xml:space="preserve">A-127  </w:t>
+        <w:t xml:space="preserve">A-130  </w:t>
       </w:r>
       <w:r>
         <w:t xml:space="preserve">Schlaf macht das Lernen fertig</w:t>
@@ -3947,7 +4044,7 @@
           <w:sz w:val="15"/>
           <w:szCs w:val="15"/>
         </w:rPr>
-        <w:t xml:space="preserve">A-128</w:t>
+        <w:t xml:space="preserve">A-131</w:t>
       </w:r>
     </w:p>
     <w:p>
@@ -3987,7 +4084,7 @@
           <w:sz w:val="15"/>
           <w:szCs w:val="15"/>
         </w:rPr>
-        <w:t xml:space="preserve">A-129</w:t>
+        <w:t xml:space="preserve">A-132</w:t>
       </w:r>
     </w:p>
     <w:p>
@@ -4019,7 +4116,7 @@
           <w:sz w:val="15"/>
           <w:szCs w:val="15"/>
         </w:rPr>
-        <w:t xml:space="preserve">A-130  </w:t>
+        <w:t xml:space="preserve">A-133  </w:t>
       </w:r>
       <w:r>
         <w:t xml:space="preserve">Vergessen ist kein Fehler</w:t>
@@ -4036,7 +4133,7 @@
           <w:sz w:val="15"/>
           <w:szCs w:val="15"/>
         </w:rPr>
-        <w:t xml:space="preserve">A-131</w:t>
+        <w:t xml:space="preserve">A-134</w:t>
       </w:r>
     </w:p>
     <w:p>
@@ -4067,7 +4164,7 @@
           <w:sz w:val="15"/>
           <w:szCs w:val="15"/>
         </w:rPr>
-        <w:t xml:space="preserve">A-132</w:t>
+        <w:t xml:space="preserve">A-135</w:t>
       </w:r>
       <w:r>
         <w:rPr>
@@ -4108,7 +4205,7 @@
           <w:sz w:val="15"/>
           <w:szCs w:val="15"/>
         </w:rPr>
-        <w:t xml:space="preserve">A-133</w:t>
+        <w:t xml:space="preserve">A-136</w:t>
       </w:r>
     </w:p>
     <w:p>
@@ -4139,7 +4236,7 @@
           <w:sz w:val="15"/>
           <w:szCs w:val="15"/>
         </w:rPr>
-        <w:t xml:space="preserve">A-134</w:t>
+        <w:t xml:space="preserve">A-137</w:t>
       </w:r>
     </w:p>
     <w:p>
@@ -4171,7 +4268,7 @@
           <w:sz w:val="15"/>
           <w:szCs w:val="15"/>
         </w:rPr>
-        <w:t xml:space="preserve">A-135  </w:t>
+        <w:t xml:space="preserve">A-138  </w:t>
       </w:r>
       <w:r>
         <w:t xml:space="preserve">Der beste Zeitpunkt ist kurz vor dem Vergessen</w:t>
@@ -4188,7 +4285,7 @@
           <w:sz w:val="15"/>
           <w:szCs w:val="15"/>
         </w:rPr>
-        <w:t xml:space="preserve">A-136</w:t>
+        <w:t xml:space="preserve">A-139</w:t>
       </w:r>
     </w:p>
     <w:p>
@@ -4219,7 +4316,7 @@
           <w:sz w:val="15"/>
           <w:szCs w:val="15"/>
         </w:rPr>
-        <w:t xml:space="preserve">A-137</w:t>
+        <w:t xml:space="preserve">A-140</w:t>
       </w:r>
       <w:r>
         <w:rPr>
@@ -4260,7 +4357,7 @@
           <w:sz w:val="15"/>
           <w:szCs w:val="15"/>
         </w:rPr>
-        <w:t xml:space="preserve">A-138</w:t>
+        <w:t xml:space="preserve">A-141</w:t>
       </w:r>
     </w:p>
     <w:p>
@@ -4291,7 +4388,7 @@
           <w:sz w:val="15"/>
           <w:szCs w:val="15"/>
         </w:rPr>
-        <w:t xml:space="preserve">A-139</w:t>
+        <w:t xml:space="preserve">A-142</w:t>
       </w:r>
     </w:p>
     <w:p>
@@ -4323,7 +4420,7 @@
           <w:sz w:val="15"/>
           <w:szCs w:val="15"/>
         </w:rPr>
-        <w:t xml:space="preserve">A-140  </w:t>
+        <w:t xml:space="preserve">A-143  </w:t>
       </w:r>
       <w:r>
         <w:t xml:space="preserve">Abrufen ist stärker als Nachlesen</w:t>
@@ -4340,7 +4437,7 @@
           <w:sz w:val="15"/>
           <w:szCs w:val="15"/>
         </w:rPr>
-        <w:t xml:space="preserve">A-141</w:t>
+        <w:t xml:space="preserve">A-144</w:t>
       </w:r>
     </w:p>
     <w:p>
@@ -4371,7 +4468,7 @@
           <w:sz w:val="15"/>
           <w:szCs w:val="15"/>
         </w:rPr>
-        <w:t xml:space="preserve">A-142</w:t>
+        <w:t xml:space="preserve">A-145</w:t>
       </w:r>
       <w:r>
         <w:rPr>
@@ -4412,7 +4509,7 @@
           <w:sz w:val="15"/>
           <w:szCs w:val="15"/>
         </w:rPr>
-        <w:t xml:space="preserve">A-143</w:t>
+        <w:t xml:space="preserve">A-146</w:t>
       </w:r>
     </w:p>
     <w:p>
@@ -4443,7 +4540,7 @@
           <w:sz w:val="15"/>
           <w:szCs w:val="15"/>
         </w:rPr>
-        <w:t xml:space="preserve">A-144</w:t>
+        <w:t xml:space="preserve">A-147</w:t>
       </w:r>
     </w:p>
     <w:p>
@@ -4475,7 +4572,7 @@
           <w:sz w:val="15"/>
           <w:szCs w:val="15"/>
         </w:rPr>
-        <w:t xml:space="preserve">A-145  </w:t>
+        <w:t xml:space="preserve">A-148  </w:t>
       </w:r>
       <w:r>
         <w:t xml:space="preserve">Was die App über jedes Wort weiß</w:t>
@@ -4492,7 +4589,7 @@
           <w:sz w:val="15"/>
           <w:szCs w:val="15"/>
         </w:rPr>
-        <w:t xml:space="preserve">A-146</w:t>
+        <w:t xml:space="preserve">A-149</w:t>
       </w:r>
     </w:p>
     <w:p>
@@ -4524,7 +4621,7 @@
           <w:sz w:val="15"/>
           <w:szCs w:val="15"/>
         </w:rPr>
-        <w:t xml:space="preserve">A-147</w:t>
+        <w:t xml:space="preserve">A-150</w:t>
       </w:r>
     </w:p>
     <w:p>
@@ -4557,7 +4654,7 @@
           <w:sz w:val="15"/>
           <w:szCs w:val="15"/>
         </w:rPr>
-        <w:t xml:space="preserve">A-148</w:t>
+        <w:t xml:space="preserve">A-151</w:t>
       </w:r>
     </w:p>
     <w:p>
@@ -4590,7 +4687,7 @@
           <w:sz w:val="15"/>
           <w:szCs w:val="15"/>
         </w:rPr>
-        <w:t xml:space="preserve">A-149</w:t>
+        <w:t xml:space="preserve">A-152</w:t>
       </w:r>
     </w:p>
     <w:p>
@@ -4622,7 +4719,7 @@
           <w:sz w:val="15"/>
           <w:szCs w:val="15"/>
         </w:rPr>
-        <w:t xml:space="preserve">A-150</w:t>
+        <w:t xml:space="preserve">A-153</w:t>
       </w:r>
     </w:p>
     <w:p>
@@ -4653,7 +4750,7 @@
           <w:sz w:val="15"/>
           <w:szCs w:val="15"/>
         </w:rPr>
-        <w:t xml:space="preserve">A-151</w:t>
+        <w:t xml:space="preserve">A-154</w:t>
       </w:r>
     </w:p>
     <w:p>
@@ -4685,7 +4782,7 @@
           <w:sz w:val="15"/>
           <w:szCs w:val="15"/>
         </w:rPr>
-        <w:t xml:space="preserve">A-152  </w:t>
+        <w:t xml:space="preserve">A-155  </w:t>
       </w:r>
       <w:r>
         <w:t xml:space="preserve">Warum es vor einer Prüfung anders läuft</w:t>
@@ -4702,7 +4799,7 @@
           <w:sz w:val="15"/>
           <w:szCs w:val="15"/>
         </w:rPr>
-        <w:t xml:space="preserve">A-153</w:t>
+        <w:t xml:space="preserve">A-156</w:t>
       </w:r>
     </w:p>
     <w:p>
@@ -4733,7 +4830,7 @@
           <w:sz w:val="15"/>
           <w:szCs w:val="15"/>
         </w:rPr>
-        <w:t xml:space="preserve">A-154</w:t>
+        <w:t xml:space="preserve">A-157</w:t>
       </w:r>
     </w:p>
     <w:p>
@@ -4764,7 +4861,7 @@
           <w:sz w:val="15"/>
           <w:szCs w:val="15"/>
         </w:rPr>
-        <w:t xml:space="preserve">A-155</w:t>
+        <w:t xml:space="preserve">A-158</w:t>
       </w:r>
     </w:p>
     <w:p>
@@ -4796,7 +4893,7 @@
           <w:sz w:val="15"/>
           <w:szCs w:val="15"/>
         </w:rPr>
-        <w:t xml:space="preserve">A-156  </w:t>
+        <w:t xml:space="preserve">A-159  </w:t>
       </w:r>
       <w:r>
         <w:t xml:space="preserve">Warum sich Lernen anstrengend anfühlen darf</w:t>
@@ -4813,7 +4910,7 @@
           <w:sz w:val="15"/>
           <w:szCs w:val="15"/>
         </w:rPr>
-        <w:t xml:space="preserve">A-157</w:t>
+        <w:t xml:space="preserve">A-160</w:t>
       </w:r>
     </w:p>
     <w:p>
@@ -4844,7 +4941,7 @@
           <w:sz w:val="15"/>
           <w:szCs w:val="15"/>
         </w:rPr>
-        <w:t xml:space="preserve">A-158</w:t>
+        <w:t xml:space="preserve">A-161</w:t>
       </w:r>
     </w:p>
     <w:p>
@@ -4875,7 +4972,7 @@
           <w:sz w:val="15"/>
           <w:szCs w:val="15"/>
         </w:rPr>
-        <w:t xml:space="preserve">A-159</w:t>
+        <w:t xml:space="preserve">A-162</w:t>
       </w:r>
     </w:p>
     <w:p>
@@ -4906,7 +5003,7 @@
           <w:sz w:val="15"/>
           <w:szCs w:val="15"/>
         </w:rPr>
-        <w:t xml:space="preserve">A-160</w:t>
+        <w:t xml:space="preserve">A-163</w:t>
       </w:r>
     </w:p>
     <w:p>
@@ -4938,7 +5035,7 @@
           <w:sz w:val="15"/>
           <w:szCs w:val="15"/>
         </w:rPr>
-        <w:t xml:space="preserve">A-161  </w:t>
+        <w:t xml:space="preserve">A-164  </w:t>
       </w:r>
       <w:r>
         <w:t xml:space="preserve">Was die Zahlen bedeuten, die du siehst</w:t>
@@ -4955,7 +5052,7 @@
           <w:sz w:val="15"/>
           <w:szCs w:val="15"/>
         </w:rPr>
-        <w:t xml:space="preserve">A-162</w:t>
+        <w:t xml:space="preserve">A-165</w:t>
       </w:r>
     </w:p>
     <w:p>
@@ -4986,7 +5083,7 @@
           <w:sz w:val="15"/>
           <w:szCs w:val="15"/>
         </w:rPr>
-        <w:t xml:space="preserve">A-163</w:t>
+        <w:t xml:space="preserve">A-166</w:t>
       </w:r>
     </w:p>
     <w:p>
@@ -5017,7 +5114,7 @@
           <w:sz w:val="15"/>
           <w:szCs w:val="15"/>
         </w:rPr>
-        <w:t xml:space="preserve">A-164</w:t>
+        <w:t xml:space="preserve">A-167</w:t>
       </w:r>
     </w:p>
     <w:p>
@@ -5049,7 +5146,7 @@
           <w:sz w:val="15"/>
           <w:szCs w:val="15"/>
         </w:rPr>
-        <w:t xml:space="preserve">A-165  </w:t>
+        <w:t xml:space="preserve">A-168  </w:t>
       </w:r>
       <w:r>
         <w:t xml:space="preserve">Was du selbst in der Hand hast</w:t>
@@ -5067,7 +5164,7 @@
           <w:sz w:val="15"/>
           <w:szCs w:val="15"/>
         </w:rPr>
-        <w:t xml:space="preserve">A-166</w:t>
+        <w:t xml:space="preserve">A-169</w:t>
       </w:r>
     </w:p>
     <w:p>
@@ -5100,7 +5197,7 @@
           <w:sz w:val="15"/>
           <w:szCs w:val="15"/>
         </w:rPr>
-        <w:t xml:space="preserve">A-167</w:t>
+        <w:t xml:space="preserve">A-170</w:t>
       </w:r>
     </w:p>
     <w:p>
@@ -5133,7 +5230,7 @@
           <w:sz w:val="15"/>
           <w:szCs w:val="15"/>
         </w:rPr>
-        <w:t xml:space="preserve">A-168</w:t>
+        <w:t xml:space="preserve">A-171</w:t>
       </w:r>
     </w:p>
     <w:p>
@@ -5166,7 +5263,7 @@
           <w:sz w:val="15"/>
           <w:szCs w:val="15"/>
         </w:rPr>
-        <w:t xml:space="preserve">A-169  </w:t>
+        <w:t xml:space="preserve">A-172  </w:t>
       </w:r>
       <w:r>
         <w:t xml:space="preserve">Zum Weiterlesen</w:t>
@@ -5184,7 +5281,7 @@
           <w:sz w:val="15"/>
           <w:szCs w:val="15"/>
         </w:rPr>
-        <w:t xml:space="preserve">A-170</w:t>
+        <w:t xml:space="preserve">A-173</w:t>
       </w:r>
     </w:p>
     <w:p>
@@ -5217,7 +5314,7 @@
           <w:sz w:val="15"/>
           <w:szCs w:val="15"/>
         </w:rPr>
-        <w:t xml:space="preserve">A-171</w:t>
+        <w:t xml:space="preserve">A-174</w:t>
       </w:r>
     </w:p>
     <w:p>
@@ -5250,7 +5347,7 @@
           <w:sz w:val="15"/>
           <w:szCs w:val="15"/>
         </w:rPr>
-        <w:t xml:space="preserve">A-172</w:t>
+        <w:t xml:space="preserve">A-175</w:t>
       </w:r>
     </w:p>
     <w:p>
@@ -5283,7 +5380,7 @@
           <w:sz w:val="15"/>
           <w:szCs w:val="15"/>
         </w:rPr>
-        <w:t xml:space="preserve">A-173</w:t>
+        <w:t xml:space="preserve">A-176</w:t>
       </w:r>
     </w:p>
     <w:p>
@@ -5324,7 +5421,7 @@
           <w:sz w:val="15"/>
           <w:szCs w:val="15"/>
         </w:rPr>
-        <w:t xml:space="preserve">A-174</w:t>
+        <w:t xml:space="preserve">A-177</w:t>
       </w:r>
     </w:p>
     <w:p>
@@ -5364,7 +5461,7 @@
           <w:sz w:val="15"/>
           <w:szCs w:val="15"/>
         </w:rPr>
-        <w:t xml:space="preserve">A-175</w:t>
+        <w:t xml:space="preserve">A-178</w:t>
       </w:r>
     </w:p>
     <w:p>
@@ -5395,7 +5492,7 @@
           <w:sz w:val="15"/>
           <w:szCs w:val="15"/>
         </w:rPr>
-        <w:t xml:space="preserve">A-176</w:t>
+        <w:t xml:space="preserve">A-179</w:t>
       </w:r>
     </w:p>
     <w:p>
@@ -5426,7 +5523,7 @@
           <w:sz w:val="15"/>
           <w:szCs w:val="15"/>
         </w:rPr>
-        <w:t xml:space="preserve">A-177</w:t>
+        <w:t xml:space="preserve">A-180</w:t>
       </w:r>
     </w:p>
     <w:p>
@@ -5457,7 +5554,7 @@
           <w:sz w:val="15"/>
           <w:szCs w:val="15"/>
         </w:rPr>
-        <w:t xml:space="preserve">A-178</w:t>
+        <w:t xml:space="preserve">A-181</w:t>
       </w:r>
     </w:p>
     <w:p>
@@ -5488,7 +5585,7 @@
           <w:sz w:val="15"/>
           <w:szCs w:val="15"/>
         </w:rPr>
-        <w:t xml:space="preserve">A-179</w:t>
+        <w:t xml:space="preserve">A-182</w:t>
       </w:r>
     </w:p>
     <w:p>
@@ -5519,7 +5616,7 @@
           <w:sz w:val="15"/>
           <w:szCs w:val="15"/>
         </w:rPr>
-        <w:t xml:space="preserve">A-180</w:t>
+        <w:t xml:space="preserve">A-183</w:t>
       </w:r>
     </w:p>
     <w:p>
@@ -5550,7 +5647,7 @@
           <w:sz w:val="15"/>
           <w:szCs w:val="15"/>
         </w:rPr>
-        <w:t xml:space="preserve">A-181</w:t>
+        <w:t xml:space="preserve">A-184</w:t>
       </w:r>
     </w:p>
     <w:p>
@@ -5581,7 +5678,7 @@
           <w:sz w:val="15"/>
           <w:szCs w:val="15"/>
         </w:rPr>
-        <w:t xml:space="preserve">A-182</w:t>
+        <w:t xml:space="preserve">A-185</w:t>
       </w:r>
     </w:p>
     <w:p>
@@ -5612,7 +5709,7 @@
           <w:sz w:val="15"/>
           <w:szCs w:val="15"/>
         </w:rPr>
-        <w:t xml:space="preserve">A-183</w:t>
+        <w:t xml:space="preserve">A-186</w:t>
       </w:r>
     </w:p>
     <w:p>
@@ -5643,7 +5740,7 @@
           <w:sz w:val="15"/>
           <w:szCs w:val="15"/>
         </w:rPr>
-        <w:t xml:space="preserve">A-184</w:t>
+        <w:t xml:space="preserve">A-187</w:t>
       </w:r>
     </w:p>
     <w:p>
@@ -5674,7 +5771,7 @@
           <w:sz w:val="15"/>
           <w:szCs w:val="15"/>
         </w:rPr>
-        <w:t xml:space="preserve">A-185</w:t>
+        <w:t xml:space="preserve">A-188</w:t>
       </w:r>
     </w:p>
     <w:p>
@@ -5705,7 +5802,7 @@
           <w:sz w:val="15"/>
           <w:szCs w:val="15"/>
         </w:rPr>
-        <w:t xml:space="preserve">A-186</w:t>
+        <w:t xml:space="preserve">A-189</w:t>
       </w:r>
     </w:p>
     <w:p>
@@ -5736,7 +5833,7 @@
           <w:sz w:val="15"/>
           <w:szCs w:val="15"/>
         </w:rPr>
-        <w:t xml:space="preserve">A-187</w:t>
+        <w:t xml:space="preserve">A-190</w:t>
       </w:r>
     </w:p>
     <w:p>
@@ -5767,7 +5864,7 @@
           <w:sz w:val="15"/>
           <w:szCs w:val="15"/>
         </w:rPr>
-        <w:t xml:space="preserve">A-188</w:t>
+        <w:t xml:space="preserve">A-191</w:t>
       </w:r>
     </w:p>
     <w:p>
@@ -5798,7 +5895,7 @@
           <w:sz w:val="15"/>
           <w:szCs w:val="15"/>
         </w:rPr>
-        <w:t xml:space="preserve">A-189</w:t>
+        <w:t xml:space="preserve">A-192</w:t>
       </w:r>
     </w:p>
     <w:p>
@@ -5829,7 +5926,7 @@
           <w:sz w:val="15"/>
           <w:szCs w:val="15"/>
         </w:rPr>
-        <w:t xml:space="preserve">A-190</w:t>
+        <w:t xml:space="preserve">A-193</w:t>
       </w:r>
     </w:p>
     <w:p>
@@ -5860,7 +5957,7 @@
           <w:sz w:val="15"/>
           <w:szCs w:val="15"/>
         </w:rPr>
-        <w:t xml:space="preserve">A-191</w:t>
+        <w:t xml:space="preserve">A-194</w:t>
       </w:r>
     </w:p>
     <w:p>
@@ -5891,7 +5988,7 @@
           <w:sz w:val="15"/>
           <w:szCs w:val="15"/>
         </w:rPr>
-        <w:t xml:space="preserve">A-192</w:t>
+        <w:t xml:space="preserve">A-195</w:t>
       </w:r>
     </w:p>
     <w:p>
@@ -5922,7 +6019,7 @@
           <w:sz w:val="15"/>
           <w:szCs w:val="15"/>
         </w:rPr>
-        <w:t xml:space="preserve">A-193</w:t>
+        <w:t xml:space="preserve">A-196</w:t>
       </w:r>
     </w:p>
     <w:p>
@@ -5953,7 +6050,7 @@
           <w:sz w:val="15"/>
           <w:szCs w:val="15"/>
         </w:rPr>
-        <w:t xml:space="preserve">A-194</w:t>
+        <w:t xml:space="preserve">A-197</w:t>
       </w:r>
     </w:p>
     <w:p>
@@ -5984,7 +6081,7 @@
           <w:sz w:val="15"/>
           <w:szCs w:val="15"/>
         </w:rPr>
-        <w:t xml:space="preserve">A-195</w:t>
+        <w:t xml:space="preserve">A-198</w:t>
       </w:r>
     </w:p>
     <w:p>
@@ -6015,7 +6112,7 @@
           <w:sz w:val="15"/>
           <w:szCs w:val="15"/>
         </w:rPr>
-        <w:t xml:space="preserve">A-196</w:t>
+        <w:t xml:space="preserve">A-199</w:t>
       </w:r>
     </w:p>
     <w:p>
@@ -6046,7 +6143,7 @@
           <w:sz w:val="15"/>
           <w:szCs w:val="15"/>
         </w:rPr>
-        <w:t xml:space="preserve">A-197</w:t>
+        <w:t xml:space="preserve">A-200</w:t>
       </w:r>
     </w:p>
     <w:p>
@@ -6086,7 +6183,7 @@
           <w:sz w:val="15"/>
           <w:szCs w:val="15"/>
         </w:rPr>
-        <w:t xml:space="preserve">A-198</w:t>
+        <w:t xml:space="preserve">A-201</w:t>
       </w:r>
     </w:p>
     <w:p>
@@ -6117,7 +6214,7 @@
           <w:sz w:val="15"/>
           <w:szCs w:val="15"/>
         </w:rPr>
-        <w:t xml:space="preserve">A-199</w:t>
+        <w:t xml:space="preserve">A-202</w:t>
       </w:r>
     </w:p>
     <w:p>
@@ -6148,7 +6245,7 @@
           <w:sz w:val="15"/>
           <w:szCs w:val="15"/>
         </w:rPr>
-        <w:t xml:space="preserve">A-200</w:t>
+        <w:t xml:space="preserve">A-203</w:t>
       </w:r>
     </w:p>
     <w:p>
@@ -6179,7 +6276,7 @@
           <w:sz w:val="15"/>
           <w:szCs w:val="15"/>
         </w:rPr>
-        <w:t xml:space="preserve">A-201</w:t>
+        <w:t xml:space="preserve">A-204</w:t>
       </w:r>
     </w:p>
     <w:p>
@@ -6210,7 +6307,7 @@
           <w:sz w:val="15"/>
           <w:szCs w:val="15"/>
         </w:rPr>
-        <w:t xml:space="preserve">A-202</w:t>
+        <w:t xml:space="preserve">A-205</w:t>
       </w:r>
     </w:p>
     <w:p>
@@ -6241,7 +6338,7 @@
           <w:sz w:val="15"/>
           <w:szCs w:val="15"/>
         </w:rPr>
-        <w:t xml:space="preserve">A-203</w:t>
+        <w:t xml:space="preserve">A-206</w:t>
       </w:r>
     </w:p>
     <w:p>
@@ -6272,7 +6369,7 @@
           <w:sz w:val="15"/>
           <w:szCs w:val="15"/>
         </w:rPr>
-        <w:t xml:space="preserve">A-204</w:t>
+        <w:t xml:space="preserve">A-207</w:t>
       </w:r>
     </w:p>
     <w:p>
@@ -6303,7 +6400,7 @@
           <w:sz w:val="15"/>
           <w:szCs w:val="15"/>
         </w:rPr>
-        <w:t xml:space="preserve">A-205</w:t>
+        <w:t xml:space="preserve">A-208</w:t>
       </w:r>
     </w:p>
     <w:p>

--- a/texte/SmartVoc-Texte-Deutsch_v3.docx
+++ b/texte/SmartVoc-Texte-Deutsch_v3.docx
@@ -1965,7 +1965,7 @@
           <w:sz w:val="21"/>
           <w:szCs w:val="21"/>
         </w:rPr>
-        <w:t xml:space="preserve">Die Farbe eines Tages ist die Ampel der Liste, die an diesem Tag fällig ist, also dieselbe dreistufige Skala wie im Überblick, nicht die fünf Stufen. Liegen mehrere Listen auf einem Tag, zeigt die Farbe die schwächste.</w:t>
+        <w:t xml:space="preserve">Die Farbe des Tages gibt an, wie bereit die Liste ist. Liegen mehrere Listen auf einem Tag, zeigt die Farbe die schwächste.</w:t>
       </w:r>
     </w:p>
     <w:p>

--- a/texte/SmartVoc-Texte-Deutsch_v3.docx
+++ b/texte/SmartVoc-Texte-Deutsch_v3.docx
@@ -85,7 +85,7 @@
           <w:sz w:val="21"/>
           <w:szCs w:val="21"/>
         </w:rPr>
-        <w:t xml:space="preserve">In Teil A steht vor einer Bildbeschriftung das Wort „Bildbeschriftung“; Aufzählungspunkte sind eingerückt und mit · gekennzeichnet. Braun-kursive Klammern beschreiben, was die zugehörige Grafik zeigen muss — sie sind kein Text der App und tragen keine Nummer.</w:t>
+        <w:t xml:space="preserve">In Teil A steht vor einer Bildbeschriftung das Wort „Bildbeschriftung“; Aufzählungspunkte sind eingerückt und mit · gekennzeichnet. Braun-kursive Klammern beschreiben, was die zugehörige Grafik zeigen muss, sie sind kein Text der App und tragen keine Nummer.</w:t>
       </w:r>
     </w:p>
     <w:p>
@@ -5438,7 +5438,7 @@
           <w:sz w:val="21"/>
           <w:szCs w:val="21"/>
         </w:rPr>
-        <w:t xml:space="preserve">Ein Vokabeltrainer, der ausrechnet, wann ein Wort wiederkommt, statt es zu raten. Gemacht für Schülerinnen und Schüler, die eine Prüfung vor sich haben.</w:t>
+        <w:t xml:space="preserve">Ein Vokabeltrainer, der ausrechnet, wann ein Wort wiederkommt, statt es zu raten. Für alle, die Vokabeln lernen, vom Schulunterricht bis zum Selbststudium.</w:t>
       </w:r>
     </w:p>
     <w:p>
@@ -21329,7 +21329,7 @@
         <w:spacing w:after="120" w:before="260"/>
       </w:pPr>
       <w:r>
-        <w:t xml:space="preserve">Einstellungen  (145)</w:t>
+        <w:t xml:space="preserve">Einstellungen  (146)</w:t>
       </w:r>
     </w:p>
     <w:tbl>
@@ -25737,6 +25737,57 @@
                 <w:sz w:val="21"/>
                 <w:szCs w:val="21"/>
               </w:rPr>
+              <w:t xml:space="preserve">Löschen fehlgeschlagen</w:t>
+            </w:r>
+          </w:p>
+        </w:tc>
+      </w:tr>
+      <w:tr>
+        <w:tc>
+          <w:tcPr>
+            <w:tcW w:type="dxa" w:w="1120"/>
+            <w:tcMar>
+              <w:top w:type="dxa" w:w="60"/>
+              <w:left w:type="dxa" w:w="90"/>
+              <w:bottom w:type="dxa" w:w="60"/>
+              <w:right w:type="dxa" w:w="90"/>
+            </w:tcMar>
+          </w:tcPr>
+          <w:p>
+            <w:pPr>
+              <w:spacing w:after="0"/>
+            </w:pPr>
+            <w:r>
+              <w:rPr>
+                <w:rFonts w:ascii="Consolas" w:cs="Consolas" w:eastAsia="Consolas" w:hAnsi="Consolas"/>
+                <w:color w:val="9A958B"/>
+                <w:sz w:val="15"/>
+                <w:szCs w:val="15"/>
+              </w:rPr>
+              <w:t xml:space="preserve">B-370</w:t>
+            </w:r>
+          </w:p>
+        </w:tc>
+        <w:tc>
+          <w:tcPr>
+            <w:tcW w:type="dxa" w:w="7880"/>
+            <w:tcMar>
+              <w:top w:type="dxa" w:w="60"/>
+              <w:left w:type="dxa" w:w="90"/>
+              <w:bottom w:type="dxa" w:w="60"/>
+              <w:right w:type="dxa" w:w="90"/>
+            </w:tcMar>
+          </w:tcPr>
+          <w:p>
+            <w:pPr>
+              <w:spacing w:after="0" w:before="0"/>
+            </w:pPr>
+            <w:r>
+              <w:rPr>
+                <w:rFonts w:ascii="Calibri" w:cs="Calibri" w:eastAsia="Calibri" w:hAnsi="Calibri"/>
+                <w:sz w:val="21"/>
+                <w:szCs w:val="21"/>
+              </w:rPr>
               <w:t xml:space="preserve">Löscht alle Daten auf diesem Gerät. Das kann nicht rückgängig gemacht werden.</w:t>
             </w:r>
           </w:p>
@@ -25764,7 +25815,7 @@
                 <w:sz w:val="15"/>
                 <w:szCs w:val="15"/>
               </w:rPr>
-              <w:t xml:space="preserve">B-370</w:t>
+              <w:t xml:space="preserve">B-371</w:t>
             </w:r>
           </w:p>
         </w:tc>
@@ -25815,7 +25866,7 @@
                 <w:sz w:val="15"/>
                 <w:szCs w:val="15"/>
               </w:rPr>
-              <w:t xml:space="preserve">B-371</w:t>
+              <w:t xml:space="preserve">B-372</w:t>
             </w:r>
           </w:p>
         </w:tc>
@@ -25866,7 +25917,7 @@
                 <w:sz w:val="15"/>
                 <w:szCs w:val="15"/>
               </w:rPr>
-              <w:t xml:space="preserve">B-372</w:t>
+              <w:t xml:space="preserve">B-373</w:t>
             </w:r>
           </w:p>
         </w:tc>
@@ -25917,7 +25968,7 @@
                 <w:sz w:val="15"/>
                 <w:szCs w:val="15"/>
               </w:rPr>
-              <w:t xml:space="preserve">B-373</w:t>
+              <w:t xml:space="preserve">B-374</w:t>
             </w:r>
           </w:p>
         </w:tc>
@@ -25968,7 +26019,7 @@
                 <w:sz w:val="15"/>
                 <w:szCs w:val="15"/>
               </w:rPr>
-              <w:t xml:space="preserve">B-374</w:t>
+              <w:t xml:space="preserve">B-375</w:t>
             </w:r>
           </w:p>
         </w:tc>
@@ -26019,7 +26070,7 @@
                 <w:sz w:val="15"/>
                 <w:szCs w:val="15"/>
               </w:rPr>
-              <w:t xml:space="preserve">B-375</w:t>
+              <w:t xml:space="preserve">B-376</w:t>
             </w:r>
           </w:p>
         </w:tc>
@@ -26070,7 +26121,7 @@
                 <w:sz w:val="15"/>
                 <w:szCs w:val="15"/>
               </w:rPr>
-              <w:t xml:space="preserve">B-376</w:t>
+              <w:t xml:space="preserve">B-377</w:t>
             </w:r>
           </w:p>
         </w:tc>
@@ -26121,7 +26172,7 @@
                 <w:sz w:val="15"/>
                 <w:szCs w:val="15"/>
               </w:rPr>
-              <w:t xml:space="preserve">B-377</w:t>
+              <w:t xml:space="preserve">B-378</w:t>
             </w:r>
           </w:p>
         </w:tc>
@@ -26172,7 +26223,7 @@
                 <w:sz w:val="15"/>
                 <w:szCs w:val="15"/>
               </w:rPr>
-              <w:t xml:space="preserve">B-378</w:t>
+              <w:t xml:space="preserve">B-379</w:t>
             </w:r>
           </w:p>
         </w:tc>
@@ -26223,7 +26274,7 @@
                 <w:sz w:val="15"/>
                 <w:szCs w:val="15"/>
               </w:rPr>
-              <w:t xml:space="preserve">B-379</w:t>
+              <w:t xml:space="preserve">B-380</w:t>
             </w:r>
           </w:p>
         </w:tc>
@@ -26274,7 +26325,7 @@
                 <w:sz w:val="15"/>
                 <w:szCs w:val="15"/>
               </w:rPr>
-              <w:t xml:space="preserve">B-380</w:t>
+              <w:t xml:space="preserve">B-381</w:t>
             </w:r>
           </w:p>
         </w:tc>
@@ -26325,7 +26376,7 @@
                 <w:sz w:val="15"/>
                 <w:szCs w:val="15"/>
               </w:rPr>
-              <w:t xml:space="preserve">B-381</w:t>
+              <w:t xml:space="preserve">B-382</w:t>
             </w:r>
           </w:p>
         </w:tc>
@@ -26376,7 +26427,7 @@
                 <w:sz w:val="15"/>
                 <w:szCs w:val="15"/>
               </w:rPr>
-              <w:t xml:space="preserve">B-382</w:t>
+              <w:t xml:space="preserve">B-383</w:t>
             </w:r>
           </w:p>
         </w:tc>
@@ -26427,7 +26478,7 @@
                 <w:sz w:val="15"/>
                 <w:szCs w:val="15"/>
               </w:rPr>
-              <w:t xml:space="preserve">B-383</w:t>
+              <w:t xml:space="preserve">B-384</w:t>
             </w:r>
           </w:p>
         </w:tc>
@@ -26478,7 +26529,7 @@
                 <w:sz w:val="15"/>
                 <w:szCs w:val="15"/>
               </w:rPr>
-              <w:t xml:space="preserve">B-384</w:t>
+              <w:t xml:space="preserve">B-385</w:t>
             </w:r>
           </w:p>
         </w:tc>
@@ -26529,7 +26580,7 @@
                 <w:sz w:val="15"/>
                 <w:szCs w:val="15"/>
               </w:rPr>
-              <w:t xml:space="preserve">B-385</w:t>
+              <w:t xml:space="preserve">B-386</w:t>
             </w:r>
           </w:p>
         </w:tc>
@@ -26580,7 +26631,7 @@
                 <w:sz w:val="15"/>
                 <w:szCs w:val="15"/>
               </w:rPr>
-              <w:t xml:space="preserve">B-386</w:t>
+              <w:t xml:space="preserve">B-387</w:t>
             </w:r>
           </w:p>
         </w:tc>
@@ -26631,7 +26682,7 @@
                 <w:sz w:val="15"/>
                 <w:szCs w:val="15"/>
               </w:rPr>
-              <w:t xml:space="preserve">B-387</w:t>
+              <w:t xml:space="preserve">B-388</w:t>
             </w:r>
           </w:p>
         </w:tc>
@@ -26682,7 +26733,7 @@
                 <w:sz w:val="15"/>
                 <w:szCs w:val="15"/>
               </w:rPr>
-              <w:t xml:space="preserve">B-388</w:t>
+              <w:t xml:space="preserve">B-389</w:t>
             </w:r>
           </w:p>
         </w:tc>
@@ -26733,7 +26784,7 @@
                 <w:sz w:val="15"/>
                 <w:szCs w:val="15"/>
               </w:rPr>
-              <w:t xml:space="preserve">B-389</w:t>
+              <w:t xml:space="preserve">B-390</w:t>
             </w:r>
           </w:p>
         </w:tc>
@@ -26784,7 +26835,7 @@
                 <w:sz w:val="15"/>
                 <w:szCs w:val="15"/>
               </w:rPr>
-              <w:t xml:space="preserve">B-390</w:t>
+              <w:t xml:space="preserve">B-391</w:t>
             </w:r>
           </w:p>
         </w:tc>
@@ -26835,7 +26886,7 @@
                 <w:sz w:val="15"/>
                 <w:szCs w:val="15"/>
               </w:rPr>
-              <w:t xml:space="preserve">B-391</w:t>
+              <w:t xml:space="preserve">B-392</w:t>
             </w:r>
           </w:p>
         </w:tc>
@@ -26886,7 +26937,7 @@
                 <w:sz w:val="15"/>
                 <w:szCs w:val="15"/>
               </w:rPr>
-              <w:t xml:space="preserve">B-392</w:t>
+              <w:t xml:space="preserve">B-393</w:t>
             </w:r>
           </w:p>
         </w:tc>
@@ -26937,57 +26988,6 @@
                 <w:sz w:val="15"/>
                 <w:szCs w:val="15"/>
               </w:rPr>
-              <w:t xml:space="preserve">B-393</w:t>
-            </w:r>
-          </w:p>
-        </w:tc>
-        <w:tc>
-          <w:tcPr>
-            <w:tcW w:type="dxa" w:w="7880"/>
-            <w:tcMar>
-              <w:top w:type="dxa" w:w="60"/>
-              <w:left w:type="dxa" w:w="90"/>
-              <w:bottom w:type="dxa" w:w="60"/>
-              <w:right w:type="dxa" w:w="90"/>
-            </w:tcMar>
-          </w:tcPr>
-          <w:p>
-            <w:pPr>
-              <w:spacing w:after="0" w:before="0"/>
-            </w:pPr>
-            <w:r>
-              <w:rPr>
-                <w:rFonts w:ascii="Calibri" w:cs="Calibri" w:eastAsia="Calibri" w:hAnsi="Calibri"/>
-                <w:sz w:val="21"/>
-                <w:szCs w:val="21"/>
-              </w:rPr>
-              <w:t xml:space="preserve">Tippe LÖSCHEN zum Bestätigen</w:t>
-            </w:r>
-          </w:p>
-        </w:tc>
-      </w:tr>
-      <w:tr>
-        <w:tc>
-          <w:tcPr>
-            <w:tcW w:type="dxa" w:w="1120"/>
-            <w:tcMar>
-              <w:top w:type="dxa" w:w="60"/>
-              <w:left w:type="dxa" w:w="90"/>
-              <w:bottom w:type="dxa" w:w="60"/>
-              <w:right w:type="dxa" w:w="90"/>
-            </w:tcMar>
-          </w:tcPr>
-          <w:p>
-            <w:pPr>
-              <w:spacing w:after="0"/>
-            </w:pPr>
-            <w:r>
-              <w:rPr>
-                <w:rFonts w:ascii="Consolas" w:cs="Consolas" w:eastAsia="Consolas" w:hAnsi="Consolas"/>
-                <w:color w:val="9A958B"/>
-                <w:sz w:val="15"/>
-                <w:szCs w:val="15"/>
-              </w:rPr>
               <w:t xml:space="preserve">B-394</w:t>
             </w:r>
           </w:p>
@@ -28695,6 +28695,57 @@
                 <w:sz w:val="21"/>
                 <w:szCs w:val="21"/>
               </w:rPr>
+              <w:t xml:space="preserve">Zum Bestätigen tippe</w:t>
+            </w:r>
+          </w:p>
+        </w:tc>
+      </w:tr>
+      <w:tr>
+        <w:tc>
+          <w:tcPr>
+            <w:tcW w:type="dxa" w:w="1120"/>
+            <w:tcMar>
+              <w:top w:type="dxa" w:w="60"/>
+              <w:left w:type="dxa" w:w="90"/>
+              <w:bottom w:type="dxa" w:w="60"/>
+              <w:right w:type="dxa" w:w="90"/>
+            </w:tcMar>
+          </w:tcPr>
+          <w:p>
+            <w:pPr>
+              <w:spacing w:after="0"/>
+            </w:pPr>
+            <w:r>
+              <w:rPr>
+                <w:rFonts w:ascii="Consolas" w:cs="Consolas" w:eastAsia="Consolas" w:hAnsi="Consolas"/>
+                <w:color w:val="9A958B"/>
+                <w:sz w:val="15"/>
+                <w:szCs w:val="15"/>
+              </w:rPr>
+              <w:t xml:space="preserve">B-428</w:t>
+            </w:r>
+          </w:p>
+        </w:tc>
+        <w:tc>
+          <w:tcPr>
+            <w:tcW w:type="dxa" w:w="7880"/>
+            <w:tcMar>
+              <w:top w:type="dxa" w:w="60"/>
+              <w:left w:type="dxa" w:w="90"/>
+              <w:bottom w:type="dxa" w:w="60"/>
+              <w:right w:type="dxa" w:w="90"/>
+            </w:tcMar>
+          </w:tcPr>
+          <w:p>
+            <w:pPr>
+              <w:spacing w:after="0" w:before="0"/>
+            </w:pPr>
+            <w:r>
+              <w:rPr>
+                <w:rFonts w:ascii="Calibri" w:cs="Calibri" w:eastAsia="Calibri" w:hAnsi="Calibri"/>
+                <w:sz w:val="21"/>
+                <w:szCs w:val="21"/>
+              </w:rPr>
               <w:t xml:space="preserve">Zurück zum voreingestellten Aussehen</w:t>
             </w:r>
           </w:p>
@@ -28722,7 +28773,7 @@
                 <w:sz w:val="15"/>
                 <w:szCs w:val="15"/>
               </w:rPr>
-              <w:t xml:space="preserve">B-428</w:t>
+              <w:t xml:space="preserve">B-429</w:t>
             </w:r>
           </w:p>
         </w:tc>
@@ -28773,7 +28824,7 @@
                 <w:sz w:val="15"/>
                 <w:szCs w:val="15"/>
               </w:rPr>
-              <w:t xml:space="preserve">B-429</w:t>
+              <w:t xml:space="preserve">B-430</w:t>
             </w:r>
           </w:p>
         </w:tc>
@@ -28922,7 +28973,7 @@
                 <w:sz w:val="15"/>
                 <w:szCs w:val="15"/>
               </w:rPr>
-              <w:t xml:space="preserve">B-430</w:t>
+              <w:t xml:space="preserve">B-431</w:t>
             </w:r>
           </w:p>
         </w:tc>
@@ -28973,7 +29024,7 @@
                 <w:sz w:val="15"/>
                 <w:szCs w:val="15"/>
               </w:rPr>
-              <w:t xml:space="preserve">B-431</w:t>
+              <w:t xml:space="preserve">B-432</w:t>
             </w:r>
           </w:p>
         </w:tc>
@@ -29024,7 +29075,7 @@
                 <w:sz w:val="15"/>
                 <w:szCs w:val="15"/>
               </w:rPr>
-              <w:t xml:space="preserve">B-432</w:t>
+              <w:t xml:space="preserve">B-433</w:t>
             </w:r>
           </w:p>
         </w:tc>
@@ -29075,7 +29126,7 @@
                 <w:sz w:val="15"/>
                 <w:szCs w:val="15"/>
               </w:rPr>
-              <w:t xml:space="preserve">B-433</w:t>
+              <w:t xml:space="preserve">B-434</w:t>
             </w:r>
           </w:p>
         </w:tc>
@@ -29126,7 +29177,7 @@
                 <w:sz w:val="15"/>
                 <w:szCs w:val="15"/>
               </w:rPr>
-              <w:t xml:space="preserve">B-434</w:t>
+              <w:t xml:space="preserve">B-435</w:t>
             </w:r>
           </w:p>
         </w:tc>
@@ -29177,7 +29228,7 @@
                 <w:sz w:val="15"/>
                 <w:szCs w:val="15"/>
               </w:rPr>
-              <w:t xml:space="preserve">B-435</w:t>
+              <w:t xml:space="preserve">B-436</w:t>
             </w:r>
           </w:p>
         </w:tc>
@@ -29326,7 +29377,7 @@
                 <w:sz w:val="15"/>
                 <w:szCs w:val="15"/>
               </w:rPr>
-              <w:t xml:space="preserve">B-436</w:t>
+              <w:t xml:space="preserve">B-437</w:t>
             </w:r>
           </w:p>
         </w:tc>
@@ -29377,7 +29428,7 @@
                 <w:sz w:val="15"/>
                 <w:szCs w:val="15"/>
               </w:rPr>
-              <w:t xml:space="preserve">B-437</w:t>
+              <w:t xml:space="preserve">B-438</w:t>
             </w:r>
           </w:p>
         </w:tc>
@@ -29428,7 +29479,7 @@
                 <w:sz w:val="15"/>
                 <w:szCs w:val="15"/>
               </w:rPr>
-              <w:t xml:space="preserve">B-438</w:t>
+              <w:t xml:space="preserve">B-439</w:t>
             </w:r>
           </w:p>
         </w:tc>
@@ -29479,7 +29530,7 @@
                 <w:sz w:val="15"/>
                 <w:szCs w:val="15"/>
               </w:rPr>
-              <w:t xml:space="preserve">B-439</w:t>
+              <w:t xml:space="preserve">B-440</w:t>
             </w:r>
           </w:p>
         </w:tc>
@@ -29530,7 +29581,7 @@
                 <w:sz w:val="15"/>
                 <w:szCs w:val="15"/>
               </w:rPr>
-              <w:t xml:space="preserve">B-440</w:t>
+              <w:t xml:space="preserve">B-441</w:t>
             </w:r>
           </w:p>
         </w:tc>
@@ -29581,7 +29632,7 @@
                 <w:sz w:val="15"/>
                 <w:szCs w:val="15"/>
               </w:rPr>
-              <w:t xml:space="preserve">B-441</w:t>
+              <w:t xml:space="preserve">B-442</w:t>
             </w:r>
           </w:p>
         </w:tc>
@@ -29632,7 +29683,7 @@
                 <w:sz w:val="15"/>
                 <w:szCs w:val="15"/>
               </w:rPr>
-              <w:t xml:space="preserve">B-442</w:t>
+              <w:t xml:space="preserve">B-443</w:t>
             </w:r>
           </w:p>
         </w:tc>
@@ -29683,7 +29734,7 @@
                 <w:sz w:val="15"/>
                 <w:szCs w:val="15"/>
               </w:rPr>
-              <w:t xml:space="preserve">B-443</w:t>
+              <w:t xml:space="preserve">B-444</w:t>
             </w:r>
           </w:p>
         </w:tc>
@@ -29734,7 +29785,7 @@
                 <w:sz w:val="15"/>
                 <w:szCs w:val="15"/>
               </w:rPr>
-              <w:t xml:space="preserve">B-444</w:t>
+              <w:t xml:space="preserve">B-445</w:t>
             </w:r>
           </w:p>
         </w:tc>
@@ -29785,7 +29836,7 @@
                 <w:sz w:val="15"/>
                 <w:szCs w:val="15"/>
               </w:rPr>
-              <w:t xml:space="preserve">B-445</w:t>
+              <w:t xml:space="preserve">B-446</w:t>
             </w:r>
           </w:p>
         </w:tc>
@@ -29836,7 +29887,7 @@
                 <w:sz w:val="15"/>
                 <w:szCs w:val="15"/>
               </w:rPr>
-              <w:t xml:space="preserve">B-446</w:t>
+              <w:t xml:space="preserve">B-447</w:t>
             </w:r>
           </w:p>
         </w:tc>
@@ -29887,7 +29938,7 @@
                 <w:sz w:val="15"/>
                 <w:szCs w:val="15"/>
               </w:rPr>
-              <w:t xml:space="preserve">B-447</w:t>
+              <w:t xml:space="preserve">B-448</w:t>
             </w:r>
           </w:p>
         </w:tc>
@@ -29938,7 +29989,7 @@
                 <w:sz w:val="15"/>
                 <w:szCs w:val="15"/>
               </w:rPr>
-              <w:t xml:space="preserve">B-448</w:t>
+              <w:t xml:space="preserve">B-449</w:t>
             </w:r>
           </w:p>
         </w:tc>
@@ -29989,7 +30040,7 @@
                 <w:sz w:val="15"/>
                 <w:szCs w:val="15"/>
               </w:rPr>
-              <w:t xml:space="preserve">B-449</w:t>
+              <w:t xml:space="preserve">B-450</w:t>
             </w:r>
           </w:p>
         </w:tc>
@@ -30040,7 +30091,7 @@
                 <w:sz w:val="15"/>
                 <w:szCs w:val="15"/>
               </w:rPr>
-              <w:t xml:space="preserve">B-450</w:t>
+              <w:t xml:space="preserve">B-451</w:t>
             </w:r>
           </w:p>
         </w:tc>
@@ -30091,7 +30142,7 @@
                 <w:sz w:val="15"/>
                 <w:szCs w:val="15"/>
               </w:rPr>
-              <w:t xml:space="preserve">B-451</w:t>
+              <w:t xml:space="preserve">B-452</w:t>
             </w:r>
           </w:p>
         </w:tc>
@@ -30142,7 +30193,7 @@
                 <w:sz w:val="15"/>
                 <w:szCs w:val="15"/>
               </w:rPr>
-              <w:t xml:space="preserve">B-452</w:t>
+              <w:t xml:space="preserve">B-453</w:t>
             </w:r>
           </w:p>
         </w:tc>
@@ -30193,7 +30244,7 @@
                 <w:sz w:val="15"/>
                 <w:szCs w:val="15"/>
               </w:rPr>
-              <w:t xml:space="preserve">B-453</w:t>
+              <w:t xml:space="preserve">B-454</w:t>
             </w:r>
           </w:p>
         </w:tc>
@@ -30244,7 +30295,7 @@
                 <w:sz w:val="15"/>
                 <w:szCs w:val="15"/>
               </w:rPr>
-              <w:t xml:space="preserve">B-454</w:t>
+              <w:t xml:space="preserve">B-455</w:t>
             </w:r>
           </w:p>
         </w:tc>
@@ -30295,7 +30346,7 @@
                 <w:sz w:val="15"/>
                 <w:szCs w:val="15"/>
               </w:rPr>
-              <w:t xml:space="preserve">B-455</w:t>
+              <w:t xml:space="preserve">B-456</w:t>
             </w:r>
           </w:p>
         </w:tc>
@@ -30346,7 +30397,7 @@
                 <w:sz w:val="15"/>
                 <w:szCs w:val="15"/>
               </w:rPr>
-              <w:t xml:space="preserve">B-456</w:t>
+              <w:t xml:space="preserve">B-457</w:t>
             </w:r>
           </w:p>
         </w:tc>
@@ -30397,7 +30448,7 @@
                 <w:sz w:val="15"/>
                 <w:szCs w:val="15"/>
               </w:rPr>
-              <w:t xml:space="preserve">B-457</w:t>
+              <w:t xml:space="preserve">B-458</w:t>
             </w:r>
           </w:p>
         </w:tc>
@@ -30448,7 +30499,7 @@
                 <w:sz w:val="15"/>
                 <w:szCs w:val="15"/>
               </w:rPr>
-              <w:t xml:space="preserve">B-458</w:t>
+              <w:t xml:space="preserve">B-459</w:t>
             </w:r>
           </w:p>
         </w:tc>
@@ -30499,7 +30550,7 @@
                 <w:sz w:val="15"/>
                 <w:szCs w:val="15"/>
               </w:rPr>
-              <w:t xml:space="preserve">B-459</w:t>
+              <w:t xml:space="preserve">B-460</w:t>
             </w:r>
           </w:p>
         </w:tc>
@@ -30550,7 +30601,7 @@
                 <w:sz w:val="15"/>
                 <w:szCs w:val="15"/>
               </w:rPr>
-              <w:t xml:space="preserve">B-460</w:t>
+              <w:t xml:space="preserve">B-461</w:t>
             </w:r>
           </w:p>
         </w:tc>
@@ -30601,7 +30652,7 @@
                 <w:sz w:val="15"/>
                 <w:szCs w:val="15"/>
               </w:rPr>
-              <w:t xml:space="preserve">B-461</w:t>
+              <w:t xml:space="preserve">B-462</w:t>
             </w:r>
           </w:p>
         </w:tc>
@@ -30652,7 +30703,7 @@
                 <w:sz w:val="15"/>
                 <w:szCs w:val="15"/>
               </w:rPr>
-              <w:t xml:space="preserve">B-462</w:t>
+              <w:t xml:space="preserve">B-463</w:t>
             </w:r>
           </w:p>
         </w:tc>
@@ -30703,7 +30754,7 @@
                 <w:sz w:val="15"/>
                 <w:szCs w:val="15"/>
               </w:rPr>
-              <w:t xml:space="preserve">B-463</w:t>
+              <w:t xml:space="preserve">B-464</w:t>
             </w:r>
           </w:p>
         </w:tc>
@@ -30754,7 +30805,7 @@
                 <w:sz w:val="15"/>
                 <w:szCs w:val="15"/>
               </w:rPr>
-              <w:t xml:space="preserve">B-464</w:t>
+              <w:t xml:space="preserve">B-465</w:t>
             </w:r>
           </w:p>
         </w:tc>
@@ -30805,7 +30856,7 @@
                 <w:sz w:val="15"/>
                 <w:szCs w:val="15"/>
               </w:rPr>
-              <w:t xml:space="preserve">B-465</w:t>
+              <w:t xml:space="preserve">B-466</w:t>
             </w:r>
           </w:p>
         </w:tc>
@@ -30856,7 +30907,7 @@
                 <w:sz w:val="15"/>
                 <w:szCs w:val="15"/>
               </w:rPr>
-              <w:t xml:space="preserve">B-466</w:t>
+              <w:t xml:space="preserve">B-467</w:t>
             </w:r>
           </w:p>
         </w:tc>
@@ -30907,7 +30958,7 @@
                 <w:sz w:val="15"/>
                 <w:szCs w:val="15"/>
               </w:rPr>
-              <w:t xml:space="preserve">B-467</w:t>
+              <w:t xml:space="preserve">B-468</w:t>
             </w:r>
           </w:p>
         </w:tc>
@@ -30958,7 +31009,7 @@
                 <w:sz w:val="15"/>
                 <w:szCs w:val="15"/>
               </w:rPr>
-              <w:t xml:space="preserve">B-468</w:t>
+              <w:t xml:space="preserve">B-469</w:t>
             </w:r>
           </w:p>
         </w:tc>
@@ -31009,7 +31060,7 @@
                 <w:sz w:val="15"/>
                 <w:szCs w:val="15"/>
               </w:rPr>
-              <w:t xml:space="preserve">B-469</w:t>
+              <w:t xml:space="preserve">B-470</w:t>
             </w:r>
           </w:p>
         </w:tc>
@@ -31060,7 +31111,7 @@
                 <w:sz w:val="15"/>
                 <w:szCs w:val="15"/>
               </w:rPr>
-              <w:t xml:space="preserve">B-470</w:t>
+              <w:t xml:space="preserve">B-471</w:t>
             </w:r>
           </w:p>
         </w:tc>
@@ -31111,7 +31162,7 @@
                 <w:sz w:val="15"/>
                 <w:szCs w:val="15"/>
               </w:rPr>
-              <w:t xml:space="preserve">B-471</w:t>
+              <w:t xml:space="preserve">B-472</w:t>
             </w:r>
           </w:p>
         </w:tc>
@@ -31162,7 +31213,7 @@
                 <w:sz w:val="15"/>
                 <w:szCs w:val="15"/>
               </w:rPr>
-              <w:t xml:space="preserve">B-472</w:t>
+              <w:t xml:space="preserve">B-473</w:t>
             </w:r>
           </w:p>
         </w:tc>
@@ -31213,7 +31264,7 @@
                 <w:sz w:val="15"/>
                 <w:szCs w:val="15"/>
               </w:rPr>
-              <w:t xml:space="preserve">B-473</w:t>
+              <w:t xml:space="preserve">B-474</w:t>
             </w:r>
           </w:p>
         </w:tc>
@@ -31264,7 +31315,7 @@
                 <w:sz w:val="15"/>
                 <w:szCs w:val="15"/>
               </w:rPr>
-              <w:t xml:space="preserve">B-474</w:t>
+              <w:t xml:space="preserve">B-475</w:t>
             </w:r>
           </w:p>
         </w:tc>
@@ -31315,7 +31366,7 @@
                 <w:sz w:val="15"/>
                 <w:szCs w:val="15"/>
               </w:rPr>
-              <w:t xml:space="preserve">B-475</w:t>
+              <w:t xml:space="preserve">B-476</w:t>
             </w:r>
           </w:p>
         </w:tc>
@@ -31366,7 +31417,7 @@
                 <w:sz w:val="15"/>
                 <w:szCs w:val="15"/>
               </w:rPr>
-              <w:t xml:space="preserve">B-476</w:t>
+              <w:t xml:space="preserve">B-477</w:t>
             </w:r>
           </w:p>
         </w:tc>
@@ -31417,7 +31468,7 @@
                 <w:sz w:val="15"/>
                 <w:szCs w:val="15"/>
               </w:rPr>
-              <w:t xml:space="preserve">B-477</w:t>
+              <w:t xml:space="preserve">B-478</w:t>
             </w:r>
           </w:p>
         </w:tc>
@@ -31566,7 +31617,7 @@
                 <w:sz w:val="15"/>
                 <w:szCs w:val="15"/>
               </w:rPr>
-              <w:t xml:space="preserve">B-478</w:t>
+              <w:t xml:space="preserve">B-479</w:t>
             </w:r>
           </w:p>
         </w:tc>
@@ -31617,7 +31668,7 @@
                 <w:sz w:val="15"/>
                 <w:szCs w:val="15"/>
               </w:rPr>
-              <w:t xml:space="preserve">B-479</w:t>
+              <w:t xml:space="preserve">B-480</w:t>
             </w:r>
           </w:p>
         </w:tc>
@@ -31668,7 +31719,7 @@
                 <w:sz w:val="15"/>
                 <w:szCs w:val="15"/>
               </w:rPr>
-              <w:t xml:space="preserve">B-480</w:t>
+              <w:t xml:space="preserve">B-481</w:t>
             </w:r>
           </w:p>
         </w:tc>
@@ -31719,7 +31770,7 @@
                 <w:sz w:val="15"/>
                 <w:szCs w:val="15"/>
               </w:rPr>
-              <w:t xml:space="preserve">B-481</w:t>
+              <w:t xml:space="preserve">B-482</w:t>
             </w:r>
           </w:p>
         </w:tc>
@@ -31770,7 +31821,7 @@
                 <w:sz w:val="15"/>
                 <w:szCs w:val="15"/>
               </w:rPr>
-              <w:t xml:space="preserve">B-482</w:t>
+              <w:t xml:space="preserve">B-483</w:t>
             </w:r>
           </w:p>
         </w:tc>
@@ -31821,7 +31872,7 @@
                 <w:sz w:val="15"/>
                 <w:szCs w:val="15"/>
               </w:rPr>
-              <w:t xml:space="preserve">B-483</w:t>
+              <w:t xml:space="preserve">B-484</w:t>
             </w:r>
           </w:p>
         </w:tc>
@@ -31872,7 +31923,7 @@
                 <w:sz w:val="15"/>
                 <w:szCs w:val="15"/>
               </w:rPr>
-              <w:t xml:space="preserve">B-484</w:t>
+              <w:t xml:space="preserve">B-485</w:t>
             </w:r>
           </w:p>
         </w:tc>
@@ -31923,7 +31974,7 @@
                 <w:sz w:val="15"/>
                 <w:szCs w:val="15"/>
               </w:rPr>
-              <w:t xml:space="preserve">B-485</w:t>
+              <w:t xml:space="preserve">B-486</w:t>
             </w:r>
           </w:p>
         </w:tc>
@@ -31974,7 +32025,7 @@
                 <w:sz w:val="15"/>
                 <w:szCs w:val="15"/>
               </w:rPr>
-              <w:t xml:space="preserve">B-486</w:t>
+              <w:t xml:space="preserve">B-487</w:t>
             </w:r>
           </w:p>
         </w:tc>
@@ -32025,7 +32076,7 @@
                 <w:sz w:val="15"/>
                 <w:szCs w:val="15"/>
               </w:rPr>
-              <w:t xml:space="preserve">B-487</w:t>
+              <w:t xml:space="preserve">B-488</w:t>
             </w:r>
           </w:p>
         </w:tc>
@@ -32076,7 +32127,7 @@
                 <w:sz w:val="15"/>
                 <w:szCs w:val="15"/>
               </w:rPr>
-              <w:t xml:space="preserve">B-488</w:t>
+              <w:t xml:space="preserve">B-489</w:t>
             </w:r>
           </w:p>
         </w:tc>
@@ -32127,7 +32178,7 @@
                 <w:sz w:val="15"/>
                 <w:szCs w:val="15"/>
               </w:rPr>
-              <w:t xml:space="preserve">B-489</w:t>
+              <w:t xml:space="preserve">B-490</w:t>
             </w:r>
           </w:p>
         </w:tc>
@@ -32178,7 +32229,7 @@
                 <w:sz w:val="15"/>
                 <w:szCs w:val="15"/>
               </w:rPr>
-              <w:t xml:space="preserve">B-490</w:t>
+              <w:t xml:space="preserve">B-491</w:t>
             </w:r>
           </w:p>
         </w:tc>
@@ -32229,7 +32280,7 @@
                 <w:sz w:val="15"/>
                 <w:szCs w:val="15"/>
               </w:rPr>
-              <w:t xml:space="preserve">B-491</w:t>
+              <w:t xml:space="preserve">B-492</w:t>
             </w:r>
           </w:p>
         </w:tc>
@@ -32280,7 +32331,7 @@
                 <w:sz w:val="15"/>
                 <w:szCs w:val="15"/>
               </w:rPr>
-              <w:t xml:space="preserve">B-492</w:t>
+              <w:t xml:space="preserve">B-493</w:t>
             </w:r>
           </w:p>
         </w:tc>
@@ -32331,7 +32382,7 @@
                 <w:sz w:val="15"/>
                 <w:szCs w:val="15"/>
               </w:rPr>
-              <w:t xml:space="preserve">B-493</w:t>
+              <w:t xml:space="preserve">B-494</w:t>
             </w:r>
           </w:p>
         </w:tc>
@@ -32382,7 +32433,7 @@
                 <w:sz w:val="15"/>
                 <w:szCs w:val="15"/>
               </w:rPr>
-              <w:t xml:space="preserve">B-494</w:t>
+              <w:t xml:space="preserve">B-495</w:t>
             </w:r>
           </w:p>
         </w:tc>
@@ -32433,7 +32484,7 @@
                 <w:sz w:val="15"/>
                 <w:szCs w:val="15"/>
               </w:rPr>
-              <w:t xml:space="preserve">B-495</w:t>
+              <w:t xml:space="preserve">B-496</w:t>
             </w:r>
           </w:p>
         </w:tc>
@@ -32484,7 +32535,7 @@
                 <w:sz w:val="15"/>
                 <w:szCs w:val="15"/>
               </w:rPr>
-              <w:t xml:space="preserve">B-496</w:t>
+              <w:t xml:space="preserve">B-497</w:t>
             </w:r>
           </w:p>
         </w:tc>
@@ -32535,7 +32586,7 @@
                 <w:sz w:val="15"/>
                 <w:szCs w:val="15"/>
               </w:rPr>
-              <w:t xml:space="preserve">B-497</w:t>
+              <w:t xml:space="preserve">B-498</w:t>
             </w:r>
           </w:p>
         </w:tc>
@@ -32586,7 +32637,7 @@
                 <w:sz w:val="15"/>
                 <w:szCs w:val="15"/>
               </w:rPr>
-              <w:t xml:space="preserve">B-498</w:t>
+              <w:t xml:space="preserve">B-499</w:t>
             </w:r>
           </w:p>
         </w:tc>
@@ -32735,7 +32786,7 @@
                 <w:sz w:val="15"/>
                 <w:szCs w:val="15"/>
               </w:rPr>
-              <w:t xml:space="preserve">B-499</w:t>
+              <w:t xml:space="preserve">B-500</w:t>
             </w:r>
           </w:p>
         </w:tc>
@@ -32786,7 +32837,7 @@
                 <w:sz w:val="15"/>
                 <w:szCs w:val="15"/>
               </w:rPr>
-              <w:t xml:space="preserve">B-500</w:t>
+              <w:t xml:space="preserve">B-501</w:t>
             </w:r>
           </w:p>
         </w:tc>
@@ -32837,7 +32888,7 @@
                 <w:sz w:val="15"/>
                 <w:szCs w:val="15"/>
               </w:rPr>
-              <w:t xml:space="preserve">B-501</w:t>
+              <w:t xml:space="preserve">B-502</w:t>
             </w:r>
           </w:p>
         </w:tc>
@@ -32888,7 +32939,7 @@
                 <w:sz w:val="15"/>
                 <w:szCs w:val="15"/>
               </w:rPr>
-              <w:t xml:space="preserve">B-502</w:t>
+              <w:t xml:space="preserve">B-503</w:t>
             </w:r>
           </w:p>
         </w:tc>
@@ -33037,7 +33088,7 @@
                 <w:sz w:val="15"/>
                 <w:szCs w:val="15"/>
               </w:rPr>
-              <w:t xml:space="preserve">B-503</w:t>
+              <w:t xml:space="preserve">B-504</w:t>
             </w:r>
           </w:p>
         </w:tc>
@@ -33088,7 +33139,7 @@
                 <w:sz w:val="15"/>
                 <w:szCs w:val="15"/>
               </w:rPr>
-              <w:t xml:space="preserve">B-504</w:t>
+              <w:t xml:space="preserve">B-505</w:t>
             </w:r>
           </w:p>
         </w:tc>
@@ -33139,7 +33190,7 @@
                 <w:sz w:val="15"/>
                 <w:szCs w:val="15"/>
               </w:rPr>
-              <w:t xml:space="preserve">B-505</w:t>
+              <w:t xml:space="preserve">B-506</w:t>
             </w:r>
           </w:p>
         </w:tc>
@@ -33288,7 +33339,7 @@
                 <w:sz w:val="15"/>
                 <w:szCs w:val="15"/>
               </w:rPr>
-              <w:t xml:space="preserve">B-506</w:t>
+              <w:t xml:space="preserve">B-507</w:t>
             </w:r>
           </w:p>
         </w:tc>
@@ -33339,7 +33390,7 @@
                 <w:sz w:val="15"/>
                 <w:szCs w:val="15"/>
               </w:rPr>
-              <w:t xml:space="preserve">B-507</w:t>
+              <w:t xml:space="preserve">B-508</w:t>
             </w:r>
           </w:p>
         </w:tc>
@@ -33390,7 +33441,7 @@
                 <w:sz w:val="15"/>
                 <w:szCs w:val="15"/>
               </w:rPr>
-              <w:t xml:space="preserve">B-508</w:t>
+              <w:t xml:space="preserve">B-509</w:t>
             </w:r>
           </w:p>
         </w:tc>
@@ -33441,7 +33492,7 @@
                 <w:sz w:val="15"/>
                 <w:szCs w:val="15"/>
               </w:rPr>
-              <w:t xml:space="preserve">B-509</w:t>
+              <w:t xml:space="preserve">B-510</w:t>
             </w:r>
           </w:p>
         </w:tc>
@@ -33492,7 +33543,7 @@
                 <w:sz w:val="15"/>
                 <w:szCs w:val="15"/>
               </w:rPr>
-              <w:t xml:space="preserve">B-510</w:t>
+              <w:t xml:space="preserve">B-511</w:t>
             </w:r>
           </w:p>
         </w:tc>
@@ -33543,7 +33594,7 @@
                 <w:sz w:val="15"/>
                 <w:szCs w:val="15"/>
               </w:rPr>
-              <w:t xml:space="preserve">B-511</w:t>
+              <w:t xml:space="preserve">B-512</w:t>
             </w:r>
           </w:p>
         </w:tc>
@@ -33594,7 +33645,7 @@
                 <w:sz w:val="15"/>
                 <w:szCs w:val="15"/>
               </w:rPr>
-              <w:t xml:space="preserve">B-512</w:t>
+              <w:t xml:space="preserve">B-513</w:t>
             </w:r>
           </w:p>
         </w:tc>
@@ -33645,7 +33696,7 @@
                 <w:sz w:val="15"/>
                 <w:szCs w:val="15"/>
               </w:rPr>
-              <w:t xml:space="preserve">B-513</w:t>
+              <w:t xml:space="preserve">B-514</w:t>
             </w:r>
           </w:p>
         </w:tc>
@@ -33696,7 +33747,7 @@
                 <w:sz w:val="15"/>
                 <w:szCs w:val="15"/>
               </w:rPr>
-              <w:t xml:space="preserve">B-514</w:t>
+              <w:t xml:space="preserve">B-515</w:t>
             </w:r>
           </w:p>
         </w:tc>
@@ -33747,7 +33798,7 @@
                 <w:sz w:val="15"/>
                 <w:szCs w:val="15"/>
               </w:rPr>
-              <w:t xml:space="preserve">B-515</w:t>
+              <w:t xml:space="preserve">B-516</w:t>
             </w:r>
           </w:p>
         </w:tc>
@@ -33798,7 +33849,7 @@
                 <w:sz w:val="15"/>
                 <w:szCs w:val="15"/>
               </w:rPr>
-              <w:t xml:space="preserve">B-516</w:t>
+              <w:t xml:space="preserve">B-517</w:t>
             </w:r>
           </w:p>
         </w:tc>
@@ -33849,7 +33900,7 @@
                 <w:sz w:val="15"/>
                 <w:szCs w:val="15"/>
               </w:rPr>
-              <w:t xml:space="preserve">B-517</w:t>
+              <w:t xml:space="preserve">B-518</w:t>
             </w:r>
           </w:p>
         </w:tc>
@@ -33900,7 +33951,7 @@
                 <w:sz w:val="15"/>
                 <w:szCs w:val="15"/>
               </w:rPr>
-              <w:t xml:space="preserve">B-518</w:t>
+              <w:t xml:space="preserve">B-519</w:t>
             </w:r>
           </w:p>
         </w:tc>
@@ -33951,7 +34002,7 @@
                 <w:sz w:val="15"/>
                 <w:szCs w:val="15"/>
               </w:rPr>
-              <w:t xml:space="preserve">B-519</w:t>
+              <w:t xml:space="preserve">B-520</w:t>
             </w:r>
           </w:p>
         </w:tc>
@@ -34002,7 +34053,7 @@
                 <w:sz w:val="15"/>
                 <w:szCs w:val="15"/>
               </w:rPr>
-              <w:t xml:space="preserve">B-520</w:t>
+              <w:t xml:space="preserve">B-521</w:t>
             </w:r>
           </w:p>
         </w:tc>
@@ -34053,7 +34104,7 @@
                 <w:sz w:val="15"/>
                 <w:szCs w:val="15"/>
               </w:rPr>
-              <w:t xml:space="preserve">B-521</w:t>
+              <w:t xml:space="preserve">B-522</w:t>
             </w:r>
           </w:p>
         </w:tc>
@@ -34104,7 +34155,7 @@
                 <w:sz w:val="15"/>
                 <w:szCs w:val="15"/>
               </w:rPr>
-              <w:t xml:space="preserve">B-522</w:t>
+              <w:t xml:space="preserve">B-523</w:t>
             </w:r>
           </w:p>
         </w:tc>
@@ -34253,7 +34304,7 @@
                 <w:sz w:val="15"/>
                 <w:szCs w:val="15"/>
               </w:rPr>
-              <w:t xml:space="preserve">B-523</w:t>
+              <w:t xml:space="preserve">B-524</w:t>
             </w:r>
           </w:p>
         </w:tc>
@@ -34304,7 +34355,7 @@
                 <w:sz w:val="15"/>
                 <w:szCs w:val="15"/>
               </w:rPr>
-              <w:t xml:space="preserve">B-524</w:t>
+              <w:t xml:space="preserve">B-525</w:t>
             </w:r>
           </w:p>
         </w:tc>
@@ -34355,7 +34406,7 @@
                 <w:sz w:val="15"/>
                 <w:szCs w:val="15"/>
               </w:rPr>
-              <w:t xml:space="preserve">B-525</w:t>
+              <w:t xml:space="preserve">B-526</w:t>
             </w:r>
           </w:p>
         </w:tc>
@@ -34406,7 +34457,7 @@
                 <w:sz w:val="15"/>
                 <w:szCs w:val="15"/>
               </w:rPr>
-              <w:t xml:space="preserve">B-526</w:t>
+              <w:t xml:space="preserve">B-527</w:t>
             </w:r>
           </w:p>
         </w:tc>
@@ -34457,7 +34508,7 @@
                 <w:sz w:val="15"/>
                 <w:szCs w:val="15"/>
               </w:rPr>
-              <w:t xml:space="preserve">B-527</w:t>
+              <w:t xml:space="preserve">B-528</w:t>
             </w:r>
           </w:p>
         </w:tc>
@@ -34508,7 +34559,7 @@
                 <w:sz w:val="15"/>
                 <w:szCs w:val="15"/>
               </w:rPr>
-              <w:t xml:space="preserve">B-528</w:t>
+              <w:t xml:space="preserve">B-529</w:t>
             </w:r>
           </w:p>
         </w:tc>
@@ -34559,7 +34610,7 @@
                 <w:sz w:val="15"/>
                 <w:szCs w:val="15"/>
               </w:rPr>
-              <w:t xml:space="preserve">B-529</w:t>
+              <w:t xml:space="preserve">B-530</w:t>
             </w:r>
           </w:p>
         </w:tc>
@@ -34610,7 +34661,7 @@
                 <w:sz w:val="15"/>
                 <w:szCs w:val="15"/>
               </w:rPr>
-              <w:t xml:space="preserve">B-530</w:t>
+              <w:t xml:space="preserve">B-531</w:t>
             </w:r>
           </w:p>
         </w:tc>
@@ -34661,7 +34712,7 @@
                 <w:sz w:val="15"/>
                 <w:szCs w:val="15"/>
               </w:rPr>
-              <w:t xml:space="preserve">B-531</w:t>
+              <w:t xml:space="preserve">B-532</w:t>
             </w:r>
           </w:p>
         </w:tc>
@@ -34712,7 +34763,7 @@
                 <w:sz w:val="15"/>
                 <w:szCs w:val="15"/>
               </w:rPr>
-              <w:t xml:space="preserve">B-532</w:t>
+              <w:t xml:space="preserve">B-533</w:t>
             </w:r>
           </w:p>
         </w:tc>
@@ -34763,7 +34814,7 @@
                 <w:sz w:val="15"/>
                 <w:szCs w:val="15"/>
               </w:rPr>
-              <w:t xml:space="preserve">B-533</w:t>
+              <w:t xml:space="preserve">B-534</w:t>
             </w:r>
           </w:p>
         </w:tc>
@@ -34814,7 +34865,7 @@
                 <w:sz w:val="15"/>
                 <w:szCs w:val="15"/>
               </w:rPr>
-              <w:t xml:space="preserve">B-534</w:t>
+              <w:t xml:space="preserve">B-535</w:t>
             </w:r>
           </w:p>
         </w:tc>
@@ -34963,7 +35014,7 @@
                 <w:sz w:val="15"/>
                 <w:szCs w:val="15"/>
               </w:rPr>
-              <w:t xml:space="preserve">B-535</w:t>
+              <w:t xml:space="preserve">B-536</w:t>
             </w:r>
           </w:p>
         </w:tc>
@@ -35014,7 +35065,7 @@
                 <w:sz w:val="15"/>
                 <w:szCs w:val="15"/>
               </w:rPr>
-              <w:t xml:space="preserve">B-536</w:t>
+              <w:t xml:space="preserve">B-537</w:t>
             </w:r>
           </w:p>
         </w:tc>
@@ -35065,7 +35116,7 @@
                 <w:sz w:val="15"/>
                 <w:szCs w:val="15"/>
               </w:rPr>
-              <w:t xml:space="preserve">B-537</w:t>
+              <w:t xml:space="preserve">B-538</w:t>
             </w:r>
           </w:p>
         </w:tc>
@@ -35116,7 +35167,7 @@
                 <w:sz w:val="15"/>
                 <w:szCs w:val="15"/>
               </w:rPr>
-              <w:t xml:space="preserve">B-538</w:t>
+              <w:t xml:space="preserve">B-539</w:t>
             </w:r>
           </w:p>
         </w:tc>
@@ -35167,7 +35218,7 @@
                 <w:sz w:val="15"/>
                 <w:szCs w:val="15"/>
               </w:rPr>
-              <w:t xml:space="preserve">B-539</w:t>
+              <w:t xml:space="preserve">B-540</w:t>
             </w:r>
           </w:p>
         </w:tc>
@@ -35218,7 +35269,7 @@
                 <w:sz w:val="15"/>
                 <w:szCs w:val="15"/>
               </w:rPr>
-              <w:t xml:space="preserve">B-540</w:t>
+              <w:t xml:space="preserve">B-541</w:t>
             </w:r>
           </w:p>
         </w:tc>
@@ -35269,7 +35320,7 @@
                 <w:sz w:val="15"/>
                 <w:szCs w:val="15"/>
               </w:rPr>
-              <w:t xml:space="preserve">B-541</w:t>
+              <w:t xml:space="preserve">B-542</w:t>
             </w:r>
           </w:p>
         </w:tc>
@@ -35320,7 +35371,7 @@
                 <w:sz w:val="15"/>
                 <w:szCs w:val="15"/>
               </w:rPr>
-              <w:t xml:space="preserve">B-542</w:t>
+              <w:t xml:space="preserve">B-543</w:t>
             </w:r>
           </w:p>
         </w:tc>
@@ -35469,7 +35520,7 @@
                 <w:sz w:val="15"/>
                 <w:szCs w:val="15"/>
               </w:rPr>
-              <w:t xml:space="preserve">B-543</w:t>
+              <w:t xml:space="preserve">B-544</w:t>
             </w:r>
           </w:p>
         </w:tc>
@@ -35520,7 +35571,7 @@
                 <w:sz w:val="15"/>
                 <w:szCs w:val="15"/>
               </w:rPr>
-              <w:t xml:space="preserve">B-544</w:t>
+              <w:t xml:space="preserve">B-545</w:t>
             </w:r>
           </w:p>
         </w:tc>
@@ -35571,7 +35622,7 @@
                 <w:sz w:val="15"/>
                 <w:szCs w:val="15"/>
               </w:rPr>
-              <w:t xml:space="preserve">B-545</w:t>
+              <w:t xml:space="preserve">B-546</w:t>
             </w:r>
           </w:p>
         </w:tc>
@@ -35622,7 +35673,7 @@
                 <w:sz w:val="15"/>
                 <w:szCs w:val="15"/>
               </w:rPr>
-              <w:t xml:space="preserve">B-546</w:t>
+              <w:t xml:space="preserve">B-547</w:t>
             </w:r>
           </w:p>
         </w:tc>
@@ -35673,7 +35724,7 @@
                 <w:sz w:val="15"/>
                 <w:szCs w:val="15"/>
               </w:rPr>
-              <w:t xml:space="preserve">B-547</w:t>
+              <w:t xml:space="preserve">B-548</w:t>
             </w:r>
           </w:p>
         </w:tc>
@@ -35724,7 +35775,7 @@
                 <w:sz w:val="15"/>
                 <w:szCs w:val="15"/>
               </w:rPr>
-              <w:t xml:space="preserve">B-548</w:t>
+              <w:t xml:space="preserve">B-549</w:t>
             </w:r>
           </w:p>
         </w:tc>
@@ -35873,7 +35924,7 @@
                 <w:sz w:val="15"/>
                 <w:szCs w:val="15"/>
               </w:rPr>
-              <w:t xml:space="preserve">B-549</w:t>
+              <w:t xml:space="preserve">B-550</w:t>
             </w:r>
           </w:p>
         </w:tc>
@@ -35924,7 +35975,7 @@
                 <w:sz w:val="15"/>
                 <w:szCs w:val="15"/>
               </w:rPr>
-              <w:t xml:space="preserve">B-550</w:t>
+              <w:t xml:space="preserve">B-551</w:t>
             </w:r>
           </w:p>
         </w:tc>
@@ -35975,7 +36026,7 @@
                 <w:sz w:val="15"/>
                 <w:szCs w:val="15"/>
               </w:rPr>
-              <w:t xml:space="preserve">B-551</w:t>
+              <w:t xml:space="preserve">B-552</w:t>
             </w:r>
           </w:p>
         </w:tc>
@@ -36026,7 +36077,7 @@
                 <w:sz w:val="15"/>
                 <w:szCs w:val="15"/>
               </w:rPr>
-              <w:t xml:space="preserve">B-552</w:t>
+              <w:t xml:space="preserve">B-553</w:t>
             </w:r>
           </w:p>
         </w:tc>
@@ -36175,7 +36226,7 @@
                 <w:sz w:val="15"/>
                 <w:szCs w:val="15"/>
               </w:rPr>
-              <w:t xml:space="preserve">B-553</w:t>
+              <w:t xml:space="preserve">B-554</w:t>
             </w:r>
           </w:p>
         </w:tc>
@@ -36226,7 +36277,7 @@
                 <w:sz w:val="15"/>
                 <w:szCs w:val="15"/>
               </w:rPr>
-              <w:t xml:space="preserve">B-554</w:t>
+              <w:t xml:space="preserve">B-555</w:t>
             </w:r>
           </w:p>
         </w:tc>
@@ -36277,7 +36328,7 @@
                 <w:sz w:val="15"/>
                 <w:szCs w:val="15"/>
               </w:rPr>
-              <w:t xml:space="preserve">B-555</w:t>
+              <w:t xml:space="preserve">B-556</w:t>
             </w:r>
           </w:p>
         </w:tc>
@@ -36328,7 +36379,7 @@
                 <w:sz w:val="15"/>
                 <w:szCs w:val="15"/>
               </w:rPr>
-              <w:t xml:space="preserve">B-556</w:t>
+              <w:t xml:space="preserve">B-557</w:t>
             </w:r>
           </w:p>
         </w:tc>
@@ -36379,7 +36430,7 @@
                 <w:sz w:val="15"/>
                 <w:szCs w:val="15"/>
               </w:rPr>
-              <w:t xml:space="preserve">B-557</w:t>
+              <w:t xml:space="preserve">B-558</w:t>
             </w:r>
           </w:p>
         </w:tc>
@@ -36430,7 +36481,7 @@
                 <w:sz w:val="15"/>
                 <w:szCs w:val="15"/>
               </w:rPr>
-              <w:t xml:space="preserve">B-558</w:t>
+              <w:t xml:space="preserve">B-559</w:t>
             </w:r>
           </w:p>
         </w:tc>
@@ -36481,7 +36532,7 @@
                 <w:sz w:val="15"/>
                 <w:szCs w:val="15"/>
               </w:rPr>
-              <w:t xml:space="preserve">B-559</w:t>
+              <w:t xml:space="preserve">B-560</w:t>
             </w:r>
           </w:p>
         </w:tc>
@@ -36630,7 +36681,7 @@
                 <w:sz w:val="15"/>
                 <w:szCs w:val="15"/>
               </w:rPr>
-              <w:t xml:space="preserve">B-560</w:t>
+              <w:t xml:space="preserve">B-561</w:t>
             </w:r>
           </w:p>
         </w:tc>
@@ -36681,7 +36732,7 @@
                 <w:sz w:val="15"/>
                 <w:szCs w:val="15"/>
               </w:rPr>
-              <w:t xml:space="preserve">B-561</w:t>
+              <w:t xml:space="preserve">B-562</w:t>
             </w:r>
           </w:p>
         </w:tc>
@@ -36732,7 +36783,7 @@
                 <w:sz w:val="15"/>
                 <w:szCs w:val="15"/>
               </w:rPr>
-              <w:t xml:space="preserve">B-562</w:t>
+              <w:t xml:space="preserve">B-563</w:t>
             </w:r>
           </w:p>
         </w:tc>
@@ -36783,7 +36834,7 @@
                 <w:sz w:val="15"/>
                 <w:szCs w:val="15"/>
               </w:rPr>
-              <w:t xml:space="preserve">B-563</w:t>
+              <w:t xml:space="preserve">B-564</w:t>
             </w:r>
           </w:p>
         </w:tc>
@@ -36834,7 +36885,7 @@
                 <w:sz w:val="15"/>
                 <w:szCs w:val="15"/>
               </w:rPr>
-              <w:t xml:space="preserve">B-564</w:t>
+              <w:t xml:space="preserve">B-565</w:t>
             </w:r>
           </w:p>
         </w:tc>
@@ -36885,7 +36936,7 @@
                 <w:sz w:val="15"/>
                 <w:szCs w:val="15"/>
               </w:rPr>
-              <w:t xml:space="preserve">B-565</w:t>
+              <w:t xml:space="preserve">B-566</w:t>
             </w:r>
           </w:p>
         </w:tc>
@@ -36936,7 +36987,7 @@
                 <w:sz w:val="15"/>
                 <w:szCs w:val="15"/>
               </w:rPr>
-              <w:t xml:space="preserve">B-566</w:t>
+              <w:t xml:space="preserve">B-567</w:t>
             </w:r>
           </w:p>
         </w:tc>
@@ -36987,7 +37038,7 @@
                 <w:sz w:val="15"/>
                 <w:szCs w:val="15"/>
               </w:rPr>
-              <w:t xml:space="preserve">B-567</w:t>
+              <w:t xml:space="preserve">B-568</w:t>
             </w:r>
           </w:p>
         </w:tc>
@@ -37136,7 +37187,7 @@
                 <w:sz w:val="15"/>
                 <w:szCs w:val="15"/>
               </w:rPr>
-              <w:t xml:space="preserve">B-568</w:t>
+              <w:t xml:space="preserve">B-569</w:t>
             </w:r>
           </w:p>
         </w:tc>
@@ -37187,7 +37238,7 @@
                 <w:sz w:val="15"/>
                 <w:szCs w:val="15"/>
               </w:rPr>
-              <w:t xml:space="preserve">B-569</w:t>
+              <w:t xml:space="preserve">B-570</w:t>
             </w:r>
           </w:p>
         </w:tc>
@@ -37238,7 +37289,7 @@
                 <w:sz w:val="15"/>
                 <w:szCs w:val="15"/>
               </w:rPr>
-              <w:t xml:space="preserve">B-570</w:t>
+              <w:t xml:space="preserve">B-571</w:t>
             </w:r>
           </w:p>
         </w:tc>
@@ -37289,7 +37340,7 @@
                 <w:sz w:val="15"/>
                 <w:szCs w:val="15"/>
               </w:rPr>
-              <w:t xml:space="preserve">B-571</w:t>
+              <w:t xml:space="preserve">B-572</w:t>
             </w:r>
           </w:p>
         </w:tc>
@@ -37340,7 +37391,7 @@
                 <w:sz w:val="15"/>
                 <w:szCs w:val="15"/>
               </w:rPr>
-              <w:t xml:space="preserve">B-572</w:t>
+              <w:t xml:space="preserve">B-573</w:t>
             </w:r>
           </w:p>
         </w:tc>
@@ -37489,7 +37540,7 @@
                 <w:sz w:val="15"/>
                 <w:szCs w:val="15"/>
               </w:rPr>
-              <w:t xml:space="preserve">B-573</w:t>
+              <w:t xml:space="preserve">B-574</w:t>
             </w:r>
           </w:p>
         </w:tc>
@@ -37540,7 +37591,7 @@
                 <w:sz w:val="15"/>
                 <w:szCs w:val="15"/>
               </w:rPr>
-              <w:t xml:space="preserve">B-574</w:t>
+              <w:t xml:space="preserve">B-575</w:t>
             </w:r>
           </w:p>
         </w:tc>
@@ -37591,7 +37642,7 @@
                 <w:sz w:val="15"/>
                 <w:szCs w:val="15"/>
               </w:rPr>
-              <w:t xml:space="preserve">B-575</w:t>
+              <w:t xml:space="preserve">B-576</w:t>
             </w:r>
           </w:p>
         </w:tc>
@@ -37642,7 +37693,7 @@
                 <w:sz w:val="15"/>
                 <w:szCs w:val="15"/>
               </w:rPr>
-              <w:t xml:space="preserve">B-576</w:t>
+              <w:t xml:space="preserve">B-577</w:t>
             </w:r>
           </w:p>
         </w:tc>
@@ -37791,7 +37842,7 @@
                 <w:sz w:val="15"/>
                 <w:szCs w:val="15"/>
               </w:rPr>
-              <w:t xml:space="preserve">B-577</w:t>
+              <w:t xml:space="preserve">B-578</w:t>
             </w:r>
           </w:p>
         </w:tc>
@@ -37842,7 +37893,7 @@
                 <w:sz w:val="15"/>
                 <w:szCs w:val="15"/>
               </w:rPr>
-              <w:t xml:space="preserve">B-578</w:t>
+              <w:t xml:space="preserve">B-579</w:t>
             </w:r>
           </w:p>
         </w:tc>
@@ -37893,7 +37944,7 @@
                 <w:sz w:val="15"/>
                 <w:szCs w:val="15"/>
               </w:rPr>
-              <w:t xml:space="preserve">B-579</w:t>
+              <w:t xml:space="preserve">B-580</w:t>
             </w:r>
           </w:p>
         </w:tc>
@@ -37944,7 +37995,7 @@
                 <w:sz w:val="15"/>
                 <w:szCs w:val="15"/>
               </w:rPr>
-              <w:t xml:space="preserve">B-580</w:t>
+              <w:t xml:space="preserve">B-581</w:t>
             </w:r>
           </w:p>
         </w:tc>
@@ -37995,7 +38046,7 @@
                 <w:sz w:val="15"/>
                 <w:szCs w:val="15"/>
               </w:rPr>
-              <w:t xml:space="preserve">B-581</w:t>
+              <w:t xml:space="preserve">B-582</w:t>
             </w:r>
           </w:p>
         </w:tc>
@@ -38046,7 +38097,7 @@
                 <w:sz w:val="15"/>
                 <w:szCs w:val="15"/>
               </w:rPr>
-              <w:t xml:space="preserve">B-582</w:t>
+              <w:t xml:space="preserve">B-583</w:t>
             </w:r>
           </w:p>
         </w:tc>
@@ -38195,7 +38246,7 @@
                 <w:sz w:val="15"/>
                 <w:szCs w:val="15"/>
               </w:rPr>
-              <w:t xml:space="preserve">B-583</w:t>
+              <w:t xml:space="preserve">B-584</w:t>
             </w:r>
           </w:p>
         </w:tc>
@@ -38246,7 +38297,7 @@
                 <w:sz w:val="15"/>
                 <w:szCs w:val="15"/>
               </w:rPr>
-              <w:t xml:space="preserve">B-584</w:t>
+              <w:t xml:space="preserve">B-585</w:t>
             </w:r>
           </w:p>
         </w:tc>
@@ -38297,7 +38348,7 @@
                 <w:sz w:val="15"/>
                 <w:szCs w:val="15"/>
               </w:rPr>
-              <w:t xml:space="preserve">B-585</w:t>
+              <w:t xml:space="preserve">B-586</w:t>
             </w:r>
           </w:p>
         </w:tc>
@@ -38446,7 +38497,7 @@
                 <w:sz w:val="15"/>
                 <w:szCs w:val="15"/>
               </w:rPr>
-              <w:t xml:space="preserve">B-586</w:t>
+              <w:t xml:space="preserve">B-587</w:t>
             </w:r>
           </w:p>
         </w:tc>
@@ -38497,7 +38548,7 @@
                 <w:sz w:val="15"/>
                 <w:szCs w:val="15"/>
               </w:rPr>
-              <w:t xml:space="preserve">B-587</w:t>
+              <w:t xml:space="preserve">B-588</w:t>
             </w:r>
           </w:p>
         </w:tc>
@@ -38548,7 +38599,7 @@
                 <w:sz w:val="15"/>
                 <w:szCs w:val="15"/>
               </w:rPr>
-              <w:t xml:space="preserve">B-588</w:t>
+              <w:t xml:space="preserve">B-589</w:t>
             </w:r>
           </w:p>
         </w:tc>
@@ -38599,7 +38650,7 @@
                 <w:sz w:val="15"/>
                 <w:szCs w:val="15"/>
               </w:rPr>
-              <w:t xml:space="preserve">B-589</w:t>
+              <w:t xml:space="preserve">B-590</w:t>
             </w:r>
           </w:p>
         </w:tc>
@@ -38650,7 +38701,7 @@
                 <w:sz w:val="15"/>
                 <w:szCs w:val="15"/>
               </w:rPr>
-              <w:t xml:space="preserve">B-590</w:t>
+              <w:t xml:space="preserve">B-591</w:t>
             </w:r>
           </w:p>
         </w:tc>
@@ -38701,7 +38752,7 @@
                 <w:sz w:val="15"/>
                 <w:szCs w:val="15"/>
               </w:rPr>
-              <w:t xml:space="preserve">B-591</w:t>
+              <w:t xml:space="preserve">B-592</w:t>
             </w:r>
           </w:p>
         </w:tc>
@@ -38752,7 +38803,7 @@
                 <w:sz w:val="15"/>
                 <w:szCs w:val="15"/>
               </w:rPr>
-              <w:t xml:space="preserve">B-592</w:t>
+              <w:t xml:space="preserve">B-593</w:t>
             </w:r>
           </w:p>
         </w:tc>
@@ -38803,7 +38854,7 @@
                 <w:sz w:val="15"/>
                 <w:szCs w:val="15"/>
               </w:rPr>
-              <w:t xml:space="preserve">B-593</w:t>
+              <w:t xml:space="preserve">B-594</w:t>
             </w:r>
           </w:p>
         </w:tc>
@@ -38854,7 +38905,7 @@
                 <w:sz w:val="15"/>
                 <w:szCs w:val="15"/>
               </w:rPr>
-              <w:t xml:space="preserve">B-594</w:t>
+              <w:t xml:space="preserve">B-595</w:t>
             </w:r>
           </w:p>
         </w:tc>
@@ -38905,7 +38956,7 @@
                 <w:sz w:val="15"/>
                 <w:szCs w:val="15"/>
               </w:rPr>
-              <w:t xml:space="preserve">B-595</w:t>
+              <w:t xml:space="preserve">B-596</w:t>
             </w:r>
           </w:p>
         </w:tc>
@@ -38956,7 +39007,7 @@
                 <w:sz w:val="15"/>
                 <w:szCs w:val="15"/>
               </w:rPr>
-              <w:t xml:space="preserve">B-596</w:t>
+              <w:t xml:space="preserve">B-597</w:t>
             </w:r>
           </w:p>
         </w:tc>
@@ -39007,7 +39058,7 @@
                 <w:sz w:val="15"/>
                 <w:szCs w:val="15"/>
               </w:rPr>
-              <w:t xml:space="preserve">B-597</w:t>
+              <w:t xml:space="preserve">B-598</w:t>
             </w:r>
           </w:p>
         </w:tc>
@@ -39058,7 +39109,7 @@
                 <w:sz w:val="15"/>
                 <w:szCs w:val="15"/>
               </w:rPr>
-              <w:t xml:space="preserve">B-598</w:t>
+              <w:t xml:space="preserve">B-599</w:t>
             </w:r>
           </w:p>
         </w:tc>
@@ -39109,7 +39160,7 @@
                 <w:sz w:val="15"/>
                 <w:szCs w:val="15"/>
               </w:rPr>
-              <w:t xml:space="preserve">B-599</w:t>
+              <w:t xml:space="preserve">B-600</w:t>
             </w:r>
           </w:p>
         </w:tc>
@@ -39160,7 +39211,7 @@
                 <w:sz w:val="15"/>
                 <w:szCs w:val="15"/>
               </w:rPr>
-              <w:t xml:space="preserve">B-600</w:t>
+              <w:t xml:space="preserve">B-601</w:t>
             </w:r>
           </w:p>
         </w:tc>
@@ -39211,7 +39262,7 @@
                 <w:sz w:val="15"/>
                 <w:szCs w:val="15"/>
               </w:rPr>
-              <w:t xml:space="preserve">B-601</w:t>
+              <w:t xml:space="preserve">B-602</w:t>
             </w:r>
           </w:p>
         </w:tc>
@@ -39262,7 +39313,7 @@
                 <w:sz w:val="15"/>
                 <w:szCs w:val="15"/>
               </w:rPr>
-              <w:t xml:space="preserve">B-602</w:t>
+              <w:t xml:space="preserve">B-603</w:t>
             </w:r>
           </w:p>
         </w:tc>
@@ -39313,7 +39364,7 @@
                 <w:sz w:val="15"/>
                 <w:szCs w:val="15"/>
               </w:rPr>
-              <w:t xml:space="preserve">B-603</w:t>
+              <w:t xml:space="preserve">B-604</w:t>
             </w:r>
           </w:p>
         </w:tc>
@@ -39364,7 +39415,7 @@
                 <w:sz w:val="15"/>
                 <w:szCs w:val="15"/>
               </w:rPr>
-              <w:t xml:space="preserve">B-604</w:t>
+              <w:t xml:space="preserve">B-605</w:t>
             </w:r>
           </w:p>
         </w:tc>
@@ -39415,7 +39466,7 @@
                 <w:sz w:val="15"/>
                 <w:szCs w:val="15"/>
               </w:rPr>
-              <w:t xml:space="preserve">B-605</w:t>
+              <w:t xml:space="preserve">B-606</w:t>
             </w:r>
           </w:p>
         </w:tc>
@@ -39466,7 +39517,7 @@
                 <w:sz w:val="15"/>
                 <w:szCs w:val="15"/>
               </w:rPr>
-              <w:t xml:space="preserve">B-606</w:t>
+              <w:t xml:space="preserve">B-607</w:t>
             </w:r>
           </w:p>
         </w:tc>
@@ -39517,7 +39568,7 @@
                 <w:sz w:val="15"/>
                 <w:szCs w:val="15"/>
               </w:rPr>
-              <w:t xml:space="preserve">B-607</w:t>
+              <w:t xml:space="preserve">B-608</w:t>
             </w:r>
           </w:p>
         </w:tc>
@@ -39666,7 +39717,7 @@
                 <w:sz w:val="15"/>
                 <w:szCs w:val="15"/>
               </w:rPr>
-              <w:t xml:space="preserve">B-608</w:t>
+              <w:t xml:space="preserve">B-609</w:t>
             </w:r>
           </w:p>
         </w:tc>
@@ -39717,7 +39768,7 @@
                 <w:sz w:val="15"/>
                 <w:szCs w:val="15"/>
               </w:rPr>
-              <w:t xml:space="preserve">B-609</w:t>
+              <w:t xml:space="preserve">B-610</w:t>
             </w:r>
           </w:p>
         </w:tc>
@@ -39768,7 +39819,7 @@
                 <w:sz w:val="15"/>
                 <w:szCs w:val="15"/>
               </w:rPr>
-              <w:t xml:space="preserve">B-610</w:t>
+              <w:t xml:space="preserve">B-611</w:t>
             </w:r>
           </w:p>
         </w:tc>
@@ -39819,7 +39870,7 @@
                 <w:sz w:val="15"/>
                 <w:szCs w:val="15"/>
               </w:rPr>
-              <w:t xml:space="preserve">B-611</w:t>
+              <w:t xml:space="preserve">B-612</w:t>
             </w:r>
           </w:p>
         </w:tc>
@@ -39870,7 +39921,7 @@
                 <w:sz w:val="15"/>
                 <w:szCs w:val="15"/>
               </w:rPr>
-              <w:t xml:space="preserve">B-612</w:t>
+              <w:t xml:space="preserve">B-613</w:t>
             </w:r>
           </w:p>
         </w:tc>
@@ -40019,7 +40070,7 @@
                 <w:sz w:val="15"/>
                 <w:szCs w:val="15"/>
               </w:rPr>
-              <w:t xml:space="preserve">B-613</w:t>
+              <w:t xml:space="preserve">B-614</w:t>
             </w:r>
           </w:p>
         </w:tc>
@@ -40070,7 +40121,7 @@
                 <w:sz w:val="15"/>
                 <w:szCs w:val="15"/>
               </w:rPr>
-              <w:t xml:space="preserve">B-614</w:t>
+              <w:t xml:space="preserve">B-615</w:t>
             </w:r>
           </w:p>
         </w:tc>
@@ -40121,7 +40172,7 @@
                 <w:sz w:val="15"/>
                 <w:szCs w:val="15"/>
               </w:rPr>
-              <w:t xml:space="preserve">B-615</w:t>
+              <w:t xml:space="preserve">B-616</w:t>
             </w:r>
           </w:p>
         </w:tc>
@@ -40172,7 +40223,7 @@
                 <w:sz w:val="15"/>
                 <w:szCs w:val="15"/>
               </w:rPr>
-              <w:t xml:space="preserve">B-616</w:t>
+              <w:t xml:space="preserve">B-617</w:t>
             </w:r>
           </w:p>
         </w:tc>
@@ -40223,7 +40274,7 @@
                 <w:sz w:val="15"/>
                 <w:szCs w:val="15"/>
               </w:rPr>
-              <w:t xml:space="preserve">B-617</w:t>
+              <w:t xml:space="preserve">B-618</w:t>
             </w:r>
           </w:p>
         </w:tc>
@@ -40274,7 +40325,7 @@
                 <w:sz w:val="15"/>
                 <w:szCs w:val="15"/>
               </w:rPr>
-              <w:t xml:space="preserve">B-618</w:t>
+              <w:t xml:space="preserve">B-619</w:t>
             </w:r>
           </w:p>
         </w:tc>
@@ -40325,7 +40376,7 @@
                 <w:sz w:val="15"/>
                 <w:szCs w:val="15"/>
               </w:rPr>
-              <w:t xml:space="preserve">B-619</w:t>
+              <w:t xml:space="preserve">B-620</w:t>
             </w:r>
           </w:p>
         </w:tc>
@@ -40376,7 +40427,7 @@
                 <w:sz w:val="15"/>
                 <w:szCs w:val="15"/>
               </w:rPr>
-              <w:t xml:space="preserve">B-620</w:t>
+              <w:t xml:space="preserve">B-621</w:t>
             </w:r>
           </w:p>
         </w:tc>
@@ -40425,7 +40476,7 @@
         <w:spacing w:after="120" w:before="260"/>
       </w:pPr>
       <w:r>
-        <w:t xml:space="preserve">Beschriftungen in den Zeichnungen  (26)</w:t>
+        <w:t xml:space="preserve">Beschriftungen in den Zeichnungen  (36)</w:t>
       </w:r>
     </w:p>
     <w:tbl>
@@ -40525,7 +40576,58 @@
                 <w:sz w:val="15"/>
                 <w:szCs w:val="15"/>
               </w:rPr>
-              <w:t xml:space="preserve">B-621</w:t>
+              <w:t xml:space="preserve">B-622</w:t>
+            </w:r>
+          </w:p>
+        </w:tc>
+        <w:tc>
+          <w:tcPr>
+            <w:tcW w:type="dxa" w:w="7880"/>
+            <w:tcMar>
+              <w:top w:type="dxa" w:w="60"/>
+              <w:left w:type="dxa" w:w="90"/>
+              <w:bottom w:type="dxa" w:w="60"/>
+              <w:right w:type="dxa" w:w="90"/>
+            </w:tcMar>
+          </w:tcPr>
+          <w:p>
+            <w:pPr>
+              <w:spacing w:after="0" w:before="0"/>
+            </w:pPr>
+            <w:r>
+              <w:rPr>
+                <w:rFonts w:ascii="Calibri" w:cs="Calibri" w:eastAsia="Calibri" w:hAnsi="Calibri"/>
+                <w:sz w:val="21"/>
+                <w:szCs w:val="21"/>
+              </w:rPr>
+              <w:t xml:space="preserve">"blättern"</w:t>
+            </w:r>
+          </w:p>
+        </w:tc>
+      </w:tr>
+      <w:tr>
+        <w:tc>
+          <w:tcPr>
+            <w:tcW w:type="dxa" w:w="1120"/>
+            <w:tcMar>
+              <w:top w:type="dxa" w:w="60"/>
+              <w:left w:type="dxa" w:w="90"/>
+              <w:bottom w:type="dxa" w:w="60"/>
+              <w:right w:type="dxa" w:w="90"/>
+            </w:tcMar>
+          </w:tcPr>
+          <w:p>
+            <w:pPr>
+              <w:spacing w:after="0"/>
+            </w:pPr>
+            <w:r>
+              <w:rPr>
+                <w:rFonts w:ascii="Consolas" w:cs="Consolas" w:eastAsia="Consolas" w:hAnsi="Consolas"/>
+                <w:color w:val="9A958B"/>
+                <w:sz w:val="15"/>
+                <w:szCs w:val="15"/>
+              </w:rPr>
+              <w:t xml:space="preserve">B-623</w:t>
             </w:r>
           </w:p>
         </w:tc>
@@ -40576,7 +40678,58 @@
                 <w:sz w:val="15"/>
                 <w:szCs w:val="15"/>
               </w:rPr>
-              <w:t xml:space="preserve">B-622</w:t>
+              <w:t xml:space="preserve">B-624</w:t>
+            </w:r>
+          </w:p>
+        </w:tc>
+        <w:tc>
+          <w:tcPr>
+            <w:tcW w:type="dxa" w:w="7880"/>
+            <w:tcMar>
+              <w:top w:type="dxa" w:w="60"/>
+              <w:left w:type="dxa" w:w="90"/>
+              <w:bottom w:type="dxa" w:w="60"/>
+              <w:right w:type="dxa" w:w="90"/>
+            </w:tcMar>
+          </w:tcPr>
+          <w:p>
+            <w:pPr>
+              <w:spacing w:after="0" w:before="0"/>
+            </w:pPr>
+            <w:r>
+              <w:rPr>
+                <w:rFonts w:ascii="Calibri" w:cs="Calibri" w:eastAsia="Calibri" w:hAnsi="Calibri"/>
+                <w:sz w:val="21"/>
+                <w:szCs w:val="21"/>
+              </w:rPr>
+              <w:t xml:space="preserve">1× lesen, 4× abfragen</w:t>
+            </w:r>
+          </w:p>
+        </w:tc>
+      </w:tr>
+      <w:tr>
+        <w:tc>
+          <w:tcPr>
+            <w:tcW w:type="dxa" w:w="1120"/>
+            <w:tcMar>
+              <w:top w:type="dxa" w:w="60"/>
+              <w:left w:type="dxa" w:w="90"/>
+              <w:bottom w:type="dxa" w:w="60"/>
+              <w:right w:type="dxa" w:w="90"/>
+            </w:tcMar>
+          </w:tcPr>
+          <w:p>
+            <w:pPr>
+              <w:spacing w:after="0"/>
+            </w:pPr>
+            <w:r>
+              <w:rPr>
+                <w:rFonts w:ascii="Consolas" w:cs="Consolas" w:eastAsia="Consolas" w:hAnsi="Consolas"/>
+                <w:color w:val="9A958B"/>
+                <w:sz w:val="15"/>
+                <w:szCs w:val="15"/>
+              </w:rPr>
+              <w:t xml:space="preserve">B-625</w:t>
             </w:r>
           </w:p>
         </w:tc>
@@ -40627,7 +40780,58 @@
                 <w:sz w:val="15"/>
                 <w:szCs w:val="15"/>
               </w:rPr>
-              <w:t xml:space="preserve">B-623</w:t>
+              <w:t xml:space="preserve">B-626</w:t>
+            </w:r>
+          </w:p>
+        </w:tc>
+        <w:tc>
+          <w:tcPr>
+            <w:tcW w:type="dxa" w:w="7880"/>
+            <w:tcMar>
+              <w:top w:type="dxa" w:w="60"/>
+              <w:left w:type="dxa" w:w="90"/>
+              <w:bottom w:type="dxa" w:w="60"/>
+              <w:right w:type="dxa" w:w="90"/>
+            </w:tcMar>
+          </w:tcPr>
+          <w:p>
+            <w:pPr>
+              <w:spacing w:after="0" w:before="0"/>
+            </w:pPr>
+            <w:r>
+              <w:rPr>
+                <w:rFonts w:ascii="Calibri" w:cs="Calibri" w:eastAsia="Calibri" w:hAnsi="Calibri"/>
+                <w:sz w:val="21"/>
+                <w:szCs w:val="21"/>
+              </w:rPr>
+              <w:t xml:space="preserve">5× durchlesen</w:t>
+            </w:r>
+          </w:p>
+        </w:tc>
+      </w:tr>
+      <w:tr>
+        <w:tc>
+          <w:tcPr>
+            <w:tcW w:type="dxa" w:w="1120"/>
+            <w:tcMar>
+              <w:top w:type="dxa" w:w="60"/>
+              <w:left w:type="dxa" w:w="90"/>
+              <w:bottom w:type="dxa" w:w="60"/>
+              <w:right w:type="dxa" w:w="90"/>
+            </w:tcMar>
+          </w:tcPr>
+          <w:p>
+            <w:pPr>
+              <w:spacing w:after="0"/>
+            </w:pPr>
+            <w:r>
+              <w:rPr>
+                <w:rFonts w:ascii="Consolas" w:cs="Consolas" w:eastAsia="Consolas" w:hAnsi="Consolas"/>
+                <w:color w:val="9A958B"/>
+                <w:sz w:val="15"/>
+                <w:szCs w:val="15"/>
+              </w:rPr>
+              <w:t xml:space="preserve">B-627</w:t>
             </w:r>
           </w:p>
         </w:tc>
@@ -40678,7 +40882,7 @@
                 <w:sz w:val="15"/>
                 <w:szCs w:val="15"/>
               </w:rPr>
-              <w:t xml:space="preserve">B-624</w:t>
+              <w:t xml:space="preserve">B-628</w:t>
             </w:r>
           </w:p>
         </w:tc>
@@ -40729,7 +40933,7 @@
                 <w:sz w:val="15"/>
                 <w:szCs w:val="15"/>
               </w:rPr>
-              <w:t xml:space="preserve">B-625</w:t>
+              <w:t xml:space="preserve">B-629</w:t>
             </w:r>
           </w:p>
         </w:tc>
@@ -40780,7 +40984,7 @@
                 <w:sz w:val="15"/>
                 <w:szCs w:val="15"/>
               </w:rPr>
-              <w:t xml:space="preserve">B-626</w:t>
+              <w:t xml:space="preserve">B-630</w:t>
             </w:r>
           </w:p>
         </w:tc>
@@ -40831,7 +41035,7 @@
                 <w:sz w:val="15"/>
                 <w:szCs w:val="15"/>
               </w:rPr>
-              <w:t xml:space="preserve">B-627</w:t>
+              <w:t xml:space="preserve">B-631</w:t>
             </w:r>
           </w:p>
         </w:tc>
@@ -40882,7 +41086,7 @@
                 <w:sz w:val="15"/>
                 <w:szCs w:val="15"/>
               </w:rPr>
-              <w:t xml:space="preserve">B-628</w:t>
+              <w:t xml:space="preserve">B-632</w:t>
             </w:r>
           </w:p>
         </w:tc>
@@ -40933,7 +41137,211 @@
                 <w:sz w:val="15"/>
                 <w:szCs w:val="15"/>
               </w:rPr>
-              <w:t xml:space="preserve">B-629</w:t>
+              <w:t xml:space="preserve">B-633</w:t>
+            </w:r>
+          </w:p>
+        </w:tc>
+        <w:tc>
+          <w:tcPr>
+            <w:tcW w:type="dxa" w:w="7880"/>
+            <w:tcMar>
+              <w:top w:type="dxa" w:w="60"/>
+              <w:left w:type="dxa" w:w="90"/>
+              <w:bottom w:type="dxa" w:w="60"/>
+              <w:right w:type="dxa" w:w="90"/>
+            </w:tcMar>
+          </w:tcPr>
+          <w:p>
+            <w:pPr>
+              <w:spacing w:after="0" w:before="0"/>
+            </w:pPr>
+            <w:r>
+              <w:rPr>
+                <w:rFonts w:ascii="Calibri" w:cs="Calibri" w:eastAsia="Calibri" w:hAnsi="Calibri"/>
+                <w:sz w:val="21"/>
+                <w:szCs w:val="21"/>
+              </w:rPr>
+              <w:t xml:space="preserve">Endspurt</w:t>
+            </w:r>
+          </w:p>
+        </w:tc>
+      </w:tr>
+      <w:tr>
+        <w:tc>
+          <w:tcPr>
+            <w:tcW w:type="dxa" w:w="1120"/>
+            <w:tcMar>
+              <w:top w:type="dxa" w:w="60"/>
+              <w:left w:type="dxa" w:w="90"/>
+              <w:bottom w:type="dxa" w:w="60"/>
+              <w:right w:type="dxa" w:w="90"/>
+            </w:tcMar>
+          </w:tcPr>
+          <w:p>
+            <w:pPr>
+              <w:spacing w:after="0"/>
+            </w:pPr>
+            <w:r>
+              <w:rPr>
+                <w:rFonts w:ascii="Consolas" w:cs="Consolas" w:eastAsia="Consolas" w:hAnsi="Consolas"/>
+                <w:color w:val="9A958B"/>
+                <w:sz w:val="15"/>
+                <w:szCs w:val="15"/>
+              </w:rPr>
+              <w:t xml:space="preserve">B-634</w:t>
+            </w:r>
+          </w:p>
+        </w:tc>
+        <w:tc>
+          <w:tcPr>
+            <w:tcW w:type="dxa" w:w="7880"/>
+            <w:tcMar>
+              <w:top w:type="dxa" w:w="60"/>
+              <w:left w:type="dxa" w:w="90"/>
+              <w:bottom w:type="dxa" w:w="60"/>
+              <w:right w:type="dxa" w:w="90"/>
+            </w:tcMar>
+          </w:tcPr>
+          <w:p>
+            <w:pPr>
+              <w:spacing w:after="0" w:before="0"/>
+            </w:pPr>
+            <w:r>
+              <w:rPr>
+                <w:rFonts w:ascii="Calibri" w:cs="Calibri" w:eastAsia="Calibri" w:hAnsi="Calibri"/>
+                <w:sz w:val="21"/>
+                <w:szCs w:val="21"/>
+              </w:rPr>
+              <w:t xml:space="preserve">Fehler</w:t>
+            </w:r>
+          </w:p>
+        </w:tc>
+      </w:tr>
+      <w:tr>
+        <w:tc>
+          <w:tcPr>
+            <w:tcW w:type="dxa" w:w="1120"/>
+            <w:tcMar>
+              <w:top w:type="dxa" w:w="60"/>
+              <w:left w:type="dxa" w:w="90"/>
+              <w:bottom w:type="dxa" w:w="60"/>
+              <w:right w:type="dxa" w:w="90"/>
+            </w:tcMar>
+          </w:tcPr>
+          <w:p>
+            <w:pPr>
+              <w:spacing w:after="0"/>
+            </w:pPr>
+            <w:r>
+              <w:rPr>
+                <w:rFonts w:ascii="Consolas" w:cs="Consolas" w:eastAsia="Consolas" w:hAnsi="Consolas"/>
+                <w:color w:val="9A958B"/>
+                <w:sz w:val="15"/>
+                <w:szCs w:val="15"/>
+              </w:rPr>
+              <w:t xml:space="preserve">B-635</w:t>
+            </w:r>
+          </w:p>
+        </w:tc>
+        <w:tc>
+          <w:tcPr>
+            <w:tcW w:type="dxa" w:w="7880"/>
+            <w:tcMar>
+              <w:top w:type="dxa" w:w="60"/>
+              <w:left w:type="dxa" w:w="90"/>
+              <w:bottom w:type="dxa" w:w="60"/>
+              <w:right w:type="dxa" w:w="90"/>
+            </w:tcMar>
+          </w:tcPr>
+          <w:p>
+            <w:pPr>
+              <w:spacing w:after="0" w:before="0"/>
+            </w:pPr>
+            <w:r>
+              <w:rPr>
+                <w:rFonts w:ascii="Calibri" w:cs="Calibri" w:eastAsia="Calibri" w:hAnsi="Calibri"/>
+                <w:sz w:val="21"/>
+                <w:szCs w:val="21"/>
+              </w:rPr>
+              <w:t xml:space="preserve">Foto</w:t>
+            </w:r>
+          </w:p>
+        </w:tc>
+      </w:tr>
+      <w:tr>
+        <w:tc>
+          <w:tcPr>
+            <w:tcW w:type="dxa" w:w="1120"/>
+            <w:tcMar>
+              <w:top w:type="dxa" w:w="60"/>
+              <w:left w:type="dxa" w:w="90"/>
+              <w:bottom w:type="dxa" w:w="60"/>
+              <w:right w:type="dxa" w:w="90"/>
+            </w:tcMar>
+          </w:tcPr>
+          <w:p>
+            <w:pPr>
+              <w:spacing w:after="0"/>
+            </w:pPr>
+            <w:r>
+              <w:rPr>
+                <w:rFonts w:ascii="Consolas" w:cs="Consolas" w:eastAsia="Consolas" w:hAnsi="Consolas"/>
+                <w:color w:val="9A958B"/>
+                <w:sz w:val="15"/>
+                <w:szCs w:val="15"/>
+              </w:rPr>
+              <w:t xml:space="preserve">B-636</w:t>
+            </w:r>
+          </w:p>
+        </w:tc>
+        <w:tc>
+          <w:tcPr>
+            <w:tcW w:type="dxa" w:w="7880"/>
+            <w:tcMar>
+              <w:top w:type="dxa" w:w="60"/>
+              <w:left w:type="dxa" w:w="90"/>
+              <w:bottom w:type="dxa" w:w="60"/>
+              <w:right w:type="dxa" w:w="90"/>
+            </w:tcMar>
+          </w:tcPr>
+          <w:p>
+            <w:pPr>
+              <w:spacing w:after="0" w:before="0"/>
+            </w:pPr>
+            <w:r>
+              <w:rPr>
+                <w:rFonts w:ascii="Calibri" w:cs="Calibri" w:eastAsia="Calibri" w:hAnsi="Calibri"/>
+                <w:sz w:val="21"/>
+                <w:szCs w:val="21"/>
+              </w:rPr>
+              <w:t xml:space="preserve">Frage</w:t>
+            </w:r>
+          </w:p>
+        </w:tc>
+      </w:tr>
+      <w:tr>
+        <w:tc>
+          <w:tcPr>
+            <w:tcW w:type="dxa" w:w="1120"/>
+            <w:tcMar>
+              <w:top w:type="dxa" w:w="60"/>
+              <w:left w:type="dxa" w:w="90"/>
+              <w:bottom w:type="dxa" w:w="60"/>
+              <w:right w:type="dxa" w:w="90"/>
+            </w:tcMar>
+          </w:tcPr>
+          <w:p>
+            <w:pPr>
+              <w:spacing w:after="0"/>
+            </w:pPr>
+            <w:r>
+              <w:rPr>
+                <w:rFonts w:ascii="Consolas" w:cs="Consolas" w:eastAsia="Consolas" w:hAnsi="Consolas"/>
+                <w:color w:val="9A958B"/>
+                <w:sz w:val="15"/>
+                <w:szCs w:val="15"/>
+              </w:rPr>
+              <w:t xml:space="preserve">B-637</w:t>
             </w:r>
           </w:p>
         </w:tc>
@@ -40984,7 +41392,7 @@
                 <w:sz w:val="15"/>
                 <w:szCs w:val="15"/>
               </w:rPr>
-              <w:t xml:space="preserve">B-630</w:t>
+              <w:t xml:space="preserve">B-638</w:t>
             </w:r>
           </w:p>
         </w:tc>
@@ -41035,7 +41443,58 @@
                 <w:sz w:val="15"/>
                 <w:szCs w:val="15"/>
               </w:rPr>
-              <w:t xml:space="preserve">B-631</w:t>
+              <w:t xml:space="preserve">B-639</w:t>
+            </w:r>
+          </w:p>
+        </w:tc>
+        <w:tc>
+          <w:tcPr>
+            <w:tcW w:type="dxa" w:w="7880"/>
+            <w:tcMar>
+              <w:top w:type="dxa" w:w="60"/>
+              <w:left w:type="dxa" w:w="90"/>
+              <w:bottom w:type="dxa" w:w="60"/>
+              <w:right w:type="dxa" w:w="90"/>
+            </w:tcMar>
+          </w:tcPr>
+          <w:p>
+            <w:pPr>
+              <w:spacing w:after="0" w:before="0"/>
+            </w:pPr>
+            <w:r>
+              <w:rPr>
+                <w:rFonts w:ascii="Calibri" w:cs="Calibri" w:eastAsia="Calibri" w:hAnsi="Calibri"/>
+                <w:sz w:val="21"/>
+                <w:szCs w:val="21"/>
+              </w:rPr>
+              <w:t xml:space="preserve">immer richtig</w:t>
+            </w:r>
+          </w:p>
+        </w:tc>
+      </w:tr>
+      <w:tr>
+        <w:tc>
+          <w:tcPr>
+            <w:tcW w:type="dxa" w:w="1120"/>
+            <w:tcMar>
+              <w:top w:type="dxa" w:w="60"/>
+              <w:left w:type="dxa" w:w="90"/>
+              <w:bottom w:type="dxa" w:w="60"/>
+              <w:right w:type="dxa" w:w="90"/>
+            </w:tcMar>
+          </w:tcPr>
+          <w:p>
+            <w:pPr>
+              <w:spacing w:after="0"/>
+            </w:pPr>
+            <w:r>
+              <w:rPr>
+                <w:rFonts w:ascii="Consolas" w:cs="Consolas" w:eastAsia="Consolas" w:hAnsi="Consolas"/>
+                <w:color w:val="9A958B"/>
+                <w:sz w:val="15"/>
+                <w:szCs w:val="15"/>
+              </w:rPr>
+              <w:t xml:space="preserve">B-640</w:t>
             </w:r>
           </w:p>
         </w:tc>
@@ -41086,7 +41545,7 @@
                 <w:sz w:val="15"/>
                 <w:szCs w:val="15"/>
               </w:rPr>
-              <w:t xml:space="preserve">B-632</w:t>
+              <w:t xml:space="preserve">B-641</w:t>
             </w:r>
           </w:p>
         </w:tc>
@@ -41137,7 +41596,7 @@
                 <w:sz w:val="15"/>
                 <w:szCs w:val="15"/>
               </w:rPr>
-              <w:t xml:space="preserve">B-633</w:t>
+              <w:t xml:space="preserve">B-642</w:t>
             </w:r>
           </w:p>
         </w:tc>
@@ -41188,7 +41647,7 @@
                 <w:sz w:val="15"/>
                 <w:szCs w:val="15"/>
               </w:rPr>
-              <w:t xml:space="preserve">B-634</w:t>
+              <w:t xml:space="preserve">B-643</w:t>
             </w:r>
           </w:p>
         </w:tc>
@@ -41239,7 +41698,7 @@
                 <w:sz w:val="15"/>
                 <w:szCs w:val="15"/>
               </w:rPr>
-              <w:t xml:space="preserve">B-635</w:t>
+              <w:t xml:space="preserve">B-644</w:t>
             </w:r>
           </w:p>
         </w:tc>
@@ -41290,7 +41749,7 @@
                 <w:sz w:val="15"/>
                 <w:szCs w:val="15"/>
               </w:rPr>
-              <w:t xml:space="preserve">B-636</w:t>
+              <w:t xml:space="preserve">B-645</w:t>
             </w:r>
           </w:p>
         </w:tc>
@@ -41341,7 +41800,7 @@
                 <w:sz w:val="15"/>
                 <w:szCs w:val="15"/>
               </w:rPr>
-              <w:t xml:space="preserve">B-637</w:t>
+              <w:t xml:space="preserve">B-646</w:t>
             </w:r>
           </w:p>
         </w:tc>
@@ -41392,7 +41851,7 @@
                 <w:sz w:val="15"/>
                 <w:szCs w:val="15"/>
               </w:rPr>
-              <w:t xml:space="preserve">B-638</w:t>
+              <w:t xml:space="preserve">B-647</w:t>
             </w:r>
           </w:p>
         </w:tc>
@@ -41443,7 +41902,7 @@
                 <w:sz w:val="15"/>
                 <w:szCs w:val="15"/>
               </w:rPr>
-              <w:t xml:space="preserve">B-639</w:t>
+              <w:t xml:space="preserve">B-648</w:t>
             </w:r>
           </w:p>
         </w:tc>
@@ -41494,7 +41953,7 @@
                 <w:sz w:val="15"/>
                 <w:szCs w:val="15"/>
               </w:rPr>
-              <w:t xml:space="preserve">B-640</w:t>
+              <w:t xml:space="preserve">B-649</w:t>
             </w:r>
           </w:p>
         </w:tc>
@@ -41545,7 +42004,58 @@
                 <w:sz w:val="15"/>
                 <w:szCs w:val="15"/>
               </w:rPr>
-              <w:t xml:space="preserve">B-641</w:t>
+              <w:t xml:space="preserve">B-650</w:t>
+            </w:r>
+          </w:p>
+        </w:tc>
+        <w:tc>
+          <w:tcPr>
+            <w:tcW w:type="dxa" w:w="7880"/>
+            <w:tcMar>
+              <w:top w:type="dxa" w:w="60"/>
+              <w:left w:type="dxa" w:w="90"/>
+              <w:bottom w:type="dxa" w:w="60"/>
+              <w:right w:type="dxa" w:w="90"/>
+            </w:tcMar>
+          </w:tcPr>
+          <w:p>
+            <w:pPr>
+              <w:spacing w:after="0" w:before="0"/>
+            </w:pPr>
+            <w:r>
+              <w:rPr>
+                <w:rFonts w:ascii="Calibri" w:cs="Calibri" w:eastAsia="Calibri" w:hAnsi="Calibri"/>
+                <w:sz w:val="21"/>
+                <w:szCs w:val="21"/>
+              </w:rPr>
+              <w:t xml:space="preserve">wieder von vorn</w:t>
+            </w:r>
+          </w:p>
+        </w:tc>
+      </w:tr>
+      <w:tr>
+        <w:tc>
+          <w:tcPr>
+            <w:tcW w:type="dxa" w:w="1120"/>
+            <w:tcMar>
+              <w:top w:type="dxa" w:w="60"/>
+              <w:left w:type="dxa" w:w="90"/>
+              <w:bottom w:type="dxa" w:w="60"/>
+              <w:right w:type="dxa" w:w="90"/>
+            </w:tcMar>
+          </w:tcPr>
+          <w:p>
+            <w:pPr>
+              <w:spacing w:after="0"/>
+            </w:pPr>
+            <w:r>
+              <w:rPr>
+                <w:rFonts w:ascii="Consolas" w:cs="Consolas" w:eastAsia="Consolas" w:hAnsi="Consolas"/>
+                <w:color w:val="9A958B"/>
+                <w:sz w:val="15"/>
+                <w:szCs w:val="15"/>
+              </w:rPr>
+              <w:t xml:space="preserve">B-651</w:t>
             </w:r>
           </w:p>
         </w:tc>
@@ -41596,7 +42106,7 @@
                 <w:sz w:val="15"/>
                 <w:szCs w:val="15"/>
               </w:rPr>
-              <w:t xml:space="preserve">B-642</w:t>
+              <w:t xml:space="preserve">B-652</w:t>
             </w:r>
           </w:p>
         </w:tc>
@@ -41647,7 +42157,7 @@
                 <w:sz w:val="15"/>
                 <w:szCs w:val="15"/>
               </w:rPr>
-              <w:t xml:space="preserve">B-643</w:t>
+              <w:t xml:space="preserve">B-653</w:t>
             </w:r>
           </w:p>
         </w:tc>
@@ -41698,7 +42208,58 @@
                 <w:sz w:val="15"/>
                 <w:szCs w:val="15"/>
               </w:rPr>
-              <w:t xml:space="preserve">B-644</w:t>
+              <w:t xml:space="preserve">B-654</w:t>
+            </w:r>
+          </w:p>
+        </w:tc>
+        <w:tc>
+          <w:tcPr>
+            <w:tcW w:type="dxa" w:w="7880"/>
+            <w:tcMar>
+              <w:top w:type="dxa" w:w="60"/>
+              <w:left w:type="dxa" w:w="90"/>
+              <w:bottom w:type="dxa" w:w="60"/>
+              <w:right w:type="dxa" w:w="90"/>
+            </w:tcMar>
+          </w:tcPr>
+          <w:p>
+            <w:pPr>
+              <w:spacing w:after="0" w:before="0"/>
+            </w:pPr>
+            <w:r>
+              <w:rPr>
+                <w:rFonts w:ascii="Calibri" w:cs="Calibri" w:eastAsia="Calibri" w:hAnsi="Calibri"/>
+                <w:sz w:val="21"/>
+                <w:szCs w:val="21"/>
+              </w:rPr>
+              <w:t xml:space="preserve">Zeit →</w:t>
+            </w:r>
+          </w:p>
+        </w:tc>
+      </w:tr>
+      <w:tr>
+        <w:tc>
+          <w:tcPr>
+            <w:tcW w:type="dxa" w:w="1120"/>
+            <w:tcMar>
+              <w:top w:type="dxa" w:w="60"/>
+              <w:left w:type="dxa" w:w="90"/>
+              <w:bottom w:type="dxa" w:w="60"/>
+              <w:right w:type="dxa" w:w="90"/>
+            </w:tcMar>
+          </w:tcPr>
+          <w:p>
+            <w:pPr>
+              <w:spacing w:after="0"/>
+            </w:pPr>
+            <w:r>
+              <w:rPr>
+                <w:rFonts w:ascii="Consolas" w:cs="Consolas" w:eastAsia="Consolas" w:hAnsi="Consolas"/>
+                <w:color w:val="9A958B"/>
+                <w:sz w:val="15"/>
+                <w:szCs w:val="15"/>
+              </w:rPr>
+              <w:t xml:space="preserve">B-655</w:t>
             </w:r>
           </w:p>
         </w:tc>
@@ -41749,7 +42310,7 @@
                 <w:sz w:val="15"/>
                 <w:szCs w:val="15"/>
               </w:rPr>
-              <w:t xml:space="preserve">B-645</w:t>
+              <w:t xml:space="preserve">B-656</w:t>
             </w:r>
           </w:p>
         </w:tc>
@@ -41800,7 +42361,7 @@
                 <w:sz w:val="15"/>
                 <w:szCs w:val="15"/>
               </w:rPr>
-              <w:t xml:space="preserve">B-646</w:t>
+              <w:t xml:space="preserve">B-657</w:t>
             </w:r>
           </w:p>
         </w:tc>
@@ -41949,7 +42510,7 @@
                 <w:sz w:val="15"/>
                 <w:szCs w:val="15"/>
               </w:rPr>
-              <w:t xml:space="preserve">B-647</w:t>
+              <w:t xml:space="preserve">B-658</w:t>
             </w:r>
           </w:p>
         </w:tc>
@@ -42098,7 +42659,7 @@
                 <w:sz w:val="15"/>
                 <w:szCs w:val="15"/>
               </w:rPr>
-              <w:t xml:space="preserve">B-648</w:t>
+              <w:t xml:space="preserve">B-659</w:t>
             </w:r>
           </w:p>
         </w:tc>
@@ -42149,7 +42710,7 @@
                 <w:sz w:val="15"/>
                 <w:szCs w:val="15"/>
               </w:rPr>
-              <w:t xml:space="preserve">B-649</w:t>
+              <w:t xml:space="preserve">B-660</w:t>
             </w:r>
           </w:p>
         </w:tc>
@@ -42200,7 +42761,7 @@
                 <w:sz w:val="15"/>
                 <w:szCs w:val="15"/>
               </w:rPr>
-              <w:t xml:space="preserve">B-650</w:t>
+              <w:t xml:space="preserve">B-661</w:t>
             </w:r>
           </w:p>
         </w:tc>
@@ -42251,7 +42812,7 @@
                 <w:sz w:val="15"/>
                 <w:szCs w:val="15"/>
               </w:rPr>
-              <w:t xml:space="preserve">B-651</w:t>
+              <w:t xml:space="preserve">B-662</w:t>
             </w:r>
           </w:p>
         </w:tc>
@@ -42302,7 +42863,7 @@
                 <w:sz w:val="15"/>
                 <w:szCs w:val="15"/>
               </w:rPr>
-              <w:t xml:space="preserve">B-652</w:t>
+              <w:t xml:space="preserve">B-663</w:t>
             </w:r>
           </w:p>
         </w:tc>
@@ -42451,7 +43012,7 @@
                 <w:sz w:val="15"/>
                 <w:szCs w:val="15"/>
               </w:rPr>
-              <w:t xml:space="preserve">B-653</w:t>
+              <w:t xml:space="preserve">B-664</w:t>
             </w:r>
           </w:p>
         </w:tc>
@@ -42502,7 +43063,7 @@
                 <w:sz w:val="15"/>
                 <w:szCs w:val="15"/>
               </w:rPr>
-              <w:t xml:space="preserve">B-654</w:t>
+              <w:t xml:space="preserve">B-665</w:t>
             </w:r>
           </w:p>
         </w:tc>
@@ -42553,7 +43114,7 @@
                 <w:sz w:val="15"/>
                 <w:szCs w:val="15"/>
               </w:rPr>
-              <w:t xml:space="preserve">B-655</w:t>
+              <w:t xml:space="preserve">B-666</w:t>
             </w:r>
           </w:p>
         </w:tc>
@@ -42604,7 +43165,7 @@
                 <w:sz w:val="15"/>
                 <w:szCs w:val="15"/>
               </w:rPr>
-              <w:t xml:space="preserve">B-656</w:t>
+              <w:t xml:space="preserve">B-667</w:t>
             </w:r>
           </w:p>
         </w:tc>
@@ -42655,7 +43216,7 @@
                 <w:sz w:val="15"/>
                 <w:szCs w:val="15"/>
               </w:rPr>
-              <w:t xml:space="preserve">B-657</w:t>
+              <w:t xml:space="preserve">B-668</w:t>
             </w:r>
           </w:p>
         </w:tc>
@@ -42804,7 +43365,7 @@
                 <w:sz w:val="15"/>
                 <w:szCs w:val="15"/>
               </w:rPr>
-              <w:t xml:space="preserve">B-658</w:t>
+              <w:t xml:space="preserve">B-669</w:t>
             </w:r>
           </w:p>
         </w:tc>
@@ -42855,7 +43416,7 @@
                 <w:sz w:val="15"/>
                 <w:szCs w:val="15"/>
               </w:rPr>
-              <w:t xml:space="preserve">B-659</w:t>
+              <w:t xml:space="preserve">B-670</w:t>
             </w:r>
           </w:p>
         </w:tc>
@@ -43004,7 +43565,7 @@
                 <w:sz w:val="15"/>
                 <w:szCs w:val="15"/>
               </w:rPr>
-              <w:t xml:space="preserve">B-660</w:t>
+              <w:t xml:space="preserve">B-671</w:t>
             </w:r>
           </w:p>
         </w:tc>
@@ -43055,7 +43616,7 @@
                 <w:sz w:val="15"/>
                 <w:szCs w:val="15"/>
               </w:rPr>
-              <w:t xml:space="preserve">B-661</w:t>
+              <w:t xml:space="preserve">B-672</w:t>
             </w:r>
           </w:p>
         </w:tc>
@@ -43204,7 +43765,7 @@
                 <w:sz w:val="15"/>
                 <w:szCs w:val="15"/>
               </w:rPr>
-              <w:t xml:space="preserve">B-662</w:t>
+              <w:t xml:space="preserve">B-673</w:t>
             </w:r>
           </w:p>
         </w:tc>
@@ -43229,6 +43790,155 @@
                 <w:szCs w:val="21"/>
               </w:rPr>
               <w:t xml:space="preserve">Wörter ohne Liste</w:t>
+            </w:r>
+          </w:p>
+        </w:tc>
+      </w:tr>
+    </w:tbl>
+    <w:p>
+      <w:pPr>
+        <w:spacing w:after="200" w:before="0"/>
+      </w:pPr>
+      <w:r>
+        <w:rPr>
+          <w:rFonts w:ascii="Calibri" w:cs="Calibri" w:eastAsia="Calibri" w:hAnsi="Calibri"/>
+          <w:sz w:val="21"/>
+          <w:szCs w:val="21"/>
+        </w:rPr>
+        <w:t xml:space="preserve"/>
+      </w:r>
+    </w:p>
+    <w:p>
+      <w:pPr>
+        <w:pStyle w:val="Heading2"/>
+        <w:spacing w:after="120" w:before="260"/>
+      </w:pPr>
+      <w:r>
+        <w:t xml:space="preserve">Weitere (index)  (1)</w:t>
+      </w:r>
+    </w:p>
+    <w:tbl>
+      <w:tblPr>
+        <w:tblW w:type="dxa" w:w="9000"/>
+        <w:tblBorders>
+          <w:top w:val="single" w:color="auto" w:sz="4"/>
+          <w:left w:val="single" w:color="auto" w:sz="4"/>
+          <w:bottom w:val="single" w:color="auto" w:sz="4"/>
+          <w:right w:val="single" w:color="auto" w:sz="4"/>
+          <w:insideH w:val="single" w:color="auto" w:sz="4"/>
+          <w:insideV w:val="single" w:color="auto" w:sz="4"/>
+        </w:tblBorders>
+      </w:tblPr>
+      <w:tblGrid>
+        <w:gridCol w:w="1120"/>
+        <w:gridCol w:w="7880"/>
+      </w:tblGrid>
+      <w:tr>
+        <w:trPr>
+          <w:tblHeader/>
+        </w:trPr>
+        <w:tc>
+          <w:tcPr>
+            <w:tcW w:type="dxa" w:w="1120"/>
+            <w:shd w:fill="EFEAE0" w:val="clear"/>
+            <w:tcMar>
+              <w:top w:type="dxa" w:w="60"/>
+              <w:left w:type="dxa" w:w="90"/>
+              <w:bottom w:type="dxa" w:w="60"/>
+              <w:right w:type="dxa" w:w="90"/>
+            </w:tcMar>
+          </w:tcPr>
+          <w:p>
+            <w:pPr>
+              <w:spacing w:after="0" w:before="0"/>
+            </w:pPr>
+            <w:r>
+              <w:rPr>
+                <w:rFonts w:ascii="Calibri" w:cs="Calibri" w:eastAsia="Calibri" w:hAnsi="Calibri"/>
+                <w:b/>
+                <w:bCs/>
+                <w:sz w:val="18"/>
+                <w:szCs w:val="18"/>
+              </w:rPr>
+              <w:t xml:space="preserve">Nr.</w:t>
+            </w:r>
+          </w:p>
+        </w:tc>
+        <w:tc>
+          <w:tcPr>
+            <w:tcW w:type="dxa" w:w="7880"/>
+            <w:shd w:fill="EFEAE0" w:val="clear"/>
+            <w:tcMar>
+              <w:top w:type="dxa" w:w="60"/>
+              <w:left w:type="dxa" w:w="90"/>
+              <w:bottom w:type="dxa" w:w="60"/>
+              <w:right w:type="dxa" w:w="90"/>
+            </w:tcMar>
+          </w:tcPr>
+          <w:p>
+            <w:pPr>
+              <w:spacing w:after="0" w:before="0"/>
+            </w:pPr>
+            <w:r>
+              <w:rPr>
+                <w:rFonts w:ascii="Calibri" w:cs="Calibri" w:eastAsia="Calibri" w:hAnsi="Calibri"/>
+                <w:b/>
+                <w:bCs/>
+                <w:sz w:val="18"/>
+                <w:szCs w:val="18"/>
+              </w:rPr>
+              <w:t xml:space="preserve">Text</w:t>
+            </w:r>
+          </w:p>
+        </w:tc>
+      </w:tr>
+      <w:tr>
+        <w:tc>
+          <w:tcPr>
+            <w:tcW w:type="dxa" w:w="1120"/>
+            <w:tcMar>
+              <w:top w:type="dxa" w:w="60"/>
+              <w:left w:type="dxa" w:w="90"/>
+              <w:bottom w:type="dxa" w:w="60"/>
+              <w:right w:type="dxa" w:w="90"/>
+            </w:tcMar>
+          </w:tcPr>
+          <w:p>
+            <w:pPr>
+              <w:spacing w:after="0"/>
+            </w:pPr>
+            <w:r>
+              <w:rPr>
+                <w:rFonts w:ascii="Consolas" w:cs="Consolas" w:eastAsia="Consolas" w:hAnsi="Consolas"/>
+                <w:color w:val="9A958B"/>
+                <w:sz w:val="15"/>
+                <w:szCs w:val="15"/>
+              </w:rPr>
+              <w:t xml:space="preserve">B-674</w:t>
+            </w:r>
+          </w:p>
+        </w:tc>
+        <w:tc>
+          <w:tcPr>
+            <w:tcW w:type="dxa" w:w="7880"/>
+            <w:tcMar>
+              <w:top w:type="dxa" w:w="60"/>
+              <w:left w:type="dxa" w:w="90"/>
+              <w:bottom w:type="dxa" w:w="60"/>
+              <w:right w:type="dxa" w:w="90"/>
+            </w:tcMar>
+          </w:tcPr>
+          <w:p>
+            <w:pPr>
+              <w:spacing w:after="0" w:before="0"/>
+            </w:pPr>
+            <w:r>
+              <w:rPr>
+                <w:rFonts w:ascii="Calibri" w:cs="Calibri" w:eastAsia="Calibri" w:hAnsi="Calibri"/>
+                <w:sz w:val="21"/>
+                <w:szCs w:val="21"/>
+              </w:rPr>
+              <w:t xml:space="preserve">Grundwortschatz {kuerzel} · Stufe {n}</w:t>
             </w:r>
           </w:p>
         </w:tc>

--- a/texte/SmartVoc-Texte-Deutsch_v3.docx
+++ b/texte/SmartVoc-Texte-Deutsch_v3.docx
@@ -31517,7 +31517,7 @@
         <w:spacing w:after="120" w:before="260"/>
       </w:pPr>
       <w:r>
-        <w:t xml:space="preserve">Konto  (21)</w:t>
+        <w:t xml:space="preserve">Konto  (34)</w:t>
       </w:r>
     </w:p>
     <w:tbl>
@@ -31845,6 +31845,57 @@
                 <w:sz w:val="21"/>
                 <w:szCs w:val="21"/>
               </w:rPr>
+              <w:t xml:space="preserve">dein Konto</w:t>
+            </w:r>
+          </w:p>
+        </w:tc>
+      </w:tr>
+      <w:tr>
+        <w:tc>
+          <w:tcPr>
+            <w:tcW w:type="dxa" w:w="1120"/>
+            <w:tcMar>
+              <w:top w:type="dxa" w:w="60"/>
+              <w:left w:type="dxa" w:w="90"/>
+              <w:bottom w:type="dxa" w:w="60"/>
+              <w:right w:type="dxa" w:w="90"/>
+            </w:tcMar>
+          </w:tcPr>
+          <w:p>
+            <w:pPr>
+              <w:spacing w:after="0"/>
+            </w:pPr>
+            <w:r>
+              <w:rPr>
+                <w:rFonts w:ascii="Consolas" w:cs="Consolas" w:eastAsia="Consolas" w:hAnsi="Consolas"/>
+                <w:color w:val="9A958B"/>
+                <w:sz w:val="15"/>
+                <w:szCs w:val="15"/>
+              </w:rPr>
+              <w:t xml:space="preserve">B-484</w:t>
+            </w:r>
+          </w:p>
+        </w:tc>
+        <w:tc>
+          <w:tcPr>
+            <w:tcW w:type="dxa" w:w="7880"/>
+            <w:tcMar>
+              <w:top w:type="dxa" w:w="60"/>
+              <w:left w:type="dxa" w:w="90"/>
+              <w:bottom w:type="dxa" w:w="60"/>
+              <w:right w:type="dxa" w:w="90"/>
+            </w:tcMar>
+          </w:tcPr>
+          <w:p>
+            <w:pPr>
+              <w:spacing w:after="0" w:before="0"/>
+            </w:pPr>
+            <w:r>
+              <w:rPr>
+                <w:rFonts w:ascii="Calibri" w:cs="Calibri" w:eastAsia="Calibri" w:hAnsi="Calibri"/>
+                <w:sz w:val="21"/>
+                <w:szCs w:val="21"/>
+              </w:rPr>
               <w:t xml:space="preserve">Deine Wörter, Listen und Fortschritte werden abgeglichen und stehen auf allen deinen Geräten zur Verfügung. Ohne Netz läuft alles weiter und wird beim nächsten Mal nachgeholt.</w:t>
             </w:r>
           </w:p>
@@ -31872,7 +31923,58 @@
                 <w:sz w:val="15"/>
                 <w:szCs w:val="15"/>
               </w:rPr>
-              <w:t xml:space="preserve">B-484</w:t>
+              <w:t xml:space="preserve">B-485</w:t>
+            </w:r>
+          </w:p>
+        </w:tc>
+        <w:tc>
+          <w:tcPr>
+            <w:tcW w:type="dxa" w:w="7880"/>
+            <w:tcMar>
+              <w:top w:type="dxa" w:w="60"/>
+              <w:left w:type="dxa" w:w="90"/>
+              <w:bottom w:type="dxa" w:w="60"/>
+              <w:right w:type="dxa" w:w="90"/>
+            </w:tcMar>
+          </w:tcPr>
+          <w:p>
+            <w:pPr>
+              <w:spacing w:after="0" w:before="0"/>
+            </w:pPr>
+            <w:r>
+              <w:rPr>
+                <w:rFonts w:ascii="Calibri" w:cs="Calibri" w:eastAsia="Calibri" w:hAnsi="Calibri"/>
+                <w:sz w:val="21"/>
+                <w:szCs w:val="21"/>
+              </w:rPr>
+              <w:t xml:space="preserve">Die beiden Passwörter stimmen nicht überein.</w:t>
+            </w:r>
+          </w:p>
+        </w:tc>
+      </w:tr>
+      <w:tr>
+        <w:tc>
+          <w:tcPr>
+            <w:tcW w:type="dxa" w:w="1120"/>
+            <w:tcMar>
+              <w:top w:type="dxa" w:w="60"/>
+              <w:left w:type="dxa" w:w="90"/>
+              <w:bottom w:type="dxa" w:w="60"/>
+              <w:right w:type="dxa" w:w="90"/>
+            </w:tcMar>
+          </w:tcPr>
+          <w:p>
+            <w:pPr>
+              <w:spacing w:after="0"/>
+            </w:pPr>
+            <w:r>
+              <w:rPr>
+                <w:rFonts w:ascii="Consolas" w:cs="Consolas" w:eastAsia="Consolas" w:hAnsi="Consolas"/>
+                <w:color w:val="9A958B"/>
+                <w:sz w:val="15"/>
+                <w:szCs w:val="15"/>
+              </w:rPr>
+              <w:t xml:space="preserve">B-486</w:t>
             </w:r>
           </w:p>
         </w:tc>
@@ -31923,7 +32025,58 @@
                 <w:sz w:val="15"/>
                 <w:szCs w:val="15"/>
               </w:rPr>
-              <w:t xml:space="preserve">B-485</w:t>
+              <w:t xml:space="preserve">B-487</w:t>
+            </w:r>
+          </w:p>
+        </w:tc>
+        <w:tc>
+          <w:tcPr>
+            <w:tcW w:type="dxa" w:w="7880"/>
+            <w:tcMar>
+              <w:top w:type="dxa" w:w="60"/>
+              <w:left w:type="dxa" w:w="90"/>
+              <w:bottom w:type="dxa" w:w="60"/>
+              <w:right w:type="dxa" w:w="90"/>
+            </w:tcMar>
+          </w:tcPr>
+          <w:p>
+            <w:pPr>
+              <w:spacing w:after="0" w:before="0"/>
+            </w:pPr>
+            <w:r>
+              <w:rPr>
+                <w:rFonts w:ascii="Calibri" w:cs="Calibri" w:eastAsia="Calibri" w:hAnsi="Calibri"/>
+                <w:sz w:val="21"/>
+                <w:szCs w:val="21"/>
+              </w:rPr>
+              <w:t xml:space="preserve">Konto erstellen</w:t>
+            </w:r>
+          </w:p>
+        </w:tc>
+      </w:tr>
+      <w:tr>
+        <w:tc>
+          <w:tcPr>
+            <w:tcW w:type="dxa" w:w="1120"/>
+            <w:tcMar>
+              <w:top w:type="dxa" w:w="60"/>
+              <w:left w:type="dxa" w:w="90"/>
+              <w:bottom w:type="dxa" w:w="60"/>
+              <w:right w:type="dxa" w:w="90"/>
+            </w:tcMar>
+          </w:tcPr>
+          <w:p>
+            <w:pPr>
+              <w:spacing w:after="0"/>
+            </w:pPr>
+            <w:r>
+              <w:rPr>
+                <w:rFonts w:ascii="Consolas" w:cs="Consolas" w:eastAsia="Consolas" w:hAnsi="Consolas"/>
+                <w:color w:val="9A958B"/>
+                <w:sz w:val="15"/>
+                <w:szCs w:val="15"/>
+              </w:rPr>
+              <w:t xml:space="preserve">B-488</w:t>
             </w:r>
           </w:p>
         </w:tc>
@@ -31974,7 +32127,160 @@
                 <w:sz w:val="15"/>
                 <w:szCs w:val="15"/>
               </w:rPr>
-              <w:t xml:space="preserve">B-486</w:t>
+              <w:t xml:space="preserve">B-489</w:t>
+            </w:r>
+          </w:p>
+        </w:tc>
+        <w:tc>
+          <w:tcPr>
+            <w:tcW w:type="dxa" w:w="7880"/>
+            <w:tcMar>
+              <w:top w:type="dxa" w:w="60"/>
+              <w:left w:type="dxa" w:w="90"/>
+              <w:bottom w:type="dxa" w:w="60"/>
+              <w:right w:type="dxa" w:w="90"/>
+            </w:tcMar>
+          </w:tcPr>
+          <w:p>
+            <w:pPr>
+              <w:spacing w:after="0" w:before="0"/>
+            </w:pPr>
+            <w:r>
+              <w:rPr>
+                <w:rFonts w:ascii="Calibri" w:cs="Calibri" w:eastAsia="Calibri" w:hAnsi="Calibri"/>
+                <w:sz w:val="21"/>
+                <w:szCs w:val="21"/>
+              </w:rPr>
+              <w:t xml:space="preserve">Link senden</w:t>
+            </w:r>
+          </w:p>
+        </w:tc>
+      </w:tr>
+      <w:tr>
+        <w:tc>
+          <w:tcPr>
+            <w:tcW w:type="dxa" w:w="1120"/>
+            <w:tcMar>
+              <w:top w:type="dxa" w:w="60"/>
+              <w:left w:type="dxa" w:w="90"/>
+              <w:bottom w:type="dxa" w:w="60"/>
+              <w:right w:type="dxa" w:w="90"/>
+            </w:tcMar>
+          </w:tcPr>
+          <w:p>
+            <w:pPr>
+              <w:spacing w:after="0"/>
+            </w:pPr>
+            <w:r>
+              <w:rPr>
+                <w:rFonts w:ascii="Consolas" w:cs="Consolas" w:eastAsia="Consolas" w:hAnsi="Consolas"/>
+                <w:color w:val="9A958B"/>
+                <w:sz w:val="15"/>
+                <w:szCs w:val="15"/>
+              </w:rPr>
+              <w:t xml:space="preserve">B-490</w:t>
+            </w:r>
+          </w:p>
+        </w:tc>
+        <w:tc>
+          <w:tcPr>
+            <w:tcW w:type="dxa" w:w="7880"/>
+            <w:tcMar>
+              <w:top w:type="dxa" w:w="60"/>
+              <w:left w:type="dxa" w:w="90"/>
+              <w:bottom w:type="dxa" w:w="60"/>
+              <w:right w:type="dxa" w:w="90"/>
+            </w:tcMar>
+          </w:tcPr>
+          <w:p>
+            <w:pPr>
+              <w:spacing w:after="0" w:before="0"/>
+            </w:pPr>
+            <w:r>
+              <w:rPr>
+                <w:rFonts w:ascii="Calibri" w:cs="Calibri" w:eastAsia="Calibri" w:hAnsi="Calibri"/>
+                <w:sz w:val="21"/>
+                <w:szCs w:val="21"/>
+              </w:rPr>
+              <w:t xml:space="preserve">Mindestens {n} Zeichen.</w:t>
+            </w:r>
+          </w:p>
+        </w:tc>
+      </w:tr>
+      <w:tr>
+        <w:tc>
+          <w:tcPr>
+            <w:tcW w:type="dxa" w:w="1120"/>
+            <w:tcMar>
+              <w:top w:type="dxa" w:w="60"/>
+              <w:left w:type="dxa" w:w="90"/>
+              <w:bottom w:type="dxa" w:w="60"/>
+              <w:right w:type="dxa" w:w="90"/>
+            </w:tcMar>
+          </w:tcPr>
+          <w:p>
+            <w:pPr>
+              <w:spacing w:after="0"/>
+            </w:pPr>
+            <w:r>
+              <w:rPr>
+                <w:rFonts w:ascii="Consolas" w:cs="Consolas" w:eastAsia="Consolas" w:hAnsi="Consolas"/>
+                <w:color w:val="9A958B"/>
+                <w:sz w:val="15"/>
+                <w:szCs w:val="15"/>
+              </w:rPr>
+              <w:t xml:space="preserve">B-491</w:t>
+            </w:r>
+          </w:p>
+        </w:tc>
+        <w:tc>
+          <w:tcPr>
+            <w:tcW w:type="dxa" w:w="7880"/>
+            <w:tcMar>
+              <w:top w:type="dxa" w:w="60"/>
+              <w:left w:type="dxa" w:w="90"/>
+              <w:bottom w:type="dxa" w:w="60"/>
+              <w:right w:type="dxa" w:w="90"/>
+            </w:tcMar>
+          </w:tcPr>
+          <w:p>
+            <w:pPr>
+              <w:spacing w:after="0" w:before="0"/>
+            </w:pPr>
+            <w:r>
+              <w:rPr>
+                <w:rFonts w:ascii="Calibri" w:cs="Calibri" w:eastAsia="Calibri" w:hAnsi="Calibri"/>
+                <w:sz w:val="21"/>
+                <w:szCs w:val="21"/>
+              </w:rPr>
+              <w:t xml:space="preserve">Mindestens {n} Zeichen. Länger ist besser als kompliziert.</w:t>
+            </w:r>
+          </w:p>
+        </w:tc>
+      </w:tr>
+      <w:tr>
+        <w:tc>
+          <w:tcPr>
+            <w:tcW w:type="dxa" w:w="1120"/>
+            <w:tcMar>
+              <w:top w:type="dxa" w:w="60"/>
+              <w:left w:type="dxa" w:w="90"/>
+              <w:bottom w:type="dxa" w:w="60"/>
+              <w:right w:type="dxa" w:w="90"/>
+            </w:tcMar>
+          </w:tcPr>
+          <w:p>
+            <w:pPr>
+              <w:spacing w:after="0"/>
+            </w:pPr>
+            <w:r>
+              <w:rPr>
+                <w:rFonts w:ascii="Consolas" w:cs="Consolas" w:eastAsia="Consolas" w:hAnsi="Consolas"/>
+                <w:color w:val="9A958B"/>
+                <w:sz w:val="15"/>
+                <w:szCs w:val="15"/>
+              </w:rPr>
+              <w:t xml:space="preserve">B-492</w:t>
             </w:r>
           </w:p>
         </w:tc>
@@ -32025,7 +32331,58 @@
                 <w:sz w:val="15"/>
                 <w:szCs w:val="15"/>
               </w:rPr>
-              <w:t xml:space="preserve">B-487</w:t>
+              <w:t xml:space="preserve">B-493</w:t>
+            </w:r>
+          </w:p>
+        </w:tc>
+        <w:tc>
+          <w:tcPr>
+            <w:tcW w:type="dxa" w:w="7880"/>
+            <w:tcMar>
+              <w:top w:type="dxa" w:w="60"/>
+              <w:left w:type="dxa" w:w="90"/>
+              <w:bottom w:type="dxa" w:w="60"/>
+              <w:right w:type="dxa" w:w="90"/>
+            </w:tcMar>
+          </w:tcPr>
+          <w:p>
+            <w:pPr>
+              <w:spacing w:after="0" w:before="0"/>
+            </w:pPr>
+            <w:r>
+              <w:rPr>
+                <w:rFonts w:ascii="Calibri" w:cs="Calibri" w:eastAsia="Calibri" w:hAnsi="Calibri"/>
+                <w:sz w:val="21"/>
+                <w:szCs w:val="21"/>
+              </w:rPr>
+              <w:t xml:space="preserve">Neues Passwort setzen</w:t>
+            </w:r>
+          </w:p>
+        </w:tc>
+      </w:tr>
+      <w:tr>
+        <w:tc>
+          <w:tcPr>
+            <w:tcW w:type="dxa" w:w="1120"/>
+            <w:tcMar>
+              <w:top w:type="dxa" w:w="60"/>
+              <w:left w:type="dxa" w:w="90"/>
+              <w:bottom w:type="dxa" w:w="60"/>
+              <w:right w:type="dxa" w:w="90"/>
+            </w:tcMar>
+          </w:tcPr>
+          <w:p>
+            <w:pPr>
+              <w:spacing w:after="0"/>
+            </w:pPr>
+            <w:r>
+              <w:rPr>
+                <w:rFonts w:ascii="Consolas" w:cs="Consolas" w:eastAsia="Consolas" w:hAnsi="Consolas"/>
+                <w:color w:val="9A958B"/>
+                <w:sz w:val="15"/>
+                <w:szCs w:val="15"/>
+              </w:rPr>
+              <w:t xml:space="preserve">B-494</w:t>
             </w:r>
           </w:p>
         </w:tc>
@@ -32076,7 +32433,7 @@
                 <w:sz w:val="15"/>
                 <w:szCs w:val="15"/>
               </w:rPr>
-              <w:t xml:space="preserve">B-488</w:t>
+              <w:t xml:space="preserve">B-495</w:t>
             </w:r>
           </w:p>
         </w:tc>
@@ -32127,7 +32484,7 @@
                 <w:sz w:val="15"/>
                 <w:szCs w:val="15"/>
               </w:rPr>
-              <w:t xml:space="preserve">B-489</w:t>
+              <w:t xml:space="preserve">B-496</w:t>
             </w:r>
           </w:p>
         </w:tc>
@@ -32178,7 +32535,58 @@
                 <w:sz w:val="15"/>
                 <w:szCs w:val="15"/>
               </w:rPr>
-              <w:t xml:space="preserve">B-490</w:t>
+              <w:t xml:space="preserve">B-497</w:t>
+            </w:r>
+          </w:p>
+        </w:tc>
+        <w:tc>
+          <w:tcPr>
+            <w:tcW w:type="dxa" w:w="7880"/>
+            <w:tcMar>
+              <w:top w:type="dxa" w:w="60"/>
+              <w:left w:type="dxa" w:w="90"/>
+              <w:bottom w:type="dxa" w:w="60"/>
+              <w:right w:type="dxa" w:w="90"/>
+            </w:tcMar>
+          </w:tcPr>
+          <w:p>
+            <w:pPr>
+              <w:spacing w:after="0" w:before="0"/>
+            </w:pPr>
+            <w:r>
+              <w:rPr>
+                <w:rFonts w:ascii="Calibri" w:cs="Calibri" w:eastAsia="Calibri" w:hAnsi="Calibri"/>
+                <w:sz w:val="21"/>
+                <w:szCs w:val="21"/>
+              </w:rPr>
+              <w:t xml:space="preserve">Noch zu kurz: mindestens {n} Zeichen.</w:t>
+            </w:r>
+          </w:p>
+        </w:tc>
+      </w:tr>
+      <w:tr>
+        <w:tc>
+          <w:tcPr>
+            <w:tcW w:type="dxa" w:w="1120"/>
+            <w:tcMar>
+              <w:top w:type="dxa" w:w="60"/>
+              <w:left w:type="dxa" w:w="90"/>
+              <w:bottom w:type="dxa" w:w="60"/>
+              <w:right w:type="dxa" w:w="90"/>
+            </w:tcMar>
+          </w:tcPr>
+          <w:p>
+            <w:pPr>
+              <w:spacing w:after="0"/>
+            </w:pPr>
+            <w:r>
+              <w:rPr>
+                <w:rFonts w:ascii="Consolas" w:cs="Consolas" w:eastAsia="Consolas" w:hAnsi="Consolas"/>
+                <w:color w:val="9A958B"/>
+                <w:sz w:val="15"/>
+                <w:szCs w:val="15"/>
+              </w:rPr>
+              <w:t xml:space="preserve">B-498</w:t>
             </w:r>
           </w:p>
         </w:tc>
@@ -32229,7 +32637,7 @@
                 <w:sz w:val="15"/>
                 <w:szCs w:val="15"/>
               </w:rPr>
-              <w:t xml:space="preserve">B-491</w:t>
+              <w:t xml:space="preserve">B-499</w:t>
             </w:r>
           </w:p>
         </w:tc>
@@ -32280,7 +32688,7 @@
                 <w:sz w:val="15"/>
                 <w:szCs w:val="15"/>
               </w:rPr>
-              <w:t xml:space="preserve">B-492</w:t>
+              <w:t xml:space="preserve">B-500</w:t>
             </w:r>
           </w:p>
         </w:tc>
@@ -32331,7 +32739,7 @@
                 <w:sz w:val="15"/>
                 <w:szCs w:val="15"/>
               </w:rPr>
-              <w:t xml:space="preserve">B-493</w:t>
+              <w:t xml:space="preserve">B-501</w:t>
             </w:r>
           </w:p>
         </w:tc>
@@ -32382,7 +32790,58 @@
                 <w:sz w:val="15"/>
                 <w:szCs w:val="15"/>
               </w:rPr>
-              <w:t xml:space="preserve">B-494</w:t>
+              <w:t xml:space="preserve">B-502</w:t>
+            </w:r>
+          </w:p>
+        </w:tc>
+        <w:tc>
+          <w:tcPr>
+            <w:tcW w:type="dxa" w:w="7880"/>
+            <w:tcMar>
+              <w:top w:type="dxa" w:w="60"/>
+              <w:left w:type="dxa" w:w="90"/>
+              <w:bottom w:type="dxa" w:w="60"/>
+              <w:right w:type="dxa" w:w="90"/>
+            </w:tcMar>
+          </w:tcPr>
+          <w:p>
+            <w:pPr>
+              <w:spacing w:after="0" w:before="0"/>
+            </w:pPr>
+            <w:r>
+              <w:rPr>
+                <w:rFonts w:ascii="Calibri" w:cs="Calibri" w:eastAsia="Calibri" w:hAnsi="Calibri"/>
+                <w:sz w:val="21"/>
+                <w:szCs w:val="21"/>
+              </w:rPr>
+              <w:t xml:space="preserve">Passwort speichern</w:t>
+            </w:r>
+          </w:p>
+        </w:tc>
+      </w:tr>
+      <w:tr>
+        <w:tc>
+          <w:tcPr>
+            <w:tcW w:type="dxa" w:w="1120"/>
+            <w:tcMar>
+              <w:top w:type="dxa" w:w="60"/>
+              <w:left w:type="dxa" w:w="90"/>
+              <w:bottom w:type="dxa" w:w="60"/>
+              <w:right w:type="dxa" w:w="90"/>
+            </w:tcMar>
+          </w:tcPr>
+          <w:p>
+            <w:pPr>
+              <w:spacing w:after="0"/>
+            </w:pPr>
+            <w:r>
+              <w:rPr>
+                <w:rFonts w:ascii="Consolas" w:cs="Consolas" w:eastAsia="Consolas" w:hAnsi="Consolas"/>
+                <w:color w:val="9A958B"/>
+                <w:sz w:val="15"/>
+                <w:szCs w:val="15"/>
+              </w:rPr>
+              <w:t xml:space="preserve">B-503</w:t>
             </w:r>
           </w:p>
         </w:tc>
@@ -32433,7 +32892,58 @@
                 <w:sz w:val="15"/>
                 <w:szCs w:val="15"/>
               </w:rPr>
-              <w:t xml:space="preserve">B-495</w:t>
+              <w:t xml:space="preserve">B-504</w:t>
+            </w:r>
+          </w:p>
+        </w:tc>
+        <w:tc>
+          <w:tcPr>
+            <w:tcW w:type="dxa" w:w="7880"/>
+            <w:tcMar>
+              <w:top w:type="dxa" w:w="60"/>
+              <w:left w:type="dxa" w:w="90"/>
+              <w:bottom w:type="dxa" w:w="60"/>
+              <w:right w:type="dxa" w:w="90"/>
+            </w:tcMar>
+          </w:tcPr>
+          <w:p>
+            <w:pPr>
+              <w:spacing w:after="0" w:before="0"/>
+            </w:pPr>
+            <w:r>
+              <w:rPr>
+                <w:rFonts w:ascii="Calibri" w:cs="Calibri" w:eastAsia="Calibri" w:hAnsi="Calibri"/>
+                <w:sz w:val="21"/>
+                <w:szCs w:val="21"/>
+              </w:rPr>
+              <w:t xml:space="preserve">Passwort wiederholen</w:t>
+            </w:r>
+          </w:p>
+        </w:tc>
+      </w:tr>
+      <w:tr>
+        <w:tc>
+          <w:tcPr>
+            <w:tcW w:type="dxa" w:w="1120"/>
+            <w:tcMar>
+              <w:top w:type="dxa" w:w="60"/>
+              <w:left w:type="dxa" w:w="90"/>
+              <w:bottom w:type="dxa" w:w="60"/>
+              <w:right w:type="dxa" w:w="90"/>
+            </w:tcMar>
+          </w:tcPr>
+          <w:p>
+            <w:pPr>
+              <w:spacing w:after="0"/>
+            </w:pPr>
+            <w:r>
+              <w:rPr>
+                <w:rFonts w:ascii="Consolas" w:cs="Consolas" w:eastAsia="Consolas" w:hAnsi="Consolas"/>
+                <w:color w:val="9A958B"/>
+                <w:sz w:val="15"/>
+                <w:szCs w:val="15"/>
+              </w:rPr>
+              <w:t xml:space="preserve">B-505</w:t>
             </w:r>
           </w:p>
         </w:tc>
@@ -32484,7 +32994,7 @@
                 <w:sz w:val="15"/>
                 <w:szCs w:val="15"/>
               </w:rPr>
-              <w:t xml:space="preserve">B-496</w:t>
+              <w:t xml:space="preserve">B-506</w:t>
             </w:r>
           </w:p>
         </w:tc>
@@ -32535,7 +33045,160 @@
                 <w:sz w:val="15"/>
                 <w:szCs w:val="15"/>
               </w:rPr>
-              <w:t xml:space="preserve">B-497</w:t>
+              <w:t xml:space="preserve">B-507</w:t>
+            </w:r>
+          </w:p>
+        </w:tc>
+        <w:tc>
+          <w:tcPr>
+            <w:tcW w:type="dxa" w:w="7880"/>
+            <w:tcMar>
+              <w:top w:type="dxa" w:w="60"/>
+              <w:left w:type="dxa" w:w="90"/>
+              <w:bottom w:type="dxa" w:w="60"/>
+              <w:right w:type="dxa" w:w="90"/>
+            </w:tcMar>
+          </w:tcPr>
+          <w:p>
+            <w:pPr>
+              <w:spacing w:after="0" w:before="0"/>
+            </w:pPr>
+            <w:r>
+              <w:rPr>
+                <w:rFonts w:ascii="Calibri" w:cs="Calibri" w:eastAsia="Calibri" w:hAnsi="Calibri"/>
+                <w:sz w:val="21"/>
+                <w:szCs w:val="21"/>
+              </w:rPr>
+              <w:t xml:space="preserve">Registrieren</w:t>
+            </w:r>
+          </w:p>
+        </w:tc>
+      </w:tr>
+      <w:tr>
+        <w:tc>
+          <w:tcPr>
+            <w:tcW w:type="dxa" w:w="1120"/>
+            <w:tcMar>
+              <w:top w:type="dxa" w:w="60"/>
+              <w:left w:type="dxa" w:w="90"/>
+              <w:bottom w:type="dxa" w:w="60"/>
+              <w:right w:type="dxa" w:w="90"/>
+            </w:tcMar>
+          </w:tcPr>
+          <w:p>
+            <w:pPr>
+              <w:spacing w:after="0"/>
+            </w:pPr>
+            <w:r>
+              <w:rPr>
+                <w:rFonts w:ascii="Consolas" w:cs="Consolas" w:eastAsia="Consolas" w:hAnsi="Consolas"/>
+                <w:color w:val="9A958B"/>
+                <w:sz w:val="15"/>
+                <w:szCs w:val="15"/>
+              </w:rPr>
+              <w:t xml:space="preserve">B-508</w:t>
+            </w:r>
+          </w:p>
+        </w:tc>
+        <w:tc>
+          <w:tcPr>
+            <w:tcW w:type="dxa" w:w="7880"/>
+            <w:tcMar>
+              <w:top w:type="dxa" w:w="60"/>
+              <w:left w:type="dxa" w:w="90"/>
+              <w:bottom w:type="dxa" w:w="60"/>
+              <w:right w:type="dxa" w:w="90"/>
+            </w:tcMar>
+          </w:tcPr>
+          <w:p>
+            <w:pPr>
+              <w:spacing w:after="0" w:before="0"/>
+            </w:pPr>
+            <w:r>
+              <w:rPr>
+                <w:rFonts w:ascii="Calibri" w:cs="Calibri" w:eastAsia="Calibri" w:hAnsi="Calibri"/>
+                <w:sz w:val="21"/>
+                <w:szCs w:val="21"/>
+              </w:rPr>
+              <w:t xml:space="preserve">Schon registriert? Anmelden</w:t>
+            </w:r>
+          </w:p>
+        </w:tc>
+      </w:tr>
+      <w:tr>
+        <w:tc>
+          <w:tcPr>
+            <w:tcW w:type="dxa" w:w="1120"/>
+            <w:tcMar>
+              <w:top w:type="dxa" w:w="60"/>
+              <w:left w:type="dxa" w:w="90"/>
+              <w:bottom w:type="dxa" w:w="60"/>
+              <w:right w:type="dxa" w:w="90"/>
+            </w:tcMar>
+          </w:tcPr>
+          <w:p>
+            <w:pPr>
+              <w:spacing w:after="0"/>
+            </w:pPr>
+            <w:r>
+              <w:rPr>
+                <w:rFonts w:ascii="Consolas" w:cs="Consolas" w:eastAsia="Consolas" w:hAnsi="Consolas"/>
+                <w:color w:val="9A958B"/>
+                <w:sz w:val="15"/>
+                <w:szCs w:val="15"/>
+              </w:rPr>
+              <w:t xml:space="preserve">B-509</w:t>
+            </w:r>
+          </w:p>
+        </w:tc>
+        <w:tc>
+          <w:tcPr>
+            <w:tcW w:type="dxa" w:w="7880"/>
+            <w:tcMar>
+              <w:top w:type="dxa" w:w="60"/>
+              <w:left w:type="dxa" w:w="90"/>
+              <w:bottom w:type="dxa" w:w="60"/>
+              <w:right w:type="dxa" w:w="90"/>
+            </w:tcMar>
+          </w:tcPr>
+          <w:p>
+            <w:pPr>
+              <w:spacing w:after="0" w:before="0"/>
+            </w:pPr>
+            <w:r>
+              <w:rPr>
+                <w:rFonts w:ascii="Calibri" w:cs="Calibri" w:eastAsia="Calibri" w:hAnsi="Calibri"/>
+                <w:sz w:val="21"/>
+                <w:szCs w:val="21"/>
+              </w:rPr>
+              <w:t xml:space="preserve">Setze ein neues Passwort für {wer}.</w:t>
+            </w:r>
+          </w:p>
+        </w:tc>
+      </w:tr>
+      <w:tr>
+        <w:tc>
+          <w:tcPr>
+            <w:tcW w:type="dxa" w:w="1120"/>
+            <w:tcMar>
+              <w:top w:type="dxa" w:w="60"/>
+              <w:left w:type="dxa" w:w="90"/>
+              <w:bottom w:type="dxa" w:w="60"/>
+              <w:right w:type="dxa" w:w="90"/>
+            </w:tcMar>
+          </w:tcPr>
+          <w:p>
+            <w:pPr>
+              <w:spacing w:after="0"/>
+            </w:pPr>
+            <w:r>
+              <w:rPr>
+                <w:rFonts w:ascii="Consolas" w:cs="Consolas" w:eastAsia="Consolas" w:hAnsi="Consolas"/>
+                <w:color w:val="9A958B"/>
+                <w:sz w:val="15"/>
+                <w:szCs w:val="15"/>
+              </w:rPr>
+              <w:t xml:space="preserve">B-510</w:t>
             </w:r>
           </w:p>
         </w:tc>
@@ -32586,7 +33249,7 @@
                 <w:sz w:val="15"/>
                 <w:szCs w:val="15"/>
               </w:rPr>
-              <w:t xml:space="preserve">B-498</w:t>
+              <w:t xml:space="preserve">B-511</w:t>
             </w:r>
           </w:p>
         </w:tc>
@@ -32637,7 +33300,7 @@
                 <w:sz w:val="15"/>
                 <w:szCs w:val="15"/>
               </w:rPr>
-              <w:t xml:space="preserve">B-499</w:t>
+              <w:t xml:space="preserve">B-512</w:t>
             </w:r>
           </w:p>
         </w:tc>
@@ -32786,7 +33449,7 @@
                 <w:sz w:val="15"/>
                 <w:szCs w:val="15"/>
               </w:rPr>
-              <w:t xml:space="preserve">B-500</w:t>
+              <w:t xml:space="preserve">B-513</w:t>
             </w:r>
           </w:p>
         </w:tc>
@@ -32837,7 +33500,7 @@
                 <w:sz w:val="15"/>
                 <w:szCs w:val="15"/>
               </w:rPr>
-              <w:t xml:space="preserve">B-501</w:t>
+              <w:t xml:space="preserve">B-514</w:t>
             </w:r>
           </w:p>
         </w:tc>
@@ -32888,7 +33551,7 @@
                 <w:sz w:val="15"/>
                 <w:szCs w:val="15"/>
               </w:rPr>
-              <w:t xml:space="preserve">B-502</w:t>
+              <w:t xml:space="preserve">B-515</w:t>
             </w:r>
           </w:p>
         </w:tc>
@@ -32939,7 +33602,7 @@
                 <w:sz w:val="15"/>
                 <w:szCs w:val="15"/>
               </w:rPr>
-              <w:t xml:space="preserve">B-503</w:t>
+              <w:t xml:space="preserve">B-516</w:t>
             </w:r>
           </w:p>
         </w:tc>
@@ -33088,7 +33751,7 @@
                 <w:sz w:val="15"/>
                 <w:szCs w:val="15"/>
               </w:rPr>
-              <w:t xml:space="preserve">B-504</w:t>
+              <w:t xml:space="preserve">B-517</w:t>
             </w:r>
           </w:p>
         </w:tc>
@@ -33139,7 +33802,7 @@
                 <w:sz w:val="15"/>
                 <w:szCs w:val="15"/>
               </w:rPr>
-              <w:t xml:space="preserve">B-505</w:t>
+              <w:t xml:space="preserve">B-518</w:t>
             </w:r>
           </w:p>
         </w:tc>
@@ -33190,7 +33853,7 @@
                 <w:sz w:val="15"/>
                 <w:szCs w:val="15"/>
               </w:rPr>
-              <w:t xml:space="preserve">B-506</w:t>
+              <w:t xml:space="preserve">B-519</w:t>
             </w:r>
           </w:p>
         </w:tc>
@@ -33339,7 +34002,7 @@
                 <w:sz w:val="15"/>
                 <w:szCs w:val="15"/>
               </w:rPr>
-              <w:t xml:space="preserve">B-507</w:t>
+              <w:t xml:space="preserve">B-520</w:t>
             </w:r>
           </w:p>
         </w:tc>
@@ -33390,7 +34053,7 @@
                 <w:sz w:val="15"/>
                 <w:szCs w:val="15"/>
               </w:rPr>
-              <w:t xml:space="preserve">B-508</w:t>
+              <w:t xml:space="preserve">B-521</w:t>
             </w:r>
           </w:p>
         </w:tc>
@@ -33441,7 +34104,7 @@
                 <w:sz w:val="15"/>
                 <w:szCs w:val="15"/>
               </w:rPr>
-              <w:t xml:space="preserve">B-509</w:t>
+              <w:t xml:space="preserve">B-522</w:t>
             </w:r>
           </w:p>
         </w:tc>
@@ -33492,7 +34155,7 @@
                 <w:sz w:val="15"/>
                 <w:szCs w:val="15"/>
               </w:rPr>
-              <w:t xml:space="preserve">B-510</w:t>
+              <w:t xml:space="preserve">B-523</w:t>
             </w:r>
           </w:p>
         </w:tc>
@@ -33543,7 +34206,7 @@
                 <w:sz w:val="15"/>
                 <w:szCs w:val="15"/>
               </w:rPr>
-              <w:t xml:space="preserve">B-511</w:t>
+              <w:t xml:space="preserve">B-524</w:t>
             </w:r>
           </w:p>
         </w:tc>
@@ -33594,7 +34257,7 @@
                 <w:sz w:val="15"/>
                 <w:szCs w:val="15"/>
               </w:rPr>
-              <w:t xml:space="preserve">B-512</w:t>
+              <w:t xml:space="preserve">B-525</w:t>
             </w:r>
           </w:p>
         </w:tc>
@@ -33645,7 +34308,7 @@
                 <w:sz w:val="15"/>
                 <w:szCs w:val="15"/>
               </w:rPr>
-              <w:t xml:space="preserve">B-513</w:t>
+              <w:t xml:space="preserve">B-526</w:t>
             </w:r>
           </w:p>
         </w:tc>
@@ -33696,7 +34359,7 @@
                 <w:sz w:val="15"/>
                 <w:szCs w:val="15"/>
               </w:rPr>
-              <w:t xml:space="preserve">B-514</w:t>
+              <w:t xml:space="preserve">B-527</w:t>
             </w:r>
           </w:p>
         </w:tc>
@@ -33747,7 +34410,7 @@
                 <w:sz w:val="15"/>
                 <w:szCs w:val="15"/>
               </w:rPr>
-              <w:t xml:space="preserve">B-515</w:t>
+              <w:t xml:space="preserve">B-528</w:t>
             </w:r>
           </w:p>
         </w:tc>
@@ -33798,7 +34461,7 @@
                 <w:sz w:val="15"/>
                 <w:szCs w:val="15"/>
               </w:rPr>
-              <w:t xml:space="preserve">B-516</w:t>
+              <w:t xml:space="preserve">B-529</w:t>
             </w:r>
           </w:p>
         </w:tc>
@@ -33849,7 +34512,7 @@
                 <w:sz w:val="15"/>
                 <w:szCs w:val="15"/>
               </w:rPr>
-              <w:t xml:space="preserve">B-517</w:t>
+              <w:t xml:space="preserve">B-530</w:t>
             </w:r>
           </w:p>
         </w:tc>
@@ -33900,7 +34563,7 @@
                 <w:sz w:val="15"/>
                 <w:szCs w:val="15"/>
               </w:rPr>
-              <w:t xml:space="preserve">B-518</w:t>
+              <w:t xml:space="preserve">B-531</w:t>
             </w:r>
           </w:p>
         </w:tc>
@@ -33951,7 +34614,7 @@
                 <w:sz w:val="15"/>
                 <w:szCs w:val="15"/>
               </w:rPr>
-              <w:t xml:space="preserve">B-519</w:t>
+              <w:t xml:space="preserve">B-532</w:t>
             </w:r>
           </w:p>
         </w:tc>
@@ -34002,7 +34665,7 @@
                 <w:sz w:val="15"/>
                 <w:szCs w:val="15"/>
               </w:rPr>
-              <w:t xml:space="preserve">B-520</w:t>
+              <w:t xml:space="preserve">B-533</w:t>
             </w:r>
           </w:p>
         </w:tc>
@@ -34053,7 +34716,7 @@
                 <w:sz w:val="15"/>
                 <w:szCs w:val="15"/>
               </w:rPr>
-              <w:t xml:space="preserve">B-521</w:t>
+              <w:t xml:space="preserve">B-534</w:t>
             </w:r>
           </w:p>
         </w:tc>
@@ -34104,7 +34767,7 @@
                 <w:sz w:val="15"/>
                 <w:szCs w:val="15"/>
               </w:rPr>
-              <w:t xml:space="preserve">B-522</w:t>
+              <w:t xml:space="preserve">B-535</w:t>
             </w:r>
           </w:p>
         </w:tc>
@@ -34155,7 +34818,7 @@
                 <w:sz w:val="15"/>
                 <w:szCs w:val="15"/>
               </w:rPr>
-              <w:t xml:space="preserve">B-523</w:t>
+              <w:t xml:space="preserve">B-536</w:t>
             </w:r>
           </w:p>
         </w:tc>
@@ -34304,7 +34967,7 @@
                 <w:sz w:val="15"/>
                 <w:szCs w:val="15"/>
               </w:rPr>
-              <w:t xml:space="preserve">B-524</w:t>
+              <w:t xml:space="preserve">B-537</w:t>
             </w:r>
           </w:p>
         </w:tc>
@@ -34355,7 +35018,7 @@
                 <w:sz w:val="15"/>
                 <w:szCs w:val="15"/>
               </w:rPr>
-              <w:t xml:space="preserve">B-525</w:t>
+              <w:t xml:space="preserve">B-538</w:t>
             </w:r>
           </w:p>
         </w:tc>
@@ -34406,7 +35069,7 @@
                 <w:sz w:val="15"/>
                 <w:szCs w:val="15"/>
               </w:rPr>
-              <w:t xml:space="preserve">B-526</w:t>
+              <w:t xml:space="preserve">B-539</w:t>
             </w:r>
           </w:p>
         </w:tc>
@@ -34457,7 +35120,7 @@
                 <w:sz w:val="15"/>
                 <w:szCs w:val="15"/>
               </w:rPr>
-              <w:t xml:space="preserve">B-527</w:t>
+              <w:t xml:space="preserve">B-540</w:t>
             </w:r>
           </w:p>
         </w:tc>
@@ -34508,7 +35171,7 @@
                 <w:sz w:val="15"/>
                 <w:szCs w:val="15"/>
               </w:rPr>
-              <w:t xml:space="preserve">B-528</w:t>
+              <w:t xml:space="preserve">B-541</w:t>
             </w:r>
           </w:p>
         </w:tc>
@@ -34559,7 +35222,7 @@
                 <w:sz w:val="15"/>
                 <w:szCs w:val="15"/>
               </w:rPr>
-              <w:t xml:space="preserve">B-529</w:t>
+              <w:t xml:space="preserve">B-542</w:t>
             </w:r>
           </w:p>
         </w:tc>
@@ -34610,7 +35273,7 @@
                 <w:sz w:val="15"/>
                 <w:szCs w:val="15"/>
               </w:rPr>
-              <w:t xml:space="preserve">B-530</w:t>
+              <w:t xml:space="preserve">B-543</w:t>
             </w:r>
           </w:p>
         </w:tc>
@@ -34661,7 +35324,7 @@
                 <w:sz w:val="15"/>
                 <w:szCs w:val="15"/>
               </w:rPr>
-              <w:t xml:space="preserve">B-531</w:t>
+              <w:t xml:space="preserve">B-544</w:t>
             </w:r>
           </w:p>
         </w:tc>
@@ -34712,7 +35375,7 @@
                 <w:sz w:val="15"/>
                 <w:szCs w:val="15"/>
               </w:rPr>
-              <w:t xml:space="preserve">B-532</w:t>
+              <w:t xml:space="preserve">B-545</w:t>
             </w:r>
           </w:p>
         </w:tc>
@@ -34763,7 +35426,7 @@
                 <w:sz w:val="15"/>
                 <w:szCs w:val="15"/>
               </w:rPr>
-              <w:t xml:space="preserve">B-533</w:t>
+              <w:t xml:space="preserve">B-546</w:t>
             </w:r>
           </w:p>
         </w:tc>
@@ -34814,7 +35477,7 @@
                 <w:sz w:val="15"/>
                 <w:szCs w:val="15"/>
               </w:rPr>
-              <w:t xml:space="preserve">B-534</w:t>
+              <w:t xml:space="preserve">B-547</w:t>
             </w:r>
           </w:p>
         </w:tc>
@@ -34865,7 +35528,7 @@
                 <w:sz w:val="15"/>
                 <w:szCs w:val="15"/>
               </w:rPr>
-              <w:t xml:space="preserve">B-535</w:t>
+              <w:t xml:space="preserve">B-548</w:t>
             </w:r>
           </w:p>
         </w:tc>
@@ -35014,7 +35677,7 @@
                 <w:sz w:val="15"/>
                 <w:szCs w:val="15"/>
               </w:rPr>
-              <w:t xml:space="preserve">B-536</w:t>
+              <w:t xml:space="preserve">B-549</w:t>
             </w:r>
           </w:p>
         </w:tc>
@@ -35065,7 +35728,7 @@
                 <w:sz w:val="15"/>
                 <w:szCs w:val="15"/>
               </w:rPr>
-              <w:t xml:space="preserve">B-537</w:t>
+              <w:t xml:space="preserve">B-550</w:t>
             </w:r>
           </w:p>
         </w:tc>
@@ -35116,7 +35779,7 @@
                 <w:sz w:val="15"/>
                 <w:szCs w:val="15"/>
               </w:rPr>
-              <w:t xml:space="preserve">B-538</w:t>
+              <w:t xml:space="preserve">B-551</w:t>
             </w:r>
           </w:p>
         </w:tc>
@@ -35167,7 +35830,7 @@
                 <w:sz w:val="15"/>
                 <w:szCs w:val="15"/>
               </w:rPr>
-              <w:t xml:space="preserve">B-539</w:t>
+              <w:t xml:space="preserve">B-552</w:t>
             </w:r>
           </w:p>
         </w:tc>
@@ -35218,7 +35881,7 @@
                 <w:sz w:val="15"/>
                 <w:szCs w:val="15"/>
               </w:rPr>
-              <w:t xml:space="preserve">B-540</w:t>
+              <w:t xml:space="preserve">B-553</w:t>
             </w:r>
           </w:p>
         </w:tc>
@@ -35269,7 +35932,7 @@
                 <w:sz w:val="15"/>
                 <w:szCs w:val="15"/>
               </w:rPr>
-              <w:t xml:space="preserve">B-541</w:t>
+              <w:t xml:space="preserve">B-554</w:t>
             </w:r>
           </w:p>
         </w:tc>
@@ -35320,7 +35983,7 @@
                 <w:sz w:val="15"/>
                 <w:szCs w:val="15"/>
               </w:rPr>
-              <w:t xml:space="preserve">B-542</w:t>
+              <w:t xml:space="preserve">B-555</w:t>
             </w:r>
           </w:p>
         </w:tc>
@@ -35371,7 +36034,7 @@
                 <w:sz w:val="15"/>
                 <w:szCs w:val="15"/>
               </w:rPr>
-              <w:t xml:space="preserve">B-543</w:t>
+              <w:t xml:space="preserve">B-556</w:t>
             </w:r>
           </w:p>
         </w:tc>
@@ -35520,7 +36183,7 @@
                 <w:sz w:val="15"/>
                 <w:szCs w:val="15"/>
               </w:rPr>
-              <w:t xml:space="preserve">B-544</w:t>
+              <w:t xml:space="preserve">B-557</w:t>
             </w:r>
           </w:p>
         </w:tc>
@@ -35571,7 +36234,7 @@
                 <w:sz w:val="15"/>
                 <w:szCs w:val="15"/>
               </w:rPr>
-              <w:t xml:space="preserve">B-545</w:t>
+              <w:t xml:space="preserve">B-558</w:t>
             </w:r>
           </w:p>
         </w:tc>
@@ -35622,7 +36285,7 @@
                 <w:sz w:val="15"/>
                 <w:szCs w:val="15"/>
               </w:rPr>
-              <w:t xml:space="preserve">B-546</w:t>
+              <w:t xml:space="preserve">B-559</w:t>
             </w:r>
           </w:p>
         </w:tc>
@@ -35673,7 +36336,7 @@
                 <w:sz w:val="15"/>
                 <w:szCs w:val="15"/>
               </w:rPr>
-              <w:t xml:space="preserve">B-547</w:t>
+              <w:t xml:space="preserve">B-560</w:t>
             </w:r>
           </w:p>
         </w:tc>
@@ -35724,7 +36387,7 @@
                 <w:sz w:val="15"/>
                 <w:szCs w:val="15"/>
               </w:rPr>
-              <w:t xml:space="preserve">B-548</w:t>
+              <w:t xml:space="preserve">B-561</w:t>
             </w:r>
           </w:p>
         </w:tc>
@@ -35775,7 +36438,7 @@
                 <w:sz w:val="15"/>
                 <w:szCs w:val="15"/>
               </w:rPr>
-              <w:t xml:space="preserve">B-549</w:t>
+              <w:t xml:space="preserve">B-562</w:t>
             </w:r>
           </w:p>
         </w:tc>
@@ -35924,7 +36587,7 @@
                 <w:sz w:val="15"/>
                 <w:szCs w:val="15"/>
               </w:rPr>
-              <w:t xml:space="preserve">B-550</w:t>
+              <w:t xml:space="preserve">B-563</w:t>
             </w:r>
           </w:p>
         </w:tc>
@@ -35975,7 +36638,7 @@
                 <w:sz w:val="15"/>
                 <w:szCs w:val="15"/>
               </w:rPr>
-              <w:t xml:space="preserve">B-551</w:t>
+              <w:t xml:space="preserve">B-564</w:t>
             </w:r>
           </w:p>
         </w:tc>
@@ -36026,7 +36689,7 @@
                 <w:sz w:val="15"/>
                 <w:szCs w:val="15"/>
               </w:rPr>
-              <w:t xml:space="preserve">B-552</w:t>
+              <w:t xml:space="preserve">B-565</w:t>
             </w:r>
           </w:p>
         </w:tc>
@@ -36077,7 +36740,7 @@
                 <w:sz w:val="15"/>
                 <w:szCs w:val="15"/>
               </w:rPr>
-              <w:t xml:space="preserve">B-553</w:t>
+              <w:t xml:space="preserve">B-566</w:t>
             </w:r>
           </w:p>
         </w:tc>
@@ -36226,7 +36889,7 @@
                 <w:sz w:val="15"/>
                 <w:szCs w:val="15"/>
               </w:rPr>
-              <w:t xml:space="preserve">B-554</w:t>
+              <w:t xml:space="preserve">B-567</w:t>
             </w:r>
           </w:p>
         </w:tc>
@@ -36277,7 +36940,7 @@
                 <w:sz w:val="15"/>
                 <w:szCs w:val="15"/>
               </w:rPr>
-              <w:t xml:space="preserve">B-555</w:t>
+              <w:t xml:space="preserve">B-568</w:t>
             </w:r>
           </w:p>
         </w:tc>
@@ -36328,7 +36991,7 @@
                 <w:sz w:val="15"/>
                 <w:szCs w:val="15"/>
               </w:rPr>
-              <w:t xml:space="preserve">B-556</w:t>
+              <w:t xml:space="preserve">B-569</w:t>
             </w:r>
           </w:p>
         </w:tc>
@@ -36379,7 +37042,7 @@
                 <w:sz w:val="15"/>
                 <w:szCs w:val="15"/>
               </w:rPr>
-              <w:t xml:space="preserve">B-557</w:t>
+              <w:t xml:space="preserve">B-570</w:t>
             </w:r>
           </w:p>
         </w:tc>
@@ -36430,7 +37093,7 @@
                 <w:sz w:val="15"/>
                 <w:szCs w:val="15"/>
               </w:rPr>
-              <w:t xml:space="preserve">B-558</w:t>
+              <w:t xml:space="preserve">B-571</w:t>
             </w:r>
           </w:p>
         </w:tc>
@@ -36481,7 +37144,7 @@
                 <w:sz w:val="15"/>
                 <w:szCs w:val="15"/>
               </w:rPr>
-              <w:t xml:space="preserve">B-559</w:t>
+              <w:t xml:space="preserve">B-572</w:t>
             </w:r>
           </w:p>
         </w:tc>
@@ -36532,7 +37195,7 @@
                 <w:sz w:val="15"/>
                 <w:szCs w:val="15"/>
               </w:rPr>
-              <w:t xml:space="preserve">B-560</w:t>
+              <w:t xml:space="preserve">B-573</w:t>
             </w:r>
           </w:p>
         </w:tc>
@@ -36681,7 +37344,7 @@
                 <w:sz w:val="15"/>
                 <w:szCs w:val="15"/>
               </w:rPr>
-              <w:t xml:space="preserve">B-561</w:t>
+              <w:t xml:space="preserve">B-574</w:t>
             </w:r>
           </w:p>
         </w:tc>
@@ -36732,7 +37395,7 @@
                 <w:sz w:val="15"/>
                 <w:szCs w:val="15"/>
               </w:rPr>
-              <w:t xml:space="preserve">B-562</w:t>
+              <w:t xml:space="preserve">B-575</w:t>
             </w:r>
           </w:p>
         </w:tc>
@@ -36783,7 +37446,7 @@
                 <w:sz w:val="15"/>
                 <w:szCs w:val="15"/>
               </w:rPr>
-              <w:t xml:space="preserve">B-563</w:t>
+              <w:t xml:space="preserve">B-576</w:t>
             </w:r>
           </w:p>
         </w:tc>
@@ -36834,7 +37497,7 @@
                 <w:sz w:val="15"/>
                 <w:szCs w:val="15"/>
               </w:rPr>
-              <w:t xml:space="preserve">B-564</w:t>
+              <w:t xml:space="preserve">B-577</w:t>
             </w:r>
           </w:p>
         </w:tc>
@@ -36885,7 +37548,7 @@
                 <w:sz w:val="15"/>
                 <w:szCs w:val="15"/>
               </w:rPr>
-              <w:t xml:space="preserve">B-565</w:t>
+              <w:t xml:space="preserve">B-578</w:t>
             </w:r>
           </w:p>
         </w:tc>
@@ -36936,7 +37599,7 @@
                 <w:sz w:val="15"/>
                 <w:szCs w:val="15"/>
               </w:rPr>
-              <w:t xml:space="preserve">B-566</w:t>
+              <w:t xml:space="preserve">B-579</w:t>
             </w:r>
           </w:p>
         </w:tc>
@@ -36987,7 +37650,7 @@
                 <w:sz w:val="15"/>
                 <w:szCs w:val="15"/>
               </w:rPr>
-              <w:t xml:space="preserve">B-567</w:t>
+              <w:t xml:space="preserve">B-580</w:t>
             </w:r>
           </w:p>
         </w:tc>
@@ -37038,7 +37701,7 @@
                 <w:sz w:val="15"/>
                 <w:szCs w:val="15"/>
               </w:rPr>
-              <w:t xml:space="preserve">B-568</w:t>
+              <w:t xml:space="preserve">B-581</w:t>
             </w:r>
           </w:p>
         </w:tc>
@@ -37187,7 +37850,7 @@
                 <w:sz w:val="15"/>
                 <w:szCs w:val="15"/>
               </w:rPr>
-              <w:t xml:space="preserve">B-569</w:t>
+              <w:t xml:space="preserve">B-582</w:t>
             </w:r>
           </w:p>
         </w:tc>
@@ -37238,7 +37901,7 @@
                 <w:sz w:val="15"/>
                 <w:szCs w:val="15"/>
               </w:rPr>
-              <w:t xml:space="preserve">B-570</w:t>
+              <w:t xml:space="preserve">B-583</w:t>
             </w:r>
           </w:p>
         </w:tc>
@@ -37289,7 +37952,7 @@
                 <w:sz w:val="15"/>
                 <w:szCs w:val="15"/>
               </w:rPr>
-              <w:t xml:space="preserve">B-571</w:t>
+              <w:t xml:space="preserve">B-584</w:t>
             </w:r>
           </w:p>
         </w:tc>
@@ -37340,7 +38003,7 @@
                 <w:sz w:val="15"/>
                 <w:szCs w:val="15"/>
               </w:rPr>
-              <w:t xml:space="preserve">B-572</w:t>
+              <w:t xml:space="preserve">B-585</w:t>
             </w:r>
           </w:p>
         </w:tc>
@@ -37391,7 +38054,7 @@
                 <w:sz w:val="15"/>
                 <w:szCs w:val="15"/>
               </w:rPr>
-              <w:t xml:space="preserve">B-573</w:t>
+              <w:t xml:space="preserve">B-586</w:t>
             </w:r>
           </w:p>
         </w:tc>
@@ -37540,7 +38203,7 @@
                 <w:sz w:val="15"/>
                 <w:szCs w:val="15"/>
               </w:rPr>
-              <w:t xml:space="preserve">B-574</w:t>
+              <w:t xml:space="preserve">B-587</w:t>
             </w:r>
           </w:p>
         </w:tc>
@@ -37591,7 +38254,7 @@
                 <w:sz w:val="15"/>
                 <w:szCs w:val="15"/>
               </w:rPr>
-              <w:t xml:space="preserve">B-575</w:t>
+              <w:t xml:space="preserve">B-588</w:t>
             </w:r>
           </w:p>
         </w:tc>
@@ -37642,7 +38305,7 @@
                 <w:sz w:val="15"/>
                 <w:szCs w:val="15"/>
               </w:rPr>
-              <w:t xml:space="preserve">B-576</w:t>
+              <w:t xml:space="preserve">B-589</w:t>
             </w:r>
           </w:p>
         </w:tc>
@@ -37693,7 +38356,7 @@
                 <w:sz w:val="15"/>
                 <w:szCs w:val="15"/>
               </w:rPr>
-              <w:t xml:space="preserve">B-577</w:t>
+              <w:t xml:space="preserve">B-590</w:t>
             </w:r>
           </w:p>
         </w:tc>
@@ -37842,7 +38505,7 @@
                 <w:sz w:val="15"/>
                 <w:szCs w:val="15"/>
               </w:rPr>
-              <w:t xml:space="preserve">B-578</w:t>
+              <w:t xml:space="preserve">B-591</w:t>
             </w:r>
           </w:p>
         </w:tc>
@@ -37893,7 +38556,7 @@
                 <w:sz w:val="15"/>
                 <w:szCs w:val="15"/>
               </w:rPr>
-              <w:t xml:space="preserve">B-579</w:t>
+              <w:t xml:space="preserve">B-592</w:t>
             </w:r>
           </w:p>
         </w:tc>
@@ -37944,7 +38607,7 @@
                 <w:sz w:val="15"/>
                 <w:szCs w:val="15"/>
               </w:rPr>
-              <w:t xml:space="preserve">B-580</w:t>
+              <w:t xml:space="preserve">B-593</w:t>
             </w:r>
           </w:p>
         </w:tc>
@@ -37995,7 +38658,7 @@
                 <w:sz w:val="15"/>
                 <w:szCs w:val="15"/>
               </w:rPr>
-              <w:t xml:space="preserve">B-581</w:t>
+              <w:t xml:space="preserve">B-594</w:t>
             </w:r>
           </w:p>
         </w:tc>
@@ -38046,7 +38709,7 @@
                 <w:sz w:val="15"/>
                 <w:szCs w:val="15"/>
               </w:rPr>
-              <w:t xml:space="preserve">B-582</w:t>
+              <w:t xml:space="preserve">B-595</w:t>
             </w:r>
           </w:p>
         </w:tc>
@@ -38097,7 +38760,7 @@
                 <w:sz w:val="15"/>
                 <w:szCs w:val="15"/>
               </w:rPr>
-              <w:t xml:space="preserve">B-583</w:t>
+              <w:t xml:space="preserve">B-596</w:t>
             </w:r>
           </w:p>
         </w:tc>
@@ -38246,7 +38909,7 @@
                 <w:sz w:val="15"/>
                 <w:szCs w:val="15"/>
               </w:rPr>
-              <w:t xml:space="preserve">B-584</w:t>
+              <w:t xml:space="preserve">B-597</w:t>
             </w:r>
           </w:p>
         </w:tc>
@@ -38297,7 +38960,7 @@
                 <w:sz w:val="15"/>
                 <w:szCs w:val="15"/>
               </w:rPr>
-              <w:t xml:space="preserve">B-585</w:t>
+              <w:t xml:space="preserve">B-598</w:t>
             </w:r>
           </w:p>
         </w:tc>
@@ -38348,7 +39011,7 @@
                 <w:sz w:val="15"/>
                 <w:szCs w:val="15"/>
               </w:rPr>
-              <w:t xml:space="preserve">B-586</w:t>
+              <w:t xml:space="preserve">B-599</w:t>
             </w:r>
           </w:p>
         </w:tc>
@@ -38497,7 +39160,7 @@
                 <w:sz w:val="15"/>
                 <w:szCs w:val="15"/>
               </w:rPr>
-              <w:t xml:space="preserve">B-587</w:t>
+              <w:t xml:space="preserve">B-600</w:t>
             </w:r>
           </w:p>
         </w:tc>
@@ -38548,7 +39211,7 @@
                 <w:sz w:val="15"/>
                 <w:szCs w:val="15"/>
               </w:rPr>
-              <w:t xml:space="preserve">B-588</w:t>
+              <w:t xml:space="preserve">B-601</w:t>
             </w:r>
           </w:p>
         </w:tc>
@@ -38599,7 +39262,7 @@
                 <w:sz w:val="15"/>
                 <w:szCs w:val="15"/>
               </w:rPr>
-              <w:t xml:space="preserve">B-589</w:t>
+              <w:t xml:space="preserve">B-602</w:t>
             </w:r>
           </w:p>
         </w:tc>
@@ -38650,7 +39313,7 @@
                 <w:sz w:val="15"/>
                 <w:szCs w:val="15"/>
               </w:rPr>
-              <w:t xml:space="preserve">B-590</w:t>
+              <w:t xml:space="preserve">B-603</w:t>
             </w:r>
           </w:p>
         </w:tc>
@@ -38701,7 +39364,7 @@
                 <w:sz w:val="15"/>
                 <w:szCs w:val="15"/>
               </w:rPr>
-              <w:t xml:space="preserve">B-591</w:t>
+              <w:t xml:space="preserve">B-604</w:t>
             </w:r>
           </w:p>
         </w:tc>
@@ -38752,7 +39415,7 @@
                 <w:sz w:val="15"/>
                 <w:szCs w:val="15"/>
               </w:rPr>
-              <w:t xml:space="preserve">B-592</w:t>
+              <w:t xml:space="preserve">B-605</w:t>
             </w:r>
           </w:p>
         </w:tc>
@@ -38803,7 +39466,7 @@
                 <w:sz w:val="15"/>
                 <w:szCs w:val="15"/>
               </w:rPr>
-              <w:t xml:space="preserve">B-593</w:t>
+              <w:t xml:space="preserve">B-606</w:t>
             </w:r>
           </w:p>
         </w:tc>
@@ -38854,7 +39517,7 @@
                 <w:sz w:val="15"/>
                 <w:szCs w:val="15"/>
               </w:rPr>
-              <w:t xml:space="preserve">B-594</w:t>
+              <w:t xml:space="preserve">B-607</w:t>
             </w:r>
           </w:p>
         </w:tc>
@@ -38905,7 +39568,7 @@
                 <w:sz w:val="15"/>
                 <w:szCs w:val="15"/>
               </w:rPr>
-              <w:t xml:space="preserve">B-595</w:t>
+              <w:t xml:space="preserve">B-608</w:t>
             </w:r>
           </w:p>
         </w:tc>
@@ -38956,7 +39619,7 @@
                 <w:sz w:val="15"/>
                 <w:szCs w:val="15"/>
               </w:rPr>
-              <w:t xml:space="preserve">B-596</w:t>
+              <w:t xml:space="preserve">B-609</w:t>
             </w:r>
           </w:p>
         </w:tc>
@@ -39007,7 +39670,7 @@
                 <w:sz w:val="15"/>
                 <w:szCs w:val="15"/>
               </w:rPr>
-              <w:t xml:space="preserve">B-597</w:t>
+              <w:t xml:space="preserve">B-610</w:t>
             </w:r>
           </w:p>
         </w:tc>
@@ -39058,7 +39721,7 @@
                 <w:sz w:val="15"/>
                 <w:szCs w:val="15"/>
               </w:rPr>
-              <w:t xml:space="preserve">B-598</w:t>
+              <w:t xml:space="preserve">B-611</w:t>
             </w:r>
           </w:p>
         </w:tc>
@@ -39109,7 +39772,7 @@
                 <w:sz w:val="15"/>
                 <w:szCs w:val="15"/>
               </w:rPr>
-              <w:t xml:space="preserve">B-599</w:t>
+              <w:t xml:space="preserve">B-612</w:t>
             </w:r>
           </w:p>
         </w:tc>
@@ -39160,7 +39823,7 @@
                 <w:sz w:val="15"/>
                 <w:szCs w:val="15"/>
               </w:rPr>
-              <w:t xml:space="preserve">B-600</w:t>
+              <w:t xml:space="preserve">B-613</w:t>
             </w:r>
           </w:p>
         </w:tc>
@@ -39211,7 +39874,7 @@
                 <w:sz w:val="15"/>
                 <w:szCs w:val="15"/>
               </w:rPr>
-              <w:t xml:space="preserve">B-601</w:t>
+              <w:t xml:space="preserve">B-614</w:t>
             </w:r>
           </w:p>
         </w:tc>
@@ -39262,7 +39925,7 @@
                 <w:sz w:val="15"/>
                 <w:szCs w:val="15"/>
               </w:rPr>
-              <w:t xml:space="preserve">B-602</w:t>
+              <w:t xml:space="preserve">B-615</w:t>
             </w:r>
           </w:p>
         </w:tc>
@@ -39313,7 +39976,7 @@
                 <w:sz w:val="15"/>
                 <w:szCs w:val="15"/>
               </w:rPr>
-              <w:t xml:space="preserve">B-603</w:t>
+              <w:t xml:space="preserve">B-616</w:t>
             </w:r>
           </w:p>
         </w:tc>
@@ -39364,7 +40027,7 @@
                 <w:sz w:val="15"/>
                 <w:szCs w:val="15"/>
               </w:rPr>
-              <w:t xml:space="preserve">B-604</w:t>
+              <w:t xml:space="preserve">B-617</w:t>
             </w:r>
           </w:p>
         </w:tc>
@@ -39415,7 +40078,7 @@
                 <w:sz w:val="15"/>
                 <w:szCs w:val="15"/>
               </w:rPr>
-              <w:t xml:space="preserve">B-605</w:t>
+              <w:t xml:space="preserve">B-618</w:t>
             </w:r>
           </w:p>
         </w:tc>
@@ -39466,7 +40129,7 @@
                 <w:sz w:val="15"/>
                 <w:szCs w:val="15"/>
               </w:rPr>
-              <w:t xml:space="preserve">B-606</w:t>
+              <w:t xml:space="preserve">B-619</w:t>
             </w:r>
           </w:p>
         </w:tc>
@@ -39517,7 +40180,7 @@
                 <w:sz w:val="15"/>
                 <w:szCs w:val="15"/>
               </w:rPr>
-              <w:t xml:space="preserve">B-607</w:t>
+              <w:t xml:space="preserve">B-620</w:t>
             </w:r>
           </w:p>
         </w:tc>
@@ -39568,7 +40231,7 @@
                 <w:sz w:val="15"/>
                 <w:szCs w:val="15"/>
               </w:rPr>
-              <w:t xml:space="preserve">B-608</w:t>
+              <w:t xml:space="preserve">B-621</w:t>
             </w:r>
           </w:p>
         </w:tc>
@@ -39717,7 +40380,7 @@
                 <w:sz w:val="15"/>
                 <w:szCs w:val="15"/>
               </w:rPr>
-              <w:t xml:space="preserve">B-609</w:t>
+              <w:t xml:space="preserve">B-622</w:t>
             </w:r>
           </w:p>
         </w:tc>
@@ -39768,7 +40431,7 @@
                 <w:sz w:val="15"/>
                 <w:szCs w:val="15"/>
               </w:rPr>
-              <w:t xml:space="preserve">B-610</w:t>
+              <w:t xml:space="preserve">B-623</w:t>
             </w:r>
           </w:p>
         </w:tc>
@@ -39819,7 +40482,7 @@
                 <w:sz w:val="15"/>
                 <w:szCs w:val="15"/>
               </w:rPr>
-              <w:t xml:space="preserve">B-611</w:t>
+              <w:t xml:space="preserve">B-624</w:t>
             </w:r>
           </w:p>
         </w:tc>
@@ -39870,7 +40533,7 @@
                 <w:sz w:val="15"/>
                 <w:szCs w:val="15"/>
               </w:rPr>
-              <w:t xml:space="preserve">B-612</w:t>
+              <w:t xml:space="preserve">B-625</w:t>
             </w:r>
           </w:p>
         </w:tc>
@@ -39921,7 +40584,7 @@
                 <w:sz w:val="15"/>
                 <w:szCs w:val="15"/>
               </w:rPr>
-              <w:t xml:space="preserve">B-613</w:t>
+              <w:t xml:space="preserve">B-626</w:t>
             </w:r>
           </w:p>
         </w:tc>
@@ -40070,7 +40733,7 @@
                 <w:sz w:val="15"/>
                 <w:szCs w:val="15"/>
               </w:rPr>
-              <w:t xml:space="preserve">B-614</w:t>
+              <w:t xml:space="preserve">B-627</w:t>
             </w:r>
           </w:p>
         </w:tc>
@@ -40121,7 +40784,7 @@
                 <w:sz w:val="15"/>
                 <w:szCs w:val="15"/>
               </w:rPr>
-              <w:t xml:space="preserve">B-615</w:t>
+              <w:t xml:space="preserve">B-628</w:t>
             </w:r>
           </w:p>
         </w:tc>
@@ -40172,7 +40835,7 @@
                 <w:sz w:val="15"/>
                 <w:szCs w:val="15"/>
               </w:rPr>
-              <w:t xml:space="preserve">B-616</w:t>
+              <w:t xml:space="preserve">B-629</w:t>
             </w:r>
           </w:p>
         </w:tc>
@@ -40223,7 +40886,7 @@
                 <w:sz w:val="15"/>
                 <w:szCs w:val="15"/>
               </w:rPr>
-              <w:t xml:space="preserve">B-617</w:t>
+              <w:t xml:space="preserve">B-630</w:t>
             </w:r>
           </w:p>
         </w:tc>
@@ -40274,7 +40937,7 @@
                 <w:sz w:val="15"/>
                 <w:szCs w:val="15"/>
               </w:rPr>
-              <w:t xml:space="preserve">B-618</w:t>
+              <w:t xml:space="preserve">B-631</w:t>
             </w:r>
           </w:p>
         </w:tc>
@@ -40325,7 +40988,7 @@
                 <w:sz w:val="15"/>
                 <w:szCs w:val="15"/>
               </w:rPr>
-              <w:t xml:space="preserve">B-619</w:t>
+              <w:t xml:space="preserve">B-632</w:t>
             </w:r>
           </w:p>
         </w:tc>
@@ -40376,7 +41039,7 @@
                 <w:sz w:val="15"/>
                 <w:szCs w:val="15"/>
               </w:rPr>
-              <w:t xml:space="preserve">B-620</w:t>
+              <w:t xml:space="preserve">B-633</w:t>
             </w:r>
           </w:p>
         </w:tc>
@@ -40427,7 +41090,7 @@
                 <w:sz w:val="15"/>
                 <w:szCs w:val="15"/>
               </w:rPr>
-              <w:t xml:space="preserve">B-621</w:t>
+              <w:t xml:space="preserve">B-634</w:t>
             </w:r>
           </w:p>
         </w:tc>
@@ -40476,7 +41139,7 @@
         <w:spacing w:after="120" w:before="260"/>
       </w:pPr>
       <w:r>
-        <w:t xml:space="preserve">Beschriftungen in den Zeichnungen  (36)</w:t>
+        <w:t xml:space="preserve">Beschriftungen in den Zeichnungen  (35)</w:t>
       </w:r>
     </w:p>
     <w:tbl>
@@ -40576,58 +41239,7 @@
                 <w:sz w:val="15"/>
                 <w:szCs w:val="15"/>
               </w:rPr>
-              <w:t xml:space="preserve">B-622</w:t>
-            </w:r>
-          </w:p>
-        </w:tc>
-        <w:tc>
-          <w:tcPr>
-            <w:tcW w:type="dxa" w:w="7880"/>
-            <w:tcMar>
-              <w:top w:type="dxa" w:w="60"/>
-              <w:left w:type="dxa" w:w="90"/>
-              <w:bottom w:type="dxa" w:w="60"/>
-              <w:right w:type="dxa" w:w="90"/>
-            </w:tcMar>
-          </w:tcPr>
-          <w:p>
-            <w:pPr>
-              <w:spacing w:after="0" w:before="0"/>
-            </w:pPr>
-            <w:r>
-              <w:rPr>
-                <w:rFonts w:ascii="Calibri" w:cs="Calibri" w:eastAsia="Calibri" w:hAnsi="Calibri"/>
-                <w:sz w:val="21"/>
-                <w:szCs w:val="21"/>
-              </w:rPr>
-              <w:t xml:space="preserve">"blättern"</w:t>
-            </w:r>
-          </w:p>
-        </w:tc>
-      </w:tr>
-      <w:tr>
-        <w:tc>
-          <w:tcPr>
-            <w:tcW w:type="dxa" w:w="1120"/>
-            <w:tcMar>
-              <w:top w:type="dxa" w:w="60"/>
-              <w:left w:type="dxa" w:w="90"/>
-              <w:bottom w:type="dxa" w:w="60"/>
-              <w:right w:type="dxa" w:w="90"/>
-            </w:tcMar>
-          </w:tcPr>
-          <w:p>
-            <w:pPr>
-              <w:spacing w:after="0"/>
-            </w:pPr>
-            <w:r>
-              <w:rPr>
-                <w:rFonts w:ascii="Consolas" w:cs="Consolas" w:eastAsia="Consolas" w:hAnsi="Consolas"/>
-                <w:color w:val="9A958B"/>
-                <w:sz w:val="15"/>
-                <w:szCs w:val="15"/>
-              </w:rPr>
-              <w:t xml:space="preserve">B-623</w:t>
+              <w:t xml:space="preserve">B-635</w:t>
             </w:r>
           </w:p>
         </w:tc>
@@ -40678,7 +41290,7 @@
                 <w:sz w:val="15"/>
                 <w:szCs w:val="15"/>
               </w:rPr>
-              <w:t xml:space="preserve">B-624</w:t>
+              <w:t xml:space="preserve">B-636</w:t>
             </w:r>
           </w:p>
         </w:tc>
@@ -40729,7 +41341,7 @@
                 <w:sz w:val="15"/>
                 <w:szCs w:val="15"/>
               </w:rPr>
-              <w:t xml:space="preserve">B-625</w:t>
+              <w:t xml:space="preserve">B-637</w:t>
             </w:r>
           </w:p>
         </w:tc>
@@ -40780,7 +41392,7 @@
                 <w:sz w:val="15"/>
                 <w:szCs w:val="15"/>
               </w:rPr>
-              <w:t xml:space="preserve">B-626</w:t>
+              <w:t xml:space="preserve">B-638</w:t>
             </w:r>
           </w:p>
         </w:tc>
@@ -40831,7 +41443,7 @@
                 <w:sz w:val="15"/>
                 <w:szCs w:val="15"/>
               </w:rPr>
-              <w:t xml:space="preserve">B-627</w:t>
+              <w:t xml:space="preserve">B-639</w:t>
             </w:r>
           </w:p>
         </w:tc>
@@ -40882,7 +41494,7 @@
                 <w:sz w:val="15"/>
                 <w:szCs w:val="15"/>
               </w:rPr>
-              <w:t xml:space="preserve">B-628</w:t>
+              <w:t xml:space="preserve">B-640</w:t>
             </w:r>
           </w:p>
         </w:tc>
@@ -40933,7 +41545,7 @@
                 <w:sz w:val="15"/>
                 <w:szCs w:val="15"/>
               </w:rPr>
-              <w:t xml:space="preserve">B-629</w:t>
+              <w:t xml:space="preserve">B-641</w:t>
             </w:r>
           </w:p>
         </w:tc>
@@ -40984,7 +41596,7 @@
                 <w:sz w:val="15"/>
                 <w:szCs w:val="15"/>
               </w:rPr>
-              <w:t xml:space="preserve">B-630</w:t>
+              <w:t xml:space="preserve">B-642</w:t>
             </w:r>
           </w:p>
         </w:tc>
@@ -41035,7 +41647,7 @@
                 <w:sz w:val="15"/>
                 <w:szCs w:val="15"/>
               </w:rPr>
-              <w:t xml:space="preserve">B-631</w:t>
+              <w:t xml:space="preserve">B-643</w:t>
             </w:r>
           </w:p>
         </w:tc>
@@ -41086,7 +41698,7 @@
                 <w:sz w:val="15"/>
                 <w:szCs w:val="15"/>
               </w:rPr>
-              <w:t xml:space="preserve">B-632</w:t>
+              <w:t xml:space="preserve">B-644</w:t>
             </w:r>
           </w:p>
         </w:tc>
@@ -41137,7 +41749,7 @@
                 <w:sz w:val="15"/>
                 <w:szCs w:val="15"/>
               </w:rPr>
-              <w:t xml:space="preserve">B-633</w:t>
+              <w:t xml:space="preserve">B-645</w:t>
             </w:r>
           </w:p>
         </w:tc>
@@ -41188,7 +41800,7 @@
                 <w:sz w:val="15"/>
                 <w:szCs w:val="15"/>
               </w:rPr>
-              <w:t xml:space="preserve">B-634</w:t>
+              <w:t xml:space="preserve">B-646</w:t>
             </w:r>
           </w:p>
         </w:tc>
@@ -41239,7 +41851,7 @@
                 <w:sz w:val="15"/>
                 <w:szCs w:val="15"/>
               </w:rPr>
-              <w:t xml:space="preserve">B-635</w:t>
+              <w:t xml:space="preserve">B-647</w:t>
             </w:r>
           </w:p>
         </w:tc>
@@ -41290,7 +41902,7 @@
                 <w:sz w:val="15"/>
                 <w:szCs w:val="15"/>
               </w:rPr>
-              <w:t xml:space="preserve">B-636</w:t>
+              <w:t xml:space="preserve">B-648</w:t>
             </w:r>
           </w:p>
         </w:tc>
@@ -41341,7 +41953,7 @@
                 <w:sz w:val="15"/>
                 <w:szCs w:val="15"/>
               </w:rPr>
-              <w:t xml:space="preserve">B-637</w:t>
+              <w:t xml:space="preserve">B-649</w:t>
             </w:r>
           </w:p>
         </w:tc>
@@ -41392,7 +42004,7 @@
                 <w:sz w:val="15"/>
                 <w:szCs w:val="15"/>
               </w:rPr>
-              <w:t xml:space="preserve">B-638</w:t>
+              <w:t xml:space="preserve">B-650</w:t>
             </w:r>
           </w:p>
         </w:tc>
@@ -41443,7 +42055,7 @@
                 <w:sz w:val="15"/>
                 <w:szCs w:val="15"/>
               </w:rPr>
-              <w:t xml:space="preserve">B-639</w:t>
+              <w:t xml:space="preserve">B-651</w:t>
             </w:r>
           </w:p>
         </w:tc>
@@ -41494,7 +42106,7 @@
                 <w:sz w:val="15"/>
                 <w:szCs w:val="15"/>
               </w:rPr>
-              <w:t xml:space="preserve">B-640</w:t>
+              <w:t xml:space="preserve">B-652</w:t>
             </w:r>
           </w:p>
         </w:tc>
@@ -41545,7 +42157,7 @@
                 <w:sz w:val="15"/>
                 <w:szCs w:val="15"/>
               </w:rPr>
-              <w:t xml:space="preserve">B-641</w:t>
+              <w:t xml:space="preserve">B-653</w:t>
             </w:r>
           </w:p>
         </w:tc>
@@ -41596,7 +42208,7 @@
                 <w:sz w:val="15"/>
                 <w:szCs w:val="15"/>
               </w:rPr>
-              <w:t xml:space="preserve">B-642</w:t>
+              <w:t xml:space="preserve">B-654</w:t>
             </w:r>
           </w:p>
         </w:tc>
@@ -41647,7 +42259,7 @@
                 <w:sz w:val="15"/>
                 <w:szCs w:val="15"/>
               </w:rPr>
-              <w:t xml:space="preserve">B-643</w:t>
+              <w:t xml:space="preserve">B-655</w:t>
             </w:r>
           </w:p>
         </w:tc>
@@ -41698,7 +42310,7 @@
                 <w:sz w:val="15"/>
                 <w:szCs w:val="15"/>
               </w:rPr>
-              <w:t xml:space="preserve">B-644</w:t>
+              <w:t xml:space="preserve">B-656</w:t>
             </w:r>
           </w:p>
         </w:tc>
@@ -41749,7 +42361,7 @@
                 <w:sz w:val="15"/>
                 <w:szCs w:val="15"/>
               </w:rPr>
-              <w:t xml:space="preserve">B-645</w:t>
+              <w:t xml:space="preserve">B-657</w:t>
             </w:r>
           </w:p>
         </w:tc>
@@ -41800,7 +42412,7 @@
                 <w:sz w:val="15"/>
                 <w:szCs w:val="15"/>
               </w:rPr>
-              <w:t xml:space="preserve">B-646</w:t>
+              <w:t xml:space="preserve">B-658</w:t>
             </w:r>
           </w:p>
         </w:tc>
@@ -41851,7 +42463,7 @@
                 <w:sz w:val="15"/>
                 <w:szCs w:val="15"/>
               </w:rPr>
-              <w:t xml:space="preserve">B-647</w:t>
+              <w:t xml:space="preserve">B-659</w:t>
             </w:r>
           </w:p>
         </w:tc>
@@ -41902,7 +42514,7 @@
                 <w:sz w:val="15"/>
                 <w:szCs w:val="15"/>
               </w:rPr>
-              <w:t xml:space="preserve">B-648</w:t>
+              <w:t xml:space="preserve">B-660</w:t>
             </w:r>
           </w:p>
         </w:tc>
@@ -41953,7 +42565,7 @@
                 <w:sz w:val="15"/>
                 <w:szCs w:val="15"/>
               </w:rPr>
-              <w:t xml:space="preserve">B-649</w:t>
+              <w:t xml:space="preserve">B-661</w:t>
             </w:r>
           </w:p>
         </w:tc>
@@ -42004,7 +42616,7 @@
                 <w:sz w:val="15"/>
                 <w:szCs w:val="15"/>
               </w:rPr>
-              <w:t xml:space="preserve">B-650</w:t>
+              <w:t xml:space="preserve">B-662</w:t>
             </w:r>
           </w:p>
         </w:tc>
@@ -42055,7 +42667,7 @@
                 <w:sz w:val="15"/>
                 <w:szCs w:val="15"/>
               </w:rPr>
-              <w:t xml:space="preserve">B-651</w:t>
+              <w:t xml:space="preserve">B-663</w:t>
             </w:r>
           </w:p>
         </w:tc>
@@ -42106,7 +42718,7 @@
                 <w:sz w:val="15"/>
                 <w:szCs w:val="15"/>
               </w:rPr>
-              <w:t xml:space="preserve">B-652</w:t>
+              <w:t xml:space="preserve">B-664</w:t>
             </w:r>
           </w:p>
         </w:tc>
@@ -42157,7 +42769,7 @@
                 <w:sz w:val="15"/>
                 <w:szCs w:val="15"/>
               </w:rPr>
-              <w:t xml:space="preserve">B-653</w:t>
+              <w:t xml:space="preserve">B-665</w:t>
             </w:r>
           </w:p>
         </w:tc>
@@ -42208,7 +42820,7 @@
                 <w:sz w:val="15"/>
                 <w:szCs w:val="15"/>
               </w:rPr>
-              <w:t xml:space="preserve">B-654</w:t>
+              <w:t xml:space="preserve">B-666</w:t>
             </w:r>
           </w:p>
         </w:tc>
@@ -42259,7 +42871,7 @@
                 <w:sz w:val="15"/>
                 <w:szCs w:val="15"/>
               </w:rPr>
-              <w:t xml:space="preserve">B-655</w:t>
+              <w:t xml:space="preserve">B-667</w:t>
             </w:r>
           </w:p>
         </w:tc>
@@ -42310,7 +42922,7 @@
                 <w:sz w:val="15"/>
                 <w:szCs w:val="15"/>
               </w:rPr>
-              <w:t xml:space="preserve">B-656</w:t>
+              <w:t xml:space="preserve">B-668</w:t>
             </w:r>
           </w:p>
         </w:tc>
@@ -42361,7 +42973,7 @@
                 <w:sz w:val="15"/>
                 <w:szCs w:val="15"/>
               </w:rPr>
-              <w:t xml:space="preserve">B-657</w:t>
+              <w:t xml:space="preserve">B-669</w:t>
             </w:r>
           </w:p>
         </w:tc>
@@ -42510,7 +43122,7 @@
                 <w:sz w:val="15"/>
                 <w:szCs w:val="15"/>
               </w:rPr>
-              <w:t xml:space="preserve">B-658</w:t>
+              <w:t xml:space="preserve">B-670</w:t>
             </w:r>
           </w:p>
         </w:tc>
@@ -42659,58 +43271,7 @@
                 <w:sz w:val="15"/>
                 <w:szCs w:val="15"/>
               </w:rPr>
-              <w:t xml:space="preserve">B-659</w:t>
-            </w:r>
-          </w:p>
-        </w:tc>
-        <w:tc>
-          <w:tcPr>
-            <w:tcW w:type="dxa" w:w="7880"/>
-            <w:tcMar>
-              <w:top w:type="dxa" w:w="60"/>
-              <w:left w:type="dxa" w:w="90"/>
-              <w:bottom w:type="dxa" w:w="60"/>
-              <w:right w:type="dxa" w:w="90"/>
-            </w:tcMar>
-          </w:tcPr>
-          <w:p>
-            <w:pPr>
-              <w:spacing w:after="0" w:before="0"/>
-            </w:pPr>
-            <w:r>
-              <w:rPr>
-                <w:rFonts w:ascii="Calibri" w:cs="Calibri" w:eastAsia="Calibri" w:hAnsi="Calibri"/>
-                <w:sz w:val="21"/>
-                <w:szCs w:val="21"/>
-              </w:rPr>
-              <w:t xml:space="preserve">Abbrechen, leer starten (die bisherigen Daten bleiben als Sicherung auf dem Gerät)</w:t>
-            </w:r>
-          </w:p>
-        </w:tc>
-      </w:tr>
-      <w:tr>
-        <w:tc>
-          <w:tcPr>
-            <w:tcW w:type="dxa" w:w="1120"/>
-            <w:tcMar>
-              <w:top w:type="dxa" w:w="60"/>
-              <w:left w:type="dxa" w:w="90"/>
-              <w:bottom w:type="dxa" w:w="60"/>
-              <w:right w:type="dxa" w:w="90"/>
-            </w:tcMar>
-          </w:tcPr>
-          <w:p>
-            <w:pPr>
-              <w:spacing w:after="0"/>
-            </w:pPr>
-            <w:r>
-              <w:rPr>
-                <w:rFonts w:ascii="Consolas" w:cs="Consolas" w:eastAsia="Consolas" w:hAnsi="Consolas"/>
-                <w:color w:val="9A958B"/>
-                <w:sz w:val="15"/>
-                <w:szCs w:val="15"/>
-              </w:rPr>
-              <w:t xml:space="preserve">B-660</w:t>
+              <w:t xml:space="preserve">B-671</w:t>
             </w:r>
           </w:p>
         </w:tc>
@@ -42761,7 +43322,7 @@
                 <w:sz w:val="15"/>
                 <w:szCs w:val="15"/>
               </w:rPr>
-              <w:t xml:space="preserve">B-661</w:t>
+              <w:t xml:space="preserve">B-672</w:t>
             </w:r>
           </w:p>
         </w:tc>
@@ -42812,7 +43373,58 @@
                 <w:sz w:val="15"/>
                 <w:szCs w:val="15"/>
               </w:rPr>
-              <w:t xml:space="preserve">B-662</w:t>
+              <w:t xml:space="preserve">B-673</w:t>
+            </w:r>
+          </w:p>
+        </w:tc>
+        <w:tc>
+          <w:tcPr>
+            <w:tcW w:type="dxa" w:w="7880"/>
+            <w:tcMar>
+              <w:top w:type="dxa" w:w="60"/>
+              <w:left w:type="dxa" w:w="90"/>
+              <w:bottom w:type="dxa" w:w="60"/>
+              <w:right w:type="dxa" w:w="90"/>
+            </w:tcMar>
+          </w:tcPr>
+          <w:p>
+            <w:pPr>
+              <w:spacing w:after="0" w:before="0"/>
+            </w:pPr>
+            <w:r>
+              <w:rPr>
+                <w:rFonts w:ascii="Calibri" w:cs="Calibri" w:eastAsia="Calibri" w:hAnsi="Calibri"/>
+                <w:sz w:val="21"/>
+                <w:szCs w:val="21"/>
+              </w:rPr>
+              <w:t xml:space="preserve">In dieses Konto übernehmen</w:t>
+            </w:r>
+          </w:p>
+        </w:tc>
+      </w:tr>
+      <w:tr>
+        <w:tc>
+          <w:tcPr>
+            <w:tcW w:type="dxa" w:w="1120"/>
+            <w:tcMar>
+              <w:top w:type="dxa" w:w="60"/>
+              <w:left w:type="dxa" w:w="90"/>
+              <w:bottom w:type="dxa" w:w="60"/>
+              <w:right w:type="dxa" w:w="90"/>
+            </w:tcMar>
+          </w:tcPr>
+          <w:p>
+            <w:pPr>
+              <w:spacing w:after="0"/>
+            </w:pPr>
+            <w:r>
+              <w:rPr>
+                <w:rFonts w:ascii="Consolas" w:cs="Consolas" w:eastAsia="Consolas" w:hAnsi="Consolas"/>
+                <w:color w:val="9A958B"/>
+                <w:sz w:val="15"/>
+                <w:szCs w:val="15"/>
+              </w:rPr>
+              <w:t xml:space="preserve">B-674</w:t>
             </w:r>
           </w:p>
         </w:tc>
@@ -42863,31 +43475,31 @@
                 <w:sz w:val="15"/>
                 <w:szCs w:val="15"/>
               </w:rPr>
-              <w:t xml:space="preserve">B-663</w:t>
-            </w:r>
-          </w:p>
-        </w:tc>
-        <w:tc>
-          <w:tcPr>
-            <w:tcW w:type="dxa" w:w="7880"/>
-            <w:tcMar>
-              <w:top w:type="dxa" w:w="60"/>
-              <w:left w:type="dxa" w:w="90"/>
-              <w:bottom w:type="dxa" w:w="60"/>
-              <w:right w:type="dxa" w:w="90"/>
-            </w:tcMar>
-          </w:tcPr>
-          <w:p>
-            <w:pPr>
-              <w:spacing w:after="0" w:before="0"/>
-            </w:pPr>
-            <w:r>
-              <w:rPr>
-                <w:rFonts w:ascii="Calibri" w:cs="Calibri" w:eastAsia="Calibri" w:hAnsi="Calibri"/>
-                <w:sz w:val="21"/>
-                <w:szCs w:val="21"/>
-              </w:rPr>
-              <w:t xml:space="preserve">OK, in dieses Konto übernehmen</w:t>
+              <w:t xml:space="preserve">B-675</w:t>
+            </w:r>
+          </w:p>
+        </w:tc>
+        <w:tc>
+          <w:tcPr>
+            <w:tcW w:type="dxa" w:w="7880"/>
+            <w:tcMar>
+              <w:top w:type="dxa" w:w="60"/>
+              <w:left w:type="dxa" w:w="90"/>
+              <w:bottom w:type="dxa" w:w="60"/>
+              <w:right w:type="dxa" w:w="90"/>
+            </w:tcMar>
+          </w:tcPr>
+          <w:p>
+            <w:pPr>
+              <w:spacing w:after="0" w:before="0"/>
+            </w:pPr>
+            <w:r>
+              <w:rPr>
+                <w:rFonts w:ascii="Calibri" w:cs="Calibri" w:eastAsia="Calibri" w:hAnsi="Calibri"/>
+                <w:sz w:val="21"/>
+                <w:szCs w:val="21"/>
+              </w:rPr>
+              <w:t xml:space="preserve">Sollen sie in dieses Konto übernommen werden? Wenn nicht, beginnt das Konto leer; die bisherigen Daten bleiben als Sicherung auf dem Gerät.</w:t>
             </w:r>
           </w:p>
         </w:tc>
@@ -43012,7 +43624,7 @@
                 <w:sz w:val="15"/>
                 <w:szCs w:val="15"/>
               </w:rPr>
-              <w:t xml:space="preserve">B-664</w:t>
+              <w:t xml:space="preserve">B-676</w:t>
             </w:r>
           </w:p>
         </w:tc>
@@ -43063,7 +43675,7 @@
                 <w:sz w:val="15"/>
                 <w:szCs w:val="15"/>
               </w:rPr>
-              <w:t xml:space="preserve">B-665</w:t>
+              <w:t xml:space="preserve">B-677</w:t>
             </w:r>
           </w:p>
         </w:tc>
@@ -43114,7 +43726,7 @@
                 <w:sz w:val="15"/>
                 <w:szCs w:val="15"/>
               </w:rPr>
-              <w:t xml:space="preserve">B-666</w:t>
+              <w:t xml:space="preserve">B-678</w:t>
             </w:r>
           </w:p>
         </w:tc>
@@ -43165,7 +43777,7 @@
                 <w:sz w:val="15"/>
                 <w:szCs w:val="15"/>
               </w:rPr>
-              <w:t xml:space="preserve">B-667</w:t>
+              <w:t xml:space="preserve">B-679</w:t>
             </w:r>
           </w:p>
         </w:tc>
@@ -43216,7 +43828,7 @@
                 <w:sz w:val="15"/>
                 <w:szCs w:val="15"/>
               </w:rPr>
-              <w:t xml:space="preserve">B-668</w:t>
+              <w:t xml:space="preserve">B-680</w:t>
             </w:r>
           </w:p>
         </w:tc>
@@ -43365,7 +43977,7 @@
                 <w:sz w:val="15"/>
                 <w:szCs w:val="15"/>
               </w:rPr>
-              <w:t xml:space="preserve">B-669</w:t>
+              <w:t xml:space="preserve">B-681</w:t>
             </w:r>
           </w:p>
         </w:tc>
@@ -43416,7 +44028,7 @@
                 <w:sz w:val="15"/>
                 <w:szCs w:val="15"/>
               </w:rPr>
-              <w:t xml:space="preserve">B-670</w:t>
+              <w:t xml:space="preserve">B-682</w:t>
             </w:r>
           </w:p>
         </w:tc>
@@ -43565,7 +44177,7 @@
                 <w:sz w:val="15"/>
                 <w:szCs w:val="15"/>
               </w:rPr>
-              <w:t xml:space="preserve">B-671</w:t>
+              <w:t xml:space="preserve">B-683</w:t>
             </w:r>
           </w:p>
         </w:tc>
@@ -43616,7 +44228,7 @@
                 <w:sz w:val="15"/>
                 <w:szCs w:val="15"/>
               </w:rPr>
-              <w:t xml:space="preserve">B-672</w:t>
+              <w:t xml:space="preserve">B-684</w:t>
             </w:r>
           </w:p>
         </w:tc>
@@ -43765,7 +44377,7 @@
                 <w:sz w:val="15"/>
                 <w:szCs w:val="15"/>
               </w:rPr>
-              <w:t xml:space="preserve">B-673</w:t>
+              <w:t xml:space="preserve">B-685</w:t>
             </w:r>
           </w:p>
         </w:tc>
@@ -43914,7 +44526,7 @@
                 <w:sz w:val="15"/>
                 <w:szCs w:val="15"/>
               </w:rPr>
-              <w:t xml:space="preserve">B-674</w:t>
+              <w:t xml:space="preserve">B-686</w:t>
             </w:r>
           </w:p>
         </w:tc>

--- a/texte/SmartVoc-Texte-Deutsch_v3.docx
+++ b/texte/SmartVoc-Texte-Deutsch_v3.docx
@@ -31517,7 +31517,7 @@
         <w:spacing w:after="120" w:before="260"/>
       </w:pPr>
       <w:r>
-        <w:t xml:space="preserve">Konto  (34)</w:t>
+        <w:t xml:space="preserve">Konto  (33)</w:t>
       </w:r>
     </w:p>
     <w:tbl>
@@ -31845,6 +31845,57 @@
                 <w:sz w:val="21"/>
                 <w:szCs w:val="21"/>
               </w:rPr>
+              <w:t xml:space="preserve">Beide Eingaben stimmen überein</w:t>
+            </w:r>
+          </w:p>
+        </w:tc>
+      </w:tr>
+      <w:tr>
+        <w:tc>
+          <w:tcPr>
+            <w:tcW w:type="dxa" w:w="1120"/>
+            <w:tcMar>
+              <w:top w:type="dxa" w:w="60"/>
+              <w:left w:type="dxa" w:w="90"/>
+              <w:bottom w:type="dxa" w:w="60"/>
+              <w:right w:type="dxa" w:w="90"/>
+            </w:tcMar>
+          </w:tcPr>
+          <w:p>
+            <w:pPr>
+              <w:spacing w:after="0"/>
+            </w:pPr>
+            <w:r>
+              <w:rPr>
+                <w:rFonts w:ascii="Consolas" w:cs="Consolas" w:eastAsia="Consolas" w:hAnsi="Consolas"/>
+                <w:color w:val="9A958B"/>
+                <w:sz w:val="15"/>
+                <w:szCs w:val="15"/>
+              </w:rPr>
+              <w:t xml:space="preserve">B-484</w:t>
+            </w:r>
+          </w:p>
+        </w:tc>
+        <w:tc>
+          <w:tcPr>
+            <w:tcW w:type="dxa" w:w="7880"/>
+            <w:tcMar>
+              <w:top w:type="dxa" w:w="60"/>
+              <w:left w:type="dxa" w:w="90"/>
+              <w:bottom w:type="dxa" w:w="60"/>
+              <w:right w:type="dxa" w:w="90"/>
+            </w:tcMar>
+          </w:tcPr>
+          <w:p>
+            <w:pPr>
+              <w:spacing w:after="0" w:before="0"/>
+            </w:pPr>
+            <w:r>
+              <w:rPr>
+                <w:rFonts w:ascii="Calibri" w:cs="Calibri" w:eastAsia="Calibri" w:hAnsi="Calibri"/>
+                <w:sz w:val="21"/>
+                <w:szCs w:val="21"/>
+              </w:rPr>
               <w:t xml:space="preserve">dein Konto</w:t>
             </w:r>
           </w:p>
@@ -31872,7 +31923,7 @@
                 <w:sz w:val="15"/>
                 <w:szCs w:val="15"/>
               </w:rPr>
-              <w:t xml:space="preserve">B-484</w:t>
+              <w:t xml:space="preserve">B-485</w:t>
             </w:r>
           </w:p>
         </w:tc>
@@ -31923,57 +31974,6 @@
                 <w:sz w:val="15"/>
                 <w:szCs w:val="15"/>
               </w:rPr>
-              <w:t xml:space="preserve">B-485</w:t>
-            </w:r>
-          </w:p>
-        </w:tc>
-        <w:tc>
-          <w:tcPr>
-            <w:tcW w:type="dxa" w:w="7880"/>
-            <w:tcMar>
-              <w:top w:type="dxa" w:w="60"/>
-              <w:left w:type="dxa" w:w="90"/>
-              <w:bottom w:type="dxa" w:w="60"/>
-              <w:right w:type="dxa" w:w="90"/>
-            </w:tcMar>
-          </w:tcPr>
-          <w:p>
-            <w:pPr>
-              <w:spacing w:after="0" w:before="0"/>
-            </w:pPr>
-            <w:r>
-              <w:rPr>
-                <w:rFonts w:ascii="Calibri" w:cs="Calibri" w:eastAsia="Calibri" w:hAnsi="Calibri"/>
-                <w:sz w:val="21"/>
-                <w:szCs w:val="21"/>
-              </w:rPr>
-              <w:t xml:space="preserve">Die beiden Passwörter stimmen nicht überein.</w:t>
-            </w:r>
-          </w:p>
-        </w:tc>
-      </w:tr>
-      <w:tr>
-        <w:tc>
-          <w:tcPr>
-            <w:tcW w:type="dxa" w:w="1120"/>
-            <w:tcMar>
-              <w:top w:type="dxa" w:w="60"/>
-              <w:left w:type="dxa" w:w="90"/>
-              <w:bottom w:type="dxa" w:w="60"/>
-              <w:right w:type="dxa" w:w="90"/>
-            </w:tcMar>
-          </w:tcPr>
-          <w:p>
-            <w:pPr>
-              <w:spacing w:after="0"/>
-            </w:pPr>
-            <w:r>
-              <w:rPr>
-                <w:rFonts w:ascii="Consolas" w:cs="Consolas" w:eastAsia="Consolas" w:hAnsi="Consolas"/>
-                <w:color w:val="9A958B"/>
-                <w:sz w:val="15"/>
-                <w:szCs w:val="15"/>
-              </w:rPr>
               <w:t xml:space="preserve">B-486</w:t>
             </w:r>
           </w:p>
@@ -32202,6 +32202,57 @@
                 <w:sz w:val="21"/>
                 <w:szCs w:val="21"/>
               </w:rPr>
+              <w:t xml:space="preserve">Mindestens {n} Zeichen</w:t>
+            </w:r>
+          </w:p>
+        </w:tc>
+      </w:tr>
+      <w:tr>
+        <w:tc>
+          <w:tcPr>
+            <w:tcW w:type="dxa" w:w="1120"/>
+            <w:tcMar>
+              <w:top w:type="dxa" w:w="60"/>
+              <w:left w:type="dxa" w:w="90"/>
+              <w:bottom w:type="dxa" w:w="60"/>
+              <w:right w:type="dxa" w:w="90"/>
+            </w:tcMar>
+          </w:tcPr>
+          <w:p>
+            <w:pPr>
+              <w:spacing w:after="0"/>
+            </w:pPr>
+            <w:r>
+              <w:rPr>
+                <w:rFonts w:ascii="Consolas" w:cs="Consolas" w:eastAsia="Consolas" w:hAnsi="Consolas"/>
+                <w:color w:val="9A958B"/>
+                <w:sz w:val="15"/>
+                <w:szCs w:val="15"/>
+              </w:rPr>
+              <w:t xml:space="preserve">B-491</w:t>
+            </w:r>
+          </w:p>
+        </w:tc>
+        <w:tc>
+          <w:tcPr>
+            <w:tcW w:type="dxa" w:w="7880"/>
+            <w:tcMar>
+              <w:top w:type="dxa" w:w="60"/>
+              <w:left w:type="dxa" w:w="90"/>
+              <w:bottom w:type="dxa" w:w="60"/>
+              <w:right w:type="dxa" w:w="90"/>
+            </w:tcMar>
+          </w:tcPr>
+          <w:p>
+            <w:pPr>
+              <w:spacing w:after="0" w:before="0"/>
+            </w:pPr>
+            <w:r>
+              <w:rPr>
+                <w:rFonts w:ascii="Calibri" w:cs="Calibri" w:eastAsia="Calibri" w:hAnsi="Calibri"/>
+                <w:sz w:val="21"/>
+                <w:szCs w:val="21"/>
+              </w:rPr>
               <w:t xml:space="preserve">Mindestens {n} Zeichen.</w:t>
             </w:r>
           </w:p>
@@ -32229,57 +32280,6 @@
                 <w:sz w:val="15"/>
                 <w:szCs w:val="15"/>
               </w:rPr>
-              <w:t xml:space="preserve">B-491</w:t>
-            </w:r>
-          </w:p>
-        </w:tc>
-        <w:tc>
-          <w:tcPr>
-            <w:tcW w:type="dxa" w:w="7880"/>
-            <w:tcMar>
-              <w:top w:type="dxa" w:w="60"/>
-              <w:left w:type="dxa" w:w="90"/>
-              <w:bottom w:type="dxa" w:w="60"/>
-              <w:right w:type="dxa" w:w="90"/>
-            </w:tcMar>
-          </w:tcPr>
-          <w:p>
-            <w:pPr>
-              <w:spacing w:after="0" w:before="0"/>
-            </w:pPr>
-            <w:r>
-              <w:rPr>
-                <w:rFonts w:ascii="Calibri" w:cs="Calibri" w:eastAsia="Calibri" w:hAnsi="Calibri"/>
-                <w:sz w:val="21"/>
-                <w:szCs w:val="21"/>
-              </w:rPr>
-              <w:t xml:space="preserve">Mindestens {n} Zeichen. Länger ist besser als kompliziert.</w:t>
-            </w:r>
-          </w:p>
-        </w:tc>
-      </w:tr>
-      <w:tr>
-        <w:tc>
-          <w:tcPr>
-            <w:tcW w:type="dxa" w:w="1120"/>
-            <w:tcMar>
-              <w:top w:type="dxa" w:w="60"/>
-              <w:left w:type="dxa" w:w="90"/>
-              <w:bottom w:type="dxa" w:w="60"/>
-              <w:right w:type="dxa" w:w="90"/>
-            </w:tcMar>
-          </w:tcPr>
-          <w:p>
-            <w:pPr>
-              <w:spacing w:after="0"/>
-            </w:pPr>
-            <w:r>
-              <w:rPr>
-                <w:rFonts w:ascii="Consolas" w:cs="Consolas" w:eastAsia="Consolas" w:hAnsi="Consolas"/>
-                <w:color w:val="9A958B"/>
-                <w:sz w:val="15"/>
-                <w:szCs w:val="15"/>
-              </w:rPr>
               <w:t xml:space="preserve">B-492</w:t>
             </w:r>
           </w:p>
@@ -32559,7 +32559,7 @@
                 <w:sz w:val="21"/>
                 <w:szCs w:val="21"/>
               </w:rPr>
-              <w:t xml:space="preserve">Noch zu kurz: mindestens {n} Zeichen.</w:t>
+              <w:t xml:space="preserve">Nur auf diesem Gerät</w:t>
             </w:r>
           </w:p>
         </w:tc>
@@ -32610,7 +32610,7 @@
                 <w:sz w:val="21"/>
                 <w:szCs w:val="21"/>
               </w:rPr>
-              <w:t xml:space="preserve">Nur auf diesem Gerät</w:t>
+              <w:t xml:space="preserve">Ohne Netz, wird nachgeholt</w:t>
             </w:r>
           </w:p>
         </w:tc>
@@ -32661,7 +32661,7 @@
                 <w:sz w:val="21"/>
                 <w:szCs w:val="21"/>
               </w:rPr>
-              <w:t xml:space="preserve">Ohne Netz, wird nachgeholt</w:t>
+              <w:t xml:space="preserve">Passwort</w:t>
             </w:r>
           </w:p>
         </w:tc>
@@ -32712,7 +32712,7 @@
                 <w:sz w:val="21"/>
                 <w:szCs w:val="21"/>
               </w:rPr>
-              <w:t xml:space="preserve">Passwort</w:t>
+              <w:t xml:space="preserve">Passwort geändert</w:t>
             </w:r>
           </w:p>
         </w:tc>
@@ -32763,7 +32763,7 @@
                 <w:sz w:val="21"/>
                 <w:szCs w:val="21"/>
               </w:rPr>
-              <w:t xml:space="preserve">Passwort geändert</w:t>
+              <w:t xml:space="preserve">Passwort speichern</w:t>
             </w:r>
           </w:p>
         </w:tc>
@@ -32814,7 +32814,7 @@
                 <w:sz w:val="21"/>
                 <w:szCs w:val="21"/>
               </w:rPr>
-              <w:t xml:space="preserve">Passwort speichern</w:t>
+              <w:t xml:space="preserve">Passwort vergessen?</w:t>
             </w:r>
           </w:p>
         </w:tc>
@@ -32865,7 +32865,7 @@
                 <w:sz w:val="21"/>
                 <w:szCs w:val="21"/>
               </w:rPr>
-              <w:t xml:space="preserve">Passwort vergessen?</w:t>
+              <w:t xml:space="preserve">Passwort wiederholen</w:t>
             </w:r>
           </w:p>
         </w:tc>
@@ -32916,7 +32916,7 @@
                 <w:sz w:val="21"/>
                 <w:szCs w:val="21"/>
               </w:rPr>
-              <w:t xml:space="preserve">Passwort wiederholen</w:t>
+              <w:t xml:space="preserve">Passwort zurücksetzen</w:t>
             </w:r>
           </w:p>
         </w:tc>
@@ -32967,7 +32967,7 @@
                 <w:sz w:val="21"/>
                 <w:szCs w:val="21"/>
               </w:rPr>
-              <w:t xml:space="preserve">Passwort zurücksetzen</w:t>
+              <w:t xml:space="preserve">Passwörter stimmen nicht überein.</w:t>
             </w:r>
           </w:p>
         </w:tc>
@@ -33018,7 +33018,7 @@
                 <w:sz w:val="21"/>
                 <w:szCs w:val="21"/>
               </w:rPr>
-              <w:t xml:space="preserve">Passwörter stimmen nicht überein.</w:t>
+              <w:t xml:space="preserve">Registrieren</w:t>
             </w:r>
           </w:p>
         </w:tc>
@@ -33069,7 +33069,7 @@
                 <w:sz w:val="21"/>
                 <w:szCs w:val="21"/>
               </w:rPr>
-              <w:t xml:space="preserve">Registrieren</w:t>
+              <w:t xml:space="preserve">Schon registriert? Anmelden</w:t>
             </w:r>
           </w:p>
         </w:tc>
@@ -33120,7 +33120,7 @@
                 <w:sz w:val="21"/>
                 <w:szCs w:val="21"/>
               </w:rPr>
-              <w:t xml:space="preserve">Schon registriert? Anmelden</w:t>
+              <w:t xml:space="preserve">Setze ein neues Passwort für {wer}.</w:t>
             </w:r>
           </w:p>
         </w:tc>
@@ -33171,7 +33171,7 @@
                 <w:sz w:val="21"/>
                 <w:szCs w:val="21"/>
               </w:rPr>
-              <w:t xml:space="preserve">Setze ein neues Passwort für {wer}.</w:t>
+              <w:t xml:space="preserve">Wenn es zu dieser Adresse ein Konto gibt, ist ein Link zum Zurücksetzen unterwegs. Öffne ihn auf diesem Gerät.</w:t>
             </w:r>
           </w:p>
         </w:tc>
@@ -33222,7 +33222,7 @@
                 <w:sz w:val="21"/>
                 <w:szCs w:val="21"/>
               </w:rPr>
-              <w:t xml:space="preserve">Wenn es zu dieser Adresse ein Konto gibt, ist ein Link zum Zurücksetzen unterwegs. Öffne ihn auf diesem Gerät.</w:t>
+              <w:t xml:space="preserve">Wir schicken dir einen Link, mit dem du ein neues Passwort setzen kannst.</w:t>
             </w:r>
           </w:p>
         </w:tc>
@@ -33250,57 +33250,6 @@
                 <w:szCs w:val="15"/>
               </w:rPr>
               <w:t xml:space="preserve">B-511</w:t>
-            </w:r>
-          </w:p>
-        </w:tc>
-        <w:tc>
-          <w:tcPr>
-            <w:tcW w:type="dxa" w:w="7880"/>
-            <w:tcMar>
-              <w:top w:type="dxa" w:w="60"/>
-              <w:left w:type="dxa" w:w="90"/>
-              <w:bottom w:type="dxa" w:w="60"/>
-              <w:right w:type="dxa" w:w="90"/>
-            </w:tcMar>
-          </w:tcPr>
-          <w:p>
-            <w:pPr>
-              <w:spacing w:after="0" w:before="0"/>
-            </w:pPr>
-            <w:r>
-              <w:rPr>
-                <w:rFonts w:ascii="Calibri" w:cs="Calibri" w:eastAsia="Calibri" w:hAnsi="Calibri"/>
-                <w:sz w:val="21"/>
-                <w:szCs w:val="21"/>
-              </w:rPr>
-              <w:t xml:space="preserve">Wir schicken dir einen Link, mit dem du ein neues Passwort setzen kannst.</w:t>
-            </w:r>
-          </w:p>
-        </w:tc>
-      </w:tr>
-      <w:tr>
-        <w:tc>
-          <w:tcPr>
-            <w:tcW w:type="dxa" w:w="1120"/>
-            <w:tcMar>
-              <w:top w:type="dxa" w:w="60"/>
-              <w:left w:type="dxa" w:w="90"/>
-              <w:bottom w:type="dxa" w:w="60"/>
-              <w:right w:type="dxa" w:w="90"/>
-            </w:tcMar>
-          </w:tcPr>
-          <w:p>
-            <w:pPr>
-              <w:spacing w:after="0"/>
-            </w:pPr>
-            <w:r>
-              <w:rPr>
-                <w:rFonts w:ascii="Consolas" w:cs="Consolas" w:eastAsia="Consolas" w:hAnsi="Consolas"/>
-                <w:color w:val="9A958B"/>
-                <w:sz w:val="15"/>
-                <w:szCs w:val="15"/>
-              </w:rPr>
-              <w:t xml:space="preserve">B-512</w:t>
             </w:r>
           </w:p>
         </w:tc>
@@ -33449,6 +33398,57 @@
                 <w:sz w:val="15"/>
                 <w:szCs w:val="15"/>
               </w:rPr>
+              <w:t xml:space="preserve">B-512</w:t>
+            </w:r>
+          </w:p>
+        </w:tc>
+        <w:tc>
+          <w:tcPr>
+            <w:tcW w:type="dxa" w:w="7880"/>
+            <w:tcMar>
+              <w:top w:type="dxa" w:w="60"/>
+              <w:left w:type="dxa" w:w="90"/>
+              <w:bottom w:type="dxa" w:w="60"/>
+              <w:right w:type="dxa" w:w="90"/>
+            </w:tcMar>
+          </w:tcPr>
+          <w:p>
+            <w:pPr>
+              <w:spacing w:after="0" w:before="0"/>
+            </w:pPr>
+            <w:r>
+              <w:rPr>
+                <w:rFonts w:ascii="Calibri" w:cs="Calibri" w:eastAsia="Calibri" w:hAnsi="Calibri"/>
+                <w:sz w:val="21"/>
+                <w:szCs w:val="21"/>
+              </w:rPr>
+              <w:t xml:space="preserve">Anleitung</w:t>
+            </w:r>
+          </w:p>
+        </w:tc>
+      </w:tr>
+      <w:tr>
+        <w:tc>
+          <w:tcPr>
+            <w:tcW w:type="dxa" w:w="1120"/>
+            <w:tcMar>
+              <w:top w:type="dxa" w:w="60"/>
+              <w:left w:type="dxa" w:w="90"/>
+              <w:bottom w:type="dxa" w:w="60"/>
+              <w:right w:type="dxa" w:w="90"/>
+            </w:tcMar>
+          </w:tcPr>
+          <w:p>
+            <w:pPr>
+              <w:spacing w:after="0"/>
+            </w:pPr>
+            <w:r>
+              <w:rPr>
+                <w:rFonts w:ascii="Consolas" w:cs="Consolas" w:eastAsia="Consolas" w:hAnsi="Consolas"/>
+                <w:color w:val="9A958B"/>
+                <w:sz w:val="15"/>
+                <w:szCs w:val="15"/>
+              </w:rPr>
               <w:t xml:space="preserve">B-513</w:t>
             </w:r>
           </w:p>
@@ -33473,7 +33473,7 @@
                 <w:sz w:val="21"/>
                 <w:szCs w:val="21"/>
               </w:rPr>
-              <w:t xml:space="preserve">Anleitung</w:t>
+              <w:t xml:space="preserve">Dahinter</w:t>
             </w:r>
           </w:p>
         </w:tc>
@@ -33524,7 +33524,7 @@
                 <w:sz w:val="21"/>
                 <w:szCs w:val="21"/>
               </w:rPr>
-              <w:t xml:space="preserve">Dahinter</w:t>
+              <w:t xml:space="preserve">Hilfe</w:t>
             </w:r>
           </w:p>
         </w:tc>
@@ -33552,57 +33552,6 @@
                 <w:szCs w:val="15"/>
               </w:rPr>
               <w:t xml:space="preserve">B-515</w:t>
-            </w:r>
-          </w:p>
-        </w:tc>
-        <w:tc>
-          <w:tcPr>
-            <w:tcW w:type="dxa" w:w="7880"/>
-            <w:tcMar>
-              <w:top w:type="dxa" w:w="60"/>
-              <w:left w:type="dxa" w:w="90"/>
-              <w:bottom w:type="dxa" w:w="60"/>
-              <w:right w:type="dxa" w:w="90"/>
-            </w:tcMar>
-          </w:tcPr>
-          <w:p>
-            <w:pPr>
-              <w:spacing w:after="0" w:before="0"/>
-            </w:pPr>
-            <w:r>
-              <w:rPr>
-                <w:rFonts w:ascii="Calibri" w:cs="Calibri" w:eastAsia="Calibri" w:hAnsi="Calibri"/>
-                <w:sz w:val="21"/>
-                <w:szCs w:val="21"/>
-              </w:rPr>
-              <w:t xml:space="preserve">Hilfe</w:t>
-            </w:r>
-          </w:p>
-        </w:tc>
-      </w:tr>
-      <w:tr>
-        <w:tc>
-          <w:tcPr>
-            <w:tcW w:type="dxa" w:w="1120"/>
-            <w:tcMar>
-              <w:top w:type="dxa" w:w="60"/>
-              <w:left w:type="dxa" w:w="90"/>
-              <w:bottom w:type="dxa" w:w="60"/>
-              <w:right w:type="dxa" w:w="90"/>
-            </w:tcMar>
-          </w:tcPr>
-          <w:p>
-            <w:pPr>
-              <w:spacing w:after="0"/>
-            </w:pPr>
-            <w:r>
-              <w:rPr>
-                <w:rFonts w:ascii="Consolas" w:cs="Consolas" w:eastAsia="Consolas" w:hAnsi="Consolas"/>
-                <w:color w:val="9A958B"/>
-                <w:sz w:val="15"/>
-                <w:szCs w:val="15"/>
-              </w:rPr>
-              <w:t xml:space="preserve">B-516</w:t>
             </w:r>
           </w:p>
         </w:tc>
@@ -33751,6 +33700,57 @@
                 <w:sz w:val="15"/>
                 <w:szCs w:val="15"/>
               </w:rPr>
+              <w:t xml:space="preserve">B-516</w:t>
+            </w:r>
+          </w:p>
+        </w:tc>
+        <w:tc>
+          <w:tcPr>
+            <w:tcW w:type="dxa" w:w="7880"/>
+            <w:tcMar>
+              <w:top w:type="dxa" w:w="60"/>
+              <w:left w:type="dxa" w:w="90"/>
+              <w:bottom w:type="dxa" w:w="60"/>
+              <w:right w:type="dxa" w:w="90"/>
+            </w:tcMar>
+          </w:tcPr>
+          <w:p>
+            <w:pPr>
+              <w:spacing w:after="0" w:before="0"/>
+            </w:pPr>
+            <w:r>
+              <w:rPr>
+                <w:rFonts w:ascii="Calibri" w:cs="Calibri" w:eastAsia="Calibri" w:hAnsi="Calibri"/>
+                <w:sz w:val="21"/>
+                <w:szCs w:val="21"/>
+              </w:rPr>
+              <w:t xml:space="preserve">Datenschutz</w:t>
+            </w:r>
+          </w:p>
+        </w:tc>
+      </w:tr>
+      <w:tr>
+        <w:tc>
+          <w:tcPr>
+            <w:tcW w:type="dxa" w:w="1120"/>
+            <w:tcMar>
+              <w:top w:type="dxa" w:w="60"/>
+              <w:left w:type="dxa" w:w="90"/>
+              <w:bottom w:type="dxa" w:w="60"/>
+              <w:right w:type="dxa" w:w="90"/>
+            </w:tcMar>
+          </w:tcPr>
+          <w:p>
+            <w:pPr>
+              <w:spacing w:after="0"/>
+            </w:pPr>
+            <w:r>
+              <w:rPr>
+                <w:rFonts w:ascii="Consolas" w:cs="Consolas" w:eastAsia="Consolas" w:hAnsi="Consolas"/>
+                <w:color w:val="9A958B"/>
+                <w:sz w:val="15"/>
+                <w:szCs w:val="15"/>
+              </w:rPr>
               <w:t xml:space="preserve">B-517</w:t>
             </w:r>
           </w:p>
@@ -33775,7 +33775,7 @@
                 <w:sz w:val="21"/>
                 <w:szCs w:val="21"/>
               </w:rPr>
-              <w:t xml:space="preserve">Datenschutz</w:t>
+              <w:t xml:space="preserve">Dieselbe Erklärung im Web:</w:t>
             </w:r>
           </w:p>
         </w:tc>
@@ -33803,57 +33803,6 @@
                 <w:szCs w:val="15"/>
               </w:rPr>
               <w:t xml:space="preserve">B-518</w:t>
-            </w:r>
-          </w:p>
-        </w:tc>
-        <w:tc>
-          <w:tcPr>
-            <w:tcW w:type="dxa" w:w="7880"/>
-            <w:tcMar>
-              <w:top w:type="dxa" w:w="60"/>
-              <w:left w:type="dxa" w:w="90"/>
-              <w:bottom w:type="dxa" w:w="60"/>
-              <w:right w:type="dxa" w:w="90"/>
-            </w:tcMar>
-          </w:tcPr>
-          <w:p>
-            <w:pPr>
-              <w:spacing w:after="0" w:before="0"/>
-            </w:pPr>
-            <w:r>
-              <w:rPr>
-                <w:rFonts w:ascii="Calibri" w:cs="Calibri" w:eastAsia="Calibri" w:hAnsi="Calibri"/>
-                <w:sz w:val="21"/>
-                <w:szCs w:val="21"/>
-              </w:rPr>
-              <w:t xml:space="preserve">Dieselbe Erklärung im Web:</w:t>
-            </w:r>
-          </w:p>
-        </w:tc>
-      </w:tr>
-      <w:tr>
-        <w:tc>
-          <w:tcPr>
-            <w:tcW w:type="dxa" w:w="1120"/>
-            <w:tcMar>
-              <w:top w:type="dxa" w:w="60"/>
-              <w:left w:type="dxa" w:w="90"/>
-              <w:bottom w:type="dxa" w:w="60"/>
-              <w:right w:type="dxa" w:w="90"/>
-            </w:tcMar>
-          </w:tcPr>
-          <w:p>
-            <w:pPr>
-              <w:spacing w:after="0"/>
-            </w:pPr>
-            <w:r>
-              <w:rPr>
-                <w:rFonts w:ascii="Consolas" w:cs="Consolas" w:eastAsia="Consolas" w:hAnsi="Consolas"/>
-                <w:color w:val="9A958B"/>
-                <w:sz w:val="15"/>
-                <w:szCs w:val="15"/>
-              </w:rPr>
-              <w:t xml:space="preserve">B-519</w:t>
             </w:r>
           </w:p>
         </w:tc>
@@ -34002,6 +33951,57 @@
                 <w:sz w:val="15"/>
                 <w:szCs w:val="15"/>
               </w:rPr>
+              <w:t xml:space="preserve">B-519</w:t>
+            </w:r>
+          </w:p>
+        </w:tc>
+        <w:tc>
+          <w:tcPr>
+            <w:tcW w:type="dxa" w:w="7880"/>
+            <w:tcMar>
+              <w:top w:type="dxa" w:w="60"/>
+              <w:left w:type="dxa" w:w="90"/>
+              <w:bottom w:type="dxa" w:w="60"/>
+              <w:right w:type="dxa" w:w="90"/>
+            </w:tcMar>
+          </w:tcPr>
+          <w:p>
+            <w:pPr>
+              <w:spacing w:after="0" w:before="0"/>
+            </w:pPr>
+            <w:r>
+              <w:rPr>
+                <w:rFonts w:ascii="Calibri" w:cs="Calibri" w:eastAsia="Calibri" w:hAnsi="Calibri"/>
+                <w:sz w:val="21"/>
+                <w:szCs w:val="21"/>
+              </w:rPr>
+              <w:t xml:space="preserve">(Latein ohne Artikel, dafür mit Stammformen)</w:t>
+            </w:r>
+          </w:p>
+        </w:tc>
+      </w:tr>
+      <w:tr>
+        <w:tc>
+          <w:tcPr>
+            <w:tcW w:type="dxa" w:w="1120"/>
+            <w:tcMar>
+              <w:top w:type="dxa" w:w="60"/>
+              <w:left w:type="dxa" w:w="90"/>
+              <w:bottom w:type="dxa" w:w="60"/>
+              <w:right w:type="dxa" w:w="90"/>
+            </w:tcMar>
+          </w:tcPr>
+          <w:p>
+            <w:pPr>
+              <w:spacing w:after="0"/>
+            </w:pPr>
+            <w:r>
+              <w:rPr>
+                <w:rFonts w:ascii="Consolas" w:cs="Consolas" w:eastAsia="Consolas" w:hAnsi="Consolas"/>
+                <w:color w:val="9A958B"/>
+                <w:sz w:val="15"/>
+                <w:szCs w:val="15"/>
+              </w:rPr>
               <w:t xml:space="preserve">B-520</w:t>
             </w:r>
           </w:p>
@@ -34026,7 +34026,7 @@
                 <w:sz w:val="21"/>
                 <w:szCs w:val="21"/>
               </w:rPr>
-              <w:t xml:space="preserve">(Latein ohne Artikel, dafür mit Stammformen)</w:t>
+              <w:t xml:space="preserve">Aus Zwischenablage</w:t>
             </w:r>
           </w:p>
         </w:tc>
@@ -34077,7 +34077,7 @@
                 <w:sz w:val="21"/>
                 <w:szCs w:val="21"/>
               </w:rPr>
-              <w:t xml:space="preserve">Aus Zwischenablage</w:t>
+              <w:t xml:space="preserve">canis | canis, canis, m. | Nomen | der Hund liber | liber, librī, m. | Nomen | das Buch</w:t>
             </w:r>
           </w:p>
         </w:tc>
@@ -34128,7 +34128,7 @@
                 <w:sz w:val="21"/>
                 <w:szCs w:val="21"/>
               </w:rPr>
-              <w:t xml:space="preserve">canis | canis, canis, m. | Nomen | der Hund liber | liber, librī, m. | Nomen | das Buch</w:t>
+              <w:t xml:space="preserve">das Stichwort noch einmal, mit Längenzeichen über den langen Vokalen (amicus → amīcus). Keine Lautschrift.</w:t>
             </w:r>
           </w:p>
         </w:tc>
@@ -34179,7 +34179,7 @@
                 <w:sz w:val="21"/>
                 <w:szCs w:val="21"/>
               </w:rPr>
-              <w:t xml:space="preserve">das Stichwort noch einmal, mit Längenzeichen über den langen Vokalen (amicus → amīcus). Keine Lautschrift.</w:t>
+              <w:t xml:space="preserve">Die App kommt nicht an die Zwischenablage. Füg den Text von Hand ein.</w:t>
             </w:r>
           </w:p>
         </w:tc>
@@ -34230,7 +34230,7 @@
                 <w:sz w:val="21"/>
                 <w:szCs w:val="21"/>
               </w:rPr>
-              <w:t xml:space="preserve">Die App kommt nicht an die Zwischenablage. Füg den Text von Hand ein.</w:t>
+              <w:t xml:space="preserve">dog | der Hund cat | die Katze</w:t>
             </w:r>
           </w:p>
         </w:tc>
@@ -34281,7 +34281,7 @@
                 <w:sz w:val="21"/>
                 <w:szCs w:val="21"/>
               </w:rPr>
-              <w:t xml:space="preserve">dog | der Hund cat | die Katze</w:t>
+              <w:t xml:space="preserve">Einfügen</w:t>
             </w:r>
           </w:p>
         </w:tc>
@@ -34332,7 +34332,7 @@
                 <w:sz w:val="21"/>
                 <w:szCs w:val="21"/>
               </w:rPr>
-              <w:t xml:space="preserve">Einfügen</w:t>
+              <w:t xml:space="preserve">el perro | der Hund la casa | das Haus</w:t>
             </w:r>
           </w:p>
         </w:tc>
@@ -34383,7 +34383,7 @@
                 <w:sz w:val="21"/>
                 <w:szCs w:val="21"/>
               </w:rPr>
-              <w:t xml:space="preserve">el perro | der Hund la casa | das Haus</w:t>
+              <w:t xml:space="preserve">Formen = die Stammformen (Nomen: Nominativ, Genitiv, Genus; Verb: die vier Stammformen; Deponens: drei; Adjektiv: die drei Genusformen). Bei unveränderlichen Wörtern leer.</w:t>
             </w:r>
           </w:p>
         </w:tc>
@@ -34434,7 +34434,7 @@
                 <w:sz w:val="21"/>
                 <w:szCs w:val="21"/>
               </w:rPr>
-              <w:t xml:space="preserve">Formen = die Stammformen (Nomen: Nominativ, Genitiv, Genus; Verb: die vier Stammformen; Deponens: drei; Adjektiv: die drei Genusformen). Bei unveränderlichen Wörtern leer.</w:t>
+              <w:t xml:space="preserve">il cane | der Hund la casa | das Haus</w:t>
             </w:r>
           </w:p>
         </w:tc>
@@ -34485,7 +34485,7 @@
                 <w:sz w:val="21"/>
                 <w:szCs w:val="21"/>
               </w:rPr>
-              <w:t xml:space="preserve">il cane | der Hund la casa | das Haus</w:t>
+              <w:t xml:space="preserve">Im Englischen leer, außer bei Wörtern, die es nur im Plural gibt (pl).</w:t>
             </w:r>
           </w:p>
         </w:tc>
@@ -34536,7 +34536,7 @@
                 <w:sz w:val="21"/>
                 <w:szCs w:val="21"/>
               </w:rPr>
-              <w:t xml:space="preserve">Im Englischen leer, außer bei Wörtern, die es nur im Plural gibt (pl).</w:t>
+              <w:t xml:space="preserve">IPA-Lautschrift des Fremdworts, ohne Klammern, mit Betonungszeichen; beim Nomen ohne den Artikel.</w:t>
             </w:r>
           </w:p>
         </w:tc>
@@ -34587,7 +34587,7 @@
                 <w:sz w:val="21"/>
                 <w:szCs w:val="21"/>
               </w:rPr>
-              <w:t xml:space="preserve">IPA-Lautschrift des Fremdworts, ohne Klammern, mit Betonungszeichen; beim Nomen ohne den Artikel.</w:t>
+              <w:t xml:space="preserve">le chien | der Hund le chat | die Katze</w:t>
             </w:r>
           </w:p>
         </w:tc>
@@ -34638,7 +34638,7 @@
                 <w:sz w:val="21"/>
                 <w:szCs w:val="21"/>
               </w:rPr>
-              <w:t xml:space="preserve">le chien | der Hund le chat | die Katze</w:t>
+              <w:t xml:space="preserve">Nichts zum Kopieren? Mit dem Auftrag unten macht dir deine KI-App aus einem Foto deiner Heftseite eine fertige Liste.</w:t>
             </w:r>
           </w:p>
         </w:tc>
@@ -34689,7 +34689,7 @@
                 <w:sz w:val="21"/>
                 <w:szCs w:val="21"/>
               </w:rPr>
-              <w:t xml:space="preserve">Nichts zum Kopieren? Mit dem Auftrag unten macht dir deine KI-App aus einem Foto deiner Heftseite eine fertige Liste.</w:t>
+              <w:t xml:space="preserve">o cão | der Hund a casa | das Haus</w:t>
             </w:r>
           </w:p>
         </w:tc>
@@ -34740,7 +34740,7 @@
                 <w:sz w:val="21"/>
                 <w:szCs w:val="21"/>
               </w:rPr>
-              <w:t xml:space="preserve">o cão | der Hund a casa | das Haus</w:t>
+              <w:t xml:space="preserve">Weiter zum Prüfen</w:t>
             </w:r>
           </w:p>
         </w:tc>
@@ -34768,57 +34768,6 @@
                 <w:szCs w:val="15"/>
               </w:rPr>
               <w:t xml:space="preserve">B-535</w:t>
-            </w:r>
-          </w:p>
-        </w:tc>
-        <w:tc>
-          <w:tcPr>
-            <w:tcW w:type="dxa" w:w="7880"/>
-            <w:tcMar>
-              <w:top w:type="dxa" w:w="60"/>
-              <w:left w:type="dxa" w:w="90"/>
-              <w:bottom w:type="dxa" w:w="60"/>
-              <w:right w:type="dxa" w:w="90"/>
-            </w:tcMar>
-          </w:tcPr>
-          <w:p>
-            <w:pPr>
-              <w:spacing w:after="0" w:before="0"/>
-            </w:pPr>
-            <w:r>
-              <w:rPr>
-                <w:rFonts w:ascii="Calibri" w:cs="Calibri" w:eastAsia="Calibri" w:hAnsi="Calibri"/>
-                <w:sz w:val="21"/>
-                <w:szCs w:val="21"/>
-              </w:rPr>
-              <w:t xml:space="preserve">Weiter zum Prüfen</w:t>
-            </w:r>
-          </w:p>
-        </w:tc>
-      </w:tr>
-      <w:tr>
-        <w:tc>
-          <w:tcPr>
-            <w:tcW w:type="dxa" w:w="1120"/>
-            <w:tcMar>
-              <w:top w:type="dxa" w:w="60"/>
-              <w:left w:type="dxa" w:w="90"/>
-              <w:bottom w:type="dxa" w:w="60"/>
-              <w:right w:type="dxa" w:w="90"/>
-            </w:tcMar>
-          </w:tcPr>
-          <w:p>
-            <w:pPr>
-              <w:spacing w:after="0"/>
-            </w:pPr>
-            <w:r>
-              <w:rPr>
-                <w:rFonts w:ascii="Consolas" w:cs="Consolas" w:eastAsia="Consolas" w:hAnsi="Consolas"/>
-                <w:color w:val="9A958B"/>
-                <w:sz w:val="15"/>
-                <w:szCs w:val="15"/>
-              </w:rPr>
-              <w:t xml:space="preserve">B-536</w:t>
             </w:r>
           </w:p>
         </w:tc>
@@ -34967,6 +34916,57 @@
                 <w:sz w:val="15"/>
                 <w:szCs w:val="15"/>
               </w:rPr>
+              <w:t xml:space="preserve">B-536</w:t>
+            </w:r>
+          </w:p>
+        </w:tc>
+        <w:tc>
+          <w:tcPr>
+            <w:tcW w:type="dxa" w:w="7880"/>
+            <w:tcMar>
+              <w:top w:type="dxa" w:w="60"/>
+              <w:left w:type="dxa" w:w="90"/>
+              <w:bottom w:type="dxa" w:w="60"/>
+              <w:right w:type="dxa" w:w="90"/>
+            </w:tcMar>
+          </w:tcPr>
+          <w:p>
+            <w:pPr>
+              <w:spacing w:after="0" w:before="0"/>
+            </w:pPr>
+            <w:r>
+              <w:rPr>
+                <w:rFonts w:ascii="Calibri" w:cs="Calibri" w:eastAsia="Calibri" w:hAnsi="Calibri"/>
+                <w:sz w:val="21"/>
+                <w:szCs w:val="21"/>
+              </w:rPr>
+              <w:t xml:space="preserve">… auf {sprache}</w:t>
+            </w:r>
+          </w:p>
+        </w:tc>
+      </w:tr>
+      <w:tr>
+        <w:tc>
+          <w:tcPr>
+            <w:tcW w:type="dxa" w:w="1120"/>
+            <w:tcMar>
+              <w:top w:type="dxa" w:w="60"/>
+              <w:left w:type="dxa" w:w="90"/>
+              <w:bottom w:type="dxa" w:w="60"/>
+              <w:right w:type="dxa" w:w="90"/>
+            </w:tcMar>
+          </w:tcPr>
+          <w:p>
+            <w:pPr>
+              <w:spacing w:after="0"/>
+            </w:pPr>
+            <w:r>
+              <w:rPr>
+                <w:rFonts w:ascii="Consolas" w:cs="Consolas" w:eastAsia="Consolas" w:hAnsi="Consolas"/>
+                <w:color w:val="9A958B"/>
+                <w:sz w:val="15"/>
+                <w:szCs w:val="15"/>
+              </w:rPr>
               <w:t xml:space="preserve">B-537</w:t>
             </w:r>
           </w:p>
@@ -34991,7 +34991,7 @@
                 <w:sz w:val="21"/>
                 <w:szCs w:val="21"/>
               </w:rPr>
-              <w:t xml:space="preserve">… auf {sprache}</w:t>
+              <w:t xml:space="preserve">{n} Wort verwenden</w:t>
             </w:r>
           </w:p>
         </w:tc>
@@ -35042,7 +35042,7 @@
                 <w:sz w:val="21"/>
                 <w:szCs w:val="21"/>
               </w:rPr>
-              <w:t xml:space="preserve">{n} Wort verwenden</w:t>
+              <w:t xml:space="preserve">{n} Wörter verwenden</w:t>
             </w:r>
           </w:p>
         </w:tc>
@@ -35093,7 +35093,7 @@
                 <w:sz w:val="21"/>
                 <w:szCs w:val="21"/>
               </w:rPr>
-              <w:t xml:space="preserve">{n} Wörter verwenden</w:t>
+              <w:t xml:space="preserve">Aussprache</w:t>
             </w:r>
           </w:p>
         </w:tc>
@@ -35144,7 +35144,7 @@
                 <w:sz w:val="21"/>
                 <w:szCs w:val="21"/>
               </w:rPr>
-              <w:t xml:space="preserve">Aussprache</w:t>
+              <w:t xml:space="preserve">Geschlecht</w:t>
             </w:r>
           </w:p>
         </w:tc>
@@ -35195,7 +35195,7 @@
                 <w:sz w:val="21"/>
                 <w:szCs w:val="21"/>
               </w:rPr>
-              <w:t xml:space="preserve">Geschlecht</w:t>
+              <w:t xml:space="preserve">Grundform</w:t>
             </w:r>
           </w:p>
         </w:tc>
@@ -35246,7 +35246,7 @@
                 <w:sz w:val="21"/>
                 <w:szCs w:val="21"/>
               </w:rPr>
-              <w:t xml:space="preserve">Grundform</w:t>
+              <w:t xml:space="preserve">keine Angabe</w:t>
             </w:r>
           </w:p>
         </w:tc>
@@ -35297,7 +35297,7 @@
                 <w:sz w:val="21"/>
                 <w:szCs w:val="21"/>
               </w:rPr>
-              <w:t xml:space="preserve">keine Angabe</w:t>
+              <w:t xml:space="preserve">Mehrere Sätze mit / trennen</w:t>
             </w:r>
           </w:p>
         </w:tc>
@@ -35348,7 +35348,7 @@
                 <w:sz w:val="21"/>
                 <w:szCs w:val="21"/>
               </w:rPr>
-              <w:t xml:space="preserve">Mehrere Sätze mit / trennen</w:t>
+              <w:t xml:space="preserve">Übersetzungen, gleiche Reihenfolge, mit / trennen</w:t>
             </w:r>
           </w:p>
         </w:tc>
@@ -35399,7 +35399,7 @@
                 <w:sz w:val="21"/>
                 <w:szCs w:val="21"/>
               </w:rPr>
-              <w:t xml:space="preserve">Übersetzungen, gleiche Reihenfolge, mit / trennen</w:t>
+              <w:t xml:space="preserve">Wortart</w:t>
             </w:r>
           </w:p>
         </w:tc>
@@ -35450,7 +35450,7 @@
                 <w:sz w:val="21"/>
                 <w:szCs w:val="21"/>
               </w:rPr>
-              <w:t xml:space="preserve">Wortart</w:t>
+              <w:t xml:space="preserve">Wörter prüfen</w:t>
             </w:r>
           </w:p>
         </w:tc>
@@ -35478,57 +35478,6 @@
                 <w:szCs w:val="15"/>
               </w:rPr>
               <w:t xml:space="preserve">B-547</w:t>
-            </w:r>
-          </w:p>
-        </w:tc>
-        <w:tc>
-          <w:tcPr>
-            <w:tcW w:type="dxa" w:w="7880"/>
-            <w:tcMar>
-              <w:top w:type="dxa" w:w="60"/>
-              <w:left w:type="dxa" w:w="90"/>
-              <w:bottom w:type="dxa" w:w="60"/>
-              <w:right w:type="dxa" w:w="90"/>
-            </w:tcMar>
-          </w:tcPr>
-          <w:p>
-            <w:pPr>
-              <w:spacing w:after="0" w:before="0"/>
-            </w:pPr>
-            <w:r>
-              <w:rPr>
-                <w:rFonts w:ascii="Calibri" w:cs="Calibri" w:eastAsia="Calibri" w:hAnsi="Calibri"/>
-                <w:sz w:val="21"/>
-                <w:szCs w:val="21"/>
-              </w:rPr>
-              <w:t xml:space="preserve">Wörter prüfen</w:t>
-            </w:r>
-          </w:p>
-        </w:tc>
-      </w:tr>
-      <w:tr>
-        <w:tc>
-          <w:tcPr>
-            <w:tcW w:type="dxa" w:w="1120"/>
-            <w:tcMar>
-              <w:top w:type="dxa" w:w="60"/>
-              <w:left w:type="dxa" w:w="90"/>
-              <w:bottom w:type="dxa" w:w="60"/>
-              <w:right w:type="dxa" w:w="90"/>
-            </w:tcMar>
-          </w:tcPr>
-          <w:p>
-            <w:pPr>
-              <w:spacing w:after="0"/>
-            </w:pPr>
-            <w:r>
-              <w:rPr>
-                <w:rFonts w:ascii="Consolas" w:cs="Consolas" w:eastAsia="Consolas" w:hAnsi="Consolas"/>
-                <w:color w:val="9A958B"/>
-                <w:sz w:val="15"/>
-                <w:szCs w:val="15"/>
-              </w:rPr>
-              <w:t xml:space="preserve">B-548</w:t>
             </w:r>
           </w:p>
         </w:tc>
@@ -35677,6 +35626,57 @@
                 <w:sz w:val="15"/>
                 <w:szCs w:val="15"/>
               </w:rPr>
+              <w:t xml:space="preserve">B-548</w:t>
+            </w:r>
+          </w:p>
+        </w:tc>
+        <w:tc>
+          <w:tcPr>
+            <w:tcW w:type="dxa" w:w="7880"/>
+            <w:tcMar>
+              <w:top w:type="dxa" w:w="60"/>
+              <w:left w:type="dxa" w:w="90"/>
+              <w:bottom w:type="dxa" w:w="60"/>
+              <w:right w:type="dxa" w:w="90"/>
+            </w:tcMar>
+          </w:tcPr>
+          <w:p>
+            <w:pPr>
+              <w:spacing w:after="0" w:before="0"/>
+            </w:pPr>
+            <w:r>
+              <w:rPr>
+                <w:rFonts w:ascii="Calibri" w:cs="Calibri" w:eastAsia="Calibri" w:hAnsi="Calibri"/>
+                <w:sz w:val="21"/>
+                <w:szCs w:val="21"/>
+              </w:rPr>
+              <w:t xml:space="preserve">Abbrechen</w:t>
+            </w:r>
+          </w:p>
+        </w:tc>
+      </w:tr>
+      <w:tr>
+        <w:tc>
+          <w:tcPr>
+            <w:tcW w:type="dxa" w:w="1120"/>
+            <w:tcMar>
+              <w:top w:type="dxa" w:w="60"/>
+              <w:left w:type="dxa" w:w="90"/>
+              <w:bottom w:type="dxa" w:w="60"/>
+              <w:right w:type="dxa" w:w="90"/>
+            </w:tcMar>
+          </w:tcPr>
+          <w:p>
+            <w:pPr>
+              <w:spacing w:after="0"/>
+            </w:pPr>
+            <w:r>
+              <w:rPr>
+                <w:rFonts w:ascii="Consolas" w:cs="Consolas" w:eastAsia="Consolas" w:hAnsi="Consolas"/>
+                <w:color w:val="9A958B"/>
+                <w:sz w:val="15"/>
+                <w:szCs w:val="15"/>
+              </w:rPr>
               <w:t xml:space="preserve">B-549</w:t>
             </w:r>
           </w:p>
@@ -35701,7 +35701,7 @@
                 <w:sz w:val="21"/>
                 <w:szCs w:val="21"/>
               </w:rPr>
-              <w:t xml:space="preserve">Abbrechen</w:t>
+              <w:t xml:space="preserve">Code (VT-…) oder Link einfügen</w:t>
             </w:r>
           </w:p>
         </w:tc>
@@ -35752,7 +35752,7 @@
                 <w:sz w:val="21"/>
                 <w:szCs w:val="21"/>
               </w:rPr>
-              <w:t xml:space="preserve">Code (VT-…) oder Link einfügen</w:t>
+              <w:t xml:space="preserve">Du bekommst eine eigene Kopie; bereits vorhandene Wörter werden übersprungen.</w:t>
             </w:r>
           </w:p>
         </w:tc>
@@ -35803,7 +35803,7 @@
                 <w:sz w:val="21"/>
                 <w:szCs w:val="21"/>
               </w:rPr>
-              <w:t xml:space="preserve">Du bekommst eine eigene Kopie; bereits vorhandene Wörter werden übersprungen.</w:t>
+              <w:t xml:space="preserve">Geteilte Liste</w:t>
             </w:r>
           </w:p>
         </w:tc>
@@ -35854,7 +35854,7 @@
                 <w:sz w:val="21"/>
                 <w:szCs w:val="21"/>
               </w:rPr>
-              <w:t xml:space="preserve">Geteilte Liste</w:t>
+              <w:t xml:space="preserve">Konnte die Liste nicht laden.</w:t>
             </w:r>
           </w:p>
         </w:tc>
@@ -35905,7 +35905,7 @@
                 <w:sz w:val="21"/>
                 <w:szCs w:val="21"/>
               </w:rPr>
-              <w:t xml:space="preserve">Konnte die Liste nicht laden.</w:t>
+              <w:t xml:space="preserve">Liste importieren</w:t>
             </w:r>
           </w:p>
         </w:tc>
@@ -35956,7 +35956,7 @@
                 <w:sz w:val="21"/>
                 <w:szCs w:val="21"/>
               </w:rPr>
-              <w:t xml:space="preserve">Liste importieren</w:t>
+              <w:t xml:space="preserve">Liste nicht gefunden. Bitte den Code prüfen.</w:t>
             </w:r>
           </w:p>
         </w:tc>
@@ -35984,57 +35984,6 @@
                 <w:szCs w:val="15"/>
               </w:rPr>
               <w:t xml:space="preserve">B-555</w:t>
-            </w:r>
-          </w:p>
-        </w:tc>
-        <w:tc>
-          <w:tcPr>
-            <w:tcW w:type="dxa" w:w="7880"/>
-            <w:tcMar>
-              <w:top w:type="dxa" w:w="60"/>
-              <w:left w:type="dxa" w:w="90"/>
-              <w:bottom w:type="dxa" w:w="60"/>
-              <w:right w:type="dxa" w:w="90"/>
-            </w:tcMar>
-          </w:tcPr>
-          <w:p>
-            <w:pPr>
-              <w:spacing w:after="0" w:before="0"/>
-            </w:pPr>
-            <w:r>
-              <w:rPr>
-                <w:rFonts w:ascii="Calibri" w:cs="Calibri" w:eastAsia="Calibri" w:hAnsi="Calibri"/>
-                <w:sz w:val="21"/>
-                <w:szCs w:val="21"/>
-              </w:rPr>
-              <w:t xml:space="preserve">Liste nicht gefunden. Bitte den Code prüfen.</w:t>
-            </w:r>
-          </w:p>
-        </w:tc>
-      </w:tr>
-      <w:tr>
-        <w:tc>
-          <w:tcPr>
-            <w:tcW w:type="dxa" w:w="1120"/>
-            <w:tcMar>
-              <w:top w:type="dxa" w:w="60"/>
-              <w:left w:type="dxa" w:w="90"/>
-              <w:bottom w:type="dxa" w:w="60"/>
-              <w:right w:type="dxa" w:w="90"/>
-            </w:tcMar>
-          </w:tcPr>
-          <w:p>
-            <w:pPr>
-              <w:spacing w:after="0"/>
-            </w:pPr>
-            <w:r>
-              <w:rPr>
-                <w:rFonts w:ascii="Consolas" w:cs="Consolas" w:eastAsia="Consolas" w:hAnsi="Consolas"/>
-                <w:color w:val="9A958B"/>
-                <w:sz w:val="15"/>
-                <w:szCs w:val="15"/>
-              </w:rPr>
-              <w:t xml:space="preserve">B-556</w:t>
             </w:r>
           </w:p>
         </w:tc>
@@ -36183,6 +36132,57 @@
                 <w:sz w:val="15"/>
                 <w:szCs w:val="15"/>
               </w:rPr>
+              <w:t xml:space="preserve">B-556</w:t>
+            </w:r>
+          </w:p>
+        </w:tc>
+        <w:tc>
+          <w:tcPr>
+            <w:tcW w:type="dxa" w:w="7880"/>
+            <w:tcMar>
+              <w:top w:type="dxa" w:w="60"/>
+              <w:left w:type="dxa" w:w="90"/>
+              <w:bottom w:type="dxa" w:w="60"/>
+              <w:right w:type="dxa" w:w="90"/>
+            </w:tcMar>
+          </w:tcPr>
+          <w:p>
+            <w:pPr>
+              <w:spacing w:after="0" w:before="0"/>
+            </w:pPr>
+            <w:r>
+              <w:rPr>
+                <w:rFonts w:ascii="Calibri" w:cs="Calibri" w:eastAsia="Calibri" w:hAnsi="Calibri"/>
+                <w:sz w:val="21"/>
+                <w:szCs w:val="21"/>
+              </w:rPr>
+              <w:t xml:space="preserve">„{liste}“ teilen</w:t>
+            </w:r>
+          </w:p>
+        </w:tc>
+      </w:tr>
+      <w:tr>
+        <w:tc>
+          <w:tcPr>
+            <w:tcW w:type="dxa" w:w="1120"/>
+            <w:tcMar>
+              <w:top w:type="dxa" w:w="60"/>
+              <w:left w:type="dxa" w:w="90"/>
+              <w:bottom w:type="dxa" w:w="60"/>
+              <w:right w:type="dxa" w:w="90"/>
+            </w:tcMar>
+          </w:tcPr>
+          <w:p>
+            <w:pPr>
+              <w:spacing w:after="0"/>
+            </w:pPr>
+            <w:r>
+              <w:rPr>
+                <w:rFonts w:ascii="Consolas" w:cs="Consolas" w:eastAsia="Consolas" w:hAnsi="Consolas"/>
+                <w:color w:val="9A958B"/>
+                <w:sz w:val="15"/>
+                <w:szCs w:val="15"/>
+              </w:rPr>
               <w:t xml:space="preserve">B-557</w:t>
             </w:r>
           </w:p>
@@ -36207,7 +36207,7 @@
                 <w:sz w:val="21"/>
                 <w:szCs w:val="21"/>
               </w:rPr>
-              <w:t xml:space="preserve">„{liste}“ teilen</w:t>
+              <w:t xml:space="preserve">Code</w:t>
             </w:r>
           </w:p>
         </w:tc>
@@ -36258,7 +36258,7 @@
                 <w:sz w:val="21"/>
                 <w:szCs w:val="21"/>
               </w:rPr>
-              <w:t xml:space="preserve">Code</w:t>
+              <w:t xml:space="preserve">Link</w:t>
             </w:r>
           </w:p>
         </w:tc>
@@ -36309,7 +36309,7 @@
                 <w:sz w:val="21"/>
                 <w:szCs w:val="21"/>
               </w:rPr>
-              <w:t xml:space="preserve">Link</w:t>
+              <w:t xml:space="preserve">Teilen …</w:t>
             </w:r>
           </w:p>
         </w:tc>
@@ -36360,7 +36360,7 @@
                 <w:sz w:val="21"/>
                 <w:szCs w:val="21"/>
               </w:rPr>
-              <w:t xml:space="preserve">Teilen …</w:t>
+              <w:t xml:space="preserve">Übernimm meine Wortliste „{liste}“ in SmartVoc:</w:t>
             </w:r>
           </w:p>
         </w:tc>
@@ -36388,57 +36388,6 @@
                 <w:szCs w:val="15"/>
               </w:rPr>
               <w:t xml:space="preserve">B-561</w:t>
-            </w:r>
-          </w:p>
-        </w:tc>
-        <w:tc>
-          <w:tcPr>
-            <w:tcW w:type="dxa" w:w="7880"/>
-            <w:tcMar>
-              <w:top w:type="dxa" w:w="60"/>
-              <w:left w:type="dxa" w:w="90"/>
-              <w:bottom w:type="dxa" w:w="60"/>
-              <w:right w:type="dxa" w:w="90"/>
-            </w:tcMar>
-          </w:tcPr>
-          <w:p>
-            <w:pPr>
-              <w:spacing w:after="0" w:before="0"/>
-            </w:pPr>
-            <w:r>
-              <w:rPr>
-                <w:rFonts w:ascii="Calibri" w:cs="Calibri" w:eastAsia="Calibri" w:hAnsi="Calibri"/>
-                <w:sz w:val="21"/>
-                <w:szCs w:val="21"/>
-              </w:rPr>
-              <w:t xml:space="preserve">Übernimm meine Wortliste „{liste}“ in SmartVoc:</w:t>
-            </w:r>
-          </w:p>
-        </w:tc>
-      </w:tr>
-      <w:tr>
-        <w:tc>
-          <w:tcPr>
-            <w:tcW w:type="dxa" w:w="1120"/>
-            <w:tcMar>
-              <w:top w:type="dxa" w:w="60"/>
-              <w:left w:type="dxa" w:w="90"/>
-              <w:bottom w:type="dxa" w:w="60"/>
-              <w:right w:type="dxa" w:w="90"/>
-            </w:tcMar>
-          </w:tcPr>
-          <w:p>
-            <w:pPr>
-              <w:spacing w:after="0"/>
-            </w:pPr>
-            <w:r>
-              <w:rPr>
-                <w:rFonts w:ascii="Consolas" w:cs="Consolas" w:eastAsia="Consolas" w:hAnsi="Consolas"/>
-                <w:color w:val="9A958B"/>
-                <w:sz w:val="15"/>
-                <w:szCs w:val="15"/>
-              </w:rPr>
-              <w:t xml:space="preserve">B-562</w:t>
             </w:r>
           </w:p>
         </w:tc>
@@ -36587,6 +36536,57 @@
                 <w:sz w:val="15"/>
                 <w:szCs w:val="15"/>
               </w:rPr>
+              <w:t xml:space="preserve">B-562</w:t>
+            </w:r>
+          </w:p>
+        </w:tc>
+        <w:tc>
+          <w:tcPr>
+            <w:tcW w:type="dxa" w:w="7880"/>
+            <w:tcMar>
+              <w:top w:type="dxa" w:w="60"/>
+              <w:left w:type="dxa" w:w="90"/>
+              <w:bottom w:type="dxa" w:w="60"/>
+              <w:right w:type="dxa" w:w="90"/>
+            </w:tcMar>
+          </w:tcPr>
+          <w:p>
+            <w:pPr>
+              <w:spacing w:after="0" w:before="0"/>
+            </w:pPr>
+            <w:r>
+              <w:rPr>
+                <w:rFonts w:ascii="Calibri" w:cs="Calibri" w:eastAsia="Calibri" w:hAnsi="Calibri"/>
+                <w:sz w:val="21"/>
+                <w:szCs w:val="21"/>
+              </w:rPr>
+              <w:t xml:space="preserve">{n} Wörter</w:t>
+            </w:r>
+          </w:p>
+        </w:tc>
+      </w:tr>
+      <w:tr>
+        <w:tc>
+          <w:tcPr>
+            <w:tcW w:type="dxa" w:w="1120"/>
+            <w:tcMar>
+              <w:top w:type="dxa" w:w="60"/>
+              <w:left w:type="dxa" w:w="90"/>
+              <w:bottom w:type="dxa" w:w="60"/>
+              <w:right w:type="dxa" w:w="90"/>
+            </w:tcMar>
+          </w:tcPr>
+          <w:p>
+            <w:pPr>
+              <w:spacing w:after="0"/>
+            </w:pPr>
+            <w:r>
+              <w:rPr>
+                <w:rFonts w:ascii="Consolas" w:cs="Consolas" w:eastAsia="Consolas" w:hAnsi="Consolas"/>
+                <w:color w:val="9A958B"/>
+                <w:sz w:val="15"/>
+                <w:szCs w:val="15"/>
+              </w:rPr>
               <w:t xml:space="preserve">B-563</w:t>
             </w:r>
           </w:p>
@@ -36611,7 +36611,7 @@
                 <w:sz w:val="21"/>
                 <w:szCs w:val="21"/>
               </w:rPr>
-              <w:t xml:space="preserve">{n} Wörter</w:t>
+              <w:t xml:space="preserve">{p} % sitzen</w:t>
             </w:r>
           </w:p>
         </w:tc>
@@ -36662,7 +36662,7 @@
                 <w:sz w:val="21"/>
                 <w:szCs w:val="21"/>
               </w:rPr>
-              <w:t xml:space="preserve">{p} % sitzen</w:t>
+              <w:t xml:space="preserve">Hier hinzufügen</w:t>
             </w:r>
           </w:p>
         </w:tc>
@@ -36690,57 +36690,6 @@
                 <w:szCs w:val="15"/>
               </w:rPr>
               <w:t xml:space="preserve">B-565</w:t>
-            </w:r>
-          </w:p>
-        </w:tc>
-        <w:tc>
-          <w:tcPr>
-            <w:tcW w:type="dxa" w:w="7880"/>
-            <w:tcMar>
-              <w:top w:type="dxa" w:w="60"/>
-              <w:left w:type="dxa" w:w="90"/>
-              <w:bottom w:type="dxa" w:w="60"/>
-              <w:right w:type="dxa" w:w="90"/>
-            </w:tcMar>
-          </w:tcPr>
-          <w:p>
-            <w:pPr>
-              <w:spacing w:after="0" w:before="0"/>
-            </w:pPr>
-            <w:r>
-              <w:rPr>
-                <w:rFonts w:ascii="Calibri" w:cs="Calibri" w:eastAsia="Calibri" w:hAnsi="Calibri"/>
-                <w:sz w:val="21"/>
-                <w:szCs w:val="21"/>
-              </w:rPr>
-              <w:t xml:space="preserve">Hier hinzufügen</w:t>
-            </w:r>
-          </w:p>
-        </w:tc>
-      </w:tr>
-      <w:tr>
-        <w:tc>
-          <w:tcPr>
-            <w:tcW w:type="dxa" w:w="1120"/>
-            <w:tcMar>
-              <w:top w:type="dxa" w:w="60"/>
-              <w:left w:type="dxa" w:w="90"/>
-              <w:bottom w:type="dxa" w:w="60"/>
-              <w:right w:type="dxa" w:w="90"/>
-            </w:tcMar>
-          </w:tcPr>
-          <w:p>
-            <w:pPr>
-              <w:spacing w:after="0"/>
-            </w:pPr>
-            <w:r>
-              <w:rPr>
-                <w:rFonts w:ascii="Consolas" w:cs="Consolas" w:eastAsia="Consolas" w:hAnsi="Consolas"/>
-                <w:color w:val="9A958B"/>
-                <w:sz w:val="15"/>
-                <w:szCs w:val="15"/>
-              </w:rPr>
-              <w:t xml:space="preserve">B-566</w:t>
             </w:r>
           </w:p>
         </w:tc>
@@ -36889,6 +36838,57 @@
                 <w:sz w:val="15"/>
                 <w:szCs w:val="15"/>
               </w:rPr>
+              <w:t xml:space="preserve">B-566</w:t>
+            </w:r>
+          </w:p>
+        </w:tc>
+        <w:tc>
+          <w:tcPr>
+            <w:tcW w:type="dxa" w:w="7880"/>
+            <w:tcMar>
+              <w:top w:type="dxa" w:w="60"/>
+              <w:left w:type="dxa" w:w="90"/>
+              <w:bottom w:type="dxa" w:w="60"/>
+              <w:right w:type="dxa" w:w="90"/>
+            </w:tcMar>
+          </w:tcPr>
+          <w:p>
+            <w:pPr>
+              <w:spacing w:after="0" w:before="0"/>
+            </w:pPr>
+            <w:r>
+              <w:rPr>
+                <w:rFonts w:ascii="Calibri" w:cs="Calibri" w:eastAsia="Calibri" w:hAnsi="Calibri"/>
+                <w:sz w:val="21"/>
+                <w:szCs w:val="21"/>
+              </w:rPr>
+              <w:t xml:space="preserve">Bearbeiten</w:t>
+            </w:r>
+          </w:p>
+        </w:tc>
+      </w:tr>
+      <w:tr>
+        <w:tc>
+          <w:tcPr>
+            <w:tcW w:type="dxa" w:w="1120"/>
+            <w:tcMar>
+              <w:top w:type="dxa" w:w="60"/>
+              <w:left w:type="dxa" w:w="90"/>
+              <w:bottom w:type="dxa" w:w="60"/>
+              <w:right w:type="dxa" w:w="90"/>
+            </w:tcMar>
+          </w:tcPr>
+          <w:p>
+            <w:pPr>
+              <w:spacing w:after="0"/>
+            </w:pPr>
+            <w:r>
+              <w:rPr>
+                <w:rFonts w:ascii="Consolas" w:cs="Consolas" w:eastAsia="Consolas" w:hAnsi="Consolas"/>
+                <w:color w:val="9A958B"/>
+                <w:sz w:val="15"/>
+                <w:szCs w:val="15"/>
+              </w:rPr>
               <w:t xml:space="preserve">B-567</w:t>
             </w:r>
           </w:p>
@@ -36913,7 +36913,7 @@
                 <w:sz w:val="21"/>
                 <w:szCs w:val="21"/>
               </w:rPr>
-              <w:t xml:space="preserve">Bearbeiten</w:t>
+              <w:t xml:space="preserve">Beispielsatz 1</w:t>
             </w:r>
           </w:p>
         </w:tc>
@@ -36964,7 +36964,7 @@
                 <w:sz w:val="21"/>
                 <w:szCs w:val="21"/>
               </w:rPr>
-              <w:t xml:space="preserve">Beispielsatz 1</w:t>
+              <w:t xml:space="preserve">Beispielsatz 2</w:t>
             </w:r>
           </w:p>
         </w:tc>
@@ -37015,7 +37015,7 @@
                 <w:sz w:val="21"/>
                 <w:szCs w:val="21"/>
               </w:rPr>
-              <w:t xml:space="preserve">Beispielsatz 2</w:t>
+              <w:t xml:space="preserve">noch nie geübt</w:t>
             </w:r>
           </w:p>
         </w:tc>
@@ -37066,7 +37066,7 @@
                 <w:sz w:val="21"/>
                 <w:szCs w:val="21"/>
               </w:rPr>
-              <w:t xml:space="preserve">noch nie geübt</w:t>
+              <w:t xml:space="preserve">noch offen</w:t>
             </w:r>
           </w:p>
         </w:tc>
@@ -37117,7 +37117,7 @@
                 <w:sz w:val="21"/>
                 <w:szCs w:val="21"/>
               </w:rPr>
-              <w:t xml:space="preserve">noch offen</w:t>
+              <w:t xml:space="preserve">nur bei Nomen</w:t>
             </w:r>
           </w:p>
         </w:tc>
@@ -37145,57 +37145,6 @@
                 <w:szCs w:val="15"/>
               </w:rPr>
               <w:t xml:space="preserve">B-572</w:t>
-            </w:r>
-          </w:p>
-        </w:tc>
-        <w:tc>
-          <w:tcPr>
-            <w:tcW w:type="dxa" w:w="7880"/>
-            <w:tcMar>
-              <w:top w:type="dxa" w:w="60"/>
-              <w:left w:type="dxa" w:w="90"/>
-              <w:bottom w:type="dxa" w:w="60"/>
-              <w:right w:type="dxa" w:w="90"/>
-            </w:tcMar>
-          </w:tcPr>
-          <w:p>
-            <w:pPr>
-              <w:spacing w:after="0" w:before="0"/>
-            </w:pPr>
-            <w:r>
-              <w:rPr>
-                <w:rFonts w:ascii="Calibri" w:cs="Calibri" w:eastAsia="Calibri" w:hAnsi="Calibri"/>
-                <w:sz w:val="21"/>
-                <w:szCs w:val="21"/>
-              </w:rPr>
-              <w:t xml:space="preserve">nur bei Nomen</w:t>
-            </w:r>
-          </w:p>
-        </w:tc>
-      </w:tr>
-      <w:tr>
-        <w:tc>
-          <w:tcPr>
-            <w:tcW w:type="dxa" w:w="1120"/>
-            <w:tcMar>
-              <w:top w:type="dxa" w:w="60"/>
-              <w:left w:type="dxa" w:w="90"/>
-              <w:bottom w:type="dxa" w:w="60"/>
-              <w:right w:type="dxa" w:w="90"/>
-            </w:tcMar>
-          </w:tcPr>
-          <w:p>
-            <w:pPr>
-              <w:spacing w:after="0"/>
-            </w:pPr>
-            <w:r>
-              <w:rPr>
-                <w:rFonts w:ascii="Consolas" w:cs="Consolas" w:eastAsia="Consolas" w:hAnsi="Consolas"/>
-                <w:color w:val="9A958B"/>
-                <w:sz w:val="15"/>
-                <w:szCs w:val="15"/>
-              </w:rPr>
-              <w:t xml:space="preserve">B-573</w:t>
             </w:r>
           </w:p>
         </w:tc>
@@ -37344,6 +37293,57 @@
                 <w:sz w:val="15"/>
                 <w:szCs w:val="15"/>
               </w:rPr>
+              <w:t xml:space="preserve">B-573</w:t>
+            </w:r>
+          </w:p>
+        </w:tc>
+        <w:tc>
+          <w:tcPr>
+            <w:tcW w:type="dxa" w:w="7880"/>
+            <w:tcMar>
+              <w:top w:type="dxa" w:w="60"/>
+              <w:left w:type="dxa" w:w="90"/>
+              <w:bottom w:type="dxa" w:w="60"/>
+              <w:right w:type="dxa" w:w="90"/>
+            </w:tcMar>
+          </w:tcPr>
+          <w:p>
+            <w:pPr>
+              <w:spacing w:after="0" w:before="0"/>
+            </w:pPr>
+            <w:r>
+              <w:rPr>
+                <w:rFonts w:ascii="Calibri" w:cs="Calibri" w:eastAsia="Calibri" w:hAnsi="Calibri"/>
+                <w:sz w:val="21"/>
+                <w:szCs w:val="21"/>
+              </w:rPr>
+              <w:t xml:space="preserve">{n} ×</w:t>
+            </w:r>
+          </w:p>
+        </w:tc>
+      </w:tr>
+      <w:tr>
+        <w:tc>
+          <w:tcPr>
+            <w:tcW w:type="dxa" w:w="1120"/>
+            <w:tcMar>
+              <w:top w:type="dxa" w:w="60"/>
+              <w:left w:type="dxa" w:w="90"/>
+              <w:bottom w:type="dxa" w:w="60"/>
+              <w:right w:type="dxa" w:w="90"/>
+            </w:tcMar>
+          </w:tcPr>
+          <w:p>
+            <w:pPr>
+              <w:spacing w:after="0"/>
+            </w:pPr>
+            <w:r>
+              <w:rPr>
+                <w:rFonts w:ascii="Consolas" w:cs="Consolas" w:eastAsia="Consolas" w:hAnsi="Consolas"/>
+                <w:color w:val="9A958B"/>
+                <w:sz w:val="15"/>
+                <w:szCs w:val="15"/>
+              </w:rPr>
               <w:t xml:space="preserve">B-574</w:t>
             </w:r>
           </w:p>
@@ -37368,7 +37368,7 @@
                 <w:sz w:val="21"/>
                 <w:szCs w:val="21"/>
               </w:rPr>
-              <w:t xml:space="preserve">{n} ×</w:t>
+              <w:t xml:space="preserve">Falsch beantwortet</w:t>
             </w:r>
           </w:p>
         </w:tc>
@@ -37419,7 +37419,7 @@
                 <w:sz w:val="21"/>
                 <w:szCs w:val="21"/>
               </w:rPr>
-              <w:t xml:space="preserve">Falsch beantwortet</w:t>
+              <w:t xml:space="preserve">In der Liste</w:t>
             </w:r>
           </w:p>
         </w:tc>
@@ -37470,7 +37470,7 @@
                 <w:sz w:val="21"/>
                 <w:szCs w:val="21"/>
               </w:rPr>
-              <w:t xml:space="preserve">In der Liste</w:t>
+              <w:t xml:space="preserve">Lernstand</w:t>
             </w:r>
           </w:p>
         </w:tc>
@@ -37521,7 +37521,7 @@
                 <w:sz w:val="21"/>
                 <w:szCs w:val="21"/>
               </w:rPr>
-              <w:t xml:space="preserve">Lernstand</w:t>
+              <w:t xml:space="preserve">Nächste Übung</w:t>
             </w:r>
           </w:p>
         </w:tc>
@@ -37572,7 +37572,7 @@
                 <w:sz w:val="21"/>
                 <w:szCs w:val="21"/>
               </w:rPr>
-              <w:t xml:space="preserve">Nächste Übung</w:t>
+              <w:t xml:space="preserve">nur zur Ansicht</w:t>
             </w:r>
           </w:p>
         </w:tc>
@@ -37623,7 +37623,7 @@
                 <w:sz w:val="21"/>
                 <w:szCs w:val="21"/>
               </w:rPr>
-              <w:t xml:space="preserve">nur zur Ansicht</w:t>
+              <w:t xml:space="preserve">Richtig beantwortet</w:t>
             </w:r>
           </w:p>
         </w:tc>
@@ -37651,57 +37651,6 @@
                 <w:szCs w:val="15"/>
               </w:rPr>
               <w:t xml:space="preserve">B-580</w:t>
-            </w:r>
-          </w:p>
-        </w:tc>
-        <w:tc>
-          <w:tcPr>
-            <w:tcW w:type="dxa" w:w="7880"/>
-            <w:tcMar>
-              <w:top w:type="dxa" w:w="60"/>
-              <w:left w:type="dxa" w:w="90"/>
-              <w:bottom w:type="dxa" w:w="60"/>
-              <w:right w:type="dxa" w:w="90"/>
-            </w:tcMar>
-          </w:tcPr>
-          <w:p>
-            <w:pPr>
-              <w:spacing w:after="0" w:before="0"/>
-            </w:pPr>
-            <w:r>
-              <w:rPr>
-                <w:rFonts w:ascii="Calibri" w:cs="Calibri" w:eastAsia="Calibri" w:hAnsi="Calibri"/>
-                <w:sz w:val="21"/>
-                <w:szCs w:val="21"/>
-              </w:rPr>
-              <w:t xml:space="preserve">Richtig beantwortet</w:t>
-            </w:r>
-          </w:p>
-        </w:tc>
-      </w:tr>
-      <w:tr>
-        <w:tc>
-          <w:tcPr>
-            <w:tcW w:type="dxa" w:w="1120"/>
-            <w:tcMar>
-              <w:top w:type="dxa" w:w="60"/>
-              <w:left w:type="dxa" w:w="90"/>
-              <w:bottom w:type="dxa" w:w="60"/>
-              <w:right w:type="dxa" w:w="90"/>
-            </w:tcMar>
-          </w:tcPr>
-          <w:p>
-            <w:pPr>
-              <w:spacing w:after="0"/>
-            </w:pPr>
-            <w:r>
-              <w:rPr>
-                <w:rFonts w:ascii="Consolas" w:cs="Consolas" w:eastAsia="Consolas" w:hAnsi="Consolas"/>
-                <w:color w:val="9A958B"/>
-                <w:sz w:val="15"/>
-                <w:szCs w:val="15"/>
-              </w:rPr>
-              <w:t xml:space="preserve">B-581</w:t>
             </w:r>
           </w:p>
         </w:tc>
@@ -37850,6 +37799,57 @@
                 <w:sz w:val="15"/>
                 <w:szCs w:val="15"/>
               </w:rPr>
+              <w:t xml:space="preserve">B-581</w:t>
+            </w:r>
+          </w:p>
+        </w:tc>
+        <w:tc>
+          <w:tcPr>
+            <w:tcW w:type="dxa" w:w="7880"/>
+            <w:tcMar>
+              <w:top w:type="dxa" w:w="60"/>
+              <w:left w:type="dxa" w:w="90"/>
+              <w:bottom w:type="dxa" w:w="60"/>
+              <w:right w:type="dxa" w:w="90"/>
+            </w:tcMar>
+          </w:tcPr>
+          <w:p>
+            <w:pPr>
+              <w:spacing w:after="0" w:before="0"/>
+            </w:pPr>
+            <w:r>
+              <w:rPr>
+                <w:rFonts w:ascii="Calibri" w:cs="Calibri" w:eastAsia="Calibri" w:hAnsi="Calibri"/>
+                <w:sz w:val="21"/>
+                <w:szCs w:val="21"/>
+              </w:rPr>
+              <w:t xml:space="preserve">{n} Wort insgesamt</w:t>
+            </w:r>
+          </w:p>
+        </w:tc>
+      </w:tr>
+      <w:tr>
+        <w:tc>
+          <w:tcPr>
+            <w:tcW w:type="dxa" w:w="1120"/>
+            <w:tcMar>
+              <w:top w:type="dxa" w:w="60"/>
+              <w:left w:type="dxa" w:w="90"/>
+              <w:bottom w:type="dxa" w:w="60"/>
+              <w:right w:type="dxa" w:w="90"/>
+            </w:tcMar>
+          </w:tcPr>
+          <w:p>
+            <w:pPr>
+              <w:spacing w:after="0"/>
+            </w:pPr>
+            <w:r>
+              <w:rPr>
+                <w:rFonts w:ascii="Consolas" w:cs="Consolas" w:eastAsia="Consolas" w:hAnsi="Consolas"/>
+                <w:color w:val="9A958B"/>
+                <w:sz w:val="15"/>
+                <w:szCs w:val="15"/>
+              </w:rPr>
               <w:t xml:space="preserve">B-582</w:t>
             </w:r>
           </w:p>
@@ -37874,7 +37874,7 @@
                 <w:sz w:val="21"/>
                 <w:szCs w:val="21"/>
               </w:rPr>
-              <w:t xml:space="preserve">{n} Wort insgesamt</w:t>
+              <w:t xml:space="preserve">{n} Wörter insgesamt</w:t>
             </w:r>
           </w:p>
         </w:tc>
@@ -37925,7 +37925,7 @@
                 <w:sz w:val="21"/>
                 <w:szCs w:val="21"/>
               </w:rPr>
-              <w:t xml:space="preserve">{n} Wörter insgesamt</w:t>
+              <w:t xml:space="preserve">baut sich auf, ab heute füllt sich diese Linie</w:t>
             </w:r>
           </w:p>
         </w:tc>
@@ -37976,7 +37976,7 @@
                 <w:sz w:val="21"/>
                 <w:szCs w:val="21"/>
               </w:rPr>
-              <w:t xml:space="preserve">baut sich auf, ab heute füllt sich diese Linie</w:t>
+              <w:t xml:space="preserve">Noch kein Verlauf. Ab heute merkt sich die App jeden Tag deinen Stand.</w:t>
             </w:r>
           </w:p>
         </w:tc>
@@ -38004,57 +38004,6 @@
                 <w:szCs w:val="15"/>
               </w:rPr>
               <w:t xml:space="preserve">B-585</w:t>
-            </w:r>
-          </w:p>
-        </w:tc>
-        <w:tc>
-          <w:tcPr>
-            <w:tcW w:type="dxa" w:w="7880"/>
-            <w:tcMar>
-              <w:top w:type="dxa" w:w="60"/>
-              <w:left w:type="dxa" w:w="90"/>
-              <w:bottom w:type="dxa" w:w="60"/>
-              <w:right w:type="dxa" w:w="90"/>
-            </w:tcMar>
-          </w:tcPr>
-          <w:p>
-            <w:pPr>
-              <w:spacing w:after="0" w:before="0"/>
-            </w:pPr>
-            <w:r>
-              <w:rPr>
-                <w:rFonts w:ascii="Calibri" w:cs="Calibri" w:eastAsia="Calibri" w:hAnsi="Calibri"/>
-                <w:sz w:val="21"/>
-                <w:szCs w:val="21"/>
-              </w:rPr>
-              <w:t xml:space="preserve">Noch kein Verlauf. Ab heute merkt sich die App jeden Tag deinen Stand.</w:t>
-            </w:r>
-          </w:p>
-        </w:tc>
-      </w:tr>
-      <w:tr>
-        <w:tc>
-          <w:tcPr>
-            <w:tcW w:type="dxa" w:w="1120"/>
-            <w:tcMar>
-              <w:top w:type="dxa" w:w="60"/>
-              <w:left w:type="dxa" w:w="90"/>
-              <w:bottom w:type="dxa" w:w="60"/>
-              <w:right w:type="dxa" w:w="90"/>
-            </w:tcMar>
-          </w:tcPr>
-          <w:p>
-            <w:pPr>
-              <w:spacing w:after="0"/>
-            </w:pPr>
-            <w:r>
-              <w:rPr>
-                <w:rFonts w:ascii="Consolas" w:cs="Consolas" w:eastAsia="Consolas" w:hAnsi="Consolas"/>
-                <w:color w:val="9A958B"/>
-                <w:sz w:val="15"/>
-                <w:szCs w:val="15"/>
-              </w:rPr>
-              <w:t xml:space="preserve">B-586</w:t>
             </w:r>
           </w:p>
         </w:tc>
@@ -38203,6 +38152,57 @@
                 <w:sz w:val="15"/>
                 <w:szCs w:val="15"/>
               </w:rPr>
+              <w:t xml:space="preserve">B-586</w:t>
+            </w:r>
+          </w:p>
+        </w:tc>
+        <w:tc>
+          <w:tcPr>
+            <w:tcW w:type="dxa" w:w="7880"/>
+            <w:tcMar>
+              <w:top w:type="dxa" w:w="60"/>
+              <w:left w:type="dxa" w:w="90"/>
+              <w:bottom w:type="dxa" w:w="60"/>
+              <w:right w:type="dxa" w:w="90"/>
+            </w:tcMar>
+          </w:tcPr>
+          <w:p>
+            <w:pPr>
+              <w:spacing w:after="0" w:before="0"/>
+            </w:pPr>
+            <w:r>
+              <w:rPr>
+                <w:rFonts w:ascii="Calibri" w:cs="Calibri" w:eastAsia="Calibri" w:hAnsi="Calibri"/>
+                <w:sz w:val="21"/>
+                <w:szCs w:val="21"/>
+              </w:rPr>
+              <w:t xml:space="preserve">Fälliges und Neues sinnvoll gemischt</w:t>
+            </w:r>
+          </w:p>
+        </w:tc>
+      </w:tr>
+      <w:tr>
+        <w:tc>
+          <w:tcPr>
+            <w:tcW w:type="dxa" w:w="1120"/>
+            <w:tcMar>
+              <w:top w:type="dxa" w:w="60"/>
+              <w:left w:type="dxa" w:w="90"/>
+              <w:bottom w:type="dxa" w:w="60"/>
+              <w:right w:type="dxa" w:w="90"/>
+            </w:tcMar>
+          </w:tcPr>
+          <w:p>
+            <w:pPr>
+              <w:spacing w:after="0"/>
+            </w:pPr>
+            <w:r>
+              <w:rPr>
+                <w:rFonts w:ascii="Consolas" w:cs="Consolas" w:eastAsia="Consolas" w:hAnsi="Consolas"/>
+                <w:color w:val="9A958B"/>
+                <w:sz w:val="15"/>
+                <w:szCs w:val="15"/>
+              </w:rPr>
               <w:t xml:space="preserve">B-587</w:t>
             </w:r>
           </w:p>
@@ -38227,7 +38227,7 @@
                 <w:sz w:val="21"/>
                 <w:szCs w:val="21"/>
               </w:rPr>
-              <w:t xml:space="preserve">Fälliges und Neues sinnvoll gemischt</w:t>
+              <w:t xml:space="preserve">Jetzt fällig, der beste Moment zum Auffrischen</w:t>
             </w:r>
           </w:p>
         </w:tc>
@@ -38278,7 +38278,7 @@
                 <w:sz w:val="21"/>
                 <w:szCs w:val="21"/>
               </w:rPr>
-              <w:t xml:space="preserve">Jetzt fällig, der beste Moment zum Auffrischen</w:t>
+              <w:t xml:space="preserve">Schon geübt, sitzt aber noch nicht sicher</w:t>
             </w:r>
           </w:p>
         </w:tc>
@@ -38306,57 +38306,6 @@
                 <w:szCs w:val="15"/>
               </w:rPr>
               <w:t xml:space="preserve">B-589</w:t>
-            </w:r>
-          </w:p>
-        </w:tc>
-        <w:tc>
-          <w:tcPr>
-            <w:tcW w:type="dxa" w:w="7880"/>
-            <w:tcMar>
-              <w:top w:type="dxa" w:w="60"/>
-              <w:left w:type="dxa" w:w="90"/>
-              <w:bottom w:type="dxa" w:w="60"/>
-              <w:right w:type="dxa" w:w="90"/>
-            </w:tcMar>
-          </w:tcPr>
-          <w:p>
-            <w:pPr>
-              <w:spacing w:after="0" w:before="0"/>
-            </w:pPr>
-            <w:r>
-              <w:rPr>
-                <w:rFonts w:ascii="Calibri" w:cs="Calibri" w:eastAsia="Calibri" w:hAnsi="Calibri"/>
-                <w:sz w:val="21"/>
-                <w:szCs w:val="21"/>
-              </w:rPr>
-              <w:t xml:space="preserve">Schon geübt, sitzt aber noch nicht sicher</w:t>
-            </w:r>
-          </w:p>
-        </w:tc>
-      </w:tr>
-      <w:tr>
-        <w:tc>
-          <w:tcPr>
-            <w:tcW w:type="dxa" w:w="1120"/>
-            <w:tcMar>
-              <w:top w:type="dxa" w:w="60"/>
-              <w:left w:type="dxa" w:w="90"/>
-              <w:bottom w:type="dxa" w:w="60"/>
-              <w:right w:type="dxa" w:w="90"/>
-            </w:tcMar>
-          </w:tcPr>
-          <w:p>
-            <w:pPr>
-              <w:spacing w:after="0"/>
-            </w:pPr>
-            <w:r>
-              <w:rPr>
-                <w:rFonts w:ascii="Consolas" w:cs="Consolas" w:eastAsia="Consolas" w:hAnsi="Consolas"/>
-                <w:color w:val="9A958B"/>
-                <w:sz w:val="15"/>
-                <w:szCs w:val="15"/>
-              </w:rPr>
-              <w:t xml:space="preserve">B-590</w:t>
             </w:r>
           </w:p>
         </w:tc>
@@ -38505,6 +38454,57 @@
                 <w:sz w:val="15"/>
                 <w:szCs w:val="15"/>
               </w:rPr>
+              <w:t xml:space="preserve">B-590</w:t>
+            </w:r>
+          </w:p>
+        </w:tc>
+        <w:tc>
+          <w:tcPr>
+            <w:tcW w:type="dxa" w:w="7880"/>
+            <w:tcMar>
+              <w:top w:type="dxa" w:w="60"/>
+              <w:left w:type="dxa" w:w="90"/>
+              <w:bottom w:type="dxa" w:w="60"/>
+              <w:right w:type="dxa" w:w="90"/>
+            </w:tcMar>
+          </w:tcPr>
+          <w:p>
+            <w:pPr>
+              <w:spacing w:after="0" w:before="0"/>
+            </w:pPr>
+            <w:r>
+              <w:rPr>
+                <w:rFonts w:ascii="Calibri" w:cs="Calibri" w:eastAsia="Calibri" w:hAnsi="Calibri"/>
+                <w:sz w:val="21"/>
+                <w:szCs w:val="21"/>
+              </w:rPr>
+              <w:t xml:space="preserve">fast</w:t>
+            </w:r>
+          </w:p>
+        </w:tc>
+      </w:tr>
+      <w:tr>
+        <w:tc>
+          <w:tcPr>
+            <w:tcW w:type="dxa" w:w="1120"/>
+            <w:tcMar>
+              <w:top w:type="dxa" w:w="60"/>
+              <w:left w:type="dxa" w:w="90"/>
+              <w:bottom w:type="dxa" w:w="60"/>
+              <w:right w:type="dxa" w:w="90"/>
+            </w:tcMar>
+          </w:tcPr>
+          <w:p>
+            <w:pPr>
+              <w:spacing w:after="0"/>
+            </w:pPr>
+            <w:r>
+              <w:rPr>
+                <w:rFonts w:ascii="Consolas" w:cs="Consolas" w:eastAsia="Consolas" w:hAnsi="Consolas"/>
+                <w:color w:val="9A958B"/>
+                <w:sz w:val="15"/>
+                <w:szCs w:val="15"/>
+              </w:rPr>
               <w:t xml:space="preserve">B-591</w:t>
             </w:r>
           </w:p>
@@ -38529,7 +38529,7 @@
                 <w:sz w:val="21"/>
                 <w:szCs w:val="21"/>
               </w:rPr>
-              <w:t xml:space="preserve">fast</w:t>
+              <w:t xml:space="preserve">neu</w:t>
             </w:r>
           </w:p>
         </w:tc>
@@ -38580,7 +38580,7 @@
                 <w:sz w:val="21"/>
                 <w:szCs w:val="21"/>
               </w:rPr>
-              <w:t xml:space="preserve">neu</w:t>
+              <w:t xml:space="preserve">sitzt</w:t>
             </w:r>
           </w:p>
         </w:tc>
@@ -38631,7 +38631,7 @@
                 <w:sz w:val="21"/>
                 <w:szCs w:val="21"/>
               </w:rPr>
-              <w:t xml:space="preserve">sitzt</w:t>
+              <w:t xml:space="preserve">sitzt fast</w:t>
             </w:r>
           </w:p>
         </w:tc>
@@ -38682,7 +38682,7 @@
                 <w:sz w:val="21"/>
                 <w:szCs w:val="21"/>
               </w:rPr>
-              <w:t xml:space="preserve">sitzt fast</w:t>
+              <w:t xml:space="preserve">ungeübt</w:t>
             </w:r>
           </w:p>
         </w:tc>
@@ -38710,57 +38710,6 @@
                 <w:szCs w:val="15"/>
               </w:rPr>
               <w:t xml:space="preserve">B-595</w:t>
-            </w:r>
-          </w:p>
-        </w:tc>
-        <w:tc>
-          <w:tcPr>
-            <w:tcW w:type="dxa" w:w="7880"/>
-            <w:tcMar>
-              <w:top w:type="dxa" w:w="60"/>
-              <w:left w:type="dxa" w:w="90"/>
-              <w:bottom w:type="dxa" w:w="60"/>
-              <w:right w:type="dxa" w:w="90"/>
-            </w:tcMar>
-          </w:tcPr>
-          <w:p>
-            <w:pPr>
-              <w:spacing w:after="0" w:before="0"/>
-            </w:pPr>
-            <w:r>
-              <w:rPr>
-                <w:rFonts w:ascii="Calibri" w:cs="Calibri" w:eastAsia="Calibri" w:hAnsi="Calibri"/>
-                <w:sz w:val="21"/>
-                <w:szCs w:val="21"/>
-              </w:rPr>
-              <w:t xml:space="preserve">ungeübt</w:t>
-            </w:r>
-          </w:p>
-        </w:tc>
-      </w:tr>
-      <w:tr>
-        <w:tc>
-          <w:tcPr>
-            <w:tcW w:type="dxa" w:w="1120"/>
-            <w:tcMar>
-              <w:top w:type="dxa" w:w="60"/>
-              <w:left w:type="dxa" w:w="90"/>
-              <w:bottom w:type="dxa" w:w="60"/>
-              <w:right w:type="dxa" w:w="90"/>
-            </w:tcMar>
-          </w:tcPr>
-          <w:p>
-            <w:pPr>
-              <w:spacing w:after="0"/>
-            </w:pPr>
-            <w:r>
-              <w:rPr>
-                <w:rFonts w:ascii="Consolas" w:cs="Consolas" w:eastAsia="Consolas" w:hAnsi="Consolas"/>
-                <w:color w:val="9A958B"/>
-                <w:sz w:val="15"/>
-                <w:szCs w:val="15"/>
-              </w:rPr>
-              <w:t xml:space="preserve">B-596</w:t>
             </w:r>
           </w:p>
         </w:tc>
@@ -38909,6 +38858,57 @@
                 <w:sz w:val="15"/>
                 <w:szCs w:val="15"/>
               </w:rPr>
+              <w:t xml:space="preserve">B-596</w:t>
+            </w:r>
+          </w:p>
+        </w:tc>
+        <w:tc>
+          <w:tcPr>
+            <w:tcW w:type="dxa" w:w="7880"/>
+            <w:tcMar>
+              <w:top w:type="dxa" w:w="60"/>
+              <w:left w:type="dxa" w:w="90"/>
+              <w:bottom w:type="dxa" w:w="60"/>
+              <w:right w:type="dxa" w:w="90"/>
+            </w:tcMar>
+          </w:tcPr>
+          <w:p>
+            <w:pPr>
+              <w:spacing w:after="0" w:before="0"/>
+            </w:pPr>
+            <w:r>
+              <w:rPr>
+                <w:rFonts w:ascii="Calibri" w:cs="Calibri" w:eastAsia="Calibri" w:hAnsi="Calibri"/>
+                <w:sz w:val="21"/>
+                <w:szCs w:val="21"/>
+              </w:rPr>
+              <w:t xml:space="preserve">Auf Kurs</w:t>
+            </w:r>
+          </w:p>
+        </w:tc>
+      </w:tr>
+      <w:tr>
+        <w:tc>
+          <w:tcPr>
+            <w:tcW w:type="dxa" w:w="1120"/>
+            <w:tcMar>
+              <w:top w:type="dxa" w:w="60"/>
+              <w:left w:type="dxa" w:w="90"/>
+              <w:bottom w:type="dxa" w:w="60"/>
+              <w:right w:type="dxa" w:w="90"/>
+            </w:tcMar>
+          </w:tcPr>
+          <w:p>
+            <w:pPr>
+              <w:spacing w:after="0"/>
+            </w:pPr>
+            <w:r>
+              <w:rPr>
+                <w:rFonts w:ascii="Consolas" w:cs="Consolas" w:eastAsia="Consolas" w:hAnsi="Consolas"/>
+                <w:color w:val="9A958B"/>
+                <w:sz w:val="15"/>
+                <w:szCs w:val="15"/>
+              </w:rPr>
               <w:t xml:space="preserve">B-597</w:t>
             </w:r>
           </w:p>
@@ -38933,7 +38933,7 @@
                 <w:sz w:val="21"/>
                 <w:szCs w:val="21"/>
               </w:rPr>
-              <w:t xml:space="preserve">Auf Kurs</w:t>
+              <w:t xml:space="preserve">Im Rückstand</w:t>
             </w:r>
           </w:p>
         </w:tc>
@@ -38961,57 +38961,6 @@
                 <w:szCs w:val="15"/>
               </w:rPr>
               <w:t xml:space="preserve">B-598</w:t>
-            </w:r>
-          </w:p>
-        </w:tc>
-        <w:tc>
-          <w:tcPr>
-            <w:tcW w:type="dxa" w:w="7880"/>
-            <w:tcMar>
-              <w:top w:type="dxa" w:w="60"/>
-              <w:left w:type="dxa" w:w="90"/>
-              <w:bottom w:type="dxa" w:w="60"/>
-              <w:right w:type="dxa" w:w="90"/>
-            </w:tcMar>
-          </w:tcPr>
-          <w:p>
-            <w:pPr>
-              <w:spacing w:after="0" w:before="0"/>
-            </w:pPr>
-            <w:r>
-              <w:rPr>
-                <w:rFonts w:ascii="Calibri" w:cs="Calibri" w:eastAsia="Calibri" w:hAnsi="Calibri"/>
-                <w:sz w:val="21"/>
-                <w:szCs w:val="21"/>
-              </w:rPr>
-              <w:t xml:space="preserve">Im Rückstand</w:t>
-            </w:r>
-          </w:p>
-        </w:tc>
-      </w:tr>
-      <w:tr>
-        <w:tc>
-          <w:tcPr>
-            <w:tcW w:type="dxa" w:w="1120"/>
-            <w:tcMar>
-              <w:top w:type="dxa" w:w="60"/>
-              <w:left w:type="dxa" w:w="90"/>
-              <w:bottom w:type="dxa" w:w="60"/>
-              <w:right w:type="dxa" w:w="90"/>
-            </w:tcMar>
-          </w:tcPr>
-          <w:p>
-            <w:pPr>
-              <w:spacing w:after="0"/>
-            </w:pPr>
-            <w:r>
-              <w:rPr>
-                <w:rFonts w:ascii="Consolas" w:cs="Consolas" w:eastAsia="Consolas" w:hAnsi="Consolas"/>
-                <w:color w:val="9A958B"/>
-                <w:sz w:val="15"/>
-                <w:szCs w:val="15"/>
-              </w:rPr>
-              <w:t xml:space="preserve">B-599</w:t>
             </w:r>
           </w:p>
         </w:tc>
@@ -39160,6 +39109,57 @@
                 <w:sz w:val="15"/>
                 <w:szCs w:val="15"/>
               </w:rPr>
+              <w:t xml:space="preserve">B-599</w:t>
+            </w:r>
+          </w:p>
+        </w:tc>
+        <w:tc>
+          <w:tcPr>
+            <w:tcW w:type="dxa" w:w="7880"/>
+            <w:tcMar>
+              <w:top w:type="dxa" w:w="60"/>
+              <w:left w:type="dxa" w:w="90"/>
+              <w:bottom w:type="dxa" w:w="60"/>
+              <w:right w:type="dxa" w:w="90"/>
+            </w:tcMar>
+          </w:tcPr>
+          <w:p>
+            <w:pPr>
+              <w:spacing w:after="0" w:before="0"/>
+            </w:pPr>
+            <w:r>
+              <w:rPr>
+                <w:rFonts w:ascii="Calibri" w:cs="Calibri" w:eastAsia="Calibri" w:hAnsi="Calibri"/>
+                <w:sz w:val="21"/>
+                <w:szCs w:val="21"/>
+              </w:rPr>
+              <w:t xml:space="preserve">Adjektiv</w:t>
+            </w:r>
+          </w:p>
+        </w:tc>
+      </w:tr>
+      <w:tr>
+        <w:tc>
+          <w:tcPr>
+            <w:tcW w:type="dxa" w:w="1120"/>
+            <w:tcMar>
+              <w:top w:type="dxa" w:w="60"/>
+              <w:left w:type="dxa" w:w="90"/>
+              <w:bottom w:type="dxa" w:w="60"/>
+              <w:right w:type="dxa" w:w="90"/>
+            </w:tcMar>
+          </w:tcPr>
+          <w:p>
+            <w:pPr>
+              <w:spacing w:after="0"/>
+            </w:pPr>
+            <w:r>
+              <w:rPr>
+                <w:rFonts w:ascii="Consolas" w:cs="Consolas" w:eastAsia="Consolas" w:hAnsi="Consolas"/>
+                <w:color w:val="9A958B"/>
+                <w:sz w:val="15"/>
+                <w:szCs w:val="15"/>
+              </w:rPr>
               <w:t xml:space="preserve">B-600</w:t>
             </w:r>
           </w:p>
@@ -39184,7 +39184,7 @@
                 <w:sz w:val="21"/>
                 <w:szCs w:val="21"/>
               </w:rPr>
-              <w:t xml:space="preserve">Adjektiv</w:t>
+              <w:t xml:space="preserve">Adverb</w:t>
             </w:r>
           </w:p>
         </w:tc>
@@ -39235,7 +39235,7 @@
                 <w:sz w:val="21"/>
                 <w:szCs w:val="21"/>
               </w:rPr>
-              <w:t xml:space="preserve">Adverb</w:t>
+              <w:t xml:space="preserve">Beispielsatz 1 deutsch</w:t>
             </w:r>
           </w:p>
         </w:tc>
@@ -39286,7 +39286,7 @@
                 <w:sz w:val="21"/>
                 <w:szCs w:val="21"/>
               </w:rPr>
-              <w:t xml:space="preserve">Beispielsatz 1 deutsch</w:t>
+              <w:t xml:space="preserve">Beispielsatz 2 deutsch</w:t>
             </w:r>
           </w:p>
         </w:tc>
@@ -39337,7 +39337,7 @@
                 <w:sz w:val="21"/>
                 <w:szCs w:val="21"/>
               </w:rPr>
-              <w:t xml:space="preserve">Beispielsatz 2 deutsch</w:t>
+              <w:t xml:space="preserve">Deutsch</w:t>
             </w:r>
           </w:p>
         </w:tc>
@@ -39388,7 +39388,7 @@
                 <w:sz w:val="21"/>
                 <w:szCs w:val="21"/>
               </w:rPr>
-              <w:t xml:space="preserve">Deutsch</w:t>
+              <w:t xml:space="preserve">f pl</w:t>
             </w:r>
           </w:p>
         </w:tc>
@@ -39439,7 +39439,7 @@
                 <w:sz w:val="21"/>
                 <w:szCs w:val="21"/>
               </w:rPr>
-              <w:t xml:space="preserve">f pl</w:t>
+              <w:t xml:space="preserve">Genus</w:t>
             </w:r>
           </w:p>
         </w:tc>
@@ -39490,7 +39490,7 @@
                 <w:sz w:val="21"/>
                 <w:szCs w:val="21"/>
               </w:rPr>
-              <w:t xml:space="preserve">Genus</w:t>
+              <w:t xml:space="preserve">Konjunktion</w:t>
             </w:r>
           </w:p>
         </w:tc>
@@ -39541,7 +39541,7 @@
                 <w:sz w:val="21"/>
                 <w:szCs w:val="21"/>
               </w:rPr>
-              <w:t xml:space="preserve">Konjunktion</w:t>
+              <w:t xml:space="preserve">m pl</w:t>
             </w:r>
           </w:p>
         </w:tc>
@@ -39592,7 +39592,7 @@
                 <w:sz w:val="21"/>
                 <w:szCs w:val="21"/>
               </w:rPr>
-              <w:t xml:space="preserve">m pl</w:t>
+              <w:t xml:space="preserve">männlich</w:t>
             </w:r>
           </w:p>
         </w:tc>
@@ -39643,7 +39643,7 @@
                 <w:sz w:val="21"/>
                 <w:szCs w:val="21"/>
               </w:rPr>
-              <w:t xml:space="preserve">männlich</w:t>
+              <w:t xml:space="preserve">männlich, nur Plural</w:t>
             </w:r>
           </w:p>
         </w:tc>
@@ -39694,7 +39694,7 @@
                 <w:sz w:val="21"/>
                 <w:szCs w:val="21"/>
               </w:rPr>
-              <w:t xml:space="preserve">männlich, nur Plural</w:t>
+              <w:t xml:space="preserve">n pl</w:t>
             </w:r>
           </w:p>
         </w:tc>
@@ -39745,7 +39745,7 @@
                 <w:sz w:val="21"/>
                 <w:szCs w:val="21"/>
               </w:rPr>
-              <w:t xml:space="preserve">n pl</w:t>
+              <w:t xml:space="preserve">Nomen</w:t>
             </w:r>
           </w:p>
         </w:tc>
@@ -39796,7 +39796,7 @@
                 <w:sz w:val="21"/>
                 <w:szCs w:val="21"/>
               </w:rPr>
-              <w:t xml:space="preserve">Nomen</w:t>
+              <w:t xml:space="preserve">nur Plural</w:t>
             </w:r>
           </w:p>
         </w:tc>
@@ -39847,7 +39847,7 @@
                 <w:sz w:val="21"/>
                 <w:szCs w:val="21"/>
               </w:rPr>
-              <w:t xml:space="preserve">nur Plural</w:t>
+              <w:t xml:space="preserve">Präposition</w:t>
             </w:r>
           </w:p>
         </w:tc>
@@ -39898,7 +39898,7 @@
                 <w:sz w:val="21"/>
                 <w:szCs w:val="21"/>
               </w:rPr>
-              <w:t xml:space="preserve">Präposition</w:t>
+              <w:t xml:space="preserve">Pronomen</w:t>
             </w:r>
           </w:p>
         </w:tc>
@@ -39949,7 +39949,7 @@
                 <w:sz w:val="21"/>
                 <w:szCs w:val="21"/>
               </w:rPr>
-              <w:t xml:space="preserve">Pronomen</w:t>
+              <w:t xml:space="preserve">sächlich</w:t>
             </w:r>
           </w:p>
         </w:tc>
@@ -40000,7 +40000,7 @@
                 <w:sz w:val="21"/>
                 <w:szCs w:val="21"/>
               </w:rPr>
-              <w:t xml:space="preserve">sächlich</w:t>
+              <w:t xml:space="preserve">sächlich, nur Plural</w:t>
             </w:r>
           </w:p>
         </w:tc>
@@ -40051,7 +40051,7 @@
                 <w:sz w:val="21"/>
                 <w:szCs w:val="21"/>
               </w:rPr>
-              <w:t xml:space="preserve">sächlich, nur Plural</w:t>
+              <w:t xml:space="preserve">Verb</w:t>
             </w:r>
           </w:p>
         </w:tc>
@@ -40102,7 +40102,7 @@
                 <w:sz w:val="21"/>
                 <w:szCs w:val="21"/>
               </w:rPr>
-              <w:t xml:space="preserve">Verb</w:t>
+              <w:t xml:space="preserve">weiblich, nur Plural</w:t>
             </w:r>
           </w:p>
         </w:tc>
@@ -40153,7 +40153,7 @@
                 <w:sz w:val="21"/>
                 <w:szCs w:val="21"/>
               </w:rPr>
-              <w:t xml:space="preserve">weiblich, nur Plural</w:t>
+              <w:t xml:space="preserve">Wendung</w:t>
             </w:r>
           </w:p>
         </w:tc>
@@ -40181,57 +40181,6 @@
                 <w:szCs w:val="15"/>
               </w:rPr>
               <w:t xml:space="preserve">B-620</w:t>
-            </w:r>
-          </w:p>
-        </w:tc>
-        <w:tc>
-          <w:tcPr>
-            <w:tcW w:type="dxa" w:w="7880"/>
-            <w:tcMar>
-              <w:top w:type="dxa" w:w="60"/>
-              <w:left w:type="dxa" w:w="90"/>
-              <w:bottom w:type="dxa" w:w="60"/>
-              <w:right w:type="dxa" w:w="90"/>
-            </w:tcMar>
-          </w:tcPr>
-          <w:p>
-            <w:pPr>
-              <w:spacing w:after="0" w:before="0"/>
-            </w:pPr>
-            <w:r>
-              <w:rPr>
-                <w:rFonts w:ascii="Calibri" w:cs="Calibri" w:eastAsia="Calibri" w:hAnsi="Calibri"/>
-                <w:sz w:val="21"/>
-                <w:szCs w:val="21"/>
-              </w:rPr>
-              <w:t xml:space="preserve">Wendung</w:t>
-            </w:r>
-          </w:p>
-        </w:tc>
-      </w:tr>
-      <w:tr>
-        <w:tc>
-          <w:tcPr>
-            <w:tcW w:type="dxa" w:w="1120"/>
-            <w:tcMar>
-              <w:top w:type="dxa" w:w="60"/>
-              <w:left w:type="dxa" w:w="90"/>
-              <w:bottom w:type="dxa" w:w="60"/>
-              <w:right w:type="dxa" w:w="90"/>
-            </w:tcMar>
-          </w:tcPr>
-          <w:p>
-            <w:pPr>
-              <w:spacing w:after="0"/>
-            </w:pPr>
-            <w:r>
-              <w:rPr>
-                <w:rFonts w:ascii="Consolas" w:cs="Consolas" w:eastAsia="Consolas" w:hAnsi="Consolas"/>
-                <w:color w:val="9A958B"/>
-                <w:sz w:val="15"/>
-                <w:szCs w:val="15"/>
-              </w:rPr>
-              <w:t xml:space="preserve">B-621</w:t>
             </w:r>
           </w:p>
         </w:tc>
@@ -40380,6 +40329,57 @@
                 <w:sz w:val="15"/>
                 <w:szCs w:val="15"/>
               </w:rPr>
+              <w:t xml:space="preserve">B-621</w:t>
+            </w:r>
+          </w:p>
+        </w:tc>
+        <w:tc>
+          <w:tcPr>
+            <w:tcW w:type="dxa" w:w="7880"/>
+            <w:tcMar>
+              <w:top w:type="dxa" w:w="60"/>
+              <w:left w:type="dxa" w:w="90"/>
+              <w:bottom w:type="dxa" w:w="60"/>
+              <w:right w:type="dxa" w:w="90"/>
+            </w:tcMar>
+          </w:tcPr>
+          <w:p>
+            <w:pPr>
+              <w:spacing w:after="0" w:before="0"/>
+            </w:pPr>
+            <w:r>
+              <w:rPr>
+                <w:rFonts w:ascii="Calibri" w:cs="Calibri" w:eastAsia="Calibri" w:hAnsi="Calibri"/>
+                <w:sz w:val="21"/>
+                <w:szCs w:val="21"/>
+              </w:rPr>
+              <w:t xml:space="preserve">Englisch</w:t>
+            </w:r>
+          </w:p>
+        </w:tc>
+      </w:tr>
+      <w:tr>
+        <w:tc>
+          <w:tcPr>
+            <w:tcW w:type="dxa" w:w="1120"/>
+            <w:tcMar>
+              <w:top w:type="dxa" w:w="60"/>
+              <w:left w:type="dxa" w:w="90"/>
+              <w:bottom w:type="dxa" w:w="60"/>
+              <w:right w:type="dxa" w:w="90"/>
+            </w:tcMar>
+          </w:tcPr>
+          <w:p>
+            <w:pPr>
+              <w:spacing w:after="0"/>
+            </w:pPr>
+            <w:r>
+              <w:rPr>
+                <w:rFonts w:ascii="Consolas" w:cs="Consolas" w:eastAsia="Consolas" w:hAnsi="Consolas"/>
+                <w:color w:val="9A958B"/>
+                <w:sz w:val="15"/>
+                <w:szCs w:val="15"/>
+              </w:rPr>
               <w:t xml:space="preserve">B-622</w:t>
             </w:r>
           </w:p>
@@ -40404,7 +40404,7 @@
                 <w:sz w:val="21"/>
                 <w:szCs w:val="21"/>
               </w:rPr>
-              <w:t xml:space="preserve">Englisch</w:t>
+              <w:t xml:space="preserve">Französisch</w:t>
             </w:r>
           </w:p>
         </w:tc>
@@ -40455,7 +40455,7 @@
                 <w:sz w:val="21"/>
                 <w:szCs w:val="21"/>
               </w:rPr>
-              <w:t xml:space="preserve">Französisch</w:t>
+              <w:t xml:space="preserve">Italienisch</w:t>
             </w:r>
           </w:p>
         </w:tc>
@@ -40506,7 +40506,7 @@
                 <w:sz w:val="21"/>
                 <w:szCs w:val="21"/>
               </w:rPr>
-              <w:t xml:space="preserve">Italienisch</w:t>
+              <w:t xml:space="preserve">Portugiesisch</w:t>
             </w:r>
           </w:p>
         </w:tc>
@@ -40534,57 +40534,6 @@
                 <w:szCs w:val="15"/>
               </w:rPr>
               <w:t xml:space="preserve">B-625</w:t>
-            </w:r>
-          </w:p>
-        </w:tc>
-        <w:tc>
-          <w:tcPr>
-            <w:tcW w:type="dxa" w:w="7880"/>
-            <w:tcMar>
-              <w:top w:type="dxa" w:w="60"/>
-              <w:left w:type="dxa" w:w="90"/>
-              <w:bottom w:type="dxa" w:w="60"/>
-              <w:right w:type="dxa" w:w="90"/>
-            </w:tcMar>
-          </w:tcPr>
-          <w:p>
-            <w:pPr>
-              <w:spacing w:after="0" w:before="0"/>
-            </w:pPr>
-            <w:r>
-              <w:rPr>
-                <w:rFonts w:ascii="Calibri" w:cs="Calibri" w:eastAsia="Calibri" w:hAnsi="Calibri"/>
-                <w:sz w:val="21"/>
-                <w:szCs w:val="21"/>
-              </w:rPr>
-              <w:t xml:space="preserve">Portugiesisch</w:t>
-            </w:r>
-          </w:p>
-        </w:tc>
-      </w:tr>
-      <w:tr>
-        <w:tc>
-          <w:tcPr>
-            <w:tcW w:type="dxa" w:w="1120"/>
-            <w:tcMar>
-              <w:top w:type="dxa" w:w="60"/>
-              <w:left w:type="dxa" w:w="90"/>
-              <w:bottom w:type="dxa" w:w="60"/>
-              <w:right w:type="dxa" w:w="90"/>
-            </w:tcMar>
-          </w:tcPr>
-          <w:p>
-            <w:pPr>
-              <w:spacing w:after="0"/>
-            </w:pPr>
-            <w:r>
-              <w:rPr>
-                <w:rFonts w:ascii="Consolas" w:cs="Consolas" w:eastAsia="Consolas" w:hAnsi="Consolas"/>
-                <w:color w:val="9A958B"/>
-                <w:sz w:val="15"/>
-                <w:szCs w:val="15"/>
-              </w:rPr>
-              <w:t xml:space="preserve">B-626</w:t>
             </w:r>
           </w:p>
         </w:tc>
@@ -40733,6 +40682,57 @@
                 <w:sz w:val="15"/>
                 <w:szCs w:val="15"/>
               </w:rPr>
+              <w:t xml:space="preserve">B-626</w:t>
+            </w:r>
+          </w:p>
+        </w:tc>
+        <w:tc>
+          <w:tcPr>
+            <w:tcW w:type="dxa" w:w="7880"/>
+            <w:tcMar>
+              <w:top w:type="dxa" w:w="60"/>
+              <w:left w:type="dxa" w:w="90"/>
+              <w:bottom w:type="dxa" w:w="60"/>
+              <w:right w:type="dxa" w:w="90"/>
+            </w:tcMar>
+          </w:tcPr>
+          <w:p>
+            <w:pPr>
+              <w:spacing w:after="0" w:before="0"/>
+            </w:pPr>
+            <w:r>
+              <w:rPr>
+                <w:rFonts w:ascii="Calibri" w:cs="Calibri" w:eastAsia="Calibri" w:hAnsi="Calibri"/>
+                <w:sz w:val="21"/>
+                <w:szCs w:val="21"/>
+              </w:rPr>
+              <w:t xml:space="preserve">Anmelden</w:t>
+            </w:r>
+          </w:p>
+        </w:tc>
+      </w:tr>
+      <w:tr>
+        <w:tc>
+          <w:tcPr>
+            <w:tcW w:type="dxa" w:w="1120"/>
+            <w:tcMar>
+              <w:top w:type="dxa" w:w="60"/>
+              <w:left w:type="dxa" w:w="90"/>
+              <w:bottom w:type="dxa" w:w="60"/>
+              <w:right w:type="dxa" w:w="90"/>
+            </w:tcMar>
+          </w:tcPr>
+          <w:p>
+            <w:pPr>
+              <w:spacing w:after="0"/>
+            </w:pPr>
+            <w:r>
+              <w:rPr>
+                <w:rFonts w:ascii="Consolas" w:cs="Consolas" w:eastAsia="Consolas" w:hAnsi="Consolas"/>
+                <w:color w:val="9A958B"/>
+                <w:sz w:val="15"/>
+                <w:szCs w:val="15"/>
+              </w:rPr>
               <w:t xml:space="preserve">B-627</w:t>
             </w:r>
           </w:p>
@@ -40757,7 +40757,7 @@
                 <w:sz w:val="21"/>
                 <w:szCs w:val="21"/>
               </w:rPr>
-              <w:t xml:space="preserve">Anmelden</w:t>
+              <w:t xml:space="preserve">Einstellungen</w:t>
             </w:r>
           </w:p>
         </w:tc>
@@ -40808,7 +40808,7 @@
                 <w:sz w:val="21"/>
                 <w:szCs w:val="21"/>
               </w:rPr>
-              <w:t xml:space="preserve">Einstellungen</w:t>
+              <w:t xml:space="preserve">Konto</w:t>
             </w:r>
           </w:p>
         </w:tc>
@@ -40859,7 +40859,7 @@
                 <w:sz w:val="21"/>
                 <w:szCs w:val="21"/>
               </w:rPr>
-              <w:t xml:space="preserve">Konto</w:t>
+              <w:t xml:space="preserve">Konto &amp; Abgleich</w:t>
             </w:r>
           </w:p>
         </w:tc>
@@ -40910,7 +40910,7 @@
                 <w:sz w:val="21"/>
                 <w:szCs w:val="21"/>
               </w:rPr>
-              <w:t xml:space="preserve">Konto &amp; Abgleich</w:t>
+              <w:t xml:space="preserve">SmartVoc</w:t>
             </w:r>
           </w:p>
         </w:tc>
@@ -40961,7 +40961,7 @@
                 <w:sz w:val="21"/>
                 <w:szCs w:val="21"/>
               </w:rPr>
-              <w:t xml:space="preserve">SmartVoc</w:t>
+              <w:t xml:space="preserve">Üben</w:t>
             </w:r>
           </w:p>
         </w:tc>
@@ -41012,7 +41012,7 @@
                 <w:sz w:val="21"/>
                 <w:szCs w:val="21"/>
               </w:rPr>
-              <w:t xml:space="preserve">Üben</w:t>
+              <w:t xml:space="preserve">Übungsplan</w:t>
             </w:r>
           </w:p>
         </w:tc>
@@ -41040,57 +41040,6 @@
                 <w:szCs w:val="15"/>
               </w:rPr>
               <w:t xml:space="preserve">B-633</w:t>
-            </w:r>
-          </w:p>
-        </w:tc>
-        <w:tc>
-          <w:tcPr>
-            <w:tcW w:type="dxa" w:w="7880"/>
-            <w:tcMar>
-              <w:top w:type="dxa" w:w="60"/>
-              <w:left w:type="dxa" w:w="90"/>
-              <w:bottom w:type="dxa" w:w="60"/>
-              <w:right w:type="dxa" w:w="90"/>
-            </w:tcMar>
-          </w:tcPr>
-          <w:p>
-            <w:pPr>
-              <w:spacing w:after="0" w:before="0"/>
-            </w:pPr>
-            <w:r>
-              <w:rPr>
-                <w:rFonts w:ascii="Calibri" w:cs="Calibri" w:eastAsia="Calibri" w:hAnsi="Calibri"/>
-                <w:sz w:val="21"/>
-                <w:szCs w:val="21"/>
-              </w:rPr>
-              <w:t xml:space="preserve">Übungsplan</w:t>
-            </w:r>
-          </w:p>
-        </w:tc>
-      </w:tr>
-      <w:tr>
-        <w:tc>
-          <w:tcPr>
-            <w:tcW w:type="dxa" w:w="1120"/>
-            <w:tcMar>
-              <w:top w:type="dxa" w:w="60"/>
-              <w:left w:type="dxa" w:w="90"/>
-              <w:bottom w:type="dxa" w:w="60"/>
-              <w:right w:type="dxa" w:w="90"/>
-            </w:tcMar>
-          </w:tcPr>
-          <w:p>
-            <w:pPr>
-              <w:spacing w:after="0"/>
-            </w:pPr>
-            <w:r>
-              <w:rPr>
-                <w:rFonts w:ascii="Consolas" w:cs="Consolas" w:eastAsia="Consolas" w:hAnsi="Consolas"/>
-                <w:color w:val="9A958B"/>
-                <w:sz w:val="15"/>
-                <w:szCs w:val="15"/>
-              </w:rPr>
-              <w:t xml:space="preserve">B-634</w:t>
             </w:r>
           </w:p>
         </w:tc>
@@ -41239,6 +41188,57 @@
                 <w:sz w:val="15"/>
                 <w:szCs w:val="15"/>
               </w:rPr>
+              <w:t xml:space="preserve">B-634</w:t>
+            </w:r>
+          </w:p>
+        </w:tc>
+        <w:tc>
+          <w:tcPr>
+            <w:tcW w:type="dxa" w:w="7880"/>
+            <w:tcMar>
+              <w:top w:type="dxa" w:w="60"/>
+              <w:left w:type="dxa" w:w="90"/>
+              <w:bottom w:type="dxa" w:w="60"/>
+              <w:right w:type="dxa" w:w="90"/>
+            </w:tcMar>
+          </w:tcPr>
+          <w:p>
+            <w:pPr>
+              <w:spacing w:after="0" w:before="0"/>
+            </w:pPr>
+            <w:r>
+              <w:rPr>
+                <w:rFonts w:ascii="Calibri" w:cs="Calibri" w:eastAsia="Calibri" w:hAnsi="Calibri"/>
+                <w:sz w:val="21"/>
+                <w:szCs w:val="21"/>
+              </w:rPr>
+              <w:t xml:space="preserve">1 Liste</w:t>
+            </w:r>
+          </w:p>
+        </w:tc>
+      </w:tr>
+      <w:tr>
+        <w:tc>
+          <w:tcPr>
+            <w:tcW w:type="dxa" w:w="1120"/>
+            <w:tcMar>
+              <w:top w:type="dxa" w:w="60"/>
+              <w:left w:type="dxa" w:w="90"/>
+              <w:bottom w:type="dxa" w:w="60"/>
+              <w:right w:type="dxa" w:w="90"/>
+            </w:tcMar>
+          </w:tcPr>
+          <w:p>
+            <w:pPr>
+              <w:spacing w:after="0"/>
+            </w:pPr>
+            <w:r>
+              <w:rPr>
+                <w:rFonts w:ascii="Consolas" w:cs="Consolas" w:eastAsia="Consolas" w:hAnsi="Consolas"/>
+                <w:color w:val="9A958B"/>
+                <w:sz w:val="15"/>
+                <w:szCs w:val="15"/>
+              </w:rPr>
               <w:t xml:space="preserve">B-635</w:t>
             </w:r>
           </w:p>
@@ -41263,7 +41263,7 @@
                 <w:sz w:val="21"/>
                 <w:szCs w:val="21"/>
               </w:rPr>
-              <w:t xml:space="preserve">1 Liste</w:t>
+              <w:t xml:space="preserve">1× lesen, 4× abfragen</w:t>
             </w:r>
           </w:p>
         </w:tc>
@@ -41314,7 +41314,7 @@
                 <w:sz w:val="21"/>
                 <w:szCs w:val="21"/>
               </w:rPr>
-              <w:t xml:space="preserve">1× lesen, 4× abfragen</w:t>
+              <w:t xml:space="preserve">2 Listen</w:t>
             </w:r>
           </w:p>
         </w:tc>
@@ -41365,7 +41365,7 @@
                 <w:sz w:val="21"/>
                 <w:szCs w:val="21"/>
               </w:rPr>
-              <w:t xml:space="preserve">2 Listen</w:t>
+              <w:t xml:space="preserve">5× durchlesen</w:t>
             </w:r>
           </w:p>
         </w:tc>
@@ -41416,7 +41416,7 @@
                 <w:sz w:val="21"/>
                 <w:szCs w:val="21"/>
               </w:rPr>
-              <w:t xml:space="preserve">5× durchlesen</w:t>
+              <w:t xml:space="preserve">auf Kurs</w:t>
             </w:r>
           </w:p>
         </w:tc>
@@ -41467,7 +41467,7 @@
                 <w:sz w:val="21"/>
                 <w:szCs w:val="21"/>
               </w:rPr>
-              <w:t xml:space="preserve">auf Kurs</w:t>
+              <w:t xml:space="preserve">blättern</w:t>
             </w:r>
           </w:p>
         </w:tc>
@@ -41518,7 +41518,7 @@
                 <w:sz w:val="21"/>
                 <w:szCs w:val="21"/>
               </w:rPr>
-              <w:t xml:space="preserve">blättern</w:t>
+              <w:t xml:space="preserve">bleibt hängen</w:t>
             </w:r>
           </w:p>
         </w:tc>
@@ -41569,7 +41569,7 @@
                 <w:sz w:val="21"/>
                 <w:szCs w:val="21"/>
               </w:rPr>
-              <w:t xml:space="preserve">bleibt hängen</w:t>
+              <w:t xml:space="preserve">der Baum</w:t>
             </w:r>
           </w:p>
         </w:tc>
@@ -41620,7 +41620,7 @@
                 <w:sz w:val="21"/>
                 <w:szCs w:val="21"/>
               </w:rPr>
-              <w:t xml:space="preserve">der Baum</w:t>
+              <w:t xml:space="preserve">Der Baum ist hoch.</w:t>
             </w:r>
           </w:p>
         </w:tc>
@@ -41671,7 +41671,7 @@
                 <w:sz w:val="21"/>
                 <w:szCs w:val="21"/>
               </w:rPr>
-              <w:t xml:space="preserve">Der Baum ist hoch.</w:t>
+              <w:t xml:space="preserve">der Schlüssel</w:t>
             </w:r>
           </w:p>
         </w:tc>
@@ -41722,7 +41722,7 @@
                 <w:sz w:val="21"/>
                 <w:szCs w:val="21"/>
               </w:rPr>
-              <w:t xml:space="preserve">der Schlüssel</w:t>
+              <w:t xml:space="preserve">Endspurt</w:t>
             </w:r>
           </w:p>
         </w:tc>
@@ -41773,7 +41773,7 @@
                 <w:sz w:val="21"/>
                 <w:szCs w:val="21"/>
               </w:rPr>
-              <w:t xml:space="preserve">Endspurt</w:t>
+              <w:t xml:space="preserve">Fehler</w:t>
             </w:r>
           </w:p>
         </w:tc>
@@ -41824,7 +41824,7 @@
                 <w:sz w:val="21"/>
                 <w:szCs w:val="21"/>
               </w:rPr>
-              <w:t xml:space="preserve">Fehler</w:t>
+              <w:t xml:space="preserve">Foto</w:t>
             </w:r>
           </w:p>
         </w:tc>
@@ -41875,7 +41875,7 @@
                 <w:sz w:val="21"/>
                 <w:szCs w:val="21"/>
               </w:rPr>
-              <w:t xml:space="preserve">Foto</w:t>
+              <w:t xml:space="preserve">Frage</w:t>
             </w:r>
           </w:p>
         </w:tc>
@@ -41926,7 +41926,7 @@
                 <w:sz w:val="21"/>
                 <w:szCs w:val="21"/>
               </w:rPr>
-              <w:t xml:space="preserve">Frage</w:t>
+              <w:t xml:space="preserve">fühlt sich sicher an</w:t>
             </w:r>
           </w:p>
         </w:tc>
@@ -41977,7 +41977,7 @@
                 <w:sz w:val="21"/>
                 <w:szCs w:val="21"/>
               </w:rPr>
-              <w:t xml:space="preserve">fühlt sich sicher an</w:t>
+              <w:t xml:space="preserve">im Rückstand</w:t>
             </w:r>
           </w:p>
         </w:tc>
@@ -42028,7 +42028,7 @@
                 <w:sz w:val="21"/>
                 <w:szCs w:val="21"/>
               </w:rPr>
-              <w:t xml:space="preserve">im Rückstand</w:t>
+              <w:t xml:space="preserve">immer richtig</w:t>
             </w:r>
           </w:p>
         </w:tc>
@@ -42079,7 +42079,7 @@
                 <w:sz w:val="21"/>
                 <w:szCs w:val="21"/>
               </w:rPr>
-              <w:t xml:space="preserve">immer richtig</w:t>
+              <w:t xml:space="preserve">ist weg</w:t>
             </w:r>
           </w:p>
         </w:tc>
@@ -42130,7 +42130,7 @@
                 <w:sz w:val="21"/>
                 <w:szCs w:val="21"/>
               </w:rPr>
-              <w:t xml:space="preserve">ist weg</w:t>
+              <w:t xml:space="preserve">Lösung</w:t>
             </w:r>
           </w:p>
         </w:tc>
@@ -42181,7 +42181,7 @@
                 <w:sz w:val="21"/>
                 <w:szCs w:val="21"/>
               </w:rPr>
-              <w:t xml:space="preserve">Lösung</w:t>
+              <w:t xml:space="preserve">mit Fehler</w:t>
             </w:r>
           </w:p>
         </w:tc>
@@ -42232,7 +42232,7 @@
                 <w:sz w:val="21"/>
                 <w:szCs w:val="21"/>
               </w:rPr>
-              <w:t xml:space="preserve">mit Fehler</w:t>
+              <w:t xml:space="preserve">mit Zieldatum</w:t>
             </w:r>
           </w:p>
         </w:tc>
@@ -42283,7 +42283,7 @@
                 <w:sz w:val="21"/>
                 <w:szCs w:val="21"/>
               </w:rPr>
-              <w:t xml:space="preserve">mit Zieldatum</w:t>
+              <w:t xml:space="preserve">ohne Wiederholen</w:t>
             </w:r>
           </w:p>
         </w:tc>
@@ -42334,7 +42334,7 @@
                 <w:sz w:val="21"/>
                 <w:szCs w:val="21"/>
               </w:rPr>
-              <w:t xml:space="preserve">ohne Wiederholen</w:t>
+              <w:t xml:space="preserve">ohne Zieldatum</w:t>
             </w:r>
           </w:p>
         </w:tc>
@@ -42385,7 +42385,7 @@
                 <w:sz w:val="21"/>
                 <w:szCs w:val="21"/>
               </w:rPr>
-              <w:t xml:space="preserve">ohne Zieldatum</w:t>
+              <w:t xml:space="preserve">prüfen</w:t>
             </w:r>
           </w:p>
         </w:tc>
@@ -42436,7 +42436,7 @@
                 <w:sz w:val="21"/>
                 <w:szCs w:val="21"/>
               </w:rPr>
-              <w:t xml:space="preserve">prüfen</w:t>
+              <w:t xml:space="preserve">Prüfung</w:t>
             </w:r>
           </w:p>
         </w:tc>
@@ -42487,7 +42487,7 @@
                 <w:sz w:val="21"/>
                 <w:szCs w:val="21"/>
               </w:rPr>
-              <w:t xml:space="preserve">Prüfung</w:t>
+              <w:t xml:space="preserve">üben</w:t>
             </w:r>
           </w:p>
         </w:tc>
@@ -42538,7 +42538,7 @@
                 <w:sz w:val="21"/>
                 <w:szCs w:val="21"/>
               </w:rPr>
-              <w:t xml:space="preserve">üben</w:t>
+              <w:t xml:space="preserve">weißt du noch</w:t>
             </w:r>
           </w:p>
         </w:tc>
@@ -42589,7 +42589,7 @@
                 <w:sz w:val="21"/>
                 <w:szCs w:val="21"/>
               </w:rPr>
-              <w:t xml:space="preserve">weißt du noch</w:t>
+              <w:t xml:space="preserve">wieder von vorn</w:t>
             </w:r>
           </w:p>
         </w:tc>
@@ -42640,7 +42640,7 @@
                 <w:sz w:val="21"/>
                 <w:szCs w:val="21"/>
               </w:rPr>
-              <w:t xml:space="preserve">wieder von vorn</w:t>
+              <w:t xml:space="preserve">Wörter ansehen</w:t>
             </w:r>
           </w:p>
         </w:tc>
@@ -42691,7 +42691,7 @@
                 <w:sz w:val="21"/>
                 <w:szCs w:val="21"/>
               </w:rPr>
-              <w:t xml:space="preserve">Wörter ansehen</w:t>
+              <w:t xml:space="preserve">zählen für deinen Lernstand</w:t>
             </w:r>
           </w:p>
         </w:tc>
@@ -42742,7 +42742,7 @@
                 <w:sz w:val="21"/>
                 <w:szCs w:val="21"/>
               </w:rPr>
-              <w:t xml:space="preserve">zählen für deinen Lernstand</w:t>
+              <w:t xml:space="preserve">zählt nicht</w:t>
             </w:r>
           </w:p>
         </w:tc>
@@ -42793,7 +42793,7 @@
                 <w:sz w:val="21"/>
                 <w:szCs w:val="21"/>
               </w:rPr>
-              <w:t xml:space="preserve">zählt nicht</w:t>
+              <w:t xml:space="preserve">Zeit →</w:t>
             </w:r>
           </w:p>
         </w:tc>
@@ -42844,7 +42844,7 @@
                 <w:sz w:val="21"/>
                 <w:szCs w:val="21"/>
               </w:rPr>
-              <w:t xml:space="preserve">Zeit →</w:t>
+              <w:t xml:space="preserve">zu früh</w:t>
             </w:r>
           </w:p>
         </w:tc>
@@ -42895,7 +42895,7 @@
                 <w:sz w:val="21"/>
                 <w:szCs w:val="21"/>
               </w:rPr>
-              <w:t xml:space="preserve">zu früh</w:t>
+              <w:t xml:space="preserve">zu spät</w:t>
             </w:r>
           </w:p>
         </w:tc>
@@ -42923,57 +42923,6 @@
                 <w:szCs w:val="15"/>
               </w:rPr>
               <w:t xml:space="preserve">B-668</w:t>
-            </w:r>
-          </w:p>
-        </w:tc>
-        <w:tc>
-          <w:tcPr>
-            <w:tcW w:type="dxa" w:w="7880"/>
-            <w:tcMar>
-              <w:top w:type="dxa" w:w="60"/>
-              <w:left w:type="dxa" w:w="90"/>
-              <w:bottom w:type="dxa" w:w="60"/>
-              <w:right w:type="dxa" w:w="90"/>
-            </w:tcMar>
-          </w:tcPr>
-          <w:p>
-            <w:pPr>
-              <w:spacing w:after="0" w:before="0"/>
-            </w:pPr>
-            <w:r>
-              <w:rPr>
-                <w:rFonts w:ascii="Calibri" w:cs="Calibri" w:eastAsia="Calibri" w:hAnsi="Calibri"/>
-                <w:sz w:val="21"/>
-                <w:szCs w:val="21"/>
-              </w:rPr>
-              <w:t xml:space="preserve">zu spät</w:t>
-            </w:r>
-          </w:p>
-        </w:tc>
-      </w:tr>
-      <w:tr>
-        <w:tc>
-          <w:tcPr>
-            <w:tcW w:type="dxa" w:w="1120"/>
-            <w:tcMar>
-              <w:top w:type="dxa" w:w="60"/>
-              <w:left w:type="dxa" w:w="90"/>
-              <w:bottom w:type="dxa" w:w="60"/>
-              <w:right w:type="dxa" w:w="90"/>
-            </w:tcMar>
-          </w:tcPr>
-          <w:p>
-            <w:pPr>
-              <w:spacing w:after="0"/>
-            </w:pPr>
-            <w:r>
-              <w:rPr>
-                <w:rFonts w:ascii="Consolas" w:cs="Consolas" w:eastAsia="Consolas" w:hAnsi="Consolas"/>
-                <w:color w:val="9A958B"/>
-                <w:sz w:val="15"/>
-                <w:szCs w:val="15"/>
-              </w:rPr>
-              <w:t xml:space="preserve">B-669</w:t>
             </w:r>
           </w:p>
         </w:tc>
@@ -43122,7 +43071,7 @@
                 <w:sz w:val="15"/>
                 <w:szCs w:val="15"/>
               </w:rPr>
-              <w:t xml:space="preserve">B-670</w:t>
+              <w:t xml:space="preserve">B-669</w:t>
             </w:r>
           </w:p>
         </w:tc>
@@ -43271,6 +43220,57 @@
                 <w:sz w:val="15"/>
                 <w:szCs w:val="15"/>
               </w:rPr>
+              <w:t xml:space="preserve">B-670</w:t>
+            </w:r>
+          </w:p>
+        </w:tc>
+        <w:tc>
+          <w:tcPr>
+            <w:tcW w:type="dxa" w:w="7880"/>
+            <w:tcMar>
+              <w:top w:type="dxa" w:w="60"/>
+              <w:left w:type="dxa" w:w="90"/>
+              <w:bottom w:type="dxa" w:w="60"/>
+              <w:right w:type="dxa" w:w="90"/>
+            </w:tcMar>
+          </w:tcPr>
+          <w:p>
+            <w:pPr>
+              <w:spacing w:after="0" w:before="0"/>
+            </w:pPr>
+            <w:r>
+              <w:rPr>
+                <w:rFonts w:ascii="Calibri" w:cs="Calibri" w:eastAsia="Calibri" w:hAnsi="Calibri"/>
+                <w:sz w:val="21"/>
+                <w:szCs w:val="21"/>
+              </w:rPr>
+              <w:t xml:space="preserve">Auf diesem Gerät liegen bereits Wörter und Listen.</w:t>
+            </w:r>
+          </w:p>
+        </w:tc>
+      </w:tr>
+      <w:tr>
+        <w:tc>
+          <w:tcPr>
+            <w:tcW w:type="dxa" w:w="1120"/>
+            <w:tcMar>
+              <w:top w:type="dxa" w:w="60"/>
+              <w:left w:type="dxa" w:w="90"/>
+              <w:bottom w:type="dxa" w:w="60"/>
+              <w:right w:type="dxa" w:w="90"/>
+            </w:tcMar>
+          </w:tcPr>
+          <w:p>
+            <w:pPr>
+              <w:spacing w:after="0"/>
+            </w:pPr>
+            <w:r>
+              <w:rPr>
+                <w:rFonts w:ascii="Consolas" w:cs="Consolas" w:eastAsia="Consolas" w:hAnsi="Consolas"/>
+                <w:color w:val="9A958B"/>
+                <w:sz w:val="15"/>
+                <w:szCs w:val="15"/>
+              </w:rPr>
               <w:t xml:space="preserve">B-671</w:t>
             </w:r>
           </w:p>
@@ -43295,7 +43295,7 @@
                 <w:sz w:val="21"/>
                 <w:szCs w:val="21"/>
               </w:rPr>
-              <w:t xml:space="preserve">Auf diesem Gerät liegen bereits Wörter und Listen.</w:t>
+              <w:t xml:space="preserve">Gerät auf dieses Konto umgestellt. Die vorherigen Daten liegen als Sicherung auf dem Gerät.</w:t>
             </w:r>
           </w:p>
         </w:tc>
@@ -43346,7 +43346,7 @@
                 <w:sz w:val="21"/>
                 <w:szCs w:val="21"/>
               </w:rPr>
-              <w:t xml:space="preserve">Gerät auf dieses Konto umgestellt. Die vorherigen Daten liegen als Sicherung auf dem Gerät.</w:t>
+              <w:t xml:space="preserve">In dieses Konto übernehmen</w:t>
             </w:r>
           </w:p>
         </w:tc>
@@ -43397,7 +43397,7 @@
                 <w:sz w:val="21"/>
                 <w:szCs w:val="21"/>
               </w:rPr>
-              <w:t xml:space="preserve">In dieses Konto übernehmen</w:t>
+              <w:t xml:space="preserve">Lokale Daten als Sicherung gespeichert</w:t>
             </w:r>
           </w:p>
         </w:tc>
@@ -43425,57 +43425,6 @@
                 <w:szCs w:val="15"/>
               </w:rPr>
               <w:t xml:space="preserve">B-674</w:t>
-            </w:r>
-          </w:p>
-        </w:tc>
-        <w:tc>
-          <w:tcPr>
-            <w:tcW w:type="dxa" w:w="7880"/>
-            <w:tcMar>
-              <w:top w:type="dxa" w:w="60"/>
-              <w:left w:type="dxa" w:w="90"/>
-              <w:bottom w:type="dxa" w:w="60"/>
-              <w:right w:type="dxa" w:w="90"/>
-            </w:tcMar>
-          </w:tcPr>
-          <w:p>
-            <w:pPr>
-              <w:spacing w:after="0" w:before="0"/>
-            </w:pPr>
-            <w:r>
-              <w:rPr>
-                <w:rFonts w:ascii="Calibri" w:cs="Calibri" w:eastAsia="Calibri" w:hAnsi="Calibri"/>
-                <w:sz w:val="21"/>
-                <w:szCs w:val="21"/>
-              </w:rPr>
-              <w:t xml:space="preserve">Lokale Daten als Sicherung gespeichert</w:t>
-            </w:r>
-          </w:p>
-        </w:tc>
-      </w:tr>
-      <w:tr>
-        <w:tc>
-          <w:tcPr>
-            <w:tcW w:type="dxa" w:w="1120"/>
-            <w:tcMar>
-              <w:top w:type="dxa" w:w="60"/>
-              <w:left w:type="dxa" w:w="90"/>
-              <w:bottom w:type="dxa" w:w="60"/>
-              <w:right w:type="dxa" w:w="90"/>
-            </w:tcMar>
-          </w:tcPr>
-          <w:p>
-            <w:pPr>
-              <w:spacing w:after="0"/>
-            </w:pPr>
-            <w:r>
-              <w:rPr>
-                <w:rFonts w:ascii="Consolas" w:cs="Consolas" w:eastAsia="Consolas" w:hAnsi="Consolas"/>
-                <w:color w:val="9A958B"/>
-                <w:sz w:val="15"/>
-                <w:szCs w:val="15"/>
-              </w:rPr>
-              <w:t xml:space="preserve">B-675</w:t>
             </w:r>
           </w:p>
         </w:tc>
@@ -43624,6 +43573,57 @@
                 <w:sz w:val="15"/>
                 <w:szCs w:val="15"/>
               </w:rPr>
+              <w:t xml:space="preserve">B-675</w:t>
+            </w:r>
+          </w:p>
+        </w:tc>
+        <w:tc>
+          <w:tcPr>
+            <w:tcW w:type="dxa" w:w="7880"/>
+            <w:tcMar>
+              <w:top w:type="dxa" w:w="60"/>
+              <w:left w:type="dxa" w:w="90"/>
+              <w:bottom w:type="dxa" w:w="60"/>
+              <w:right w:type="dxa" w:w="90"/>
+            </w:tcMar>
+          </w:tcPr>
+          <w:p>
+            <w:pPr>
+              <w:spacing w:after="0" w:before="0"/>
+            </w:pPr>
+            <w:r>
+              <w:rPr>
+                <w:rFonts w:ascii="Calibri" w:cs="Calibri" w:eastAsia="Calibri" w:hAnsi="Calibri"/>
+                <w:sz w:val="21"/>
+                <w:szCs w:val="21"/>
+              </w:rPr>
+              <w:t xml:space="preserve">Akzente und Längenstriche</w:t>
+            </w:r>
+          </w:p>
+        </w:tc>
+      </w:tr>
+      <w:tr>
+        <w:tc>
+          <w:tcPr>
+            <w:tcW w:type="dxa" w:w="1120"/>
+            <w:tcMar>
+              <w:top w:type="dxa" w:w="60"/>
+              <w:left w:type="dxa" w:w="90"/>
+              <w:bottom w:type="dxa" w:w="60"/>
+              <w:right w:type="dxa" w:w="90"/>
+            </w:tcMar>
+          </w:tcPr>
+          <w:p>
+            <w:pPr>
+              <w:spacing w:after="0"/>
+            </w:pPr>
+            <w:r>
+              <w:rPr>
+                <w:rFonts w:ascii="Consolas" w:cs="Consolas" w:eastAsia="Consolas" w:hAnsi="Consolas"/>
+                <w:color w:val="9A958B"/>
+                <w:sz w:val="15"/>
+                <w:szCs w:val="15"/>
+              </w:rPr>
               <w:t xml:space="preserve">B-676</w:t>
             </w:r>
           </w:p>
@@ -43648,7 +43648,7 @@
                 <w:sz w:val="21"/>
                 <w:szCs w:val="21"/>
               </w:rPr>
-              <w:t xml:space="preserve">Akzente und Längenstriche</w:t>
+              <w:t xml:space="preserve">der / die / das</w:t>
             </w:r>
           </w:p>
         </w:tc>
@@ -43699,7 +43699,7 @@
                 <w:sz w:val="21"/>
                 <w:szCs w:val="21"/>
               </w:rPr>
-              <w:t xml:space="preserve">der / die / das</w:t>
+              <w:t xml:space="preserve">ein anderes Wort</w:t>
             </w:r>
           </w:p>
         </w:tc>
@@ -43750,7 +43750,7 @@
                 <w:sz w:val="21"/>
                 <w:szCs w:val="21"/>
               </w:rPr>
-              <w:t xml:space="preserve">ein anderes Wort</w:t>
+              <w:t xml:space="preserve">länger</w:t>
             </w:r>
           </w:p>
         </w:tc>
@@ -43778,57 +43778,6 @@
                 <w:szCs w:val="15"/>
               </w:rPr>
               <w:t xml:space="preserve">B-679</w:t>
-            </w:r>
-          </w:p>
-        </w:tc>
-        <w:tc>
-          <w:tcPr>
-            <w:tcW w:type="dxa" w:w="7880"/>
-            <w:tcMar>
-              <w:top w:type="dxa" w:w="60"/>
-              <w:left w:type="dxa" w:w="90"/>
-              <w:bottom w:type="dxa" w:w="60"/>
-              <w:right w:type="dxa" w:w="90"/>
-            </w:tcMar>
-          </w:tcPr>
-          <w:p>
-            <w:pPr>
-              <w:spacing w:after="0" w:before="0"/>
-            </w:pPr>
-            <w:r>
-              <w:rPr>
-                <w:rFonts w:ascii="Calibri" w:cs="Calibri" w:eastAsia="Calibri" w:hAnsi="Calibri"/>
-                <w:sz w:val="21"/>
-                <w:szCs w:val="21"/>
-              </w:rPr>
-              <w:t xml:space="preserve">länger</w:t>
-            </w:r>
-          </w:p>
-        </w:tc>
-      </w:tr>
-      <w:tr>
-        <w:tc>
-          <w:tcPr>
-            <w:tcW w:type="dxa" w:w="1120"/>
-            <w:tcMar>
-              <w:top w:type="dxa" w:w="60"/>
-              <w:left w:type="dxa" w:w="90"/>
-              <w:bottom w:type="dxa" w:w="60"/>
-              <w:right w:type="dxa" w:w="90"/>
-            </w:tcMar>
-          </w:tcPr>
-          <w:p>
-            <w:pPr>
-              <w:spacing w:after="0"/>
-            </w:pPr>
-            <w:r>
-              <w:rPr>
-                <w:rFonts w:ascii="Consolas" w:cs="Consolas" w:eastAsia="Consolas" w:hAnsi="Consolas"/>
-                <w:color w:val="9A958B"/>
-                <w:sz w:val="15"/>
-                <w:szCs w:val="15"/>
-              </w:rPr>
-              <w:t xml:space="preserve">B-680</w:t>
             </w:r>
           </w:p>
         </w:tc>
@@ -43977,58 +43926,58 @@
                 <w:sz w:val="15"/>
                 <w:szCs w:val="15"/>
               </w:rPr>
+              <w:t xml:space="preserve">B-680</w:t>
+            </w:r>
+          </w:p>
+        </w:tc>
+        <w:tc>
+          <w:tcPr>
+            <w:tcW w:type="dxa" w:w="7880"/>
+            <w:tcMar>
+              <w:top w:type="dxa" w:w="60"/>
+              <w:left w:type="dxa" w:w="90"/>
+              <w:bottom w:type="dxa" w:w="60"/>
+              <w:right w:type="dxa" w:w="90"/>
+            </w:tcMar>
+          </w:tcPr>
+          <w:p>
+            <w:pPr>
+              <w:spacing w:after="0" w:before="0"/>
+            </w:pPr>
+            <w:r>
+              <w:rPr>
+                <w:rFonts w:ascii="Calibri" w:cs="Calibri" w:eastAsia="Calibri" w:hAnsi="Calibri"/>
+                <w:sz w:val="21"/>
+                <w:szCs w:val="21"/>
+              </w:rPr>
+              <w:t xml:space="preserve">Fast: Schreibweise der Stammformen prüfen</w:t>
+            </w:r>
+          </w:p>
+        </w:tc>
+      </w:tr>
+      <w:tr>
+        <w:tc>
+          <w:tcPr>
+            <w:tcW w:type="dxa" w:w="1120"/>
+            <w:tcMar>
+              <w:top w:type="dxa" w:w="60"/>
+              <w:left w:type="dxa" w:w="90"/>
+              <w:bottom w:type="dxa" w:w="60"/>
+              <w:right w:type="dxa" w:w="90"/>
+            </w:tcMar>
+          </w:tcPr>
+          <w:p>
+            <w:pPr>
+              <w:spacing w:after="0"/>
+            </w:pPr>
+            <w:r>
+              <w:rPr>
+                <w:rFonts w:ascii="Consolas" w:cs="Consolas" w:eastAsia="Consolas" w:hAnsi="Consolas"/>
+                <w:color w:val="9A958B"/>
+                <w:sz w:val="15"/>
+                <w:szCs w:val="15"/>
+              </w:rPr>
               <w:t xml:space="preserve">B-681</w:t>
-            </w:r>
-          </w:p>
-        </w:tc>
-        <w:tc>
-          <w:tcPr>
-            <w:tcW w:type="dxa" w:w="7880"/>
-            <w:tcMar>
-              <w:top w:type="dxa" w:w="60"/>
-              <w:left w:type="dxa" w:w="90"/>
-              <w:bottom w:type="dxa" w:w="60"/>
-              <w:right w:type="dxa" w:w="90"/>
-            </w:tcMar>
-          </w:tcPr>
-          <w:p>
-            <w:pPr>
-              <w:spacing w:after="0" w:before="0"/>
-            </w:pPr>
-            <w:r>
-              <w:rPr>
-                <w:rFonts w:ascii="Calibri" w:cs="Calibri" w:eastAsia="Calibri" w:hAnsi="Calibri"/>
-                <w:sz w:val="21"/>
-                <w:szCs w:val="21"/>
-              </w:rPr>
-              <w:t xml:space="preserve">Fast: Schreibweise der Stammformen prüfen</w:t>
-            </w:r>
-          </w:p>
-        </w:tc>
-      </w:tr>
-      <w:tr>
-        <w:tc>
-          <w:tcPr>
-            <w:tcW w:type="dxa" w:w="1120"/>
-            <w:tcMar>
-              <w:top w:type="dxa" w:w="60"/>
-              <w:left w:type="dxa" w:w="90"/>
-              <w:bottom w:type="dxa" w:w="60"/>
-              <w:right w:type="dxa" w:w="90"/>
-            </w:tcMar>
-          </w:tcPr>
-          <w:p>
-            <w:pPr>
-              <w:spacing w:after="0"/>
-            </w:pPr>
-            <w:r>
-              <w:rPr>
-                <w:rFonts w:ascii="Consolas" w:cs="Consolas" w:eastAsia="Consolas" w:hAnsi="Consolas"/>
-                <w:color w:val="9A958B"/>
-                <w:sz w:val="15"/>
-                <w:szCs w:val="15"/>
-              </w:rPr>
-              <w:t xml:space="preserve">B-682</w:t>
             </w:r>
           </w:p>
         </w:tc>
@@ -44177,58 +44126,58 @@
                 <w:sz w:val="15"/>
                 <w:szCs w:val="15"/>
               </w:rPr>
+              <w:t xml:space="preserve">B-682</w:t>
+            </w:r>
+          </w:p>
+        </w:tc>
+        <w:tc>
+          <w:tcPr>
+            <w:tcW w:type="dxa" w:w="7880"/>
+            <w:tcMar>
+              <w:top w:type="dxa" w:w="60"/>
+              <w:left w:type="dxa" w:w="90"/>
+              <w:bottom w:type="dxa" w:w="60"/>
+              <w:right w:type="dxa" w:w="90"/>
+            </w:tcMar>
+          </w:tcPr>
+          <w:p>
+            <w:pPr>
+              <w:spacing w:after="0" w:before="0"/>
+            </w:pPr>
+            <w:r>
+              <w:rPr>
+                <w:rFonts w:ascii="Calibri" w:cs="Calibri" w:eastAsia="Calibri" w:hAnsi="Calibri"/>
+                <w:sz w:val="21"/>
+                <w:szCs w:val="21"/>
+              </w:rPr>
+              <w:t xml:space="preserve">noch nicht geübt</w:t>
+            </w:r>
+          </w:p>
+        </w:tc>
+      </w:tr>
+      <w:tr>
+        <w:tc>
+          <w:tcPr>
+            <w:tcW w:type="dxa" w:w="1120"/>
+            <w:tcMar>
+              <w:top w:type="dxa" w:w="60"/>
+              <w:left w:type="dxa" w:w="90"/>
+              <w:bottom w:type="dxa" w:w="60"/>
+              <w:right w:type="dxa" w:w="90"/>
+            </w:tcMar>
+          </w:tcPr>
+          <w:p>
+            <w:pPr>
+              <w:spacing w:after="0"/>
+            </w:pPr>
+            <w:r>
+              <w:rPr>
+                <w:rFonts w:ascii="Consolas" w:cs="Consolas" w:eastAsia="Consolas" w:hAnsi="Consolas"/>
+                <w:color w:val="9A958B"/>
+                <w:sz w:val="15"/>
+                <w:szCs w:val="15"/>
+              </w:rPr>
               <w:t xml:space="preserve">B-683</w:t>
-            </w:r>
-          </w:p>
-        </w:tc>
-        <w:tc>
-          <w:tcPr>
-            <w:tcW w:type="dxa" w:w="7880"/>
-            <w:tcMar>
-              <w:top w:type="dxa" w:w="60"/>
-              <w:left w:type="dxa" w:w="90"/>
-              <w:bottom w:type="dxa" w:w="60"/>
-              <w:right w:type="dxa" w:w="90"/>
-            </w:tcMar>
-          </w:tcPr>
-          <w:p>
-            <w:pPr>
-              <w:spacing w:after="0" w:before="0"/>
-            </w:pPr>
-            <w:r>
-              <w:rPr>
-                <w:rFonts w:ascii="Calibri" w:cs="Calibri" w:eastAsia="Calibri" w:hAnsi="Calibri"/>
-                <w:sz w:val="21"/>
-                <w:szCs w:val="21"/>
-              </w:rPr>
-              <w:t xml:space="preserve">noch nicht geübt</w:t>
-            </w:r>
-          </w:p>
-        </w:tc>
-      </w:tr>
-      <w:tr>
-        <w:tc>
-          <w:tcPr>
-            <w:tcW w:type="dxa" w:w="1120"/>
-            <w:tcMar>
-              <w:top w:type="dxa" w:w="60"/>
-              <w:left w:type="dxa" w:w="90"/>
-              <w:bottom w:type="dxa" w:w="60"/>
-              <w:right w:type="dxa" w:w="90"/>
-            </w:tcMar>
-          </w:tcPr>
-          <w:p>
-            <w:pPr>
-              <w:spacing w:after="0"/>
-            </w:pPr>
-            <w:r>
-              <w:rPr>
-                <w:rFonts w:ascii="Consolas" w:cs="Consolas" w:eastAsia="Consolas" w:hAnsi="Consolas"/>
-                <w:color w:val="9A958B"/>
-                <w:sz w:val="15"/>
-                <w:szCs w:val="15"/>
-              </w:rPr>
-              <w:t xml:space="preserve">B-684</w:t>
             </w:r>
           </w:p>
         </w:tc>
@@ -44377,7 +44326,7 @@
                 <w:sz w:val="15"/>
                 <w:szCs w:val="15"/>
               </w:rPr>
-              <w:t xml:space="preserve">B-685</w:t>
+              <w:t xml:space="preserve">B-684</w:t>
             </w:r>
           </w:p>
         </w:tc>
@@ -44526,7 +44475,7 @@
                 <w:sz w:val="15"/>
                 <w:szCs w:val="15"/>
               </w:rPr>
-              <w:t xml:space="preserve">B-686</w:t>
+              <w:t xml:space="preserve">B-685</w:t>
             </w:r>
           </w:p>
         </w:tc>

--- a/texte/SmartVoc-Texte-Deutsch_v3.docx
+++ b/texte/SmartVoc-Texte-Deutsch_v3.docx
@@ -32100,7 +32100,7 @@
                 <w:sz w:val="21"/>
                 <w:szCs w:val="21"/>
               </w:rPr>
-              <w:t xml:space="preserve">Konto erstellt. Wenn eine Bestätigungsmail kommt, bestätige zuerst die Adresse.</w:t>
+              <w:t xml:space="preserve">Konto erstellt. Wir haben dir eine E-Mail geschickt: bestätige die Adresse, dann kannst du dich hier anmelden.</w:t>
             </w:r>
           </w:p>
         </w:tc>

--- a/texte/SmartVoc-Texte-Deutsch_v3.docx
+++ b/texte/SmartVoc-Texte-Deutsch_v3.docx
@@ -3172,7 +3172,7 @@
           <w:sz w:val="21"/>
           <w:szCs w:val="21"/>
         </w:rPr>
-        <w:t xml:space="preserve">Dein Konto löschst du in den Einstellungen unter Konto &amp; Daten. Damit verschwinden auch die Daten auf dem Server. Das lässt sich nicht rückgängig machen.</w:t>
+        <w:t xml:space="preserve">Dein Konto löschst du oben rechts im Kontofenster. Dort änderst du auch Anzeigename und Passwort. Beim Löschen verschwinden auch die Daten auf dem Server, und das lässt sich nicht rückgängig machen.</w:t>
       </w:r>
     </w:p>
     <w:p>
@@ -3500,7 +3500,7 @@
           <w:sz w:val="21"/>
           <w:szCs w:val="21"/>
         </w:rPr>
-        <w:t xml:space="preserve">In den Einstellungen unter Konto &amp; Daten lässt sich der Fortschritt zurücksetzen: Punkte, Verlauf und Tagesserie, in allen Sprachen. Deine Wörter bleiben. Rückgängig machen lässt es sich nicht.</w:t>
+        <w:t xml:space="preserve">In den Einstellungen unter Daten auf diesem Gerät lässt sich der Fortschritt zurücksetzen: Punkte, Verlauf und Tagesserie, in allen Sprachen. Deine Wörter bleiben. Rückgängig machen lässt es sich nicht.</w:t>
       </w:r>
     </w:p>
     <w:p>
@@ -6005,7 +6005,7 @@
           <w:sz w:val="21"/>
           <w:szCs w:val="21"/>
         </w:rPr>
-        <w:t xml:space="preserve">Du kannst Auskunft darüber verlangen, was über dich gespeichert ist, kannst es berichtigen lassen, und du kannst alles jederzeit selbst als Datei exportieren oder dein Konto vollständig löschen. Export und Löschung findest du in den Einstellungen unter „Konto &amp; Daten“. Beim Löschen verschwinden auch die Daten auf dem Server, und das lässt sich nicht rückgängig machen. Für alles andere genügt eine Nachricht an die im Impressum genannte Adresse.</w:t>
+        <w:t xml:space="preserve">Du kannst Auskunft darüber verlangen, was über dich gespeichert ist, kannst es berichtigen lassen, und du kannst alles jederzeit selbst als Datei exportieren oder dein Konto vollständig löschen. Den Export findest du in den Einstellungen, das Löschen des Kontos im Kontofenster oben rechts. Beim Löschen verschwinden auch die Daten auf dem Server, und das lässt sich nicht rückgängig machen. Für alles andere genügt eine Nachricht an die im Impressum genannte Adresse.</w:t>
       </w:r>
     </w:p>
     <w:p>
@@ -21329,7 +21329,7 @@
         <w:spacing w:after="120" w:before="260"/>
       </w:pPr>
       <w:r>
-        <w:t xml:space="preserve">Einstellungen  (146)</w:t>
+        <w:t xml:space="preserve">Einstellungen  (142)</w:t>
       </w:r>
     </w:p>
     <w:tbl>
@@ -22167,6 +22167,57 @@
                 <w:sz w:val="21"/>
                 <w:szCs w:val="21"/>
               </w:rPr>
+              <w:t xml:space="preserve">Alle Daten auf diesem Gerät löschen</w:t>
+            </w:r>
+          </w:p>
+        </w:tc>
+      </w:tr>
+      <w:tr>
+        <w:tc>
+          <w:tcPr>
+            <w:tcW w:type="dxa" w:w="1120"/>
+            <w:tcMar>
+              <w:top w:type="dxa" w:w="60"/>
+              <w:left w:type="dxa" w:w="90"/>
+              <w:bottom w:type="dxa" w:w="60"/>
+              <w:right w:type="dxa" w:w="90"/>
+            </w:tcMar>
+          </w:tcPr>
+          <w:p>
+            <w:pPr>
+              <w:spacing w:after="0"/>
+            </w:pPr>
+            <w:r>
+              <w:rPr>
+                <w:rFonts w:ascii="Consolas" w:cs="Consolas" w:eastAsia="Consolas" w:hAnsi="Consolas"/>
+                <w:color w:val="9A958B"/>
+                <w:sz w:val="15"/>
+                <w:szCs w:val="15"/>
+              </w:rPr>
+              <w:t xml:space="preserve">B-300</w:t>
+            </w:r>
+          </w:p>
+        </w:tc>
+        <w:tc>
+          <w:tcPr>
+            <w:tcW w:type="dxa" w:w="7880"/>
+            <w:tcMar>
+              <w:top w:type="dxa" w:w="60"/>
+              <w:left w:type="dxa" w:w="90"/>
+              <w:bottom w:type="dxa" w:w="60"/>
+              <w:right w:type="dxa" w:w="90"/>
+            </w:tcMar>
+          </w:tcPr>
+          <w:p>
+            <w:pPr>
+              <w:spacing w:after="0" w:before="0"/>
+            </w:pPr>
+            <w:r>
+              <w:rPr>
+                <w:rFonts w:ascii="Calibri" w:cs="Calibri" w:eastAsia="Calibri" w:hAnsi="Calibri"/>
+                <w:sz w:val="21"/>
+                <w:szCs w:val="21"/>
+              </w:rPr>
               <w:t xml:space="preserve">Alle Einstellungen gehen auf die Voreinstellungen zurück, auch das Aussehen und die erweiterten Werte. Deine Wörter, Listen und Lernstände bleiben unberührt.</w:t>
             </w:r>
           </w:p>
@@ -22194,7 +22245,7 @@
                 <w:sz w:val="15"/>
                 <w:szCs w:val="15"/>
               </w:rPr>
-              <w:t xml:space="preserve">B-300</w:t>
+              <w:t xml:space="preserve">B-301</w:t>
             </w:r>
           </w:p>
         </w:tc>
@@ -22245,7 +22296,7 @@
                 <w:sz w:val="15"/>
                 <w:szCs w:val="15"/>
               </w:rPr>
-              <w:t xml:space="preserve">B-301</w:t>
+              <w:t xml:space="preserve">B-302</w:t>
             </w:r>
           </w:p>
         </w:tc>
@@ -22296,7 +22347,7 @@
                 <w:sz w:val="15"/>
                 <w:szCs w:val="15"/>
               </w:rPr>
-              <w:t xml:space="preserve">B-302</w:t>
+              <w:t xml:space="preserve">B-303</w:t>
             </w:r>
           </w:p>
         </w:tc>
@@ -22347,7 +22398,7 @@
                 <w:sz w:val="15"/>
                 <w:szCs w:val="15"/>
               </w:rPr>
-              <w:t xml:space="preserve">B-303</w:t>
+              <w:t xml:space="preserve">B-304</w:t>
             </w:r>
           </w:p>
         </w:tc>
@@ -22398,7 +22449,7 @@
                 <w:sz w:val="15"/>
                 <w:szCs w:val="15"/>
               </w:rPr>
-              <w:t xml:space="preserve">B-304</w:t>
+              <w:t xml:space="preserve">B-305</w:t>
             </w:r>
           </w:p>
         </w:tc>
@@ -22449,7 +22500,7 @@
                 <w:sz w:val="15"/>
                 <w:szCs w:val="15"/>
               </w:rPr>
-              <w:t xml:space="preserve">B-305</w:t>
+              <w:t xml:space="preserve">B-306</w:t>
             </w:r>
           </w:p>
         </w:tc>
@@ -22500,7 +22551,7 @@
                 <w:sz w:val="15"/>
                 <w:szCs w:val="15"/>
               </w:rPr>
-              <w:t xml:space="preserve">B-306</w:t>
+              <w:t xml:space="preserve">B-307</w:t>
             </w:r>
           </w:p>
         </w:tc>
@@ -22551,7 +22602,7 @@
                 <w:sz w:val="15"/>
                 <w:szCs w:val="15"/>
               </w:rPr>
-              <w:t xml:space="preserve">B-307</w:t>
+              <w:t xml:space="preserve">B-308</w:t>
             </w:r>
           </w:p>
         </w:tc>
@@ -22602,7 +22653,7 @@
                 <w:sz w:val="15"/>
                 <w:szCs w:val="15"/>
               </w:rPr>
-              <w:t xml:space="preserve">B-308</w:t>
+              <w:t xml:space="preserve">B-309</w:t>
             </w:r>
           </w:p>
         </w:tc>
@@ -22653,7 +22704,7 @@
                 <w:sz w:val="15"/>
                 <w:szCs w:val="15"/>
               </w:rPr>
-              <w:t xml:space="preserve">B-309</w:t>
+              <w:t xml:space="preserve">B-310</w:t>
             </w:r>
           </w:p>
         </w:tc>
@@ -22704,7 +22755,7 @@
                 <w:sz w:val="15"/>
                 <w:szCs w:val="15"/>
               </w:rPr>
-              <w:t xml:space="preserve">B-310</w:t>
+              <w:t xml:space="preserve">B-311</w:t>
             </w:r>
           </w:p>
         </w:tc>
@@ -22755,7 +22806,7 @@
                 <w:sz w:val="15"/>
                 <w:szCs w:val="15"/>
               </w:rPr>
-              <w:t xml:space="preserve">B-311</w:t>
+              <w:t xml:space="preserve">B-312</w:t>
             </w:r>
           </w:p>
         </w:tc>
@@ -22806,57 +22857,6 @@
                 <w:sz w:val="15"/>
                 <w:szCs w:val="15"/>
               </w:rPr>
-              <w:t xml:space="preserve">B-312</w:t>
-            </w:r>
-          </w:p>
-        </w:tc>
-        <w:tc>
-          <w:tcPr>
-            <w:tcW w:type="dxa" w:w="7880"/>
-            <w:tcMar>
-              <w:top w:type="dxa" w:w="60"/>
-              <w:left w:type="dxa" w:w="90"/>
-              <w:bottom w:type="dxa" w:w="60"/>
-              <w:right w:type="dxa" w:w="90"/>
-            </w:tcMar>
-          </w:tcPr>
-          <w:p>
-            <w:pPr>
-              <w:spacing w:after="0" w:before="0"/>
-            </w:pPr>
-            <w:r>
-              <w:rPr>
-                <w:rFonts w:ascii="Calibri" w:cs="Calibri" w:eastAsia="Calibri" w:hAnsi="Calibri"/>
-                <w:sz w:val="21"/>
-                <w:szCs w:val="21"/>
-              </w:rPr>
-              <w:t xml:space="preserve">Das löscht deine Daten endgültig, auf diesem Gerät und in der Cloud. Danach wirst du abgemeldet.</w:t>
-            </w:r>
-          </w:p>
-        </w:tc>
-      </w:tr>
-      <w:tr>
-        <w:tc>
-          <w:tcPr>
-            <w:tcW w:type="dxa" w:w="1120"/>
-            <w:tcMar>
-              <w:top w:type="dxa" w:w="60"/>
-              <w:left w:type="dxa" w:w="90"/>
-              <w:bottom w:type="dxa" w:w="60"/>
-              <w:right w:type="dxa" w:w="90"/>
-            </w:tcMar>
-          </w:tcPr>
-          <w:p>
-            <w:pPr>
-              <w:spacing w:after="0"/>
-            </w:pPr>
-            <w:r>
-              <w:rPr>
-                <w:rFonts w:ascii="Consolas" w:cs="Consolas" w:eastAsia="Consolas" w:hAnsi="Consolas"/>
-                <w:color w:val="9A958B"/>
-                <w:sz w:val="15"/>
-                <w:szCs w:val="15"/>
-              </w:rPr>
               <w:t xml:space="preserve">B-313</w:t>
             </w:r>
           </w:p>
@@ -22881,6 +22881,57 @@
                 <w:sz w:val="21"/>
                 <w:szCs w:val="21"/>
               </w:rPr>
+              <w:t xml:space="preserve">Das löscht alle Vokabeln, Listen und Fortschritte auf diesem Gerät. Dein Konto auf dem Server bleibt bestehen; beim nächsten Anmelden kommt alles zurück.</w:t>
+            </w:r>
+          </w:p>
+        </w:tc>
+      </w:tr>
+      <w:tr>
+        <w:tc>
+          <w:tcPr>
+            <w:tcW w:type="dxa" w:w="1120"/>
+            <w:tcMar>
+              <w:top w:type="dxa" w:w="60"/>
+              <w:left w:type="dxa" w:w="90"/>
+              <w:bottom w:type="dxa" w:w="60"/>
+              <w:right w:type="dxa" w:w="90"/>
+            </w:tcMar>
+          </w:tcPr>
+          <w:p>
+            <w:pPr>
+              <w:spacing w:after="0"/>
+            </w:pPr>
+            <w:r>
+              <w:rPr>
+                <w:rFonts w:ascii="Consolas" w:cs="Consolas" w:eastAsia="Consolas" w:hAnsi="Consolas"/>
+                <w:color w:val="9A958B"/>
+                <w:sz w:val="15"/>
+                <w:szCs w:val="15"/>
+              </w:rPr>
+              <w:t xml:space="preserve">B-314</w:t>
+            </w:r>
+          </w:p>
+        </w:tc>
+        <w:tc>
+          <w:tcPr>
+            <w:tcW w:type="dxa" w:w="7880"/>
+            <w:tcMar>
+              <w:top w:type="dxa" w:w="60"/>
+              <w:left w:type="dxa" w:w="90"/>
+              <w:bottom w:type="dxa" w:w="60"/>
+              <w:right w:type="dxa" w:w="90"/>
+            </w:tcMar>
+          </w:tcPr>
+          <w:p>
+            <w:pPr>
+              <w:spacing w:after="0" w:before="0"/>
+            </w:pPr>
+            <w:r>
+              <w:rPr>
+                <w:rFonts w:ascii="Calibri" w:cs="Calibri" w:eastAsia="Calibri" w:hAnsi="Calibri"/>
+                <w:sz w:val="21"/>
+                <w:szCs w:val="21"/>
+              </w:rPr>
               <w:t xml:space="preserve">Das löscht Punkte, Verlauf und die Tagesserie, und zwar in allen Sprachen. Deine Wörter und Wortlisten bleiben. Rückgängig machen lässt es sich nicht.</w:t>
             </w:r>
           </w:p>
@@ -22908,7 +22959,58 @@
                 <w:sz w:val="15"/>
                 <w:szCs w:val="15"/>
               </w:rPr>
-              <w:t xml:space="preserve">B-314</w:t>
+              <w:t xml:space="preserve">B-315</w:t>
+            </w:r>
+          </w:p>
+        </w:tc>
+        <w:tc>
+          <w:tcPr>
+            <w:tcW w:type="dxa" w:w="7880"/>
+            <w:tcMar>
+              <w:top w:type="dxa" w:w="60"/>
+              <w:left w:type="dxa" w:w="90"/>
+              <w:bottom w:type="dxa" w:w="60"/>
+              <w:right w:type="dxa" w:w="90"/>
+            </w:tcMar>
+          </w:tcPr>
+          <w:p>
+            <w:pPr>
+              <w:spacing w:after="0" w:before="0"/>
+            </w:pPr>
+            <w:r>
+              <w:rPr>
+                <w:rFonts w:ascii="Calibri" w:cs="Calibri" w:eastAsia="Calibri" w:hAnsi="Calibri"/>
+                <w:sz w:val="21"/>
+                <w:szCs w:val="21"/>
+              </w:rPr>
+              <w:t xml:space="preserve">Daten auf diesem Gerät</w:t>
+            </w:r>
+          </w:p>
+        </w:tc>
+      </w:tr>
+      <w:tr>
+        <w:tc>
+          <w:tcPr>
+            <w:tcW w:type="dxa" w:w="1120"/>
+            <w:tcMar>
+              <w:top w:type="dxa" w:w="60"/>
+              <w:left w:type="dxa" w:w="90"/>
+              <w:bottom w:type="dxa" w:w="60"/>
+              <w:right w:type="dxa" w:w="90"/>
+            </w:tcMar>
+          </w:tcPr>
+          <w:p>
+            <w:pPr>
+              <w:spacing w:after="0"/>
+            </w:pPr>
+            <w:r>
+              <w:rPr>
+                <w:rFonts w:ascii="Consolas" w:cs="Consolas" w:eastAsia="Consolas" w:hAnsi="Consolas"/>
+                <w:color w:val="9A958B"/>
+                <w:sz w:val="15"/>
+                <w:szCs w:val="15"/>
+              </w:rPr>
+              <w:t xml:space="preserve">B-316</w:t>
             </w:r>
           </w:p>
         </w:tc>
@@ -22959,7 +23061,7 @@
                 <w:sz w:val="15"/>
                 <w:szCs w:val="15"/>
               </w:rPr>
-              <w:t xml:space="preserve">B-315</w:t>
+              <w:t xml:space="preserve">B-317</w:t>
             </w:r>
           </w:p>
         </w:tc>
@@ -23010,7 +23112,7 @@
                 <w:sz w:val="15"/>
                 <w:szCs w:val="15"/>
               </w:rPr>
-              <w:t xml:space="preserve">B-316</w:t>
+              <w:t xml:space="preserve">B-318</w:t>
             </w:r>
           </w:p>
         </w:tc>
@@ -23061,7 +23163,7 @@
                 <w:sz w:val="15"/>
                 <w:szCs w:val="15"/>
               </w:rPr>
-              <w:t xml:space="preserve">B-317</w:t>
+              <w:t xml:space="preserve">B-319</w:t>
             </w:r>
           </w:p>
         </w:tc>
@@ -23112,7 +23214,7 @@
                 <w:sz w:val="15"/>
                 <w:szCs w:val="15"/>
               </w:rPr>
-              <w:t xml:space="preserve">B-318</w:t>
+              <w:t xml:space="preserve">B-320</w:t>
             </w:r>
           </w:p>
         </w:tc>
@@ -23163,7 +23265,7 @@
                 <w:sz w:val="15"/>
                 <w:szCs w:val="15"/>
               </w:rPr>
-              <w:t xml:space="preserve">B-319</w:t>
+              <w:t xml:space="preserve">B-321</w:t>
             </w:r>
           </w:p>
         </w:tc>
@@ -23214,7 +23316,7 @@
                 <w:sz w:val="15"/>
                 <w:szCs w:val="15"/>
               </w:rPr>
-              <w:t xml:space="preserve">B-320</w:t>
+              <w:t xml:space="preserve">B-322</w:t>
             </w:r>
           </w:p>
         </w:tc>
@@ -23265,7 +23367,7 @@
                 <w:sz w:val="15"/>
                 <w:szCs w:val="15"/>
               </w:rPr>
-              <w:t xml:space="preserve">B-321</w:t>
+              <w:t xml:space="preserve">B-323</w:t>
             </w:r>
           </w:p>
         </w:tc>
@@ -23316,7 +23418,7 @@
                 <w:sz w:val="15"/>
                 <w:szCs w:val="15"/>
               </w:rPr>
-              <w:t xml:space="preserve">B-322</w:t>
+              <w:t xml:space="preserve">B-324</w:t>
             </w:r>
           </w:p>
         </w:tc>
@@ -23367,7 +23469,7 @@
                 <w:sz w:val="15"/>
                 <w:szCs w:val="15"/>
               </w:rPr>
-              <w:t xml:space="preserve">B-323</w:t>
+              <w:t xml:space="preserve">B-325</w:t>
             </w:r>
           </w:p>
         </w:tc>
@@ -23418,7 +23520,7 @@
                 <w:sz w:val="15"/>
                 <w:szCs w:val="15"/>
               </w:rPr>
-              <w:t xml:space="preserve">B-324</w:t>
+              <w:t xml:space="preserve">B-326</w:t>
             </w:r>
           </w:p>
         </w:tc>
@@ -23469,7 +23571,7 @@
                 <w:sz w:val="15"/>
                 <w:szCs w:val="15"/>
               </w:rPr>
-              <w:t xml:space="preserve">B-325</w:t>
+              <w:t xml:space="preserve">B-327</w:t>
             </w:r>
           </w:p>
         </w:tc>
@@ -23520,7 +23622,7 @@
                 <w:sz w:val="15"/>
                 <w:szCs w:val="15"/>
               </w:rPr>
-              <w:t xml:space="preserve">B-326</w:t>
+              <w:t xml:space="preserve">B-328</w:t>
             </w:r>
           </w:p>
         </w:tc>
@@ -23571,7 +23673,7 @@
                 <w:sz w:val="15"/>
                 <w:szCs w:val="15"/>
               </w:rPr>
-              <w:t xml:space="preserve">B-327</w:t>
+              <w:t xml:space="preserve">B-329</w:t>
             </w:r>
           </w:p>
         </w:tc>
@@ -23622,7 +23724,7 @@
                 <w:sz w:val="15"/>
                 <w:szCs w:val="15"/>
               </w:rPr>
-              <w:t xml:space="preserve">B-328</w:t>
+              <w:t xml:space="preserve">B-330</w:t>
             </w:r>
           </w:p>
         </w:tc>
@@ -23673,58 +23775,7 @@
                 <w:sz w:val="15"/>
                 <w:szCs w:val="15"/>
               </w:rPr>
-              <w:t xml:space="preserve">B-329</w:t>
-            </w:r>
-          </w:p>
-        </w:tc>
-        <w:tc>
-          <w:tcPr>
-            <w:tcW w:type="dxa" w:w="7880"/>
-            <w:tcMar>
-              <w:top w:type="dxa" w:w="60"/>
-              <w:left w:type="dxa" w:w="90"/>
-              <w:bottom w:type="dxa" w:w="60"/>
-              <w:right w:type="dxa" w:w="90"/>
-            </w:tcMar>
-          </w:tcPr>
-          <w:p>
-            <w:pPr>
-              <w:spacing w:after="0" w:before="0"/>
-            </w:pPr>
-            <w:r>
-              <w:rPr>
-                <w:rFonts w:ascii="Calibri" w:cs="Calibri" w:eastAsia="Calibri" w:hAnsi="Calibri"/>
-                <w:sz w:val="21"/>
-                <w:szCs w:val="21"/>
-              </w:rPr>
-              <w:t xml:space="preserve">Endgültig löschen</w:t>
-            </w:r>
-          </w:p>
-        </w:tc>
-      </w:tr>
-      <w:tr>
-        <w:tc>
-          <w:tcPr>
-            <w:tcW w:type="dxa" w:w="1120"/>
-            <w:tcMar>
-              <w:top w:type="dxa" w:w="60"/>
-              <w:left w:type="dxa" w:w="90"/>
-              <w:bottom w:type="dxa" w:w="60"/>
-              <w:right w:type="dxa" w:w="90"/>
-            </w:tcMar>
-          </w:tcPr>
-          <w:p>
-            <w:pPr>
-              <w:spacing w:after="0"/>
-            </w:pPr>
-            <w:r>
-              <w:rPr>
-                <w:rFonts w:ascii="Consolas" w:cs="Consolas" w:eastAsia="Consolas" w:hAnsi="Consolas"/>
-                <w:color w:val="9A958B"/>
-                <w:sz w:val="15"/>
-                <w:szCs w:val="15"/>
-              </w:rPr>
-              <w:t xml:space="preserve">B-330</w:t>
+              <w:t xml:space="preserve">B-331</w:t>
             </w:r>
           </w:p>
         </w:tc>
@@ -23775,7 +23826,7 @@
                 <w:sz w:val="15"/>
                 <w:szCs w:val="15"/>
               </w:rPr>
-              <w:t xml:space="preserve">B-331</w:t>
+              <w:t xml:space="preserve">B-332</w:t>
             </w:r>
           </w:p>
         </w:tc>
@@ -23826,7 +23877,7 @@
                 <w:sz w:val="15"/>
                 <w:szCs w:val="15"/>
               </w:rPr>
-              <w:t xml:space="preserve">B-332</w:t>
+              <w:t xml:space="preserve">B-333</w:t>
             </w:r>
           </w:p>
         </w:tc>
@@ -23877,7 +23928,7 @@
                 <w:sz w:val="15"/>
                 <w:szCs w:val="15"/>
               </w:rPr>
-              <w:t xml:space="preserve">B-333</w:t>
+              <w:t xml:space="preserve">B-334</w:t>
             </w:r>
           </w:p>
         </w:tc>
@@ -23928,7 +23979,7 @@
                 <w:sz w:val="15"/>
                 <w:szCs w:val="15"/>
               </w:rPr>
-              <w:t xml:space="preserve">B-334</w:t>
+              <w:t xml:space="preserve">B-335</w:t>
             </w:r>
           </w:p>
         </w:tc>
@@ -23979,7 +24030,7 @@
                 <w:sz w:val="15"/>
                 <w:szCs w:val="15"/>
               </w:rPr>
-              <w:t xml:space="preserve">B-335</w:t>
+              <w:t xml:space="preserve">B-336</w:t>
             </w:r>
           </w:p>
         </w:tc>
@@ -24030,7 +24081,7 @@
                 <w:sz w:val="15"/>
                 <w:szCs w:val="15"/>
               </w:rPr>
-              <w:t xml:space="preserve">B-336</w:t>
+              <w:t xml:space="preserve">B-337</w:t>
             </w:r>
           </w:p>
         </w:tc>
@@ -24081,7 +24132,7 @@
                 <w:sz w:val="15"/>
                 <w:szCs w:val="15"/>
               </w:rPr>
-              <w:t xml:space="preserve">B-337</w:t>
+              <w:t xml:space="preserve">B-338</w:t>
             </w:r>
           </w:p>
         </w:tc>
@@ -24132,7 +24183,7 @@
                 <w:sz w:val="15"/>
                 <w:szCs w:val="15"/>
               </w:rPr>
-              <w:t xml:space="preserve">B-338</w:t>
+              <w:t xml:space="preserve">B-339</w:t>
             </w:r>
           </w:p>
         </w:tc>
@@ -24183,7 +24234,7 @@
                 <w:sz w:val="15"/>
                 <w:szCs w:val="15"/>
               </w:rPr>
-              <w:t xml:space="preserve">B-339</w:t>
+              <w:t xml:space="preserve">B-340</w:t>
             </w:r>
           </w:p>
         </w:tc>
@@ -24234,7 +24285,7 @@
                 <w:sz w:val="15"/>
                 <w:szCs w:val="15"/>
               </w:rPr>
-              <w:t xml:space="preserve">B-340</w:t>
+              <w:t xml:space="preserve">B-341</w:t>
             </w:r>
           </w:p>
         </w:tc>
@@ -24285,7 +24336,7 @@
                 <w:sz w:val="15"/>
                 <w:szCs w:val="15"/>
               </w:rPr>
-              <w:t xml:space="preserve">B-341</w:t>
+              <w:t xml:space="preserve">B-342</w:t>
             </w:r>
           </w:p>
         </w:tc>
@@ -24336,7 +24387,7 @@
                 <w:sz w:val="15"/>
                 <w:szCs w:val="15"/>
               </w:rPr>
-              <w:t xml:space="preserve">B-342</w:t>
+              <w:t xml:space="preserve">B-343</w:t>
             </w:r>
           </w:p>
         </w:tc>
@@ -24387,7 +24438,7 @@
                 <w:sz w:val="15"/>
                 <w:szCs w:val="15"/>
               </w:rPr>
-              <w:t xml:space="preserve">B-343</w:t>
+              <w:t xml:space="preserve">B-344</w:t>
             </w:r>
           </w:p>
         </w:tc>
@@ -24438,7 +24489,7 @@
                 <w:sz w:val="15"/>
                 <w:szCs w:val="15"/>
               </w:rPr>
-              <w:t xml:space="preserve">B-344</w:t>
+              <w:t xml:space="preserve">B-345</w:t>
             </w:r>
           </w:p>
         </w:tc>
@@ -24489,7 +24540,7 @@
                 <w:sz w:val="15"/>
                 <w:szCs w:val="15"/>
               </w:rPr>
-              <w:t xml:space="preserve">B-345</w:t>
+              <w:t xml:space="preserve">B-346</w:t>
             </w:r>
           </w:p>
         </w:tc>
@@ -24540,7 +24591,7 @@
                 <w:sz w:val="15"/>
                 <w:szCs w:val="15"/>
               </w:rPr>
-              <w:t xml:space="preserve">B-346</w:t>
+              <w:t xml:space="preserve">B-347</w:t>
             </w:r>
           </w:p>
         </w:tc>
@@ -24591,7 +24642,7 @@
                 <w:sz w:val="15"/>
                 <w:szCs w:val="15"/>
               </w:rPr>
-              <w:t xml:space="preserve">B-347</w:t>
+              <w:t xml:space="preserve">B-348</w:t>
             </w:r>
           </w:p>
         </w:tc>
@@ -24642,7 +24693,7 @@
                 <w:sz w:val="15"/>
                 <w:szCs w:val="15"/>
               </w:rPr>
-              <w:t xml:space="preserve">B-348</w:t>
+              <w:t xml:space="preserve">B-349</w:t>
             </w:r>
           </w:p>
         </w:tc>
@@ -24693,7 +24744,7 @@
                 <w:sz w:val="15"/>
                 <w:szCs w:val="15"/>
               </w:rPr>
-              <w:t xml:space="preserve">B-349</w:t>
+              <w:t xml:space="preserve">B-350</w:t>
             </w:r>
           </w:p>
         </w:tc>
@@ -24744,7 +24795,7 @@
                 <w:sz w:val="15"/>
                 <w:szCs w:val="15"/>
               </w:rPr>
-              <w:t xml:space="preserve">B-350</w:t>
+              <w:t xml:space="preserve">B-351</w:t>
             </w:r>
           </w:p>
         </w:tc>
@@ -24795,7 +24846,7 @@
                 <w:sz w:val="15"/>
                 <w:szCs w:val="15"/>
               </w:rPr>
-              <w:t xml:space="preserve">B-351</w:t>
+              <w:t xml:space="preserve">B-352</w:t>
             </w:r>
           </w:p>
         </w:tc>
@@ -24846,7 +24897,7 @@
                 <w:sz w:val="15"/>
                 <w:szCs w:val="15"/>
               </w:rPr>
-              <w:t xml:space="preserve">B-352</w:t>
+              <w:t xml:space="preserve">B-353</w:t>
             </w:r>
           </w:p>
         </w:tc>
@@ -24897,7 +24948,7 @@
                 <w:sz w:val="15"/>
                 <w:szCs w:val="15"/>
               </w:rPr>
-              <w:t xml:space="preserve">B-353</w:t>
+              <w:t xml:space="preserve">B-354</w:t>
             </w:r>
           </w:p>
         </w:tc>
@@ -24948,7 +24999,7 @@
                 <w:sz w:val="15"/>
                 <w:szCs w:val="15"/>
               </w:rPr>
-              <w:t xml:space="preserve">B-354</w:t>
+              <w:t xml:space="preserve">B-355</w:t>
             </w:r>
           </w:p>
         </w:tc>
@@ -24999,7 +25050,7 @@
                 <w:sz w:val="15"/>
                 <w:szCs w:val="15"/>
               </w:rPr>
-              <w:t xml:space="preserve">B-355</w:t>
+              <w:t xml:space="preserve">B-356</w:t>
             </w:r>
           </w:p>
         </w:tc>
@@ -25050,7 +25101,7 @@
                 <w:sz w:val="15"/>
                 <w:szCs w:val="15"/>
               </w:rPr>
-              <w:t xml:space="preserve">B-356</w:t>
+              <w:t xml:space="preserve">B-357</w:t>
             </w:r>
           </w:p>
         </w:tc>
@@ -25101,7 +25152,7 @@
                 <w:sz w:val="15"/>
                 <w:szCs w:val="15"/>
               </w:rPr>
-              <w:t xml:space="preserve">B-357</w:t>
+              <w:t xml:space="preserve">B-358</w:t>
             </w:r>
           </w:p>
         </w:tc>
@@ -25152,57 +25203,6 @@
                 <w:sz w:val="15"/>
                 <w:szCs w:val="15"/>
               </w:rPr>
-              <w:t xml:space="preserve">B-358</w:t>
-            </w:r>
-          </w:p>
-        </w:tc>
-        <w:tc>
-          <w:tcPr>
-            <w:tcW w:type="dxa" w:w="7880"/>
-            <w:tcMar>
-              <w:top w:type="dxa" w:w="60"/>
-              <w:left w:type="dxa" w:w="90"/>
-              <w:bottom w:type="dxa" w:w="60"/>
-              <w:right w:type="dxa" w:w="90"/>
-            </w:tcMar>
-          </w:tcPr>
-          <w:p>
-            <w:pPr>
-              <w:spacing w:after="0" w:before="0"/>
-            </w:pPr>
-            <w:r>
-              <w:rPr>
-                <w:rFonts w:ascii="Calibri" w:cs="Calibri" w:eastAsia="Calibri" w:hAnsi="Calibri"/>
-                <w:sz w:val="21"/>
-                <w:szCs w:val="21"/>
-              </w:rPr>
-              <w:t xml:space="preserve">Konto &amp; Daten</w:t>
-            </w:r>
-          </w:p>
-        </w:tc>
-      </w:tr>
-      <w:tr>
-        <w:tc>
-          <w:tcPr>
-            <w:tcW w:type="dxa" w:w="1120"/>
-            <w:tcMar>
-              <w:top w:type="dxa" w:w="60"/>
-              <w:left w:type="dxa" w:w="90"/>
-              <w:bottom w:type="dxa" w:w="60"/>
-              <w:right w:type="dxa" w:w="90"/>
-            </w:tcMar>
-          </w:tcPr>
-          <w:p>
-            <w:pPr>
-              <w:spacing w:after="0"/>
-            </w:pPr>
-            <w:r>
-              <w:rPr>
-                <w:rFonts w:ascii="Consolas" w:cs="Consolas" w:eastAsia="Consolas" w:hAnsi="Consolas"/>
-                <w:color w:val="9A958B"/>
-                <w:sz w:val="15"/>
-                <w:szCs w:val="15"/>
-              </w:rPr>
               <w:t xml:space="preserve">B-359</w:t>
             </w:r>
           </w:p>
@@ -25227,7 +25227,7 @@
                 <w:sz w:val="21"/>
                 <w:szCs w:val="21"/>
               </w:rPr>
-              <w:t xml:space="preserve">Konto löschen</w:t>
+              <w:t xml:space="preserve">Kurze Lerntipps tauchen an natürlichen Pausen auf (nie mitten in der Antwort) und lassen sich wegklicken.</w:t>
             </w:r>
           </w:p>
         </w:tc>
@@ -25278,7 +25278,7 @@
                 <w:sz w:val="21"/>
                 <w:szCs w:val="21"/>
               </w:rPr>
-              <w:t xml:space="preserve">Kurze Lerntipps tauchen an natürlichen Pausen auf (nie mitten in der Antwort) und lassen sich wegklicken.</w:t>
+              <w:t xml:space="preserve">L2 · Grundform</w:t>
             </w:r>
           </w:p>
         </w:tc>
@@ -25329,7 +25329,7 @@
                 <w:sz w:val="21"/>
                 <w:szCs w:val="21"/>
               </w:rPr>
-              <w:t xml:space="preserve">L2 · Grundform</w:t>
+              <w:t xml:space="preserve">Lädt alle deine Wörter, Listen, Fortschritte und Einstellungen als Sicherungsdatei herunter (Format JSON).</w:t>
             </w:r>
           </w:p>
         </w:tc>
@@ -25380,7 +25380,7 @@
                 <w:sz w:val="21"/>
                 <w:szCs w:val="21"/>
               </w:rPr>
-              <w:t xml:space="preserve">Lädt alle deine Wörter, Listen, Fortschritte und Einstellungen als Sicherungsdatei herunter (Format JSON).</w:t>
+              <w:t xml:space="preserve">Längenstriche nicht nötig</w:t>
             </w:r>
           </w:p>
         </w:tc>
@@ -25431,7 +25431,7 @@
                 <w:sz w:val="21"/>
                 <w:szCs w:val="21"/>
               </w:rPr>
-              <w:t xml:space="preserve">Längenstriche nicht nötig</w:t>
+              <w:t xml:space="preserve">Latein</w:t>
             </w:r>
           </w:p>
         </w:tc>
@@ -25482,7 +25482,7 @@
                 <w:sz w:val="21"/>
                 <w:szCs w:val="21"/>
               </w:rPr>
-              <w:t xml:space="preserve">Latein</w:t>
+              <w:t xml:space="preserve">Lernstand zurückgesetzt</w:t>
             </w:r>
           </w:p>
         </w:tc>
@@ -25533,7 +25533,7 @@
                 <w:sz w:val="21"/>
                 <w:szCs w:val="21"/>
               </w:rPr>
-              <w:t xml:space="preserve">Lernstand zurückgesetzt</w:t>
+              <w:t xml:space="preserve">Lerntipp-Einblendungen</w:t>
             </w:r>
           </w:p>
         </w:tc>
@@ -25584,7 +25584,7 @@
                 <w:sz w:val="21"/>
                 <w:szCs w:val="21"/>
               </w:rPr>
-              <w:t xml:space="preserve">Lerntipp-Einblendungen</w:t>
+              <w:t xml:space="preserve">Löschen</w:t>
             </w:r>
           </w:p>
         </w:tc>
@@ -25635,7 +25635,7 @@
                 <w:sz w:val="21"/>
                 <w:szCs w:val="21"/>
               </w:rPr>
-              <w:t xml:space="preserve">Löschen</w:t>
+              <w:t xml:space="preserve">Löscht alle Daten auf diesem Gerät. Das kann nicht rückgängig gemacht werden.</w:t>
             </w:r>
           </w:p>
         </w:tc>
@@ -25686,7 +25686,7 @@
                 <w:sz w:val="21"/>
                 <w:szCs w:val="21"/>
               </w:rPr>
-              <w:t xml:space="preserve">LÖSCHEN</w:t>
+              <w:t xml:space="preserve">Löscht deine Daten endgültig, lokal und in der Cloud. Das kann nicht rückgängig gemacht werden.</w:t>
             </w:r>
           </w:p>
         </w:tc>
@@ -25737,7 +25737,7 @@
                 <w:sz w:val="21"/>
                 <w:szCs w:val="21"/>
               </w:rPr>
-              <w:t xml:space="preserve">Löschen fehlgeschlagen</w:t>
+              <w:t xml:space="preserve">Löscht Punkte und Verlauf. Deine Wörter und Wortlisten bleiben.</w:t>
             </w:r>
           </w:p>
         </w:tc>
@@ -25788,7 +25788,7 @@
                 <w:sz w:val="21"/>
                 <w:szCs w:val="21"/>
               </w:rPr>
-              <w:t xml:space="preserve">Löscht alle Daten auf diesem Gerät. Das kann nicht rückgängig gemacht werden.</w:t>
+              <w:t xml:space="preserve">Mindestens eine Sprache muss aktiv bleiben</w:t>
             </w:r>
           </w:p>
         </w:tc>
@@ -25839,7 +25839,7 @@
                 <w:sz w:val="21"/>
                 <w:szCs w:val="21"/>
               </w:rPr>
-              <w:t xml:space="preserve">Löscht deine Daten endgültig, lokal und in der Cloud. Das kann nicht rückgängig gemacht werden.</w:t>
+              <w:t xml:space="preserve">Nach so vielen Minuten Pause beginnt die App die Übungsrunde frisch, damit sie zum aktuellen Stand passt.</w:t>
             </w:r>
           </w:p>
         </w:tc>
@@ -25890,7 +25890,7 @@
                 <w:sz w:val="21"/>
                 <w:szCs w:val="21"/>
               </w:rPr>
-              <w:t xml:space="preserve">Löscht Punkte und Verlauf. Deine Wörter und Wortlisten bleiben.</w:t>
+              <w:t xml:space="preserve">Neue Wörter pro Tag</w:t>
             </w:r>
           </w:p>
         </w:tc>
@@ -25941,7 +25941,7 @@
                 <w:sz w:val="21"/>
                 <w:szCs w:val="21"/>
               </w:rPr>
-              <w:t xml:space="preserve">Mindestens eine Sprache muss aktiv bleiben</w:t>
+              <w:t xml:space="preserve">Nichts vorwählen</w:t>
             </w:r>
           </w:p>
         </w:tc>
@@ -25992,7 +25992,7 @@
                 <w:sz w:val="21"/>
                 <w:szCs w:val="21"/>
               </w:rPr>
-              <w:t xml:space="preserve">Nach so vielen Minuten Pause beginnt die App die Übungsrunde frisch, damit sie zum aktuellen Stand passt.</w:t>
+              <w:t xml:space="preserve">Nichts. Du wählst jedes Mal selbst.</w:t>
             </w:r>
           </w:p>
         </w:tc>
@@ -26043,7 +26043,7 @@
                 <w:sz w:val="21"/>
                 <w:szCs w:val="21"/>
               </w:rPr>
-              <w:t xml:space="preserve">Neue Wörter pro Tag</w:t>
+              <w:t xml:space="preserve">noch keine Wörter</w:t>
             </w:r>
           </w:p>
         </w:tc>
@@ -26094,7 +26094,7 @@
                 <w:sz w:val="21"/>
                 <w:szCs w:val="21"/>
               </w:rPr>
-              <w:t xml:space="preserve">Nichts vorwählen</w:t>
+              <w:t xml:space="preserve">Normal</w:t>
             </w:r>
           </w:p>
         </w:tc>
@@ -26145,7 +26145,7 @@
                 <w:sz w:val="21"/>
                 <w:szCs w:val="21"/>
               </w:rPr>
-              <w:t xml:space="preserve">Nichts. Du wählst jedes Mal selbst.</w:t>
+              <w:t xml:space="preserve">Nötig, kleiner Abzug</w:t>
             </w:r>
           </w:p>
         </w:tc>
@@ -26196,7 +26196,7 @@
                 <w:sz w:val="21"/>
                 <w:szCs w:val="21"/>
               </w:rPr>
-              <w:t xml:space="preserve">noch keine Wörter</w:t>
+              <w:t xml:space="preserve">Nötig, voller Abzug</w:t>
             </w:r>
           </w:p>
         </w:tc>
@@ -26247,7 +26247,7 @@
                 <w:sz w:val="21"/>
                 <w:szCs w:val="21"/>
               </w:rPr>
-              <w:t xml:space="preserve">Normal</w:t>
+              <w:t xml:space="preserve">nur die Übungskarte</w:t>
             </w:r>
           </w:p>
         </w:tc>
@@ -26298,7 +26298,7 @@
                 <w:sz w:val="21"/>
                 <w:szCs w:val="21"/>
               </w:rPr>
-              <w:t xml:space="preserve">Nötig, kleiner Abzug</w:t>
+              <w:t xml:space="preserve">Prüfungs-Fenster (Tage)</w:t>
             </w:r>
           </w:p>
         </w:tc>
@@ -26349,7 +26349,7 @@
                 <w:sz w:val="21"/>
                 <w:szCs w:val="21"/>
               </w:rPr>
-              <w:t xml:space="preserve">Nötig, voller Abzug</w:t>
+              <w:t xml:space="preserve">Prüfungs-Sicherheit</w:t>
             </w:r>
           </w:p>
         </w:tc>
@@ -26400,7 +26400,7 @@
                 <w:sz w:val="21"/>
                 <w:szCs w:val="21"/>
               </w:rPr>
-              <w:t xml:space="preserve">nur die Übungskarte</w:t>
+              <w:t xml:space="preserve">Runden-Ziel: fällige Wörter</w:t>
             </w:r>
           </w:p>
         </w:tc>
@@ -26451,7 +26451,7 @@
                 <w:sz w:val="21"/>
                 <w:szCs w:val="21"/>
               </w:rPr>
-              <w:t xml:space="preserve">Prüfungs-Fenster (Tage)</w:t>
+              <w:t xml:space="preserve">Runden-Ziel: noch nie geübt</w:t>
             </w:r>
           </w:p>
         </w:tc>
@@ -26502,7 +26502,7 @@
                 <w:sz w:val="21"/>
                 <w:szCs w:val="21"/>
               </w:rPr>
-              <w:t xml:space="preserve">Prüfungs-Sicherheit</w:t>
+              <w:t xml:space="preserve">Runden-Ziel: wackelnde Wörter</w:t>
             </w:r>
           </w:p>
         </w:tc>
@@ -26553,7 +26553,7 @@
                 <w:sz w:val="21"/>
                 <w:szCs w:val="21"/>
               </w:rPr>
-              <w:t xml:space="preserve">Runden-Ziel: fällige Wörter</w:t>
+              <w:t xml:space="preserve">Schwelle „hartnäckig“ (Zähigkeit)</w:t>
             </w:r>
           </w:p>
         </w:tc>
@@ -26604,7 +26604,7 @@
                 <w:sz w:val="21"/>
                 <w:szCs w:val="21"/>
               </w:rPr>
-              <w:t xml:space="preserve">Runden-Ziel: noch nie geübt</w:t>
+              <w:t xml:space="preserve">Setzt alle Einstellungen auf die Voreinstellungen zurück. Deine Wörter, Listen und Lernstände bleiben.</w:t>
             </w:r>
           </w:p>
         </w:tc>
@@ -26655,7 +26655,7 @@
                 <w:sz w:val="21"/>
                 <w:szCs w:val="21"/>
               </w:rPr>
-              <w:t xml:space="preserve">Runden-Ziel: wackelnde Wörter</w:t>
+              <w:t xml:space="preserve">So viele Karten schlägt „Heute dran“ höchstens vor. Die Grenze verhindert, nach einer längeren Lernpause von zu vielen fälligen Wörtern erschlagen zu werden.</w:t>
             </w:r>
           </w:p>
         </w:tc>
@@ -26706,7 +26706,7 @@
                 <w:sz w:val="21"/>
                 <w:szCs w:val="21"/>
               </w:rPr>
-              <w:t xml:space="preserve">Schwelle „hartnäckig“ (Zähigkeit)</w:t>
+              <w:t xml:space="preserve">So viele Tage vor dem Zieldatum gilt für die Wörter dieser Liste das erhöhte Behaltensziel aus der nächsten Zeile. Ein höheres Ziel verkürzt den Abstand bis zur nächsten Abfrage, dadurch werden die Wörter früher fällig und kommen öfter dran.</w:t>
             </w:r>
           </w:p>
         </w:tc>
@@ -26757,7 +26757,7 @@
                 <w:sz w:val="21"/>
                 <w:szCs w:val="21"/>
               </w:rPr>
-              <w:t xml:space="preserve">Setzt alle Einstellungen auf die Voreinstellungen zurück. Deine Wörter, Listen und Lernstände bleiben.</w:t>
+              <w:t xml:space="preserve">Sprache der App</w:t>
             </w:r>
           </w:p>
         </w:tc>
@@ -26808,7 +26808,7 @@
                 <w:sz w:val="21"/>
                 <w:szCs w:val="21"/>
               </w:rPr>
-              <w:t xml:space="preserve">So viele Karten schlägt „Heute dran“ höchstens vor. Die Grenze verhindert, nach einer längeren Lernpause von zu vielen fälligen Wörtern erschlagen zu werden.</w:t>
+              <w:t xml:space="preserve">Sprachen</w:t>
             </w:r>
           </w:p>
         </w:tc>
@@ -26859,7 +26859,7 @@
                 <w:sz w:val="21"/>
                 <w:szCs w:val="21"/>
               </w:rPr>
-              <w:t xml:space="preserve">So viele Tage vor dem Zieldatum gilt für die Wörter dieser Liste das erhöhte Behaltensziel aus der nächsten Zeile. Ein höheres Ziel verkürzt den Abstand bis zur nächsten Abfrage, dadurch werden die Wörter früher fällig und kommen öfter dran.</w:t>
+              <w:t xml:space="preserve">Über SmartVoc</w:t>
             </w:r>
           </w:p>
         </w:tc>
@@ -26910,7 +26910,7 @@
                 <w:sz w:val="21"/>
                 <w:szCs w:val="21"/>
               </w:rPr>
-              <w:t xml:space="preserve">Sprache der App</w:t>
+              <w:t xml:space="preserve">Übungsrunde: wie oft welche Wörter drankommen</w:t>
             </w:r>
           </w:p>
         </w:tc>
@@ -26961,7 +26961,7 @@
                 <w:sz w:val="21"/>
                 <w:szCs w:val="21"/>
               </w:rPr>
-              <w:t xml:space="preserve">Sprachen</w:t>
+              <w:t xml:space="preserve">Umlaute und Akzente streng</w:t>
             </w:r>
           </w:p>
         </w:tc>
@@ -27012,7 +27012,7 @@
                 <w:sz w:val="21"/>
                 <w:szCs w:val="21"/>
               </w:rPr>
-              <w:t xml:space="preserve">Über SmartVoc</w:t>
+              <w:t xml:space="preserve">Voreinstellung:</w:t>
             </w:r>
           </w:p>
         </w:tc>
@@ -27063,7 +27063,7 @@
                 <w:sz w:val="21"/>
                 <w:szCs w:val="21"/>
               </w:rPr>
-              <w:t xml:space="preserve">Übungsrunde: wie oft welche Wörter drankommen</w:t>
+              <w:t xml:space="preserve">Vorlauf „bald fällig“ (Tage)</w:t>
             </w:r>
           </w:p>
         </w:tc>
@@ -27114,7 +27114,7 @@
                 <w:sz w:val="21"/>
                 <w:szCs w:val="21"/>
               </w:rPr>
-              <w:t xml:space="preserve">Umlaute und Akzente streng</w:t>
+              <w:t xml:space="preserve">Vorschläge bei Multiple-Choice</w:t>
             </w:r>
           </w:p>
         </w:tc>
@@ -27165,7 +27165,7 @@
                 <w:sz w:val="21"/>
                 <w:szCs w:val="21"/>
               </w:rPr>
-              <w:t xml:space="preserve">Voreinstellung:</w:t>
+              <w:t xml:space="preserve">Werte ansehen</w:t>
             </w:r>
           </w:p>
         </w:tc>
@@ -27216,7 +27216,7 @@
                 <w:sz w:val="21"/>
                 <w:szCs w:val="21"/>
               </w:rPr>
-              <w:t xml:space="preserve">Vorlauf „bald fällig“ (Tage)</w:t>
+              <w:t xml:space="preserve">Wie ein fehlender oder falscher Artikel bewertet wird. Nötig heißt: er muss stehen. Freiwillig heißt: er wird gar nicht angeschaut.</w:t>
             </w:r>
           </w:p>
         </w:tc>
@@ -27267,7 +27267,7 @@
                 <w:sz w:val="21"/>
                 <w:szCs w:val="21"/>
               </w:rPr>
-              <w:t xml:space="preserve">Vorschläge bei Multiple-Choice</w:t>
+              <w:t xml:space="preserve">Wie gut die App ein Wort im Gedächtnis halten will, bevor sie es zur Wiederholung bringt. Intensiver heißt häufiger üben und sicherer behalten. Alles Weitere regelt die App.</w:t>
             </w:r>
           </w:p>
         </w:tc>
@@ -27318,7 +27318,7 @@
                 <w:sz w:val="21"/>
                 <w:szCs w:val="21"/>
               </w:rPr>
-              <w:t xml:space="preserve">Werte ansehen</w:t>
+              <w:t xml:space="preserve">Wie oft du ein wackelndes Wort in einer Runde richtig haben musst (mit Abstand), bis es als „für heute erledigt“ gilt.</w:t>
             </w:r>
           </w:p>
         </w:tc>
@@ -27369,7 +27369,7 @@
                 <w:sz w:val="21"/>
                 <w:szCs w:val="21"/>
               </w:rPr>
-              <w:t xml:space="preserve">Wie ein fehlender oder falscher Artikel bewertet wird. Nötig heißt: er muss stehen. Freiwillig heißt: er wird gar nicht angeschaut.</w:t>
+              <w:t xml:space="preserve">Wie oft ein fälliges Wort zur Auffrischung richtig sein muss.</w:t>
             </w:r>
           </w:p>
         </w:tc>
@@ -27420,7 +27420,7 @@
                 <w:sz w:val="21"/>
                 <w:szCs w:val="21"/>
               </w:rPr>
-              <w:t xml:space="preserve">Wie gut die App ein Wort im Gedächtnis halten will, bevor sie es zur Wiederholung bringt. Intensiver heißt häufiger üben und sicherer behalten. Alles Weitere regelt die App.</w:t>
+              <w:t xml:space="preserve">Wie oft ein fast sitzendes Wort in einer Runde richtig sein muss.</w:t>
             </w:r>
           </w:p>
         </w:tc>
@@ -27471,7 +27471,7 @@
                 <w:sz w:val="21"/>
                 <w:szCs w:val="21"/>
               </w:rPr>
-              <w:t xml:space="preserve">Wie oft du ein wackelndes Wort in einer Runde richtig haben musst (mit Abstand), bis es als „für heute erledigt“ gilt.</w:t>
+              <w:t xml:space="preserve">Wie oft ein frisch gelerntes Wort in einer Runde richtig sein muss.</w:t>
             </w:r>
           </w:p>
         </w:tc>
@@ -27522,7 +27522,7 @@
                 <w:sz w:val="21"/>
                 <w:szCs w:val="21"/>
               </w:rPr>
-              <w:t xml:space="preserve">Wie oft ein fälliges Wort zur Auffrischung richtig sein muss.</w:t>
+              <w:t xml:space="preserve">Wie oft ein ganz neues Wort in einer Runde richtig sein muss.</w:t>
             </w:r>
           </w:p>
         </w:tc>
@@ -27573,7 +27573,7 @@
                 <w:sz w:val="21"/>
                 <w:szCs w:val="21"/>
               </w:rPr>
-              <w:t xml:space="preserve">Wie oft ein fast sitzendes Wort in einer Runde richtig sein muss.</w:t>
+              <w:t xml:space="preserve">Wie oft ein neues Wort richtig sein muss, bevor es aus der Stufe „neu / frisch“ herauswächst.</w:t>
             </w:r>
           </w:p>
         </w:tc>
@@ -27624,7 +27624,7 @@
                 <w:sz w:val="21"/>
                 <w:szCs w:val="21"/>
               </w:rPr>
-              <w:t xml:space="preserve">Wie oft ein frisch gelerntes Wort in einer Runde richtig sein muss.</w:t>
+              <w:t xml:space="preserve">Wie oft fällige (zur Auffrischung anstehende) Wörter drankommen.</w:t>
             </w:r>
           </w:p>
         </w:tc>
@@ -27675,7 +27675,7 @@
                 <w:sz w:val="21"/>
                 <w:szCs w:val="21"/>
               </w:rPr>
-              <w:t xml:space="preserve">Wie oft ein ganz neues Wort in einer Runde richtig sein muss.</w:t>
+              <w:t xml:space="preserve">Wie oft fast sitzende Wörter drankommen. Die brauchen am wenigsten.</w:t>
             </w:r>
           </w:p>
         </w:tc>
@@ -27726,7 +27726,7 @@
                 <w:sz w:val="21"/>
                 <w:szCs w:val="21"/>
               </w:rPr>
-              <w:t xml:space="preserve">Wie oft ein neues Wort richtig sein muss, bevor es aus der Stufe „neu / frisch“ herauswächst.</w:t>
+              <w:t xml:space="preserve">Wie oft frisch gelernte Wörter drankommen.</w:t>
             </w:r>
           </w:p>
         </w:tc>
@@ -27777,7 +27777,7 @@
                 <w:sz w:val="21"/>
                 <w:szCs w:val="21"/>
               </w:rPr>
-              <w:t xml:space="preserve">Wie oft fällige (zur Auffrischung anstehende) Wörter drankommen.</w:t>
+              <w:t xml:space="preserve">Wie oft ganz neue, noch nie geübte Wörter drankommen.</w:t>
             </w:r>
           </w:p>
         </w:tc>
@@ -27828,7 +27828,7 @@
                 <w:sz w:val="21"/>
                 <w:szCs w:val="21"/>
               </w:rPr>
-              <w:t xml:space="preserve">Wie oft fast sitzende Wörter drankommen. Die brauchen am wenigsten.</w:t>
+              <w:t xml:space="preserve">Wie oft rote (wackelnde) Wörter in einer Runde drankommen. Höher heißt häufiger. Sie sollten zusammen mit den fälligen am meisten geübt werden.</w:t>
             </w:r>
           </w:p>
         </w:tc>
@@ -27879,7 +27879,7 @@
                 <w:sz w:val="21"/>
                 <w:szCs w:val="21"/>
               </w:rPr>
-              <w:t xml:space="preserve">Wie oft frisch gelernte Wörter drankommen.</w:t>
+              <w:t xml:space="preserve">Wie schnell ein Wort an Festigkeit gewinnt, wenn du es richtig hast. Höher heißt: Die App nimmt schnellere Fortschritte an und fragt seltener nach. Das ist riskanter. Niedriger heißt vorsichtiger und häufiger.</w:t>
             </w:r>
           </w:p>
         </w:tc>
@@ -27930,7 +27930,7 @@
                 <w:sz w:val="21"/>
                 <w:szCs w:val="21"/>
               </w:rPr>
-              <w:t xml:space="preserve">Wie oft ganz neue, noch nie geübte Wörter drankommen.</w:t>
+              <w:t xml:space="preserve">Wie viele ganz neue Wörter höchstens dazukommen. Das ist dein einziger Hebel auf die Menge: Die App plant jede Karte für sich und kennt kein Tagespensum. Weniger neue Wörter heißt also weniger Rückstau, nicht langsameres Lernen.</w:t>
             </w:r>
           </w:p>
         </w:tc>
@@ -27981,7 +27981,7 @@
                 <w:sz w:val="21"/>
                 <w:szCs w:val="21"/>
               </w:rPr>
-              <w:t xml:space="preserve">Wie oft rote (wackelnde) Wörter in einer Runde drankommen. Höher heißt häufiger. Sie sollten zusammen mit den fälligen am meisten geübt werden.</w:t>
+              <w:t xml:space="preserve">Wie viele Möglichkeiten beim Auswählen zur Wahl stehen.</w:t>
             </w:r>
           </w:p>
         </w:tc>
@@ -28032,7 +28032,7 @@
                 <w:sz w:val="21"/>
                 <w:szCs w:val="21"/>
               </w:rPr>
-              <w:t xml:space="preserve">Wie schnell ein Wort an Festigkeit gewinnt, wenn du es richtig hast. Höher heißt: Die App nimmt schnellere Fortschritte an und fragt seltener nach. Das ist riskanter. Niedriger heißt vorsichtiger und häufiger.</w:t>
+              <w:t xml:space="preserve">Wie viele Rückfälle ein Wort braucht, um zusätzlich als „hartnäckig“ zu zählen.</w:t>
             </w:r>
           </w:p>
         </w:tc>
@@ -28083,7 +28083,7 @@
                 <w:sz w:val="21"/>
                 <w:szCs w:val="21"/>
               </w:rPr>
-              <w:t xml:space="preserve">Wie viele ganz neue Wörter höchstens dazukommen. Das ist dein einziger Hebel auf die Menge: Die App plant jede Karte für sich und kennt kein Tagespensum. Weniger neue Wörter heißt also weniger Rückstau, nicht langsameres Lernen.</w:t>
+              <w:t xml:space="preserve">Wie viele Tage vor dem eigentlichen Fälligkeitstag ein Wort schon als „bald fällig“ markiert wird.</w:t>
             </w:r>
           </w:p>
         </w:tc>
@@ -28134,7 +28134,7 @@
                 <w:sz w:val="21"/>
                 <w:szCs w:val="21"/>
               </w:rPr>
-              <w:t xml:space="preserve">Wie viele Möglichkeiten beim Auswählen zur Wahl stehen.</w:t>
+              <w:t xml:space="preserve">Wiederholungen bis „nicht mehr neu“</w:t>
             </w:r>
           </w:p>
         </w:tc>
@@ -28185,7 +28185,7 @@
                 <w:sz w:val="21"/>
                 <w:szCs w:val="21"/>
               </w:rPr>
-              <w:t xml:space="preserve">Wie viele Rückfälle ein Wort braucht, um zusätzlich als „hartnäckig“ zu zählen.</w:t>
+              <w:t xml:space="preserve">Womit die App aufmacht, wenn du sie startest. Du kannst oben jederzeit etwas anderes wählen.</w:t>
             </w:r>
           </w:p>
         </w:tc>
@@ -28236,7 +28236,7 @@
                 <w:sz w:val="21"/>
                 <w:szCs w:val="21"/>
               </w:rPr>
-              <w:t xml:space="preserve">Wie viele Tage vor dem eigentlichen Fälligkeitstag ein Wort schon als „bald fällig“ markiert wird.</w:t>
+              <w:t xml:space="preserve">Womit die App rechnet: das Behaltensziel, die abgeleiteten Schwellen und die 19 Modell-Gewichte. Nur zum Ansehen. Die App passt diese Werte nicht an dich an und zeichnet dafür auch nichts auf.</w:t>
             </w:r>
           </w:p>
         </w:tc>
@@ -28287,7 +28287,7 @@
                 <w:sz w:val="21"/>
                 <w:szCs w:val="21"/>
               </w:rPr>
-              <w:t xml:space="preserve">Wiederholungen bis „nicht mehr neu“</w:t>
+              <w:t xml:space="preserve">Wortliste beim Öffnen</w:t>
             </w:r>
           </w:p>
         </w:tc>
@@ -28338,7 +28338,7 @@
                 <w:sz w:val="21"/>
                 <w:szCs w:val="21"/>
               </w:rPr>
-              <w:t xml:space="preserve">Womit die App aufmacht, wenn du sie startest. Du kannst oben jederzeit etwas anderes wählen.</w:t>
+              <w:t xml:space="preserve">zu- und abschaltbar</w:t>
             </w:r>
           </w:p>
         </w:tc>
@@ -28389,7 +28389,7 @@
                 <w:sz w:val="21"/>
                 <w:szCs w:val="21"/>
               </w:rPr>
-              <w:t xml:space="preserve">Womit die App rechnet: das Behaltensziel, die abgeleiteten Schwellen und die 19 Modell-Gewichte. Nur zum Ansehen. Die App passt diese Werte nicht an dich an und zeichnet dafür auch nichts auf.</w:t>
+              <w:t xml:space="preserve">Zügig</w:t>
             </w:r>
           </w:p>
         </w:tc>
@@ -28440,7 +28440,7 @@
                 <w:sz w:val="21"/>
                 <w:szCs w:val="21"/>
               </w:rPr>
-              <w:t xml:space="preserve">Wortliste beim Öffnen</w:t>
+              <w:t xml:space="preserve">Zuletzt geübte Liste, neu beginnen</w:t>
             </w:r>
           </w:p>
         </w:tc>
@@ -28491,7 +28491,7 @@
                 <w:sz w:val="21"/>
                 <w:szCs w:val="21"/>
               </w:rPr>
-              <w:t xml:space="preserve">zu- und abschaltbar</w:t>
+              <w:t xml:space="preserve">Zuletzt geübte Liste, weitermachen</w:t>
             </w:r>
           </w:p>
         </w:tc>
@@ -28542,7 +28542,7 @@
                 <w:sz w:val="21"/>
                 <w:szCs w:val="21"/>
               </w:rPr>
-              <w:t xml:space="preserve">Zügig</w:t>
+              <w:t xml:space="preserve">Zurück zum voreingestellten Aussehen</w:t>
             </w:r>
           </w:p>
         </w:tc>
@@ -28593,7 +28593,7 @@
                 <w:sz w:val="21"/>
                 <w:szCs w:val="21"/>
               </w:rPr>
-              <w:t xml:space="preserve">Zuletzt geübte Liste, neu beginnen</w:t>
+              <w:t xml:space="preserve">Zurück zur Voreinstellung</w:t>
             </w:r>
           </w:p>
         </w:tc>
@@ -28621,210 +28621,6 @@
                 <w:szCs w:val="15"/>
               </w:rPr>
               <w:t xml:space="preserve">B-426</w:t>
-            </w:r>
-          </w:p>
-        </w:tc>
-        <w:tc>
-          <w:tcPr>
-            <w:tcW w:type="dxa" w:w="7880"/>
-            <w:tcMar>
-              <w:top w:type="dxa" w:w="60"/>
-              <w:left w:type="dxa" w:w="90"/>
-              <w:bottom w:type="dxa" w:w="60"/>
-              <w:right w:type="dxa" w:w="90"/>
-            </w:tcMar>
-          </w:tcPr>
-          <w:p>
-            <w:pPr>
-              <w:spacing w:after="0" w:before="0"/>
-            </w:pPr>
-            <w:r>
-              <w:rPr>
-                <w:rFonts w:ascii="Calibri" w:cs="Calibri" w:eastAsia="Calibri" w:hAnsi="Calibri"/>
-                <w:sz w:val="21"/>
-                <w:szCs w:val="21"/>
-              </w:rPr>
-              <w:t xml:space="preserve">Zuletzt geübte Liste, weitermachen</w:t>
-            </w:r>
-          </w:p>
-        </w:tc>
-      </w:tr>
-      <w:tr>
-        <w:tc>
-          <w:tcPr>
-            <w:tcW w:type="dxa" w:w="1120"/>
-            <w:tcMar>
-              <w:top w:type="dxa" w:w="60"/>
-              <w:left w:type="dxa" w:w="90"/>
-              <w:bottom w:type="dxa" w:w="60"/>
-              <w:right w:type="dxa" w:w="90"/>
-            </w:tcMar>
-          </w:tcPr>
-          <w:p>
-            <w:pPr>
-              <w:spacing w:after="0"/>
-            </w:pPr>
-            <w:r>
-              <w:rPr>
-                <w:rFonts w:ascii="Consolas" w:cs="Consolas" w:eastAsia="Consolas" w:hAnsi="Consolas"/>
-                <w:color w:val="9A958B"/>
-                <w:sz w:val="15"/>
-                <w:szCs w:val="15"/>
-              </w:rPr>
-              <w:t xml:space="preserve">B-427</w:t>
-            </w:r>
-          </w:p>
-        </w:tc>
-        <w:tc>
-          <w:tcPr>
-            <w:tcW w:type="dxa" w:w="7880"/>
-            <w:tcMar>
-              <w:top w:type="dxa" w:w="60"/>
-              <w:left w:type="dxa" w:w="90"/>
-              <w:bottom w:type="dxa" w:w="60"/>
-              <w:right w:type="dxa" w:w="90"/>
-            </w:tcMar>
-          </w:tcPr>
-          <w:p>
-            <w:pPr>
-              <w:spacing w:after="0" w:before="0"/>
-            </w:pPr>
-            <w:r>
-              <w:rPr>
-                <w:rFonts w:ascii="Calibri" w:cs="Calibri" w:eastAsia="Calibri" w:hAnsi="Calibri"/>
-                <w:sz w:val="21"/>
-                <w:szCs w:val="21"/>
-              </w:rPr>
-              <w:t xml:space="preserve">Zum Bestätigen tippe</w:t>
-            </w:r>
-          </w:p>
-        </w:tc>
-      </w:tr>
-      <w:tr>
-        <w:tc>
-          <w:tcPr>
-            <w:tcW w:type="dxa" w:w="1120"/>
-            <w:tcMar>
-              <w:top w:type="dxa" w:w="60"/>
-              <w:left w:type="dxa" w:w="90"/>
-              <w:bottom w:type="dxa" w:w="60"/>
-              <w:right w:type="dxa" w:w="90"/>
-            </w:tcMar>
-          </w:tcPr>
-          <w:p>
-            <w:pPr>
-              <w:spacing w:after="0"/>
-            </w:pPr>
-            <w:r>
-              <w:rPr>
-                <w:rFonts w:ascii="Consolas" w:cs="Consolas" w:eastAsia="Consolas" w:hAnsi="Consolas"/>
-                <w:color w:val="9A958B"/>
-                <w:sz w:val="15"/>
-                <w:szCs w:val="15"/>
-              </w:rPr>
-              <w:t xml:space="preserve">B-428</w:t>
-            </w:r>
-          </w:p>
-        </w:tc>
-        <w:tc>
-          <w:tcPr>
-            <w:tcW w:type="dxa" w:w="7880"/>
-            <w:tcMar>
-              <w:top w:type="dxa" w:w="60"/>
-              <w:left w:type="dxa" w:w="90"/>
-              <w:bottom w:type="dxa" w:w="60"/>
-              <w:right w:type="dxa" w:w="90"/>
-            </w:tcMar>
-          </w:tcPr>
-          <w:p>
-            <w:pPr>
-              <w:spacing w:after="0" w:before="0"/>
-            </w:pPr>
-            <w:r>
-              <w:rPr>
-                <w:rFonts w:ascii="Calibri" w:cs="Calibri" w:eastAsia="Calibri" w:hAnsi="Calibri"/>
-                <w:sz w:val="21"/>
-                <w:szCs w:val="21"/>
-              </w:rPr>
-              <w:t xml:space="preserve">Zurück zum voreingestellten Aussehen</w:t>
-            </w:r>
-          </w:p>
-        </w:tc>
-      </w:tr>
-      <w:tr>
-        <w:tc>
-          <w:tcPr>
-            <w:tcW w:type="dxa" w:w="1120"/>
-            <w:tcMar>
-              <w:top w:type="dxa" w:w="60"/>
-              <w:left w:type="dxa" w:w="90"/>
-              <w:bottom w:type="dxa" w:w="60"/>
-              <w:right w:type="dxa" w:w="90"/>
-            </w:tcMar>
-          </w:tcPr>
-          <w:p>
-            <w:pPr>
-              <w:spacing w:after="0"/>
-            </w:pPr>
-            <w:r>
-              <w:rPr>
-                <w:rFonts w:ascii="Consolas" w:cs="Consolas" w:eastAsia="Consolas" w:hAnsi="Consolas"/>
-                <w:color w:val="9A958B"/>
-                <w:sz w:val="15"/>
-                <w:szCs w:val="15"/>
-              </w:rPr>
-              <w:t xml:space="preserve">B-429</w:t>
-            </w:r>
-          </w:p>
-        </w:tc>
-        <w:tc>
-          <w:tcPr>
-            <w:tcW w:type="dxa" w:w="7880"/>
-            <w:tcMar>
-              <w:top w:type="dxa" w:w="60"/>
-              <w:left w:type="dxa" w:w="90"/>
-              <w:bottom w:type="dxa" w:w="60"/>
-              <w:right w:type="dxa" w:w="90"/>
-            </w:tcMar>
-          </w:tcPr>
-          <w:p>
-            <w:pPr>
-              <w:spacing w:after="0" w:before="0"/>
-            </w:pPr>
-            <w:r>
-              <w:rPr>
-                <w:rFonts w:ascii="Calibri" w:cs="Calibri" w:eastAsia="Calibri" w:hAnsi="Calibri"/>
-                <w:sz w:val="21"/>
-                <w:szCs w:val="21"/>
-              </w:rPr>
-              <w:t xml:space="preserve">Zurück zur Voreinstellung</w:t>
-            </w:r>
-          </w:p>
-        </w:tc>
-      </w:tr>
-      <w:tr>
-        <w:tc>
-          <w:tcPr>
-            <w:tcW w:type="dxa" w:w="1120"/>
-            <w:tcMar>
-              <w:top w:type="dxa" w:w="60"/>
-              <w:left w:type="dxa" w:w="90"/>
-              <w:bottom w:type="dxa" w:w="60"/>
-              <w:right w:type="dxa" w:w="90"/>
-            </w:tcMar>
-          </w:tcPr>
-          <w:p>
-            <w:pPr>
-              <w:spacing w:after="0"/>
-            </w:pPr>
-            <w:r>
-              <w:rPr>
-                <w:rFonts w:ascii="Consolas" w:cs="Consolas" w:eastAsia="Consolas" w:hAnsi="Consolas"/>
-                <w:color w:val="9A958B"/>
-                <w:sz w:val="15"/>
-                <w:szCs w:val="15"/>
-              </w:rPr>
-              <w:t xml:space="preserve">B-430</w:t>
             </w:r>
           </w:p>
         </w:tc>
@@ -28973,6 +28769,210 @@
                 <w:sz w:val="15"/>
                 <w:szCs w:val="15"/>
               </w:rPr>
+              <w:t xml:space="preserve">B-427</w:t>
+            </w:r>
+          </w:p>
+        </w:tc>
+        <w:tc>
+          <w:tcPr>
+            <w:tcW w:type="dxa" w:w="7880"/>
+            <w:tcMar>
+              <w:top w:type="dxa" w:w="60"/>
+              <w:left w:type="dxa" w:w="90"/>
+              <w:bottom w:type="dxa" w:w="60"/>
+              <w:right w:type="dxa" w:w="90"/>
+            </w:tcMar>
+          </w:tcPr>
+          <w:p>
+            <w:pPr>
+              <w:spacing w:after="0" w:before="0"/>
+            </w:pPr>
+            <w:r>
+              <w:rPr>
+                <w:rFonts w:ascii="Calibri" w:cs="Calibri" w:eastAsia="Calibri" w:hAnsi="Calibri"/>
+                <w:sz w:val="21"/>
+                <w:szCs w:val="21"/>
+              </w:rPr>
+              <w:t xml:space="preserve">Beim Üben wählbar</w:t>
+            </w:r>
+          </w:p>
+        </w:tc>
+      </w:tr>
+      <w:tr>
+        <w:tc>
+          <w:tcPr>
+            <w:tcW w:type="dxa" w:w="1120"/>
+            <w:tcMar>
+              <w:top w:type="dxa" w:w="60"/>
+              <w:left w:type="dxa" w:w="90"/>
+              <w:bottom w:type="dxa" w:w="60"/>
+              <w:right w:type="dxa" w:w="90"/>
+            </w:tcMar>
+          </w:tcPr>
+          <w:p>
+            <w:pPr>
+              <w:spacing w:after="0"/>
+            </w:pPr>
+            <w:r>
+              <w:rPr>
+                <w:rFonts w:ascii="Consolas" w:cs="Consolas" w:eastAsia="Consolas" w:hAnsi="Consolas"/>
+                <w:color w:val="9A958B"/>
+                <w:sz w:val="15"/>
+                <w:szCs w:val="15"/>
+              </w:rPr>
+              <w:t xml:space="preserve">B-428</w:t>
+            </w:r>
+          </w:p>
+        </w:tc>
+        <w:tc>
+          <w:tcPr>
+            <w:tcW w:type="dxa" w:w="7880"/>
+            <w:tcMar>
+              <w:top w:type="dxa" w:w="60"/>
+              <w:left w:type="dxa" w:w="90"/>
+              <w:bottom w:type="dxa" w:w="60"/>
+              <w:right w:type="dxa" w:w="90"/>
+            </w:tcMar>
+          </w:tcPr>
+          <w:p>
+            <w:pPr>
+              <w:spacing w:after="0" w:before="0"/>
+            </w:pPr>
+            <w:r>
+              <w:rPr>
+                <w:rFonts w:ascii="Calibri" w:cs="Calibri" w:eastAsia="Calibri" w:hAnsi="Calibri"/>
+                <w:sz w:val="21"/>
+                <w:szCs w:val="21"/>
+              </w:rPr>
+              <w:t xml:space="preserve">ein Schalter unter der Karte, du entscheidest je Übung</w:t>
+            </w:r>
+          </w:p>
+        </w:tc>
+      </w:tr>
+      <w:tr>
+        <w:tc>
+          <w:tcPr>
+            <w:tcW w:type="dxa" w:w="1120"/>
+            <w:tcMar>
+              <w:top w:type="dxa" w:w="60"/>
+              <w:left w:type="dxa" w:w="90"/>
+              <w:bottom w:type="dxa" w:w="60"/>
+              <w:right w:type="dxa" w:w="90"/>
+            </w:tcMar>
+          </w:tcPr>
+          <w:p>
+            <w:pPr>
+              <w:spacing w:after="0"/>
+            </w:pPr>
+            <w:r>
+              <w:rPr>
+                <w:rFonts w:ascii="Consolas" w:cs="Consolas" w:eastAsia="Consolas" w:hAnsi="Consolas"/>
+                <w:color w:val="9A958B"/>
+                <w:sz w:val="15"/>
+                <w:szCs w:val="15"/>
+              </w:rPr>
+              <w:t xml:space="preserve">B-429</w:t>
+            </w:r>
+          </w:p>
+        </w:tc>
+        <w:tc>
+          <w:tcPr>
+            <w:tcW w:type="dxa" w:w="7880"/>
+            <w:tcMar>
+              <w:top w:type="dxa" w:w="60"/>
+              <w:left w:type="dxa" w:w="90"/>
+              <w:bottom w:type="dxa" w:w="60"/>
+              <w:right w:type="dxa" w:w="90"/>
+            </w:tcMar>
+          </w:tcPr>
+          <w:p>
+            <w:pPr>
+              <w:spacing w:after="0" w:before="0"/>
+            </w:pPr>
+            <w:r>
+              <w:rPr>
+                <w:rFonts w:ascii="Calibri" w:cs="Calibri" w:eastAsia="Calibri" w:hAnsi="Calibri"/>
+                <w:sz w:val="21"/>
+                <w:szCs w:val="21"/>
+              </w:rPr>
+              <w:t xml:space="preserve">Immer anzeigen</w:t>
+            </w:r>
+          </w:p>
+        </w:tc>
+      </w:tr>
+      <w:tr>
+        <w:tc>
+          <w:tcPr>
+            <w:tcW w:type="dxa" w:w="1120"/>
+            <w:tcMar>
+              <w:top w:type="dxa" w:w="60"/>
+              <w:left w:type="dxa" w:w="90"/>
+              <w:bottom w:type="dxa" w:w="60"/>
+              <w:right w:type="dxa" w:w="90"/>
+            </w:tcMar>
+          </w:tcPr>
+          <w:p>
+            <w:pPr>
+              <w:spacing w:after="0"/>
+            </w:pPr>
+            <w:r>
+              <w:rPr>
+                <w:rFonts w:ascii="Consolas" w:cs="Consolas" w:eastAsia="Consolas" w:hAnsi="Consolas"/>
+                <w:color w:val="9A958B"/>
+                <w:sz w:val="15"/>
+                <w:szCs w:val="15"/>
+              </w:rPr>
+              <w:t xml:space="preserve">B-430</w:t>
+            </w:r>
+          </w:p>
+        </w:tc>
+        <w:tc>
+          <w:tcPr>
+            <w:tcW w:type="dxa" w:w="7880"/>
+            <w:tcMar>
+              <w:top w:type="dxa" w:w="60"/>
+              <w:left w:type="dxa" w:w="90"/>
+              <w:bottom w:type="dxa" w:w="60"/>
+              <w:right w:type="dxa" w:w="90"/>
+            </w:tcMar>
+          </w:tcPr>
+          <w:p>
+            <w:pPr>
+              <w:spacing w:after="0" w:before="0"/>
+            </w:pPr>
+            <w:r>
+              <w:rPr>
+                <w:rFonts w:ascii="Calibri" w:cs="Calibri" w:eastAsia="Calibri" w:hAnsi="Calibri"/>
+                <w:sz w:val="21"/>
+                <w:szCs w:val="21"/>
+              </w:rPr>
+              <w:t xml:space="preserve">Nie anzeigen</w:t>
+            </w:r>
+          </w:p>
+        </w:tc>
+      </w:tr>
+      <w:tr>
+        <w:tc>
+          <w:tcPr>
+            <w:tcW w:type="dxa" w:w="1120"/>
+            <w:tcMar>
+              <w:top w:type="dxa" w:w="60"/>
+              <w:left w:type="dxa" w:w="90"/>
+              <w:bottom w:type="dxa" w:w="60"/>
+              <w:right w:type="dxa" w:w="90"/>
+            </w:tcMar>
+          </w:tcPr>
+          <w:p>
+            <w:pPr>
+              <w:spacing w:after="0"/>
+            </w:pPr>
+            <w:r>
+              <w:rPr>
+                <w:rFonts w:ascii="Consolas" w:cs="Consolas" w:eastAsia="Consolas" w:hAnsi="Consolas"/>
+                <w:color w:val="9A958B"/>
+                <w:sz w:val="15"/>
+                <w:szCs w:val="15"/>
+              </w:rPr>
               <w:t xml:space="preserve">B-431</w:t>
             </w:r>
           </w:p>
@@ -28997,7 +28997,7 @@
                 <w:sz w:val="21"/>
                 <w:szCs w:val="21"/>
               </w:rPr>
-              <w:t xml:space="preserve">Beim Üben wählbar</w:t>
+              <w:t xml:space="preserve">steht immer auf der Karte</w:t>
             </w:r>
           </w:p>
         </w:tc>
@@ -29025,210 +29025,6 @@
                 <w:szCs w:val="15"/>
               </w:rPr>
               <w:t xml:space="preserve">B-432</w:t>
-            </w:r>
-          </w:p>
-        </w:tc>
-        <w:tc>
-          <w:tcPr>
-            <w:tcW w:type="dxa" w:w="7880"/>
-            <w:tcMar>
-              <w:top w:type="dxa" w:w="60"/>
-              <w:left w:type="dxa" w:w="90"/>
-              <w:bottom w:type="dxa" w:w="60"/>
-              <w:right w:type="dxa" w:w="90"/>
-            </w:tcMar>
-          </w:tcPr>
-          <w:p>
-            <w:pPr>
-              <w:spacing w:after="0" w:before="0"/>
-            </w:pPr>
-            <w:r>
-              <w:rPr>
-                <w:rFonts w:ascii="Calibri" w:cs="Calibri" w:eastAsia="Calibri" w:hAnsi="Calibri"/>
-                <w:sz w:val="21"/>
-                <w:szCs w:val="21"/>
-              </w:rPr>
-              <w:t xml:space="preserve">ein Schalter unter der Karte, du entscheidest je Übung</w:t>
-            </w:r>
-          </w:p>
-        </w:tc>
-      </w:tr>
-      <w:tr>
-        <w:tc>
-          <w:tcPr>
-            <w:tcW w:type="dxa" w:w="1120"/>
-            <w:tcMar>
-              <w:top w:type="dxa" w:w="60"/>
-              <w:left w:type="dxa" w:w="90"/>
-              <w:bottom w:type="dxa" w:w="60"/>
-              <w:right w:type="dxa" w:w="90"/>
-            </w:tcMar>
-          </w:tcPr>
-          <w:p>
-            <w:pPr>
-              <w:spacing w:after="0"/>
-            </w:pPr>
-            <w:r>
-              <w:rPr>
-                <w:rFonts w:ascii="Consolas" w:cs="Consolas" w:eastAsia="Consolas" w:hAnsi="Consolas"/>
-                <w:color w:val="9A958B"/>
-                <w:sz w:val="15"/>
-                <w:szCs w:val="15"/>
-              </w:rPr>
-              <w:t xml:space="preserve">B-433</w:t>
-            </w:r>
-          </w:p>
-        </w:tc>
-        <w:tc>
-          <w:tcPr>
-            <w:tcW w:type="dxa" w:w="7880"/>
-            <w:tcMar>
-              <w:top w:type="dxa" w:w="60"/>
-              <w:left w:type="dxa" w:w="90"/>
-              <w:bottom w:type="dxa" w:w="60"/>
-              <w:right w:type="dxa" w:w="90"/>
-            </w:tcMar>
-          </w:tcPr>
-          <w:p>
-            <w:pPr>
-              <w:spacing w:after="0" w:before="0"/>
-            </w:pPr>
-            <w:r>
-              <w:rPr>
-                <w:rFonts w:ascii="Calibri" w:cs="Calibri" w:eastAsia="Calibri" w:hAnsi="Calibri"/>
-                <w:sz w:val="21"/>
-                <w:szCs w:val="21"/>
-              </w:rPr>
-              <w:t xml:space="preserve">Immer anzeigen</w:t>
-            </w:r>
-          </w:p>
-        </w:tc>
-      </w:tr>
-      <w:tr>
-        <w:tc>
-          <w:tcPr>
-            <w:tcW w:type="dxa" w:w="1120"/>
-            <w:tcMar>
-              <w:top w:type="dxa" w:w="60"/>
-              <w:left w:type="dxa" w:w="90"/>
-              <w:bottom w:type="dxa" w:w="60"/>
-              <w:right w:type="dxa" w:w="90"/>
-            </w:tcMar>
-          </w:tcPr>
-          <w:p>
-            <w:pPr>
-              <w:spacing w:after="0"/>
-            </w:pPr>
-            <w:r>
-              <w:rPr>
-                <w:rFonts w:ascii="Consolas" w:cs="Consolas" w:eastAsia="Consolas" w:hAnsi="Consolas"/>
-                <w:color w:val="9A958B"/>
-                <w:sz w:val="15"/>
-                <w:szCs w:val="15"/>
-              </w:rPr>
-              <w:t xml:space="preserve">B-434</w:t>
-            </w:r>
-          </w:p>
-        </w:tc>
-        <w:tc>
-          <w:tcPr>
-            <w:tcW w:type="dxa" w:w="7880"/>
-            <w:tcMar>
-              <w:top w:type="dxa" w:w="60"/>
-              <w:left w:type="dxa" w:w="90"/>
-              <w:bottom w:type="dxa" w:w="60"/>
-              <w:right w:type="dxa" w:w="90"/>
-            </w:tcMar>
-          </w:tcPr>
-          <w:p>
-            <w:pPr>
-              <w:spacing w:after="0" w:before="0"/>
-            </w:pPr>
-            <w:r>
-              <w:rPr>
-                <w:rFonts w:ascii="Calibri" w:cs="Calibri" w:eastAsia="Calibri" w:hAnsi="Calibri"/>
-                <w:sz w:val="21"/>
-                <w:szCs w:val="21"/>
-              </w:rPr>
-              <w:t xml:space="preserve">Nie anzeigen</w:t>
-            </w:r>
-          </w:p>
-        </w:tc>
-      </w:tr>
-      <w:tr>
-        <w:tc>
-          <w:tcPr>
-            <w:tcW w:type="dxa" w:w="1120"/>
-            <w:tcMar>
-              <w:top w:type="dxa" w:w="60"/>
-              <w:left w:type="dxa" w:w="90"/>
-              <w:bottom w:type="dxa" w:w="60"/>
-              <w:right w:type="dxa" w:w="90"/>
-            </w:tcMar>
-          </w:tcPr>
-          <w:p>
-            <w:pPr>
-              <w:spacing w:after="0"/>
-            </w:pPr>
-            <w:r>
-              <w:rPr>
-                <w:rFonts w:ascii="Consolas" w:cs="Consolas" w:eastAsia="Consolas" w:hAnsi="Consolas"/>
-                <w:color w:val="9A958B"/>
-                <w:sz w:val="15"/>
-                <w:szCs w:val="15"/>
-              </w:rPr>
-              <w:t xml:space="preserve">B-435</w:t>
-            </w:r>
-          </w:p>
-        </w:tc>
-        <w:tc>
-          <w:tcPr>
-            <w:tcW w:type="dxa" w:w="7880"/>
-            <w:tcMar>
-              <w:top w:type="dxa" w:w="60"/>
-              <w:left w:type="dxa" w:w="90"/>
-              <w:bottom w:type="dxa" w:w="60"/>
-              <w:right w:type="dxa" w:w="90"/>
-            </w:tcMar>
-          </w:tcPr>
-          <w:p>
-            <w:pPr>
-              <w:spacing w:after="0" w:before="0"/>
-            </w:pPr>
-            <w:r>
-              <w:rPr>
-                <w:rFonts w:ascii="Calibri" w:cs="Calibri" w:eastAsia="Calibri" w:hAnsi="Calibri"/>
-                <w:sz w:val="21"/>
-                <w:szCs w:val="21"/>
-              </w:rPr>
-              <w:t xml:space="preserve">steht immer auf der Karte</w:t>
-            </w:r>
-          </w:p>
-        </w:tc>
-      </w:tr>
-      <w:tr>
-        <w:tc>
-          <w:tcPr>
-            <w:tcW w:type="dxa" w:w="1120"/>
-            <w:tcMar>
-              <w:top w:type="dxa" w:w="60"/>
-              <w:left w:type="dxa" w:w="90"/>
-              <w:bottom w:type="dxa" w:w="60"/>
-              <w:right w:type="dxa" w:w="90"/>
-            </w:tcMar>
-          </w:tcPr>
-          <w:p>
-            <w:pPr>
-              <w:spacing w:after="0"/>
-            </w:pPr>
-            <w:r>
-              <w:rPr>
-                <w:rFonts w:ascii="Consolas" w:cs="Consolas" w:eastAsia="Consolas" w:hAnsi="Consolas"/>
-                <w:color w:val="9A958B"/>
-                <w:sz w:val="15"/>
-                <w:szCs w:val="15"/>
-              </w:rPr>
-              <w:t xml:space="preserve">B-436</w:t>
             </w:r>
           </w:p>
         </w:tc>
@@ -29377,6 +29173,210 @@
                 <w:sz w:val="15"/>
                 <w:szCs w:val="15"/>
               </w:rPr>
+              <w:t xml:space="preserve">B-433</w:t>
+            </w:r>
+          </w:p>
+        </w:tc>
+        <w:tc>
+          <w:tcPr>
+            <w:tcW w:type="dxa" w:w="7880"/>
+            <w:tcMar>
+              <w:top w:type="dxa" w:w="60"/>
+              <w:left w:type="dxa" w:w="90"/>
+              <w:bottom w:type="dxa" w:w="60"/>
+              <w:right w:type="dxa" w:w="90"/>
+            </w:tcMar>
+          </w:tcPr>
+          <w:p>
+            <w:pPr>
+              <w:spacing w:after="0" w:before="0"/>
+            </w:pPr>
+            <w:r>
+              <w:rPr>
+                <w:rFonts w:ascii="Calibri" w:cs="Calibri" w:eastAsia="Calibri" w:hAnsi="Calibri"/>
+                <w:sz w:val="21"/>
+                <w:szCs w:val="21"/>
+              </w:rPr>
+              <w:t xml:space="preserve">ab so vielen Tagen Haltedauer wackelt ein Wort nicht mehr</w:t>
+            </w:r>
+          </w:p>
+        </w:tc>
+      </w:tr>
+      <w:tr>
+        <w:tc>
+          <w:tcPr>
+            <w:tcW w:type="dxa" w:w="1120"/>
+            <w:tcMar>
+              <w:top w:type="dxa" w:w="60"/>
+              <w:left w:type="dxa" w:w="90"/>
+              <w:bottom w:type="dxa" w:w="60"/>
+              <w:right w:type="dxa" w:w="90"/>
+            </w:tcMar>
+          </w:tcPr>
+          <w:p>
+            <w:pPr>
+              <w:spacing w:after="0"/>
+            </w:pPr>
+            <w:r>
+              <w:rPr>
+                <w:rFonts w:ascii="Consolas" w:cs="Consolas" w:eastAsia="Consolas" w:hAnsi="Consolas"/>
+                <w:color w:val="9A958B"/>
+                <w:sz w:val="15"/>
+                <w:szCs w:val="15"/>
+              </w:rPr>
+              <w:t xml:space="preserve">B-434</w:t>
+            </w:r>
+          </w:p>
+        </w:tc>
+        <w:tc>
+          <w:tcPr>
+            <w:tcW w:type="dxa" w:w="7880"/>
+            <w:tcMar>
+              <w:top w:type="dxa" w:w="60"/>
+              <w:left w:type="dxa" w:w="90"/>
+              <w:bottom w:type="dxa" w:w="60"/>
+              <w:right w:type="dxa" w:w="90"/>
+            </w:tcMar>
+          </w:tcPr>
+          <w:p>
+            <w:pPr>
+              <w:spacing w:after="0" w:before="0"/>
+            </w:pPr>
+            <w:r>
+              <w:rPr>
+                <w:rFonts w:ascii="Calibri" w:cs="Calibri" w:eastAsia="Calibri" w:hAnsi="Calibri"/>
+                <w:sz w:val="21"/>
+                <w:szCs w:val="21"/>
+              </w:rPr>
+              <w:t xml:space="preserve">Abschlag für „mit Mühe“</w:t>
+            </w:r>
+          </w:p>
+        </w:tc>
+      </w:tr>
+      <w:tr>
+        <w:tc>
+          <w:tcPr>
+            <w:tcW w:type="dxa" w:w="1120"/>
+            <w:tcMar>
+              <w:top w:type="dxa" w:w="60"/>
+              <w:left w:type="dxa" w:w="90"/>
+              <w:bottom w:type="dxa" w:w="60"/>
+              <w:right w:type="dxa" w:w="90"/>
+            </w:tcMar>
+          </w:tcPr>
+          <w:p>
+            <w:pPr>
+              <w:spacing w:after="0"/>
+            </w:pPr>
+            <w:r>
+              <w:rPr>
+                <w:rFonts w:ascii="Consolas" w:cs="Consolas" w:eastAsia="Consolas" w:hAnsi="Consolas"/>
+                <w:color w:val="9A958B"/>
+                <w:sz w:val="15"/>
+                <w:szCs w:val="15"/>
+              </w:rPr>
+              <w:t xml:space="preserve">B-435</w:t>
+            </w:r>
+          </w:p>
+        </w:tc>
+        <w:tc>
+          <w:tcPr>
+            <w:tcW w:type="dxa" w:w="7880"/>
+            <w:tcMar>
+              <w:top w:type="dxa" w:w="60"/>
+              <w:left w:type="dxa" w:w="90"/>
+              <w:bottom w:type="dxa" w:w="60"/>
+              <w:right w:type="dxa" w:w="90"/>
+            </w:tcMar>
+          </w:tcPr>
+          <w:p>
+            <w:pPr>
+              <w:spacing w:after="0" w:before="0"/>
+            </w:pPr>
+            <w:r>
+              <w:rPr>
+                <w:rFonts w:ascii="Calibri" w:cs="Calibri" w:eastAsia="Calibri" w:hAnsi="Calibri"/>
+                <w:sz w:val="21"/>
+                <w:szCs w:val="21"/>
+              </w:rPr>
+              <w:t xml:space="preserve">Am selben Tag: Dämpfung</w:t>
+            </w:r>
+          </w:p>
+        </w:tc>
+      </w:tr>
+      <w:tr>
+        <w:tc>
+          <w:tcPr>
+            <w:tcW w:type="dxa" w:w="1120"/>
+            <w:tcMar>
+              <w:top w:type="dxa" w:w="60"/>
+              <w:left w:type="dxa" w:w="90"/>
+              <w:bottom w:type="dxa" w:w="60"/>
+              <w:right w:type="dxa" w:w="90"/>
+            </w:tcMar>
+          </w:tcPr>
+          <w:p>
+            <w:pPr>
+              <w:spacing w:after="0"/>
+            </w:pPr>
+            <w:r>
+              <w:rPr>
+                <w:rFonts w:ascii="Consolas" w:cs="Consolas" w:eastAsia="Consolas" w:hAnsi="Consolas"/>
+                <w:color w:val="9A958B"/>
+                <w:sz w:val="15"/>
+                <w:szCs w:val="15"/>
+              </w:rPr>
+              <w:t xml:space="preserve">B-436</w:t>
+            </w:r>
+          </w:p>
+        </w:tc>
+        <w:tc>
+          <w:tcPr>
+            <w:tcW w:type="dxa" w:w="7880"/>
+            <w:tcMar>
+              <w:top w:type="dxa" w:w="60"/>
+              <w:left w:type="dxa" w:w="90"/>
+              <w:bottom w:type="dxa" w:w="60"/>
+              <w:right w:type="dxa" w:w="90"/>
+            </w:tcMar>
+          </w:tcPr>
+          <w:p>
+            <w:pPr>
+              <w:spacing w:after="0" w:before="0"/>
+            </w:pPr>
+            <w:r>
+              <w:rPr>
+                <w:rFonts w:ascii="Calibri" w:cs="Calibri" w:eastAsia="Calibri" w:hAnsi="Calibri"/>
+                <w:sz w:val="21"/>
+                <w:szCs w:val="21"/>
+              </w:rPr>
+              <w:t xml:space="preserve">Anfangs-Zähigkeit</w:t>
+            </w:r>
+          </w:p>
+        </w:tc>
+      </w:tr>
+      <w:tr>
+        <w:tc>
+          <w:tcPr>
+            <w:tcW w:type="dxa" w:w="1120"/>
+            <w:tcMar>
+              <w:top w:type="dxa" w:w="60"/>
+              <w:left w:type="dxa" w:w="90"/>
+              <w:bottom w:type="dxa" w:w="60"/>
+              <w:right w:type="dxa" w:w="90"/>
+            </w:tcMar>
+          </w:tcPr>
+          <w:p>
+            <w:pPr>
+              <w:spacing w:after="0"/>
+            </w:pPr>
+            <w:r>
+              <w:rPr>
+                <w:rFonts w:ascii="Consolas" w:cs="Consolas" w:eastAsia="Consolas" w:hAnsi="Consolas"/>
+                <w:color w:val="9A958B"/>
+                <w:sz w:val="15"/>
+                <w:szCs w:val="15"/>
+              </w:rPr>
               <w:t xml:space="preserve">B-437</w:t>
             </w:r>
           </w:p>
@@ -29401,7 +29401,7 @@
                 <w:sz w:val="21"/>
                 <w:szCs w:val="21"/>
               </w:rPr>
-              <w:t xml:space="preserve">ab so vielen Tagen Haltedauer wackelt ein Wort nicht mehr</w:t>
+              <w:t xml:space="preserve">Bonus fürs knappe Erinnern</w:t>
             </w:r>
           </w:p>
         </w:tc>
@@ -29452,7 +29452,7 @@
                 <w:sz w:val="21"/>
                 <w:szCs w:val="21"/>
               </w:rPr>
-              <w:t xml:space="preserve">Abschlag für „mit Mühe“</w:t>
+              <w:t xml:space="preserve">Das Gedächtnis-Modell heißt FSRS. Nur zum Ansehen, hier lässt sich nichts verstellen.</w:t>
             </w:r>
           </w:p>
         </w:tc>
@@ -29503,7 +29503,7 @@
                 <w:sz w:val="21"/>
                 <w:szCs w:val="21"/>
               </w:rPr>
-              <w:t xml:space="preserve">Am selben Tag: Dämpfung</w:t>
+              <w:t xml:space="preserve">dasselbe, wenn du lange überlegen musstest</w:t>
             </w:r>
           </w:p>
         </w:tc>
@@ -29554,7 +29554,7 @@
                 <w:sz w:val="21"/>
                 <w:szCs w:val="21"/>
               </w:rPr>
-              <w:t xml:space="preserve">Anfangs-Zähigkeit</w:t>
+              <w:t xml:space="preserve">dasselbe, wenn es dir leichtfiel</w:t>
             </w:r>
           </w:p>
         </w:tc>
@@ -29605,7 +29605,7 @@
                 <w:sz w:val="21"/>
                 <w:szCs w:val="21"/>
               </w:rPr>
-              <w:t xml:space="preserve">Bonus fürs knappe Erinnern</w:t>
+              <w:t xml:space="preserve">Deine Schwellen</w:t>
             </w:r>
           </w:p>
         </w:tc>
@@ -29656,7 +29656,7 @@
                 <w:sz w:val="21"/>
                 <w:szCs w:val="21"/>
               </w:rPr>
-              <w:t xml:space="preserve">Das Gedächtnis-Modell heißt FSRS. Nur zum Ansehen, hier lässt sich nichts verstellen.</w:t>
+              <w:t xml:space="preserve">Die neunzehn Stellschrauben des Modells</w:t>
             </w:r>
           </w:p>
         </w:tc>
@@ -29707,7 +29707,7 @@
                 <w:sz w:val="21"/>
                 <w:szCs w:val="21"/>
               </w:rPr>
-              <w:t xml:space="preserve">dasselbe, wenn du lange überlegen musstest</w:t>
+              <w:t xml:space="preserve">Diese fünf kannst du in den erweiterten Einstellungen verstellen.</w:t>
             </w:r>
           </w:p>
         </w:tc>
@@ -29758,7 +29758,7 @@
                 <w:sz w:val="21"/>
                 <w:szCs w:val="21"/>
               </w:rPr>
-              <w:t xml:space="preserve">dasselbe, wenn es dir leichtfiel</w:t>
+              <w:t xml:space="preserve">Erster Halt: gar nicht gewusst</w:t>
             </w:r>
           </w:p>
         </w:tc>
@@ -29809,7 +29809,7 @@
                 <w:sz w:val="21"/>
                 <w:szCs w:val="21"/>
               </w:rPr>
-              <w:t xml:space="preserve">Deine Schwellen</w:t>
+              <w:t xml:space="preserve">Erster Halt: mit Mühe</w:t>
             </w:r>
           </w:p>
         </w:tc>
@@ -29860,7 +29860,7 @@
                 <w:sz w:val="21"/>
                 <w:szCs w:val="21"/>
               </w:rPr>
-              <w:t xml:space="preserve">Die neunzehn Stellschrauben des Modells</w:t>
+              <w:t xml:space="preserve">je knapper du es noch wusstest, desto mehr bringt die Wiederholung</w:t>
             </w:r>
           </w:p>
         </w:tc>
@@ -29911,7 +29911,7 @@
                 <w:sz w:val="21"/>
                 <w:szCs w:val="21"/>
               </w:rPr>
-              <w:t xml:space="preserve">Diese fünf kannst du in den erweiterten Einstellungen verstellen.</w:t>
+              <w:t xml:space="preserve">je länger ein Wort schon hält, desto weniger kommt dazu</w:t>
             </w:r>
           </w:p>
         </w:tc>
@@ -29962,7 +29962,7 @@
                 <w:sz w:val="21"/>
                 <w:szCs w:val="21"/>
               </w:rPr>
-              <w:t xml:space="preserve">Erster Halt: gar nicht gewusst</w:t>
+              <w:t xml:space="preserve">Lernintensität</w:t>
             </w:r>
           </w:p>
         </w:tc>
@@ -30013,7 +30013,7 @@
                 <w:sz w:val="21"/>
                 <w:szCs w:val="21"/>
               </w:rPr>
-              <w:t xml:space="preserve">Erster Halt: mit Mühe</w:t>
+              <w:t xml:space="preserve">Mit diesen Zahlen rechnet das Modell aus, wie lange ein Wort hält. Sie stammen aus der Forschung und sind für alle gleich. Die App passt sie nicht an dich an und zeichnet dafür auch nichts auf.</w:t>
             </w:r>
           </w:p>
         </w:tc>
@@ -30064,7 +30064,7 @@
                 <w:sz w:val="21"/>
                 <w:szCs w:val="21"/>
               </w:rPr>
-              <w:t xml:space="preserve">je knapper du es noch wusstest, desto mehr bringt die Wiederholung</w:t>
+              <w:t xml:space="preserve">Nach einem Fehler: Zähigkeit</w:t>
             </w:r>
           </w:p>
         </w:tc>
@@ -30115,7 +30115,7 @@
                 <w:sz w:val="21"/>
                 <w:szCs w:val="21"/>
               </w:rPr>
-              <w:t xml:space="preserve">je länger ein Wort schon hält, desto weniger kommt dazu</w:t>
+              <w:t xml:space="preserve">Richtige bis „nicht mehr neu“</w:t>
             </w:r>
           </w:p>
         </w:tc>
@@ -30166,7 +30166,7 @@
                 <w:sz w:val="21"/>
                 <w:szCs w:val="21"/>
               </w:rPr>
-              <w:t xml:space="preserve">Lernintensität</w:t>
+              <w:t xml:space="preserve">Schließen</w:t>
             </w:r>
           </w:p>
         </w:tc>
@@ -30217,7 +30217,7 @@
                 <w:sz w:val="21"/>
                 <w:szCs w:val="21"/>
               </w:rPr>
-              <w:t xml:space="preserve">Mit diesen Zahlen rechnet das Modell aus, wie lange ein Wort hält. Sie stammen aus der Forschung und sind für alle gleich. Die App passt sie nicht an dich an und zeichnet dafür auch nichts auf.</w:t>
+              <w:t xml:space="preserve">so oft muss ein frisches Wort sitzen, bevor es die Stufe verlässt</w:t>
             </w:r>
           </w:p>
         </w:tc>
@@ -30268,7 +30268,7 @@
                 <w:sz w:val="21"/>
                 <w:szCs w:val="21"/>
               </w:rPr>
-              <w:t xml:space="preserve">Nach einem Fehler: Zähigkeit</w:t>
+              <w:t xml:space="preserve">Tage, die ein neues Wort hält, wenn du es beim ersten Mal nicht konntest</w:t>
             </w:r>
           </w:p>
         </w:tc>
@@ -30319,7 +30319,7 @@
                 <w:sz w:val="21"/>
                 <w:szCs w:val="21"/>
               </w:rPr>
-              <w:t xml:space="preserve">Richtige bis „nicht mehr neu“</w:t>
+              <w:t xml:space="preserve">Voreinstellung</w:t>
             </w:r>
           </w:p>
         </w:tc>
@@ -30370,7 +30370,7 @@
                 <w:sz w:val="21"/>
                 <w:szCs w:val="21"/>
               </w:rPr>
-              <w:t xml:space="preserve">Schließen</w:t>
+              <w:t xml:space="preserve">was eine zweite Abfrage am selben Tag noch bringt</w:t>
             </w:r>
           </w:p>
         </w:tc>
@@ -30421,7 +30421,7 @@
                 <w:sz w:val="21"/>
                 <w:szCs w:val="21"/>
               </w:rPr>
-              <w:t xml:space="preserve">so oft muss ein frisches Wort sitzen, bevor es die Stufe verlässt</w:t>
+              <w:t xml:space="preserve">wie schnell die App annimmt, dass ein Wort fester wird</w:t>
             </w:r>
           </w:p>
         </w:tc>
@@ -30472,7 +30472,7 @@
                 <w:sz w:val="21"/>
                 <w:szCs w:val="21"/>
               </w:rPr>
-              <w:t xml:space="preserve">Tage, die ein neues Wort hält, wenn du es beim ersten Mal nicht konntest</w:t>
+              <w:t xml:space="preserve">wie schnell diese erste Einschätzung nachgibt</w:t>
             </w:r>
           </w:p>
         </w:tc>
@@ -30523,7 +30523,7 @@
                 <w:sz w:val="21"/>
                 <w:szCs w:val="21"/>
               </w:rPr>
-              <w:t xml:space="preserve">Voreinstellung</w:t>
+              <w:t xml:space="preserve">wie schwer die App ein Wort einschätzt, bevor sie dich kennt</w:t>
             </w:r>
           </w:p>
         </w:tc>
@@ -30574,7 +30574,7 @@
                 <w:sz w:val="21"/>
                 <w:szCs w:val="21"/>
               </w:rPr>
-              <w:t xml:space="preserve">was eine zweite Abfrage am selben Tag noch bringt</w:t>
+              <w:t xml:space="preserve">wie sicher du ein Wort können sollst, wenn es wiederkommt</w:t>
             </w:r>
           </w:p>
         </w:tc>
@@ -30625,7 +30625,7 @@
                 <w:sz w:val="21"/>
                 <w:szCs w:val="21"/>
               </w:rPr>
-              <w:t xml:space="preserve">wie schnell die App annimmt, dass ein Wort fester wird</w:t>
+              <w:t xml:space="preserve">wie stark die Haltedauer nach einer richtigen Antwort wächst</w:t>
             </w:r>
           </w:p>
         </w:tc>
@@ -30676,7 +30676,7 @@
                 <w:sz w:val="21"/>
                 <w:szCs w:val="21"/>
               </w:rPr>
-              <w:t xml:space="preserve">wie schnell diese erste Einschätzung nachgibt</w:t>
+              <w:t xml:space="preserve">wie stark die Zähigkeit dabei mitspricht</w:t>
             </w:r>
           </w:p>
         </w:tc>
@@ -30727,7 +30727,7 @@
                 <w:sz w:val="21"/>
                 <w:szCs w:val="21"/>
               </w:rPr>
-              <w:t xml:space="preserve">wie schwer die App ein Wort einschätzt, bevor sie dich kennt</w:t>
+              <w:t xml:space="preserve">wie stark eine einzelne Antwort die Einschätzung verschiebt</w:t>
             </w:r>
           </w:p>
         </w:tc>
@@ -30778,7 +30778,7 @@
                 <w:sz w:val="21"/>
                 <w:szCs w:val="21"/>
               </w:rPr>
-              <w:t xml:space="preserve">wie sicher du ein Wort können sollst, wenn es wiederkommt</w:t>
+              <w:t xml:space="preserve">wie stark sie langfristig zum Mittelwert zurückwandert</w:t>
             </w:r>
           </w:p>
         </w:tc>
@@ -30829,7 +30829,7 @@
                 <w:sz w:val="21"/>
                 <w:szCs w:val="21"/>
               </w:rPr>
-              <w:t xml:space="preserve">wie stark die Haltedauer nach einer richtigen Antwort wächst</w:t>
+              <w:t xml:space="preserve">wie stark zählt, wie lange es vorher schon hielt</w:t>
             </w:r>
           </w:p>
         </w:tc>
@@ -30880,7 +30880,7 @@
                 <w:sz w:val="21"/>
                 <w:szCs w:val="21"/>
               </w:rPr>
-              <w:t xml:space="preserve">wie stark die Zähigkeit dabei mitspricht</w:t>
+              <w:t xml:space="preserve">wie stark zählt, wie weit es schon weg war</w:t>
             </w:r>
           </w:p>
         </w:tc>
@@ -30931,7 +30931,7 @@
                 <w:sz w:val="21"/>
                 <w:szCs w:val="21"/>
               </w:rPr>
-              <w:t xml:space="preserve">wie stark eine einzelne Antwort die Einschätzung verschiebt</w:t>
+              <w:t xml:space="preserve">wie viel Haltedauer ein Wort behält, das du wieder vergessen hast</w:t>
             </w:r>
           </w:p>
         </w:tc>
@@ -30982,7 +30982,7 @@
                 <w:sz w:val="21"/>
                 <w:szCs w:val="21"/>
               </w:rPr>
-              <w:t xml:space="preserve">wie stark sie langfristig zum Mittelwert zurückwandert</w:t>
+              <w:t xml:space="preserve">wie viel mehr es bringt, wenn es dir leichtfiel</w:t>
             </w:r>
           </w:p>
         </w:tc>
@@ -31033,7 +31033,7 @@
                 <w:sz w:val="21"/>
                 <w:szCs w:val="21"/>
               </w:rPr>
-              <w:t xml:space="preserve">wie stark zählt, wie lange es vorher schon hielt</w:t>
+              <w:t xml:space="preserve">wie viel weniger es bringt, wenn du lange überlegen musstest</w:t>
             </w:r>
           </w:p>
         </w:tc>
@@ -31084,7 +31084,7 @@
                 <w:sz w:val="21"/>
                 <w:szCs w:val="21"/>
               </w:rPr>
-              <w:t xml:space="preserve">wie stark zählt, wie weit es schon weg war</w:t>
+              <w:t xml:space="preserve">Womit die App rechnet</w:t>
             </w:r>
           </w:p>
         </w:tc>
@@ -31135,7 +31135,7 @@
                 <w:sz w:val="21"/>
                 <w:szCs w:val="21"/>
               </w:rPr>
-              <w:t xml:space="preserve">wie viel Haltedauer ein Wort behält, das du wieder vergessen hast</w:t>
+              <w:t xml:space="preserve">Zähigkeit: Abflachen</w:t>
             </w:r>
           </w:p>
         </w:tc>
@@ -31186,7 +31186,7 @@
                 <w:sz w:val="21"/>
                 <w:szCs w:val="21"/>
               </w:rPr>
-              <w:t xml:space="preserve">wie viel mehr es bringt, wenn es dir leichtfiel</w:t>
+              <w:t xml:space="preserve">Zähigkeit: Ausschlag</w:t>
             </w:r>
           </w:p>
         </w:tc>
@@ -31237,7 +31237,7 @@
                 <w:sz w:val="21"/>
                 <w:szCs w:val="21"/>
               </w:rPr>
-              <w:t xml:space="preserve">wie viel weniger es bringt, wenn du lange überlegen musstest</w:t>
+              <w:t xml:space="preserve">Zähigkeit: Zug zur Mitte</w:t>
             </w:r>
           </w:p>
         </w:tc>
@@ -31265,210 +31265,6 @@
                 <w:szCs w:val="15"/>
               </w:rPr>
               <w:t xml:space="preserve">B-474</w:t>
-            </w:r>
-          </w:p>
-        </w:tc>
-        <w:tc>
-          <w:tcPr>
-            <w:tcW w:type="dxa" w:w="7880"/>
-            <w:tcMar>
-              <w:top w:type="dxa" w:w="60"/>
-              <w:left w:type="dxa" w:w="90"/>
-              <w:bottom w:type="dxa" w:w="60"/>
-              <w:right w:type="dxa" w:w="90"/>
-            </w:tcMar>
-          </w:tcPr>
-          <w:p>
-            <w:pPr>
-              <w:spacing w:after="0" w:before="0"/>
-            </w:pPr>
-            <w:r>
-              <w:rPr>
-                <w:rFonts w:ascii="Calibri" w:cs="Calibri" w:eastAsia="Calibri" w:hAnsi="Calibri"/>
-                <w:sz w:val="21"/>
-                <w:szCs w:val="21"/>
-              </w:rPr>
-              <w:t xml:space="preserve">Womit die App rechnet</w:t>
-            </w:r>
-          </w:p>
-        </w:tc>
-      </w:tr>
-      <w:tr>
-        <w:tc>
-          <w:tcPr>
-            <w:tcW w:type="dxa" w:w="1120"/>
-            <w:tcMar>
-              <w:top w:type="dxa" w:w="60"/>
-              <w:left w:type="dxa" w:w="90"/>
-              <w:bottom w:type="dxa" w:w="60"/>
-              <w:right w:type="dxa" w:w="90"/>
-            </w:tcMar>
-          </w:tcPr>
-          <w:p>
-            <w:pPr>
-              <w:spacing w:after="0"/>
-            </w:pPr>
-            <w:r>
-              <w:rPr>
-                <w:rFonts w:ascii="Consolas" w:cs="Consolas" w:eastAsia="Consolas" w:hAnsi="Consolas"/>
-                <w:color w:val="9A958B"/>
-                <w:sz w:val="15"/>
-                <w:szCs w:val="15"/>
-              </w:rPr>
-              <w:t xml:space="preserve">B-475</w:t>
-            </w:r>
-          </w:p>
-        </w:tc>
-        <w:tc>
-          <w:tcPr>
-            <w:tcW w:type="dxa" w:w="7880"/>
-            <w:tcMar>
-              <w:top w:type="dxa" w:w="60"/>
-              <w:left w:type="dxa" w:w="90"/>
-              <w:bottom w:type="dxa" w:w="60"/>
-              <w:right w:type="dxa" w:w="90"/>
-            </w:tcMar>
-          </w:tcPr>
-          <w:p>
-            <w:pPr>
-              <w:spacing w:after="0" w:before="0"/>
-            </w:pPr>
-            <w:r>
-              <w:rPr>
-                <w:rFonts w:ascii="Calibri" w:cs="Calibri" w:eastAsia="Calibri" w:hAnsi="Calibri"/>
-                <w:sz w:val="21"/>
-                <w:szCs w:val="21"/>
-              </w:rPr>
-              <w:t xml:space="preserve">Zähigkeit: Abflachen</w:t>
-            </w:r>
-          </w:p>
-        </w:tc>
-      </w:tr>
-      <w:tr>
-        <w:tc>
-          <w:tcPr>
-            <w:tcW w:type="dxa" w:w="1120"/>
-            <w:tcMar>
-              <w:top w:type="dxa" w:w="60"/>
-              <w:left w:type="dxa" w:w="90"/>
-              <w:bottom w:type="dxa" w:w="60"/>
-              <w:right w:type="dxa" w:w="90"/>
-            </w:tcMar>
-          </w:tcPr>
-          <w:p>
-            <w:pPr>
-              <w:spacing w:after="0"/>
-            </w:pPr>
-            <w:r>
-              <w:rPr>
-                <w:rFonts w:ascii="Consolas" w:cs="Consolas" w:eastAsia="Consolas" w:hAnsi="Consolas"/>
-                <w:color w:val="9A958B"/>
-                <w:sz w:val="15"/>
-                <w:szCs w:val="15"/>
-              </w:rPr>
-              <w:t xml:space="preserve">B-476</w:t>
-            </w:r>
-          </w:p>
-        </w:tc>
-        <w:tc>
-          <w:tcPr>
-            <w:tcW w:type="dxa" w:w="7880"/>
-            <w:tcMar>
-              <w:top w:type="dxa" w:w="60"/>
-              <w:left w:type="dxa" w:w="90"/>
-              <w:bottom w:type="dxa" w:w="60"/>
-              <w:right w:type="dxa" w:w="90"/>
-            </w:tcMar>
-          </w:tcPr>
-          <w:p>
-            <w:pPr>
-              <w:spacing w:after="0" w:before="0"/>
-            </w:pPr>
-            <w:r>
-              <w:rPr>
-                <w:rFonts w:ascii="Calibri" w:cs="Calibri" w:eastAsia="Calibri" w:hAnsi="Calibri"/>
-                <w:sz w:val="21"/>
-                <w:szCs w:val="21"/>
-              </w:rPr>
-              <w:t xml:space="preserve">Zähigkeit: Ausschlag</w:t>
-            </w:r>
-          </w:p>
-        </w:tc>
-      </w:tr>
-      <w:tr>
-        <w:tc>
-          <w:tcPr>
-            <w:tcW w:type="dxa" w:w="1120"/>
-            <w:tcMar>
-              <w:top w:type="dxa" w:w="60"/>
-              <w:left w:type="dxa" w:w="90"/>
-              <w:bottom w:type="dxa" w:w="60"/>
-              <w:right w:type="dxa" w:w="90"/>
-            </w:tcMar>
-          </w:tcPr>
-          <w:p>
-            <w:pPr>
-              <w:spacing w:after="0"/>
-            </w:pPr>
-            <w:r>
-              <w:rPr>
-                <w:rFonts w:ascii="Consolas" w:cs="Consolas" w:eastAsia="Consolas" w:hAnsi="Consolas"/>
-                <w:color w:val="9A958B"/>
-                <w:sz w:val="15"/>
-                <w:szCs w:val="15"/>
-              </w:rPr>
-              <w:t xml:space="preserve">B-477</w:t>
-            </w:r>
-          </w:p>
-        </w:tc>
-        <w:tc>
-          <w:tcPr>
-            <w:tcW w:type="dxa" w:w="7880"/>
-            <w:tcMar>
-              <w:top w:type="dxa" w:w="60"/>
-              <w:left w:type="dxa" w:w="90"/>
-              <w:bottom w:type="dxa" w:w="60"/>
-              <w:right w:type="dxa" w:w="90"/>
-            </w:tcMar>
-          </w:tcPr>
-          <w:p>
-            <w:pPr>
-              <w:spacing w:after="0" w:before="0"/>
-            </w:pPr>
-            <w:r>
-              <w:rPr>
-                <w:rFonts w:ascii="Calibri" w:cs="Calibri" w:eastAsia="Calibri" w:hAnsi="Calibri"/>
-                <w:sz w:val="21"/>
-                <w:szCs w:val="21"/>
-              </w:rPr>
-              <w:t xml:space="preserve">Zähigkeit: Zug zur Mitte</w:t>
-            </w:r>
-          </w:p>
-        </w:tc>
-      </w:tr>
-      <w:tr>
-        <w:tc>
-          <w:tcPr>
-            <w:tcW w:type="dxa" w:w="1120"/>
-            <w:tcMar>
-              <w:top w:type="dxa" w:w="60"/>
-              <w:left w:type="dxa" w:w="90"/>
-              <w:bottom w:type="dxa" w:w="60"/>
-              <w:right w:type="dxa" w:w="90"/>
-            </w:tcMar>
-          </w:tcPr>
-          <w:p>
-            <w:pPr>
-              <w:spacing w:after="0"/>
-            </w:pPr>
-            <w:r>
-              <w:rPr>
-                <w:rFonts w:ascii="Consolas" w:cs="Consolas" w:eastAsia="Consolas" w:hAnsi="Consolas"/>
-                <w:color w:val="9A958B"/>
-                <w:sz w:val="15"/>
-                <w:szCs w:val="15"/>
-              </w:rPr>
-              <w:t xml:space="preserve">B-478</w:t>
             </w:r>
           </w:p>
         </w:tc>
@@ -31517,7 +31313,7 @@
         <w:spacing w:after="120" w:before="260"/>
       </w:pPr>
       <w:r>
-        <w:t xml:space="preserve">Konto  (33)</w:t>
+        <w:t xml:space="preserve">Konto  (43)</w:t>
       </w:r>
     </w:p>
     <w:tbl>
@@ -31617,6 +31413,210 @@
                 <w:sz w:val="15"/>
                 <w:szCs w:val="15"/>
               </w:rPr>
+              <w:t xml:space="preserve">B-475</w:t>
+            </w:r>
+          </w:p>
+        </w:tc>
+        <w:tc>
+          <w:tcPr>
+            <w:tcW w:type="dxa" w:w="7880"/>
+            <w:tcMar>
+              <w:top w:type="dxa" w:w="60"/>
+              <w:left w:type="dxa" w:w="90"/>
+              <w:bottom w:type="dxa" w:w="60"/>
+              <w:right w:type="dxa" w:w="90"/>
+            </w:tcMar>
+          </w:tcPr>
+          <w:p>
+            <w:pPr>
+              <w:spacing w:after="0" w:before="0"/>
+            </w:pPr>
+            <w:r>
+              <w:rPr>
+                <w:rFonts w:ascii="Calibri" w:cs="Calibri" w:eastAsia="Calibri" w:hAnsi="Calibri"/>
+                <w:sz w:val="21"/>
+                <w:szCs w:val="21"/>
+              </w:rPr>
+              <w:t xml:space="preserve">Abmelden</w:t>
+            </w:r>
+          </w:p>
+        </w:tc>
+      </w:tr>
+      <w:tr>
+        <w:tc>
+          <w:tcPr>
+            <w:tcW w:type="dxa" w:w="1120"/>
+            <w:tcMar>
+              <w:top w:type="dxa" w:w="60"/>
+              <w:left w:type="dxa" w:w="90"/>
+              <w:bottom w:type="dxa" w:w="60"/>
+              <w:right w:type="dxa" w:w="90"/>
+            </w:tcMar>
+          </w:tcPr>
+          <w:p>
+            <w:pPr>
+              <w:spacing w:after="0"/>
+            </w:pPr>
+            <w:r>
+              <w:rPr>
+                <w:rFonts w:ascii="Consolas" w:cs="Consolas" w:eastAsia="Consolas" w:hAnsi="Consolas"/>
+                <w:color w:val="9A958B"/>
+                <w:sz w:val="15"/>
+                <w:szCs w:val="15"/>
+              </w:rPr>
+              <w:t xml:space="preserve">B-476</w:t>
+            </w:r>
+          </w:p>
+        </w:tc>
+        <w:tc>
+          <w:tcPr>
+            <w:tcW w:type="dxa" w:w="7880"/>
+            <w:tcMar>
+              <w:top w:type="dxa" w:w="60"/>
+              <w:left w:type="dxa" w:w="90"/>
+              <w:bottom w:type="dxa" w:w="60"/>
+              <w:right w:type="dxa" w:w="90"/>
+            </w:tcMar>
+          </w:tcPr>
+          <w:p>
+            <w:pPr>
+              <w:spacing w:after="0" w:before="0"/>
+            </w:pPr>
+            <w:r>
+              <w:rPr>
+                <w:rFonts w:ascii="Calibri" w:cs="Calibri" w:eastAsia="Calibri" w:hAnsi="Calibri"/>
+                <w:sz w:val="21"/>
+                <w:szCs w:val="21"/>
+              </w:rPr>
+              <w:t xml:space="preserve">Anzeigename</w:t>
+            </w:r>
+          </w:p>
+        </w:tc>
+      </w:tr>
+      <w:tr>
+        <w:tc>
+          <w:tcPr>
+            <w:tcW w:type="dxa" w:w="1120"/>
+            <w:tcMar>
+              <w:top w:type="dxa" w:w="60"/>
+              <w:left w:type="dxa" w:w="90"/>
+              <w:bottom w:type="dxa" w:w="60"/>
+              <w:right w:type="dxa" w:w="90"/>
+            </w:tcMar>
+          </w:tcPr>
+          <w:p>
+            <w:pPr>
+              <w:spacing w:after="0"/>
+            </w:pPr>
+            <w:r>
+              <w:rPr>
+                <w:rFonts w:ascii="Consolas" w:cs="Consolas" w:eastAsia="Consolas" w:hAnsi="Consolas"/>
+                <w:color w:val="9A958B"/>
+                <w:sz w:val="15"/>
+                <w:szCs w:val="15"/>
+              </w:rPr>
+              <w:t xml:space="preserve">B-477</w:t>
+            </w:r>
+          </w:p>
+        </w:tc>
+        <w:tc>
+          <w:tcPr>
+            <w:tcW w:type="dxa" w:w="7880"/>
+            <w:tcMar>
+              <w:top w:type="dxa" w:w="60"/>
+              <w:left w:type="dxa" w:w="90"/>
+              <w:bottom w:type="dxa" w:w="60"/>
+              <w:right w:type="dxa" w:w="90"/>
+            </w:tcMar>
+          </w:tcPr>
+          <w:p>
+            <w:pPr>
+              <w:spacing w:after="0" w:before="0"/>
+            </w:pPr>
+            <w:r>
+              <w:rPr>
+                <w:rFonts w:ascii="Calibri" w:cs="Calibri" w:eastAsia="Calibri" w:hAnsi="Calibri"/>
+                <w:sz w:val="21"/>
+                <w:szCs w:val="21"/>
+              </w:rPr>
+              <w:t xml:space="preserve">Anzeigename gespeichert</w:t>
+            </w:r>
+          </w:p>
+        </w:tc>
+      </w:tr>
+      <w:tr>
+        <w:tc>
+          <w:tcPr>
+            <w:tcW w:type="dxa" w:w="1120"/>
+            <w:tcMar>
+              <w:top w:type="dxa" w:w="60"/>
+              <w:left w:type="dxa" w:w="90"/>
+              <w:bottom w:type="dxa" w:w="60"/>
+              <w:right w:type="dxa" w:w="90"/>
+            </w:tcMar>
+          </w:tcPr>
+          <w:p>
+            <w:pPr>
+              <w:spacing w:after="0"/>
+            </w:pPr>
+            <w:r>
+              <w:rPr>
+                <w:rFonts w:ascii="Consolas" w:cs="Consolas" w:eastAsia="Consolas" w:hAnsi="Consolas"/>
+                <w:color w:val="9A958B"/>
+                <w:sz w:val="15"/>
+                <w:szCs w:val="15"/>
+              </w:rPr>
+              <w:t xml:space="preserve">B-478</w:t>
+            </w:r>
+          </w:p>
+        </w:tc>
+        <w:tc>
+          <w:tcPr>
+            <w:tcW w:type="dxa" w:w="7880"/>
+            <w:tcMar>
+              <w:top w:type="dxa" w:w="60"/>
+              <w:left w:type="dxa" w:w="90"/>
+              <w:bottom w:type="dxa" w:w="60"/>
+              <w:right w:type="dxa" w:w="90"/>
+            </w:tcMar>
+          </w:tcPr>
+          <w:p>
+            <w:pPr>
+              <w:spacing w:after="0" w:before="0"/>
+            </w:pPr>
+            <w:r>
+              <w:rPr>
+                <w:rFonts w:ascii="Calibri" w:cs="Calibri" w:eastAsia="Calibri" w:hAnsi="Calibri"/>
+                <w:sz w:val="21"/>
+                <w:szCs w:val="21"/>
+              </w:rPr>
+              <w:t xml:space="preserve">Beide Eingaben stimmen überein</w:t>
+            </w:r>
+          </w:p>
+        </w:tc>
+      </w:tr>
+      <w:tr>
+        <w:tc>
+          <w:tcPr>
+            <w:tcW w:type="dxa" w:w="1120"/>
+            <w:tcMar>
+              <w:top w:type="dxa" w:w="60"/>
+              <w:left w:type="dxa" w:w="90"/>
+              <w:bottom w:type="dxa" w:w="60"/>
+              <w:right w:type="dxa" w:w="90"/>
+            </w:tcMar>
+          </w:tcPr>
+          <w:p>
+            <w:pPr>
+              <w:spacing w:after="0"/>
+            </w:pPr>
+            <w:r>
+              <w:rPr>
+                <w:rFonts w:ascii="Consolas" w:cs="Consolas" w:eastAsia="Consolas" w:hAnsi="Consolas"/>
+                <w:color w:val="9A958B"/>
+                <w:sz w:val="15"/>
+                <w:szCs w:val="15"/>
+              </w:rPr>
               <w:t xml:space="preserve">B-479</w:t>
             </w:r>
           </w:p>
@@ -31641,7 +31641,7 @@
                 <w:sz w:val="21"/>
                 <w:szCs w:val="21"/>
               </w:rPr>
-              <w:t xml:space="preserve">Abmelden</w:t>
+              <w:t xml:space="preserve">Das löscht deine Daten endgültig, auf diesem Gerät und auf dem Server. Danach wirst du abgemeldet.</w:t>
             </w:r>
           </w:p>
         </w:tc>
@@ -31692,7 +31692,7 @@
                 <w:sz w:val="21"/>
                 <w:szCs w:val="21"/>
               </w:rPr>
-              <w:t xml:space="preserve">Anzeigename</w:t>
+              <w:t xml:space="preserve">Daten bleiben auf dem Server</w:t>
             </w:r>
           </w:p>
         </w:tc>
@@ -31743,7 +31743,7 @@
                 <w:sz w:val="21"/>
                 <w:szCs w:val="21"/>
               </w:rPr>
-              <w:t xml:space="preserve">Anzeigename bearbeiten</w:t>
+              <w:t xml:space="preserve">dein Konto</w:t>
             </w:r>
           </w:p>
         </w:tc>
@@ -31794,7 +31794,7 @@
                 <w:sz w:val="21"/>
                 <w:szCs w:val="21"/>
               </w:rPr>
-              <w:t xml:space="preserve">Anzeigename gespeichert</w:t>
+              <w:t xml:space="preserve">Dein Konto</w:t>
             </w:r>
           </w:p>
         </w:tc>
@@ -31845,7 +31845,7 @@
                 <w:sz w:val="21"/>
                 <w:szCs w:val="21"/>
               </w:rPr>
-              <w:t xml:space="preserve">Beide Eingaben stimmen überein</w:t>
+              <w:t xml:space="preserve">Deine Wörter, Listen und Fortschritte werden abgeglichen und stehen auf allen deinen Geräten zur Verfügung. Ohne Netz läuft alles weiter und wird beim nächsten Mal nachgeholt.</w:t>
             </w:r>
           </w:p>
         </w:tc>
@@ -31896,7 +31896,7 @@
                 <w:sz w:val="21"/>
                 <w:szCs w:val="21"/>
               </w:rPr>
-              <w:t xml:space="preserve">dein Konto</w:t>
+              <w:t xml:space="preserve">E-Mail</w:t>
             </w:r>
           </w:p>
         </w:tc>
@@ -31947,7 +31947,7 @@
                 <w:sz w:val="21"/>
                 <w:szCs w:val="21"/>
               </w:rPr>
-              <w:t xml:space="preserve">Deine Wörter, Listen und Fortschritte werden abgeglichen und stehen auf allen deinen Geräten zur Verfügung. Ohne Netz läuft alles weiter und wird beim nächsten Mal nachgeholt.</w:t>
+              <w:t xml:space="preserve">Endgültig löschen</w:t>
             </w:r>
           </w:p>
         </w:tc>
@@ -31998,7 +31998,7 @@
                 <w:sz w:val="21"/>
                 <w:szCs w:val="21"/>
               </w:rPr>
-              <w:t xml:space="preserve">E-Mail</w:t>
+              <w:t xml:space="preserve">Endgültig, auch auf dem Server</w:t>
             </w:r>
           </w:p>
         </w:tc>
@@ -32049,6 +32049,57 @@
                 <w:sz w:val="21"/>
                 <w:szCs w:val="21"/>
               </w:rPr>
+              <w:t xml:space="preserve">Konto beenden</w:t>
+            </w:r>
+          </w:p>
+        </w:tc>
+      </w:tr>
+      <w:tr>
+        <w:tc>
+          <w:tcPr>
+            <w:tcW w:type="dxa" w:w="1120"/>
+            <w:tcMar>
+              <w:top w:type="dxa" w:w="60"/>
+              <w:left w:type="dxa" w:w="90"/>
+              <w:bottom w:type="dxa" w:w="60"/>
+              <w:right w:type="dxa" w:w="90"/>
+            </w:tcMar>
+          </w:tcPr>
+          <w:p>
+            <w:pPr>
+              <w:spacing w:after="0"/>
+            </w:pPr>
+            <w:r>
+              <w:rPr>
+                <w:rFonts w:ascii="Consolas" w:cs="Consolas" w:eastAsia="Consolas" w:hAnsi="Consolas"/>
+                <w:color w:val="9A958B"/>
+                <w:sz w:val="15"/>
+                <w:szCs w:val="15"/>
+              </w:rPr>
+              <w:t xml:space="preserve">B-488</w:t>
+            </w:r>
+          </w:p>
+        </w:tc>
+        <w:tc>
+          <w:tcPr>
+            <w:tcW w:type="dxa" w:w="7880"/>
+            <w:tcMar>
+              <w:top w:type="dxa" w:w="60"/>
+              <w:left w:type="dxa" w:w="90"/>
+              <w:bottom w:type="dxa" w:w="60"/>
+              <w:right w:type="dxa" w:w="90"/>
+            </w:tcMar>
+          </w:tcPr>
+          <w:p>
+            <w:pPr>
+              <w:spacing w:after="0" w:before="0"/>
+            </w:pPr>
+            <w:r>
+              <w:rPr>
+                <w:rFonts w:ascii="Calibri" w:cs="Calibri" w:eastAsia="Calibri" w:hAnsi="Calibri"/>
+                <w:sz w:val="21"/>
+                <w:szCs w:val="21"/>
+              </w:rPr>
               <w:t xml:space="preserve">Konto erstellen</w:t>
             </w:r>
           </w:p>
@@ -32076,7 +32127,7 @@
                 <w:sz w:val="15"/>
                 <w:szCs w:val="15"/>
               </w:rPr>
-              <w:t xml:space="preserve">B-488</w:t>
+              <w:t xml:space="preserve">B-489</w:t>
             </w:r>
           </w:p>
         </w:tc>
@@ -32127,7 +32178,58 @@
                 <w:sz w:val="15"/>
                 <w:szCs w:val="15"/>
               </w:rPr>
-              <w:t xml:space="preserve">B-489</w:t>
+              <w:t xml:space="preserve">B-490</w:t>
+            </w:r>
+          </w:p>
+        </w:tc>
+        <w:tc>
+          <w:tcPr>
+            <w:tcW w:type="dxa" w:w="7880"/>
+            <w:tcMar>
+              <w:top w:type="dxa" w:w="60"/>
+              <w:left w:type="dxa" w:w="90"/>
+              <w:bottom w:type="dxa" w:w="60"/>
+              <w:right w:type="dxa" w:w="90"/>
+            </w:tcMar>
+          </w:tcPr>
+          <w:p>
+            <w:pPr>
+              <w:spacing w:after="0" w:before="0"/>
+            </w:pPr>
+            <w:r>
+              <w:rPr>
+                <w:rFonts w:ascii="Calibri" w:cs="Calibri" w:eastAsia="Calibri" w:hAnsi="Calibri"/>
+                <w:sz w:val="21"/>
+                <w:szCs w:val="21"/>
+              </w:rPr>
+              <w:t xml:space="preserve">Konto löschen</w:t>
+            </w:r>
+          </w:p>
+        </w:tc>
+      </w:tr>
+      <w:tr>
+        <w:tc>
+          <w:tcPr>
+            <w:tcW w:type="dxa" w:w="1120"/>
+            <w:tcMar>
+              <w:top w:type="dxa" w:w="60"/>
+              <w:left w:type="dxa" w:w="90"/>
+              <w:bottom w:type="dxa" w:w="60"/>
+              <w:right w:type="dxa" w:w="90"/>
+            </w:tcMar>
+          </w:tcPr>
+          <w:p>
+            <w:pPr>
+              <w:spacing w:after="0"/>
+            </w:pPr>
+            <w:r>
+              <w:rPr>
+                <w:rFonts w:ascii="Consolas" w:cs="Consolas" w:eastAsia="Consolas" w:hAnsi="Consolas"/>
+                <w:color w:val="9A958B"/>
+                <w:sz w:val="15"/>
+                <w:szCs w:val="15"/>
+              </w:rPr>
+              <w:t xml:space="preserve">B-491</w:t>
             </w:r>
           </w:p>
         </w:tc>
@@ -32178,7 +32280,109 @@
                 <w:sz w:val="15"/>
                 <w:szCs w:val="15"/>
               </w:rPr>
-              <w:t xml:space="preserve">B-490</w:t>
+              <w:t xml:space="preserve">B-492</w:t>
+            </w:r>
+          </w:p>
+        </w:tc>
+        <w:tc>
+          <w:tcPr>
+            <w:tcW w:type="dxa" w:w="7880"/>
+            <w:tcMar>
+              <w:top w:type="dxa" w:w="60"/>
+              <w:left w:type="dxa" w:w="90"/>
+              <w:bottom w:type="dxa" w:w="60"/>
+              <w:right w:type="dxa" w:w="90"/>
+            </w:tcMar>
+          </w:tcPr>
+          <w:p>
+            <w:pPr>
+              <w:spacing w:after="0" w:before="0"/>
+            </w:pPr>
+            <w:r>
+              <w:rPr>
+                <w:rFonts w:ascii="Calibri" w:cs="Calibri" w:eastAsia="Calibri" w:hAnsi="Calibri"/>
+                <w:sz w:val="21"/>
+                <w:szCs w:val="21"/>
+              </w:rPr>
+              <w:t xml:space="preserve">LÖSCHEN</w:t>
+            </w:r>
+          </w:p>
+        </w:tc>
+      </w:tr>
+      <w:tr>
+        <w:tc>
+          <w:tcPr>
+            <w:tcW w:type="dxa" w:w="1120"/>
+            <w:tcMar>
+              <w:top w:type="dxa" w:w="60"/>
+              <w:left w:type="dxa" w:w="90"/>
+              <w:bottom w:type="dxa" w:w="60"/>
+              <w:right w:type="dxa" w:w="90"/>
+            </w:tcMar>
+          </w:tcPr>
+          <w:p>
+            <w:pPr>
+              <w:spacing w:after="0"/>
+            </w:pPr>
+            <w:r>
+              <w:rPr>
+                <w:rFonts w:ascii="Consolas" w:cs="Consolas" w:eastAsia="Consolas" w:hAnsi="Consolas"/>
+                <w:color w:val="9A958B"/>
+                <w:sz w:val="15"/>
+                <w:szCs w:val="15"/>
+              </w:rPr>
+              <w:t xml:space="preserve">B-493</w:t>
+            </w:r>
+          </w:p>
+        </w:tc>
+        <w:tc>
+          <w:tcPr>
+            <w:tcW w:type="dxa" w:w="7880"/>
+            <w:tcMar>
+              <w:top w:type="dxa" w:w="60"/>
+              <w:left w:type="dxa" w:w="90"/>
+              <w:bottom w:type="dxa" w:w="60"/>
+              <w:right w:type="dxa" w:w="90"/>
+            </w:tcMar>
+          </w:tcPr>
+          <w:p>
+            <w:pPr>
+              <w:spacing w:after="0" w:before="0"/>
+            </w:pPr>
+            <w:r>
+              <w:rPr>
+                <w:rFonts w:ascii="Calibri" w:cs="Calibri" w:eastAsia="Calibri" w:hAnsi="Calibri"/>
+                <w:sz w:val="21"/>
+                <w:szCs w:val="21"/>
+              </w:rPr>
+              <w:t xml:space="preserve">Löschen fehlgeschlagen</w:t>
+            </w:r>
+          </w:p>
+        </w:tc>
+      </w:tr>
+      <w:tr>
+        <w:tc>
+          <w:tcPr>
+            <w:tcW w:type="dxa" w:w="1120"/>
+            <w:tcMar>
+              <w:top w:type="dxa" w:w="60"/>
+              <w:left w:type="dxa" w:w="90"/>
+              <w:bottom w:type="dxa" w:w="60"/>
+              <w:right w:type="dxa" w:w="90"/>
+            </w:tcMar>
+          </w:tcPr>
+          <w:p>
+            <w:pPr>
+              <w:spacing w:after="0"/>
+            </w:pPr>
+            <w:r>
+              <w:rPr>
+                <w:rFonts w:ascii="Consolas" w:cs="Consolas" w:eastAsia="Consolas" w:hAnsi="Consolas"/>
+                <w:color w:val="9A958B"/>
+                <w:sz w:val="15"/>
+                <w:szCs w:val="15"/>
+              </w:rPr>
+              <w:t xml:space="preserve">B-494</w:t>
             </w:r>
           </w:p>
         </w:tc>
@@ -32229,7 +32433,7 @@
                 <w:sz w:val="15"/>
                 <w:szCs w:val="15"/>
               </w:rPr>
-              <w:t xml:space="preserve">B-491</w:t>
+              <w:t xml:space="preserve">B-495</w:t>
             </w:r>
           </w:p>
         </w:tc>
@@ -32280,7 +32484,7 @@
                 <w:sz w:val="15"/>
                 <w:szCs w:val="15"/>
               </w:rPr>
-              <w:t xml:space="preserve">B-492</w:t>
+              <w:t xml:space="preserve">B-496</w:t>
             </w:r>
           </w:p>
         </w:tc>
@@ -32331,7 +32535,7 @@
                 <w:sz w:val="15"/>
                 <w:szCs w:val="15"/>
               </w:rPr>
-              <w:t xml:space="preserve">B-493</w:t>
+              <w:t xml:space="preserve">B-497</w:t>
             </w:r>
           </w:p>
         </w:tc>
@@ -32382,7 +32586,7 @@
                 <w:sz w:val="15"/>
                 <w:szCs w:val="15"/>
               </w:rPr>
-              <w:t xml:space="preserve">B-494</w:t>
+              <w:t xml:space="preserve">B-498</w:t>
             </w:r>
           </w:p>
         </w:tc>
@@ -32433,58 +32637,58 @@
                 <w:sz w:val="15"/>
                 <w:szCs w:val="15"/>
               </w:rPr>
-              <w:t xml:space="preserve">B-495</w:t>
-            </w:r>
-          </w:p>
-        </w:tc>
-        <w:tc>
-          <w:tcPr>
-            <w:tcW w:type="dxa" w:w="7880"/>
-            <w:tcMar>
-              <w:top w:type="dxa" w:w="60"/>
-              <w:left w:type="dxa" w:w="90"/>
-              <w:bottom w:type="dxa" w:w="60"/>
-              <w:right w:type="dxa" w:w="90"/>
-            </w:tcMar>
-          </w:tcPr>
-          <w:p>
-            <w:pPr>
-              <w:spacing w:after="0" w:before="0"/>
-            </w:pPr>
-            <w:r>
-              <w:rPr>
-                <w:rFonts w:ascii="Calibri" w:cs="Calibri" w:eastAsia="Calibri" w:hAnsi="Calibri"/>
-                <w:sz w:val="21"/>
-                <w:szCs w:val="21"/>
-              </w:rPr>
-              <w:t xml:space="preserve">Noch kein Anzeigename gesetzt. Bis dahin zeigt die App deine E-Mail-Adresse. Tippe auf den Stift, um einen festzulegen.</w:t>
-            </w:r>
-          </w:p>
-        </w:tc>
-      </w:tr>
-      <w:tr>
-        <w:tc>
-          <w:tcPr>
-            <w:tcW w:type="dxa" w:w="1120"/>
-            <w:tcMar>
-              <w:top w:type="dxa" w:w="60"/>
-              <w:left w:type="dxa" w:w="90"/>
-              <w:bottom w:type="dxa" w:w="60"/>
-              <w:right w:type="dxa" w:w="90"/>
-            </w:tcMar>
-          </w:tcPr>
-          <w:p>
-            <w:pPr>
-              <w:spacing w:after="0"/>
-            </w:pPr>
-            <w:r>
-              <w:rPr>
-                <w:rFonts w:ascii="Consolas" w:cs="Consolas" w:eastAsia="Consolas" w:hAnsi="Consolas"/>
-                <w:color w:val="9A958B"/>
-                <w:sz w:val="15"/>
-                <w:szCs w:val="15"/>
-              </w:rPr>
-              <w:t xml:space="preserve">B-496</w:t>
+              <w:t xml:space="preserve">B-499</w:t>
+            </w:r>
+          </w:p>
+        </w:tc>
+        <w:tc>
+          <w:tcPr>
+            <w:tcW w:type="dxa" w:w="7880"/>
+            <w:tcMar>
+              <w:top w:type="dxa" w:w="60"/>
+              <w:left w:type="dxa" w:w="90"/>
+              <w:bottom w:type="dxa" w:w="60"/>
+              <w:right w:type="dxa" w:w="90"/>
+            </w:tcMar>
+          </w:tcPr>
+          <w:p>
+            <w:pPr>
+              <w:spacing w:after="0" w:before="0"/>
+            </w:pPr>
+            <w:r>
+              <w:rPr>
+                <w:rFonts w:ascii="Calibri" w:cs="Calibri" w:eastAsia="Calibri" w:hAnsi="Calibri"/>
+                <w:sz w:val="21"/>
+                <w:szCs w:val="21"/>
+              </w:rPr>
+              <w:t xml:space="preserve">nicht gesetzt</w:t>
+            </w:r>
+          </w:p>
+        </w:tc>
+      </w:tr>
+      <w:tr>
+        <w:tc>
+          <w:tcPr>
+            <w:tcW w:type="dxa" w:w="1120"/>
+            <w:tcMar>
+              <w:top w:type="dxa" w:w="60"/>
+              <w:left w:type="dxa" w:w="90"/>
+              <w:bottom w:type="dxa" w:w="60"/>
+              <w:right w:type="dxa" w:w="90"/>
+            </w:tcMar>
+          </w:tcPr>
+          <w:p>
+            <w:pPr>
+              <w:spacing w:after="0"/>
+            </w:pPr>
+            <w:r>
+              <w:rPr>
+                <w:rFonts w:ascii="Consolas" w:cs="Consolas" w:eastAsia="Consolas" w:hAnsi="Consolas"/>
+                <w:color w:val="9A958B"/>
+                <w:sz w:val="15"/>
+                <w:szCs w:val="15"/>
+              </w:rPr>
+              <w:t xml:space="preserve">B-500</w:t>
             </w:r>
           </w:p>
         </w:tc>
@@ -32535,7 +32739,7 @@
                 <w:sz w:val="15"/>
                 <w:szCs w:val="15"/>
               </w:rPr>
-              <w:t xml:space="preserve">B-497</w:t>
+              <w:t xml:space="preserve">B-501</w:t>
             </w:r>
           </w:p>
         </w:tc>
@@ -32586,7 +32790,7 @@
                 <w:sz w:val="15"/>
                 <w:szCs w:val="15"/>
               </w:rPr>
-              <w:t xml:space="preserve">B-498</w:t>
+              <w:t xml:space="preserve">B-502</w:t>
             </w:r>
           </w:p>
         </w:tc>
@@ -32637,7 +32841,7 @@
                 <w:sz w:val="15"/>
                 <w:szCs w:val="15"/>
               </w:rPr>
-              <w:t xml:space="preserve">B-499</w:t>
+              <w:t xml:space="preserve">B-503</w:t>
             </w:r>
           </w:p>
         </w:tc>
@@ -32688,7 +32892,58 @@
                 <w:sz w:val="15"/>
                 <w:szCs w:val="15"/>
               </w:rPr>
-              <w:t xml:space="preserve">B-500</w:t>
+              <w:t xml:space="preserve">B-504</w:t>
+            </w:r>
+          </w:p>
+        </w:tc>
+        <w:tc>
+          <w:tcPr>
+            <w:tcW w:type="dxa" w:w="7880"/>
+            <w:tcMar>
+              <w:top w:type="dxa" w:w="60"/>
+              <w:left w:type="dxa" w:w="90"/>
+              <w:bottom w:type="dxa" w:w="60"/>
+              <w:right w:type="dxa" w:w="90"/>
+            </w:tcMar>
+          </w:tcPr>
+          <w:p>
+            <w:pPr>
+              <w:spacing w:after="0" w:before="0"/>
+            </w:pPr>
+            <w:r>
+              <w:rPr>
+                <w:rFonts w:ascii="Calibri" w:cs="Calibri" w:eastAsia="Calibri" w:hAnsi="Calibri"/>
+                <w:sz w:val="21"/>
+                <w:szCs w:val="21"/>
+              </w:rPr>
+              <w:t xml:space="preserve">Passwort ändern</w:t>
+            </w:r>
+          </w:p>
+        </w:tc>
+      </w:tr>
+      <w:tr>
+        <w:tc>
+          <w:tcPr>
+            <w:tcW w:type="dxa" w:w="1120"/>
+            <w:tcMar>
+              <w:top w:type="dxa" w:w="60"/>
+              <w:left w:type="dxa" w:w="90"/>
+              <w:bottom w:type="dxa" w:w="60"/>
+              <w:right w:type="dxa" w:w="90"/>
+            </w:tcMar>
+          </w:tcPr>
+          <w:p>
+            <w:pPr>
+              <w:spacing w:after="0"/>
+            </w:pPr>
+            <w:r>
+              <w:rPr>
+                <w:rFonts w:ascii="Consolas" w:cs="Consolas" w:eastAsia="Consolas" w:hAnsi="Consolas"/>
+                <w:color w:val="9A958B"/>
+                <w:sz w:val="15"/>
+                <w:szCs w:val="15"/>
+              </w:rPr>
+              <w:t xml:space="preserve">B-505</w:t>
             </w:r>
           </w:p>
         </w:tc>
@@ -32739,7 +32994,7 @@
                 <w:sz w:val="15"/>
                 <w:szCs w:val="15"/>
               </w:rPr>
-              <w:t xml:space="preserve">B-501</w:t>
+              <w:t xml:space="preserve">B-506</w:t>
             </w:r>
           </w:p>
         </w:tc>
@@ -32790,7 +33045,7 @@
                 <w:sz w:val="15"/>
                 <w:szCs w:val="15"/>
               </w:rPr>
-              <w:t xml:space="preserve">B-502</w:t>
+              <w:t xml:space="preserve">B-507</w:t>
             </w:r>
           </w:p>
         </w:tc>
@@ -32841,7 +33096,7 @@
                 <w:sz w:val="15"/>
                 <w:szCs w:val="15"/>
               </w:rPr>
-              <w:t xml:space="preserve">B-503</w:t>
+              <w:t xml:space="preserve">B-508</w:t>
             </w:r>
           </w:p>
         </w:tc>
@@ -32892,7 +33147,7 @@
                 <w:sz w:val="15"/>
                 <w:szCs w:val="15"/>
               </w:rPr>
-              <w:t xml:space="preserve">B-504</w:t>
+              <w:t xml:space="preserve">B-509</w:t>
             </w:r>
           </w:p>
         </w:tc>
@@ -32943,7 +33198,7 @@
                 <w:sz w:val="15"/>
                 <w:szCs w:val="15"/>
               </w:rPr>
-              <w:t xml:space="preserve">B-505</w:t>
+              <w:t xml:space="preserve">B-510</w:t>
             </w:r>
           </w:p>
         </w:tc>
@@ -32994,7 +33249,7 @@
                 <w:sz w:val="15"/>
                 <w:szCs w:val="15"/>
               </w:rPr>
-              <w:t xml:space="preserve">B-506</w:t>
+              <w:t xml:space="preserve">B-511</w:t>
             </w:r>
           </w:p>
         </w:tc>
@@ -33045,7 +33300,7 @@
                 <w:sz w:val="15"/>
                 <w:szCs w:val="15"/>
               </w:rPr>
-              <w:t xml:space="preserve">B-507</w:t>
+              <w:t xml:space="preserve">B-512</w:t>
             </w:r>
           </w:p>
         </w:tc>
@@ -33096,7 +33351,7 @@
                 <w:sz w:val="15"/>
                 <w:szCs w:val="15"/>
               </w:rPr>
-              <w:t xml:space="preserve">B-508</w:t>
+              <w:t xml:space="preserve">B-513</w:t>
             </w:r>
           </w:p>
         </w:tc>
@@ -33147,7 +33402,7 @@
                 <w:sz w:val="15"/>
                 <w:szCs w:val="15"/>
               </w:rPr>
-              <w:t xml:space="preserve">B-509</w:t>
+              <w:t xml:space="preserve">B-514</w:t>
             </w:r>
           </w:p>
         </w:tc>
@@ -33198,7 +33453,7 @@
                 <w:sz w:val="15"/>
                 <w:szCs w:val="15"/>
               </w:rPr>
-              <w:t xml:space="preserve">B-510</w:t>
+              <w:t xml:space="preserve">B-515</w:t>
             </w:r>
           </w:p>
         </w:tc>
@@ -33249,7 +33504,58 @@
                 <w:sz w:val="15"/>
                 <w:szCs w:val="15"/>
               </w:rPr>
-              <w:t xml:space="preserve">B-511</w:t>
+              <w:t xml:space="preserve">B-516</w:t>
+            </w:r>
+          </w:p>
+        </w:tc>
+        <w:tc>
+          <w:tcPr>
+            <w:tcW w:type="dxa" w:w="7880"/>
+            <w:tcMar>
+              <w:top w:type="dxa" w:w="60"/>
+              <w:left w:type="dxa" w:w="90"/>
+              <w:bottom w:type="dxa" w:w="60"/>
+              <w:right w:type="dxa" w:w="90"/>
+            </w:tcMar>
+          </w:tcPr>
+          <w:p>
+            <w:pPr>
+              <w:spacing w:after="0" w:before="0"/>
+            </w:pPr>
+            <w:r>
+              <w:rPr>
+                <w:rFonts w:ascii="Calibri" w:cs="Calibri" w:eastAsia="Calibri" w:hAnsi="Calibri"/>
+                <w:sz w:val="21"/>
+                <w:szCs w:val="21"/>
+              </w:rPr>
+              <w:t xml:space="preserve">Zum Bestätigen tippe</w:t>
+            </w:r>
+          </w:p>
+        </w:tc>
+      </w:tr>
+      <w:tr>
+        <w:tc>
+          <w:tcPr>
+            <w:tcW w:type="dxa" w:w="1120"/>
+            <w:tcMar>
+              <w:top w:type="dxa" w:w="60"/>
+              <w:left w:type="dxa" w:w="90"/>
+              <w:bottom w:type="dxa" w:w="60"/>
+              <w:right w:type="dxa" w:w="90"/>
+            </w:tcMar>
+          </w:tcPr>
+          <w:p>
+            <w:pPr>
+              <w:spacing w:after="0"/>
+            </w:pPr>
+            <w:r>
+              <w:rPr>
+                <w:rFonts w:ascii="Consolas" w:cs="Consolas" w:eastAsia="Consolas" w:hAnsi="Consolas"/>
+                <w:color w:val="9A958B"/>
+                <w:sz w:val="15"/>
+                <w:szCs w:val="15"/>
+              </w:rPr>
+              <w:t xml:space="preserve">B-517</w:t>
             </w:r>
           </w:p>
         </w:tc>
@@ -33398,7 +33704,7 @@
                 <w:sz w:val="15"/>
                 <w:szCs w:val="15"/>
               </w:rPr>
-              <w:t xml:space="preserve">B-512</w:t>
+              <w:t xml:space="preserve">B-518</w:t>
             </w:r>
           </w:p>
         </w:tc>
@@ -33449,7 +33755,7 @@
                 <w:sz w:val="15"/>
                 <w:szCs w:val="15"/>
               </w:rPr>
-              <w:t xml:space="preserve">B-513</w:t>
+              <w:t xml:space="preserve">B-519</w:t>
             </w:r>
           </w:p>
         </w:tc>
@@ -33500,7 +33806,7 @@
                 <w:sz w:val="15"/>
                 <w:szCs w:val="15"/>
               </w:rPr>
-              <w:t xml:space="preserve">B-514</w:t>
+              <w:t xml:space="preserve">B-520</w:t>
             </w:r>
           </w:p>
         </w:tc>
@@ -33551,7 +33857,7 @@
                 <w:sz w:val="15"/>
                 <w:szCs w:val="15"/>
               </w:rPr>
-              <w:t xml:space="preserve">B-515</w:t>
+              <w:t xml:space="preserve">B-521</w:t>
             </w:r>
           </w:p>
         </w:tc>
@@ -33700,7 +34006,7 @@
                 <w:sz w:val="15"/>
                 <w:szCs w:val="15"/>
               </w:rPr>
-              <w:t xml:space="preserve">B-516</w:t>
+              <w:t xml:space="preserve">B-522</w:t>
             </w:r>
           </w:p>
         </w:tc>
@@ -33751,7 +34057,7 @@
                 <w:sz w:val="15"/>
                 <w:szCs w:val="15"/>
               </w:rPr>
-              <w:t xml:space="preserve">B-517</w:t>
+              <w:t xml:space="preserve">B-523</w:t>
             </w:r>
           </w:p>
         </w:tc>
@@ -33802,7 +34108,7 @@
                 <w:sz w:val="15"/>
                 <w:szCs w:val="15"/>
               </w:rPr>
-              <w:t xml:space="preserve">B-518</w:t>
+              <w:t xml:space="preserve">B-524</w:t>
             </w:r>
           </w:p>
         </w:tc>
@@ -33951,7 +34257,7 @@
                 <w:sz w:val="15"/>
                 <w:szCs w:val="15"/>
               </w:rPr>
-              <w:t xml:space="preserve">B-519</w:t>
+              <w:t xml:space="preserve">B-525</w:t>
             </w:r>
           </w:p>
         </w:tc>
@@ -34002,7 +34308,7 @@
                 <w:sz w:val="15"/>
                 <w:szCs w:val="15"/>
               </w:rPr>
-              <w:t xml:space="preserve">B-520</w:t>
+              <w:t xml:space="preserve">B-526</w:t>
             </w:r>
           </w:p>
         </w:tc>
@@ -34053,7 +34359,7 @@
                 <w:sz w:val="15"/>
                 <w:szCs w:val="15"/>
               </w:rPr>
-              <w:t xml:space="preserve">B-521</w:t>
+              <w:t xml:space="preserve">B-527</w:t>
             </w:r>
           </w:p>
         </w:tc>
@@ -34104,7 +34410,7 @@
                 <w:sz w:val="15"/>
                 <w:szCs w:val="15"/>
               </w:rPr>
-              <w:t xml:space="preserve">B-522</w:t>
+              <w:t xml:space="preserve">B-528</w:t>
             </w:r>
           </w:p>
         </w:tc>
@@ -34155,7 +34461,7 @@
                 <w:sz w:val="15"/>
                 <w:szCs w:val="15"/>
               </w:rPr>
-              <w:t xml:space="preserve">B-523</w:t>
+              <w:t xml:space="preserve">B-529</w:t>
             </w:r>
           </w:p>
         </w:tc>
@@ -34206,7 +34512,7 @@
                 <w:sz w:val="15"/>
                 <w:szCs w:val="15"/>
               </w:rPr>
-              <w:t xml:space="preserve">B-524</w:t>
+              <w:t xml:space="preserve">B-530</w:t>
             </w:r>
           </w:p>
         </w:tc>
@@ -34257,7 +34563,7 @@
                 <w:sz w:val="15"/>
                 <w:szCs w:val="15"/>
               </w:rPr>
-              <w:t xml:space="preserve">B-525</w:t>
+              <w:t xml:space="preserve">B-531</w:t>
             </w:r>
           </w:p>
         </w:tc>
@@ -34308,7 +34614,7 @@
                 <w:sz w:val="15"/>
                 <w:szCs w:val="15"/>
               </w:rPr>
-              <w:t xml:space="preserve">B-526</w:t>
+              <w:t xml:space="preserve">B-532</w:t>
             </w:r>
           </w:p>
         </w:tc>
@@ -34359,7 +34665,7 @@
                 <w:sz w:val="15"/>
                 <w:szCs w:val="15"/>
               </w:rPr>
-              <w:t xml:space="preserve">B-527</w:t>
+              <w:t xml:space="preserve">B-533</w:t>
             </w:r>
           </w:p>
         </w:tc>
@@ -34410,7 +34716,7 @@
                 <w:sz w:val="15"/>
                 <w:szCs w:val="15"/>
               </w:rPr>
-              <w:t xml:space="preserve">B-528</w:t>
+              <w:t xml:space="preserve">B-534</w:t>
             </w:r>
           </w:p>
         </w:tc>
@@ -34461,7 +34767,7 @@
                 <w:sz w:val="15"/>
                 <w:szCs w:val="15"/>
               </w:rPr>
-              <w:t xml:space="preserve">B-529</w:t>
+              <w:t xml:space="preserve">B-535</w:t>
             </w:r>
           </w:p>
         </w:tc>
@@ -34512,7 +34818,7 @@
                 <w:sz w:val="15"/>
                 <w:szCs w:val="15"/>
               </w:rPr>
-              <w:t xml:space="preserve">B-530</w:t>
+              <w:t xml:space="preserve">B-536</w:t>
             </w:r>
           </w:p>
         </w:tc>
@@ -34563,7 +34869,7 @@
                 <w:sz w:val="15"/>
                 <w:szCs w:val="15"/>
               </w:rPr>
-              <w:t xml:space="preserve">B-531</w:t>
+              <w:t xml:space="preserve">B-537</w:t>
             </w:r>
           </w:p>
         </w:tc>
@@ -34614,7 +34920,7 @@
                 <w:sz w:val="15"/>
                 <w:szCs w:val="15"/>
               </w:rPr>
-              <w:t xml:space="preserve">B-532</w:t>
+              <w:t xml:space="preserve">B-538</w:t>
             </w:r>
           </w:p>
         </w:tc>
@@ -34665,7 +34971,7 @@
                 <w:sz w:val="15"/>
                 <w:szCs w:val="15"/>
               </w:rPr>
-              <w:t xml:space="preserve">B-533</w:t>
+              <w:t xml:space="preserve">B-539</w:t>
             </w:r>
           </w:p>
         </w:tc>
@@ -34716,7 +35022,7 @@
                 <w:sz w:val="15"/>
                 <w:szCs w:val="15"/>
               </w:rPr>
-              <w:t xml:space="preserve">B-534</w:t>
+              <w:t xml:space="preserve">B-540</w:t>
             </w:r>
           </w:p>
         </w:tc>
@@ -34767,7 +35073,7 @@
                 <w:sz w:val="15"/>
                 <w:szCs w:val="15"/>
               </w:rPr>
-              <w:t xml:space="preserve">B-535</w:t>
+              <w:t xml:space="preserve">B-541</w:t>
             </w:r>
           </w:p>
         </w:tc>
@@ -34916,7 +35222,7 @@
                 <w:sz w:val="15"/>
                 <w:szCs w:val="15"/>
               </w:rPr>
-              <w:t xml:space="preserve">B-536</w:t>
+              <w:t xml:space="preserve">B-542</w:t>
             </w:r>
           </w:p>
         </w:tc>
@@ -34967,7 +35273,7 @@
                 <w:sz w:val="15"/>
                 <w:szCs w:val="15"/>
               </w:rPr>
-              <w:t xml:space="preserve">B-537</w:t>
+              <w:t xml:space="preserve">B-543</w:t>
             </w:r>
           </w:p>
         </w:tc>
@@ -35018,7 +35324,7 @@
                 <w:sz w:val="15"/>
                 <w:szCs w:val="15"/>
               </w:rPr>
-              <w:t xml:space="preserve">B-538</w:t>
+              <w:t xml:space="preserve">B-544</w:t>
             </w:r>
           </w:p>
         </w:tc>
@@ -35069,7 +35375,7 @@
                 <w:sz w:val="15"/>
                 <w:szCs w:val="15"/>
               </w:rPr>
-              <w:t xml:space="preserve">B-539</w:t>
+              <w:t xml:space="preserve">B-545</w:t>
             </w:r>
           </w:p>
         </w:tc>
@@ -35120,7 +35426,7 @@
                 <w:sz w:val="15"/>
                 <w:szCs w:val="15"/>
               </w:rPr>
-              <w:t xml:space="preserve">B-540</w:t>
+              <w:t xml:space="preserve">B-546</w:t>
             </w:r>
           </w:p>
         </w:tc>
@@ -35171,7 +35477,7 @@
                 <w:sz w:val="15"/>
                 <w:szCs w:val="15"/>
               </w:rPr>
-              <w:t xml:space="preserve">B-541</w:t>
+              <w:t xml:space="preserve">B-547</w:t>
             </w:r>
           </w:p>
         </w:tc>
@@ -35222,7 +35528,7 @@
                 <w:sz w:val="15"/>
                 <w:szCs w:val="15"/>
               </w:rPr>
-              <w:t xml:space="preserve">B-542</w:t>
+              <w:t xml:space="preserve">B-548</w:t>
             </w:r>
           </w:p>
         </w:tc>
@@ -35273,7 +35579,7 @@
                 <w:sz w:val="15"/>
                 <w:szCs w:val="15"/>
               </w:rPr>
-              <w:t xml:space="preserve">B-543</w:t>
+              <w:t xml:space="preserve">B-549</w:t>
             </w:r>
           </w:p>
         </w:tc>
@@ -35324,7 +35630,7 @@
                 <w:sz w:val="15"/>
                 <w:szCs w:val="15"/>
               </w:rPr>
-              <w:t xml:space="preserve">B-544</w:t>
+              <w:t xml:space="preserve">B-550</w:t>
             </w:r>
           </w:p>
         </w:tc>
@@ -35375,7 +35681,7 @@
                 <w:sz w:val="15"/>
                 <w:szCs w:val="15"/>
               </w:rPr>
-              <w:t xml:space="preserve">B-545</w:t>
+              <w:t xml:space="preserve">B-551</w:t>
             </w:r>
           </w:p>
         </w:tc>
@@ -35426,7 +35732,7 @@
                 <w:sz w:val="15"/>
                 <w:szCs w:val="15"/>
               </w:rPr>
-              <w:t xml:space="preserve">B-546</w:t>
+              <w:t xml:space="preserve">B-552</w:t>
             </w:r>
           </w:p>
         </w:tc>
@@ -35477,7 +35783,7 @@
                 <w:sz w:val="15"/>
                 <w:szCs w:val="15"/>
               </w:rPr>
-              <w:t xml:space="preserve">B-547</w:t>
+              <w:t xml:space="preserve">B-553</w:t>
             </w:r>
           </w:p>
         </w:tc>
@@ -35626,7 +35932,7 @@
                 <w:sz w:val="15"/>
                 <w:szCs w:val="15"/>
               </w:rPr>
-              <w:t xml:space="preserve">B-548</w:t>
+              <w:t xml:space="preserve">B-554</w:t>
             </w:r>
           </w:p>
         </w:tc>
@@ -35677,7 +35983,7 @@
                 <w:sz w:val="15"/>
                 <w:szCs w:val="15"/>
               </w:rPr>
-              <w:t xml:space="preserve">B-549</w:t>
+              <w:t xml:space="preserve">B-555</w:t>
             </w:r>
           </w:p>
         </w:tc>
@@ -35728,7 +36034,7 @@
                 <w:sz w:val="15"/>
                 <w:szCs w:val="15"/>
               </w:rPr>
-              <w:t xml:space="preserve">B-550</w:t>
+              <w:t xml:space="preserve">B-556</w:t>
             </w:r>
           </w:p>
         </w:tc>
@@ -35779,7 +36085,7 @@
                 <w:sz w:val="15"/>
                 <w:szCs w:val="15"/>
               </w:rPr>
-              <w:t xml:space="preserve">B-551</w:t>
+              <w:t xml:space="preserve">B-557</w:t>
             </w:r>
           </w:p>
         </w:tc>
@@ -35830,7 +36136,7 @@
                 <w:sz w:val="15"/>
                 <w:szCs w:val="15"/>
               </w:rPr>
-              <w:t xml:space="preserve">B-552</w:t>
+              <w:t xml:space="preserve">B-558</w:t>
             </w:r>
           </w:p>
         </w:tc>
@@ -35881,7 +36187,7 @@
                 <w:sz w:val="15"/>
                 <w:szCs w:val="15"/>
               </w:rPr>
-              <w:t xml:space="preserve">B-553</w:t>
+              <w:t xml:space="preserve">B-559</w:t>
             </w:r>
           </w:p>
         </w:tc>
@@ -35932,7 +36238,7 @@
                 <w:sz w:val="15"/>
                 <w:szCs w:val="15"/>
               </w:rPr>
-              <w:t xml:space="preserve">B-554</w:t>
+              <w:t xml:space="preserve">B-560</w:t>
             </w:r>
           </w:p>
         </w:tc>
@@ -35983,7 +36289,7 @@
                 <w:sz w:val="15"/>
                 <w:szCs w:val="15"/>
               </w:rPr>
-              <w:t xml:space="preserve">B-555</w:t>
+              <w:t xml:space="preserve">B-561</w:t>
             </w:r>
           </w:p>
         </w:tc>
@@ -36132,7 +36438,7 @@
                 <w:sz w:val="15"/>
                 <w:szCs w:val="15"/>
               </w:rPr>
-              <w:t xml:space="preserve">B-556</w:t>
+              <w:t xml:space="preserve">B-562</w:t>
             </w:r>
           </w:p>
         </w:tc>
@@ -36183,7 +36489,7 @@
                 <w:sz w:val="15"/>
                 <w:szCs w:val="15"/>
               </w:rPr>
-              <w:t xml:space="preserve">B-557</w:t>
+              <w:t xml:space="preserve">B-563</w:t>
             </w:r>
           </w:p>
         </w:tc>
@@ -36234,7 +36540,7 @@
                 <w:sz w:val="15"/>
                 <w:szCs w:val="15"/>
               </w:rPr>
-              <w:t xml:space="preserve">B-558</w:t>
+              <w:t xml:space="preserve">B-564</w:t>
             </w:r>
           </w:p>
         </w:tc>
@@ -36285,7 +36591,7 @@
                 <w:sz w:val="15"/>
                 <w:szCs w:val="15"/>
               </w:rPr>
-              <w:t xml:space="preserve">B-559</w:t>
+              <w:t xml:space="preserve">B-565</w:t>
             </w:r>
           </w:p>
         </w:tc>
@@ -36336,7 +36642,7 @@
                 <w:sz w:val="15"/>
                 <w:szCs w:val="15"/>
               </w:rPr>
-              <w:t xml:space="preserve">B-560</w:t>
+              <w:t xml:space="preserve">B-566</w:t>
             </w:r>
           </w:p>
         </w:tc>
@@ -36387,7 +36693,7 @@
                 <w:sz w:val="15"/>
                 <w:szCs w:val="15"/>
               </w:rPr>
-              <w:t xml:space="preserve">B-561</w:t>
+              <w:t xml:space="preserve">B-567</w:t>
             </w:r>
           </w:p>
         </w:tc>
@@ -36536,7 +36842,7 @@
                 <w:sz w:val="15"/>
                 <w:szCs w:val="15"/>
               </w:rPr>
-              <w:t xml:space="preserve">B-562</w:t>
+              <w:t xml:space="preserve">B-568</w:t>
             </w:r>
           </w:p>
         </w:tc>
@@ -36587,7 +36893,7 @@
                 <w:sz w:val="15"/>
                 <w:szCs w:val="15"/>
               </w:rPr>
-              <w:t xml:space="preserve">B-563</w:t>
+              <w:t xml:space="preserve">B-569</w:t>
             </w:r>
           </w:p>
         </w:tc>
@@ -36638,7 +36944,7 @@
                 <w:sz w:val="15"/>
                 <w:szCs w:val="15"/>
               </w:rPr>
-              <w:t xml:space="preserve">B-564</w:t>
+              <w:t xml:space="preserve">B-570</w:t>
             </w:r>
           </w:p>
         </w:tc>
@@ -36689,7 +36995,7 @@
                 <w:sz w:val="15"/>
                 <w:szCs w:val="15"/>
               </w:rPr>
-              <w:t xml:space="preserve">B-565</w:t>
+              <w:t xml:space="preserve">B-571</w:t>
             </w:r>
           </w:p>
         </w:tc>
@@ -36838,7 +37144,7 @@
                 <w:sz w:val="15"/>
                 <w:szCs w:val="15"/>
               </w:rPr>
-              <w:t xml:space="preserve">B-566</w:t>
+              <w:t xml:space="preserve">B-572</w:t>
             </w:r>
           </w:p>
         </w:tc>
@@ -36889,7 +37195,7 @@
                 <w:sz w:val="15"/>
                 <w:szCs w:val="15"/>
               </w:rPr>
-              <w:t xml:space="preserve">B-567</w:t>
+              <w:t xml:space="preserve">B-573</w:t>
             </w:r>
           </w:p>
         </w:tc>
@@ -36940,7 +37246,7 @@
                 <w:sz w:val="15"/>
                 <w:szCs w:val="15"/>
               </w:rPr>
-              <w:t xml:space="preserve">B-568</w:t>
+              <w:t xml:space="preserve">B-574</w:t>
             </w:r>
           </w:p>
         </w:tc>
@@ -36991,7 +37297,7 @@
                 <w:sz w:val="15"/>
                 <w:szCs w:val="15"/>
               </w:rPr>
-              <w:t xml:space="preserve">B-569</w:t>
+              <w:t xml:space="preserve">B-575</w:t>
             </w:r>
           </w:p>
         </w:tc>
@@ -37042,7 +37348,7 @@
                 <w:sz w:val="15"/>
                 <w:szCs w:val="15"/>
               </w:rPr>
-              <w:t xml:space="preserve">B-570</w:t>
+              <w:t xml:space="preserve">B-576</w:t>
             </w:r>
           </w:p>
         </w:tc>
@@ -37093,7 +37399,7 @@
                 <w:sz w:val="15"/>
                 <w:szCs w:val="15"/>
               </w:rPr>
-              <w:t xml:space="preserve">B-571</w:t>
+              <w:t xml:space="preserve">B-577</w:t>
             </w:r>
           </w:p>
         </w:tc>
@@ -37144,7 +37450,7 @@
                 <w:sz w:val="15"/>
                 <w:szCs w:val="15"/>
               </w:rPr>
-              <w:t xml:space="preserve">B-572</w:t>
+              <w:t xml:space="preserve">B-578</w:t>
             </w:r>
           </w:p>
         </w:tc>
@@ -37293,7 +37599,7 @@
                 <w:sz w:val="15"/>
                 <w:szCs w:val="15"/>
               </w:rPr>
-              <w:t xml:space="preserve">B-573</w:t>
+              <w:t xml:space="preserve">B-579</w:t>
             </w:r>
           </w:p>
         </w:tc>
@@ -37344,7 +37650,7 @@
                 <w:sz w:val="15"/>
                 <w:szCs w:val="15"/>
               </w:rPr>
-              <w:t xml:space="preserve">B-574</w:t>
+              <w:t xml:space="preserve">B-580</w:t>
             </w:r>
           </w:p>
         </w:tc>
@@ -37395,7 +37701,7 @@
                 <w:sz w:val="15"/>
                 <w:szCs w:val="15"/>
               </w:rPr>
-              <w:t xml:space="preserve">B-575</w:t>
+              <w:t xml:space="preserve">B-581</w:t>
             </w:r>
           </w:p>
         </w:tc>
@@ -37446,7 +37752,7 @@
                 <w:sz w:val="15"/>
                 <w:szCs w:val="15"/>
               </w:rPr>
-              <w:t xml:space="preserve">B-576</w:t>
+              <w:t xml:space="preserve">B-582</w:t>
             </w:r>
           </w:p>
         </w:tc>
@@ -37497,7 +37803,7 @@
                 <w:sz w:val="15"/>
                 <w:szCs w:val="15"/>
               </w:rPr>
-              <w:t xml:space="preserve">B-577</w:t>
+              <w:t xml:space="preserve">B-583</w:t>
             </w:r>
           </w:p>
         </w:tc>
@@ -37548,7 +37854,7 @@
                 <w:sz w:val="15"/>
                 <w:szCs w:val="15"/>
               </w:rPr>
-              <w:t xml:space="preserve">B-578</w:t>
+              <w:t xml:space="preserve">B-584</w:t>
             </w:r>
           </w:p>
         </w:tc>
@@ -37599,7 +37905,7 @@
                 <w:sz w:val="15"/>
                 <w:szCs w:val="15"/>
               </w:rPr>
-              <w:t xml:space="preserve">B-579</w:t>
+              <w:t xml:space="preserve">B-585</w:t>
             </w:r>
           </w:p>
         </w:tc>
@@ -37650,7 +37956,7 @@
                 <w:sz w:val="15"/>
                 <w:szCs w:val="15"/>
               </w:rPr>
-              <w:t xml:space="preserve">B-580</w:t>
+              <w:t xml:space="preserve">B-586</w:t>
             </w:r>
           </w:p>
         </w:tc>
@@ -37799,7 +38105,7 @@
                 <w:sz w:val="15"/>
                 <w:szCs w:val="15"/>
               </w:rPr>
-              <w:t xml:space="preserve">B-581</w:t>
+              <w:t xml:space="preserve">B-587</w:t>
             </w:r>
           </w:p>
         </w:tc>
@@ -37850,7 +38156,7 @@
                 <w:sz w:val="15"/>
                 <w:szCs w:val="15"/>
               </w:rPr>
-              <w:t xml:space="preserve">B-582</w:t>
+              <w:t xml:space="preserve">B-588</w:t>
             </w:r>
           </w:p>
         </w:tc>
@@ -37901,7 +38207,7 @@
                 <w:sz w:val="15"/>
                 <w:szCs w:val="15"/>
               </w:rPr>
-              <w:t xml:space="preserve">B-583</w:t>
+              <w:t xml:space="preserve">B-589</w:t>
             </w:r>
           </w:p>
         </w:tc>
@@ -37952,7 +38258,7 @@
                 <w:sz w:val="15"/>
                 <w:szCs w:val="15"/>
               </w:rPr>
-              <w:t xml:space="preserve">B-584</w:t>
+              <w:t xml:space="preserve">B-590</w:t>
             </w:r>
           </w:p>
         </w:tc>
@@ -38003,7 +38309,7 @@
                 <w:sz w:val="15"/>
                 <w:szCs w:val="15"/>
               </w:rPr>
-              <w:t xml:space="preserve">B-585</w:t>
+              <w:t xml:space="preserve">B-591</w:t>
             </w:r>
           </w:p>
         </w:tc>
@@ -38152,7 +38458,7 @@
                 <w:sz w:val="15"/>
                 <w:szCs w:val="15"/>
               </w:rPr>
-              <w:t xml:space="preserve">B-586</w:t>
+              <w:t xml:space="preserve">B-592</w:t>
             </w:r>
           </w:p>
         </w:tc>
@@ -38203,7 +38509,7 @@
                 <w:sz w:val="15"/>
                 <w:szCs w:val="15"/>
               </w:rPr>
-              <w:t xml:space="preserve">B-587</w:t>
+              <w:t xml:space="preserve">B-593</w:t>
             </w:r>
           </w:p>
         </w:tc>
@@ -38254,7 +38560,7 @@
                 <w:sz w:val="15"/>
                 <w:szCs w:val="15"/>
               </w:rPr>
-              <w:t xml:space="preserve">B-588</w:t>
+              <w:t xml:space="preserve">B-594</w:t>
             </w:r>
           </w:p>
         </w:tc>
@@ -38305,7 +38611,7 @@
                 <w:sz w:val="15"/>
                 <w:szCs w:val="15"/>
               </w:rPr>
-              <w:t xml:space="preserve">B-589</w:t>
+              <w:t xml:space="preserve">B-595</w:t>
             </w:r>
           </w:p>
         </w:tc>
@@ -38454,7 +38760,7 @@
                 <w:sz w:val="15"/>
                 <w:szCs w:val="15"/>
               </w:rPr>
-              <w:t xml:space="preserve">B-590</w:t>
+              <w:t xml:space="preserve">B-596</w:t>
             </w:r>
           </w:p>
         </w:tc>
@@ -38505,7 +38811,7 @@
                 <w:sz w:val="15"/>
                 <w:szCs w:val="15"/>
               </w:rPr>
-              <w:t xml:space="preserve">B-591</w:t>
+              <w:t xml:space="preserve">B-597</w:t>
             </w:r>
           </w:p>
         </w:tc>
@@ -38556,7 +38862,7 @@
                 <w:sz w:val="15"/>
                 <w:szCs w:val="15"/>
               </w:rPr>
-              <w:t xml:space="preserve">B-592</w:t>
+              <w:t xml:space="preserve">B-598</w:t>
             </w:r>
           </w:p>
         </w:tc>
@@ -38607,7 +38913,7 @@
                 <w:sz w:val="15"/>
                 <w:szCs w:val="15"/>
               </w:rPr>
-              <w:t xml:space="preserve">B-593</w:t>
+              <w:t xml:space="preserve">B-599</w:t>
             </w:r>
           </w:p>
         </w:tc>
@@ -38658,7 +38964,7 @@
                 <w:sz w:val="15"/>
                 <w:szCs w:val="15"/>
               </w:rPr>
-              <w:t xml:space="preserve">B-594</w:t>
+              <w:t xml:space="preserve">B-600</w:t>
             </w:r>
           </w:p>
         </w:tc>
@@ -38709,7 +39015,7 @@
                 <w:sz w:val="15"/>
                 <w:szCs w:val="15"/>
               </w:rPr>
-              <w:t xml:space="preserve">B-595</w:t>
+              <w:t xml:space="preserve">B-601</w:t>
             </w:r>
           </w:p>
         </w:tc>
@@ -38858,7 +39164,7 @@
                 <w:sz w:val="15"/>
                 <w:szCs w:val="15"/>
               </w:rPr>
-              <w:t xml:space="preserve">B-596</w:t>
+              <w:t xml:space="preserve">B-602</w:t>
             </w:r>
           </w:p>
         </w:tc>
@@ -38909,7 +39215,7 @@
                 <w:sz w:val="15"/>
                 <w:szCs w:val="15"/>
               </w:rPr>
-              <w:t xml:space="preserve">B-597</w:t>
+              <w:t xml:space="preserve">B-603</w:t>
             </w:r>
           </w:p>
         </w:tc>
@@ -38960,7 +39266,7 @@
                 <w:sz w:val="15"/>
                 <w:szCs w:val="15"/>
               </w:rPr>
-              <w:t xml:space="preserve">B-598</w:t>
+              <w:t xml:space="preserve">B-604</w:t>
             </w:r>
           </w:p>
         </w:tc>
@@ -39109,7 +39415,7 @@
                 <w:sz w:val="15"/>
                 <w:szCs w:val="15"/>
               </w:rPr>
-              <w:t xml:space="preserve">B-599</w:t>
+              <w:t xml:space="preserve">B-605</w:t>
             </w:r>
           </w:p>
         </w:tc>
@@ -39160,7 +39466,7 @@
                 <w:sz w:val="15"/>
                 <w:szCs w:val="15"/>
               </w:rPr>
-              <w:t xml:space="preserve">B-600</w:t>
+              <w:t xml:space="preserve">B-606</w:t>
             </w:r>
           </w:p>
         </w:tc>
@@ -39211,7 +39517,7 @@
                 <w:sz w:val="15"/>
                 <w:szCs w:val="15"/>
               </w:rPr>
-              <w:t xml:space="preserve">B-601</w:t>
+              <w:t xml:space="preserve">B-607</w:t>
             </w:r>
           </w:p>
         </w:tc>
@@ -39262,7 +39568,7 @@
                 <w:sz w:val="15"/>
                 <w:szCs w:val="15"/>
               </w:rPr>
-              <w:t xml:space="preserve">B-602</w:t>
+              <w:t xml:space="preserve">B-608</w:t>
             </w:r>
           </w:p>
         </w:tc>
@@ -39313,7 +39619,7 @@
                 <w:sz w:val="15"/>
                 <w:szCs w:val="15"/>
               </w:rPr>
-              <w:t xml:space="preserve">B-603</w:t>
+              <w:t xml:space="preserve">B-609</w:t>
             </w:r>
           </w:p>
         </w:tc>
@@ -39364,7 +39670,7 @@
                 <w:sz w:val="15"/>
                 <w:szCs w:val="15"/>
               </w:rPr>
-              <w:t xml:space="preserve">B-604</w:t>
+              <w:t xml:space="preserve">B-610</w:t>
             </w:r>
           </w:p>
         </w:tc>
@@ -39415,7 +39721,7 @@
                 <w:sz w:val="15"/>
                 <w:szCs w:val="15"/>
               </w:rPr>
-              <w:t xml:space="preserve">B-605</w:t>
+              <w:t xml:space="preserve">B-611</w:t>
             </w:r>
           </w:p>
         </w:tc>
@@ -39466,7 +39772,7 @@
                 <w:sz w:val="15"/>
                 <w:szCs w:val="15"/>
               </w:rPr>
-              <w:t xml:space="preserve">B-606</w:t>
+              <w:t xml:space="preserve">B-612</w:t>
             </w:r>
           </w:p>
         </w:tc>
@@ -39517,7 +39823,7 @@
                 <w:sz w:val="15"/>
                 <w:szCs w:val="15"/>
               </w:rPr>
-              <w:t xml:space="preserve">B-607</w:t>
+              <w:t xml:space="preserve">B-613</w:t>
             </w:r>
           </w:p>
         </w:tc>
@@ -39568,7 +39874,7 @@
                 <w:sz w:val="15"/>
                 <w:szCs w:val="15"/>
               </w:rPr>
-              <w:t xml:space="preserve">B-608</w:t>
+              <w:t xml:space="preserve">B-614</w:t>
             </w:r>
           </w:p>
         </w:tc>
@@ -39619,7 +39925,7 @@
                 <w:sz w:val="15"/>
                 <w:szCs w:val="15"/>
               </w:rPr>
-              <w:t xml:space="preserve">B-609</w:t>
+              <w:t xml:space="preserve">B-615</w:t>
             </w:r>
           </w:p>
         </w:tc>
@@ -39670,7 +39976,7 @@
                 <w:sz w:val="15"/>
                 <w:szCs w:val="15"/>
               </w:rPr>
-              <w:t xml:space="preserve">B-610</w:t>
+              <w:t xml:space="preserve">B-616</w:t>
             </w:r>
           </w:p>
         </w:tc>
@@ -39721,7 +40027,7 @@
                 <w:sz w:val="15"/>
                 <w:szCs w:val="15"/>
               </w:rPr>
-              <w:t xml:space="preserve">B-611</w:t>
+              <w:t xml:space="preserve">B-617</w:t>
             </w:r>
           </w:p>
         </w:tc>
@@ -39772,7 +40078,7 @@
                 <w:sz w:val="15"/>
                 <w:szCs w:val="15"/>
               </w:rPr>
-              <w:t xml:space="preserve">B-612</w:t>
+              <w:t xml:space="preserve">B-618</w:t>
             </w:r>
           </w:p>
         </w:tc>
@@ -39823,7 +40129,7 @@
                 <w:sz w:val="15"/>
                 <w:szCs w:val="15"/>
               </w:rPr>
-              <w:t xml:space="preserve">B-613</w:t>
+              <w:t xml:space="preserve">B-619</w:t>
             </w:r>
           </w:p>
         </w:tc>
@@ -39874,7 +40180,7 @@
                 <w:sz w:val="15"/>
                 <w:szCs w:val="15"/>
               </w:rPr>
-              <w:t xml:space="preserve">B-614</w:t>
+              <w:t xml:space="preserve">B-620</w:t>
             </w:r>
           </w:p>
         </w:tc>
@@ -39925,7 +40231,7 @@
                 <w:sz w:val="15"/>
                 <w:szCs w:val="15"/>
               </w:rPr>
-              <w:t xml:space="preserve">B-615</w:t>
+              <w:t xml:space="preserve">B-621</w:t>
             </w:r>
           </w:p>
         </w:tc>
@@ -39976,7 +40282,7 @@
                 <w:sz w:val="15"/>
                 <w:szCs w:val="15"/>
               </w:rPr>
-              <w:t xml:space="preserve">B-616</w:t>
+              <w:t xml:space="preserve">B-622</w:t>
             </w:r>
           </w:p>
         </w:tc>
@@ -40027,7 +40333,7 @@
                 <w:sz w:val="15"/>
                 <w:szCs w:val="15"/>
               </w:rPr>
-              <w:t xml:space="preserve">B-617</w:t>
+              <w:t xml:space="preserve">B-623</w:t>
             </w:r>
           </w:p>
         </w:tc>
@@ -40078,7 +40384,7 @@
                 <w:sz w:val="15"/>
                 <w:szCs w:val="15"/>
               </w:rPr>
-              <w:t xml:space="preserve">B-618</w:t>
+              <w:t xml:space="preserve">B-624</w:t>
             </w:r>
           </w:p>
         </w:tc>
@@ -40129,7 +40435,7 @@
                 <w:sz w:val="15"/>
                 <w:szCs w:val="15"/>
               </w:rPr>
-              <w:t xml:space="preserve">B-619</w:t>
+              <w:t xml:space="preserve">B-625</w:t>
             </w:r>
           </w:p>
         </w:tc>
@@ -40180,7 +40486,7 @@
                 <w:sz w:val="15"/>
                 <w:szCs w:val="15"/>
               </w:rPr>
-              <w:t xml:space="preserve">B-620</w:t>
+              <w:t xml:space="preserve">B-626</w:t>
             </w:r>
           </w:p>
         </w:tc>
@@ -40329,7 +40635,7 @@
                 <w:sz w:val="15"/>
                 <w:szCs w:val="15"/>
               </w:rPr>
-              <w:t xml:space="preserve">B-621</w:t>
+              <w:t xml:space="preserve">B-627</w:t>
             </w:r>
           </w:p>
         </w:tc>
@@ -40380,7 +40686,7 @@
                 <w:sz w:val="15"/>
                 <w:szCs w:val="15"/>
               </w:rPr>
-              <w:t xml:space="preserve">B-622</w:t>
+              <w:t xml:space="preserve">B-628</w:t>
             </w:r>
           </w:p>
         </w:tc>
@@ -40431,7 +40737,7 @@
                 <w:sz w:val="15"/>
                 <w:szCs w:val="15"/>
               </w:rPr>
-              <w:t xml:space="preserve">B-623</w:t>
+              <w:t xml:space="preserve">B-629</w:t>
             </w:r>
           </w:p>
         </w:tc>
@@ -40482,7 +40788,7 @@
                 <w:sz w:val="15"/>
                 <w:szCs w:val="15"/>
               </w:rPr>
-              <w:t xml:space="preserve">B-624</w:t>
+              <w:t xml:space="preserve">B-630</w:t>
             </w:r>
           </w:p>
         </w:tc>
@@ -40533,7 +40839,7 @@
                 <w:sz w:val="15"/>
                 <w:szCs w:val="15"/>
               </w:rPr>
-              <w:t xml:space="preserve">B-625</w:t>
+              <w:t xml:space="preserve">B-631</w:t>
             </w:r>
           </w:p>
         </w:tc>
@@ -40682,7 +40988,7 @@
                 <w:sz w:val="15"/>
                 <w:szCs w:val="15"/>
               </w:rPr>
-              <w:t xml:space="preserve">B-626</w:t>
+              <w:t xml:space="preserve">B-632</w:t>
             </w:r>
           </w:p>
         </w:tc>
@@ -40733,7 +41039,7 @@
                 <w:sz w:val="15"/>
                 <w:szCs w:val="15"/>
               </w:rPr>
-              <w:t xml:space="preserve">B-627</w:t>
+              <w:t xml:space="preserve">B-633</w:t>
             </w:r>
           </w:p>
         </w:tc>
@@ -40784,7 +41090,7 @@
                 <w:sz w:val="15"/>
                 <w:szCs w:val="15"/>
               </w:rPr>
-              <w:t xml:space="preserve">B-628</w:t>
+              <w:t xml:space="preserve">B-634</w:t>
             </w:r>
           </w:p>
         </w:tc>
@@ -40835,7 +41141,7 @@
                 <w:sz w:val="15"/>
                 <w:szCs w:val="15"/>
               </w:rPr>
-              <w:t xml:space="preserve">B-629</w:t>
+              <w:t xml:space="preserve">B-635</w:t>
             </w:r>
           </w:p>
         </w:tc>
@@ -40886,7 +41192,7 @@
                 <w:sz w:val="15"/>
                 <w:szCs w:val="15"/>
               </w:rPr>
-              <w:t xml:space="preserve">B-630</w:t>
+              <w:t xml:space="preserve">B-636</w:t>
             </w:r>
           </w:p>
         </w:tc>
@@ -40937,7 +41243,7 @@
                 <w:sz w:val="15"/>
                 <w:szCs w:val="15"/>
               </w:rPr>
-              <w:t xml:space="preserve">B-631</w:t>
+              <w:t xml:space="preserve">B-637</w:t>
             </w:r>
           </w:p>
         </w:tc>
@@ -40988,7 +41294,7 @@
                 <w:sz w:val="15"/>
                 <w:szCs w:val="15"/>
               </w:rPr>
-              <w:t xml:space="preserve">B-632</w:t>
+              <w:t xml:space="preserve">B-638</w:t>
             </w:r>
           </w:p>
         </w:tc>
@@ -41039,7 +41345,7 @@
                 <w:sz w:val="15"/>
                 <w:szCs w:val="15"/>
               </w:rPr>
-              <w:t xml:space="preserve">B-633</w:t>
+              <w:t xml:space="preserve">B-639</w:t>
             </w:r>
           </w:p>
         </w:tc>
@@ -41188,7 +41494,7 @@
                 <w:sz w:val="15"/>
                 <w:szCs w:val="15"/>
               </w:rPr>
-              <w:t xml:space="preserve">B-634</w:t>
+              <w:t xml:space="preserve">B-640</w:t>
             </w:r>
           </w:p>
         </w:tc>
@@ -41239,7 +41545,7 @@
                 <w:sz w:val="15"/>
                 <w:szCs w:val="15"/>
               </w:rPr>
-              <w:t xml:space="preserve">B-635</w:t>
+              <w:t xml:space="preserve">B-641</w:t>
             </w:r>
           </w:p>
         </w:tc>
@@ -41290,7 +41596,7 @@
                 <w:sz w:val="15"/>
                 <w:szCs w:val="15"/>
               </w:rPr>
-              <w:t xml:space="preserve">B-636</w:t>
+              <w:t xml:space="preserve">B-642</w:t>
             </w:r>
           </w:p>
         </w:tc>
@@ -41341,7 +41647,7 @@
                 <w:sz w:val="15"/>
                 <w:szCs w:val="15"/>
               </w:rPr>
-              <w:t xml:space="preserve">B-637</w:t>
+              <w:t xml:space="preserve">B-643</w:t>
             </w:r>
           </w:p>
         </w:tc>
@@ -41392,7 +41698,7 @@
                 <w:sz w:val="15"/>
                 <w:szCs w:val="15"/>
               </w:rPr>
-              <w:t xml:space="preserve">B-638</w:t>
+              <w:t xml:space="preserve">B-644</w:t>
             </w:r>
           </w:p>
         </w:tc>
@@ -41443,7 +41749,7 @@
                 <w:sz w:val="15"/>
                 <w:szCs w:val="15"/>
               </w:rPr>
-              <w:t xml:space="preserve">B-639</w:t>
+              <w:t xml:space="preserve">B-645</w:t>
             </w:r>
           </w:p>
         </w:tc>
@@ -41494,7 +41800,7 @@
                 <w:sz w:val="15"/>
                 <w:szCs w:val="15"/>
               </w:rPr>
-              <w:t xml:space="preserve">B-640</w:t>
+              <w:t xml:space="preserve">B-646</w:t>
             </w:r>
           </w:p>
         </w:tc>
@@ -41545,7 +41851,7 @@
                 <w:sz w:val="15"/>
                 <w:szCs w:val="15"/>
               </w:rPr>
-              <w:t xml:space="preserve">B-641</w:t>
+              <w:t xml:space="preserve">B-647</w:t>
             </w:r>
           </w:p>
         </w:tc>
@@ -41596,7 +41902,7 @@
                 <w:sz w:val="15"/>
                 <w:szCs w:val="15"/>
               </w:rPr>
-              <w:t xml:space="preserve">B-642</w:t>
+              <w:t xml:space="preserve">B-648</w:t>
             </w:r>
           </w:p>
         </w:tc>
@@ -41647,7 +41953,7 @@
                 <w:sz w:val="15"/>
                 <w:szCs w:val="15"/>
               </w:rPr>
-              <w:t xml:space="preserve">B-643</w:t>
+              <w:t xml:space="preserve">B-649</w:t>
             </w:r>
           </w:p>
         </w:tc>
@@ -41698,7 +42004,7 @@
                 <w:sz w:val="15"/>
                 <w:szCs w:val="15"/>
               </w:rPr>
-              <w:t xml:space="preserve">B-644</w:t>
+              <w:t xml:space="preserve">B-650</w:t>
             </w:r>
           </w:p>
         </w:tc>
@@ -41749,7 +42055,7 @@
                 <w:sz w:val="15"/>
                 <w:szCs w:val="15"/>
               </w:rPr>
-              <w:t xml:space="preserve">B-645</w:t>
+              <w:t xml:space="preserve">B-651</w:t>
             </w:r>
           </w:p>
         </w:tc>
@@ -41800,7 +42106,7 @@
                 <w:sz w:val="15"/>
                 <w:szCs w:val="15"/>
               </w:rPr>
-              <w:t xml:space="preserve">B-646</w:t>
+              <w:t xml:space="preserve">B-652</w:t>
             </w:r>
           </w:p>
         </w:tc>
@@ -41851,7 +42157,7 @@
                 <w:sz w:val="15"/>
                 <w:szCs w:val="15"/>
               </w:rPr>
-              <w:t xml:space="preserve">B-647</w:t>
+              <w:t xml:space="preserve">B-653</w:t>
             </w:r>
           </w:p>
         </w:tc>
@@ -41902,7 +42208,7 @@
                 <w:sz w:val="15"/>
                 <w:szCs w:val="15"/>
               </w:rPr>
-              <w:t xml:space="preserve">B-648</w:t>
+              <w:t xml:space="preserve">B-654</w:t>
             </w:r>
           </w:p>
         </w:tc>
@@ -41953,7 +42259,7 @@
                 <w:sz w:val="15"/>
                 <w:szCs w:val="15"/>
               </w:rPr>
-              <w:t xml:space="preserve">B-649</w:t>
+              <w:t xml:space="preserve">B-655</w:t>
             </w:r>
           </w:p>
         </w:tc>
@@ -42004,7 +42310,7 @@
                 <w:sz w:val="15"/>
                 <w:szCs w:val="15"/>
               </w:rPr>
-              <w:t xml:space="preserve">B-650</w:t>
+              <w:t xml:space="preserve">B-656</w:t>
             </w:r>
           </w:p>
         </w:tc>
@@ -42055,7 +42361,7 @@
                 <w:sz w:val="15"/>
                 <w:szCs w:val="15"/>
               </w:rPr>
-              <w:t xml:space="preserve">B-651</w:t>
+              <w:t xml:space="preserve">B-657</w:t>
             </w:r>
           </w:p>
         </w:tc>
@@ -42106,7 +42412,7 @@
                 <w:sz w:val="15"/>
                 <w:szCs w:val="15"/>
               </w:rPr>
-              <w:t xml:space="preserve">B-652</w:t>
+              <w:t xml:space="preserve">B-658</w:t>
             </w:r>
           </w:p>
         </w:tc>
@@ -42157,7 +42463,7 @@
                 <w:sz w:val="15"/>
                 <w:szCs w:val="15"/>
               </w:rPr>
-              <w:t xml:space="preserve">B-653</w:t>
+              <w:t xml:space="preserve">B-659</w:t>
             </w:r>
           </w:p>
         </w:tc>
@@ -42208,7 +42514,7 @@
                 <w:sz w:val="15"/>
                 <w:szCs w:val="15"/>
               </w:rPr>
-              <w:t xml:space="preserve">B-654</w:t>
+              <w:t xml:space="preserve">B-660</w:t>
             </w:r>
           </w:p>
         </w:tc>
@@ -42259,7 +42565,7 @@
                 <w:sz w:val="15"/>
                 <w:szCs w:val="15"/>
               </w:rPr>
-              <w:t xml:space="preserve">B-655</w:t>
+              <w:t xml:space="preserve">B-661</w:t>
             </w:r>
           </w:p>
         </w:tc>
@@ -42310,7 +42616,7 @@
                 <w:sz w:val="15"/>
                 <w:szCs w:val="15"/>
               </w:rPr>
-              <w:t xml:space="preserve">B-656</w:t>
+              <w:t xml:space="preserve">B-662</w:t>
             </w:r>
           </w:p>
         </w:tc>
@@ -42361,7 +42667,7 @@
                 <w:sz w:val="15"/>
                 <w:szCs w:val="15"/>
               </w:rPr>
-              <w:t xml:space="preserve">B-657</w:t>
+              <w:t xml:space="preserve">B-663</w:t>
             </w:r>
           </w:p>
         </w:tc>
@@ -42412,7 +42718,7 @@
                 <w:sz w:val="15"/>
                 <w:szCs w:val="15"/>
               </w:rPr>
-              <w:t xml:space="preserve">B-658</w:t>
+              <w:t xml:space="preserve">B-664</w:t>
             </w:r>
           </w:p>
         </w:tc>
@@ -42463,7 +42769,7 @@
                 <w:sz w:val="15"/>
                 <w:szCs w:val="15"/>
               </w:rPr>
-              <w:t xml:space="preserve">B-659</w:t>
+              <w:t xml:space="preserve">B-665</w:t>
             </w:r>
           </w:p>
         </w:tc>
@@ -42514,7 +42820,7 @@
                 <w:sz w:val="15"/>
                 <w:szCs w:val="15"/>
               </w:rPr>
-              <w:t xml:space="preserve">B-660</w:t>
+              <w:t xml:space="preserve">B-666</w:t>
             </w:r>
           </w:p>
         </w:tc>
@@ -42565,7 +42871,7 @@
                 <w:sz w:val="15"/>
                 <w:szCs w:val="15"/>
               </w:rPr>
-              <w:t xml:space="preserve">B-661</w:t>
+              <w:t xml:space="preserve">B-667</w:t>
             </w:r>
           </w:p>
         </w:tc>
@@ -42616,7 +42922,7 @@
                 <w:sz w:val="15"/>
                 <w:szCs w:val="15"/>
               </w:rPr>
-              <w:t xml:space="preserve">B-662</w:t>
+              <w:t xml:space="preserve">B-668</w:t>
             </w:r>
           </w:p>
         </w:tc>
@@ -42667,7 +42973,7 @@
                 <w:sz w:val="15"/>
                 <w:szCs w:val="15"/>
               </w:rPr>
-              <w:t xml:space="preserve">B-663</w:t>
+              <w:t xml:space="preserve">B-669</w:t>
             </w:r>
           </w:p>
         </w:tc>
@@ -42718,7 +43024,7 @@
                 <w:sz w:val="15"/>
                 <w:szCs w:val="15"/>
               </w:rPr>
-              <w:t xml:space="preserve">B-664</w:t>
+              <w:t xml:space="preserve">B-670</w:t>
             </w:r>
           </w:p>
         </w:tc>
@@ -42769,7 +43075,7 @@
                 <w:sz w:val="15"/>
                 <w:szCs w:val="15"/>
               </w:rPr>
-              <w:t xml:space="preserve">B-665</w:t>
+              <w:t xml:space="preserve">B-671</w:t>
             </w:r>
           </w:p>
         </w:tc>
@@ -42820,7 +43126,7 @@
                 <w:sz w:val="15"/>
                 <w:szCs w:val="15"/>
               </w:rPr>
-              <w:t xml:space="preserve">B-666</w:t>
+              <w:t xml:space="preserve">B-672</w:t>
             </w:r>
           </w:p>
         </w:tc>
@@ -42871,7 +43177,7 @@
                 <w:sz w:val="15"/>
                 <w:szCs w:val="15"/>
               </w:rPr>
-              <w:t xml:space="preserve">B-667</w:t>
+              <w:t xml:space="preserve">B-673</w:t>
             </w:r>
           </w:p>
         </w:tc>
@@ -42922,7 +43228,7 @@
                 <w:sz w:val="15"/>
                 <w:szCs w:val="15"/>
               </w:rPr>
-              <w:t xml:space="preserve">B-668</w:t>
+              <w:t xml:space="preserve">B-674</w:t>
             </w:r>
           </w:p>
         </w:tc>
@@ -42971,7 +43277,7 @@
         <w:spacing w:after="120" w:before="260"/>
       </w:pPr>
       <w:r>
-        <w:t xml:space="preserve">Anmeldung  (1)</w:t>
+        <w:t xml:space="preserve">Abgleich mit dem Konto  (5)</w:t>
       </w:r>
     </w:p>
     <w:tbl>
@@ -43071,31 +43377,235 @@
                 <w:sz w:val="15"/>
                 <w:szCs w:val="15"/>
               </w:rPr>
-              <w:t xml:space="preserve">B-669</w:t>
-            </w:r>
-          </w:p>
-        </w:tc>
-        <w:tc>
-          <w:tcPr>
-            <w:tcW w:type="dxa" w:w="7880"/>
-            <w:tcMar>
-              <w:top w:type="dxa" w:w="60"/>
-              <w:left w:type="dxa" w:w="90"/>
-              <w:bottom w:type="dxa" w:w="60"/>
-              <w:right w:type="dxa" w:w="90"/>
-            </w:tcMar>
-          </w:tcPr>
-          <w:p>
-            <w:pPr>
-              <w:spacing w:after="0" w:before="0"/>
-            </w:pPr>
-            <w:r>
-              <w:rPr>
-                <w:rFonts w:ascii="Calibri" w:cs="Calibri" w:eastAsia="Calibri" w:hAnsi="Calibri"/>
-                <w:sz w:val="21"/>
-                <w:szCs w:val="21"/>
-              </w:rPr>
-              <w:t xml:space="preserve">Das Passwort lässt sich in der App nicht zurücksetzen. Öffne SmartVoc dafür im Browser.</w:t>
+              <w:t xml:space="preserve">B-675</w:t>
+            </w:r>
+          </w:p>
+        </w:tc>
+        <w:tc>
+          <w:tcPr>
+            <w:tcW w:type="dxa" w:w="7880"/>
+            <w:tcMar>
+              <w:top w:type="dxa" w:w="60"/>
+              <w:left w:type="dxa" w:w="90"/>
+              <w:bottom w:type="dxa" w:w="60"/>
+              <w:right w:type="dxa" w:w="90"/>
+            </w:tcMar>
+          </w:tcPr>
+          <w:p>
+            <w:pPr>
+              <w:spacing w:after="0" w:before="0"/>
+            </w:pPr>
+            <w:r>
+              <w:rPr>
+                <w:rFonts w:ascii="Calibri" w:cs="Calibri" w:eastAsia="Calibri" w:hAnsi="Calibri"/>
+                <w:sz w:val="21"/>
+                <w:szCs w:val="21"/>
+              </w:rPr>
+              <w:t xml:space="preserve">Auf diesem Gerät liegen bereits Wörter und Listen.</w:t>
+            </w:r>
+          </w:p>
+        </w:tc>
+      </w:tr>
+      <w:tr>
+        <w:tc>
+          <w:tcPr>
+            <w:tcW w:type="dxa" w:w="1120"/>
+            <w:tcMar>
+              <w:top w:type="dxa" w:w="60"/>
+              <w:left w:type="dxa" w:w="90"/>
+              <w:bottom w:type="dxa" w:w="60"/>
+              <w:right w:type="dxa" w:w="90"/>
+            </w:tcMar>
+          </w:tcPr>
+          <w:p>
+            <w:pPr>
+              <w:spacing w:after="0"/>
+            </w:pPr>
+            <w:r>
+              <w:rPr>
+                <w:rFonts w:ascii="Consolas" w:cs="Consolas" w:eastAsia="Consolas" w:hAnsi="Consolas"/>
+                <w:color w:val="9A958B"/>
+                <w:sz w:val="15"/>
+                <w:szCs w:val="15"/>
+              </w:rPr>
+              <w:t xml:space="preserve">B-676</w:t>
+            </w:r>
+          </w:p>
+        </w:tc>
+        <w:tc>
+          <w:tcPr>
+            <w:tcW w:type="dxa" w:w="7880"/>
+            <w:tcMar>
+              <w:top w:type="dxa" w:w="60"/>
+              <w:left w:type="dxa" w:w="90"/>
+              <w:bottom w:type="dxa" w:w="60"/>
+              <w:right w:type="dxa" w:w="90"/>
+            </w:tcMar>
+          </w:tcPr>
+          <w:p>
+            <w:pPr>
+              <w:spacing w:after="0" w:before="0"/>
+            </w:pPr>
+            <w:r>
+              <w:rPr>
+                <w:rFonts w:ascii="Calibri" w:cs="Calibri" w:eastAsia="Calibri" w:hAnsi="Calibri"/>
+                <w:sz w:val="21"/>
+                <w:szCs w:val="21"/>
+              </w:rPr>
+              <w:t xml:space="preserve">Gerät auf dieses Konto umgestellt. Die vorherigen Daten liegen als Sicherung auf dem Gerät.</w:t>
+            </w:r>
+          </w:p>
+        </w:tc>
+      </w:tr>
+      <w:tr>
+        <w:tc>
+          <w:tcPr>
+            <w:tcW w:type="dxa" w:w="1120"/>
+            <w:tcMar>
+              <w:top w:type="dxa" w:w="60"/>
+              <w:left w:type="dxa" w:w="90"/>
+              <w:bottom w:type="dxa" w:w="60"/>
+              <w:right w:type="dxa" w:w="90"/>
+            </w:tcMar>
+          </w:tcPr>
+          <w:p>
+            <w:pPr>
+              <w:spacing w:after="0"/>
+            </w:pPr>
+            <w:r>
+              <w:rPr>
+                <w:rFonts w:ascii="Consolas" w:cs="Consolas" w:eastAsia="Consolas" w:hAnsi="Consolas"/>
+                <w:color w:val="9A958B"/>
+                <w:sz w:val="15"/>
+                <w:szCs w:val="15"/>
+              </w:rPr>
+              <w:t xml:space="preserve">B-677</w:t>
+            </w:r>
+          </w:p>
+        </w:tc>
+        <w:tc>
+          <w:tcPr>
+            <w:tcW w:type="dxa" w:w="7880"/>
+            <w:tcMar>
+              <w:top w:type="dxa" w:w="60"/>
+              <w:left w:type="dxa" w:w="90"/>
+              <w:bottom w:type="dxa" w:w="60"/>
+              <w:right w:type="dxa" w:w="90"/>
+            </w:tcMar>
+          </w:tcPr>
+          <w:p>
+            <w:pPr>
+              <w:spacing w:after="0" w:before="0"/>
+            </w:pPr>
+            <w:r>
+              <w:rPr>
+                <w:rFonts w:ascii="Calibri" w:cs="Calibri" w:eastAsia="Calibri" w:hAnsi="Calibri"/>
+                <w:sz w:val="21"/>
+                <w:szCs w:val="21"/>
+              </w:rPr>
+              <w:t xml:space="preserve">In dieses Konto übernehmen</w:t>
+            </w:r>
+          </w:p>
+        </w:tc>
+      </w:tr>
+      <w:tr>
+        <w:tc>
+          <w:tcPr>
+            <w:tcW w:type="dxa" w:w="1120"/>
+            <w:tcMar>
+              <w:top w:type="dxa" w:w="60"/>
+              <w:left w:type="dxa" w:w="90"/>
+              <w:bottom w:type="dxa" w:w="60"/>
+              <w:right w:type="dxa" w:w="90"/>
+            </w:tcMar>
+          </w:tcPr>
+          <w:p>
+            <w:pPr>
+              <w:spacing w:after="0"/>
+            </w:pPr>
+            <w:r>
+              <w:rPr>
+                <w:rFonts w:ascii="Consolas" w:cs="Consolas" w:eastAsia="Consolas" w:hAnsi="Consolas"/>
+                <w:color w:val="9A958B"/>
+                <w:sz w:val="15"/>
+                <w:szCs w:val="15"/>
+              </w:rPr>
+              <w:t xml:space="preserve">B-678</w:t>
+            </w:r>
+          </w:p>
+        </w:tc>
+        <w:tc>
+          <w:tcPr>
+            <w:tcW w:type="dxa" w:w="7880"/>
+            <w:tcMar>
+              <w:top w:type="dxa" w:w="60"/>
+              <w:left w:type="dxa" w:w="90"/>
+              <w:bottom w:type="dxa" w:w="60"/>
+              <w:right w:type="dxa" w:w="90"/>
+            </w:tcMar>
+          </w:tcPr>
+          <w:p>
+            <w:pPr>
+              <w:spacing w:after="0" w:before="0"/>
+            </w:pPr>
+            <w:r>
+              <w:rPr>
+                <w:rFonts w:ascii="Calibri" w:cs="Calibri" w:eastAsia="Calibri" w:hAnsi="Calibri"/>
+                <w:sz w:val="21"/>
+                <w:szCs w:val="21"/>
+              </w:rPr>
+              <w:t xml:space="preserve">Lokale Daten als Sicherung gespeichert</w:t>
+            </w:r>
+          </w:p>
+        </w:tc>
+      </w:tr>
+      <w:tr>
+        <w:tc>
+          <w:tcPr>
+            <w:tcW w:type="dxa" w:w="1120"/>
+            <w:tcMar>
+              <w:top w:type="dxa" w:w="60"/>
+              <w:left w:type="dxa" w:w="90"/>
+              <w:bottom w:type="dxa" w:w="60"/>
+              <w:right w:type="dxa" w:w="90"/>
+            </w:tcMar>
+          </w:tcPr>
+          <w:p>
+            <w:pPr>
+              <w:spacing w:after="0"/>
+            </w:pPr>
+            <w:r>
+              <w:rPr>
+                <w:rFonts w:ascii="Consolas" w:cs="Consolas" w:eastAsia="Consolas" w:hAnsi="Consolas"/>
+                <w:color w:val="9A958B"/>
+                <w:sz w:val="15"/>
+                <w:szCs w:val="15"/>
+              </w:rPr>
+              <w:t xml:space="preserve">B-679</w:t>
+            </w:r>
+          </w:p>
+        </w:tc>
+        <w:tc>
+          <w:tcPr>
+            <w:tcW w:type="dxa" w:w="7880"/>
+            <w:tcMar>
+              <w:top w:type="dxa" w:w="60"/>
+              <w:left w:type="dxa" w:w="90"/>
+              <w:bottom w:type="dxa" w:w="60"/>
+              <w:right w:type="dxa" w:w="90"/>
+            </w:tcMar>
+          </w:tcPr>
+          <w:p>
+            <w:pPr>
+              <w:spacing w:after="0" w:before="0"/>
+            </w:pPr>
+            <w:r>
+              <w:rPr>
+                <w:rFonts w:ascii="Calibri" w:cs="Calibri" w:eastAsia="Calibri" w:hAnsi="Calibri"/>
+                <w:sz w:val="21"/>
+                <w:szCs w:val="21"/>
+              </w:rPr>
+              <w:t xml:space="preserve">Sollen sie in dieses Konto übernommen werden? Wenn nicht, beginnt das Konto leer; die bisherigen Daten bleiben als Sicherung auf dem Gerät.</w:t>
             </w:r>
           </w:p>
         </w:tc>
@@ -43120,7 +43630,7 @@
         <w:spacing w:after="120" w:before="260"/>
       </w:pPr>
       <w:r>
-        <w:t xml:space="preserve">Abgleich mit dem Konto  (5)</w:t>
+        <w:t xml:space="preserve">Statistik (Auswertungen)  (5)</w:t>
       </w:r>
     </w:p>
     <w:tbl>
@@ -43220,235 +43730,235 @@
                 <w:sz w:val="15"/>
                 <w:szCs w:val="15"/>
               </w:rPr>
-              <w:t xml:space="preserve">B-670</w:t>
-            </w:r>
-          </w:p>
-        </w:tc>
-        <w:tc>
-          <w:tcPr>
-            <w:tcW w:type="dxa" w:w="7880"/>
-            <w:tcMar>
-              <w:top w:type="dxa" w:w="60"/>
-              <w:left w:type="dxa" w:w="90"/>
-              <w:bottom w:type="dxa" w:w="60"/>
-              <w:right w:type="dxa" w:w="90"/>
-            </w:tcMar>
-          </w:tcPr>
-          <w:p>
-            <w:pPr>
-              <w:spacing w:after="0" w:before="0"/>
-            </w:pPr>
-            <w:r>
-              <w:rPr>
-                <w:rFonts w:ascii="Calibri" w:cs="Calibri" w:eastAsia="Calibri" w:hAnsi="Calibri"/>
-                <w:sz w:val="21"/>
-                <w:szCs w:val="21"/>
-              </w:rPr>
-              <w:t xml:space="preserve">Auf diesem Gerät liegen bereits Wörter und Listen.</w:t>
-            </w:r>
-          </w:p>
-        </w:tc>
-      </w:tr>
-      <w:tr>
-        <w:tc>
-          <w:tcPr>
-            <w:tcW w:type="dxa" w:w="1120"/>
-            <w:tcMar>
-              <w:top w:type="dxa" w:w="60"/>
-              <w:left w:type="dxa" w:w="90"/>
-              <w:bottom w:type="dxa" w:w="60"/>
-              <w:right w:type="dxa" w:w="90"/>
-            </w:tcMar>
-          </w:tcPr>
-          <w:p>
-            <w:pPr>
-              <w:spacing w:after="0"/>
-            </w:pPr>
-            <w:r>
-              <w:rPr>
-                <w:rFonts w:ascii="Consolas" w:cs="Consolas" w:eastAsia="Consolas" w:hAnsi="Consolas"/>
-                <w:color w:val="9A958B"/>
-                <w:sz w:val="15"/>
-                <w:szCs w:val="15"/>
-              </w:rPr>
-              <w:t xml:space="preserve">B-671</w:t>
-            </w:r>
-          </w:p>
-        </w:tc>
-        <w:tc>
-          <w:tcPr>
-            <w:tcW w:type="dxa" w:w="7880"/>
-            <w:tcMar>
-              <w:top w:type="dxa" w:w="60"/>
-              <w:left w:type="dxa" w:w="90"/>
-              <w:bottom w:type="dxa" w:w="60"/>
-              <w:right w:type="dxa" w:w="90"/>
-            </w:tcMar>
-          </w:tcPr>
-          <w:p>
-            <w:pPr>
-              <w:spacing w:after="0" w:before="0"/>
-            </w:pPr>
-            <w:r>
-              <w:rPr>
-                <w:rFonts w:ascii="Calibri" w:cs="Calibri" w:eastAsia="Calibri" w:hAnsi="Calibri"/>
-                <w:sz w:val="21"/>
-                <w:szCs w:val="21"/>
-              </w:rPr>
-              <w:t xml:space="preserve">Gerät auf dieses Konto umgestellt. Die vorherigen Daten liegen als Sicherung auf dem Gerät.</w:t>
-            </w:r>
-          </w:p>
-        </w:tc>
-      </w:tr>
-      <w:tr>
-        <w:tc>
-          <w:tcPr>
-            <w:tcW w:type="dxa" w:w="1120"/>
-            <w:tcMar>
-              <w:top w:type="dxa" w:w="60"/>
-              <w:left w:type="dxa" w:w="90"/>
-              <w:bottom w:type="dxa" w:w="60"/>
-              <w:right w:type="dxa" w:w="90"/>
-            </w:tcMar>
-          </w:tcPr>
-          <w:p>
-            <w:pPr>
-              <w:spacing w:after="0"/>
-            </w:pPr>
-            <w:r>
-              <w:rPr>
-                <w:rFonts w:ascii="Consolas" w:cs="Consolas" w:eastAsia="Consolas" w:hAnsi="Consolas"/>
-                <w:color w:val="9A958B"/>
-                <w:sz w:val="15"/>
-                <w:szCs w:val="15"/>
-              </w:rPr>
-              <w:t xml:space="preserve">B-672</w:t>
-            </w:r>
-          </w:p>
-        </w:tc>
-        <w:tc>
-          <w:tcPr>
-            <w:tcW w:type="dxa" w:w="7880"/>
-            <w:tcMar>
-              <w:top w:type="dxa" w:w="60"/>
-              <w:left w:type="dxa" w:w="90"/>
-              <w:bottom w:type="dxa" w:w="60"/>
-              <w:right w:type="dxa" w:w="90"/>
-            </w:tcMar>
-          </w:tcPr>
-          <w:p>
-            <w:pPr>
-              <w:spacing w:after="0" w:before="0"/>
-            </w:pPr>
-            <w:r>
-              <w:rPr>
-                <w:rFonts w:ascii="Calibri" w:cs="Calibri" w:eastAsia="Calibri" w:hAnsi="Calibri"/>
-                <w:sz w:val="21"/>
-                <w:szCs w:val="21"/>
-              </w:rPr>
-              <w:t xml:space="preserve">In dieses Konto übernehmen</w:t>
-            </w:r>
-          </w:p>
-        </w:tc>
-      </w:tr>
-      <w:tr>
-        <w:tc>
-          <w:tcPr>
-            <w:tcW w:type="dxa" w:w="1120"/>
-            <w:tcMar>
-              <w:top w:type="dxa" w:w="60"/>
-              <w:left w:type="dxa" w:w="90"/>
-              <w:bottom w:type="dxa" w:w="60"/>
-              <w:right w:type="dxa" w:w="90"/>
-            </w:tcMar>
-          </w:tcPr>
-          <w:p>
-            <w:pPr>
-              <w:spacing w:after="0"/>
-            </w:pPr>
-            <w:r>
-              <w:rPr>
-                <w:rFonts w:ascii="Consolas" w:cs="Consolas" w:eastAsia="Consolas" w:hAnsi="Consolas"/>
-                <w:color w:val="9A958B"/>
-                <w:sz w:val="15"/>
-                <w:szCs w:val="15"/>
-              </w:rPr>
-              <w:t xml:space="preserve">B-673</w:t>
-            </w:r>
-          </w:p>
-        </w:tc>
-        <w:tc>
-          <w:tcPr>
-            <w:tcW w:type="dxa" w:w="7880"/>
-            <w:tcMar>
-              <w:top w:type="dxa" w:w="60"/>
-              <w:left w:type="dxa" w:w="90"/>
-              <w:bottom w:type="dxa" w:w="60"/>
-              <w:right w:type="dxa" w:w="90"/>
-            </w:tcMar>
-          </w:tcPr>
-          <w:p>
-            <w:pPr>
-              <w:spacing w:after="0" w:before="0"/>
-            </w:pPr>
-            <w:r>
-              <w:rPr>
-                <w:rFonts w:ascii="Calibri" w:cs="Calibri" w:eastAsia="Calibri" w:hAnsi="Calibri"/>
-                <w:sz w:val="21"/>
-                <w:szCs w:val="21"/>
-              </w:rPr>
-              <w:t xml:space="preserve">Lokale Daten als Sicherung gespeichert</w:t>
-            </w:r>
-          </w:p>
-        </w:tc>
-      </w:tr>
-      <w:tr>
-        <w:tc>
-          <w:tcPr>
-            <w:tcW w:type="dxa" w:w="1120"/>
-            <w:tcMar>
-              <w:top w:type="dxa" w:w="60"/>
-              <w:left w:type="dxa" w:w="90"/>
-              <w:bottom w:type="dxa" w:w="60"/>
-              <w:right w:type="dxa" w:w="90"/>
-            </w:tcMar>
-          </w:tcPr>
-          <w:p>
-            <w:pPr>
-              <w:spacing w:after="0"/>
-            </w:pPr>
-            <w:r>
-              <w:rPr>
-                <w:rFonts w:ascii="Consolas" w:cs="Consolas" w:eastAsia="Consolas" w:hAnsi="Consolas"/>
-                <w:color w:val="9A958B"/>
-                <w:sz w:val="15"/>
-                <w:szCs w:val="15"/>
-              </w:rPr>
-              <w:t xml:space="preserve">B-674</w:t>
-            </w:r>
-          </w:p>
-        </w:tc>
-        <w:tc>
-          <w:tcPr>
-            <w:tcW w:type="dxa" w:w="7880"/>
-            <w:tcMar>
-              <w:top w:type="dxa" w:w="60"/>
-              <w:left w:type="dxa" w:w="90"/>
-              <w:bottom w:type="dxa" w:w="60"/>
-              <w:right w:type="dxa" w:w="90"/>
-            </w:tcMar>
-          </w:tcPr>
-          <w:p>
-            <w:pPr>
-              <w:spacing w:after="0" w:before="0"/>
-            </w:pPr>
-            <w:r>
-              <w:rPr>
-                <w:rFonts w:ascii="Calibri" w:cs="Calibri" w:eastAsia="Calibri" w:hAnsi="Calibri"/>
-                <w:sz w:val="21"/>
-                <w:szCs w:val="21"/>
-              </w:rPr>
-              <w:t xml:space="preserve">Sollen sie in dieses Konto übernommen werden? Wenn nicht, beginnt das Konto leer; die bisherigen Daten bleiben als Sicherung auf dem Gerät.</w:t>
+              <w:t xml:space="preserve">B-680</w:t>
+            </w:r>
+          </w:p>
+        </w:tc>
+        <w:tc>
+          <w:tcPr>
+            <w:tcW w:type="dxa" w:w="7880"/>
+            <w:tcMar>
+              <w:top w:type="dxa" w:w="60"/>
+              <w:left w:type="dxa" w:w="90"/>
+              <w:bottom w:type="dxa" w:w="60"/>
+              <w:right w:type="dxa" w:w="90"/>
+            </w:tcMar>
+          </w:tcPr>
+          <w:p>
+            <w:pPr>
+              <w:spacing w:after="0" w:before="0"/>
+            </w:pPr>
+            <w:r>
+              <w:rPr>
+                <w:rFonts w:ascii="Calibri" w:cs="Calibri" w:eastAsia="Calibri" w:hAnsi="Calibri"/>
+                <w:sz w:val="21"/>
+                <w:szCs w:val="21"/>
+              </w:rPr>
+              <w:t xml:space="preserve">Akzente und Längenstriche</w:t>
+            </w:r>
+          </w:p>
+        </w:tc>
+      </w:tr>
+      <w:tr>
+        <w:tc>
+          <w:tcPr>
+            <w:tcW w:type="dxa" w:w="1120"/>
+            <w:tcMar>
+              <w:top w:type="dxa" w:w="60"/>
+              <w:left w:type="dxa" w:w="90"/>
+              <w:bottom w:type="dxa" w:w="60"/>
+              <w:right w:type="dxa" w:w="90"/>
+            </w:tcMar>
+          </w:tcPr>
+          <w:p>
+            <w:pPr>
+              <w:spacing w:after="0"/>
+            </w:pPr>
+            <w:r>
+              <w:rPr>
+                <w:rFonts w:ascii="Consolas" w:cs="Consolas" w:eastAsia="Consolas" w:hAnsi="Consolas"/>
+                <w:color w:val="9A958B"/>
+                <w:sz w:val="15"/>
+                <w:szCs w:val="15"/>
+              </w:rPr>
+              <w:t xml:space="preserve">B-681</w:t>
+            </w:r>
+          </w:p>
+        </w:tc>
+        <w:tc>
+          <w:tcPr>
+            <w:tcW w:type="dxa" w:w="7880"/>
+            <w:tcMar>
+              <w:top w:type="dxa" w:w="60"/>
+              <w:left w:type="dxa" w:w="90"/>
+              <w:bottom w:type="dxa" w:w="60"/>
+              <w:right w:type="dxa" w:w="90"/>
+            </w:tcMar>
+          </w:tcPr>
+          <w:p>
+            <w:pPr>
+              <w:spacing w:after="0" w:before="0"/>
+            </w:pPr>
+            <w:r>
+              <w:rPr>
+                <w:rFonts w:ascii="Calibri" w:cs="Calibri" w:eastAsia="Calibri" w:hAnsi="Calibri"/>
+                <w:sz w:val="21"/>
+                <w:szCs w:val="21"/>
+              </w:rPr>
+              <w:t xml:space="preserve">der / die / das</w:t>
+            </w:r>
+          </w:p>
+        </w:tc>
+      </w:tr>
+      <w:tr>
+        <w:tc>
+          <w:tcPr>
+            <w:tcW w:type="dxa" w:w="1120"/>
+            <w:tcMar>
+              <w:top w:type="dxa" w:w="60"/>
+              <w:left w:type="dxa" w:w="90"/>
+              <w:bottom w:type="dxa" w:w="60"/>
+              <w:right w:type="dxa" w:w="90"/>
+            </w:tcMar>
+          </w:tcPr>
+          <w:p>
+            <w:pPr>
+              <w:spacing w:after="0"/>
+            </w:pPr>
+            <w:r>
+              <w:rPr>
+                <w:rFonts w:ascii="Consolas" w:cs="Consolas" w:eastAsia="Consolas" w:hAnsi="Consolas"/>
+                <w:color w:val="9A958B"/>
+                <w:sz w:val="15"/>
+                <w:szCs w:val="15"/>
+              </w:rPr>
+              <w:t xml:space="preserve">B-682</w:t>
+            </w:r>
+          </w:p>
+        </w:tc>
+        <w:tc>
+          <w:tcPr>
+            <w:tcW w:type="dxa" w:w="7880"/>
+            <w:tcMar>
+              <w:top w:type="dxa" w:w="60"/>
+              <w:left w:type="dxa" w:w="90"/>
+              <w:bottom w:type="dxa" w:w="60"/>
+              <w:right w:type="dxa" w:w="90"/>
+            </w:tcMar>
+          </w:tcPr>
+          <w:p>
+            <w:pPr>
+              <w:spacing w:after="0" w:before="0"/>
+            </w:pPr>
+            <w:r>
+              <w:rPr>
+                <w:rFonts w:ascii="Calibri" w:cs="Calibri" w:eastAsia="Calibri" w:hAnsi="Calibri"/>
+                <w:sz w:val="21"/>
+                <w:szCs w:val="21"/>
+              </w:rPr>
+              <w:t xml:space="preserve">ein anderes Wort</w:t>
+            </w:r>
+          </w:p>
+        </w:tc>
+      </w:tr>
+      <w:tr>
+        <w:tc>
+          <w:tcPr>
+            <w:tcW w:type="dxa" w:w="1120"/>
+            <w:tcMar>
+              <w:top w:type="dxa" w:w="60"/>
+              <w:left w:type="dxa" w:w="90"/>
+              <w:bottom w:type="dxa" w:w="60"/>
+              <w:right w:type="dxa" w:w="90"/>
+            </w:tcMar>
+          </w:tcPr>
+          <w:p>
+            <w:pPr>
+              <w:spacing w:after="0"/>
+            </w:pPr>
+            <w:r>
+              <w:rPr>
+                <w:rFonts w:ascii="Consolas" w:cs="Consolas" w:eastAsia="Consolas" w:hAnsi="Consolas"/>
+                <w:color w:val="9A958B"/>
+                <w:sz w:val="15"/>
+                <w:szCs w:val="15"/>
+              </w:rPr>
+              <w:t xml:space="preserve">B-683</w:t>
+            </w:r>
+          </w:p>
+        </w:tc>
+        <w:tc>
+          <w:tcPr>
+            <w:tcW w:type="dxa" w:w="7880"/>
+            <w:tcMar>
+              <w:top w:type="dxa" w:w="60"/>
+              <w:left w:type="dxa" w:w="90"/>
+              <w:bottom w:type="dxa" w:w="60"/>
+              <w:right w:type="dxa" w:w="90"/>
+            </w:tcMar>
+          </w:tcPr>
+          <w:p>
+            <w:pPr>
+              <w:spacing w:after="0" w:before="0"/>
+            </w:pPr>
+            <w:r>
+              <w:rPr>
+                <w:rFonts w:ascii="Calibri" w:cs="Calibri" w:eastAsia="Calibri" w:hAnsi="Calibri"/>
+                <w:sz w:val="21"/>
+                <w:szCs w:val="21"/>
+              </w:rPr>
+              <w:t xml:space="preserve">länger</w:t>
+            </w:r>
+          </w:p>
+        </w:tc>
+      </w:tr>
+      <w:tr>
+        <w:tc>
+          <w:tcPr>
+            <w:tcW w:type="dxa" w:w="1120"/>
+            <w:tcMar>
+              <w:top w:type="dxa" w:w="60"/>
+              <w:left w:type="dxa" w:w="90"/>
+              <w:bottom w:type="dxa" w:w="60"/>
+              <w:right w:type="dxa" w:w="90"/>
+            </w:tcMar>
+          </w:tcPr>
+          <w:p>
+            <w:pPr>
+              <w:spacing w:after="0"/>
+            </w:pPr>
+            <w:r>
+              <w:rPr>
+                <w:rFonts w:ascii="Consolas" w:cs="Consolas" w:eastAsia="Consolas" w:hAnsi="Consolas"/>
+                <w:color w:val="9A958B"/>
+                <w:sz w:val="15"/>
+                <w:szCs w:val="15"/>
+              </w:rPr>
+              <w:t xml:space="preserve">B-684</w:t>
+            </w:r>
+          </w:p>
+        </w:tc>
+        <w:tc>
+          <w:tcPr>
+            <w:tcW w:type="dxa" w:w="7880"/>
+            <w:tcMar>
+              <w:top w:type="dxa" w:w="60"/>
+              <w:left w:type="dxa" w:w="90"/>
+              <w:bottom w:type="dxa" w:w="60"/>
+              <w:right w:type="dxa" w:w="90"/>
+            </w:tcMar>
+          </w:tcPr>
+          <w:p>
+            <w:pPr>
+              <w:spacing w:after="0" w:before="0"/>
+            </w:pPr>
+            <w:r>
+              <w:rPr>
+                <w:rFonts w:ascii="Calibri" w:cs="Calibri" w:eastAsia="Calibri" w:hAnsi="Calibri"/>
+                <w:sz w:val="21"/>
+                <w:szCs w:val="21"/>
+              </w:rPr>
+              <w:t xml:space="preserve">zählt als Treffer</w:t>
             </w:r>
           </w:p>
         </w:tc>
@@ -43473,7 +43983,7 @@
         <w:spacing w:after="120" w:before="260"/>
       </w:pPr>
       <w:r>
-        <w:t xml:space="preserve">Statistik (Auswertungen)  (5)</w:t>
+        <w:t xml:space="preserve">Latein  (2)</w:t>
       </w:r>
     </w:p>
     <w:tbl>
@@ -43573,235 +44083,82 @@
                 <w:sz w:val="15"/>
                 <w:szCs w:val="15"/>
               </w:rPr>
-              <w:t xml:space="preserve">B-675</w:t>
-            </w:r>
-          </w:p>
-        </w:tc>
-        <w:tc>
-          <w:tcPr>
-            <w:tcW w:type="dxa" w:w="7880"/>
-            <w:tcMar>
-              <w:top w:type="dxa" w:w="60"/>
-              <w:left w:type="dxa" w:w="90"/>
-              <w:bottom w:type="dxa" w:w="60"/>
-              <w:right w:type="dxa" w:w="90"/>
-            </w:tcMar>
-          </w:tcPr>
-          <w:p>
-            <w:pPr>
-              <w:spacing w:after="0" w:before="0"/>
-            </w:pPr>
-            <w:r>
-              <w:rPr>
-                <w:rFonts w:ascii="Calibri" w:cs="Calibri" w:eastAsia="Calibri" w:hAnsi="Calibri"/>
-                <w:sz w:val="21"/>
-                <w:szCs w:val="21"/>
-              </w:rPr>
-              <w:t xml:space="preserve">Akzente und Längenstriche</w:t>
-            </w:r>
-          </w:p>
-        </w:tc>
-      </w:tr>
-      <w:tr>
-        <w:tc>
-          <w:tcPr>
-            <w:tcW w:type="dxa" w:w="1120"/>
-            <w:tcMar>
-              <w:top w:type="dxa" w:w="60"/>
-              <w:left w:type="dxa" w:w="90"/>
-              <w:bottom w:type="dxa" w:w="60"/>
-              <w:right w:type="dxa" w:w="90"/>
-            </w:tcMar>
-          </w:tcPr>
-          <w:p>
-            <w:pPr>
-              <w:spacing w:after="0"/>
-            </w:pPr>
-            <w:r>
-              <w:rPr>
-                <w:rFonts w:ascii="Consolas" w:cs="Consolas" w:eastAsia="Consolas" w:hAnsi="Consolas"/>
-                <w:color w:val="9A958B"/>
-                <w:sz w:val="15"/>
-                <w:szCs w:val="15"/>
-              </w:rPr>
-              <w:t xml:space="preserve">B-676</w:t>
-            </w:r>
-          </w:p>
-        </w:tc>
-        <w:tc>
-          <w:tcPr>
-            <w:tcW w:type="dxa" w:w="7880"/>
-            <w:tcMar>
-              <w:top w:type="dxa" w:w="60"/>
-              <w:left w:type="dxa" w:w="90"/>
-              <w:bottom w:type="dxa" w:w="60"/>
-              <w:right w:type="dxa" w:w="90"/>
-            </w:tcMar>
-          </w:tcPr>
-          <w:p>
-            <w:pPr>
-              <w:spacing w:after="0" w:before="0"/>
-            </w:pPr>
-            <w:r>
-              <w:rPr>
-                <w:rFonts w:ascii="Calibri" w:cs="Calibri" w:eastAsia="Calibri" w:hAnsi="Calibri"/>
-                <w:sz w:val="21"/>
-                <w:szCs w:val="21"/>
-              </w:rPr>
-              <w:t xml:space="preserve">der / die / das</w:t>
-            </w:r>
-          </w:p>
-        </w:tc>
-      </w:tr>
-      <w:tr>
-        <w:tc>
-          <w:tcPr>
-            <w:tcW w:type="dxa" w:w="1120"/>
-            <w:tcMar>
-              <w:top w:type="dxa" w:w="60"/>
-              <w:left w:type="dxa" w:w="90"/>
-              <w:bottom w:type="dxa" w:w="60"/>
-              <w:right w:type="dxa" w:w="90"/>
-            </w:tcMar>
-          </w:tcPr>
-          <w:p>
-            <w:pPr>
-              <w:spacing w:after="0"/>
-            </w:pPr>
-            <w:r>
-              <w:rPr>
-                <w:rFonts w:ascii="Consolas" w:cs="Consolas" w:eastAsia="Consolas" w:hAnsi="Consolas"/>
-                <w:color w:val="9A958B"/>
-                <w:sz w:val="15"/>
-                <w:szCs w:val="15"/>
-              </w:rPr>
-              <w:t xml:space="preserve">B-677</w:t>
-            </w:r>
-          </w:p>
-        </w:tc>
-        <w:tc>
-          <w:tcPr>
-            <w:tcW w:type="dxa" w:w="7880"/>
-            <w:tcMar>
-              <w:top w:type="dxa" w:w="60"/>
-              <w:left w:type="dxa" w:w="90"/>
-              <w:bottom w:type="dxa" w:w="60"/>
-              <w:right w:type="dxa" w:w="90"/>
-            </w:tcMar>
-          </w:tcPr>
-          <w:p>
-            <w:pPr>
-              <w:spacing w:after="0" w:before="0"/>
-            </w:pPr>
-            <w:r>
-              <w:rPr>
-                <w:rFonts w:ascii="Calibri" w:cs="Calibri" w:eastAsia="Calibri" w:hAnsi="Calibri"/>
-                <w:sz w:val="21"/>
-                <w:szCs w:val="21"/>
-              </w:rPr>
-              <w:t xml:space="preserve">ein anderes Wort</w:t>
-            </w:r>
-          </w:p>
-        </w:tc>
-      </w:tr>
-      <w:tr>
-        <w:tc>
-          <w:tcPr>
-            <w:tcW w:type="dxa" w:w="1120"/>
-            <w:tcMar>
-              <w:top w:type="dxa" w:w="60"/>
-              <w:left w:type="dxa" w:w="90"/>
-              <w:bottom w:type="dxa" w:w="60"/>
-              <w:right w:type="dxa" w:w="90"/>
-            </w:tcMar>
-          </w:tcPr>
-          <w:p>
-            <w:pPr>
-              <w:spacing w:after="0"/>
-            </w:pPr>
-            <w:r>
-              <w:rPr>
-                <w:rFonts w:ascii="Consolas" w:cs="Consolas" w:eastAsia="Consolas" w:hAnsi="Consolas"/>
-                <w:color w:val="9A958B"/>
-                <w:sz w:val="15"/>
-                <w:szCs w:val="15"/>
-              </w:rPr>
-              <w:t xml:space="preserve">B-678</w:t>
-            </w:r>
-          </w:p>
-        </w:tc>
-        <w:tc>
-          <w:tcPr>
-            <w:tcW w:type="dxa" w:w="7880"/>
-            <w:tcMar>
-              <w:top w:type="dxa" w:w="60"/>
-              <w:left w:type="dxa" w:w="90"/>
-              <w:bottom w:type="dxa" w:w="60"/>
-              <w:right w:type="dxa" w:w="90"/>
-            </w:tcMar>
-          </w:tcPr>
-          <w:p>
-            <w:pPr>
-              <w:spacing w:after="0" w:before="0"/>
-            </w:pPr>
-            <w:r>
-              <w:rPr>
-                <w:rFonts w:ascii="Calibri" w:cs="Calibri" w:eastAsia="Calibri" w:hAnsi="Calibri"/>
-                <w:sz w:val="21"/>
-                <w:szCs w:val="21"/>
-              </w:rPr>
-              <w:t xml:space="preserve">länger</w:t>
-            </w:r>
-          </w:p>
-        </w:tc>
-      </w:tr>
-      <w:tr>
-        <w:tc>
-          <w:tcPr>
-            <w:tcW w:type="dxa" w:w="1120"/>
-            <w:tcMar>
-              <w:top w:type="dxa" w:w="60"/>
-              <w:left w:type="dxa" w:w="90"/>
-              <w:bottom w:type="dxa" w:w="60"/>
-              <w:right w:type="dxa" w:w="90"/>
-            </w:tcMar>
-          </w:tcPr>
-          <w:p>
-            <w:pPr>
-              <w:spacing w:after="0"/>
-            </w:pPr>
-            <w:r>
-              <w:rPr>
-                <w:rFonts w:ascii="Consolas" w:cs="Consolas" w:eastAsia="Consolas" w:hAnsi="Consolas"/>
-                <w:color w:val="9A958B"/>
-                <w:sz w:val="15"/>
-                <w:szCs w:val="15"/>
-              </w:rPr>
-              <w:t xml:space="preserve">B-679</w:t>
-            </w:r>
-          </w:p>
-        </w:tc>
-        <w:tc>
-          <w:tcPr>
-            <w:tcW w:type="dxa" w:w="7880"/>
-            <w:tcMar>
-              <w:top w:type="dxa" w:w="60"/>
-              <w:left w:type="dxa" w:w="90"/>
-              <w:bottom w:type="dxa" w:w="60"/>
-              <w:right w:type="dxa" w:w="90"/>
-            </w:tcMar>
-          </w:tcPr>
-          <w:p>
-            <w:pPr>
-              <w:spacing w:after="0" w:before="0"/>
-            </w:pPr>
-            <w:r>
-              <w:rPr>
-                <w:rFonts w:ascii="Calibri" w:cs="Calibri" w:eastAsia="Calibri" w:hAnsi="Calibri"/>
-                <w:sz w:val="21"/>
-                <w:szCs w:val="21"/>
-              </w:rPr>
-              <w:t xml:space="preserve">zählt als Treffer</w:t>
+              <w:t xml:space="preserve">B-685</w:t>
+            </w:r>
+          </w:p>
+        </w:tc>
+        <w:tc>
+          <w:tcPr>
+            <w:tcW w:type="dxa" w:w="7880"/>
+            <w:tcMar>
+              <w:top w:type="dxa" w:w="60"/>
+              <w:left w:type="dxa" w:w="90"/>
+              <w:bottom w:type="dxa" w:w="60"/>
+              <w:right w:type="dxa" w:w="90"/>
+            </w:tcMar>
+          </w:tcPr>
+          <w:p>
+            <w:pPr>
+              <w:spacing w:after="0" w:before="0"/>
+            </w:pPr>
+            <w:r>
+              <w:rPr>
+                <w:rFonts w:ascii="Calibri" w:cs="Calibri" w:eastAsia="Calibri" w:hAnsi="Calibri"/>
+                <w:sz w:val="21"/>
+                <w:szCs w:val="21"/>
+              </w:rPr>
+              <w:t xml:space="preserve">Fast: Schreibweise der Stammformen prüfen</w:t>
+            </w:r>
+          </w:p>
+        </w:tc>
+      </w:tr>
+      <w:tr>
+        <w:tc>
+          <w:tcPr>
+            <w:tcW w:type="dxa" w:w="1120"/>
+            <w:tcMar>
+              <w:top w:type="dxa" w:w="60"/>
+              <w:left w:type="dxa" w:w="90"/>
+              <w:bottom w:type="dxa" w:w="60"/>
+              <w:right w:type="dxa" w:w="90"/>
+            </w:tcMar>
+          </w:tcPr>
+          <w:p>
+            <w:pPr>
+              <w:spacing w:after="0"/>
+            </w:pPr>
+            <w:r>
+              <w:rPr>
+                <w:rFonts w:ascii="Consolas" w:cs="Consolas" w:eastAsia="Consolas" w:hAnsi="Consolas"/>
+                <w:color w:val="9A958B"/>
+                <w:sz w:val="15"/>
+                <w:szCs w:val="15"/>
+              </w:rPr>
+              <w:t xml:space="preserve">B-686</w:t>
+            </w:r>
+          </w:p>
+        </w:tc>
+        <w:tc>
+          <w:tcPr>
+            <w:tcW w:type="dxa" w:w="7880"/>
+            <w:tcMar>
+              <w:top w:type="dxa" w:w="60"/>
+              <w:left w:type="dxa" w:w="90"/>
+              <w:bottom w:type="dxa" w:w="60"/>
+              <w:right w:type="dxa" w:w="90"/>
+            </w:tcMar>
+          </w:tcPr>
+          <w:p>
+            <w:pPr>
+              <w:spacing w:after="0" w:before="0"/>
+            </w:pPr>
+            <w:r>
+              <w:rPr>
+                <w:rFonts w:ascii="Calibri" w:cs="Calibri" w:eastAsia="Calibri" w:hAnsi="Calibri"/>
+                <w:sz w:val="21"/>
+                <w:szCs w:val="21"/>
+              </w:rPr>
+              <w:t xml:space="preserve">Stammformen nochmal prüfen</w:t>
             </w:r>
           </w:p>
         </w:tc>
@@ -43826,7 +44183,7 @@
         <w:spacing w:after="120" w:before="260"/>
       </w:pPr>
       <w:r>
-        <w:t xml:space="preserve">Latein  (2)</w:t>
+        <w:t xml:space="preserve">Lernmodell  (2)</w:t>
       </w:r>
     </w:p>
     <w:tbl>
@@ -43926,82 +44283,82 @@
                 <w:sz w:val="15"/>
                 <w:szCs w:val="15"/>
               </w:rPr>
-              <w:t xml:space="preserve">B-680</w:t>
-            </w:r>
-          </w:p>
-        </w:tc>
-        <w:tc>
-          <w:tcPr>
-            <w:tcW w:type="dxa" w:w="7880"/>
-            <w:tcMar>
-              <w:top w:type="dxa" w:w="60"/>
-              <w:left w:type="dxa" w:w="90"/>
-              <w:bottom w:type="dxa" w:w="60"/>
-              <w:right w:type="dxa" w:w="90"/>
-            </w:tcMar>
-          </w:tcPr>
-          <w:p>
-            <w:pPr>
-              <w:spacing w:after="0" w:before="0"/>
-            </w:pPr>
-            <w:r>
-              <w:rPr>
-                <w:rFonts w:ascii="Calibri" w:cs="Calibri" w:eastAsia="Calibri" w:hAnsi="Calibri"/>
-                <w:sz w:val="21"/>
-                <w:szCs w:val="21"/>
-              </w:rPr>
-              <w:t xml:space="preserve">Fast: Schreibweise der Stammformen prüfen</w:t>
-            </w:r>
-          </w:p>
-        </w:tc>
-      </w:tr>
-      <w:tr>
-        <w:tc>
-          <w:tcPr>
-            <w:tcW w:type="dxa" w:w="1120"/>
-            <w:tcMar>
-              <w:top w:type="dxa" w:w="60"/>
-              <w:left w:type="dxa" w:w="90"/>
-              <w:bottom w:type="dxa" w:w="60"/>
-              <w:right w:type="dxa" w:w="90"/>
-            </w:tcMar>
-          </w:tcPr>
-          <w:p>
-            <w:pPr>
-              <w:spacing w:after="0"/>
-            </w:pPr>
-            <w:r>
-              <w:rPr>
-                <w:rFonts w:ascii="Consolas" w:cs="Consolas" w:eastAsia="Consolas" w:hAnsi="Consolas"/>
-                <w:color w:val="9A958B"/>
-                <w:sz w:val="15"/>
-                <w:szCs w:val="15"/>
-              </w:rPr>
-              <w:t xml:space="preserve">B-681</w:t>
-            </w:r>
-          </w:p>
-        </w:tc>
-        <w:tc>
-          <w:tcPr>
-            <w:tcW w:type="dxa" w:w="7880"/>
-            <w:tcMar>
-              <w:top w:type="dxa" w:w="60"/>
-              <w:left w:type="dxa" w:w="90"/>
-              <w:bottom w:type="dxa" w:w="60"/>
-              <w:right w:type="dxa" w:w="90"/>
-            </w:tcMar>
-          </w:tcPr>
-          <w:p>
-            <w:pPr>
-              <w:spacing w:after="0" w:before="0"/>
-            </w:pPr>
-            <w:r>
-              <w:rPr>
-                <w:rFonts w:ascii="Calibri" w:cs="Calibri" w:eastAsia="Calibri" w:hAnsi="Calibri"/>
-                <w:sz w:val="21"/>
-                <w:szCs w:val="21"/>
-              </w:rPr>
-              <w:t xml:space="preserve">Stammformen nochmal prüfen</w:t>
+              <w:t xml:space="preserve">B-687</w:t>
+            </w:r>
+          </w:p>
+        </w:tc>
+        <w:tc>
+          <w:tcPr>
+            <w:tcW w:type="dxa" w:w="7880"/>
+            <w:tcMar>
+              <w:top w:type="dxa" w:w="60"/>
+              <w:left w:type="dxa" w:w="90"/>
+              <w:bottom w:type="dxa" w:w="60"/>
+              <w:right w:type="dxa" w:w="90"/>
+            </w:tcMar>
+          </w:tcPr>
+          <w:p>
+            <w:pPr>
+              <w:spacing w:after="0" w:before="0"/>
+            </w:pPr>
+            <w:r>
+              <w:rPr>
+                <w:rFonts w:ascii="Calibri" w:cs="Calibri" w:eastAsia="Calibri" w:hAnsi="Calibri"/>
+                <w:sz w:val="21"/>
+                <w:szCs w:val="21"/>
+              </w:rPr>
+              <w:t xml:space="preserve">noch nicht geübt</w:t>
+            </w:r>
+          </w:p>
+        </w:tc>
+      </w:tr>
+      <w:tr>
+        <w:tc>
+          <w:tcPr>
+            <w:tcW w:type="dxa" w:w="1120"/>
+            <w:tcMar>
+              <w:top w:type="dxa" w:w="60"/>
+              <w:left w:type="dxa" w:w="90"/>
+              <w:bottom w:type="dxa" w:w="60"/>
+              <w:right w:type="dxa" w:w="90"/>
+            </w:tcMar>
+          </w:tcPr>
+          <w:p>
+            <w:pPr>
+              <w:spacing w:after="0"/>
+            </w:pPr>
+            <w:r>
+              <w:rPr>
+                <w:rFonts w:ascii="Consolas" w:cs="Consolas" w:eastAsia="Consolas" w:hAnsi="Consolas"/>
+                <w:color w:val="9A958B"/>
+                <w:sz w:val="15"/>
+                <w:szCs w:val="15"/>
+              </w:rPr>
+              <w:t xml:space="preserve">B-688</w:t>
+            </w:r>
+          </w:p>
+        </w:tc>
+        <w:tc>
+          <w:tcPr>
+            <w:tcW w:type="dxa" w:w="7880"/>
+            <w:tcMar>
+              <w:top w:type="dxa" w:w="60"/>
+              <w:left w:type="dxa" w:w="90"/>
+              <w:bottom w:type="dxa" w:w="60"/>
+              <w:right w:type="dxa" w:w="90"/>
+            </w:tcMar>
+          </w:tcPr>
+          <w:p>
+            <w:pPr>
+              <w:spacing w:after="0" w:before="0"/>
+            </w:pPr>
+            <w:r>
+              <w:rPr>
+                <w:rFonts w:ascii="Calibri" w:cs="Calibri" w:eastAsia="Calibri" w:hAnsi="Calibri"/>
+                <w:sz w:val="21"/>
+                <w:szCs w:val="21"/>
+              </w:rPr>
+              <w:t xml:space="preserve">wackelt noch</w:t>
             </w:r>
           </w:p>
         </w:tc>
@@ -44026,7 +44383,7 @@
         <w:spacing w:after="120" w:before="260"/>
       </w:pPr>
       <w:r>
-        <w:t xml:space="preserve">Lernmodell  (2)</w:t>
+        <w:t xml:space="preserve">Datenhaltung  (1)</w:t>
       </w:r>
     </w:p>
     <w:tbl>
@@ -44126,82 +44483,31 @@
                 <w:sz w:val="15"/>
                 <w:szCs w:val="15"/>
               </w:rPr>
-              <w:t xml:space="preserve">B-682</w:t>
-            </w:r>
-          </w:p>
-        </w:tc>
-        <w:tc>
-          <w:tcPr>
-            <w:tcW w:type="dxa" w:w="7880"/>
-            <w:tcMar>
-              <w:top w:type="dxa" w:w="60"/>
-              <w:left w:type="dxa" w:w="90"/>
-              <w:bottom w:type="dxa" w:w="60"/>
-              <w:right w:type="dxa" w:w="90"/>
-            </w:tcMar>
-          </w:tcPr>
-          <w:p>
-            <w:pPr>
-              <w:spacing w:after="0" w:before="0"/>
-            </w:pPr>
-            <w:r>
-              <w:rPr>
-                <w:rFonts w:ascii="Calibri" w:cs="Calibri" w:eastAsia="Calibri" w:hAnsi="Calibri"/>
-                <w:sz w:val="21"/>
-                <w:szCs w:val="21"/>
-              </w:rPr>
-              <w:t xml:space="preserve">noch nicht geübt</w:t>
-            </w:r>
-          </w:p>
-        </w:tc>
-      </w:tr>
-      <w:tr>
-        <w:tc>
-          <w:tcPr>
-            <w:tcW w:type="dxa" w:w="1120"/>
-            <w:tcMar>
-              <w:top w:type="dxa" w:w="60"/>
-              <w:left w:type="dxa" w:w="90"/>
-              <w:bottom w:type="dxa" w:w="60"/>
-              <w:right w:type="dxa" w:w="90"/>
-            </w:tcMar>
-          </w:tcPr>
-          <w:p>
-            <w:pPr>
-              <w:spacing w:after="0"/>
-            </w:pPr>
-            <w:r>
-              <w:rPr>
-                <w:rFonts w:ascii="Consolas" w:cs="Consolas" w:eastAsia="Consolas" w:hAnsi="Consolas"/>
-                <w:color w:val="9A958B"/>
-                <w:sz w:val="15"/>
-                <w:szCs w:val="15"/>
-              </w:rPr>
-              <w:t xml:space="preserve">B-683</w:t>
-            </w:r>
-          </w:p>
-        </w:tc>
-        <w:tc>
-          <w:tcPr>
-            <w:tcW w:type="dxa" w:w="7880"/>
-            <w:tcMar>
-              <w:top w:type="dxa" w:w="60"/>
-              <w:left w:type="dxa" w:w="90"/>
-              <w:bottom w:type="dxa" w:w="60"/>
-              <w:right w:type="dxa" w:w="90"/>
-            </w:tcMar>
-          </w:tcPr>
-          <w:p>
-            <w:pPr>
-              <w:spacing w:after="0" w:before="0"/>
-            </w:pPr>
-            <w:r>
-              <w:rPr>
-                <w:rFonts w:ascii="Calibri" w:cs="Calibri" w:eastAsia="Calibri" w:hAnsi="Calibri"/>
-                <w:sz w:val="21"/>
-                <w:szCs w:val="21"/>
-              </w:rPr>
-              <w:t xml:space="preserve">wackelt noch</w:t>
+              <w:t xml:space="preserve">B-689</w:t>
+            </w:r>
+          </w:p>
+        </w:tc>
+        <w:tc>
+          <w:tcPr>
+            <w:tcW w:type="dxa" w:w="7880"/>
+            <w:tcMar>
+              <w:top w:type="dxa" w:w="60"/>
+              <w:left w:type="dxa" w:w="90"/>
+              <w:bottom w:type="dxa" w:w="60"/>
+              <w:right w:type="dxa" w:w="90"/>
+            </w:tcMar>
+          </w:tcPr>
+          <w:p>
+            <w:pPr>
+              <w:spacing w:after="0" w:before="0"/>
+            </w:pPr>
+            <w:r>
+              <w:rPr>
+                <w:rFonts w:ascii="Calibri" w:cs="Calibri" w:eastAsia="Calibri" w:hAnsi="Calibri"/>
+                <w:sz w:val="21"/>
+                <w:szCs w:val="21"/>
+              </w:rPr>
+              <w:t xml:space="preserve">Wörter ohne Liste</w:t>
             </w:r>
           </w:p>
         </w:tc>
@@ -44226,7 +44532,7 @@
         <w:spacing w:after="120" w:before="260"/>
       </w:pPr>
       <w:r>
-        <w:t xml:space="preserve">Datenhaltung  (1)</w:t>
+        <w:t xml:space="preserve">Weitere (index)  (1)</w:t>
       </w:r>
     </w:p>
     <w:tbl>
@@ -44326,156 +44632,7 @@
                 <w:sz w:val="15"/>
                 <w:szCs w:val="15"/>
               </w:rPr>
-              <w:t xml:space="preserve">B-684</w:t>
-            </w:r>
-          </w:p>
-        </w:tc>
-        <w:tc>
-          <w:tcPr>
-            <w:tcW w:type="dxa" w:w="7880"/>
-            <w:tcMar>
-              <w:top w:type="dxa" w:w="60"/>
-              <w:left w:type="dxa" w:w="90"/>
-              <w:bottom w:type="dxa" w:w="60"/>
-              <w:right w:type="dxa" w:w="90"/>
-            </w:tcMar>
-          </w:tcPr>
-          <w:p>
-            <w:pPr>
-              <w:spacing w:after="0" w:before="0"/>
-            </w:pPr>
-            <w:r>
-              <w:rPr>
-                <w:rFonts w:ascii="Calibri" w:cs="Calibri" w:eastAsia="Calibri" w:hAnsi="Calibri"/>
-                <w:sz w:val="21"/>
-                <w:szCs w:val="21"/>
-              </w:rPr>
-              <w:t xml:space="preserve">Wörter ohne Liste</w:t>
-            </w:r>
-          </w:p>
-        </w:tc>
-      </w:tr>
-    </w:tbl>
-    <w:p>
-      <w:pPr>
-        <w:spacing w:after="200" w:before="0"/>
-      </w:pPr>
-      <w:r>
-        <w:rPr>
-          <w:rFonts w:ascii="Calibri" w:cs="Calibri" w:eastAsia="Calibri" w:hAnsi="Calibri"/>
-          <w:sz w:val="21"/>
-          <w:szCs w:val="21"/>
-        </w:rPr>
-        <w:t xml:space="preserve"/>
-      </w:r>
-    </w:p>
-    <w:p>
-      <w:pPr>
-        <w:pStyle w:val="Heading2"/>
-        <w:spacing w:after="120" w:before="260"/>
-      </w:pPr>
-      <w:r>
-        <w:t xml:space="preserve">Weitere (index)  (1)</w:t>
-      </w:r>
-    </w:p>
-    <w:tbl>
-      <w:tblPr>
-        <w:tblW w:type="dxa" w:w="9000"/>
-        <w:tblBorders>
-          <w:top w:val="single" w:color="auto" w:sz="4"/>
-          <w:left w:val="single" w:color="auto" w:sz="4"/>
-          <w:bottom w:val="single" w:color="auto" w:sz="4"/>
-          <w:right w:val="single" w:color="auto" w:sz="4"/>
-          <w:insideH w:val="single" w:color="auto" w:sz="4"/>
-          <w:insideV w:val="single" w:color="auto" w:sz="4"/>
-        </w:tblBorders>
-      </w:tblPr>
-      <w:tblGrid>
-        <w:gridCol w:w="1120"/>
-        <w:gridCol w:w="7880"/>
-      </w:tblGrid>
-      <w:tr>
-        <w:trPr>
-          <w:tblHeader/>
-        </w:trPr>
-        <w:tc>
-          <w:tcPr>
-            <w:tcW w:type="dxa" w:w="1120"/>
-            <w:shd w:fill="EFEAE0" w:val="clear"/>
-            <w:tcMar>
-              <w:top w:type="dxa" w:w="60"/>
-              <w:left w:type="dxa" w:w="90"/>
-              <w:bottom w:type="dxa" w:w="60"/>
-              <w:right w:type="dxa" w:w="90"/>
-            </w:tcMar>
-          </w:tcPr>
-          <w:p>
-            <w:pPr>
-              <w:spacing w:after="0" w:before="0"/>
-            </w:pPr>
-            <w:r>
-              <w:rPr>
-                <w:rFonts w:ascii="Calibri" w:cs="Calibri" w:eastAsia="Calibri" w:hAnsi="Calibri"/>
-                <w:b/>
-                <w:bCs/>
-                <w:sz w:val="18"/>
-                <w:szCs w:val="18"/>
-              </w:rPr>
-              <w:t xml:space="preserve">Nr.</w:t>
-            </w:r>
-          </w:p>
-        </w:tc>
-        <w:tc>
-          <w:tcPr>
-            <w:tcW w:type="dxa" w:w="7880"/>
-            <w:shd w:fill="EFEAE0" w:val="clear"/>
-            <w:tcMar>
-              <w:top w:type="dxa" w:w="60"/>
-              <w:left w:type="dxa" w:w="90"/>
-              <w:bottom w:type="dxa" w:w="60"/>
-              <w:right w:type="dxa" w:w="90"/>
-            </w:tcMar>
-          </w:tcPr>
-          <w:p>
-            <w:pPr>
-              <w:spacing w:after="0" w:before="0"/>
-            </w:pPr>
-            <w:r>
-              <w:rPr>
-                <w:rFonts w:ascii="Calibri" w:cs="Calibri" w:eastAsia="Calibri" w:hAnsi="Calibri"/>
-                <w:b/>
-                <w:bCs/>
-                <w:sz w:val="18"/>
-                <w:szCs w:val="18"/>
-              </w:rPr>
-              <w:t xml:space="preserve">Text</w:t>
-            </w:r>
-          </w:p>
-        </w:tc>
-      </w:tr>
-      <w:tr>
-        <w:tc>
-          <w:tcPr>
-            <w:tcW w:type="dxa" w:w="1120"/>
-            <w:tcMar>
-              <w:top w:type="dxa" w:w="60"/>
-              <w:left w:type="dxa" w:w="90"/>
-              <w:bottom w:type="dxa" w:w="60"/>
-              <w:right w:type="dxa" w:w="90"/>
-            </w:tcMar>
-          </w:tcPr>
-          <w:p>
-            <w:pPr>
-              <w:spacing w:after="0"/>
-            </w:pPr>
-            <w:r>
-              <w:rPr>
-                <w:rFonts w:ascii="Consolas" w:cs="Consolas" w:eastAsia="Consolas" w:hAnsi="Consolas"/>
-                <w:color w:val="9A958B"/>
-                <w:sz w:val="15"/>
-                <w:szCs w:val="15"/>
-              </w:rPr>
-              <w:t xml:space="preserve">B-685</w:t>
+              <w:t xml:space="preserve">B-690</w:t>
             </w:r>
           </w:p>
         </w:tc>

--- a/texte/SmartVoc-Texte-Deutsch_v3.docx
+++ b/texte/SmartVoc-Texte-Deutsch_v3.docx
@@ -31313,7 +31313,7 @@
         <w:spacing w:after="120" w:before="260"/>
       </w:pPr>
       <w:r>
-        <w:t xml:space="preserve">Konto  (43)</w:t>
+        <w:t xml:space="preserve">Konto  (45)</w:t>
       </w:r>
     </w:p>
     <w:tbl>
@@ -31488,6 +31488,57 @@
                 <w:sz w:val="21"/>
                 <w:szCs w:val="21"/>
               </w:rPr>
+              <w:t xml:space="preserve">Aktuelles Passwort</w:t>
+            </w:r>
+          </w:p>
+        </w:tc>
+      </w:tr>
+      <w:tr>
+        <w:tc>
+          <w:tcPr>
+            <w:tcW w:type="dxa" w:w="1120"/>
+            <w:tcMar>
+              <w:top w:type="dxa" w:w="60"/>
+              <w:left w:type="dxa" w:w="90"/>
+              <w:bottom w:type="dxa" w:w="60"/>
+              <w:right w:type="dxa" w:w="90"/>
+            </w:tcMar>
+          </w:tcPr>
+          <w:p>
+            <w:pPr>
+              <w:spacing w:after="0"/>
+            </w:pPr>
+            <w:r>
+              <w:rPr>
+                <w:rFonts w:ascii="Consolas" w:cs="Consolas" w:eastAsia="Consolas" w:hAnsi="Consolas"/>
+                <w:color w:val="9A958B"/>
+                <w:sz w:val="15"/>
+                <w:szCs w:val="15"/>
+              </w:rPr>
+              <w:t xml:space="preserve">B-477</w:t>
+            </w:r>
+          </w:p>
+        </w:tc>
+        <w:tc>
+          <w:tcPr>
+            <w:tcW w:type="dxa" w:w="7880"/>
+            <w:tcMar>
+              <w:top w:type="dxa" w:w="60"/>
+              <w:left w:type="dxa" w:w="90"/>
+              <w:bottom w:type="dxa" w:w="60"/>
+              <w:right w:type="dxa" w:w="90"/>
+            </w:tcMar>
+          </w:tcPr>
+          <w:p>
+            <w:pPr>
+              <w:spacing w:after="0" w:before="0"/>
+            </w:pPr>
+            <w:r>
+              <w:rPr>
+                <w:rFonts w:ascii="Calibri" w:cs="Calibri" w:eastAsia="Calibri" w:hAnsi="Calibri"/>
+                <w:sz w:val="21"/>
+                <w:szCs w:val="21"/>
+              </w:rPr>
               <w:t xml:space="preserve">Anzeigename</w:t>
             </w:r>
           </w:p>
@@ -31515,7 +31566,7 @@
                 <w:sz w:val="15"/>
                 <w:szCs w:val="15"/>
               </w:rPr>
-              <w:t xml:space="preserve">B-477</w:t>
+              <w:t xml:space="preserve">B-478</w:t>
             </w:r>
           </w:p>
         </w:tc>
@@ -31566,7 +31617,7 @@
                 <w:sz w:val="15"/>
                 <w:szCs w:val="15"/>
               </w:rPr>
-              <w:t xml:space="preserve">B-478</w:t>
+              <w:t xml:space="preserve">B-479</w:t>
             </w:r>
           </w:p>
         </w:tc>
@@ -31617,7 +31668,58 @@
                 <w:sz w:val="15"/>
                 <w:szCs w:val="15"/>
               </w:rPr>
-              <w:t xml:space="preserve">B-479</w:t>
+              <w:t xml:space="preserve">B-480</w:t>
+            </w:r>
+          </w:p>
+        </w:tc>
+        <w:tc>
+          <w:tcPr>
+            <w:tcW w:type="dxa" w:w="7880"/>
+            <w:tcMar>
+              <w:top w:type="dxa" w:w="60"/>
+              <w:left w:type="dxa" w:w="90"/>
+              <w:bottom w:type="dxa" w:w="60"/>
+              <w:right w:type="dxa" w:w="90"/>
+            </w:tcMar>
+          </w:tcPr>
+          <w:p>
+            <w:pPr>
+              <w:spacing w:after="0" w:before="0"/>
+            </w:pPr>
+            <w:r>
+              <w:rPr>
+                <w:rFonts w:ascii="Calibri" w:cs="Calibri" w:eastAsia="Calibri" w:hAnsi="Calibri"/>
+                <w:sz w:val="21"/>
+                <w:szCs w:val="21"/>
+              </w:rPr>
+              <w:t xml:space="preserve">Das aktuelle Passwort stimmt nicht.</w:t>
+            </w:r>
+          </w:p>
+        </w:tc>
+      </w:tr>
+      <w:tr>
+        <w:tc>
+          <w:tcPr>
+            <w:tcW w:type="dxa" w:w="1120"/>
+            <w:tcMar>
+              <w:top w:type="dxa" w:w="60"/>
+              <w:left w:type="dxa" w:w="90"/>
+              <w:bottom w:type="dxa" w:w="60"/>
+              <w:right w:type="dxa" w:w="90"/>
+            </w:tcMar>
+          </w:tcPr>
+          <w:p>
+            <w:pPr>
+              <w:spacing w:after="0"/>
+            </w:pPr>
+            <w:r>
+              <w:rPr>
+                <w:rFonts w:ascii="Consolas" w:cs="Consolas" w:eastAsia="Consolas" w:hAnsi="Consolas"/>
+                <w:color w:val="9A958B"/>
+                <w:sz w:val="15"/>
+                <w:szCs w:val="15"/>
+              </w:rPr>
+              <w:t xml:space="preserve">B-481</w:t>
             </w:r>
           </w:p>
         </w:tc>
@@ -31668,58 +31770,7 @@
                 <w:sz w:val="15"/>
                 <w:szCs w:val="15"/>
               </w:rPr>
-              <w:t xml:space="preserve">B-480</w:t>
-            </w:r>
-          </w:p>
-        </w:tc>
-        <w:tc>
-          <w:tcPr>
-            <w:tcW w:type="dxa" w:w="7880"/>
-            <w:tcMar>
-              <w:top w:type="dxa" w:w="60"/>
-              <w:left w:type="dxa" w:w="90"/>
-              <w:bottom w:type="dxa" w:w="60"/>
-              <w:right w:type="dxa" w:w="90"/>
-            </w:tcMar>
-          </w:tcPr>
-          <w:p>
-            <w:pPr>
-              <w:spacing w:after="0" w:before="0"/>
-            </w:pPr>
-            <w:r>
-              <w:rPr>
-                <w:rFonts w:ascii="Calibri" w:cs="Calibri" w:eastAsia="Calibri" w:hAnsi="Calibri"/>
-                <w:sz w:val="21"/>
-                <w:szCs w:val="21"/>
-              </w:rPr>
-              <w:t xml:space="preserve">Daten bleiben auf dem Server</w:t>
-            </w:r>
-          </w:p>
-        </w:tc>
-      </w:tr>
-      <w:tr>
-        <w:tc>
-          <w:tcPr>
-            <w:tcW w:type="dxa" w:w="1120"/>
-            <w:tcMar>
-              <w:top w:type="dxa" w:w="60"/>
-              <w:left w:type="dxa" w:w="90"/>
-              <w:bottom w:type="dxa" w:w="60"/>
-              <w:right w:type="dxa" w:w="90"/>
-            </w:tcMar>
-          </w:tcPr>
-          <w:p>
-            <w:pPr>
-              <w:spacing w:after="0"/>
-            </w:pPr>
-            <w:r>
-              <w:rPr>
-                <w:rFonts w:ascii="Consolas" w:cs="Consolas" w:eastAsia="Consolas" w:hAnsi="Consolas"/>
-                <w:color w:val="9A958B"/>
-                <w:sz w:val="15"/>
-                <w:szCs w:val="15"/>
-              </w:rPr>
-              <w:t xml:space="preserve">B-481</w:t>
+              <w:t xml:space="preserve">B-482</w:t>
             </w:r>
           </w:p>
         </w:tc>
@@ -31770,7 +31821,7 @@
                 <w:sz w:val="15"/>
                 <w:szCs w:val="15"/>
               </w:rPr>
-              <w:t xml:space="preserve">B-482</w:t>
+              <w:t xml:space="preserve">B-483</w:t>
             </w:r>
           </w:p>
         </w:tc>
@@ -31821,7 +31872,58 @@
                 <w:sz w:val="15"/>
                 <w:szCs w:val="15"/>
               </w:rPr>
-              <w:t xml:space="preserve">B-483</w:t>
+              <w:t xml:space="preserve">B-484</w:t>
+            </w:r>
+          </w:p>
+        </w:tc>
+        <w:tc>
+          <w:tcPr>
+            <w:tcW w:type="dxa" w:w="7880"/>
+            <w:tcMar>
+              <w:top w:type="dxa" w:w="60"/>
+              <w:left w:type="dxa" w:w="90"/>
+              <w:bottom w:type="dxa" w:w="60"/>
+              <w:right w:type="dxa" w:w="90"/>
+            </w:tcMar>
+          </w:tcPr>
+          <w:p>
+            <w:pPr>
+              <w:spacing w:after="0" w:before="0"/>
+            </w:pPr>
+            <w:r>
+              <w:rPr>
+                <w:rFonts w:ascii="Calibri" w:cs="Calibri" w:eastAsia="Calibri" w:hAnsi="Calibri"/>
+                <w:sz w:val="21"/>
+                <w:szCs w:val="21"/>
+              </w:rPr>
+              <w:t xml:space="preserve">Deine Wörter bleiben auf diesem Gerät</w:t>
+            </w:r>
+          </w:p>
+        </w:tc>
+      </w:tr>
+      <w:tr>
+        <w:tc>
+          <w:tcPr>
+            <w:tcW w:type="dxa" w:w="1120"/>
+            <w:tcMar>
+              <w:top w:type="dxa" w:w="60"/>
+              <w:left w:type="dxa" w:w="90"/>
+              <w:bottom w:type="dxa" w:w="60"/>
+              <w:right w:type="dxa" w:w="90"/>
+            </w:tcMar>
+          </w:tcPr>
+          <w:p>
+            <w:pPr>
+              <w:spacing w:after="0"/>
+            </w:pPr>
+            <w:r>
+              <w:rPr>
+                <w:rFonts w:ascii="Consolas" w:cs="Consolas" w:eastAsia="Consolas" w:hAnsi="Consolas"/>
+                <w:color w:val="9A958B"/>
+                <w:sz w:val="15"/>
+                <w:szCs w:val="15"/>
+              </w:rPr>
+              <w:t xml:space="preserve">B-485</w:t>
             </w:r>
           </w:p>
         </w:tc>
@@ -31872,7 +31974,7 @@
                 <w:sz w:val="15"/>
                 <w:szCs w:val="15"/>
               </w:rPr>
-              <w:t xml:space="preserve">B-484</w:t>
+              <w:t xml:space="preserve">B-486</w:t>
             </w:r>
           </w:p>
         </w:tc>
@@ -31923,7 +32025,7 @@
                 <w:sz w:val="15"/>
                 <w:szCs w:val="15"/>
               </w:rPr>
-              <w:t xml:space="preserve">B-485</w:t>
+              <w:t xml:space="preserve">B-487</w:t>
             </w:r>
           </w:p>
         </w:tc>
@@ -31974,7 +32076,7 @@
                 <w:sz w:val="15"/>
                 <w:szCs w:val="15"/>
               </w:rPr>
-              <w:t xml:space="preserve">B-486</w:t>
+              <w:t xml:space="preserve">B-488</w:t>
             </w:r>
           </w:p>
         </w:tc>
@@ -32025,7 +32127,7 @@
                 <w:sz w:val="15"/>
                 <w:szCs w:val="15"/>
               </w:rPr>
-              <w:t xml:space="preserve">B-487</w:t>
+              <w:t xml:space="preserve">B-489</w:t>
             </w:r>
           </w:p>
         </w:tc>
@@ -32076,7 +32178,7 @@
                 <w:sz w:val="15"/>
                 <w:szCs w:val="15"/>
               </w:rPr>
-              <w:t xml:space="preserve">B-488</w:t>
+              <w:t xml:space="preserve">B-490</w:t>
             </w:r>
           </w:p>
         </w:tc>
@@ -32127,7 +32229,7 @@
                 <w:sz w:val="15"/>
                 <w:szCs w:val="15"/>
               </w:rPr>
-              <w:t xml:space="preserve">B-489</w:t>
+              <w:t xml:space="preserve">B-491</w:t>
             </w:r>
           </w:p>
         </w:tc>
@@ -32178,7 +32280,7 @@
                 <w:sz w:val="15"/>
                 <w:szCs w:val="15"/>
               </w:rPr>
-              <w:t xml:space="preserve">B-490</w:t>
+              <w:t xml:space="preserve">B-492</w:t>
             </w:r>
           </w:p>
         </w:tc>
@@ -32229,7 +32331,7 @@
                 <w:sz w:val="15"/>
                 <w:szCs w:val="15"/>
               </w:rPr>
-              <w:t xml:space="preserve">B-491</w:t>
+              <w:t xml:space="preserve">B-493</w:t>
             </w:r>
           </w:p>
         </w:tc>
@@ -32280,7 +32382,7 @@
                 <w:sz w:val="15"/>
                 <w:szCs w:val="15"/>
               </w:rPr>
-              <w:t xml:space="preserve">B-492</w:t>
+              <w:t xml:space="preserve">B-494</w:t>
             </w:r>
           </w:p>
         </w:tc>
@@ -32331,7 +32433,7 @@
                 <w:sz w:val="15"/>
                 <w:szCs w:val="15"/>
               </w:rPr>
-              <w:t xml:space="preserve">B-493</w:t>
+              <w:t xml:space="preserve">B-495</w:t>
             </w:r>
           </w:p>
         </w:tc>
@@ -32382,7 +32484,7 @@
                 <w:sz w:val="15"/>
                 <w:szCs w:val="15"/>
               </w:rPr>
-              <w:t xml:space="preserve">B-494</w:t>
+              <w:t xml:space="preserve">B-496</w:t>
             </w:r>
           </w:p>
         </w:tc>
@@ -32433,7 +32535,7 @@
                 <w:sz w:val="15"/>
                 <w:szCs w:val="15"/>
               </w:rPr>
-              <w:t xml:space="preserve">B-495</w:t>
+              <w:t xml:space="preserve">B-497</w:t>
             </w:r>
           </w:p>
         </w:tc>
@@ -32484,7 +32586,7 @@
                 <w:sz w:val="15"/>
                 <w:szCs w:val="15"/>
               </w:rPr>
-              <w:t xml:space="preserve">B-496</w:t>
+              <w:t xml:space="preserve">B-498</w:t>
             </w:r>
           </w:p>
         </w:tc>
@@ -32535,7 +32637,7 @@
                 <w:sz w:val="15"/>
                 <w:szCs w:val="15"/>
               </w:rPr>
-              <w:t xml:space="preserve">B-497</w:t>
+              <w:t xml:space="preserve">B-499</w:t>
             </w:r>
           </w:p>
         </w:tc>
@@ -32586,7 +32688,7 @@
                 <w:sz w:val="15"/>
                 <w:szCs w:val="15"/>
               </w:rPr>
-              <w:t xml:space="preserve">B-498</w:t>
+              <w:t xml:space="preserve">B-500</w:t>
             </w:r>
           </w:p>
         </w:tc>
@@ -32637,7 +32739,7 @@
                 <w:sz w:val="15"/>
                 <w:szCs w:val="15"/>
               </w:rPr>
-              <w:t xml:space="preserve">B-499</w:t>
+              <w:t xml:space="preserve">B-501</w:t>
             </w:r>
           </w:p>
         </w:tc>
@@ -32688,7 +32790,7 @@
                 <w:sz w:val="15"/>
                 <w:szCs w:val="15"/>
               </w:rPr>
-              <w:t xml:space="preserve">B-500</w:t>
+              <w:t xml:space="preserve">B-502</w:t>
             </w:r>
           </w:p>
         </w:tc>
@@ -32739,7 +32841,7 @@
                 <w:sz w:val="15"/>
                 <w:szCs w:val="15"/>
               </w:rPr>
-              <w:t xml:space="preserve">B-501</w:t>
+              <w:t xml:space="preserve">B-503</w:t>
             </w:r>
           </w:p>
         </w:tc>
@@ -32790,7 +32892,7 @@
                 <w:sz w:val="15"/>
                 <w:szCs w:val="15"/>
               </w:rPr>
-              <w:t xml:space="preserve">B-502</w:t>
+              <w:t xml:space="preserve">B-504</w:t>
             </w:r>
           </w:p>
         </w:tc>
@@ -32841,7 +32943,7 @@
                 <w:sz w:val="15"/>
                 <w:szCs w:val="15"/>
               </w:rPr>
-              <w:t xml:space="preserve">B-503</w:t>
+              <w:t xml:space="preserve">B-505</w:t>
             </w:r>
           </w:p>
         </w:tc>
@@ -32892,7 +32994,7 @@
                 <w:sz w:val="15"/>
                 <w:szCs w:val="15"/>
               </w:rPr>
-              <w:t xml:space="preserve">B-504</w:t>
+              <w:t xml:space="preserve">B-506</w:t>
             </w:r>
           </w:p>
         </w:tc>
@@ -32943,7 +33045,7 @@
                 <w:sz w:val="15"/>
                 <w:szCs w:val="15"/>
               </w:rPr>
-              <w:t xml:space="preserve">B-505</w:t>
+              <w:t xml:space="preserve">B-507</w:t>
             </w:r>
           </w:p>
         </w:tc>
@@ -32994,7 +33096,7 @@
                 <w:sz w:val="15"/>
                 <w:szCs w:val="15"/>
               </w:rPr>
-              <w:t xml:space="preserve">B-506</w:t>
+              <w:t xml:space="preserve">B-508</w:t>
             </w:r>
           </w:p>
         </w:tc>
@@ -33045,7 +33147,7 @@
                 <w:sz w:val="15"/>
                 <w:szCs w:val="15"/>
               </w:rPr>
-              <w:t xml:space="preserve">B-507</w:t>
+              <w:t xml:space="preserve">B-509</w:t>
             </w:r>
           </w:p>
         </w:tc>
@@ -33096,7 +33198,7 @@
                 <w:sz w:val="15"/>
                 <w:szCs w:val="15"/>
               </w:rPr>
-              <w:t xml:space="preserve">B-508</w:t>
+              <w:t xml:space="preserve">B-510</w:t>
             </w:r>
           </w:p>
         </w:tc>
@@ -33147,7 +33249,7 @@
                 <w:sz w:val="15"/>
                 <w:szCs w:val="15"/>
               </w:rPr>
-              <w:t xml:space="preserve">B-509</w:t>
+              <w:t xml:space="preserve">B-511</w:t>
             </w:r>
           </w:p>
         </w:tc>
@@ -33198,7 +33300,7 @@
                 <w:sz w:val="15"/>
                 <w:szCs w:val="15"/>
               </w:rPr>
-              <w:t xml:space="preserve">B-510</w:t>
+              <w:t xml:space="preserve">B-512</w:t>
             </w:r>
           </w:p>
         </w:tc>
@@ -33249,7 +33351,7 @@
                 <w:sz w:val="15"/>
                 <w:szCs w:val="15"/>
               </w:rPr>
-              <w:t xml:space="preserve">B-511</w:t>
+              <w:t xml:space="preserve">B-513</w:t>
             </w:r>
           </w:p>
         </w:tc>
@@ -33300,7 +33402,7 @@
                 <w:sz w:val="15"/>
                 <w:szCs w:val="15"/>
               </w:rPr>
-              <w:t xml:space="preserve">B-512</w:t>
+              <w:t xml:space="preserve">B-514</w:t>
             </w:r>
           </w:p>
         </w:tc>
@@ -33351,7 +33453,7 @@
                 <w:sz w:val="15"/>
                 <w:szCs w:val="15"/>
               </w:rPr>
-              <w:t xml:space="preserve">B-513</w:t>
+              <w:t xml:space="preserve">B-515</w:t>
             </w:r>
           </w:p>
         </w:tc>
@@ -33402,7 +33504,7 @@
                 <w:sz w:val="15"/>
                 <w:szCs w:val="15"/>
               </w:rPr>
-              <w:t xml:space="preserve">B-514</w:t>
+              <w:t xml:space="preserve">B-516</w:t>
             </w:r>
           </w:p>
         </w:tc>
@@ -33453,7 +33555,7 @@
                 <w:sz w:val="15"/>
                 <w:szCs w:val="15"/>
               </w:rPr>
-              <w:t xml:space="preserve">B-515</w:t>
+              <w:t xml:space="preserve">B-517</w:t>
             </w:r>
           </w:p>
         </w:tc>
@@ -33504,7 +33606,7 @@
                 <w:sz w:val="15"/>
                 <w:szCs w:val="15"/>
               </w:rPr>
-              <w:t xml:space="preserve">B-516</w:t>
+              <w:t xml:space="preserve">B-518</w:t>
             </w:r>
           </w:p>
         </w:tc>
@@ -33555,7 +33657,7 @@
                 <w:sz w:val="15"/>
                 <w:szCs w:val="15"/>
               </w:rPr>
-              <w:t xml:space="preserve">B-517</w:t>
+              <w:t xml:space="preserve">B-519</w:t>
             </w:r>
           </w:p>
         </w:tc>
@@ -33704,7 +33806,7 @@
                 <w:sz w:val="15"/>
                 <w:szCs w:val="15"/>
               </w:rPr>
-              <w:t xml:space="preserve">B-518</w:t>
+              <w:t xml:space="preserve">B-520</w:t>
             </w:r>
           </w:p>
         </w:tc>
@@ -33755,7 +33857,7 @@
                 <w:sz w:val="15"/>
                 <w:szCs w:val="15"/>
               </w:rPr>
-              <w:t xml:space="preserve">B-519</w:t>
+              <w:t xml:space="preserve">B-521</w:t>
             </w:r>
           </w:p>
         </w:tc>
@@ -33806,7 +33908,7 @@
                 <w:sz w:val="15"/>
                 <w:szCs w:val="15"/>
               </w:rPr>
-              <w:t xml:space="preserve">B-520</w:t>
+              <w:t xml:space="preserve">B-522</w:t>
             </w:r>
           </w:p>
         </w:tc>
@@ -33857,7 +33959,7 @@
                 <w:sz w:val="15"/>
                 <w:szCs w:val="15"/>
               </w:rPr>
-              <w:t xml:space="preserve">B-521</w:t>
+              <w:t xml:space="preserve">B-523</w:t>
             </w:r>
           </w:p>
         </w:tc>
@@ -34006,7 +34108,7 @@
                 <w:sz w:val="15"/>
                 <w:szCs w:val="15"/>
               </w:rPr>
-              <w:t xml:space="preserve">B-522</w:t>
+              <w:t xml:space="preserve">B-524</w:t>
             </w:r>
           </w:p>
         </w:tc>
@@ -34057,7 +34159,7 @@
                 <w:sz w:val="15"/>
                 <w:szCs w:val="15"/>
               </w:rPr>
-              <w:t xml:space="preserve">B-523</w:t>
+              <w:t xml:space="preserve">B-525</w:t>
             </w:r>
           </w:p>
         </w:tc>
@@ -34108,7 +34210,7 @@
                 <w:sz w:val="15"/>
                 <w:szCs w:val="15"/>
               </w:rPr>
-              <w:t xml:space="preserve">B-524</w:t>
+              <w:t xml:space="preserve">B-526</w:t>
             </w:r>
           </w:p>
         </w:tc>
@@ -34257,7 +34359,7 @@
                 <w:sz w:val="15"/>
                 <w:szCs w:val="15"/>
               </w:rPr>
-              <w:t xml:space="preserve">B-525</w:t>
+              <w:t xml:space="preserve">B-527</w:t>
             </w:r>
           </w:p>
         </w:tc>
@@ -34308,7 +34410,7 @@
                 <w:sz w:val="15"/>
                 <w:szCs w:val="15"/>
               </w:rPr>
-              <w:t xml:space="preserve">B-526</w:t>
+              <w:t xml:space="preserve">B-528</w:t>
             </w:r>
           </w:p>
         </w:tc>
@@ -34359,7 +34461,7 @@
                 <w:sz w:val="15"/>
                 <w:szCs w:val="15"/>
               </w:rPr>
-              <w:t xml:space="preserve">B-527</w:t>
+              <w:t xml:space="preserve">B-529</w:t>
             </w:r>
           </w:p>
         </w:tc>
@@ -34410,7 +34512,7 @@
                 <w:sz w:val="15"/>
                 <w:szCs w:val="15"/>
               </w:rPr>
-              <w:t xml:space="preserve">B-528</w:t>
+              <w:t xml:space="preserve">B-530</w:t>
             </w:r>
           </w:p>
         </w:tc>
@@ -34461,7 +34563,7 @@
                 <w:sz w:val="15"/>
                 <w:szCs w:val="15"/>
               </w:rPr>
-              <w:t xml:space="preserve">B-529</w:t>
+              <w:t xml:space="preserve">B-531</w:t>
             </w:r>
           </w:p>
         </w:tc>
@@ -34512,7 +34614,7 @@
                 <w:sz w:val="15"/>
                 <w:szCs w:val="15"/>
               </w:rPr>
-              <w:t xml:space="preserve">B-530</w:t>
+              <w:t xml:space="preserve">B-532</w:t>
             </w:r>
           </w:p>
         </w:tc>
@@ -34563,7 +34665,7 @@
                 <w:sz w:val="15"/>
                 <w:szCs w:val="15"/>
               </w:rPr>
-              <w:t xml:space="preserve">B-531</w:t>
+              <w:t xml:space="preserve">B-533</w:t>
             </w:r>
           </w:p>
         </w:tc>
@@ -34614,7 +34716,7 @@
                 <w:sz w:val="15"/>
                 <w:szCs w:val="15"/>
               </w:rPr>
-              <w:t xml:space="preserve">B-532</w:t>
+              <w:t xml:space="preserve">B-534</w:t>
             </w:r>
           </w:p>
         </w:tc>
@@ -34665,7 +34767,7 @@
                 <w:sz w:val="15"/>
                 <w:szCs w:val="15"/>
               </w:rPr>
-              <w:t xml:space="preserve">B-533</w:t>
+              <w:t xml:space="preserve">B-535</w:t>
             </w:r>
           </w:p>
         </w:tc>
@@ -34716,7 +34818,7 @@
                 <w:sz w:val="15"/>
                 <w:szCs w:val="15"/>
               </w:rPr>
-              <w:t xml:space="preserve">B-534</w:t>
+              <w:t xml:space="preserve">B-536</w:t>
             </w:r>
           </w:p>
         </w:tc>
@@ -34767,7 +34869,7 @@
                 <w:sz w:val="15"/>
                 <w:szCs w:val="15"/>
               </w:rPr>
-              <w:t xml:space="preserve">B-535</w:t>
+              <w:t xml:space="preserve">B-537</w:t>
             </w:r>
           </w:p>
         </w:tc>
@@ -34818,7 +34920,7 @@
                 <w:sz w:val="15"/>
                 <w:szCs w:val="15"/>
               </w:rPr>
-              <w:t xml:space="preserve">B-536</w:t>
+              <w:t xml:space="preserve">B-538</w:t>
             </w:r>
           </w:p>
         </w:tc>
@@ -34869,7 +34971,7 @@
                 <w:sz w:val="15"/>
                 <w:szCs w:val="15"/>
               </w:rPr>
-              <w:t xml:space="preserve">B-537</w:t>
+              <w:t xml:space="preserve">B-539</w:t>
             </w:r>
           </w:p>
         </w:tc>
@@ -34920,7 +35022,7 @@
                 <w:sz w:val="15"/>
                 <w:szCs w:val="15"/>
               </w:rPr>
-              <w:t xml:space="preserve">B-538</w:t>
+              <w:t xml:space="preserve">B-540</w:t>
             </w:r>
           </w:p>
         </w:tc>
@@ -34971,7 +35073,7 @@
                 <w:sz w:val="15"/>
                 <w:szCs w:val="15"/>
               </w:rPr>
-              <w:t xml:space="preserve">B-539</w:t>
+              <w:t xml:space="preserve">B-541</w:t>
             </w:r>
           </w:p>
         </w:tc>
@@ -35022,7 +35124,7 @@
                 <w:sz w:val="15"/>
                 <w:szCs w:val="15"/>
               </w:rPr>
-              <w:t xml:space="preserve">B-540</w:t>
+              <w:t xml:space="preserve">B-542</w:t>
             </w:r>
           </w:p>
         </w:tc>
@@ -35073,7 +35175,7 @@
                 <w:sz w:val="15"/>
                 <w:szCs w:val="15"/>
               </w:rPr>
-              <w:t xml:space="preserve">B-541</w:t>
+              <w:t xml:space="preserve">B-543</w:t>
             </w:r>
           </w:p>
         </w:tc>
@@ -35222,7 +35324,7 @@
                 <w:sz w:val="15"/>
                 <w:szCs w:val="15"/>
               </w:rPr>
-              <w:t xml:space="preserve">B-542</w:t>
+              <w:t xml:space="preserve">B-544</w:t>
             </w:r>
           </w:p>
         </w:tc>
@@ -35273,7 +35375,7 @@
                 <w:sz w:val="15"/>
                 <w:szCs w:val="15"/>
               </w:rPr>
-              <w:t xml:space="preserve">B-543</w:t>
+              <w:t xml:space="preserve">B-545</w:t>
             </w:r>
           </w:p>
         </w:tc>
@@ -35324,7 +35426,7 @@
                 <w:sz w:val="15"/>
                 <w:szCs w:val="15"/>
               </w:rPr>
-              <w:t xml:space="preserve">B-544</w:t>
+              <w:t xml:space="preserve">B-546</w:t>
             </w:r>
           </w:p>
         </w:tc>
@@ -35375,7 +35477,7 @@
                 <w:sz w:val="15"/>
                 <w:szCs w:val="15"/>
               </w:rPr>
-              <w:t xml:space="preserve">B-545</w:t>
+              <w:t xml:space="preserve">B-547</w:t>
             </w:r>
           </w:p>
         </w:tc>
@@ -35426,7 +35528,7 @@
                 <w:sz w:val="15"/>
                 <w:szCs w:val="15"/>
               </w:rPr>
-              <w:t xml:space="preserve">B-546</w:t>
+              <w:t xml:space="preserve">B-548</w:t>
             </w:r>
           </w:p>
         </w:tc>
@@ -35477,7 +35579,7 @@
                 <w:sz w:val="15"/>
                 <w:szCs w:val="15"/>
               </w:rPr>
-              <w:t xml:space="preserve">B-547</w:t>
+              <w:t xml:space="preserve">B-549</w:t>
             </w:r>
           </w:p>
         </w:tc>
@@ -35528,7 +35630,7 @@
                 <w:sz w:val="15"/>
                 <w:szCs w:val="15"/>
               </w:rPr>
-              <w:t xml:space="preserve">B-548</w:t>
+              <w:t xml:space="preserve">B-550</w:t>
             </w:r>
           </w:p>
         </w:tc>
@@ -35579,7 +35681,7 @@
                 <w:sz w:val="15"/>
                 <w:szCs w:val="15"/>
               </w:rPr>
-              <w:t xml:space="preserve">B-549</w:t>
+              <w:t xml:space="preserve">B-551</w:t>
             </w:r>
           </w:p>
         </w:tc>
@@ -35630,7 +35732,7 @@
                 <w:sz w:val="15"/>
                 <w:szCs w:val="15"/>
               </w:rPr>
-              <w:t xml:space="preserve">B-550</w:t>
+              <w:t xml:space="preserve">B-552</w:t>
             </w:r>
           </w:p>
         </w:tc>
@@ -35681,7 +35783,7 @@
                 <w:sz w:val="15"/>
                 <w:szCs w:val="15"/>
               </w:rPr>
-              <w:t xml:space="preserve">B-551</w:t>
+              <w:t xml:space="preserve">B-553</w:t>
             </w:r>
           </w:p>
         </w:tc>
@@ -35732,7 +35834,7 @@
                 <w:sz w:val="15"/>
                 <w:szCs w:val="15"/>
               </w:rPr>
-              <w:t xml:space="preserve">B-552</w:t>
+              <w:t xml:space="preserve">B-554</w:t>
             </w:r>
           </w:p>
         </w:tc>
@@ -35783,7 +35885,7 @@
                 <w:sz w:val="15"/>
                 <w:szCs w:val="15"/>
               </w:rPr>
-              <w:t xml:space="preserve">B-553</w:t>
+              <w:t xml:space="preserve">B-555</w:t>
             </w:r>
           </w:p>
         </w:tc>
@@ -35932,7 +36034,7 @@
                 <w:sz w:val="15"/>
                 <w:szCs w:val="15"/>
               </w:rPr>
-              <w:t xml:space="preserve">B-554</w:t>
+              <w:t xml:space="preserve">B-556</w:t>
             </w:r>
           </w:p>
         </w:tc>
@@ -35983,7 +36085,7 @@
                 <w:sz w:val="15"/>
                 <w:szCs w:val="15"/>
               </w:rPr>
-              <w:t xml:space="preserve">B-555</w:t>
+              <w:t xml:space="preserve">B-557</w:t>
             </w:r>
           </w:p>
         </w:tc>
@@ -36034,7 +36136,7 @@
                 <w:sz w:val="15"/>
                 <w:szCs w:val="15"/>
               </w:rPr>
-              <w:t xml:space="preserve">B-556</w:t>
+              <w:t xml:space="preserve">B-558</w:t>
             </w:r>
           </w:p>
         </w:tc>
@@ -36085,7 +36187,7 @@
                 <w:sz w:val="15"/>
                 <w:szCs w:val="15"/>
               </w:rPr>
-              <w:t xml:space="preserve">B-557</w:t>
+              <w:t xml:space="preserve">B-559</w:t>
             </w:r>
           </w:p>
         </w:tc>
@@ -36136,7 +36238,7 @@
                 <w:sz w:val="15"/>
                 <w:szCs w:val="15"/>
               </w:rPr>
-              <w:t xml:space="preserve">B-558</w:t>
+              <w:t xml:space="preserve">B-560</w:t>
             </w:r>
           </w:p>
         </w:tc>
@@ -36187,7 +36289,7 @@
                 <w:sz w:val="15"/>
                 <w:szCs w:val="15"/>
               </w:rPr>
-              <w:t xml:space="preserve">B-559</w:t>
+              <w:t xml:space="preserve">B-561</w:t>
             </w:r>
           </w:p>
         </w:tc>
@@ -36238,7 +36340,7 @@
                 <w:sz w:val="15"/>
                 <w:szCs w:val="15"/>
               </w:rPr>
-              <w:t xml:space="preserve">B-560</w:t>
+              <w:t xml:space="preserve">B-562</w:t>
             </w:r>
           </w:p>
         </w:tc>
@@ -36289,7 +36391,7 @@
                 <w:sz w:val="15"/>
                 <w:szCs w:val="15"/>
               </w:rPr>
-              <w:t xml:space="preserve">B-561</w:t>
+              <w:t xml:space="preserve">B-563</w:t>
             </w:r>
           </w:p>
         </w:tc>
@@ -36438,7 +36540,7 @@
                 <w:sz w:val="15"/>
                 <w:szCs w:val="15"/>
               </w:rPr>
-              <w:t xml:space="preserve">B-562</w:t>
+              <w:t xml:space="preserve">B-564</w:t>
             </w:r>
           </w:p>
         </w:tc>
@@ -36489,7 +36591,7 @@
                 <w:sz w:val="15"/>
                 <w:szCs w:val="15"/>
               </w:rPr>
-              <w:t xml:space="preserve">B-563</w:t>
+              <w:t xml:space="preserve">B-565</w:t>
             </w:r>
           </w:p>
         </w:tc>
@@ -36540,7 +36642,7 @@
                 <w:sz w:val="15"/>
                 <w:szCs w:val="15"/>
               </w:rPr>
-              <w:t xml:space="preserve">B-564</w:t>
+              <w:t xml:space="preserve">B-566</w:t>
             </w:r>
           </w:p>
         </w:tc>
@@ -36591,7 +36693,7 @@
                 <w:sz w:val="15"/>
                 <w:szCs w:val="15"/>
               </w:rPr>
-              <w:t xml:space="preserve">B-565</w:t>
+              <w:t xml:space="preserve">B-567</w:t>
             </w:r>
           </w:p>
         </w:tc>
@@ -36642,7 +36744,7 @@
                 <w:sz w:val="15"/>
                 <w:szCs w:val="15"/>
               </w:rPr>
-              <w:t xml:space="preserve">B-566</w:t>
+              <w:t xml:space="preserve">B-568</w:t>
             </w:r>
           </w:p>
         </w:tc>
@@ -36693,7 +36795,7 @@
                 <w:sz w:val="15"/>
                 <w:szCs w:val="15"/>
               </w:rPr>
-              <w:t xml:space="preserve">B-567</w:t>
+              <w:t xml:space="preserve">B-569</w:t>
             </w:r>
           </w:p>
         </w:tc>
@@ -36842,7 +36944,7 @@
                 <w:sz w:val="15"/>
                 <w:szCs w:val="15"/>
               </w:rPr>
-              <w:t xml:space="preserve">B-568</w:t>
+              <w:t xml:space="preserve">B-570</w:t>
             </w:r>
           </w:p>
         </w:tc>
@@ -36893,7 +36995,7 @@
                 <w:sz w:val="15"/>
                 <w:szCs w:val="15"/>
               </w:rPr>
-              <w:t xml:space="preserve">B-569</w:t>
+              <w:t xml:space="preserve">B-571</w:t>
             </w:r>
           </w:p>
         </w:tc>
@@ -36944,7 +37046,7 @@
                 <w:sz w:val="15"/>
                 <w:szCs w:val="15"/>
               </w:rPr>
-              <w:t xml:space="preserve">B-570</w:t>
+              <w:t xml:space="preserve">B-572</w:t>
             </w:r>
           </w:p>
         </w:tc>
@@ -36995,7 +37097,7 @@
                 <w:sz w:val="15"/>
                 <w:szCs w:val="15"/>
               </w:rPr>
-              <w:t xml:space="preserve">B-571</w:t>
+              <w:t xml:space="preserve">B-573</w:t>
             </w:r>
           </w:p>
         </w:tc>
@@ -37144,7 +37246,7 @@
                 <w:sz w:val="15"/>
                 <w:szCs w:val="15"/>
               </w:rPr>
-              <w:t xml:space="preserve">B-572</w:t>
+              <w:t xml:space="preserve">B-574</w:t>
             </w:r>
           </w:p>
         </w:tc>
@@ -37195,7 +37297,7 @@
                 <w:sz w:val="15"/>
                 <w:szCs w:val="15"/>
               </w:rPr>
-              <w:t xml:space="preserve">B-573</w:t>
+              <w:t xml:space="preserve">B-575</w:t>
             </w:r>
           </w:p>
         </w:tc>
@@ -37246,7 +37348,7 @@
                 <w:sz w:val="15"/>
                 <w:szCs w:val="15"/>
               </w:rPr>
-              <w:t xml:space="preserve">B-574</w:t>
+              <w:t xml:space="preserve">B-576</w:t>
             </w:r>
           </w:p>
         </w:tc>
@@ -37297,7 +37399,7 @@
                 <w:sz w:val="15"/>
                 <w:szCs w:val="15"/>
               </w:rPr>
-              <w:t xml:space="preserve">B-575</w:t>
+              <w:t xml:space="preserve">B-577</w:t>
             </w:r>
           </w:p>
         </w:tc>
@@ -37348,7 +37450,7 @@
                 <w:sz w:val="15"/>
                 <w:szCs w:val="15"/>
               </w:rPr>
-              <w:t xml:space="preserve">B-576</w:t>
+              <w:t xml:space="preserve">B-578</w:t>
             </w:r>
           </w:p>
         </w:tc>
@@ -37399,7 +37501,7 @@
                 <w:sz w:val="15"/>
                 <w:szCs w:val="15"/>
               </w:rPr>
-              <w:t xml:space="preserve">B-577</w:t>
+              <w:t xml:space="preserve">B-579</w:t>
             </w:r>
           </w:p>
         </w:tc>
@@ -37450,7 +37552,7 @@
                 <w:sz w:val="15"/>
                 <w:szCs w:val="15"/>
               </w:rPr>
-              <w:t xml:space="preserve">B-578</w:t>
+              <w:t xml:space="preserve">B-580</w:t>
             </w:r>
           </w:p>
         </w:tc>
@@ -37599,7 +37701,7 @@
                 <w:sz w:val="15"/>
                 <w:szCs w:val="15"/>
               </w:rPr>
-              <w:t xml:space="preserve">B-579</w:t>
+              <w:t xml:space="preserve">B-581</w:t>
             </w:r>
           </w:p>
         </w:tc>
@@ -37650,7 +37752,7 @@
                 <w:sz w:val="15"/>
                 <w:szCs w:val="15"/>
               </w:rPr>
-              <w:t xml:space="preserve">B-580</w:t>
+              <w:t xml:space="preserve">B-582</w:t>
             </w:r>
           </w:p>
         </w:tc>
@@ -37701,7 +37803,7 @@
                 <w:sz w:val="15"/>
                 <w:szCs w:val="15"/>
               </w:rPr>
-              <w:t xml:space="preserve">B-581</w:t>
+              <w:t xml:space="preserve">B-583</w:t>
             </w:r>
           </w:p>
         </w:tc>
@@ -37752,7 +37854,7 @@
                 <w:sz w:val="15"/>
                 <w:szCs w:val="15"/>
               </w:rPr>
-              <w:t xml:space="preserve">B-582</w:t>
+              <w:t xml:space="preserve">B-584</w:t>
             </w:r>
           </w:p>
         </w:tc>
@@ -37803,7 +37905,7 @@
                 <w:sz w:val="15"/>
                 <w:szCs w:val="15"/>
               </w:rPr>
-              <w:t xml:space="preserve">B-583</w:t>
+              <w:t xml:space="preserve">B-585</w:t>
             </w:r>
           </w:p>
         </w:tc>
@@ -37854,7 +37956,7 @@
                 <w:sz w:val="15"/>
                 <w:szCs w:val="15"/>
               </w:rPr>
-              <w:t xml:space="preserve">B-584</w:t>
+              <w:t xml:space="preserve">B-586</w:t>
             </w:r>
           </w:p>
         </w:tc>
@@ -37905,7 +38007,7 @@
                 <w:sz w:val="15"/>
                 <w:szCs w:val="15"/>
               </w:rPr>
-              <w:t xml:space="preserve">B-585</w:t>
+              <w:t xml:space="preserve">B-587</w:t>
             </w:r>
           </w:p>
         </w:tc>
@@ -37956,7 +38058,7 @@
                 <w:sz w:val="15"/>
                 <w:szCs w:val="15"/>
               </w:rPr>
-              <w:t xml:space="preserve">B-586</w:t>
+              <w:t xml:space="preserve">B-588</w:t>
             </w:r>
           </w:p>
         </w:tc>
@@ -38105,7 +38207,7 @@
                 <w:sz w:val="15"/>
                 <w:szCs w:val="15"/>
               </w:rPr>
-              <w:t xml:space="preserve">B-587</w:t>
+              <w:t xml:space="preserve">B-589</w:t>
             </w:r>
           </w:p>
         </w:tc>
@@ -38156,7 +38258,7 @@
                 <w:sz w:val="15"/>
                 <w:szCs w:val="15"/>
               </w:rPr>
-              <w:t xml:space="preserve">B-588</w:t>
+              <w:t xml:space="preserve">B-590</w:t>
             </w:r>
           </w:p>
         </w:tc>
@@ -38207,7 +38309,7 @@
                 <w:sz w:val="15"/>
                 <w:szCs w:val="15"/>
               </w:rPr>
-              <w:t xml:space="preserve">B-589</w:t>
+              <w:t xml:space="preserve">B-591</w:t>
             </w:r>
           </w:p>
         </w:tc>
@@ -38258,7 +38360,7 @@
                 <w:sz w:val="15"/>
                 <w:szCs w:val="15"/>
               </w:rPr>
-              <w:t xml:space="preserve">B-590</w:t>
+              <w:t xml:space="preserve">B-592</w:t>
             </w:r>
           </w:p>
         </w:tc>
@@ -38309,7 +38411,7 @@
                 <w:sz w:val="15"/>
                 <w:szCs w:val="15"/>
               </w:rPr>
-              <w:t xml:space="preserve">B-591</w:t>
+              <w:t xml:space="preserve">B-593</w:t>
             </w:r>
           </w:p>
         </w:tc>
@@ -38458,7 +38560,7 @@
                 <w:sz w:val="15"/>
                 <w:szCs w:val="15"/>
               </w:rPr>
-              <w:t xml:space="preserve">B-592</w:t>
+              <w:t xml:space="preserve">B-594</w:t>
             </w:r>
           </w:p>
         </w:tc>
@@ -38509,7 +38611,7 @@
                 <w:sz w:val="15"/>
                 <w:szCs w:val="15"/>
               </w:rPr>
-              <w:t xml:space="preserve">B-593</w:t>
+              <w:t xml:space="preserve">B-595</w:t>
             </w:r>
           </w:p>
         </w:tc>
@@ -38560,7 +38662,7 @@
                 <w:sz w:val="15"/>
                 <w:szCs w:val="15"/>
               </w:rPr>
-              <w:t xml:space="preserve">B-594</w:t>
+              <w:t xml:space="preserve">B-596</w:t>
             </w:r>
           </w:p>
         </w:tc>
@@ -38611,7 +38713,7 @@
                 <w:sz w:val="15"/>
                 <w:szCs w:val="15"/>
               </w:rPr>
-              <w:t xml:space="preserve">B-595</w:t>
+              <w:t xml:space="preserve">B-597</w:t>
             </w:r>
           </w:p>
         </w:tc>
@@ -38760,7 +38862,7 @@
                 <w:sz w:val="15"/>
                 <w:szCs w:val="15"/>
               </w:rPr>
-              <w:t xml:space="preserve">B-596</w:t>
+              <w:t xml:space="preserve">B-598</w:t>
             </w:r>
           </w:p>
         </w:tc>
@@ -38811,7 +38913,7 @@
                 <w:sz w:val="15"/>
                 <w:szCs w:val="15"/>
               </w:rPr>
-              <w:t xml:space="preserve">B-597</w:t>
+              <w:t xml:space="preserve">B-599</w:t>
             </w:r>
           </w:p>
         </w:tc>
@@ -38862,7 +38964,7 @@
                 <w:sz w:val="15"/>
                 <w:szCs w:val="15"/>
               </w:rPr>
-              <w:t xml:space="preserve">B-598</w:t>
+              <w:t xml:space="preserve">B-600</w:t>
             </w:r>
           </w:p>
         </w:tc>
@@ -38913,7 +39015,7 @@
                 <w:sz w:val="15"/>
                 <w:szCs w:val="15"/>
               </w:rPr>
-              <w:t xml:space="preserve">B-599</w:t>
+              <w:t xml:space="preserve">B-601</w:t>
             </w:r>
           </w:p>
         </w:tc>
@@ -38964,7 +39066,7 @@
                 <w:sz w:val="15"/>
                 <w:szCs w:val="15"/>
               </w:rPr>
-              <w:t xml:space="preserve">B-600</w:t>
+              <w:t xml:space="preserve">B-602</w:t>
             </w:r>
           </w:p>
         </w:tc>
@@ -39015,7 +39117,7 @@
                 <w:sz w:val="15"/>
                 <w:szCs w:val="15"/>
               </w:rPr>
-              <w:t xml:space="preserve">B-601</w:t>
+              <w:t xml:space="preserve">B-603</w:t>
             </w:r>
           </w:p>
         </w:tc>
@@ -39164,7 +39266,7 @@
                 <w:sz w:val="15"/>
                 <w:szCs w:val="15"/>
               </w:rPr>
-              <w:t xml:space="preserve">B-602</w:t>
+              <w:t xml:space="preserve">B-604</w:t>
             </w:r>
           </w:p>
         </w:tc>
@@ -39215,7 +39317,7 @@
                 <w:sz w:val="15"/>
                 <w:szCs w:val="15"/>
               </w:rPr>
-              <w:t xml:space="preserve">B-603</w:t>
+              <w:t xml:space="preserve">B-605</w:t>
             </w:r>
           </w:p>
         </w:tc>
@@ -39266,7 +39368,7 @@
                 <w:sz w:val="15"/>
                 <w:szCs w:val="15"/>
               </w:rPr>
-              <w:t xml:space="preserve">B-604</w:t>
+              <w:t xml:space="preserve">B-606</w:t>
             </w:r>
           </w:p>
         </w:tc>
@@ -39415,7 +39517,7 @@
                 <w:sz w:val="15"/>
                 <w:szCs w:val="15"/>
               </w:rPr>
-              <w:t xml:space="preserve">B-605</w:t>
+              <w:t xml:space="preserve">B-607</w:t>
             </w:r>
           </w:p>
         </w:tc>
@@ -39466,7 +39568,7 @@
                 <w:sz w:val="15"/>
                 <w:szCs w:val="15"/>
               </w:rPr>
-              <w:t xml:space="preserve">B-606</w:t>
+              <w:t xml:space="preserve">B-608</w:t>
             </w:r>
           </w:p>
         </w:tc>
@@ -39517,7 +39619,7 @@
                 <w:sz w:val="15"/>
                 <w:szCs w:val="15"/>
               </w:rPr>
-              <w:t xml:space="preserve">B-607</w:t>
+              <w:t xml:space="preserve">B-609</w:t>
             </w:r>
           </w:p>
         </w:tc>
@@ -39568,7 +39670,7 @@
                 <w:sz w:val="15"/>
                 <w:szCs w:val="15"/>
               </w:rPr>
-              <w:t xml:space="preserve">B-608</w:t>
+              <w:t xml:space="preserve">B-610</w:t>
             </w:r>
           </w:p>
         </w:tc>
@@ -39619,7 +39721,7 @@
                 <w:sz w:val="15"/>
                 <w:szCs w:val="15"/>
               </w:rPr>
-              <w:t xml:space="preserve">B-609</w:t>
+              <w:t xml:space="preserve">B-611</w:t>
             </w:r>
           </w:p>
         </w:tc>
@@ -39670,7 +39772,7 @@
                 <w:sz w:val="15"/>
                 <w:szCs w:val="15"/>
               </w:rPr>
-              <w:t xml:space="preserve">B-610</w:t>
+              <w:t xml:space="preserve">B-612</w:t>
             </w:r>
           </w:p>
         </w:tc>
@@ -39721,7 +39823,7 @@
                 <w:sz w:val="15"/>
                 <w:szCs w:val="15"/>
               </w:rPr>
-              <w:t xml:space="preserve">B-611</w:t>
+              <w:t xml:space="preserve">B-613</w:t>
             </w:r>
           </w:p>
         </w:tc>
@@ -39772,7 +39874,7 @@
                 <w:sz w:val="15"/>
                 <w:szCs w:val="15"/>
               </w:rPr>
-              <w:t xml:space="preserve">B-612</w:t>
+              <w:t xml:space="preserve">B-614</w:t>
             </w:r>
           </w:p>
         </w:tc>
@@ -39823,7 +39925,7 @@
                 <w:sz w:val="15"/>
                 <w:szCs w:val="15"/>
               </w:rPr>
-              <w:t xml:space="preserve">B-613</w:t>
+              <w:t xml:space="preserve">B-615</w:t>
             </w:r>
           </w:p>
         </w:tc>
@@ -39874,7 +39976,7 @@
                 <w:sz w:val="15"/>
                 <w:szCs w:val="15"/>
               </w:rPr>
-              <w:t xml:space="preserve">B-614</w:t>
+              <w:t xml:space="preserve">B-616</w:t>
             </w:r>
           </w:p>
         </w:tc>
@@ -39925,7 +40027,7 @@
                 <w:sz w:val="15"/>
                 <w:szCs w:val="15"/>
               </w:rPr>
-              <w:t xml:space="preserve">B-615</w:t>
+              <w:t xml:space="preserve">B-617</w:t>
             </w:r>
           </w:p>
         </w:tc>
@@ -39976,7 +40078,7 @@
                 <w:sz w:val="15"/>
                 <w:szCs w:val="15"/>
               </w:rPr>
-              <w:t xml:space="preserve">B-616</w:t>
+              <w:t xml:space="preserve">B-618</w:t>
             </w:r>
           </w:p>
         </w:tc>
@@ -40027,7 +40129,7 @@
                 <w:sz w:val="15"/>
                 <w:szCs w:val="15"/>
               </w:rPr>
-              <w:t xml:space="preserve">B-617</w:t>
+              <w:t xml:space="preserve">B-619</w:t>
             </w:r>
           </w:p>
         </w:tc>
@@ -40078,7 +40180,7 @@
                 <w:sz w:val="15"/>
                 <w:szCs w:val="15"/>
               </w:rPr>
-              <w:t xml:space="preserve">B-618</w:t>
+              <w:t xml:space="preserve">B-620</w:t>
             </w:r>
           </w:p>
         </w:tc>
@@ -40129,7 +40231,7 @@
                 <w:sz w:val="15"/>
                 <w:szCs w:val="15"/>
               </w:rPr>
-              <w:t xml:space="preserve">B-619</w:t>
+              <w:t xml:space="preserve">B-621</w:t>
             </w:r>
           </w:p>
         </w:tc>
@@ -40180,7 +40282,7 @@
                 <w:sz w:val="15"/>
                 <w:szCs w:val="15"/>
               </w:rPr>
-              <w:t xml:space="preserve">B-620</w:t>
+              <w:t xml:space="preserve">B-622</w:t>
             </w:r>
           </w:p>
         </w:tc>
@@ -40231,7 +40333,7 @@
                 <w:sz w:val="15"/>
                 <w:szCs w:val="15"/>
               </w:rPr>
-              <w:t xml:space="preserve">B-621</w:t>
+              <w:t xml:space="preserve">B-623</w:t>
             </w:r>
           </w:p>
         </w:tc>
@@ -40282,7 +40384,7 @@
                 <w:sz w:val="15"/>
                 <w:szCs w:val="15"/>
               </w:rPr>
-              <w:t xml:space="preserve">B-622</w:t>
+              <w:t xml:space="preserve">B-624</w:t>
             </w:r>
           </w:p>
         </w:tc>
@@ -40333,7 +40435,7 @@
                 <w:sz w:val="15"/>
                 <w:szCs w:val="15"/>
               </w:rPr>
-              <w:t xml:space="preserve">B-623</w:t>
+              <w:t xml:space="preserve">B-625</w:t>
             </w:r>
           </w:p>
         </w:tc>
@@ -40384,7 +40486,7 @@
                 <w:sz w:val="15"/>
                 <w:szCs w:val="15"/>
               </w:rPr>
-              <w:t xml:space="preserve">B-624</w:t>
+              <w:t xml:space="preserve">B-626</w:t>
             </w:r>
           </w:p>
         </w:tc>
@@ -40435,7 +40537,7 @@
                 <w:sz w:val="15"/>
                 <w:szCs w:val="15"/>
               </w:rPr>
-              <w:t xml:space="preserve">B-625</w:t>
+              <w:t xml:space="preserve">B-627</w:t>
             </w:r>
           </w:p>
         </w:tc>
@@ -40486,7 +40588,7 @@
                 <w:sz w:val="15"/>
                 <w:szCs w:val="15"/>
               </w:rPr>
-              <w:t xml:space="preserve">B-626</w:t>
+              <w:t xml:space="preserve">B-628</w:t>
             </w:r>
           </w:p>
         </w:tc>
@@ -40635,7 +40737,7 @@
                 <w:sz w:val="15"/>
                 <w:szCs w:val="15"/>
               </w:rPr>
-              <w:t xml:space="preserve">B-627</w:t>
+              <w:t xml:space="preserve">B-629</w:t>
             </w:r>
           </w:p>
         </w:tc>
@@ -40686,7 +40788,7 @@
                 <w:sz w:val="15"/>
                 <w:szCs w:val="15"/>
               </w:rPr>
-              <w:t xml:space="preserve">B-628</w:t>
+              <w:t xml:space="preserve">B-630</w:t>
             </w:r>
           </w:p>
         </w:tc>
@@ -40737,7 +40839,7 @@
                 <w:sz w:val="15"/>
                 <w:szCs w:val="15"/>
               </w:rPr>
-              <w:t xml:space="preserve">B-629</w:t>
+              <w:t xml:space="preserve">B-631</w:t>
             </w:r>
           </w:p>
         </w:tc>
@@ -40788,7 +40890,7 @@
                 <w:sz w:val="15"/>
                 <w:szCs w:val="15"/>
               </w:rPr>
-              <w:t xml:space="preserve">B-630</w:t>
+              <w:t xml:space="preserve">B-632</w:t>
             </w:r>
           </w:p>
         </w:tc>
@@ -40839,7 +40941,7 @@
                 <w:sz w:val="15"/>
                 <w:szCs w:val="15"/>
               </w:rPr>
-              <w:t xml:space="preserve">B-631</w:t>
+              <w:t xml:space="preserve">B-633</w:t>
             </w:r>
           </w:p>
         </w:tc>
@@ -40988,7 +41090,7 @@
                 <w:sz w:val="15"/>
                 <w:szCs w:val="15"/>
               </w:rPr>
-              <w:t xml:space="preserve">B-632</w:t>
+              <w:t xml:space="preserve">B-634</w:t>
             </w:r>
           </w:p>
         </w:tc>
@@ -41039,7 +41141,7 @@
                 <w:sz w:val="15"/>
                 <w:szCs w:val="15"/>
               </w:rPr>
-              <w:t xml:space="preserve">B-633</w:t>
+              <w:t xml:space="preserve">B-635</w:t>
             </w:r>
           </w:p>
         </w:tc>
@@ -41090,7 +41192,7 @@
                 <w:sz w:val="15"/>
                 <w:szCs w:val="15"/>
               </w:rPr>
-              <w:t xml:space="preserve">B-634</w:t>
+              <w:t xml:space="preserve">B-636</w:t>
             </w:r>
           </w:p>
         </w:tc>
@@ -41141,7 +41243,7 @@
                 <w:sz w:val="15"/>
                 <w:szCs w:val="15"/>
               </w:rPr>
-              <w:t xml:space="preserve">B-635</w:t>
+              <w:t xml:space="preserve">B-637</w:t>
             </w:r>
           </w:p>
         </w:tc>
@@ -41192,7 +41294,7 @@
                 <w:sz w:val="15"/>
                 <w:szCs w:val="15"/>
               </w:rPr>
-              <w:t xml:space="preserve">B-636</w:t>
+              <w:t xml:space="preserve">B-638</w:t>
             </w:r>
           </w:p>
         </w:tc>
@@ -41243,7 +41345,7 @@
                 <w:sz w:val="15"/>
                 <w:szCs w:val="15"/>
               </w:rPr>
-              <w:t xml:space="preserve">B-637</w:t>
+              <w:t xml:space="preserve">B-639</w:t>
             </w:r>
           </w:p>
         </w:tc>
@@ -41294,7 +41396,7 @@
                 <w:sz w:val="15"/>
                 <w:szCs w:val="15"/>
               </w:rPr>
-              <w:t xml:space="preserve">B-638</w:t>
+              <w:t xml:space="preserve">B-640</w:t>
             </w:r>
           </w:p>
         </w:tc>
@@ -41345,7 +41447,7 @@
                 <w:sz w:val="15"/>
                 <w:szCs w:val="15"/>
               </w:rPr>
-              <w:t xml:space="preserve">B-639</w:t>
+              <w:t xml:space="preserve">B-641</w:t>
             </w:r>
           </w:p>
         </w:tc>
@@ -41494,7 +41596,7 @@
                 <w:sz w:val="15"/>
                 <w:szCs w:val="15"/>
               </w:rPr>
-              <w:t xml:space="preserve">B-640</w:t>
+              <w:t xml:space="preserve">B-642</w:t>
             </w:r>
           </w:p>
         </w:tc>
@@ -41545,7 +41647,7 @@
                 <w:sz w:val="15"/>
                 <w:szCs w:val="15"/>
               </w:rPr>
-              <w:t xml:space="preserve">B-641</w:t>
+              <w:t xml:space="preserve">B-643</w:t>
             </w:r>
           </w:p>
         </w:tc>
@@ -41596,7 +41698,7 @@
                 <w:sz w:val="15"/>
                 <w:szCs w:val="15"/>
               </w:rPr>
-              <w:t xml:space="preserve">B-642</w:t>
+              <w:t xml:space="preserve">B-644</w:t>
             </w:r>
           </w:p>
         </w:tc>
@@ -41647,7 +41749,7 @@
                 <w:sz w:val="15"/>
                 <w:szCs w:val="15"/>
               </w:rPr>
-              <w:t xml:space="preserve">B-643</w:t>
+              <w:t xml:space="preserve">B-645</w:t>
             </w:r>
           </w:p>
         </w:tc>
@@ -41698,7 +41800,7 @@
                 <w:sz w:val="15"/>
                 <w:szCs w:val="15"/>
               </w:rPr>
-              <w:t xml:space="preserve">B-644</w:t>
+              <w:t xml:space="preserve">B-646</w:t>
             </w:r>
           </w:p>
         </w:tc>
@@ -41749,7 +41851,7 @@
                 <w:sz w:val="15"/>
                 <w:szCs w:val="15"/>
               </w:rPr>
-              <w:t xml:space="preserve">B-645</w:t>
+              <w:t xml:space="preserve">B-647</w:t>
             </w:r>
           </w:p>
         </w:tc>
@@ -41800,7 +41902,7 @@
                 <w:sz w:val="15"/>
                 <w:szCs w:val="15"/>
               </w:rPr>
-              <w:t xml:space="preserve">B-646</w:t>
+              <w:t xml:space="preserve">B-648</w:t>
             </w:r>
           </w:p>
         </w:tc>
@@ -41851,7 +41953,7 @@
                 <w:sz w:val="15"/>
                 <w:szCs w:val="15"/>
               </w:rPr>
-              <w:t xml:space="preserve">B-647</w:t>
+              <w:t xml:space="preserve">B-649</w:t>
             </w:r>
           </w:p>
         </w:tc>
@@ -41902,7 +42004,7 @@
                 <w:sz w:val="15"/>
                 <w:szCs w:val="15"/>
               </w:rPr>
-              <w:t xml:space="preserve">B-648</w:t>
+              <w:t xml:space="preserve">B-650</w:t>
             </w:r>
           </w:p>
         </w:tc>
@@ -41953,7 +42055,7 @@
                 <w:sz w:val="15"/>
                 <w:szCs w:val="15"/>
               </w:rPr>
-              <w:t xml:space="preserve">B-649</w:t>
+              <w:t xml:space="preserve">B-651</w:t>
             </w:r>
           </w:p>
         </w:tc>
@@ -42004,7 +42106,7 @@
                 <w:sz w:val="15"/>
                 <w:szCs w:val="15"/>
               </w:rPr>
-              <w:t xml:space="preserve">B-650</w:t>
+              <w:t xml:space="preserve">B-652</w:t>
             </w:r>
           </w:p>
         </w:tc>
@@ -42055,7 +42157,7 @@
                 <w:sz w:val="15"/>
                 <w:szCs w:val="15"/>
               </w:rPr>
-              <w:t xml:space="preserve">B-651</w:t>
+              <w:t xml:space="preserve">B-653</w:t>
             </w:r>
           </w:p>
         </w:tc>
@@ -42106,7 +42208,7 @@
                 <w:sz w:val="15"/>
                 <w:szCs w:val="15"/>
               </w:rPr>
-              <w:t xml:space="preserve">B-652</w:t>
+              <w:t xml:space="preserve">B-654</w:t>
             </w:r>
           </w:p>
         </w:tc>
@@ -42157,7 +42259,7 @@
                 <w:sz w:val="15"/>
                 <w:szCs w:val="15"/>
               </w:rPr>
-              <w:t xml:space="preserve">B-653</w:t>
+              <w:t xml:space="preserve">B-655</w:t>
             </w:r>
           </w:p>
         </w:tc>
@@ -42208,7 +42310,7 @@
                 <w:sz w:val="15"/>
                 <w:szCs w:val="15"/>
               </w:rPr>
-              <w:t xml:space="preserve">B-654</w:t>
+              <w:t xml:space="preserve">B-656</w:t>
             </w:r>
           </w:p>
         </w:tc>
@@ -42259,7 +42361,7 @@
                 <w:sz w:val="15"/>
                 <w:szCs w:val="15"/>
               </w:rPr>
-              <w:t xml:space="preserve">B-655</w:t>
+              <w:t xml:space="preserve">B-657</w:t>
             </w:r>
           </w:p>
         </w:tc>
@@ -42310,7 +42412,7 @@
                 <w:sz w:val="15"/>
                 <w:szCs w:val="15"/>
               </w:rPr>
-              <w:t xml:space="preserve">B-656</w:t>
+              <w:t xml:space="preserve">B-658</w:t>
             </w:r>
           </w:p>
         </w:tc>
@@ -42361,7 +42463,7 @@
                 <w:sz w:val="15"/>
                 <w:szCs w:val="15"/>
               </w:rPr>
-              <w:t xml:space="preserve">B-657</w:t>
+              <w:t xml:space="preserve">B-659</w:t>
             </w:r>
           </w:p>
         </w:tc>
@@ -42412,7 +42514,7 @@
                 <w:sz w:val="15"/>
                 <w:szCs w:val="15"/>
               </w:rPr>
-              <w:t xml:space="preserve">B-658</w:t>
+              <w:t xml:space="preserve">B-660</w:t>
             </w:r>
           </w:p>
         </w:tc>
@@ -42463,7 +42565,7 @@
                 <w:sz w:val="15"/>
                 <w:szCs w:val="15"/>
               </w:rPr>
-              <w:t xml:space="preserve">B-659</w:t>
+              <w:t xml:space="preserve">B-661</w:t>
             </w:r>
           </w:p>
         </w:tc>
@@ -42514,7 +42616,7 @@
                 <w:sz w:val="15"/>
                 <w:szCs w:val="15"/>
               </w:rPr>
-              <w:t xml:space="preserve">B-660</w:t>
+              <w:t xml:space="preserve">B-662</w:t>
             </w:r>
           </w:p>
         </w:tc>
@@ -42565,7 +42667,7 @@
                 <w:sz w:val="15"/>
                 <w:szCs w:val="15"/>
               </w:rPr>
-              <w:t xml:space="preserve">B-661</w:t>
+              <w:t xml:space="preserve">B-663</w:t>
             </w:r>
           </w:p>
         </w:tc>
@@ -42616,7 +42718,7 @@
                 <w:sz w:val="15"/>
                 <w:szCs w:val="15"/>
               </w:rPr>
-              <w:t xml:space="preserve">B-662</w:t>
+              <w:t xml:space="preserve">B-664</w:t>
             </w:r>
           </w:p>
         </w:tc>
@@ -42667,7 +42769,7 @@
                 <w:sz w:val="15"/>
                 <w:szCs w:val="15"/>
               </w:rPr>
-              <w:t xml:space="preserve">B-663</w:t>
+              <w:t xml:space="preserve">B-665</w:t>
             </w:r>
           </w:p>
         </w:tc>
@@ -42718,7 +42820,7 @@
                 <w:sz w:val="15"/>
                 <w:szCs w:val="15"/>
               </w:rPr>
-              <w:t xml:space="preserve">B-664</w:t>
+              <w:t xml:space="preserve">B-666</w:t>
             </w:r>
           </w:p>
         </w:tc>
@@ -42769,7 +42871,7 @@
                 <w:sz w:val="15"/>
                 <w:szCs w:val="15"/>
               </w:rPr>
-              <w:t xml:space="preserve">B-665</w:t>
+              <w:t xml:space="preserve">B-667</w:t>
             </w:r>
           </w:p>
         </w:tc>
@@ -42820,7 +42922,7 @@
                 <w:sz w:val="15"/>
                 <w:szCs w:val="15"/>
               </w:rPr>
-              <w:t xml:space="preserve">B-666</w:t>
+              <w:t xml:space="preserve">B-668</w:t>
             </w:r>
           </w:p>
         </w:tc>
@@ -42871,7 +42973,7 @@
                 <w:sz w:val="15"/>
                 <w:szCs w:val="15"/>
               </w:rPr>
-              <w:t xml:space="preserve">B-667</w:t>
+              <w:t xml:space="preserve">B-669</w:t>
             </w:r>
           </w:p>
         </w:tc>
@@ -42922,7 +43024,7 @@
                 <w:sz w:val="15"/>
                 <w:szCs w:val="15"/>
               </w:rPr>
-              <w:t xml:space="preserve">B-668</w:t>
+              <w:t xml:space="preserve">B-670</w:t>
             </w:r>
           </w:p>
         </w:tc>
@@ -42973,7 +43075,7 @@
                 <w:sz w:val="15"/>
                 <w:szCs w:val="15"/>
               </w:rPr>
-              <w:t xml:space="preserve">B-669</w:t>
+              <w:t xml:space="preserve">B-671</w:t>
             </w:r>
           </w:p>
         </w:tc>
@@ -43024,7 +43126,7 @@
                 <w:sz w:val="15"/>
                 <w:szCs w:val="15"/>
               </w:rPr>
-              <w:t xml:space="preserve">B-670</w:t>
+              <w:t xml:space="preserve">B-672</w:t>
             </w:r>
           </w:p>
         </w:tc>
@@ -43075,7 +43177,7 @@
                 <w:sz w:val="15"/>
                 <w:szCs w:val="15"/>
               </w:rPr>
-              <w:t xml:space="preserve">B-671</w:t>
+              <w:t xml:space="preserve">B-673</w:t>
             </w:r>
           </w:p>
         </w:tc>
@@ -43126,7 +43228,7 @@
                 <w:sz w:val="15"/>
                 <w:szCs w:val="15"/>
               </w:rPr>
-              <w:t xml:space="preserve">B-672</w:t>
+              <w:t xml:space="preserve">B-674</w:t>
             </w:r>
           </w:p>
         </w:tc>
@@ -43177,7 +43279,7 @@
                 <w:sz w:val="15"/>
                 <w:szCs w:val="15"/>
               </w:rPr>
-              <w:t xml:space="preserve">B-673</w:t>
+              <w:t xml:space="preserve">B-675</w:t>
             </w:r>
           </w:p>
         </w:tc>
@@ -43228,7 +43330,7 @@
                 <w:sz w:val="15"/>
                 <w:szCs w:val="15"/>
               </w:rPr>
-              <w:t xml:space="preserve">B-674</w:t>
+              <w:t xml:space="preserve">B-676</w:t>
             </w:r>
           </w:p>
         </w:tc>
@@ -43377,7 +43479,7 @@
                 <w:sz w:val="15"/>
                 <w:szCs w:val="15"/>
               </w:rPr>
-              <w:t xml:space="preserve">B-675</w:t>
+              <w:t xml:space="preserve">B-677</w:t>
             </w:r>
           </w:p>
         </w:tc>
@@ -43428,7 +43530,7 @@
                 <w:sz w:val="15"/>
                 <w:szCs w:val="15"/>
               </w:rPr>
-              <w:t xml:space="preserve">B-676</w:t>
+              <w:t xml:space="preserve">B-678</w:t>
             </w:r>
           </w:p>
         </w:tc>
@@ -43479,7 +43581,7 @@
                 <w:sz w:val="15"/>
                 <w:szCs w:val="15"/>
               </w:rPr>
-              <w:t xml:space="preserve">B-677</w:t>
+              <w:t xml:space="preserve">B-679</w:t>
             </w:r>
           </w:p>
         </w:tc>
@@ -43530,7 +43632,7 @@
                 <w:sz w:val="15"/>
                 <w:szCs w:val="15"/>
               </w:rPr>
-              <w:t xml:space="preserve">B-678</w:t>
+              <w:t xml:space="preserve">B-680</w:t>
             </w:r>
           </w:p>
         </w:tc>
@@ -43581,7 +43683,7 @@
                 <w:sz w:val="15"/>
                 <w:szCs w:val="15"/>
               </w:rPr>
-              <w:t xml:space="preserve">B-679</w:t>
+              <w:t xml:space="preserve">B-681</w:t>
             </w:r>
           </w:p>
         </w:tc>
@@ -43730,7 +43832,7 @@
                 <w:sz w:val="15"/>
                 <w:szCs w:val="15"/>
               </w:rPr>
-              <w:t xml:space="preserve">B-680</w:t>
+              <w:t xml:space="preserve">B-682</w:t>
             </w:r>
           </w:p>
         </w:tc>
@@ -43781,7 +43883,7 @@
                 <w:sz w:val="15"/>
                 <w:szCs w:val="15"/>
               </w:rPr>
-              <w:t xml:space="preserve">B-681</w:t>
+              <w:t xml:space="preserve">B-683</w:t>
             </w:r>
           </w:p>
         </w:tc>
@@ -43832,7 +43934,7 @@
                 <w:sz w:val="15"/>
                 <w:szCs w:val="15"/>
               </w:rPr>
-              <w:t xml:space="preserve">B-682</w:t>
+              <w:t xml:space="preserve">B-684</w:t>
             </w:r>
           </w:p>
         </w:tc>
@@ -43883,7 +43985,7 @@
                 <w:sz w:val="15"/>
                 <w:szCs w:val="15"/>
               </w:rPr>
-              <w:t xml:space="preserve">B-683</w:t>
+              <w:t xml:space="preserve">B-685</w:t>
             </w:r>
           </w:p>
         </w:tc>
@@ -43934,7 +44036,7 @@
                 <w:sz w:val="15"/>
                 <w:szCs w:val="15"/>
               </w:rPr>
-              <w:t xml:space="preserve">B-684</w:t>
+              <w:t xml:space="preserve">B-686</w:t>
             </w:r>
           </w:p>
         </w:tc>
@@ -44083,7 +44185,7 @@
                 <w:sz w:val="15"/>
                 <w:szCs w:val="15"/>
               </w:rPr>
-              <w:t xml:space="preserve">B-685</w:t>
+              <w:t xml:space="preserve">B-687</w:t>
             </w:r>
           </w:p>
         </w:tc>
@@ -44134,7 +44236,7 @@
                 <w:sz w:val="15"/>
                 <w:szCs w:val="15"/>
               </w:rPr>
-              <w:t xml:space="preserve">B-686</w:t>
+              <w:t xml:space="preserve">B-688</w:t>
             </w:r>
           </w:p>
         </w:tc>
@@ -44283,7 +44385,7 @@
                 <w:sz w:val="15"/>
                 <w:szCs w:val="15"/>
               </w:rPr>
-              <w:t xml:space="preserve">B-687</w:t>
+              <w:t xml:space="preserve">B-689</w:t>
             </w:r>
           </w:p>
         </w:tc>
@@ -44334,7 +44436,7 @@
                 <w:sz w:val="15"/>
                 <w:szCs w:val="15"/>
               </w:rPr>
-              <w:t xml:space="preserve">B-688</w:t>
+              <w:t xml:space="preserve">B-690</w:t>
             </w:r>
           </w:p>
         </w:tc>
@@ -44483,7 +44585,7 @@
                 <w:sz w:val="15"/>
                 <w:szCs w:val="15"/>
               </w:rPr>
-              <w:t xml:space="preserve">B-689</w:t>
+              <w:t xml:space="preserve">B-691</w:t>
             </w:r>
           </w:p>
         </w:tc>
@@ -44632,7 +44734,7 @@
                 <w:sz w:val="15"/>
                 <w:szCs w:val="15"/>
               </w:rPr>
-              <w:t xml:space="preserve">B-690</w:t>
+              <w:t xml:space="preserve">B-692</w:t>
             </w:r>
           </w:p>
         </w:tc>

--- a/texte/SmartVoc-Texte-Deutsch_v3.docx
+++ b/texte/SmartVoc-Texte-Deutsch_v3.docx
@@ -6005,7 +6005,7 @@
           <w:sz w:val="21"/>
           <w:szCs w:val="21"/>
         </w:rPr>
-        <w:t xml:space="preserve">Du kannst Auskunft darüber verlangen, was über dich gespeichert ist, kannst es berichtigen lassen, und du kannst alles jederzeit selbst als Datei exportieren oder dein Konto vollständig löschen. Den Export findest du in den Einstellungen, das Löschen des Kontos im Kontofenster oben rechts. Beim Löschen verschwinden auch die Daten auf dem Server, und das lässt sich nicht rückgängig machen. Für alles andere genügt eine Nachricht an die im Impressum genannte Adresse.</w:t>
+        <w:t xml:space="preserve">Du kannst Auskunft darüber verlangen, was über dich gespeichert ist, kannst es berichtigen lassen, und du kannst alles jederzeit selbst als Datei exportieren oder dein Konto vollständig löschen. Den Export findest du in den Einstellungen, das Löschen des Kontos im Kontofenster oben rechts. Beim Löschen verschwinden auch die Daten auf dem Server, und das lässt sich nicht rückgängig machen. Für alles andere genügt eine Nachricht an support@smartvoc.app.</w:t>
       </w:r>
     </w:p>
     <w:p>
@@ -6160,16 +6160,7 @@
           <w:sz w:val="21"/>
           <w:szCs w:val="21"/>
         </w:rPr>
-        <w:t xml:space="preserve">Martin Keller, Schweiz. Fragen zum Datenschutz gehen an die im Impressum genannte Adresse.</w:t>
-      </w:r>
-    </w:p>
-    <w:p>
-      <w:pPr>
-        <w:pStyle w:val="Heading3"/>
-        <w:spacing w:after="120" w:before="260"/>
-      </w:pPr>
-      <w:r>
-        <w:t xml:space="preserve">Impressum</w:t>
+        <w:t xml:space="preserve">Martin Keller, Rebbergstrasse 7a, 8953 Dietikon, Schweiz.</w:t>
       </w:r>
     </w:p>
     <w:p>
@@ -6184,6 +6175,46 @@
           <w:szCs w:val="15"/>
         </w:rPr>
         <w:t xml:space="preserve">A-201</w:t>
+      </w:r>
+    </w:p>
+    <w:p>
+      <w:pPr>
+        <w:spacing w:after="60"/>
+      </w:pPr>
+      <w:r>
+        <w:rPr>
+          <w:rFonts w:ascii="Calibri" w:cs="Calibri" w:eastAsia="Calibri" w:hAnsi="Calibri"/>
+          <w:b w:val="false"/>
+          <w:bCs w:val="false"/>
+          <w:i w:val="false"/>
+          <w:iCs w:val="false"/>
+          <w:sz w:val="21"/>
+          <w:szCs w:val="21"/>
+        </w:rPr>
+        <w:t xml:space="preserve">Fragen zum Datenschutz: support@smartvoc.app, Telefon +41 79 822 36 75.</w:t>
+      </w:r>
+    </w:p>
+    <w:p>
+      <w:pPr>
+        <w:pStyle w:val="Heading3"/>
+        <w:spacing w:after="120" w:before="260"/>
+      </w:pPr>
+      <w:r>
+        <w:t xml:space="preserve">Impressum</w:t>
+      </w:r>
+    </w:p>
+    <w:p>
+      <w:pPr>
+        <w:spacing w:after="20" w:before="140"/>
+      </w:pPr>
+      <w:r>
+        <w:rPr>
+          <w:rFonts w:ascii="Consolas" w:cs="Consolas" w:eastAsia="Consolas" w:hAnsi="Consolas"/>
+          <w:color w:val="9A958B"/>
+          <w:sz w:val="15"/>
+          <w:szCs w:val="15"/>
+        </w:rPr>
+        <w:t xml:space="preserve">A-202</w:t>
       </w:r>
     </w:p>
     <w:p>
@@ -6214,7 +6245,7 @@
           <w:sz w:val="15"/>
           <w:szCs w:val="15"/>
         </w:rPr>
-        <w:t xml:space="preserve">A-202</w:t>
+        <w:t xml:space="preserve">A-203</w:t>
       </w:r>
     </w:p>
     <w:p>
@@ -6231,7 +6262,7 @@
           <w:sz w:val="21"/>
           <w:szCs w:val="21"/>
         </w:rPr>
-        <w:t xml:space="preserve">Martin Keller, Schweiz</w:t>
+        <w:t xml:space="preserve">Martin Keller</w:t>
       </w:r>
     </w:p>
     <w:p>
@@ -6245,7 +6276,100 @@
           <w:sz w:val="15"/>
           <w:szCs w:val="15"/>
         </w:rPr>
-        <w:t xml:space="preserve">A-203</w:t>
+        <w:t xml:space="preserve">A-204</w:t>
+      </w:r>
+    </w:p>
+    <w:p>
+      <w:pPr>
+        <w:spacing w:after="60"/>
+      </w:pPr>
+      <w:r>
+        <w:rPr>
+          <w:rFonts w:ascii="Calibri" w:cs="Calibri" w:eastAsia="Calibri" w:hAnsi="Calibri"/>
+          <w:b w:val="false"/>
+          <w:bCs w:val="false"/>
+          <w:i w:val="false"/>
+          <w:iCs w:val="false"/>
+          <w:sz w:val="21"/>
+          <w:szCs w:val="21"/>
+        </w:rPr>
+        <w:t xml:space="preserve">Rebbergstrasse 7a</w:t>
+      </w:r>
+    </w:p>
+    <w:p>
+      <w:pPr>
+        <w:spacing w:after="20" w:before="140"/>
+      </w:pPr>
+      <w:r>
+        <w:rPr>
+          <w:rFonts w:ascii="Consolas" w:cs="Consolas" w:eastAsia="Consolas" w:hAnsi="Consolas"/>
+          <w:color w:val="9A958B"/>
+          <w:sz w:val="15"/>
+          <w:szCs w:val="15"/>
+        </w:rPr>
+        <w:t xml:space="preserve">A-205</w:t>
+      </w:r>
+    </w:p>
+    <w:p>
+      <w:pPr>
+        <w:spacing w:after="60"/>
+      </w:pPr>
+      <w:r>
+        <w:rPr>
+          <w:rFonts w:ascii="Calibri" w:cs="Calibri" w:eastAsia="Calibri" w:hAnsi="Calibri"/>
+          <w:b w:val="false"/>
+          <w:bCs w:val="false"/>
+          <w:i w:val="false"/>
+          <w:iCs w:val="false"/>
+          <w:sz w:val="21"/>
+          <w:szCs w:val="21"/>
+        </w:rPr>
+        <w:t xml:space="preserve">8953 Dietikon</w:t>
+      </w:r>
+    </w:p>
+    <w:p>
+      <w:pPr>
+        <w:spacing w:after="20" w:before="140"/>
+      </w:pPr>
+      <w:r>
+        <w:rPr>
+          <w:rFonts w:ascii="Consolas" w:cs="Consolas" w:eastAsia="Consolas" w:hAnsi="Consolas"/>
+          <w:color w:val="9A958B"/>
+          <w:sz w:val="15"/>
+          <w:szCs w:val="15"/>
+        </w:rPr>
+        <w:t xml:space="preserve">A-206</w:t>
+      </w:r>
+    </w:p>
+    <w:p>
+      <w:pPr>
+        <w:spacing w:after="60"/>
+      </w:pPr>
+      <w:r>
+        <w:rPr>
+          <w:rFonts w:ascii="Calibri" w:cs="Calibri" w:eastAsia="Calibri" w:hAnsi="Calibri"/>
+          <w:b w:val="false"/>
+          <w:bCs w:val="false"/>
+          <w:i w:val="false"/>
+          <w:iCs w:val="false"/>
+          <w:sz w:val="21"/>
+          <w:szCs w:val="21"/>
+        </w:rPr>
+        <w:t xml:space="preserve">Schweiz</w:t>
+      </w:r>
+    </w:p>
+    <w:p>
+      <w:pPr>
+        <w:spacing w:after="20" w:before="140"/>
+      </w:pPr>
+      <w:r>
+        <w:rPr>
+          <w:rFonts w:ascii="Consolas" w:cs="Consolas" w:eastAsia="Consolas" w:hAnsi="Consolas"/>
+          <w:color w:val="9A958B"/>
+          <w:sz w:val="15"/>
+          <w:szCs w:val="15"/>
+        </w:rPr>
+        <w:t xml:space="preserve">A-207</w:t>
       </w:r>
     </w:p>
     <w:p>
@@ -6276,7 +6400,7 @@
           <w:sz w:val="15"/>
           <w:szCs w:val="15"/>
         </w:rPr>
-        <w:t xml:space="preserve">A-204</w:t>
+        <w:t xml:space="preserve">A-208</w:t>
       </w:r>
     </w:p>
     <w:p>
@@ -6293,7 +6417,7 @@
           <w:sz w:val="21"/>
           <w:szCs w:val="21"/>
         </w:rPr>
-        <w:t xml:space="preserve">Fragen, Fehler und Rückmeldungen gehen an die im App Store hinterlegte Adresse.</w:t>
+        <w:t xml:space="preserve">E-Mail: support@smartvoc.app</w:t>
       </w:r>
     </w:p>
     <w:p>
@@ -6307,7 +6431,69 @@
           <w:sz w:val="15"/>
           <w:szCs w:val="15"/>
         </w:rPr>
-        <w:t xml:space="preserve">A-205</w:t>
+        <w:t xml:space="preserve">A-209</w:t>
+      </w:r>
+    </w:p>
+    <w:p>
+      <w:pPr>
+        <w:spacing w:after="60"/>
+      </w:pPr>
+      <w:r>
+        <w:rPr>
+          <w:rFonts w:ascii="Calibri" w:cs="Calibri" w:eastAsia="Calibri" w:hAnsi="Calibri"/>
+          <w:b w:val="false"/>
+          <w:bCs w:val="false"/>
+          <w:i w:val="false"/>
+          <w:iCs w:val="false"/>
+          <w:sz w:val="21"/>
+          <w:szCs w:val="21"/>
+        </w:rPr>
+        <w:t xml:space="preserve">Telefon: +41 79 822 36 75</w:t>
+      </w:r>
+    </w:p>
+    <w:p>
+      <w:pPr>
+        <w:spacing w:after="20" w:before="140"/>
+      </w:pPr>
+      <w:r>
+        <w:rPr>
+          <w:rFonts w:ascii="Consolas" w:cs="Consolas" w:eastAsia="Consolas" w:hAnsi="Consolas"/>
+          <w:color w:val="9A958B"/>
+          <w:sz w:val="15"/>
+          <w:szCs w:val="15"/>
+        </w:rPr>
+        <w:t xml:space="preserve">A-210</w:t>
+      </w:r>
+    </w:p>
+    <w:p>
+      <w:pPr>
+        <w:spacing w:after="60"/>
+      </w:pPr>
+      <w:r>
+        <w:rPr>
+          <w:rFonts w:ascii="Calibri" w:cs="Calibri" w:eastAsia="Calibri" w:hAnsi="Calibri"/>
+          <w:b w:val="false"/>
+          <w:bCs w:val="false"/>
+          <w:i w:val="false"/>
+          <w:iCs w:val="false"/>
+          <w:sz w:val="21"/>
+          <w:szCs w:val="21"/>
+        </w:rPr>
+        <w:t xml:space="preserve">Fragen, Fehler und Rückmeldungen gehen an dieselbe Adresse.</w:t>
+      </w:r>
+    </w:p>
+    <w:p>
+      <w:pPr>
+        <w:spacing w:after="20" w:before="140"/>
+      </w:pPr>
+      <w:r>
+        <w:rPr>
+          <w:rFonts w:ascii="Consolas" w:cs="Consolas" w:eastAsia="Consolas" w:hAnsi="Consolas"/>
+          <w:color w:val="9A958B"/>
+          <w:sz w:val="15"/>
+          <w:szCs w:val="15"/>
+        </w:rPr>
+        <w:t xml:space="preserve">A-211</w:t>
       </w:r>
     </w:p>
     <w:p>
@@ -6338,7 +6524,7 @@
           <w:sz w:val="15"/>
           <w:szCs w:val="15"/>
         </w:rPr>
-        <w:t xml:space="preserve">A-206</w:t>
+        <w:t xml:space="preserve">A-212</w:t>
       </w:r>
     </w:p>
     <w:p>
@@ -6369,7 +6555,7 @@
           <w:sz w:val="15"/>
           <w:szCs w:val="15"/>
         </w:rPr>
-        <w:t xml:space="preserve">A-207</w:t>
+        <w:t xml:space="preserve">A-213</w:t>
       </w:r>
     </w:p>
     <w:p>
@@ -6400,7 +6586,7 @@
           <w:sz w:val="15"/>
           <w:szCs w:val="15"/>
         </w:rPr>
-        <w:t xml:space="preserve">A-208</w:t>
+        <w:t xml:space="preserve">A-214</w:t>
       </w:r>
     </w:p>
     <w:p>
